--- a/Evaluacion_Riesgos_Incendio_CEDI_D1_Lebrija.docx
+++ b/Evaluacion_Riesgos_Incendio_CEDI_D1_Lebrija.docx
@@ -35,10 +35,10 @@
             </w:tcBorders>
             <w:shd w:fill="CAD225" w:color="auto" w:val="clear"/>
             <w:tcMar>
-              <w:top w:type="dxa" w:w="80"/>
-              <w:left w:type="dxa" w:w="110"/>
-              <w:bottom w:type="dxa" w:w="80"/>
-              <w:right w:type="dxa" w:w="110"/>
+              <w:top w:type="dxa" w:w="100"/>
+              <w:left w:type="dxa" w:w="120"/>
+              <w:bottom w:type="dxa" w:w="100"/>
+              <w:right w:type="dxa" w:w="120"/>
             </w:tcMar>
             <w:vAlign w:val="center"/>
           </w:tcPr>
@@ -54,10 +54,10 @@
               <w:right w:val="none" w:color="FFFFFF" w:sz="0"/>
             </w:tcBorders>
             <w:tcMar>
-              <w:top w:type="dxa" w:w="80"/>
-              <w:left w:type="dxa" w:w="110"/>
-              <w:bottom w:type="dxa" w:w="80"/>
-              <w:right w:type="dxa" w:w="110"/>
+              <w:top w:type="dxa" w:w="100"/>
+              <w:left w:type="dxa" w:w="120"/>
+              <w:bottom w:type="dxa" w:w="100"/>
+              <w:right w:type="dxa" w:w="120"/>
             </w:tcMar>
             <w:vAlign w:val="center"/>
           </w:tcPr>
@@ -636,7 +636,7 @@
     </w:p>
     <w:p>
       <w:pPr>
-        <w:spacing w:after="140" w:before="0" w:line="300" w:lineRule="auto"/>
+        <w:spacing w:after="200" w:before="0" w:line="300" w:lineRule="auto"/>
         <w:jc w:val="both"/>
       </w:pPr>
       <w:r>
@@ -652,7 +652,7 @@
     <w:p>
       <w:pPr>
         <w:keepNext/>
-        <w:spacing w:after="0" w:before="200"/>
+        <w:spacing w:after="20" w:before="320"/>
       </w:pPr>
       <w:r>
         <w:rPr>
@@ -669,7 +669,7 @@
     <w:p>
       <w:pPr>
         <w:keepNext/>
-        <w:spacing w:after="100"/>
+        <w:spacing w:after="140"/>
       </w:pPr>
       <w:r>
         <w:rPr>
@@ -715,10 +715,10 @@
             </w:tcBorders>
             <w:shd w:fill="F4F7D3" w:color="auto" w:val="clear"/>
             <w:tcMar>
-              <w:top w:type="dxa" w:w="80"/>
-              <w:left w:type="dxa" w:w="110"/>
-              <w:bottom w:type="dxa" w:w="80"/>
-              <w:right w:type="dxa" w:w="110"/>
+              <w:top w:type="dxa" w:w="100"/>
+              <w:left w:type="dxa" w:w="120"/>
+              <w:bottom w:type="dxa" w:w="100"/>
+              <w:right w:type="dxa" w:w="120"/>
             </w:tcMar>
             <w:vAlign w:val="center"/>
           </w:tcPr>
@@ -751,10 +751,10 @@
             </w:tcBorders>
             <w:shd w:fill="F4F7D3" w:color="auto" w:val="clear"/>
             <w:tcMar>
-              <w:top w:type="dxa" w:w="80"/>
-              <w:left w:type="dxa" w:w="110"/>
-              <w:bottom w:type="dxa" w:w="80"/>
-              <w:right w:type="dxa" w:w="110"/>
+              <w:top w:type="dxa" w:w="100"/>
+              <w:left w:type="dxa" w:w="120"/>
+              <w:bottom w:type="dxa" w:w="100"/>
+              <w:right w:type="dxa" w:w="120"/>
             </w:tcMar>
             <w:vAlign w:val="center"/>
           </w:tcPr>
@@ -790,10 +790,10 @@
             </w:tcBorders>
             <w:shd w:fill="FFFFFF" w:color="auto" w:val="clear"/>
             <w:tcMar>
-              <w:top w:type="dxa" w:w="80"/>
-              <w:left w:type="dxa" w:w="110"/>
-              <w:bottom w:type="dxa" w:w="80"/>
-              <w:right w:type="dxa" w:w="110"/>
+              <w:top w:type="dxa" w:w="100"/>
+              <w:left w:type="dxa" w:w="120"/>
+              <w:bottom w:type="dxa" w:w="100"/>
+              <w:right w:type="dxa" w:w="120"/>
             </w:tcMar>
             <w:vAlign w:val="center"/>
           </w:tcPr>
@@ -826,10 +826,10 @@
             </w:tcBorders>
             <w:shd w:fill="FFFFFF" w:color="auto" w:val="clear"/>
             <w:tcMar>
-              <w:top w:type="dxa" w:w="80"/>
-              <w:left w:type="dxa" w:w="110"/>
-              <w:bottom w:type="dxa" w:w="80"/>
-              <w:right w:type="dxa" w:w="110"/>
+              <w:top w:type="dxa" w:w="100"/>
+              <w:left w:type="dxa" w:w="120"/>
+              <w:bottom w:type="dxa" w:w="100"/>
+              <w:right w:type="dxa" w:w="120"/>
             </w:tcMar>
             <w:vAlign w:val="center"/>
           </w:tcPr>
@@ -865,10 +865,10 @@
             </w:tcBorders>
             <w:shd w:fill="F4F7D3" w:color="auto" w:val="clear"/>
             <w:tcMar>
-              <w:top w:type="dxa" w:w="80"/>
-              <w:left w:type="dxa" w:w="110"/>
-              <w:bottom w:type="dxa" w:w="80"/>
-              <w:right w:type="dxa" w:w="110"/>
+              <w:top w:type="dxa" w:w="100"/>
+              <w:left w:type="dxa" w:w="120"/>
+              <w:bottom w:type="dxa" w:w="100"/>
+              <w:right w:type="dxa" w:w="120"/>
             </w:tcMar>
             <w:vAlign w:val="center"/>
           </w:tcPr>
@@ -901,10 +901,10 @@
             </w:tcBorders>
             <w:shd w:fill="F4F7D3" w:color="auto" w:val="clear"/>
             <w:tcMar>
-              <w:top w:type="dxa" w:w="80"/>
-              <w:left w:type="dxa" w:w="110"/>
-              <w:bottom w:type="dxa" w:w="80"/>
-              <w:right w:type="dxa" w:w="110"/>
+              <w:top w:type="dxa" w:w="100"/>
+              <w:left w:type="dxa" w:w="120"/>
+              <w:bottom w:type="dxa" w:w="100"/>
+              <w:right w:type="dxa" w:w="120"/>
             </w:tcMar>
             <w:vAlign w:val="center"/>
           </w:tcPr>
@@ -940,10 +940,10 @@
             </w:tcBorders>
             <w:shd w:fill="FFFFFF" w:color="auto" w:val="clear"/>
             <w:tcMar>
-              <w:top w:type="dxa" w:w="80"/>
-              <w:left w:type="dxa" w:w="110"/>
-              <w:bottom w:type="dxa" w:w="80"/>
-              <w:right w:type="dxa" w:w="110"/>
+              <w:top w:type="dxa" w:w="100"/>
+              <w:left w:type="dxa" w:w="120"/>
+              <w:bottom w:type="dxa" w:w="100"/>
+              <w:right w:type="dxa" w:w="120"/>
             </w:tcMar>
             <w:vAlign w:val="center"/>
           </w:tcPr>
@@ -976,10 +976,10 @@
             </w:tcBorders>
             <w:shd w:fill="FFFFFF" w:color="auto" w:val="clear"/>
             <w:tcMar>
-              <w:top w:type="dxa" w:w="80"/>
-              <w:left w:type="dxa" w:w="110"/>
-              <w:bottom w:type="dxa" w:w="80"/>
-              <w:right w:type="dxa" w:w="110"/>
+              <w:top w:type="dxa" w:w="100"/>
+              <w:left w:type="dxa" w:w="120"/>
+              <w:bottom w:type="dxa" w:w="100"/>
+              <w:right w:type="dxa" w:w="120"/>
             </w:tcMar>
             <w:vAlign w:val="center"/>
           </w:tcPr>
@@ -1015,10 +1015,10 @@
             </w:tcBorders>
             <w:shd w:fill="F4F7D3" w:color="auto" w:val="clear"/>
             <w:tcMar>
-              <w:top w:type="dxa" w:w="80"/>
-              <w:left w:type="dxa" w:w="110"/>
-              <w:bottom w:type="dxa" w:w="80"/>
-              <w:right w:type="dxa" w:w="110"/>
+              <w:top w:type="dxa" w:w="100"/>
+              <w:left w:type="dxa" w:w="120"/>
+              <w:bottom w:type="dxa" w:w="100"/>
+              <w:right w:type="dxa" w:w="120"/>
             </w:tcMar>
             <w:vAlign w:val="center"/>
           </w:tcPr>
@@ -1051,10 +1051,10 @@
             </w:tcBorders>
             <w:shd w:fill="F4F7D3" w:color="auto" w:val="clear"/>
             <w:tcMar>
-              <w:top w:type="dxa" w:w="80"/>
-              <w:left w:type="dxa" w:w="110"/>
-              <w:bottom w:type="dxa" w:w="80"/>
-              <w:right w:type="dxa" w:w="110"/>
+              <w:top w:type="dxa" w:w="100"/>
+              <w:left w:type="dxa" w:w="120"/>
+              <w:bottom w:type="dxa" w:w="100"/>
+              <w:right w:type="dxa" w:w="120"/>
             </w:tcMar>
             <w:vAlign w:val="center"/>
           </w:tcPr>
@@ -1090,10 +1090,10 @@
             </w:tcBorders>
             <w:shd w:fill="FFFFFF" w:color="auto" w:val="clear"/>
             <w:tcMar>
-              <w:top w:type="dxa" w:w="80"/>
-              <w:left w:type="dxa" w:w="110"/>
-              <w:bottom w:type="dxa" w:w="80"/>
-              <w:right w:type="dxa" w:w="110"/>
+              <w:top w:type="dxa" w:w="100"/>
+              <w:left w:type="dxa" w:w="120"/>
+              <w:bottom w:type="dxa" w:w="100"/>
+              <w:right w:type="dxa" w:w="120"/>
             </w:tcMar>
             <w:vAlign w:val="center"/>
           </w:tcPr>
@@ -1126,10 +1126,10 @@
             </w:tcBorders>
             <w:shd w:fill="FFFFFF" w:color="auto" w:val="clear"/>
             <w:tcMar>
-              <w:top w:type="dxa" w:w="80"/>
-              <w:left w:type="dxa" w:w="110"/>
-              <w:bottom w:type="dxa" w:w="80"/>
-              <w:right w:type="dxa" w:w="110"/>
+              <w:top w:type="dxa" w:w="100"/>
+              <w:left w:type="dxa" w:w="120"/>
+              <w:bottom w:type="dxa" w:w="100"/>
+              <w:right w:type="dxa" w:w="120"/>
             </w:tcMar>
             <w:vAlign w:val="center"/>
           </w:tcPr>
@@ -1165,10 +1165,10 @@
             </w:tcBorders>
             <w:shd w:fill="F4F7D3" w:color="auto" w:val="clear"/>
             <w:tcMar>
-              <w:top w:type="dxa" w:w="80"/>
-              <w:left w:type="dxa" w:w="110"/>
-              <w:bottom w:type="dxa" w:w="80"/>
-              <w:right w:type="dxa" w:w="110"/>
+              <w:top w:type="dxa" w:w="100"/>
+              <w:left w:type="dxa" w:w="120"/>
+              <w:bottom w:type="dxa" w:w="100"/>
+              <w:right w:type="dxa" w:w="120"/>
             </w:tcMar>
             <w:vAlign w:val="center"/>
           </w:tcPr>
@@ -1201,10 +1201,10 @@
             </w:tcBorders>
             <w:shd w:fill="F4F7D3" w:color="auto" w:val="clear"/>
             <w:tcMar>
-              <w:top w:type="dxa" w:w="80"/>
-              <w:left w:type="dxa" w:w="110"/>
-              <w:bottom w:type="dxa" w:w="80"/>
-              <w:right w:type="dxa" w:w="110"/>
+              <w:top w:type="dxa" w:w="100"/>
+              <w:left w:type="dxa" w:w="120"/>
+              <w:bottom w:type="dxa" w:w="100"/>
+              <w:right w:type="dxa" w:w="120"/>
             </w:tcMar>
             <w:vAlign w:val="center"/>
           </w:tcPr>
@@ -1240,10 +1240,10 @@
             </w:tcBorders>
             <w:shd w:fill="FFFFFF" w:color="auto" w:val="clear"/>
             <w:tcMar>
-              <w:top w:type="dxa" w:w="80"/>
-              <w:left w:type="dxa" w:w="110"/>
-              <w:bottom w:type="dxa" w:w="80"/>
-              <w:right w:type="dxa" w:w="110"/>
+              <w:top w:type="dxa" w:w="100"/>
+              <w:left w:type="dxa" w:w="120"/>
+              <w:bottom w:type="dxa" w:w="100"/>
+              <w:right w:type="dxa" w:w="120"/>
             </w:tcMar>
             <w:vAlign w:val="center"/>
           </w:tcPr>
@@ -1276,10 +1276,10 @@
             </w:tcBorders>
             <w:shd w:fill="FFFFFF" w:color="auto" w:val="clear"/>
             <w:tcMar>
-              <w:top w:type="dxa" w:w="80"/>
-              <w:left w:type="dxa" w:w="110"/>
-              <w:bottom w:type="dxa" w:w="80"/>
-              <w:right w:type="dxa" w:w="110"/>
+              <w:top w:type="dxa" w:w="100"/>
+              <w:left w:type="dxa" w:w="120"/>
+              <w:bottom w:type="dxa" w:w="100"/>
+              <w:right w:type="dxa" w:w="120"/>
             </w:tcMar>
             <w:vAlign w:val="center"/>
           </w:tcPr>
@@ -1303,7 +1303,7 @@
     </w:tbl>
     <w:p>
       <w:pPr>
-        <w:spacing w:after="200" w:before="60"/>
+        <w:spacing w:after="280" w:before="100"/>
       </w:pPr>
       <w:r>
         <w:rPr>
@@ -1337,7 +1337,7 @@
     </w:p>
     <w:p>
       <w:pPr>
-        <w:spacing w:after="140" w:before="0" w:line="300" w:lineRule="auto"/>
+        <w:spacing w:after="200" w:before="0" w:line="300" w:lineRule="auto"/>
         <w:jc w:val="both"/>
       </w:pPr>
       <w:r>
@@ -1357,7 +1357,7 @@
           <w:ilvl w:val="0"/>
           <w:numId w:val="2"/>
         </w:numPr>
-        <w:spacing w:after="80" w:line="288" w:lineRule="auto"/>
+        <w:spacing w:after="110" w:line="300" w:lineRule="auto"/>
       </w:pPr>
       <w:r>
         <w:rPr>
@@ -1387,7 +1387,7 @@
           <w:ilvl w:val="0"/>
           <w:numId w:val="2"/>
         </w:numPr>
-        <w:spacing w:after="80" w:line="288" w:lineRule="auto"/>
+        <w:spacing w:after="110" w:line="300" w:lineRule="auto"/>
       </w:pPr>
       <w:r>
         <w:rPr>
@@ -1417,7 +1417,7 @@
           <w:ilvl w:val="0"/>
           <w:numId w:val="2"/>
         </w:numPr>
-        <w:spacing w:after="80" w:line="288" w:lineRule="auto"/>
+        <w:spacing w:after="110" w:line="300" w:lineRule="auto"/>
       </w:pPr>
       <w:r>
         <w:rPr>
@@ -1442,7 +1442,7 @@
     </w:p>
     <w:p>
       <w:pPr>
-        <w:spacing w:after="100"/>
+        <w:spacing w:after="200"/>
       </w:pPr>
     </w:p>
     <w:tbl>
@@ -1517,7 +1517,7 @@
     <w:p>
       <w:pPr>
         <w:keepNext/>
-        <w:spacing w:after="0" w:before="200"/>
+        <w:spacing w:after="20" w:before="320"/>
       </w:pPr>
       <w:r>
         <w:rPr>
@@ -1534,7 +1534,7 @@
     <w:p>
       <w:pPr>
         <w:keepNext/>
-        <w:spacing w:after="100"/>
+        <w:spacing w:after="140"/>
       </w:pPr>
       <w:r>
         <w:rPr>
@@ -1579,10 +1579,10 @@
             </w:tcBorders>
             <w:shd w:fill="F6D5D1" w:color="auto" w:val="clear"/>
             <w:tcMar>
-              <w:top w:type="dxa" w:w="80"/>
-              <w:left w:type="dxa" w:w="110"/>
-              <w:bottom w:type="dxa" w:w="80"/>
-              <w:right w:type="dxa" w:w="110"/>
+              <w:top w:type="dxa" w:w="100"/>
+              <w:left w:type="dxa" w:w="120"/>
+              <w:bottom w:type="dxa" w:w="100"/>
+              <w:right w:type="dxa" w:w="120"/>
             </w:tcMar>
             <w:vAlign w:val="center"/>
           </w:tcPr>
@@ -1628,10 +1628,10 @@
             </w:tcBorders>
             <w:shd w:fill="FBE5C4" w:color="auto" w:val="clear"/>
             <w:tcMar>
-              <w:top w:type="dxa" w:w="80"/>
-              <w:left w:type="dxa" w:w="110"/>
-              <w:bottom w:type="dxa" w:w="80"/>
-              <w:right w:type="dxa" w:w="110"/>
+              <w:top w:type="dxa" w:w="100"/>
+              <w:left w:type="dxa" w:w="120"/>
+              <w:bottom w:type="dxa" w:w="100"/>
+              <w:right w:type="dxa" w:w="120"/>
             </w:tcMar>
             <w:vAlign w:val="center"/>
           </w:tcPr>
@@ -1677,10 +1677,10 @@
             </w:tcBorders>
             <w:shd w:fill="F4F7D3" w:color="auto" w:val="clear"/>
             <w:tcMar>
-              <w:top w:type="dxa" w:w="80"/>
-              <w:left w:type="dxa" w:w="110"/>
-              <w:bottom w:type="dxa" w:w="80"/>
-              <w:right w:type="dxa" w:w="110"/>
+              <w:top w:type="dxa" w:w="100"/>
+              <w:left w:type="dxa" w:w="120"/>
+              <w:bottom w:type="dxa" w:w="100"/>
+              <w:right w:type="dxa" w:w="120"/>
             </w:tcMar>
             <w:vAlign w:val="center"/>
           </w:tcPr>
@@ -1726,10 +1726,10 @@
             </w:tcBorders>
             <w:shd w:fill="CAD225" w:color="auto" w:val="clear"/>
             <w:tcMar>
-              <w:top w:type="dxa" w:w="80"/>
-              <w:left w:type="dxa" w:w="110"/>
-              <w:bottom w:type="dxa" w:w="80"/>
-              <w:right w:type="dxa" w:w="110"/>
+              <w:top w:type="dxa" w:w="100"/>
+              <w:left w:type="dxa" w:w="120"/>
+              <w:bottom w:type="dxa" w:w="100"/>
+              <w:right w:type="dxa" w:w="120"/>
             </w:tcMar>
             <w:vAlign w:val="center"/>
           </w:tcPr>
@@ -1766,11 +1766,6 @@
         </w:tc>
       </w:tr>
     </w:tbl>
-    <w:p>
-      <w:pPr>
-        <w:spacing w:after="120"/>
-      </w:pPr>
-    </w:p>
     <w:p>
       <w:pPr>
         <w:pStyle w:val="Heading1"/>
@@ -1782,7 +1777,7 @@
     </w:p>
     <w:p>
       <w:pPr>
-        <w:spacing w:after="140" w:before="0" w:line="300" w:lineRule="auto"/>
+        <w:spacing w:after="200" w:before="0" w:line="300" w:lineRule="auto"/>
         <w:jc w:val="both"/>
       </w:pPr>
       <w:r>
@@ -1798,7 +1793,7 @@
     <w:p>
       <w:pPr>
         <w:keepNext/>
-        <w:spacing w:after="0" w:before="200"/>
+        <w:spacing w:after="20" w:before="320"/>
       </w:pPr>
       <w:r>
         <w:rPr>
@@ -1815,7 +1810,7 @@
     <w:p>
       <w:pPr>
         <w:keepNext/>
-        <w:spacing w:after="100"/>
+        <w:spacing w:after="140"/>
       </w:pPr>
       <w:r>
         <w:rPr>
@@ -1863,10 +1858,10 @@
             </w:tcBorders>
             <w:shd w:fill="3B3B3B" w:color="auto" w:val="clear"/>
             <w:tcMar>
-              <w:top w:type="dxa" w:w="80"/>
-              <w:left w:type="dxa" w:w="110"/>
-              <w:bottom w:type="dxa" w:w="80"/>
-              <w:right w:type="dxa" w:w="110"/>
+              <w:top w:type="dxa" w:w="100"/>
+              <w:left w:type="dxa" w:w="120"/>
+              <w:bottom w:type="dxa" w:w="100"/>
+              <w:right w:type="dxa" w:w="120"/>
             </w:tcMar>
             <w:vAlign w:val="center"/>
           </w:tcPr>
@@ -1899,10 +1894,10 @@
             </w:tcBorders>
             <w:shd w:fill="3B3B3B" w:color="auto" w:val="clear"/>
             <w:tcMar>
-              <w:top w:type="dxa" w:w="80"/>
-              <w:left w:type="dxa" w:w="110"/>
-              <w:bottom w:type="dxa" w:w="80"/>
-              <w:right w:type="dxa" w:w="110"/>
+              <w:top w:type="dxa" w:w="100"/>
+              <w:left w:type="dxa" w:w="120"/>
+              <w:bottom w:type="dxa" w:w="100"/>
+              <w:right w:type="dxa" w:w="120"/>
             </w:tcMar>
             <w:vAlign w:val="center"/>
           </w:tcPr>
@@ -1935,10 +1930,10 @@
             </w:tcBorders>
             <w:shd w:fill="3B3B3B" w:color="auto" w:val="clear"/>
             <w:tcMar>
-              <w:top w:type="dxa" w:w="80"/>
-              <w:left w:type="dxa" w:w="110"/>
-              <w:bottom w:type="dxa" w:w="80"/>
-              <w:right w:type="dxa" w:w="110"/>
+              <w:top w:type="dxa" w:w="100"/>
+              <w:left w:type="dxa" w:w="120"/>
+              <w:bottom w:type="dxa" w:w="100"/>
+              <w:right w:type="dxa" w:w="120"/>
             </w:tcMar>
             <w:vAlign w:val="center"/>
           </w:tcPr>
@@ -1971,10 +1966,10 @@
             </w:tcBorders>
             <w:shd w:fill="3B3B3B" w:color="auto" w:val="clear"/>
             <w:tcMar>
-              <w:top w:type="dxa" w:w="80"/>
-              <w:left w:type="dxa" w:w="110"/>
-              <w:bottom w:type="dxa" w:w="80"/>
-              <w:right w:type="dxa" w:w="110"/>
+              <w:top w:type="dxa" w:w="100"/>
+              <w:left w:type="dxa" w:w="120"/>
+              <w:bottom w:type="dxa" w:w="100"/>
+              <w:right w:type="dxa" w:w="120"/>
             </w:tcMar>
             <w:vAlign w:val="center"/>
           </w:tcPr>
@@ -2013,10 +2008,10 @@
             </w:tcBorders>
             <w:shd w:fill="CAD225" w:color="auto" w:val="clear"/>
             <w:tcMar>
-              <w:top w:type="dxa" w:w="80"/>
-              <w:left w:type="dxa" w:w="110"/>
-              <w:bottom w:type="dxa" w:w="80"/>
-              <w:right w:type="dxa" w:w="110"/>
+              <w:top w:type="dxa" w:w="100"/>
+              <w:left w:type="dxa" w:w="120"/>
+              <w:bottom w:type="dxa" w:w="100"/>
+              <w:right w:type="dxa" w:w="120"/>
             </w:tcMar>
             <w:vAlign w:val="center"/>
           </w:tcPr>
@@ -2053,10 +2048,10 @@
               <w:right w:val="single" w:color="C9C9C9" w:sz="4"/>
             </w:tcBorders>
             <w:tcMar>
-              <w:top w:type="dxa" w:w="80"/>
-              <w:left w:type="dxa" w:w="110"/>
-              <w:bottom w:type="dxa" w:w="80"/>
-              <w:right w:type="dxa" w:w="110"/>
+              <w:top w:type="dxa" w:w="100"/>
+              <w:left w:type="dxa" w:w="120"/>
+              <w:bottom w:type="dxa" w:w="100"/>
+              <w:right w:type="dxa" w:w="120"/>
             </w:tcMar>
             <w:vAlign w:val="center"/>
           </w:tcPr>
@@ -2089,10 +2084,10 @@
             </w:tcBorders>
             <w:shd w:fill="F4F7D3" w:color="auto" w:val="clear"/>
             <w:tcMar>
-              <w:top w:type="dxa" w:w="80"/>
-              <w:left w:type="dxa" w:w="110"/>
-              <w:bottom w:type="dxa" w:w="80"/>
-              <w:right w:type="dxa" w:w="110"/>
+              <w:top w:type="dxa" w:w="100"/>
+              <w:left w:type="dxa" w:w="120"/>
+              <w:bottom w:type="dxa" w:w="100"/>
+              <w:right w:type="dxa" w:w="120"/>
             </w:tcMar>
             <w:vAlign w:val="center"/>
           </w:tcPr>
@@ -2123,10 +2118,10 @@
               <w:right w:val="single" w:color="C9C9C9" w:sz="4"/>
             </w:tcBorders>
             <w:tcMar>
-              <w:top w:type="dxa" w:w="80"/>
-              <w:left w:type="dxa" w:w="110"/>
-              <w:bottom w:type="dxa" w:w="80"/>
-              <w:right w:type="dxa" w:w="110"/>
+              <w:top w:type="dxa" w:w="100"/>
+              <w:left w:type="dxa" w:w="120"/>
+              <w:bottom w:type="dxa" w:w="100"/>
+              <w:right w:type="dxa" w:w="120"/>
             </w:tcMar>
             <w:vAlign w:val="center"/>
           </w:tcPr>
@@ -2252,10 +2247,10 @@
               <w:right w:val="single" w:color="C9C9C9" w:sz="4"/>
             </w:tcBorders>
             <w:tcMar>
-              <w:top w:type="dxa" w:w="80"/>
-              <w:left w:type="dxa" w:w="110"/>
-              <w:bottom w:type="dxa" w:w="80"/>
-              <w:right w:type="dxa" w:w="110"/>
+              <w:top w:type="dxa" w:w="100"/>
+              <w:left w:type="dxa" w:w="120"/>
+              <w:bottom w:type="dxa" w:w="100"/>
+              <w:right w:type="dxa" w:w="120"/>
             </w:tcMar>
             <w:vAlign w:val="center"/>
           </w:tcPr>
@@ -2288,10 +2283,10 @@
             </w:tcBorders>
             <w:shd w:fill="F4F7D3" w:color="auto" w:val="clear"/>
             <w:tcMar>
-              <w:top w:type="dxa" w:w="80"/>
-              <w:left w:type="dxa" w:w="110"/>
-              <w:bottom w:type="dxa" w:w="80"/>
-              <w:right w:type="dxa" w:w="110"/>
+              <w:top w:type="dxa" w:w="100"/>
+              <w:left w:type="dxa" w:w="120"/>
+              <w:bottom w:type="dxa" w:w="100"/>
+              <w:right w:type="dxa" w:w="120"/>
             </w:tcMar>
             <w:vAlign w:val="center"/>
           </w:tcPr>
@@ -2322,10 +2317,10 @@
               <w:right w:val="single" w:color="C9C9C9" w:sz="4"/>
             </w:tcBorders>
             <w:tcMar>
-              <w:top w:type="dxa" w:w="80"/>
-              <w:left w:type="dxa" w:w="110"/>
-              <w:bottom w:type="dxa" w:w="80"/>
-              <w:right w:type="dxa" w:w="110"/>
+              <w:top w:type="dxa" w:w="100"/>
+              <w:left w:type="dxa" w:w="120"/>
+              <w:bottom w:type="dxa" w:w="100"/>
+              <w:right w:type="dxa" w:w="120"/>
             </w:tcMar>
             <w:vAlign w:val="center"/>
           </w:tcPr>
@@ -2451,10 +2446,10 @@
               <w:right w:val="single" w:color="C9C9C9" w:sz="4"/>
             </w:tcBorders>
             <w:tcMar>
-              <w:top w:type="dxa" w:w="80"/>
-              <w:left w:type="dxa" w:w="110"/>
-              <w:bottom w:type="dxa" w:w="80"/>
-              <w:right w:type="dxa" w:w="110"/>
+              <w:top w:type="dxa" w:w="100"/>
+              <w:left w:type="dxa" w:w="120"/>
+              <w:bottom w:type="dxa" w:w="100"/>
+              <w:right w:type="dxa" w:w="120"/>
             </w:tcMar>
             <w:vAlign w:val="center"/>
           </w:tcPr>
@@ -2487,10 +2482,10 @@
             </w:tcBorders>
             <w:shd w:fill="F4F7D3" w:color="auto" w:val="clear"/>
             <w:tcMar>
-              <w:top w:type="dxa" w:w="80"/>
-              <w:left w:type="dxa" w:w="110"/>
-              <w:bottom w:type="dxa" w:w="80"/>
-              <w:right w:type="dxa" w:w="110"/>
+              <w:top w:type="dxa" w:w="100"/>
+              <w:left w:type="dxa" w:w="120"/>
+              <w:bottom w:type="dxa" w:w="100"/>
+              <w:right w:type="dxa" w:w="120"/>
             </w:tcMar>
             <w:vAlign w:val="center"/>
           </w:tcPr>
@@ -2521,10 +2516,10 @@
               <w:right w:val="single" w:color="C9C9C9" w:sz="4"/>
             </w:tcBorders>
             <w:tcMar>
-              <w:top w:type="dxa" w:w="80"/>
-              <w:left w:type="dxa" w:w="110"/>
-              <w:bottom w:type="dxa" w:w="80"/>
-              <w:right w:type="dxa" w:w="110"/>
+              <w:top w:type="dxa" w:w="100"/>
+              <w:left w:type="dxa" w:w="120"/>
+              <w:bottom w:type="dxa" w:w="100"/>
+              <w:right w:type="dxa" w:w="120"/>
             </w:tcMar>
             <w:vAlign w:val="center"/>
           </w:tcPr>
@@ -2650,10 +2645,10 @@
               <w:right w:val="single" w:color="C9C9C9" w:sz="4"/>
             </w:tcBorders>
             <w:tcMar>
-              <w:top w:type="dxa" w:w="80"/>
-              <w:left w:type="dxa" w:w="110"/>
-              <w:bottom w:type="dxa" w:w="80"/>
-              <w:right w:type="dxa" w:w="110"/>
+              <w:top w:type="dxa" w:w="100"/>
+              <w:left w:type="dxa" w:w="120"/>
+              <w:bottom w:type="dxa" w:w="100"/>
+              <w:right w:type="dxa" w:w="120"/>
             </w:tcMar>
             <w:vAlign w:val="center"/>
           </w:tcPr>
@@ -2686,10 +2681,10 @@
             </w:tcBorders>
             <w:shd w:fill="F4F7D3" w:color="auto" w:val="clear"/>
             <w:tcMar>
-              <w:top w:type="dxa" w:w="80"/>
-              <w:left w:type="dxa" w:w="110"/>
-              <w:bottom w:type="dxa" w:w="80"/>
-              <w:right w:type="dxa" w:w="110"/>
+              <w:top w:type="dxa" w:w="100"/>
+              <w:left w:type="dxa" w:w="120"/>
+              <w:bottom w:type="dxa" w:w="100"/>
+              <w:right w:type="dxa" w:w="120"/>
             </w:tcMar>
             <w:vAlign w:val="center"/>
           </w:tcPr>
@@ -2720,10 +2715,10 @@
               <w:right w:val="single" w:color="C9C9C9" w:sz="4"/>
             </w:tcBorders>
             <w:tcMar>
-              <w:top w:type="dxa" w:w="80"/>
-              <w:left w:type="dxa" w:w="110"/>
-              <w:bottom w:type="dxa" w:w="80"/>
-              <w:right w:type="dxa" w:w="110"/>
+              <w:top w:type="dxa" w:w="100"/>
+              <w:left w:type="dxa" w:w="120"/>
+              <w:bottom w:type="dxa" w:w="100"/>
+              <w:right w:type="dxa" w:w="120"/>
             </w:tcMar>
             <w:vAlign w:val="center"/>
           </w:tcPr>
@@ -2851,10 +2846,10 @@
             </w:tcBorders>
             <w:shd w:fill="CAD225" w:color="auto" w:val="clear"/>
             <w:tcMar>
-              <w:top w:type="dxa" w:w="80"/>
-              <w:left w:type="dxa" w:w="110"/>
-              <w:bottom w:type="dxa" w:w="80"/>
-              <w:right w:type="dxa" w:w="110"/>
+              <w:top w:type="dxa" w:w="100"/>
+              <w:left w:type="dxa" w:w="120"/>
+              <w:bottom w:type="dxa" w:w="100"/>
+              <w:right w:type="dxa" w:w="120"/>
             </w:tcMar>
             <w:vAlign w:val="center"/>
           </w:tcPr>
@@ -2891,10 +2886,10 @@
               <w:right w:val="single" w:color="C9C9C9" w:sz="4"/>
             </w:tcBorders>
             <w:tcMar>
-              <w:top w:type="dxa" w:w="80"/>
-              <w:left w:type="dxa" w:w="110"/>
-              <w:bottom w:type="dxa" w:w="80"/>
-              <w:right w:type="dxa" w:w="110"/>
+              <w:top w:type="dxa" w:w="100"/>
+              <w:left w:type="dxa" w:w="120"/>
+              <w:bottom w:type="dxa" w:w="100"/>
+              <w:right w:type="dxa" w:w="120"/>
             </w:tcMar>
             <w:vAlign w:val="center"/>
           </w:tcPr>
@@ -2927,10 +2922,10 @@
             </w:tcBorders>
             <w:shd w:fill="F4F7D3" w:color="auto" w:val="clear"/>
             <w:tcMar>
-              <w:top w:type="dxa" w:w="80"/>
-              <w:left w:type="dxa" w:w="110"/>
-              <w:bottom w:type="dxa" w:w="80"/>
-              <w:right w:type="dxa" w:w="110"/>
+              <w:top w:type="dxa" w:w="100"/>
+              <w:left w:type="dxa" w:w="120"/>
+              <w:bottom w:type="dxa" w:w="100"/>
+              <w:right w:type="dxa" w:w="120"/>
             </w:tcMar>
             <w:vAlign w:val="center"/>
           </w:tcPr>
@@ -2961,10 +2956,10 @@
               <w:right w:val="single" w:color="C9C9C9" w:sz="4"/>
             </w:tcBorders>
             <w:tcMar>
-              <w:top w:type="dxa" w:w="80"/>
-              <w:left w:type="dxa" w:w="110"/>
-              <w:bottom w:type="dxa" w:w="80"/>
-              <w:right w:type="dxa" w:w="110"/>
+              <w:top w:type="dxa" w:w="100"/>
+              <w:left w:type="dxa" w:w="120"/>
+              <w:bottom w:type="dxa" w:w="100"/>
+              <w:right w:type="dxa" w:w="120"/>
             </w:tcMar>
             <w:vAlign w:val="center"/>
           </w:tcPr>
@@ -3090,10 +3085,10 @@
               <w:right w:val="single" w:color="C9C9C9" w:sz="4"/>
             </w:tcBorders>
             <w:tcMar>
-              <w:top w:type="dxa" w:w="80"/>
-              <w:left w:type="dxa" w:w="110"/>
-              <w:bottom w:type="dxa" w:w="80"/>
-              <w:right w:type="dxa" w:w="110"/>
+              <w:top w:type="dxa" w:w="100"/>
+              <w:left w:type="dxa" w:w="120"/>
+              <w:bottom w:type="dxa" w:w="100"/>
+              <w:right w:type="dxa" w:w="120"/>
             </w:tcMar>
             <w:vAlign w:val="center"/>
           </w:tcPr>
@@ -3126,10 +3121,10 @@
             </w:tcBorders>
             <w:shd w:fill="F4F7D3" w:color="auto" w:val="clear"/>
             <w:tcMar>
-              <w:top w:type="dxa" w:w="80"/>
-              <w:left w:type="dxa" w:w="110"/>
-              <w:bottom w:type="dxa" w:w="80"/>
-              <w:right w:type="dxa" w:w="110"/>
+              <w:top w:type="dxa" w:w="100"/>
+              <w:left w:type="dxa" w:w="120"/>
+              <w:bottom w:type="dxa" w:w="100"/>
+              <w:right w:type="dxa" w:w="120"/>
             </w:tcMar>
             <w:vAlign w:val="center"/>
           </w:tcPr>
@@ -3160,10 +3155,10 @@
               <w:right w:val="single" w:color="C9C9C9" w:sz="4"/>
             </w:tcBorders>
             <w:tcMar>
-              <w:top w:type="dxa" w:w="80"/>
-              <w:left w:type="dxa" w:w="110"/>
-              <w:bottom w:type="dxa" w:w="80"/>
-              <w:right w:type="dxa" w:w="110"/>
+              <w:top w:type="dxa" w:w="100"/>
+              <w:left w:type="dxa" w:w="120"/>
+              <w:bottom w:type="dxa" w:w="100"/>
+              <w:right w:type="dxa" w:w="120"/>
             </w:tcMar>
             <w:vAlign w:val="center"/>
           </w:tcPr>
@@ -3291,10 +3286,10 @@
             </w:tcBorders>
             <w:shd w:fill="CAD225" w:color="auto" w:val="clear"/>
             <w:tcMar>
-              <w:top w:type="dxa" w:w="80"/>
-              <w:left w:type="dxa" w:w="110"/>
-              <w:bottom w:type="dxa" w:w="80"/>
-              <w:right w:type="dxa" w:w="110"/>
+              <w:top w:type="dxa" w:w="100"/>
+              <w:left w:type="dxa" w:w="120"/>
+              <w:bottom w:type="dxa" w:w="100"/>
+              <w:right w:type="dxa" w:w="120"/>
             </w:tcMar>
             <w:vAlign w:val="center"/>
           </w:tcPr>
@@ -3331,10 +3326,10 @@
               <w:right w:val="single" w:color="C9C9C9" w:sz="4"/>
             </w:tcBorders>
             <w:tcMar>
-              <w:top w:type="dxa" w:w="80"/>
-              <w:left w:type="dxa" w:w="110"/>
-              <w:bottom w:type="dxa" w:w="80"/>
-              <w:right w:type="dxa" w:w="110"/>
+              <w:top w:type="dxa" w:w="100"/>
+              <w:left w:type="dxa" w:w="120"/>
+              <w:bottom w:type="dxa" w:w="100"/>
+              <w:right w:type="dxa" w:w="120"/>
             </w:tcMar>
             <w:vAlign w:val="center"/>
           </w:tcPr>
@@ -3367,10 +3362,10 @@
             </w:tcBorders>
             <w:shd w:fill="F4F7D3" w:color="auto" w:val="clear"/>
             <w:tcMar>
-              <w:top w:type="dxa" w:w="80"/>
-              <w:left w:type="dxa" w:w="110"/>
-              <w:bottom w:type="dxa" w:w="80"/>
-              <w:right w:type="dxa" w:w="110"/>
+              <w:top w:type="dxa" w:w="100"/>
+              <w:left w:type="dxa" w:w="120"/>
+              <w:bottom w:type="dxa" w:w="100"/>
+              <w:right w:type="dxa" w:w="120"/>
             </w:tcMar>
             <w:vAlign w:val="center"/>
           </w:tcPr>
@@ -3401,10 +3396,10 @@
               <w:right w:val="single" w:color="C9C9C9" w:sz="4"/>
             </w:tcBorders>
             <w:tcMar>
-              <w:top w:type="dxa" w:w="80"/>
-              <w:left w:type="dxa" w:w="110"/>
-              <w:bottom w:type="dxa" w:w="80"/>
-              <w:right w:type="dxa" w:w="110"/>
+              <w:top w:type="dxa" w:w="100"/>
+              <w:left w:type="dxa" w:w="120"/>
+              <w:bottom w:type="dxa" w:w="100"/>
+              <w:right w:type="dxa" w:w="120"/>
             </w:tcMar>
             <w:vAlign w:val="center"/>
           </w:tcPr>
@@ -3530,10 +3525,10 @@
               <w:right w:val="single" w:color="C9C9C9" w:sz="4"/>
             </w:tcBorders>
             <w:tcMar>
-              <w:top w:type="dxa" w:w="80"/>
-              <w:left w:type="dxa" w:w="110"/>
-              <w:bottom w:type="dxa" w:w="80"/>
-              <w:right w:type="dxa" w:w="110"/>
+              <w:top w:type="dxa" w:w="100"/>
+              <w:left w:type="dxa" w:w="120"/>
+              <w:bottom w:type="dxa" w:w="100"/>
+              <w:right w:type="dxa" w:w="120"/>
             </w:tcMar>
             <w:vAlign w:val="center"/>
           </w:tcPr>
@@ -3566,10 +3561,10 @@
             </w:tcBorders>
             <w:shd w:fill="F4F7D3" w:color="auto" w:val="clear"/>
             <w:tcMar>
-              <w:top w:type="dxa" w:w="80"/>
-              <w:left w:type="dxa" w:w="110"/>
-              <w:bottom w:type="dxa" w:w="80"/>
-              <w:right w:type="dxa" w:w="110"/>
+              <w:top w:type="dxa" w:w="100"/>
+              <w:left w:type="dxa" w:w="120"/>
+              <w:bottom w:type="dxa" w:w="100"/>
+              <w:right w:type="dxa" w:w="120"/>
             </w:tcMar>
             <w:vAlign w:val="center"/>
           </w:tcPr>
@@ -3600,10 +3595,10 @@
               <w:right w:val="single" w:color="C9C9C9" w:sz="4"/>
             </w:tcBorders>
             <w:tcMar>
-              <w:top w:type="dxa" w:w="80"/>
-              <w:left w:type="dxa" w:w="110"/>
-              <w:bottom w:type="dxa" w:w="80"/>
-              <w:right w:type="dxa" w:w="110"/>
+              <w:top w:type="dxa" w:w="100"/>
+              <w:left w:type="dxa" w:w="120"/>
+              <w:bottom w:type="dxa" w:w="100"/>
+              <w:right w:type="dxa" w:w="120"/>
             </w:tcMar>
             <w:vAlign w:val="center"/>
           </w:tcPr>
@@ -3729,10 +3724,10 @@
               <w:right w:val="single" w:color="C9C9C9" w:sz="4"/>
             </w:tcBorders>
             <w:tcMar>
-              <w:top w:type="dxa" w:w="80"/>
-              <w:left w:type="dxa" w:w="110"/>
-              <w:bottom w:type="dxa" w:w="80"/>
-              <w:right w:type="dxa" w:w="110"/>
+              <w:top w:type="dxa" w:w="100"/>
+              <w:left w:type="dxa" w:w="120"/>
+              <w:bottom w:type="dxa" w:w="100"/>
+              <w:right w:type="dxa" w:w="120"/>
             </w:tcMar>
             <w:vAlign w:val="center"/>
           </w:tcPr>
@@ -3765,10 +3760,10 @@
             </w:tcBorders>
             <w:shd w:fill="F4F7D3" w:color="auto" w:val="clear"/>
             <w:tcMar>
-              <w:top w:type="dxa" w:w="80"/>
-              <w:left w:type="dxa" w:w="110"/>
-              <w:bottom w:type="dxa" w:w="80"/>
-              <w:right w:type="dxa" w:w="110"/>
+              <w:top w:type="dxa" w:w="100"/>
+              <w:left w:type="dxa" w:w="120"/>
+              <w:bottom w:type="dxa" w:w="100"/>
+              <w:right w:type="dxa" w:w="120"/>
             </w:tcMar>
             <w:vAlign w:val="center"/>
           </w:tcPr>
@@ -3799,10 +3794,10 @@
               <w:right w:val="single" w:color="C9C9C9" w:sz="4"/>
             </w:tcBorders>
             <w:tcMar>
-              <w:top w:type="dxa" w:w="80"/>
-              <w:left w:type="dxa" w:w="110"/>
-              <w:bottom w:type="dxa" w:w="80"/>
-              <w:right w:type="dxa" w:w="110"/>
+              <w:top w:type="dxa" w:w="100"/>
+              <w:left w:type="dxa" w:w="120"/>
+              <w:bottom w:type="dxa" w:w="100"/>
+              <w:right w:type="dxa" w:w="120"/>
             </w:tcMar>
             <w:vAlign w:val="center"/>
           </w:tcPr>
@@ -3928,10 +3923,10 @@
               <w:right w:val="single" w:color="C9C9C9" w:sz="4"/>
             </w:tcBorders>
             <w:tcMar>
-              <w:top w:type="dxa" w:w="80"/>
-              <w:left w:type="dxa" w:w="110"/>
-              <w:bottom w:type="dxa" w:w="80"/>
-              <w:right w:type="dxa" w:w="110"/>
+              <w:top w:type="dxa" w:w="100"/>
+              <w:left w:type="dxa" w:w="120"/>
+              <w:bottom w:type="dxa" w:w="100"/>
+              <w:right w:type="dxa" w:w="120"/>
             </w:tcMar>
             <w:vAlign w:val="center"/>
           </w:tcPr>
@@ -3964,10 +3959,10 @@
             </w:tcBorders>
             <w:shd w:fill="F4F7D3" w:color="auto" w:val="clear"/>
             <w:tcMar>
-              <w:top w:type="dxa" w:w="80"/>
-              <w:left w:type="dxa" w:w="110"/>
-              <w:bottom w:type="dxa" w:w="80"/>
-              <w:right w:type="dxa" w:w="110"/>
+              <w:top w:type="dxa" w:w="100"/>
+              <w:left w:type="dxa" w:w="120"/>
+              <w:bottom w:type="dxa" w:w="100"/>
+              <w:right w:type="dxa" w:w="120"/>
             </w:tcMar>
             <w:vAlign w:val="center"/>
           </w:tcPr>
@@ -3998,10 +3993,10 @@
               <w:right w:val="single" w:color="C9C9C9" w:sz="4"/>
             </w:tcBorders>
             <w:tcMar>
-              <w:top w:type="dxa" w:w="80"/>
-              <w:left w:type="dxa" w:w="110"/>
-              <w:bottom w:type="dxa" w:w="80"/>
-              <w:right w:type="dxa" w:w="110"/>
+              <w:top w:type="dxa" w:w="100"/>
+              <w:left w:type="dxa" w:w="120"/>
+              <w:bottom w:type="dxa" w:w="100"/>
+              <w:right w:type="dxa" w:w="120"/>
             </w:tcMar>
             <w:vAlign w:val="center"/>
           </w:tcPr>
@@ -4127,10 +4122,10 @@
               <w:right w:val="single" w:color="C9C9C9" w:sz="4"/>
             </w:tcBorders>
             <w:tcMar>
-              <w:top w:type="dxa" w:w="80"/>
-              <w:left w:type="dxa" w:w="110"/>
-              <w:bottom w:type="dxa" w:w="80"/>
-              <w:right w:type="dxa" w:w="110"/>
+              <w:top w:type="dxa" w:w="100"/>
+              <w:left w:type="dxa" w:w="120"/>
+              <w:bottom w:type="dxa" w:w="100"/>
+              <w:right w:type="dxa" w:w="120"/>
             </w:tcMar>
             <w:vAlign w:val="center"/>
           </w:tcPr>
@@ -4163,10 +4158,10 @@
             </w:tcBorders>
             <w:shd w:fill="F4F7D3" w:color="auto" w:val="clear"/>
             <w:tcMar>
-              <w:top w:type="dxa" w:w="80"/>
-              <w:left w:type="dxa" w:w="110"/>
-              <w:bottom w:type="dxa" w:w="80"/>
-              <w:right w:type="dxa" w:w="110"/>
+              <w:top w:type="dxa" w:w="100"/>
+              <w:left w:type="dxa" w:w="120"/>
+              <w:bottom w:type="dxa" w:w="100"/>
+              <w:right w:type="dxa" w:w="120"/>
             </w:tcMar>
             <w:vAlign w:val="center"/>
           </w:tcPr>
@@ -4197,10 +4192,10 @@
               <w:right w:val="single" w:color="C9C9C9" w:sz="4"/>
             </w:tcBorders>
             <w:tcMar>
-              <w:top w:type="dxa" w:w="80"/>
-              <w:left w:type="dxa" w:w="110"/>
-              <w:bottom w:type="dxa" w:w="80"/>
-              <w:right w:type="dxa" w:w="110"/>
+              <w:top w:type="dxa" w:w="100"/>
+              <w:left w:type="dxa" w:w="120"/>
+              <w:bottom w:type="dxa" w:w="100"/>
+              <w:right w:type="dxa" w:w="120"/>
             </w:tcMar>
             <w:vAlign w:val="center"/>
           </w:tcPr>
@@ -4328,10 +4323,10 @@
             </w:tcBorders>
             <w:shd w:fill="CAD225" w:color="auto" w:val="clear"/>
             <w:tcMar>
-              <w:top w:type="dxa" w:w="80"/>
-              <w:left w:type="dxa" w:w="110"/>
-              <w:bottom w:type="dxa" w:w="80"/>
-              <w:right w:type="dxa" w:w="110"/>
+              <w:top w:type="dxa" w:w="100"/>
+              <w:left w:type="dxa" w:w="120"/>
+              <w:bottom w:type="dxa" w:w="100"/>
+              <w:right w:type="dxa" w:w="120"/>
             </w:tcMar>
             <w:vAlign w:val="center"/>
           </w:tcPr>
@@ -4368,10 +4363,10 @@
               <w:right w:val="single" w:color="C9C9C9" w:sz="4"/>
             </w:tcBorders>
             <w:tcMar>
-              <w:top w:type="dxa" w:w="80"/>
-              <w:left w:type="dxa" w:w="110"/>
-              <w:bottom w:type="dxa" w:w="80"/>
-              <w:right w:type="dxa" w:w="110"/>
+              <w:top w:type="dxa" w:w="100"/>
+              <w:left w:type="dxa" w:w="120"/>
+              <w:bottom w:type="dxa" w:w="100"/>
+              <w:right w:type="dxa" w:w="120"/>
             </w:tcMar>
             <w:vAlign w:val="center"/>
           </w:tcPr>
@@ -4404,10 +4399,10 @@
             </w:tcBorders>
             <w:shd w:fill="F4F7D3" w:color="auto" w:val="clear"/>
             <w:tcMar>
-              <w:top w:type="dxa" w:w="80"/>
-              <w:left w:type="dxa" w:w="110"/>
-              <w:bottom w:type="dxa" w:w="80"/>
-              <w:right w:type="dxa" w:w="110"/>
+              <w:top w:type="dxa" w:w="100"/>
+              <w:left w:type="dxa" w:w="120"/>
+              <w:bottom w:type="dxa" w:w="100"/>
+              <w:right w:type="dxa" w:w="120"/>
             </w:tcMar>
             <w:vAlign w:val="center"/>
           </w:tcPr>
@@ -4438,10 +4433,10 @@
               <w:right w:val="single" w:color="C9C9C9" w:sz="4"/>
             </w:tcBorders>
             <w:tcMar>
-              <w:top w:type="dxa" w:w="80"/>
-              <w:left w:type="dxa" w:w="110"/>
-              <w:bottom w:type="dxa" w:w="80"/>
-              <w:right w:type="dxa" w:w="110"/>
+              <w:top w:type="dxa" w:w="100"/>
+              <w:left w:type="dxa" w:w="120"/>
+              <w:bottom w:type="dxa" w:w="100"/>
+              <w:right w:type="dxa" w:w="120"/>
             </w:tcMar>
             <w:vAlign w:val="center"/>
           </w:tcPr>
@@ -4569,10 +4564,10 @@
             </w:tcBorders>
             <w:shd w:fill="CAD225" w:color="auto" w:val="clear"/>
             <w:tcMar>
-              <w:top w:type="dxa" w:w="80"/>
-              <w:left w:type="dxa" w:w="110"/>
-              <w:bottom w:type="dxa" w:w="80"/>
-              <w:right w:type="dxa" w:w="110"/>
+              <w:top w:type="dxa" w:w="100"/>
+              <w:left w:type="dxa" w:w="120"/>
+              <w:bottom w:type="dxa" w:w="100"/>
+              <w:right w:type="dxa" w:w="120"/>
             </w:tcMar>
             <w:vAlign w:val="center"/>
           </w:tcPr>
@@ -4609,10 +4604,10 @@
               <w:right w:val="single" w:color="C9C9C9" w:sz="4"/>
             </w:tcBorders>
             <w:tcMar>
-              <w:top w:type="dxa" w:w="80"/>
-              <w:left w:type="dxa" w:w="110"/>
-              <w:bottom w:type="dxa" w:w="80"/>
-              <w:right w:type="dxa" w:w="110"/>
+              <w:top w:type="dxa" w:w="100"/>
+              <w:left w:type="dxa" w:w="120"/>
+              <w:bottom w:type="dxa" w:w="100"/>
+              <w:right w:type="dxa" w:w="120"/>
             </w:tcMar>
             <w:vAlign w:val="center"/>
           </w:tcPr>
@@ -4645,10 +4640,10 @@
             </w:tcBorders>
             <w:shd w:fill="F4F7D3" w:color="auto" w:val="clear"/>
             <w:tcMar>
-              <w:top w:type="dxa" w:w="80"/>
-              <w:left w:type="dxa" w:w="110"/>
-              <w:bottom w:type="dxa" w:w="80"/>
-              <w:right w:type="dxa" w:w="110"/>
+              <w:top w:type="dxa" w:w="100"/>
+              <w:left w:type="dxa" w:w="120"/>
+              <w:bottom w:type="dxa" w:w="100"/>
+              <w:right w:type="dxa" w:w="120"/>
             </w:tcMar>
             <w:vAlign w:val="center"/>
           </w:tcPr>
@@ -4679,10 +4674,10 @@
               <w:right w:val="single" w:color="C9C9C9" w:sz="4"/>
             </w:tcBorders>
             <w:tcMar>
-              <w:top w:type="dxa" w:w="80"/>
-              <w:left w:type="dxa" w:w="110"/>
-              <w:bottom w:type="dxa" w:w="80"/>
-              <w:right w:type="dxa" w:w="110"/>
+              <w:top w:type="dxa" w:w="100"/>
+              <w:left w:type="dxa" w:w="120"/>
+              <w:bottom w:type="dxa" w:w="100"/>
+              <w:right w:type="dxa" w:w="120"/>
             </w:tcMar>
             <w:vAlign w:val="center"/>
           </w:tcPr>
@@ -4808,10 +4803,10 @@
               <w:right w:val="single" w:color="C9C9C9" w:sz="4"/>
             </w:tcBorders>
             <w:tcMar>
-              <w:top w:type="dxa" w:w="80"/>
-              <w:left w:type="dxa" w:w="110"/>
-              <w:bottom w:type="dxa" w:w="80"/>
-              <w:right w:type="dxa" w:w="110"/>
+              <w:top w:type="dxa" w:w="100"/>
+              <w:left w:type="dxa" w:w="120"/>
+              <w:bottom w:type="dxa" w:w="100"/>
+              <w:right w:type="dxa" w:w="120"/>
             </w:tcMar>
             <w:vAlign w:val="center"/>
           </w:tcPr>
@@ -4844,10 +4839,10 @@
             </w:tcBorders>
             <w:shd w:fill="F4F7D3" w:color="auto" w:val="clear"/>
             <w:tcMar>
-              <w:top w:type="dxa" w:w="80"/>
-              <w:left w:type="dxa" w:w="110"/>
-              <w:bottom w:type="dxa" w:w="80"/>
-              <w:right w:type="dxa" w:w="110"/>
+              <w:top w:type="dxa" w:w="100"/>
+              <w:left w:type="dxa" w:w="120"/>
+              <w:bottom w:type="dxa" w:w="100"/>
+              <w:right w:type="dxa" w:w="120"/>
             </w:tcMar>
             <w:vAlign w:val="center"/>
           </w:tcPr>
@@ -4878,10 +4873,10 @@
               <w:right w:val="single" w:color="C9C9C9" w:sz="4"/>
             </w:tcBorders>
             <w:tcMar>
-              <w:top w:type="dxa" w:w="80"/>
-              <w:left w:type="dxa" w:w="110"/>
-              <w:bottom w:type="dxa" w:w="80"/>
-              <w:right w:type="dxa" w:w="110"/>
+              <w:top w:type="dxa" w:w="100"/>
+              <w:left w:type="dxa" w:w="120"/>
+              <w:bottom w:type="dxa" w:w="100"/>
+              <w:right w:type="dxa" w:w="120"/>
             </w:tcMar>
             <w:vAlign w:val="center"/>
           </w:tcPr>
@@ -5009,10 +5004,10 @@
             </w:tcBorders>
             <w:shd w:fill="CAD225" w:color="auto" w:val="clear"/>
             <w:tcMar>
-              <w:top w:type="dxa" w:w="80"/>
-              <w:left w:type="dxa" w:w="110"/>
-              <w:bottom w:type="dxa" w:w="80"/>
-              <w:right w:type="dxa" w:w="110"/>
+              <w:top w:type="dxa" w:w="100"/>
+              <w:left w:type="dxa" w:w="120"/>
+              <w:bottom w:type="dxa" w:w="100"/>
+              <w:right w:type="dxa" w:w="120"/>
             </w:tcMar>
             <w:vAlign w:val="center"/>
           </w:tcPr>
@@ -5049,10 +5044,10 @@
               <w:right w:val="single" w:color="C9C9C9" w:sz="4"/>
             </w:tcBorders>
             <w:tcMar>
-              <w:top w:type="dxa" w:w="80"/>
-              <w:left w:type="dxa" w:w="110"/>
-              <w:bottom w:type="dxa" w:w="80"/>
-              <w:right w:type="dxa" w:w="110"/>
+              <w:top w:type="dxa" w:w="100"/>
+              <w:left w:type="dxa" w:w="120"/>
+              <w:bottom w:type="dxa" w:w="100"/>
+              <w:right w:type="dxa" w:w="120"/>
             </w:tcMar>
             <w:vAlign w:val="center"/>
           </w:tcPr>
@@ -5085,10 +5080,10 @@
             </w:tcBorders>
             <w:shd w:fill="F4F7D3" w:color="auto" w:val="clear"/>
             <w:tcMar>
-              <w:top w:type="dxa" w:w="80"/>
-              <w:left w:type="dxa" w:w="110"/>
-              <w:bottom w:type="dxa" w:w="80"/>
-              <w:right w:type="dxa" w:w="110"/>
+              <w:top w:type="dxa" w:w="100"/>
+              <w:left w:type="dxa" w:w="120"/>
+              <w:bottom w:type="dxa" w:w="100"/>
+              <w:right w:type="dxa" w:w="120"/>
             </w:tcMar>
             <w:vAlign w:val="center"/>
           </w:tcPr>
@@ -5119,10 +5114,10 @@
               <w:right w:val="single" w:color="C9C9C9" w:sz="4"/>
             </w:tcBorders>
             <w:tcMar>
-              <w:top w:type="dxa" w:w="80"/>
-              <w:left w:type="dxa" w:w="110"/>
-              <w:bottom w:type="dxa" w:w="80"/>
-              <w:right w:type="dxa" w:w="110"/>
+              <w:top w:type="dxa" w:w="100"/>
+              <w:left w:type="dxa" w:w="120"/>
+              <w:bottom w:type="dxa" w:w="100"/>
+              <w:right w:type="dxa" w:w="120"/>
             </w:tcMar>
             <w:vAlign w:val="center"/>
           </w:tcPr>
@@ -5248,10 +5243,10 @@
               <w:right w:val="single" w:color="C9C9C9" w:sz="4"/>
             </w:tcBorders>
             <w:tcMar>
-              <w:top w:type="dxa" w:w="80"/>
-              <w:left w:type="dxa" w:w="110"/>
-              <w:bottom w:type="dxa" w:w="80"/>
-              <w:right w:type="dxa" w:w="110"/>
+              <w:top w:type="dxa" w:w="100"/>
+              <w:left w:type="dxa" w:w="120"/>
+              <w:bottom w:type="dxa" w:w="100"/>
+              <w:right w:type="dxa" w:w="120"/>
             </w:tcMar>
             <w:vAlign w:val="center"/>
           </w:tcPr>
@@ -5284,10 +5279,10 @@
             </w:tcBorders>
             <w:shd w:fill="F4F7D3" w:color="auto" w:val="clear"/>
             <w:tcMar>
-              <w:top w:type="dxa" w:w="80"/>
-              <w:left w:type="dxa" w:w="110"/>
-              <w:bottom w:type="dxa" w:w="80"/>
-              <w:right w:type="dxa" w:w="110"/>
+              <w:top w:type="dxa" w:w="100"/>
+              <w:left w:type="dxa" w:w="120"/>
+              <w:bottom w:type="dxa" w:w="100"/>
+              <w:right w:type="dxa" w:w="120"/>
             </w:tcMar>
             <w:vAlign w:val="center"/>
           </w:tcPr>
@@ -5318,10 +5313,10 @@
               <w:right w:val="single" w:color="C9C9C9" w:sz="4"/>
             </w:tcBorders>
             <w:tcMar>
-              <w:top w:type="dxa" w:w="80"/>
-              <w:left w:type="dxa" w:w="110"/>
-              <w:bottom w:type="dxa" w:w="80"/>
-              <w:right w:type="dxa" w:w="110"/>
+              <w:top w:type="dxa" w:w="100"/>
+              <w:left w:type="dxa" w:w="120"/>
+              <w:bottom w:type="dxa" w:w="100"/>
+              <w:right w:type="dxa" w:w="120"/>
             </w:tcMar>
             <w:vAlign w:val="center"/>
           </w:tcPr>
@@ -5447,10 +5442,10 @@
               <w:right w:val="single" w:color="C9C9C9" w:sz="4"/>
             </w:tcBorders>
             <w:tcMar>
-              <w:top w:type="dxa" w:w="80"/>
-              <w:left w:type="dxa" w:w="110"/>
-              <w:bottom w:type="dxa" w:w="80"/>
-              <w:right w:type="dxa" w:w="110"/>
+              <w:top w:type="dxa" w:w="100"/>
+              <w:left w:type="dxa" w:w="120"/>
+              <w:bottom w:type="dxa" w:w="100"/>
+              <w:right w:type="dxa" w:w="120"/>
             </w:tcMar>
             <w:vAlign w:val="center"/>
           </w:tcPr>
@@ -5483,10 +5478,10 @@
             </w:tcBorders>
             <w:shd w:fill="F4F7D3" w:color="auto" w:val="clear"/>
             <w:tcMar>
-              <w:top w:type="dxa" w:w="80"/>
-              <w:left w:type="dxa" w:w="110"/>
-              <w:bottom w:type="dxa" w:w="80"/>
-              <w:right w:type="dxa" w:w="110"/>
+              <w:top w:type="dxa" w:w="100"/>
+              <w:left w:type="dxa" w:w="120"/>
+              <w:bottom w:type="dxa" w:w="100"/>
+              <w:right w:type="dxa" w:w="120"/>
             </w:tcMar>
             <w:vAlign w:val="center"/>
           </w:tcPr>
@@ -5517,10 +5512,10 @@
               <w:right w:val="single" w:color="C9C9C9" w:sz="4"/>
             </w:tcBorders>
             <w:tcMar>
-              <w:top w:type="dxa" w:w="80"/>
-              <w:left w:type="dxa" w:w="110"/>
-              <w:bottom w:type="dxa" w:w="80"/>
-              <w:right w:type="dxa" w:w="110"/>
+              <w:top w:type="dxa" w:w="100"/>
+              <w:left w:type="dxa" w:w="120"/>
+              <w:bottom w:type="dxa" w:w="100"/>
+              <w:right w:type="dxa" w:w="120"/>
             </w:tcMar>
             <w:vAlign w:val="center"/>
           </w:tcPr>
@@ -5646,10 +5641,10 @@
               <w:right w:val="single" w:color="C9C9C9" w:sz="4"/>
             </w:tcBorders>
             <w:tcMar>
-              <w:top w:type="dxa" w:w="80"/>
-              <w:left w:type="dxa" w:w="110"/>
-              <w:bottom w:type="dxa" w:w="80"/>
-              <w:right w:type="dxa" w:w="110"/>
+              <w:top w:type="dxa" w:w="100"/>
+              <w:left w:type="dxa" w:w="120"/>
+              <w:bottom w:type="dxa" w:w="100"/>
+              <w:right w:type="dxa" w:w="120"/>
             </w:tcMar>
             <w:vAlign w:val="center"/>
           </w:tcPr>
@@ -5682,10 +5677,10 @@
             </w:tcBorders>
             <w:shd w:fill="F4F7D3" w:color="auto" w:val="clear"/>
             <w:tcMar>
-              <w:top w:type="dxa" w:w="80"/>
-              <w:left w:type="dxa" w:w="110"/>
-              <w:bottom w:type="dxa" w:w="80"/>
-              <w:right w:type="dxa" w:w="110"/>
+              <w:top w:type="dxa" w:w="100"/>
+              <w:left w:type="dxa" w:w="120"/>
+              <w:bottom w:type="dxa" w:w="100"/>
+              <w:right w:type="dxa" w:w="120"/>
             </w:tcMar>
             <w:vAlign w:val="center"/>
           </w:tcPr>
@@ -5716,10 +5711,10 @@
               <w:right w:val="single" w:color="C9C9C9" w:sz="4"/>
             </w:tcBorders>
             <w:tcMar>
-              <w:top w:type="dxa" w:w="80"/>
-              <w:left w:type="dxa" w:w="110"/>
-              <w:bottom w:type="dxa" w:w="80"/>
-              <w:right w:type="dxa" w:w="110"/>
+              <w:top w:type="dxa" w:w="100"/>
+              <w:left w:type="dxa" w:w="120"/>
+              <w:bottom w:type="dxa" w:w="100"/>
+              <w:right w:type="dxa" w:w="120"/>
             </w:tcMar>
             <w:vAlign w:val="center"/>
           </w:tcPr>
@@ -5846,10 +5841,10 @@
             </w:tcBorders>
             <w:shd w:fill="3B3B3B" w:color="auto" w:val="clear"/>
             <w:tcMar>
-              <w:top w:type="dxa" w:w="80"/>
-              <w:left w:type="dxa" w:w="110"/>
-              <w:bottom w:type="dxa" w:w="80"/>
-              <w:right w:type="dxa" w:w="110"/>
+              <w:top w:type="dxa" w:w="100"/>
+              <w:left w:type="dxa" w:w="120"/>
+              <w:bottom w:type="dxa" w:w="100"/>
+              <w:right w:type="dxa" w:w="120"/>
             </w:tcMar>
             <w:vAlign w:val="center"/>
           </w:tcPr>
@@ -5882,10 +5877,10 @@
             </w:tcBorders>
             <w:shd w:fill="CAD225" w:color="auto" w:val="clear"/>
             <w:tcMar>
-              <w:top w:type="dxa" w:w="80"/>
-              <w:left w:type="dxa" w:w="110"/>
-              <w:bottom w:type="dxa" w:w="80"/>
-              <w:right w:type="dxa" w:w="110"/>
+              <w:top w:type="dxa" w:w="100"/>
+              <w:left w:type="dxa" w:w="120"/>
+              <w:bottom w:type="dxa" w:w="100"/>
+              <w:right w:type="dxa" w:w="120"/>
             </w:tcMar>
             <w:vAlign w:val="center"/>
           </w:tcPr>
@@ -5919,10 +5914,10 @@
             </w:tcBorders>
             <w:shd w:fill="3B3B3B" w:color="auto" w:val="clear"/>
             <w:tcMar>
-              <w:top w:type="dxa" w:w="80"/>
-              <w:left w:type="dxa" w:w="110"/>
-              <w:bottom w:type="dxa" w:w="80"/>
-              <w:right w:type="dxa" w:w="110"/>
+              <w:top w:type="dxa" w:w="100"/>
+              <w:left w:type="dxa" w:w="120"/>
+              <w:bottom w:type="dxa" w:w="100"/>
+              <w:right w:type="dxa" w:w="120"/>
             </w:tcMar>
             <w:vAlign w:val="center"/>
           </w:tcPr>
@@ -5946,7 +5941,7 @@
     </w:tbl>
     <w:p>
       <w:pPr>
-        <w:spacing w:after="200" w:before="60"/>
+        <w:spacing w:after="280" w:before="100"/>
       </w:pPr>
       <w:r>
         <w:rPr>
@@ -5981,7 +5976,7 @@
     </w:p>
     <w:p>
       <w:pPr>
-        <w:spacing w:after="140" w:before="0" w:line="300" w:lineRule="auto"/>
+        <w:spacing w:after="200" w:before="0" w:line="300" w:lineRule="auto"/>
         <w:jc w:val="both"/>
       </w:pPr>
       <w:r>
@@ -5997,7 +5992,7 @@
     <w:p>
       <w:pPr>
         <w:keepNext/>
-        <w:spacing w:after="0" w:before="200"/>
+        <w:spacing w:after="20" w:before="320"/>
       </w:pPr>
       <w:r>
         <w:rPr>
@@ -6014,7 +6009,7 @@
     <w:p>
       <w:pPr>
         <w:keepNext/>
-        <w:spacing w:after="100"/>
+        <w:spacing w:after="140"/>
       </w:pPr>
       <w:r>
         <w:rPr>
@@ -6063,10 +6058,10 @@
             </w:tcBorders>
             <w:shd w:fill="3B3B3B" w:color="auto" w:val="clear"/>
             <w:tcMar>
-              <w:top w:type="dxa" w:w="80"/>
-              <w:left w:type="dxa" w:w="110"/>
-              <w:bottom w:type="dxa" w:w="80"/>
-              <w:right w:type="dxa" w:w="110"/>
+              <w:top w:type="dxa" w:w="100"/>
+              <w:left w:type="dxa" w:w="120"/>
+              <w:bottom w:type="dxa" w:w="100"/>
+              <w:right w:type="dxa" w:w="120"/>
             </w:tcMar>
             <w:vAlign w:val="center"/>
           </w:tcPr>
@@ -6099,10 +6094,10 @@
             </w:tcBorders>
             <w:shd w:fill="3B3B3B" w:color="auto" w:val="clear"/>
             <w:tcMar>
-              <w:top w:type="dxa" w:w="80"/>
-              <w:left w:type="dxa" w:w="110"/>
-              <w:bottom w:type="dxa" w:w="80"/>
-              <w:right w:type="dxa" w:w="110"/>
+              <w:top w:type="dxa" w:w="100"/>
+              <w:left w:type="dxa" w:w="120"/>
+              <w:bottom w:type="dxa" w:w="100"/>
+              <w:right w:type="dxa" w:w="120"/>
             </w:tcMar>
             <w:vAlign w:val="center"/>
           </w:tcPr>
@@ -6135,10 +6130,10 @@
             </w:tcBorders>
             <w:shd w:fill="3B3B3B" w:color="auto" w:val="clear"/>
             <w:tcMar>
-              <w:top w:type="dxa" w:w="80"/>
-              <w:left w:type="dxa" w:w="110"/>
-              <w:bottom w:type="dxa" w:w="80"/>
-              <w:right w:type="dxa" w:w="110"/>
+              <w:top w:type="dxa" w:w="100"/>
+              <w:left w:type="dxa" w:w="120"/>
+              <w:bottom w:type="dxa" w:w="100"/>
+              <w:right w:type="dxa" w:w="120"/>
             </w:tcMar>
             <w:vAlign w:val="center"/>
           </w:tcPr>
@@ -6171,10 +6166,10 @@
             </w:tcBorders>
             <w:shd w:fill="3B3B3B" w:color="auto" w:val="clear"/>
             <w:tcMar>
-              <w:top w:type="dxa" w:w="80"/>
-              <w:left w:type="dxa" w:w="110"/>
-              <w:bottom w:type="dxa" w:w="80"/>
-              <w:right w:type="dxa" w:w="110"/>
+              <w:top w:type="dxa" w:w="100"/>
+              <w:left w:type="dxa" w:w="120"/>
+              <w:bottom w:type="dxa" w:w="100"/>
+              <w:right w:type="dxa" w:w="120"/>
             </w:tcMar>
             <w:vAlign w:val="center"/>
           </w:tcPr>
@@ -6207,10 +6202,10 @@
             </w:tcBorders>
             <w:shd w:fill="3B3B3B" w:color="auto" w:val="clear"/>
             <w:tcMar>
-              <w:top w:type="dxa" w:w="80"/>
-              <w:left w:type="dxa" w:w="110"/>
-              <w:bottom w:type="dxa" w:w="80"/>
-              <w:right w:type="dxa" w:w="110"/>
+              <w:top w:type="dxa" w:w="100"/>
+              <w:left w:type="dxa" w:w="120"/>
+              <w:bottom w:type="dxa" w:w="100"/>
+              <w:right w:type="dxa" w:w="120"/>
             </w:tcMar>
             <w:vAlign w:val="center"/>
           </w:tcPr>
@@ -6247,10 +6242,10 @@
               <w:right w:val="single" w:color="C9C9C9" w:sz="4"/>
             </w:tcBorders>
             <w:tcMar>
-              <w:top w:type="dxa" w:w="80"/>
-              <w:left w:type="dxa" w:w="110"/>
-              <w:bottom w:type="dxa" w:w="80"/>
-              <w:right w:type="dxa" w:w="110"/>
+              <w:top w:type="dxa" w:w="100"/>
+              <w:left w:type="dxa" w:w="120"/>
+              <w:bottom w:type="dxa" w:w="100"/>
+              <w:right w:type="dxa" w:w="120"/>
             </w:tcMar>
             <w:vAlign w:val="center"/>
           </w:tcPr>
@@ -6295,10 +6290,10 @@
             </w:tcBorders>
             <w:shd w:fill="F4F7D3" w:color="auto" w:val="clear"/>
             <w:tcMar>
-              <w:top w:type="dxa" w:w="80"/>
-              <w:left w:type="dxa" w:w="110"/>
-              <w:bottom w:type="dxa" w:w="80"/>
-              <w:right w:type="dxa" w:w="110"/>
+              <w:top w:type="dxa" w:w="100"/>
+              <w:left w:type="dxa" w:w="120"/>
+              <w:bottom w:type="dxa" w:w="100"/>
+              <w:right w:type="dxa" w:w="120"/>
             </w:tcMar>
             <w:vAlign w:val="center"/>
           </w:tcPr>
@@ -6343,10 +6338,10 @@
               <w:right w:val="single" w:color="C9C9C9" w:sz="4"/>
             </w:tcBorders>
             <w:tcMar>
-              <w:top w:type="dxa" w:w="80"/>
-              <w:left w:type="dxa" w:w="110"/>
-              <w:bottom w:type="dxa" w:w="80"/>
-              <w:right w:type="dxa" w:w="110"/>
+              <w:top w:type="dxa" w:w="100"/>
+              <w:left w:type="dxa" w:w="120"/>
+              <w:bottom w:type="dxa" w:w="100"/>
+              <w:right w:type="dxa" w:w="120"/>
             </w:tcMar>
             <w:vAlign w:val="center"/>
           </w:tcPr>
@@ -6390,7 +6385,7 @@
             <w:r>
               <w:drawing>
                 <wp:inline distT="0" distB="0" distL="0" distR="0">
-                  <wp:extent cx="1009650" cy="762000"/>
+                  <wp:extent cx="914400" cy="685800"/>
                   <wp:effectExtent t="0" r="0" b="0" l="0"/>
                   <wp:docPr id="1" name="" descr="" title=""/>
                   <wp:cNvGraphicFramePr>
@@ -6415,7 +6410,7 @@
                         <pic:spPr bwMode="auto">
                           <a:xfrm>
                             <a:off x="0" y="0"/>
-                            <a:ext cx="1009650" cy="762000"/>
+                            <a:ext cx="914400" cy="685800"/>
                           </a:xfrm>
                           <a:prstGeom prst="rect">
                             <a:avLst/>
@@ -6481,7 +6476,7 @@
             <w:r>
               <w:drawing>
                 <wp:inline distT="0" distB="0" distL="0" distR="0">
-                  <wp:extent cx="1009650" cy="762000"/>
+                  <wp:extent cx="914400" cy="685800"/>
                   <wp:effectExtent t="0" r="0" b="0" l="0"/>
                   <wp:docPr id="1" name="" descr="" title=""/>
                   <wp:cNvGraphicFramePr>
@@ -6506,7 +6501,7 @@
                         <pic:spPr bwMode="auto">
                           <a:xfrm>
                             <a:off x="0" y="0"/>
-                            <a:ext cx="1009650" cy="762000"/>
+                            <a:ext cx="914400" cy="685800"/>
                           </a:xfrm>
                           <a:prstGeom prst="rect">
                             <a:avLst/>
@@ -6563,10 +6558,10 @@
               <w:right w:val="single" w:color="C9C9C9" w:sz="4"/>
             </w:tcBorders>
             <w:tcMar>
-              <w:top w:type="dxa" w:w="80"/>
-              <w:left w:type="dxa" w:w="110"/>
-              <w:bottom w:type="dxa" w:w="80"/>
-              <w:right w:type="dxa" w:w="110"/>
+              <w:top w:type="dxa" w:w="100"/>
+              <w:left w:type="dxa" w:w="120"/>
+              <w:bottom w:type="dxa" w:w="100"/>
+              <w:right w:type="dxa" w:w="120"/>
             </w:tcMar>
             <w:vAlign w:val="center"/>
           </w:tcPr>
@@ -6611,10 +6606,10 @@
             </w:tcBorders>
             <w:shd w:fill="F4F7D3" w:color="auto" w:val="clear"/>
             <w:tcMar>
-              <w:top w:type="dxa" w:w="80"/>
-              <w:left w:type="dxa" w:w="110"/>
-              <w:bottom w:type="dxa" w:w="80"/>
-              <w:right w:type="dxa" w:w="110"/>
+              <w:top w:type="dxa" w:w="100"/>
+              <w:left w:type="dxa" w:w="120"/>
+              <w:bottom w:type="dxa" w:w="100"/>
+              <w:right w:type="dxa" w:w="120"/>
             </w:tcMar>
             <w:vAlign w:val="center"/>
           </w:tcPr>
@@ -6659,10 +6654,10 @@
               <w:right w:val="single" w:color="C9C9C9" w:sz="4"/>
             </w:tcBorders>
             <w:tcMar>
-              <w:top w:type="dxa" w:w="80"/>
-              <w:left w:type="dxa" w:w="110"/>
-              <w:bottom w:type="dxa" w:w="80"/>
-              <w:right w:type="dxa" w:w="110"/>
+              <w:top w:type="dxa" w:w="100"/>
+              <w:left w:type="dxa" w:w="120"/>
+              <w:bottom w:type="dxa" w:w="100"/>
+              <w:right w:type="dxa" w:w="120"/>
             </w:tcMar>
             <w:vAlign w:val="center"/>
           </w:tcPr>
@@ -6706,7 +6701,7 @@
             <w:r>
               <w:drawing>
                 <wp:inline distT="0" distB="0" distL="0" distR="0">
-                  <wp:extent cx="1009650" cy="762000"/>
+                  <wp:extent cx="914400" cy="685800"/>
                   <wp:effectExtent t="0" r="0" b="0" l="0"/>
                   <wp:docPr id="1" name="" descr="" title=""/>
                   <wp:cNvGraphicFramePr>
@@ -6731,7 +6726,7 @@
                         <pic:spPr bwMode="auto">
                           <a:xfrm>
                             <a:off x="0" y="0"/>
-                            <a:ext cx="1009650" cy="762000"/>
+                            <a:ext cx="914400" cy="685800"/>
                           </a:xfrm>
                           <a:prstGeom prst="rect">
                             <a:avLst/>
@@ -6797,7 +6792,7 @@
             <w:r>
               <w:drawing>
                 <wp:inline distT="0" distB="0" distL="0" distR="0">
-                  <wp:extent cx="1009650" cy="762000"/>
+                  <wp:extent cx="914400" cy="685800"/>
                   <wp:effectExtent t="0" r="0" b="0" l="0"/>
                   <wp:docPr id="1" name="" descr="" title=""/>
                   <wp:cNvGraphicFramePr>
@@ -6822,7 +6817,7 @@
                         <pic:spPr bwMode="auto">
                           <a:xfrm>
                             <a:off x="0" y="0"/>
-                            <a:ext cx="1009650" cy="762000"/>
+                            <a:ext cx="914400" cy="685800"/>
                           </a:xfrm>
                           <a:prstGeom prst="rect">
                             <a:avLst/>
@@ -6879,10 +6874,10 @@
               <w:right w:val="single" w:color="C9C9C9" w:sz="4"/>
             </w:tcBorders>
             <w:tcMar>
-              <w:top w:type="dxa" w:w="80"/>
-              <w:left w:type="dxa" w:w="110"/>
-              <w:bottom w:type="dxa" w:w="80"/>
-              <w:right w:type="dxa" w:w="110"/>
+              <w:top w:type="dxa" w:w="100"/>
+              <w:left w:type="dxa" w:w="120"/>
+              <w:bottom w:type="dxa" w:w="100"/>
+              <w:right w:type="dxa" w:w="120"/>
             </w:tcMar>
             <w:vAlign w:val="center"/>
           </w:tcPr>
@@ -6927,10 +6922,10 @@
             </w:tcBorders>
             <w:shd w:fill="F4F7D3" w:color="auto" w:val="clear"/>
             <w:tcMar>
-              <w:top w:type="dxa" w:w="80"/>
-              <w:left w:type="dxa" w:w="110"/>
-              <w:bottom w:type="dxa" w:w="80"/>
-              <w:right w:type="dxa" w:w="110"/>
+              <w:top w:type="dxa" w:w="100"/>
+              <w:left w:type="dxa" w:w="120"/>
+              <w:bottom w:type="dxa" w:w="100"/>
+              <w:right w:type="dxa" w:w="120"/>
             </w:tcMar>
             <w:vAlign w:val="center"/>
           </w:tcPr>
@@ -6975,10 +6970,10 @@
               <w:right w:val="single" w:color="C9C9C9" w:sz="4"/>
             </w:tcBorders>
             <w:tcMar>
-              <w:top w:type="dxa" w:w="80"/>
-              <w:left w:type="dxa" w:w="110"/>
-              <w:bottom w:type="dxa" w:w="80"/>
-              <w:right w:type="dxa" w:w="110"/>
+              <w:top w:type="dxa" w:w="100"/>
+              <w:left w:type="dxa" w:w="120"/>
+              <w:bottom w:type="dxa" w:w="100"/>
+              <w:right w:type="dxa" w:w="120"/>
             </w:tcMar>
             <w:vAlign w:val="center"/>
           </w:tcPr>
@@ -7022,7 +7017,7 @@
             <w:r>
               <w:drawing>
                 <wp:inline distT="0" distB="0" distL="0" distR="0">
-                  <wp:extent cx="1009650" cy="762000"/>
+                  <wp:extent cx="914400" cy="685800"/>
                   <wp:effectExtent t="0" r="0" b="0" l="0"/>
                   <wp:docPr id="1" name="" descr="" title=""/>
                   <wp:cNvGraphicFramePr>
@@ -7047,7 +7042,7 @@
                         <pic:spPr bwMode="auto">
                           <a:xfrm>
                             <a:off x="0" y="0"/>
-                            <a:ext cx="1009650" cy="762000"/>
+                            <a:ext cx="914400" cy="685800"/>
                           </a:xfrm>
                           <a:prstGeom prst="rect">
                             <a:avLst/>
@@ -7113,7 +7108,7 @@
             <w:r>
               <w:drawing>
                 <wp:inline distT="0" distB="0" distL="0" distR="0">
-                  <wp:extent cx="1009650" cy="762000"/>
+                  <wp:extent cx="914400" cy="685800"/>
                   <wp:effectExtent t="0" r="0" b="0" l="0"/>
                   <wp:docPr id="1" name="" descr="" title=""/>
                   <wp:cNvGraphicFramePr>
@@ -7138,7 +7133,7 @@
                         <pic:spPr bwMode="auto">
                           <a:xfrm>
                             <a:off x="0" y="0"/>
-                            <a:ext cx="1009650" cy="762000"/>
+                            <a:ext cx="914400" cy="685800"/>
                           </a:xfrm>
                           <a:prstGeom prst="rect">
                             <a:avLst/>
@@ -7195,10 +7190,10 @@
               <w:right w:val="single" w:color="C9C9C9" w:sz="4"/>
             </w:tcBorders>
             <w:tcMar>
-              <w:top w:type="dxa" w:w="80"/>
-              <w:left w:type="dxa" w:w="110"/>
-              <w:bottom w:type="dxa" w:w="80"/>
-              <w:right w:type="dxa" w:w="110"/>
+              <w:top w:type="dxa" w:w="100"/>
+              <w:left w:type="dxa" w:w="120"/>
+              <w:bottom w:type="dxa" w:w="100"/>
+              <w:right w:type="dxa" w:w="120"/>
             </w:tcMar>
             <w:vAlign w:val="center"/>
           </w:tcPr>
@@ -7243,10 +7238,10 @@
             </w:tcBorders>
             <w:shd w:fill="F4F7D3" w:color="auto" w:val="clear"/>
             <w:tcMar>
-              <w:top w:type="dxa" w:w="80"/>
-              <w:left w:type="dxa" w:w="110"/>
-              <w:bottom w:type="dxa" w:w="80"/>
-              <w:right w:type="dxa" w:w="110"/>
+              <w:top w:type="dxa" w:w="100"/>
+              <w:left w:type="dxa" w:w="120"/>
+              <w:bottom w:type="dxa" w:w="100"/>
+              <w:right w:type="dxa" w:w="120"/>
             </w:tcMar>
             <w:vAlign w:val="center"/>
           </w:tcPr>
@@ -7291,10 +7286,10 @@
               <w:right w:val="single" w:color="C9C9C9" w:sz="4"/>
             </w:tcBorders>
             <w:tcMar>
-              <w:top w:type="dxa" w:w="80"/>
-              <w:left w:type="dxa" w:w="110"/>
-              <w:bottom w:type="dxa" w:w="80"/>
-              <w:right w:type="dxa" w:w="110"/>
+              <w:top w:type="dxa" w:w="100"/>
+              <w:left w:type="dxa" w:w="120"/>
+              <w:bottom w:type="dxa" w:w="100"/>
+              <w:right w:type="dxa" w:w="120"/>
             </w:tcMar>
             <w:vAlign w:val="center"/>
           </w:tcPr>
@@ -7338,7 +7333,7 @@
             <w:r>
               <w:drawing>
                 <wp:inline distT="0" distB="0" distL="0" distR="0">
-                  <wp:extent cx="1009650" cy="762000"/>
+                  <wp:extent cx="914400" cy="685800"/>
                   <wp:effectExtent t="0" r="0" b="0" l="0"/>
                   <wp:docPr id="1" name="" descr="" title=""/>
                   <wp:cNvGraphicFramePr>
@@ -7363,7 +7358,7 @@
                         <pic:spPr bwMode="auto">
                           <a:xfrm>
                             <a:off x="0" y="0"/>
-                            <a:ext cx="1009650" cy="762000"/>
+                            <a:ext cx="914400" cy="685800"/>
                           </a:xfrm>
                           <a:prstGeom prst="rect">
                             <a:avLst/>
@@ -7429,7 +7424,7 @@
             <w:r>
               <w:drawing>
                 <wp:inline distT="0" distB="0" distL="0" distR="0">
-                  <wp:extent cx="1009650" cy="762000"/>
+                  <wp:extent cx="914400" cy="685800"/>
                   <wp:effectExtent t="0" r="0" b="0" l="0"/>
                   <wp:docPr id="1" name="" descr="" title=""/>
                   <wp:cNvGraphicFramePr>
@@ -7454,7 +7449,7 @@
                         <pic:spPr bwMode="auto">
                           <a:xfrm>
                             <a:off x="0" y="0"/>
-                            <a:ext cx="1009650" cy="762000"/>
+                            <a:ext cx="914400" cy="685800"/>
                           </a:xfrm>
                           <a:prstGeom prst="rect">
                             <a:avLst/>
@@ -7511,10 +7506,10 @@
               <w:right w:val="single" w:color="C9C9C9" w:sz="4"/>
             </w:tcBorders>
             <w:tcMar>
-              <w:top w:type="dxa" w:w="80"/>
-              <w:left w:type="dxa" w:w="110"/>
-              <w:bottom w:type="dxa" w:w="80"/>
-              <w:right w:type="dxa" w:w="110"/>
+              <w:top w:type="dxa" w:w="100"/>
+              <w:left w:type="dxa" w:w="120"/>
+              <w:bottom w:type="dxa" w:w="100"/>
+              <w:right w:type="dxa" w:w="120"/>
             </w:tcMar>
             <w:vAlign w:val="center"/>
           </w:tcPr>
@@ -7559,10 +7554,10 @@
             </w:tcBorders>
             <w:shd w:fill="F4F7D3" w:color="auto" w:val="clear"/>
             <w:tcMar>
-              <w:top w:type="dxa" w:w="80"/>
-              <w:left w:type="dxa" w:w="110"/>
-              <w:bottom w:type="dxa" w:w="80"/>
-              <w:right w:type="dxa" w:w="110"/>
+              <w:top w:type="dxa" w:w="100"/>
+              <w:left w:type="dxa" w:w="120"/>
+              <w:bottom w:type="dxa" w:w="100"/>
+              <w:right w:type="dxa" w:w="120"/>
             </w:tcMar>
             <w:vAlign w:val="center"/>
           </w:tcPr>
@@ -7607,10 +7602,10 @@
               <w:right w:val="single" w:color="C9C9C9" w:sz="4"/>
             </w:tcBorders>
             <w:tcMar>
-              <w:top w:type="dxa" w:w="80"/>
-              <w:left w:type="dxa" w:w="110"/>
-              <w:bottom w:type="dxa" w:w="80"/>
-              <w:right w:type="dxa" w:w="110"/>
+              <w:top w:type="dxa" w:w="100"/>
+              <w:left w:type="dxa" w:w="120"/>
+              <w:bottom w:type="dxa" w:w="100"/>
+              <w:right w:type="dxa" w:w="120"/>
             </w:tcMar>
             <w:vAlign w:val="center"/>
           </w:tcPr>
@@ -7654,7 +7649,7 @@
             <w:r>
               <w:drawing>
                 <wp:inline distT="0" distB="0" distL="0" distR="0">
-                  <wp:extent cx="1009650" cy="762000"/>
+                  <wp:extent cx="914400" cy="685800"/>
                   <wp:effectExtent t="0" r="0" b="0" l="0"/>
                   <wp:docPr id="1" name="" descr="" title=""/>
                   <wp:cNvGraphicFramePr>
@@ -7679,7 +7674,7 @@
                         <pic:spPr bwMode="auto">
                           <a:xfrm>
                             <a:off x="0" y="0"/>
-                            <a:ext cx="1009650" cy="762000"/>
+                            <a:ext cx="914400" cy="685800"/>
                           </a:xfrm>
                           <a:prstGeom prst="rect">
                             <a:avLst/>
@@ -7745,7 +7740,7 @@
             <w:r>
               <w:drawing>
                 <wp:inline distT="0" distB="0" distL="0" distR="0">
-                  <wp:extent cx="1009650" cy="762000"/>
+                  <wp:extent cx="914400" cy="685800"/>
                   <wp:effectExtent t="0" r="0" b="0" l="0"/>
                   <wp:docPr id="1" name="" descr="" title=""/>
                   <wp:cNvGraphicFramePr>
@@ -7770,7 +7765,7 @@
                         <pic:spPr bwMode="auto">
                           <a:xfrm>
                             <a:off x="0" y="0"/>
-                            <a:ext cx="1009650" cy="762000"/>
+                            <a:ext cx="914400" cy="685800"/>
                           </a:xfrm>
                           <a:prstGeom prst="rect">
                             <a:avLst/>
@@ -7827,10 +7822,10 @@
               <w:right w:val="single" w:color="C9C9C9" w:sz="4"/>
             </w:tcBorders>
             <w:tcMar>
-              <w:top w:type="dxa" w:w="80"/>
-              <w:left w:type="dxa" w:w="110"/>
-              <w:bottom w:type="dxa" w:w="80"/>
-              <w:right w:type="dxa" w:w="110"/>
+              <w:top w:type="dxa" w:w="100"/>
+              <w:left w:type="dxa" w:w="120"/>
+              <w:bottom w:type="dxa" w:w="100"/>
+              <w:right w:type="dxa" w:w="120"/>
             </w:tcMar>
             <w:vAlign w:val="center"/>
           </w:tcPr>
@@ -7875,10 +7870,10 @@
             </w:tcBorders>
             <w:shd w:fill="F4F7D3" w:color="auto" w:val="clear"/>
             <w:tcMar>
-              <w:top w:type="dxa" w:w="80"/>
-              <w:left w:type="dxa" w:w="110"/>
-              <w:bottom w:type="dxa" w:w="80"/>
-              <w:right w:type="dxa" w:w="110"/>
+              <w:top w:type="dxa" w:w="100"/>
+              <w:left w:type="dxa" w:w="120"/>
+              <w:bottom w:type="dxa" w:w="100"/>
+              <w:right w:type="dxa" w:w="120"/>
             </w:tcMar>
             <w:vAlign w:val="center"/>
           </w:tcPr>
@@ -7923,10 +7918,10 @@
               <w:right w:val="single" w:color="C9C9C9" w:sz="4"/>
             </w:tcBorders>
             <w:tcMar>
-              <w:top w:type="dxa" w:w="80"/>
-              <w:left w:type="dxa" w:w="110"/>
-              <w:bottom w:type="dxa" w:w="80"/>
-              <w:right w:type="dxa" w:w="110"/>
+              <w:top w:type="dxa" w:w="100"/>
+              <w:left w:type="dxa" w:w="120"/>
+              <w:bottom w:type="dxa" w:w="100"/>
+              <w:right w:type="dxa" w:w="120"/>
             </w:tcMar>
             <w:vAlign w:val="center"/>
           </w:tcPr>
@@ -7970,7 +7965,7 @@
             <w:r>
               <w:drawing>
                 <wp:inline distT="0" distB="0" distL="0" distR="0">
-                  <wp:extent cx="1009650" cy="762000"/>
+                  <wp:extent cx="914400" cy="685800"/>
                   <wp:effectExtent t="0" r="0" b="0" l="0"/>
                   <wp:docPr id="1" name="" descr="" title=""/>
                   <wp:cNvGraphicFramePr>
@@ -7995,7 +7990,7 @@
                         <pic:spPr bwMode="auto">
                           <a:xfrm>
                             <a:off x="0" y="0"/>
-                            <a:ext cx="1009650" cy="762000"/>
+                            <a:ext cx="914400" cy="685800"/>
                           </a:xfrm>
                           <a:prstGeom prst="rect">
                             <a:avLst/>
@@ -8047,10 +8042,10 @@
               <w:right w:val="single" w:color="C9C9C9" w:sz="4"/>
             </w:tcBorders>
             <w:tcMar>
-              <w:top w:type="dxa" w:w="80"/>
-              <w:left w:type="dxa" w:w="110"/>
-              <w:bottom w:type="dxa" w:w="80"/>
-              <w:right w:type="dxa" w:w="110"/>
+              <w:top w:type="dxa" w:w="100"/>
+              <w:left w:type="dxa" w:w="120"/>
+              <w:bottom w:type="dxa" w:w="100"/>
+              <w:right w:type="dxa" w:w="120"/>
             </w:tcMar>
             <w:vAlign w:val="center"/>
           </w:tcPr>
@@ -8088,10 +8083,10 @@
             </w:tcBorders>
             <w:shd w:fill="3B3B3B" w:color="auto" w:val="clear"/>
             <w:tcMar>
-              <w:top w:type="dxa" w:w="80"/>
-              <w:left w:type="dxa" w:w="110"/>
-              <w:bottom w:type="dxa" w:w="80"/>
-              <w:right w:type="dxa" w:w="110"/>
+              <w:top w:type="dxa" w:w="100"/>
+              <w:left w:type="dxa" w:w="120"/>
+              <w:bottom w:type="dxa" w:w="100"/>
+              <w:right w:type="dxa" w:w="120"/>
             </w:tcMar>
             <w:vAlign w:val="center"/>
           </w:tcPr>
@@ -8124,10 +8119,10 @@
             </w:tcBorders>
             <w:shd w:fill="CAD225" w:color="auto" w:val="clear"/>
             <w:tcMar>
-              <w:top w:type="dxa" w:w="80"/>
-              <w:left w:type="dxa" w:w="110"/>
-              <w:bottom w:type="dxa" w:w="80"/>
-              <w:right w:type="dxa" w:w="110"/>
+              <w:top w:type="dxa" w:w="100"/>
+              <w:left w:type="dxa" w:w="120"/>
+              <w:bottom w:type="dxa" w:w="100"/>
+              <w:right w:type="dxa" w:w="120"/>
             </w:tcMar>
             <w:vAlign w:val="center"/>
           </w:tcPr>
@@ -8161,10 +8156,10 @@
             </w:tcBorders>
             <w:shd w:fill="3B3B3B" w:color="auto" w:val="clear"/>
             <w:tcMar>
-              <w:top w:type="dxa" w:w="80"/>
-              <w:left w:type="dxa" w:w="110"/>
-              <w:bottom w:type="dxa" w:w="80"/>
-              <w:right w:type="dxa" w:w="110"/>
+              <w:top w:type="dxa" w:w="100"/>
+              <w:left w:type="dxa" w:w="120"/>
+              <w:bottom w:type="dxa" w:w="100"/>
+              <w:right w:type="dxa" w:w="120"/>
             </w:tcMar>
             <w:vAlign w:val="center"/>
           </w:tcPr>
@@ -8188,7 +8183,7 @@
     </w:tbl>
     <w:p>
       <w:pPr>
-        <w:spacing w:after="200" w:before="60"/>
+        <w:spacing w:after="280" w:before="100"/>
       </w:pPr>
       <w:r>
         <w:rPr>
@@ -8512,7 +8507,7 @@
     </w:tbl>
     <w:p>
       <w:pPr>
-        <w:spacing w:after="140"/>
+        <w:spacing w:after="280"/>
       </w:pPr>
     </w:p>
     <w:tbl>
@@ -8571,12 +8566,12 @@
     </w:tbl>
     <w:p>
       <w:pPr>
-        <w:spacing w:after="140"/>
+        <w:spacing w:after="280"/>
       </w:pPr>
     </w:p>
     <w:p>
       <w:pPr>
-        <w:spacing w:after="140" w:before="0" w:line="300" w:lineRule="auto"/>
+        <w:spacing w:after="200" w:before="0" w:line="300" w:lineRule="auto"/>
         <w:jc w:val="both"/>
       </w:pPr>
       <w:r>
@@ -8632,7 +8627,7 @@
     <w:p>
       <w:pPr>
         <w:keepNext/>
-        <w:spacing w:after="0" w:before="200"/>
+        <w:spacing w:after="20" w:before="320"/>
       </w:pPr>
       <w:r>
         <w:rPr>
@@ -8649,7 +8644,7 @@
     <w:p>
       <w:pPr>
         <w:keepNext/>
-        <w:spacing w:after="100"/>
+        <w:spacing w:after="140"/>
       </w:pPr>
       <w:r>
         <w:rPr>
@@ -8699,10 +8694,10 @@
             </w:tcBorders>
             <w:shd w:fill="3B3B3B" w:color="auto" w:val="clear"/>
             <w:tcMar>
-              <w:top w:type="dxa" w:w="80"/>
-              <w:left w:type="dxa" w:w="110"/>
-              <w:bottom w:type="dxa" w:w="80"/>
-              <w:right w:type="dxa" w:w="110"/>
+              <w:top w:type="dxa" w:w="100"/>
+              <w:left w:type="dxa" w:w="120"/>
+              <w:bottom w:type="dxa" w:w="100"/>
+              <w:right w:type="dxa" w:w="120"/>
             </w:tcMar>
             <w:vAlign w:val="center"/>
           </w:tcPr>
@@ -8735,10 +8730,10 @@
             </w:tcBorders>
             <w:shd w:fill="3B3B3B" w:color="auto" w:val="clear"/>
             <w:tcMar>
-              <w:top w:type="dxa" w:w="80"/>
-              <w:left w:type="dxa" w:w="110"/>
-              <w:bottom w:type="dxa" w:w="80"/>
-              <w:right w:type="dxa" w:w="110"/>
+              <w:top w:type="dxa" w:w="100"/>
+              <w:left w:type="dxa" w:w="120"/>
+              <w:bottom w:type="dxa" w:w="100"/>
+              <w:right w:type="dxa" w:w="120"/>
             </w:tcMar>
             <w:vAlign w:val="center"/>
           </w:tcPr>
@@ -8771,10 +8766,10 @@
             </w:tcBorders>
             <w:shd w:fill="3B3B3B" w:color="auto" w:val="clear"/>
             <w:tcMar>
-              <w:top w:type="dxa" w:w="80"/>
-              <w:left w:type="dxa" w:w="110"/>
-              <w:bottom w:type="dxa" w:w="80"/>
-              <w:right w:type="dxa" w:w="110"/>
+              <w:top w:type="dxa" w:w="100"/>
+              <w:left w:type="dxa" w:w="120"/>
+              <w:bottom w:type="dxa" w:w="100"/>
+              <w:right w:type="dxa" w:w="120"/>
             </w:tcMar>
             <w:vAlign w:val="center"/>
           </w:tcPr>
@@ -8807,10 +8802,10 @@
             </w:tcBorders>
             <w:shd w:fill="3B3B3B" w:color="auto" w:val="clear"/>
             <w:tcMar>
-              <w:top w:type="dxa" w:w="80"/>
-              <w:left w:type="dxa" w:w="110"/>
-              <w:bottom w:type="dxa" w:w="80"/>
-              <w:right w:type="dxa" w:w="110"/>
+              <w:top w:type="dxa" w:w="100"/>
+              <w:left w:type="dxa" w:w="120"/>
+              <w:bottom w:type="dxa" w:w="100"/>
+              <w:right w:type="dxa" w:w="120"/>
             </w:tcMar>
             <w:vAlign w:val="center"/>
           </w:tcPr>
@@ -8843,10 +8838,10 @@
             </w:tcBorders>
             <w:shd w:fill="3B3B3B" w:color="auto" w:val="clear"/>
             <w:tcMar>
-              <w:top w:type="dxa" w:w="80"/>
-              <w:left w:type="dxa" w:w="110"/>
-              <w:bottom w:type="dxa" w:w="80"/>
-              <w:right w:type="dxa" w:w="110"/>
+              <w:top w:type="dxa" w:w="100"/>
+              <w:left w:type="dxa" w:w="120"/>
+              <w:bottom w:type="dxa" w:w="100"/>
+              <w:right w:type="dxa" w:w="120"/>
             </w:tcMar>
             <w:vAlign w:val="center"/>
           </w:tcPr>
@@ -8879,10 +8874,10 @@
             </w:tcBorders>
             <w:shd w:fill="3B3B3B" w:color="auto" w:val="clear"/>
             <w:tcMar>
-              <w:top w:type="dxa" w:w="80"/>
-              <w:left w:type="dxa" w:w="110"/>
-              <w:bottom w:type="dxa" w:w="80"/>
-              <w:right w:type="dxa" w:w="110"/>
+              <w:top w:type="dxa" w:w="100"/>
+              <w:left w:type="dxa" w:w="120"/>
+              <w:bottom w:type="dxa" w:w="100"/>
+              <w:right w:type="dxa" w:w="120"/>
             </w:tcMar>
             <w:vAlign w:val="center"/>
           </w:tcPr>
@@ -8917,10 +8912,10 @@
             </w:tcBorders>
             <w:shd w:fill="F4F7D3" w:color="auto" w:val="clear"/>
             <w:tcMar>
-              <w:top w:type="dxa" w:w="80"/>
-              <w:left w:type="dxa" w:w="110"/>
-              <w:bottom w:type="dxa" w:w="80"/>
-              <w:right w:type="dxa" w:w="110"/>
+              <w:top w:type="dxa" w:w="100"/>
+              <w:left w:type="dxa" w:w="120"/>
+              <w:bottom w:type="dxa" w:w="100"/>
+              <w:right w:type="dxa" w:w="120"/>
             </w:tcMar>
             <w:vAlign w:val="center"/>
           </w:tcPr>
@@ -8953,10 +8948,10 @@
             </w:tcBorders>
             <w:shd w:fill="F4F7D3" w:color="auto" w:val="clear"/>
             <w:tcMar>
-              <w:top w:type="dxa" w:w="80"/>
-              <w:left w:type="dxa" w:w="110"/>
-              <w:bottom w:type="dxa" w:w="80"/>
-              <w:right w:type="dxa" w:w="110"/>
+              <w:top w:type="dxa" w:w="100"/>
+              <w:left w:type="dxa" w:w="120"/>
+              <w:bottom w:type="dxa" w:w="100"/>
+              <w:right w:type="dxa" w:w="120"/>
             </w:tcMar>
             <w:vAlign w:val="center"/>
           </w:tcPr>
@@ -8987,10 +8982,10 @@
             </w:tcBorders>
             <w:shd w:fill="F4F7D3" w:color="auto" w:val="clear"/>
             <w:tcMar>
-              <w:top w:type="dxa" w:w="80"/>
-              <w:left w:type="dxa" w:w="110"/>
-              <w:bottom w:type="dxa" w:w="80"/>
-              <w:right w:type="dxa" w:w="110"/>
+              <w:top w:type="dxa" w:w="100"/>
+              <w:left w:type="dxa" w:w="120"/>
+              <w:bottom w:type="dxa" w:w="100"/>
+              <w:right w:type="dxa" w:w="120"/>
             </w:tcMar>
             <w:vAlign w:val="center"/>
           </w:tcPr>
@@ -9021,10 +9016,10 @@
             </w:tcBorders>
             <w:shd w:fill="F4F7D3" w:color="auto" w:val="clear"/>
             <w:tcMar>
-              <w:top w:type="dxa" w:w="80"/>
-              <w:left w:type="dxa" w:w="110"/>
-              <w:bottom w:type="dxa" w:w="80"/>
-              <w:right w:type="dxa" w:w="110"/>
+              <w:top w:type="dxa" w:w="100"/>
+              <w:left w:type="dxa" w:w="120"/>
+              <w:bottom w:type="dxa" w:w="100"/>
+              <w:right w:type="dxa" w:w="120"/>
             </w:tcMar>
             <w:vAlign w:val="center"/>
           </w:tcPr>
@@ -9055,10 +9050,10 @@
             </w:tcBorders>
             <w:shd w:fill="F4F7D3" w:color="auto" w:val="clear"/>
             <w:tcMar>
-              <w:top w:type="dxa" w:w="80"/>
-              <w:left w:type="dxa" w:w="110"/>
-              <w:bottom w:type="dxa" w:w="80"/>
-              <w:right w:type="dxa" w:w="110"/>
+              <w:top w:type="dxa" w:w="100"/>
+              <w:left w:type="dxa" w:w="120"/>
+              <w:bottom w:type="dxa" w:w="100"/>
+              <w:right w:type="dxa" w:w="120"/>
             </w:tcMar>
             <w:vAlign w:val="center"/>
           </w:tcPr>
@@ -9089,10 +9084,10 @@
             </w:tcBorders>
             <w:shd w:fill="F4F7D3" w:color="auto" w:val="clear"/>
             <w:tcMar>
-              <w:top w:type="dxa" w:w="80"/>
-              <w:left w:type="dxa" w:w="110"/>
-              <w:bottom w:type="dxa" w:w="80"/>
-              <w:right w:type="dxa" w:w="110"/>
+              <w:top w:type="dxa" w:w="100"/>
+              <w:left w:type="dxa" w:w="120"/>
+              <w:bottom w:type="dxa" w:w="100"/>
+              <w:right w:type="dxa" w:w="120"/>
             </w:tcMar>
             <w:vAlign w:val="center"/>
           </w:tcPr>
@@ -9139,10 +9134,10 @@
               <w:right w:val="single" w:color="C9C9C9" w:sz="4"/>
             </w:tcBorders>
             <w:tcMar>
-              <w:top w:type="dxa" w:w="80"/>
-              <w:left w:type="dxa" w:w="110"/>
-              <w:bottom w:type="dxa" w:w="80"/>
-              <w:right w:type="dxa" w:w="110"/>
+              <w:top w:type="dxa" w:w="100"/>
+              <w:left w:type="dxa" w:w="120"/>
+              <w:bottom w:type="dxa" w:w="100"/>
+              <w:right w:type="dxa" w:w="120"/>
             </w:tcMar>
             <w:vAlign w:val="center"/>
           </w:tcPr>
@@ -9174,10 +9169,10 @@
               <w:right w:val="single" w:color="C9C9C9" w:sz="4"/>
             </w:tcBorders>
             <w:tcMar>
-              <w:top w:type="dxa" w:w="80"/>
-              <w:left w:type="dxa" w:w="110"/>
-              <w:bottom w:type="dxa" w:w="80"/>
-              <w:right w:type="dxa" w:w="110"/>
+              <w:top w:type="dxa" w:w="100"/>
+              <w:left w:type="dxa" w:w="120"/>
+              <w:bottom w:type="dxa" w:w="100"/>
+              <w:right w:type="dxa" w:w="120"/>
             </w:tcMar>
             <w:vAlign w:val="center"/>
           </w:tcPr>
@@ -9207,10 +9202,10 @@
               <w:right w:val="single" w:color="C9C9C9" w:sz="4"/>
             </w:tcBorders>
             <w:tcMar>
-              <w:top w:type="dxa" w:w="80"/>
-              <w:left w:type="dxa" w:w="110"/>
-              <w:bottom w:type="dxa" w:w="80"/>
-              <w:right w:type="dxa" w:w="110"/>
+              <w:top w:type="dxa" w:w="100"/>
+              <w:left w:type="dxa" w:w="120"/>
+              <w:bottom w:type="dxa" w:w="100"/>
+              <w:right w:type="dxa" w:w="120"/>
             </w:tcMar>
             <w:vAlign w:val="center"/>
           </w:tcPr>
@@ -9240,10 +9235,10 @@
               <w:right w:val="single" w:color="C9C9C9" w:sz="4"/>
             </w:tcBorders>
             <w:tcMar>
-              <w:top w:type="dxa" w:w="80"/>
-              <w:left w:type="dxa" w:w="110"/>
-              <w:bottom w:type="dxa" w:w="80"/>
-              <w:right w:type="dxa" w:w="110"/>
+              <w:top w:type="dxa" w:w="100"/>
+              <w:left w:type="dxa" w:w="120"/>
+              <w:bottom w:type="dxa" w:w="100"/>
+              <w:right w:type="dxa" w:w="120"/>
             </w:tcMar>
             <w:vAlign w:val="center"/>
           </w:tcPr>
@@ -9273,10 +9268,10 @@
               <w:right w:val="single" w:color="C9C9C9" w:sz="4"/>
             </w:tcBorders>
             <w:tcMar>
-              <w:top w:type="dxa" w:w="80"/>
-              <w:left w:type="dxa" w:w="110"/>
-              <w:bottom w:type="dxa" w:w="80"/>
-              <w:right w:type="dxa" w:w="110"/>
+              <w:top w:type="dxa" w:w="100"/>
+              <w:left w:type="dxa" w:w="120"/>
+              <w:bottom w:type="dxa" w:w="100"/>
+              <w:right w:type="dxa" w:w="120"/>
             </w:tcMar>
             <w:vAlign w:val="center"/>
           </w:tcPr>
@@ -9306,10 +9301,10 @@
               <w:right w:val="single" w:color="C9C9C9" w:sz="4"/>
             </w:tcBorders>
             <w:tcMar>
-              <w:top w:type="dxa" w:w="80"/>
-              <w:left w:type="dxa" w:w="110"/>
-              <w:bottom w:type="dxa" w:w="80"/>
-              <w:right w:type="dxa" w:w="110"/>
+              <w:top w:type="dxa" w:w="100"/>
+              <w:left w:type="dxa" w:w="120"/>
+              <w:bottom w:type="dxa" w:w="100"/>
+              <w:right w:type="dxa" w:w="120"/>
             </w:tcMar>
             <w:vAlign w:val="center"/>
           </w:tcPr>
@@ -9356,10 +9351,10 @@
               <w:right w:val="single" w:color="C9C9C9" w:sz="4"/>
             </w:tcBorders>
             <w:tcMar>
-              <w:top w:type="dxa" w:w="80"/>
-              <w:left w:type="dxa" w:w="110"/>
-              <w:bottom w:type="dxa" w:w="80"/>
-              <w:right w:type="dxa" w:w="110"/>
+              <w:top w:type="dxa" w:w="100"/>
+              <w:left w:type="dxa" w:w="120"/>
+              <w:bottom w:type="dxa" w:w="100"/>
+              <w:right w:type="dxa" w:w="120"/>
             </w:tcMar>
             <w:vAlign w:val="center"/>
           </w:tcPr>
@@ -9391,10 +9386,10 @@
               <w:right w:val="single" w:color="C9C9C9" w:sz="4"/>
             </w:tcBorders>
             <w:tcMar>
-              <w:top w:type="dxa" w:w="80"/>
-              <w:left w:type="dxa" w:w="110"/>
-              <w:bottom w:type="dxa" w:w="80"/>
-              <w:right w:type="dxa" w:w="110"/>
+              <w:top w:type="dxa" w:w="100"/>
+              <w:left w:type="dxa" w:w="120"/>
+              <w:bottom w:type="dxa" w:w="100"/>
+              <w:right w:type="dxa" w:w="120"/>
             </w:tcMar>
             <w:vAlign w:val="center"/>
           </w:tcPr>
@@ -9424,10 +9419,10 @@
               <w:right w:val="single" w:color="C9C9C9" w:sz="4"/>
             </w:tcBorders>
             <w:tcMar>
-              <w:top w:type="dxa" w:w="80"/>
-              <w:left w:type="dxa" w:w="110"/>
-              <w:bottom w:type="dxa" w:w="80"/>
-              <w:right w:type="dxa" w:w="110"/>
+              <w:top w:type="dxa" w:w="100"/>
+              <w:left w:type="dxa" w:w="120"/>
+              <w:bottom w:type="dxa" w:w="100"/>
+              <w:right w:type="dxa" w:w="120"/>
             </w:tcMar>
             <w:vAlign w:val="center"/>
           </w:tcPr>
@@ -9457,10 +9452,10 @@
               <w:right w:val="single" w:color="C9C9C9" w:sz="4"/>
             </w:tcBorders>
             <w:tcMar>
-              <w:top w:type="dxa" w:w="80"/>
-              <w:left w:type="dxa" w:w="110"/>
-              <w:bottom w:type="dxa" w:w="80"/>
-              <w:right w:type="dxa" w:w="110"/>
+              <w:top w:type="dxa" w:w="100"/>
+              <w:left w:type="dxa" w:w="120"/>
+              <w:bottom w:type="dxa" w:w="100"/>
+              <w:right w:type="dxa" w:w="120"/>
             </w:tcMar>
             <w:vAlign w:val="center"/>
           </w:tcPr>
@@ -9490,10 +9485,10 @@
               <w:right w:val="single" w:color="C9C9C9" w:sz="4"/>
             </w:tcBorders>
             <w:tcMar>
-              <w:top w:type="dxa" w:w="80"/>
-              <w:left w:type="dxa" w:w="110"/>
-              <w:bottom w:type="dxa" w:w="80"/>
-              <w:right w:type="dxa" w:w="110"/>
+              <w:top w:type="dxa" w:w="100"/>
+              <w:left w:type="dxa" w:w="120"/>
+              <w:bottom w:type="dxa" w:w="100"/>
+              <w:right w:type="dxa" w:w="120"/>
             </w:tcMar>
             <w:vAlign w:val="center"/>
           </w:tcPr>
@@ -9523,10 +9518,10 @@
               <w:right w:val="single" w:color="C9C9C9" w:sz="4"/>
             </w:tcBorders>
             <w:tcMar>
-              <w:top w:type="dxa" w:w="80"/>
-              <w:left w:type="dxa" w:w="110"/>
-              <w:bottom w:type="dxa" w:w="80"/>
-              <w:right w:type="dxa" w:w="110"/>
+              <w:top w:type="dxa" w:w="100"/>
+              <w:left w:type="dxa" w:w="120"/>
+              <w:bottom w:type="dxa" w:w="100"/>
+              <w:right w:type="dxa" w:w="120"/>
             </w:tcMar>
             <w:vAlign w:val="center"/>
           </w:tcPr>
@@ -9565,7 +9560,7 @@
     </w:tbl>
     <w:p>
       <w:pPr>
-        <w:spacing w:after="200" w:before="60"/>
+        <w:spacing w:after="280" w:before="100"/>
       </w:pPr>
       <w:r>
         <w:rPr>
@@ -9599,7 +9594,7 @@
     </w:p>
     <w:p>
       <w:pPr>
-        <w:spacing w:after="140" w:before="0" w:line="300" w:lineRule="auto"/>
+        <w:spacing w:after="200" w:before="0" w:line="300" w:lineRule="auto"/>
         <w:jc w:val="both"/>
       </w:pPr>
       <w:r>
@@ -9635,7 +9630,7 @@
     <w:p>
       <w:pPr>
         <w:keepNext/>
-        <w:spacing w:after="80" w:before="80"/>
+        <w:spacing w:after="120" w:before="200"/>
       </w:pPr>
       <w:r>
         <w:rPr>
@@ -9656,7 +9651,7 @@
           <w:ilvl w:val="0"/>
           <w:numId w:val="2"/>
         </w:numPr>
-        <w:spacing w:after="80" w:line="288" w:lineRule="auto"/>
+        <w:spacing w:after="110" w:line="300" w:lineRule="auto"/>
       </w:pPr>
       <w:r>
         <w:rPr>
@@ -9675,7 +9670,7 @@
           <w:ilvl w:val="0"/>
           <w:numId w:val="2"/>
         </w:numPr>
-        <w:spacing w:after="80" w:line="288" w:lineRule="auto"/>
+        <w:spacing w:after="110" w:line="300" w:lineRule="auto"/>
       </w:pPr>
       <w:r>
         <w:rPr>
@@ -9694,7 +9689,7 @@
           <w:ilvl w:val="0"/>
           <w:numId w:val="2"/>
         </w:numPr>
-        <w:spacing w:after="80" w:line="288" w:lineRule="auto"/>
+        <w:spacing w:after="110" w:line="300" w:lineRule="auto"/>
       </w:pPr>
       <w:r>
         <w:rPr>
@@ -9709,7 +9704,7 @@
     <w:p>
       <w:pPr>
         <w:keepNext/>
-        <w:spacing w:after="80" w:before="120"/>
+        <w:spacing w:after="120" w:before="280"/>
       </w:pPr>
       <w:r>
         <w:rPr>
@@ -9730,7 +9725,7 @@
           <w:ilvl w:val="0"/>
           <w:numId w:val="2"/>
         </w:numPr>
-        <w:spacing w:after="80" w:line="288" w:lineRule="auto"/>
+        <w:spacing w:after="110" w:line="300" w:lineRule="auto"/>
       </w:pPr>
       <w:r>
         <w:rPr>
@@ -9749,7 +9744,7 @@
           <w:ilvl w:val="0"/>
           <w:numId w:val="2"/>
         </w:numPr>
-        <w:spacing w:after="80" w:line="288" w:lineRule="auto"/>
+        <w:spacing w:after="110" w:line="300" w:lineRule="auto"/>
       </w:pPr>
       <w:r>
         <w:rPr>
@@ -9768,7 +9763,7 @@
           <w:ilvl w:val="0"/>
           <w:numId w:val="2"/>
         </w:numPr>
-        <w:spacing w:after="80" w:line="288" w:lineRule="auto"/>
+        <w:spacing w:after="110" w:line="300" w:lineRule="auto"/>
       </w:pPr>
       <w:r>
         <w:rPr>
@@ -9783,7 +9778,7 @@
     <w:p>
       <w:pPr>
         <w:keepNext/>
-        <w:spacing w:after="80" w:before="120"/>
+        <w:spacing w:after="120" w:before="280"/>
       </w:pPr>
       <w:r>
         <w:rPr>
@@ -9804,7 +9799,7 @@
           <w:ilvl w:val="0"/>
           <w:numId w:val="2"/>
         </w:numPr>
-        <w:spacing w:after="80" w:line="288" w:lineRule="auto"/>
+        <w:spacing w:after="110" w:line="300" w:lineRule="auto"/>
       </w:pPr>
       <w:r>
         <w:rPr>
@@ -9823,7 +9818,7 @@
           <w:ilvl w:val="0"/>
           <w:numId w:val="2"/>
         </w:numPr>
-        <w:spacing w:after="80" w:line="288" w:lineRule="auto"/>
+        <w:spacing w:after="110" w:line="300" w:lineRule="auto"/>
       </w:pPr>
       <w:r>
         <w:rPr>
@@ -9842,7 +9837,7 @@
           <w:ilvl w:val="0"/>
           <w:numId w:val="2"/>
         </w:numPr>
-        <w:spacing w:after="80" w:line="288" w:lineRule="auto"/>
+        <w:spacing w:after="110" w:line="300" w:lineRule="auto"/>
       </w:pPr>
       <w:r>
         <w:rPr>
@@ -9861,7 +9856,7 @@
           <w:ilvl w:val="0"/>
           <w:numId w:val="2"/>
         </w:numPr>
-        <w:spacing w:after="80" w:line="288" w:lineRule="auto"/>
+        <w:spacing w:after="110" w:line="300" w:lineRule="auto"/>
       </w:pPr>
       <w:r>
         <w:rPr>
@@ -9880,7 +9875,7 @@
           <w:ilvl w:val="0"/>
           <w:numId w:val="2"/>
         </w:numPr>
-        <w:spacing w:after="80" w:line="288" w:lineRule="auto"/>
+        <w:spacing w:after="110" w:line="300" w:lineRule="auto"/>
       </w:pPr>
       <w:r>
         <w:rPr>
@@ -9903,7 +9898,7 @@
     </w:p>
     <w:p>
       <w:pPr>
-        <w:spacing w:after="100" w:line="288"/>
+        <w:spacing w:after="160" w:line="288"/>
         <w:ind w:left="720" w:hanging="720"/>
       </w:pPr>
       <w:r>
@@ -9938,7 +9933,7 @@
     </w:p>
     <w:p>
       <w:pPr>
-        <w:spacing w:after="100" w:line="288"/>
+        <w:spacing w:after="160" w:line="288"/>
         <w:ind w:left="720" w:hanging="720"/>
       </w:pPr>
       <w:r>
@@ -9973,7 +9968,7 @@
     </w:p>
     <w:p>
       <w:pPr>
-        <w:spacing w:after="100" w:line="288"/>
+        <w:spacing w:after="160" w:line="288"/>
         <w:ind w:left="720" w:hanging="720"/>
       </w:pPr>
       <w:r>
@@ -10008,7 +10003,7 @@
     </w:p>
     <w:p>
       <w:pPr>
-        <w:spacing w:after="100" w:line="288"/>
+        <w:spacing w:after="160" w:line="288"/>
         <w:ind w:left="720" w:hanging="720"/>
       </w:pPr>
       <w:r>
@@ -10043,7 +10038,7 @@
     </w:p>
     <w:p>
       <w:pPr>
-        <w:spacing w:after="100" w:line="288"/>
+        <w:spacing w:after="160" w:line="288"/>
         <w:ind w:left="720" w:hanging="720"/>
       </w:pPr>
       <w:r>
@@ -10078,7 +10073,7 @@
     </w:p>
     <w:p>
       <w:pPr>
-        <w:spacing w:after="100" w:line="288"/>
+        <w:spacing w:after="160" w:line="288"/>
         <w:ind w:left="720" w:hanging="720"/>
       </w:pPr>
       <w:r>
@@ -10113,7 +10108,7 @@
     </w:p>
     <w:p>
       <w:pPr>
-        <w:spacing w:after="100" w:line="288"/>
+        <w:spacing w:after="160" w:line="288"/>
         <w:ind w:left="720" w:hanging="720"/>
       </w:pPr>
       <w:r>
@@ -10148,7 +10143,7 @@
     </w:p>
     <w:p>
       <w:pPr>
-        <w:spacing w:after="100" w:line="288"/>
+        <w:spacing w:after="160" w:line="288"/>
         <w:ind w:left="720" w:hanging="720"/>
       </w:pPr>
       <w:r>
@@ -10185,6 +10180,7 @@
       <w:pPr>
         <w:pStyle w:val="Heading1"/>
         <w:keepNext/>
+        <w:pageBreakBefore/>
       </w:pPr>
       <w:r>
         <w:t xml:space="preserve">Anexo. Registro fotográfico complementario</w:t>
@@ -10192,7 +10188,7 @@
     </w:p>
     <w:p>
       <w:pPr>
-        <w:spacing w:after="140" w:before="0" w:line="300" w:lineRule="auto"/>
+        <w:spacing w:after="200" w:before="0" w:line="300" w:lineRule="auto"/>
         <w:jc w:val="both"/>
       </w:pPr>
       <w:r>
@@ -11908,7 +11904,7 @@
       <w:pBdr>
         <w:left w:val="single" w:color="CAD225" w:sz="36" w:space="10"/>
       </w:pBdr>
-      <w:spacing w:after="160" w:before="360"/>
+      <w:spacing w:after="220" w:before="600"/>
       <w:ind w:left="200"/>
       <w:outlineLvl w:val="0"/>
     </w:pPr>

--- a/Evaluacion_Riesgos_Incendio_CEDI_D1_Lebrija.docx
+++ b/Evaluacion_Riesgos_Incendio_CEDI_D1_Lebrija.docx
@@ -995,7 +995,7 @@
                 <w:sz w:val="18"/>
                 <w:szCs w:val="18"/>
               </w:rPr>
-              <w:t xml:space="preserve">≈ 17.432 m² (Google Maps), sin sectorización comprobada.</w:t>
+              <w:t xml:space="preserve">17.432 m² (medición en Google Maps), sin sectorización comprobada.</w:t>
             </w:r>
           </w:p>
         </w:tc>
@@ -1220,7 +1220,7 @@
                 <w:sz w:val="18"/>
                 <w:szCs w:val="18"/>
               </w:rPr>
-              <w:t xml:space="preserve">Bodega con racks, cava (frío), muelles, zonas de servicio y mezanine con oficinas y cafetería.</w:t>
+              <w:t xml:space="preserve">Bodega con racks, cava (frío), muelles, zonas de servicio y mezanine con oficinas, sala de capacitación y comedor.</w:t>
             </w:r>
           </w:p>
         </w:tc>
@@ -2336,7 +2336,7 @@
                 <w:sz w:val="18"/>
                 <w:szCs w:val="18"/>
               </w:rPr>
-              <w:t xml:space="preserve">Cubierta de ≈ 17.432 m² (Google Maps) sin muros cortafuego. Supera los 4.500 m².</w:t>
+              <w:t xml:space="preserve">Superficie medida en Google Maps: 17.432 m², sin muros cortafuego. Supera los 4.500 m².</w:t>
             </w:r>
           </w:p>
         </w:tc>
@@ -2427,7 +2427,7 @@
                 <w:sz w:val="14"/>
                 <w:szCs w:val="14"/>
               </w:rPr>
-              <w:t xml:space="preserve">Cerramiento lateral.</w:t>
+              <w:t xml:space="preserve">Medición en Google Maps.</w:t>
             </w:r>
           </w:p>
         </w:tc>
@@ -3415,7 +3415,7 @@
                 <w:sz w:val="18"/>
                 <w:szCs w:val="18"/>
               </w:rPr>
-              <w:t xml:space="preserve">Sin llama abierta. Ignición posible en la carga de montacargas y tableros. Peligro medio.</w:t>
+              <w:t xml:space="preserve">Sin llama abierta en la bodega. Ignición posible en carga de montacargas, tableros y cocina del comedor. Peligro medio.</w:t>
             </w:r>
           </w:p>
         </w:tc>
@@ -4543,7 +4543,7 @@
                 <w:sz w:val="14"/>
                 <w:szCs w:val="14"/>
               </w:rPr>
-              <w:t xml:space="preserve">Vista general del almacén.</w:t>
+              <w:t xml:space="preserve">Almacén visto desde el mezanine.</w:t>
             </w:r>
           </w:p>
         </w:tc>
@@ -9884,6 +9884,25 @@
           <w:sz w:val="22"/>
           <w:szCs w:val="22"/>
         </w:rPr>
+        <w:t xml:space="preserve">Corregir el cableado expuesto en la cocina del comedor.</w:t>
+      </w:r>
+    </w:p>
+    <w:p>
+      <w:pPr>
+        <w:pStyle w:val="ListParagraph"/>
+        <w:numPr>
+          <w:ilvl w:val="0"/>
+          <w:numId w:val="2"/>
+        </w:numPr>
+        <w:spacing w:after="110" w:line="300" w:lineRule="auto"/>
+      </w:pPr>
+      <w:r>
+        <w:rPr>
+          <w:rFonts w:ascii="Arial" w:cs="Arial" w:eastAsia="Arial" w:hAnsi="Arial"/>
+          <w:color w:val="3B3B3B"/>
+          <w:sz w:val="22"/>
+          <w:szCs w:val="22"/>
+        </w:rPr>
         <w:t xml:space="preserve">Capacitar al personal en uso de extintores y evacuación.</w:t>
       </w:r>
     </w:p>
@@ -10188,17 +10207,19 @@
     </w:p>
     <w:p>
       <w:pPr>
-        <w:spacing w:after="200" w:before="0" w:line="300" w:lineRule="auto"/>
-        <w:jc w:val="both"/>
+        <w:keepNext/>
+        <w:spacing w:after="100" w:before="240"/>
       </w:pPr>
       <w:r>
         <w:rPr>
           <w:rFonts w:ascii="Arial" w:cs="Arial" w:eastAsia="Arial" w:hAnsi="Arial"/>
-          <w:color w:val="3B3B3B"/>
+          <w:b/>
+          <w:bCs/>
+          <w:color w:val="7E8410"/>
           <w:sz w:val="22"/>
           <w:szCs w:val="22"/>
         </w:rPr>
-        <w:t xml:space="preserve">Fotografías adicionales de la inspección, con énfasis en el sistema de bombeo contra incendio.</w:t>
+        <w:t xml:space="preserve">Sistema de bombeo contra incendio</w:t>
       </w:r>
     </w:p>
     <w:tbl>
@@ -10215,9 +10236,10 @@
         <w:tblLayout w:type="fixed"/>
       </w:tblPr>
       <w:tblGrid>
-        <w:gridCol w:w="3120"/>
-        <w:gridCol w:w="3120"/>
-        <w:gridCol w:w="3120"/>
+        <w:gridCol w:w="2340"/>
+        <w:gridCol w:w="2340"/>
+        <w:gridCol w:w="2340"/>
+        <w:gridCol w:w="2340"/>
       </w:tblGrid>
       <w:tr>
         <w:trPr>
@@ -10225,7 +10247,7 @@
         </w:trPr>
         <w:tc>
           <w:tcPr>
-            <w:tcW w:type="dxa" w:w="3120"/>
+            <w:tcW w:type="dxa" w:w="2340"/>
             <w:tcBorders>
               <w:top w:val="single" w:color="C9C9C9" w:sz="4"/>
               <w:left w:val="single" w:color="C9C9C9" w:sz="4"/>
@@ -10247,7 +10269,7 @@
             <w:r>
               <w:drawing>
                 <wp:inline distT="0" distB="0" distL="0" distR="0">
-                  <wp:extent cx="1866900" cy="1400175"/>
+                  <wp:extent cx="1371600" cy="1028700"/>
                   <wp:effectExtent t="0" r="0" b="0" l="0"/>
                   <wp:docPr id="1" name="" descr="" title=""/>
                   <wp:cNvGraphicFramePr>
@@ -10272,7 +10294,7 @@
                         <pic:spPr bwMode="auto">
                           <a:xfrm>
                             <a:off x="0" y="0"/>
-                            <a:ext cx="1866900" cy="1400175"/>
+                            <a:ext cx="1371600" cy="1028700"/>
                           </a:xfrm>
                           <a:prstGeom prst="rect">
                             <a:avLst/>
@@ -10310,13 +10332,13 @@
                 <w:sz w:val="14"/>
                 <w:szCs w:val="14"/>
               </w:rPr>
-              <w:t xml:space="preserve">Bomba principal contra incendio.</w:t>
-            </w:r>
-          </w:p>
-        </w:tc>
-        <w:tc>
-          <w:tcPr>
-            <w:tcW w:type="dxa" w:w="3120"/>
+              <w:t xml:space="preserve">Bomba principal.</w:t>
+            </w:r>
+          </w:p>
+        </w:tc>
+        <w:tc>
+          <w:tcPr>
+            <w:tcW w:type="dxa" w:w="2340"/>
             <w:tcBorders>
               <w:top w:val="single" w:color="C9C9C9" w:sz="4"/>
               <w:left w:val="single" w:color="C9C9C9" w:sz="4"/>
@@ -10338,7 +10360,7 @@
             <w:r>
               <w:drawing>
                 <wp:inline distT="0" distB="0" distL="0" distR="0">
-                  <wp:extent cx="1866900" cy="1400175"/>
+                  <wp:extent cx="1371600" cy="1028700"/>
                   <wp:effectExtent t="0" r="0" b="0" l="0"/>
                   <wp:docPr id="1" name="" descr="" title=""/>
                   <wp:cNvGraphicFramePr>
@@ -10363,7 +10385,7 @@
                         <pic:spPr bwMode="auto">
                           <a:xfrm>
                             <a:off x="0" y="0"/>
-                            <a:ext cx="1866900" cy="1400175"/>
+                            <a:ext cx="1371600" cy="1028700"/>
                           </a:xfrm>
                           <a:prstGeom prst="rect">
                             <a:avLst/>
@@ -10401,13 +10423,13 @@
                 <w:sz w:val="14"/>
                 <w:szCs w:val="14"/>
               </w:rPr>
-              <w:t xml:space="preserve">Cuarto de bombas.</w:t>
-            </w:r>
-          </w:p>
-        </w:tc>
-        <w:tc>
-          <w:tcPr>
-            <w:tcW w:type="dxa" w:w="3120"/>
+              <w:t xml:space="preserve">Bomba jockey.</w:t>
+            </w:r>
+          </w:p>
+        </w:tc>
+        <w:tc>
+          <w:tcPr>
+            <w:tcW w:type="dxa" w:w="2340"/>
             <w:tcBorders>
               <w:top w:val="single" w:color="C9C9C9" w:sz="4"/>
               <w:left w:val="single" w:color="C9C9C9" w:sz="4"/>
@@ -10429,7 +10451,7 @@
             <w:r>
               <w:drawing>
                 <wp:inline distT="0" distB="0" distL="0" distR="0">
-                  <wp:extent cx="1866900" cy="1400175"/>
+                  <wp:extent cx="1371600" cy="1028700"/>
                   <wp:effectExtent t="0" r="0" b="0" l="0"/>
                   <wp:docPr id="1" name="" descr="" title=""/>
                   <wp:cNvGraphicFramePr>
@@ -10454,7 +10476,7 @@
                         <pic:spPr bwMode="auto">
                           <a:xfrm>
                             <a:off x="0" y="0"/>
-                            <a:ext cx="1866900" cy="1400175"/>
+                            <a:ext cx="1371600" cy="1028700"/>
                           </a:xfrm>
                           <a:prstGeom prst="rect">
                             <a:avLst/>
@@ -10492,18 +10514,13 @@
                 <w:sz w:val="14"/>
                 <w:szCs w:val="14"/>
               </w:rPr>
-              <w:t xml:space="preserve">Bomba jockey.</w:t>
-            </w:r>
-          </w:p>
-        </w:tc>
-      </w:tr>
-      <w:tr>
-        <w:trPr>
-          <w:cantSplit/>
-        </w:trPr>
-        <w:tc>
-          <w:tcPr>
-            <w:tcW w:type="dxa" w:w="3120"/>
+              <w:t xml:space="preserve">Válvulas de la red.</w:t>
+            </w:r>
+          </w:p>
+        </w:tc>
+        <w:tc>
+          <w:tcPr>
+            <w:tcW w:type="dxa" w:w="2340"/>
             <w:tcBorders>
               <w:top w:val="single" w:color="C9C9C9" w:sz="4"/>
               <w:left w:val="single" w:color="C9C9C9" w:sz="4"/>
@@ -10525,7 +10542,7 @@
             <w:r>
               <w:drawing>
                 <wp:inline distT="0" distB="0" distL="0" distR="0">
-                  <wp:extent cx="1866900" cy="1400175"/>
+                  <wp:extent cx="1371600" cy="1028700"/>
                   <wp:effectExtent t="0" r="0" b="0" l="0"/>
                   <wp:docPr id="1" name="" descr="" title=""/>
                   <wp:cNvGraphicFramePr>
@@ -10550,7 +10567,7 @@
                         <pic:spPr bwMode="auto">
                           <a:xfrm>
                             <a:off x="0" y="0"/>
-                            <a:ext cx="1866900" cy="1400175"/>
+                            <a:ext cx="1371600" cy="1028700"/>
                           </a:xfrm>
                           <a:prstGeom prst="rect">
                             <a:avLst/>
@@ -10588,13 +10605,55 @@
                 <w:sz w:val="14"/>
                 <w:szCs w:val="14"/>
               </w:rPr>
-              <w:t xml:space="preserve">Tubería de succión y descarga.</w:t>
-            </w:r>
-          </w:p>
-        </w:tc>
-        <w:tc>
-          <w:tcPr>
-            <w:tcW w:type="dxa" w:w="3120"/>
+              <w:t xml:space="preserve">Tanque hidroneumático.</w:t>
+            </w:r>
+          </w:p>
+        </w:tc>
+      </w:tr>
+    </w:tbl>
+    <w:p>
+      <w:pPr>
+        <w:keepNext/>
+        <w:spacing w:after="100" w:before="240"/>
+      </w:pPr>
+      <w:r>
+        <w:rPr>
+          <w:rFonts w:ascii="Arial" w:cs="Arial" w:eastAsia="Arial" w:hAnsi="Arial"/>
+          <w:b/>
+          <w:bCs/>
+          <w:color w:val="7E8410"/>
+          <w:sz w:val="22"/>
+          <w:szCs w:val="22"/>
+        </w:rPr>
+        <w:t xml:space="preserve">Bodega y muelles</w:t>
+      </w:r>
+    </w:p>
+    <w:tbl>
+      <w:tblPr>
+        <w:tblW w:type="dxa" w:w="9360"/>
+        <w:tblBorders>
+          <w:top w:val="single" w:color="auto" w:sz="4"/>
+          <w:left w:val="single" w:color="auto" w:sz="4"/>
+          <w:bottom w:val="single" w:color="auto" w:sz="4"/>
+          <w:right w:val="single" w:color="auto" w:sz="4"/>
+          <w:insideH w:val="single" w:color="auto" w:sz="4"/>
+          <w:insideV w:val="single" w:color="auto" w:sz="4"/>
+        </w:tblBorders>
+        <w:tblLayout w:type="fixed"/>
+      </w:tblPr>
+      <w:tblGrid>
+        <w:gridCol w:w="2340"/>
+        <w:gridCol w:w="2340"/>
+        <w:gridCol w:w="2340"/>
+        <w:gridCol w:w="2340"/>
+      </w:tblGrid>
+      <w:tr>
+        <w:trPr>
+          <w:cantSplit/>
+        </w:trPr>
+        <w:tc>
+          <w:tcPr>
+            <w:tcW w:type="dxa" w:w="2340"/>
             <w:tcBorders>
               <w:top w:val="single" w:color="C9C9C9" w:sz="4"/>
               <w:left w:val="single" w:color="C9C9C9" w:sz="4"/>
@@ -10616,7 +10675,7 @@
             <w:r>
               <w:drawing>
                 <wp:inline distT="0" distB="0" distL="0" distR="0">
-                  <wp:extent cx="1866900" cy="1400175"/>
+                  <wp:extent cx="1371600" cy="1028700"/>
                   <wp:effectExtent t="0" r="0" b="0" l="0"/>
                   <wp:docPr id="1" name="" descr="" title=""/>
                   <wp:cNvGraphicFramePr>
@@ -10641,7 +10700,7 @@
                         <pic:spPr bwMode="auto">
                           <a:xfrm>
                             <a:off x="0" y="0"/>
-                            <a:ext cx="1866900" cy="1400175"/>
+                            <a:ext cx="1371600" cy="1028700"/>
                           </a:xfrm>
                           <a:prstGeom prst="rect">
                             <a:avLst/>
@@ -10679,13 +10738,13 @@
                 <w:sz w:val="14"/>
                 <w:szCs w:val="14"/>
               </w:rPr>
-              <w:t xml:space="preserve">Válvulas de la red principal.</w:t>
-            </w:r>
-          </w:p>
-        </w:tc>
-        <w:tc>
-          <w:tcPr>
-            <w:tcW w:type="dxa" w:w="3120"/>
+              <w:t xml:space="preserve">Rociadores en el mezanine.</w:t>
+            </w:r>
+          </w:p>
+        </w:tc>
+        <w:tc>
+          <w:tcPr>
+            <w:tcW w:type="dxa" w:w="2340"/>
             <w:tcBorders>
               <w:top w:val="single" w:color="C9C9C9" w:sz="4"/>
               <w:left w:val="single" w:color="C9C9C9" w:sz="4"/>
@@ -10707,7 +10766,7 @@
             <w:r>
               <w:drawing>
                 <wp:inline distT="0" distB="0" distL="0" distR="0">
-                  <wp:extent cx="1866900" cy="1400175"/>
+                  <wp:extent cx="1371600" cy="1028700"/>
                   <wp:effectExtent t="0" r="0" b="0" l="0"/>
                   <wp:docPr id="1" name="" descr="" title=""/>
                   <wp:cNvGraphicFramePr>
@@ -10732,7 +10791,7 @@
                         <pic:spPr bwMode="auto">
                           <a:xfrm>
                             <a:off x="0" y="0"/>
-                            <a:ext cx="1866900" cy="1400175"/>
+                            <a:ext cx="1371600" cy="1028700"/>
                           </a:xfrm>
                           <a:prstGeom prst="rect">
                             <a:avLst/>
@@ -10770,18 +10829,13 @@
                 <w:sz w:val="14"/>
                 <w:szCs w:val="14"/>
               </w:rPr>
-              <w:t xml:space="preserve">Tanque hidroneumático.</w:t>
-            </w:r>
-          </w:p>
-        </w:tc>
-      </w:tr>
-      <w:tr>
-        <w:trPr>
-          <w:cantSplit/>
-        </w:trPr>
-        <w:tc>
-          <w:tcPr>
-            <w:tcW w:type="dxa" w:w="3120"/>
+              <w:t xml:space="preserve">Interior de la cava.</w:t>
+            </w:r>
+          </w:p>
+        </w:tc>
+        <w:tc>
+          <w:tcPr>
+            <w:tcW w:type="dxa" w:w="2340"/>
             <w:tcBorders>
               <w:top w:val="single" w:color="C9C9C9" w:sz="4"/>
               <w:left w:val="single" w:color="C9C9C9" w:sz="4"/>
@@ -10803,7 +10857,7 @@
             <w:r>
               <w:drawing>
                 <wp:inline distT="0" distB="0" distL="0" distR="0">
-                  <wp:extent cx="1866900" cy="1400175"/>
+                  <wp:extent cx="1371600" cy="1028700"/>
                   <wp:effectExtent t="0" r="0" b="0" l="0"/>
                   <wp:docPr id="1" name="" descr="" title=""/>
                   <wp:cNvGraphicFramePr>
@@ -10828,7 +10882,7 @@
                         <pic:spPr bwMode="auto">
                           <a:xfrm>
                             <a:off x="0" y="0"/>
-                            <a:ext cx="1866900" cy="1400175"/>
+                            <a:ext cx="1371600" cy="1028700"/>
                           </a:xfrm>
                           <a:prstGeom prst="rect">
                             <a:avLst/>
@@ -10866,13 +10920,13 @@
                 <w:sz w:val="14"/>
                 <w:szCs w:val="14"/>
               </w:rPr>
-              <w:t xml:space="preserve">Rociadores en el mezanine.</w:t>
-            </w:r>
-          </w:p>
-        </w:tc>
-        <w:tc>
-          <w:tcPr>
-            <w:tcW w:type="dxa" w:w="3120"/>
+              <w:t xml:space="preserve">Acumulación de estibas.</w:t>
+            </w:r>
+          </w:p>
+        </w:tc>
+        <w:tc>
+          <w:tcPr>
+            <w:tcW w:type="dxa" w:w="2340"/>
             <w:tcBorders>
               <w:top w:val="single" w:color="C9C9C9" w:sz="4"/>
               <w:left w:val="single" w:color="C9C9C9" w:sz="4"/>
@@ -10894,7 +10948,7 @@
             <w:r>
               <w:drawing>
                 <wp:inline distT="0" distB="0" distL="0" distR="0">
-                  <wp:extent cx="1866900" cy="1400175"/>
+                  <wp:extent cx="1371600" cy="1028700"/>
                   <wp:effectExtent t="0" r="0" b="0" l="0"/>
                   <wp:docPr id="1" name="" descr="" title=""/>
                   <wp:cNvGraphicFramePr>
@@ -10919,7 +10973,7 @@
                         <pic:spPr bwMode="auto">
                           <a:xfrm>
                             <a:off x="0" y="0"/>
-                            <a:ext cx="1866900" cy="1400175"/>
+                            <a:ext cx="1371600" cy="1028700"/>
                           </a:xfrm>
                           <a:prstGeom prst="rect">
                             <a:avLst/>
@@ -10957,13 +11011,55 @@
                 <w:sz w:val="14"/>
                 <w:szCs w:val="14"/>
               </w:rPr>
-              <w:t xml:space="preserve">Interior de la cava de frío.</w:t>
-            </w:r>
-          </w:p>
-        </w:tc>
-        <w:tc>
-          <w:tcPr>
-            <w:tcW w:type="dxa" w:w="3120"/>
+              <w:t xml:space="preserve">Muelles de cargue.</w:t>
+            </w:r>
+          </w:p>
+        </w:tc>
+      </w:tr>
+    </w:tbl>
+    <w:p>
+      <w:pPr>
+        <w:keepNext/>
+        <w:spacing w:after="100" w:before="240"/>
+      </w:pPr>
+      <w:r>
+        <w:rPr>
+          <w:rFonts w:ascii="Arial" w:cs="Arial" w:eastAsia="Arial" w:hAnsi="Arial"/>
+          <w:b/>
+          <w:bCs/>
+          <w:color w:val="7E8410"/>
+          <w:sz w:val="22"/>
+          <w:szCs w:val="22"/>
+        </w:rPr>
+        <w:t xml:space="preserve">Mezanine administrativo</w:t>
+      </w:r>
+    </w:p>
+    <w:tbl>
+      <w:tblPr>
+        <w:tblW w:type="dxa" w:w="9360"/>
+        <w:tblBorders>
+          <w:top w:val="single" w:color="auto" w:sz="4"/>
+          <w:left w:val="single" w:color="auto" w:sz="4"/>
+          <w:bottom w:val="single" w:color="auto" w:sz="4"/>
+          <w:right w:val="single" w:color="auto" w:sz="4"/>
+          <w:insideH w:val="single" w:color="auto" w:sz="4"/>
+          <w:insideV w:val="single" w:color="auto" w:sz="4"/>
+        </w:tblBorders>
+        <w:tblLayout w:type="fixed"/>
+      </w:tblPr>
+      <w:tblGrid>
+        <w:gridCol w:w="2340"/>
+        <w:gridCol w:w="2340"/>
+        <w:gridCol w:w="2340"/>
+        <w:gridCol w:w="2340"/>
+      </w:tblGrid>
+      <w:tr>
+        <w:trPr>
+          <w:cantSplit/>
+        </w:trPr>
+        <w:tc>
+          <w:tcPr>
+            <w:tcW w:type="dxa" w:w="2340"/>
             <w:tcBorders>
               <w:top w:val="single" w:color="C9C9C9" w:sz="4"/>
               <w:left w:val="single" w:color="C9C9C9" w:sz="4"/>
@@ -10985,7 +11081,7 @@
             <w:r>
               <w:drawing>
                 <wp:inline distT="0" distB="0" distL="0" distR="0">
-                  <wp:extent cx="1866900" cy="1400175"/>
+                  <wp:extent cx="1371600" cy="1028700"/>
                   <wp:effectExtent t="0" r="0" b="0" l="0"/>
                   <wp:docPr id="1" name="" descr="" title=""/>
                   <wp:cNvGraphicFramePr>
@@ -11010,7 +11106,7 @@
                         <pic:spPr bwMode="auto">
                           <a:xfrm>
                             <a:off x="0" y="0"/>
-                            <a:ext cx="1866900" cy="1400175"/>
+                            <a:ext cx="1371600" cy="1028700"/>
                           </a:xfrm>
                           <a:prstGeom prst="rect">
                             <a:avLst/>
@@ -11048,18 +11144,13 @@
                 <w:sz w:val="14"/>
                 <w:szCs w:val="14"/>
               </w:rPr>
-              <w:t xml:space="preserve">Canastas y estibas.</w:t>
-            </w:r>
-          </w:p>
-        </w:tc>
-      </w:tr>
-      <w:tr>
-        <w:trPr>
-          <w:cantSplit/>
-        </w:trPr>
-        <w:tc>
-          <w:tcPr>
-            <w:tcW w:type="dxa" w:w="3120"/>
+              <w:t xml:space="preserve">Fachada de oficinas.</w:t>
+            </w:r>
+          </w:p>
+        </w:tc>
+        <w:tc>
+          <w:tcPr>
+            <w:tcW w:type="dxa" w:w="2340"/>
             <w:tcBorders>
               <w:top w:val="single" w:color="C9C9C9" w:sz="4"/>
               <w:left w:val="single" w:color="C9C9C9" w:sz="4"/>
@@ -11081,7 +11172,7 @@
             <w:r>
               <w:drawing>
                 <wp:inline distT="0" distB="0" distL="0" distR="0">
-                  <wp:extent cx="1866900" cy="1400175"/>
+                  <wp:extent cx="1371600" cy="1028700"/>
                   <wp:effectExtent t="0" r="0" b="0" l="0"/>
                   <wp:docPr id="1" name="" descr="" title=""/>
                   <wp:cNvGraphicFramePr>
@@ -11106,7 +11197,7 @@
                         <pic:spPr bwMode="auto">
                           <a:xfrm>
                             <a:off x="0" y="0"/>
-                            <a:ext cx="1866900" cy="1400175"/>
+                            <a:ext cx="1371600" cy="1028700"/>
                           </a:xfrm>
                           <a:prstGeom prst="rect">
                             <a:avLst/>
@@ -11144,13 +11235,13 @@
                 <w:sz w:val="14"/>
                 <w:szCs w:val="14"/>
               </w:rPr>
-              <w:t xml:space="preserve">Acumulación de estibas.</w:t>
-            </w:r>
-          </w:p>
-        </w:tc>
-        <w:tc>
-          <w:tcPr>
-            <w:tcW w:type="dxa" w:w="3120"/>
+              <w:t xml:space="preserve">Corredor de evacuación.</w:t>
+            </w:r>
+          </w:p>
+        </w:tc>
+        <w:tc>
+          <w:tcPr>
+            <w:tcW w:type="dxa" w:w="2340"/>
             <w:tcBorders>
               <w:top w:val="single" w:color="C9C9C9" w:sz="4"/>
               <w:left w:val="single" w:color="C9C9C9" w:sz="4"/>
@@ -11172,7 +11263,7 @@
             <w:r>
               <w:drawing>
                 <wp:inline distT="0" distB="0" distL="0" distR="0">
-                  <wp:extent cx="1866900" cy="1400175"/>
+                  <wp:extent cx="1371600" cy="1028700"/>
                   <wp:effectExtent t="0" r="0" b="0" l="0"/>
                   <wp:docPr id="1" name="" descr="" title=""/>
                   <wp:cNvGraphicFramePr>
@@ -11197,7 +11288,7 @@
                         <pic:spPr bwMode="auto">
                           <a:xfrm>
                             <a:off x="0" y="0"/>
-                            <a:ext cx="1866900" cy="1400175"/>
+                            <a:ext cx="1371600" cy="1028700"/>
                           </a:xfrm>
                           <a:prstGeom prst="rect">
                             <a:avLst/>
@@ -11235,13 +11326,13 @@
                 <w:sz w:val="14"/>
                 <w:szCs w:val="14"/>
               </w:rPr>
-              <w:t xml:space="preserve">Bloque de oficinas.</w:t>
-            </w:r>
-          </w:p>
-        </w:tc>
-        <w:tc>
-          <w:tcPr>
-            <w:tcW w:type="dxa" w:w="3120"/>
+              <w:t xml:space="preserve">Corredor interno.</w:t>
+            </w:r>
+          </w:p>
+        </w:tc>
+        <w:tc>
+          <w:tcPr>
+            <w:tcW w:type="dxa" w:w="2340"/>
             <w:tcBorders>
               <w:top w:val="single" w:color="C9C9C9" w:sz="4"/>
               <w:left w:val="single" w:color="C9C9C9" w:sz="4"/>
@@ -11263,7 +11354,7 @@
             <w:r>
               <w:drawing>
                 <wp:inline distT="0" distB="0" distL="0" distR="0">
-                  <wp:extent cx="1866900" cy="1400175"/>
+                  <wp:extent cx="1371600" cy="1028700"/>
                   <wp:effectExtent t="0" r="0" b="0" l="0"/>
                   <wp:docPr id="1" name="" descr="" title=""/>
                   <wp:cNvGraphicFramePr>
@@ -11288,7 +11379,7 @@
                         <pic:spPr bwMode="auto">
                           <a:xfrm>
                             <a:off x="0" y="0"/>
-                            <a:ext cx="1866900" cy="1400175"/>
+                            <a:ext cx="1371600" cy="1028700"/>
                           </a:xfrm>
                           <a:prstGeom prst="rect">
                             <a:avLst/>
@@ -11326,7 +11417,376 @@
                 <w:sz w:val="14"/>
                 <w:szCs w:val="14"/>
               </w:rPr>
-              <w:t xml:space="preserve">Muelles de cargue.</w:t>
+              <w:t xml:space="preserve">Acceso a oficinas.</w:t>
+            </w:r>
+          </w:p>
+        </w:tc>
+      </w:tr>
+      <w:tr>
+        <w:trPr>
+          <w:cantSplit/>
+        </w:trPr>
+        <w:tc>
+          <w:tcPr>
+            <w:tcW w:type="dxa" w:w="2340"/>
+            <w:tcBorders>
+              <w:top w:val="single" w:color="C9C9C9" w:sz="4"/>
+              <w:left w:val="single" w:color="C9C9C9" w:sz="4"/>
+              <w:bottom w:val="single" w:color="C9C9C9" w:sz="4"/>
+              <w:right w:val="single" w:color="C9C9C9" w:sz="4"/>
+            </w:tcBorders>
+            <w:tcMar>
+              <w:top w:type="dxa" w:w="70"/>
+              <w:left w:type="dxa" w:w="70"/>
+              <w:bottom w:type="dxa" w:w="60"/>
+              <w:right w:type="dxa" w:w="70"/>
+            </w:tcMar>
+            <w:vAlign w:val="center"/>
+          </w:tcPr>
+          <w:p>
+            <w:pPr>
+              <w:jc w:val="center"/>
+            </w:pPr>
+            <w:r>
+              <w:drawing>
+                <wp:inline distT="0" distB="0" distL="0" distR="0">
+                  <wp:extent cx="1371600" cy="1028700"/>
+                  <wp:effectExtent t="0" r="0" b="0" l="0"/>
+                  <wp:docPr id="1" name="" descr="" title=""/>
+                  <wp:cNvGraphicFramePr>
+                    <a:graphicFrameLocks xmlns:a="http://schemas.openxmlformats.org/drawingml/2006/main" noChangeAspect="1"/>
+                  </wp:cNvGraphicFramePr>
+                  <a:graphic xmlns:a="http://schemas.openxmlformats.org/drawingml/2006/main">
+                    <a:graphicData uri="http://schemas.openxmlformats.org/drawingml/2006/picture">
+                      <pic:pic xmlns:pic="http://schemas.openxmlformats.org/drawingml/2006/picture">
+                        <pic:nvPicPr>
+                          <pic:cNvPr id="0" name="" descr=""/>
+                          <pic:cNvPicPr>
+                            <a:picLocks noChangeAspect="1" noChangeArrowheads="1"/>
+                          </pic:cNvPicPr>
+                        </pic:nvPicPr>
+                        <pic:blipFill>
+                          <a:blip r:embed="rId52" cstate="none"/>
+                          <a:srcRect/>
+                          <a:stretch>
+                            <a:fillRect/>
+                          </a:stretch>
+                        </pic:blipFill>
+                        <pic:spPr bwMode="auto">
+                          <a:xfrm>
+                            <a:off x="0" y="0"/>
+                            <a:ext cx="1371600" cy="1028700"/>
+                          </a:xfrm>
+                          <a:prstGeom prst="rect">
+                            <a:avLst/>
+                          </a:prstGeom>
+                        </pic:spPr>
+                      </pic:pic>
+                    </a:graphicData>
+                  </a:graphic>
+                </wp:inline>
+              </w:drawing>
+            </w:r>
+          </w:p>
+          <w:p>
+            <w:pPr>
+              <w:spacing w:before="40"/>
+              <w:jc w:val="center"/>
+            </w:pPr>
+            <w:r>
+              <w:rPr>
+                <w:rFonts w:ascii="Arial" w:cs="Arial" w:eastAsia="Arial" w:hAnsi="Arial"/>
+                <w:b/>
+                <w:bCs/>
+                <w:color w:val="3B3B3B"/>
+                <w:sz w:val="14"/>
+                <w:szCs w:val="14"/>
+              </w:rPr>
+              <w:t xml:space="preserve">Imagen 42. </w:t>
+            </w:r>
+            <w:r>
+              <w:rPr>
+                <w:rFonts w:ascii="Arial" w:cs="Arial" w:eastAsia="Arial" w:hAnsi="Arial"/>
+                <w:i/>
+                <w:iCs/>
+                <w:color w:val="6B6B6B"/>
+                <w:sz w:val="14"/>
+                <w:szCs w:val="14"/>
+              </w:rPr>
+              <w:t xml:space="preserve">Sala de capacitación.</w:t>
+            </w:r>
+          </w:p>
+        </w:tc>
+        <w:tc>
+          <w:tcPr>
+            <w:tcW w:type="dxa" w:w="2340"/>
+            <w:tcBorders>
+              <w:top w:val="single" w:color="C9C9C9" w:sz="4"/>
+              <w:left w:val="single" w:color="C9C9C9" w:sz="4"/>
+              <w:bottom w:val="single" w:color="C9C9C9" w:sz="4"/>
+              <w:right w:val="single" w:color="C9C9C9" w:sz="4"/>
+            </w:tcBorders>
+            <w:tcMar>
+              <w:top w:type="dxa" w:w="70"/>
+              <w:left w:type="dxa" w:w="70"/>
+              <w:bottom w:type="dxa" w:w="60"/>
+              <w:right w:type="dxa" w:w="70"/>
+            </w:tcMar>
+            <w:vAlign w:val="center"/>
+          </w:tcPr>
+          <w:p>
+            <w:pPr>
+              <w:jc w:val="center"/>
+            </w:pPr>
+            <w:r>
+              <w:drawing>
+                <wp:inline distT="0" distB="0" distL="0" distR="0">
+                  <wp:extent cx="1371600" cy="1028700"/>
+                  <wp:effectExtent t="0" r="0" b="0" l="0"/>
+                  <wp:docPr id="1" name="" descr="" title=""/>
+                  <wp:cNvGraphicFramePr>
+                    <a:graphicFrameLocks xmlns:a="http://schemas.openxmlformats.org/drawingml/2006/main" noChangeAspect="1"/>
+                  </wp:cNvGraphicFramePr>
+                  <a:graphic xmlns:a="http://schemas.openxmlformats.org/drawingml/2006/main">
+                    <a:graphicData uri="http://schemas.openxmlformats.org/drawingml/2006/picture">
+                      <pic:pic xmlns:pic="http://schemas.openxmlformats.org/drawingml/2006/picture">
+                        <pic:nvPicPr>
+                          <pic:cNvPr id="0" name="" descr=""/>
+                          <pic:cNvPicPr>
+                            <a:picLocks noChangeAspect="1" noChangeArrowheads="1"/>
+                          </pic:cNvPicPr>
+                        </pic:nvPicPr>
+                        <pic:blipFill>
+                          <a:blip r:embed="rId53" cstate="none"/>
+                          <a:srcRect/>
+                          <a:stretch>
+                            <a:fillRect/>
+                          </a:stretch>
+                        </pic:blipFill>
+                        <pic:spPr bwMode="auto">
+                          <a:xfrm>
+                            <a:off x="0" y="0"/>
+                            <a:ext cx="1371600" cy="1028700"/>
+                          </a:xfrm>
+                          <a:prstGeom prst="rect">
+                            <a:avLst/>
+                          </a:prstGeom>
+                        </pic:spPr>
+                      </pic:pic>
+                    </a:graphicData>
+                  </a:graphic>
+                </wp:inline>
+              </w:drawing>
+            </w:r>
+          </w:p>
+          <w:p>
+            <w:pPr>
+              <w:spacing w:before="40"/>
+              <w:jc w:val="center"/>
+            </w:pPr>
+            <w:r>
+              <w:rPr>
+                <w:rFonts w:ascii="Arial" w:cs="Arial" w:eastAsia="Arial" w:hAnsi="Arial"/>
+                <w:b/>
+                <w:bCs/>
+                <w:color w:val="3B3B3B"/>
+                <w:sz w:val="14"/>
+                <w:szCs w:val="14"/>
+              </w:rPr>
+              <w:t xml:space="preserve">Imagen 43. </w:t>
+            </w:r>
+            <w:r>
+              <w:rPr>
+                <w:rFonts w:ascii="Arial" w:cs="Arial" w:eastAsia="Arial" w:hAnsi="Arial"/>
+                <w:i/>
+                <w:iCs/>
+                <w:color w:val="6B6B6B"/>
+                <w:sz w:val="14"/>
+                <w:szCs w:val="14"/>
+              </w:rPr>
+              <w:t xml:space="preserve">Comedor.</w:t>
+            </w:r>
+          </w:p>
+        </w:tc>
+        <w:tc>
+          <w:tcPr>
+            <w:tcW w:type="dxa" w:w="2340"/>
+            <w:tcBorders>
+              <w:top w:val="single" w:color="C9C9C9" w:sz="4"/>
+              <w:left w:val="single" w:color="C9C9C9" w:sz="4"/>
+              <w:bottom w:val="single" w:color="C9C9C9" w:sz="4"/>
+              <w:right w:val="single" w:color="C9C9C9" w:sz="4"/>
+            </w:tcBorders>
+            <w:tcMar>
+              <w:top w:type="dxa" w:w="70"/>
+              <w:left w:type="dxa" w:w="70"/>
+              <w:bottom w:type="dxa" w:w="60"/>
+              <w:right w:type="dxa" w:w="70"/>
+            </w:tcMar>
+            <w:vAlign w:val="center"/>
+          </w:tcPr>
+          <w:p>
+            <w:pPr>
+              <w:jc w:val="center"/>
+            </w:pPr>
+            <w:r>
+              <w:drawing>
+                <wp:inline distT="0" distB="0" distL="0" distR="0">
+                  <wp:extent cx="1371600" cy="1028700"/>
+                  <wp:effectExtent t="0" r="0" b="0" l="0"/>
+                  <wp:docPr id="1" name="" descr="" title=""/>
+                  <wp:cNvGraphicFramePr>
+                    <a:graphicFrameLocks xmlns:a="http://schemas.openxmlformats.org/drawingml/2006/main" noChangeAspect="1"/>
+                  </wp:cNvGraphicFramePr>
+                  <a:graphic xmlns:a="http://schemas.openxmlformats.org/drawingml/2006/main">
+                    <a:graphicData uri="http://schemas.openxmlformats.org/drawingml/2006/picture">
+                      <pic:pic xmlns:pic="http://schemas.openxmlformats.org/drawingml/2006/picture">
+                        <pic:nvPicPr>
+                          <pic:cNvPr id="0" name="" descr=""/>
+                          <pic:cNvPicPr>
+                            <a:picLocks noChangeAspect="1" noChangeArrowheads="1"/>
+                          </pic:cNvPicPr>
+                        </pic:nvPicPr>
+                        <pic:blipFill>
+                          <a:blip r:embed="rId54" cstate="none"/>
+                          <a:srcRect/>
+                          <a:stretch>
+                            <a:fillRect/>
+                          </a:stretch>
+                        </pic:blipFill>
+                        <pic:spPr bwMode="auto">
+                          <a:xfrm>
+                            <a:off x="0" y="0"/>
+                            <a:ext cx="1371600" cy="1028700"/>
+                          </a:xfrm>
+                          <a:prstGeom prst="rect">
+                            <a:avLst/>
+                          </a:prstGeom>
+                        </pic:spPr>
+                      </pic:pic>
+                    </a:graphicData>
+                  </a:graphic>
+                </wp:inline>
+              </w:drawing>
+            </w:r>
+          </w:p>
+          <w:p>
+            <w:pPr>
+              <w:spacing w:before="40"/>
+              <w:jc w:val="center"/>
+            </w:pPr>
+            <w:r>
+              <w:rPr>
+                <w:rFonts w:ascii="Arial" w:cs="Arial" w:eastAsia="Arial" w:hAnsi="Arial"/>
+                <w:b/>
+                <w:bCs/>
+                <w:color w:val="3B3B3B"/>
+                <w:sz w:val="14"/>
+                <w:szCs w:val="14"/>
+              </w:rPr>
+              <w:t xml:space="preserve">Imagen 44. </w:t>
+            </w:r>
+            <w:r>
+              <w:rPr>
+                <w:rFonts w:ascii="Arial" w:cs="Arial" w:eastAsia="Arial" w:hAnsi="Arial"/>
+                <w:i/>
+                <w:iCs/>
+                <w:color w:val="6B6B6B"/>
+                <w:sz w:val="14"/>
+                <w:szCs w:val="14"/>
+              </w:rPr>
+              <w:t xml:space="preserve">Señal de extintor.</w:t>
+            </w:r>
+          </w:p>
+        </w:tc>
+        <w:tc>
+          <w:tcPr>
+            <w:tcW w:type="dxa" w:w="2340"/>
+            <w:tcBorders>
+              <w:top w:val="single" w:color="C9C9C9" w:sz="4"/>
+              <w:left w:val="single" w:color="C9C9C9" w:sz="4"/>
+              <w:bottom w:val="single" w:color="C9C9C9" w:sz="4"/>
+              <w:right w:val="single" w:color="C9C9C9" w:sz="4"/>
+            </w:tcBorders>
+            <w:tcMar>
+              <w:top w:type="dxa" w:w="70"/>
+              <w:left w:type="dxa" w:w="70"/>
+              <w:bottom w:type="dxa" w:w="60"/>
+              <w:right w:type="dxa" w:w="70"/>
+            </w:tcMar>
+            <w:vAlign w:val="center"/>
+          </w:tcPr>
+          <w:p>
+            <w:pPr>
+              <w:jc w:val="center"/>
+            </w:pPr>
+            <w:r>
+              <w:drawing>
+                <wp:inline distT="0" distB="0" distL="0" distR="0">
+                  <wp:extent cx="1371600" cy="1028700"/>
+                  <wp:effectExtent t="0" r="0" b="0" l="0"/>
+                  <wp:docPr id="1" name="" descr="" title=""/>
+                  <wp:cNvGraphicFramePr>
+                    <a:graphicFrameLocks xmlns:a="http://schemas.openxmlformats.org/drawingml/2006/main" noChangeAspect="1"/>
+                  </wp:cNvGraphicFramePr>
+                  <a:graphic xmlns:a="http://schemas.openxmlformats.org/drawingml/2006/main">
+                    <a:graphicData uri="http://schemas.openxmlformats.org/drawingml/2006/picture">
+                      <pic:pic xmlns:pic="http://schemas.openxmlformats.org/drawingml/2006/picture">
+                        <pic:nvPicPr>
+                          <pic:cNvPr id="0" name="" descr=""/>
+                          <pic:cNvPicPr>
+                            <a:picLocks noChangeAspect="1" noChangeArrowheads="1"/>
+                          </pic:cNvPicPr>
+                        </pic:nvPicPr>
+                        <pic:blipFill>
+                          <a:blip r:embed="rId55" cstate="none"/>
+                          <a:srcRect/>
+                          <a:stretch>
+                            <a:fillRect/>
+                          </a:stretch>
+                        </pic:blipFill>
+                        <pic:spPr bwMode="auto">
+                          <a:xfrm>
+                            <a:off x="0" y="0"/>
+                            <a:ext cx="1371600" cy="1028700"/>
+                          </a:xfrm>
+                          <a:prstGeom prst="rect">
+                            <a:avLst/>
+                          </a:prstGeom>
+                        </pic:spPr>
+                      </pic:pic>
+                    </a:graphicData>
+                  </a:graphic>
+                </wp:inline>
+              </w:drawing>
+            </w:r>
+          </w:p>
+          <w:p>
+            <w:pPr>
+              <w:spacing w:before="40"/>
+              <w:jc w:val="center"/>
+            </w:pPr>
+            <w:r>
+              <w:rPr>
+                <w:rFonts w:ascii="Arial" w:cs="Arial" w:eastAsia="Arial" w:hAnsi="Arial"/>
+                <w:b/>
+                <w:bCs/>
+                <w:color w:val="3B3B3B"/>
+                <w:sz w:val="14"/>
+                <w:szCs w:val="14"/>
+              </w:rPr>
+              <w:t xml:space="preserve">Imagen 45. </w:t>
+            </w:r>
+            <w:r>
+              <w:rPr>
+                <w:rFonts w:ascii="Arial" w:cs="Arial" w:eastAsia="Arial" w:hAnsi="Arial"/>
+                <w:i/>
+                <w:iCs/>
+                <w:color w:val="6B6B6B"/>
+                <w:sz w:val="14"/>
+                <w:szCs w:val="14"/>
+              </w:rPr>
+              <w:t xml:space="preserve">Cocina: cableado expuesto.</w:t>
             </w:r>
           </w:p>
         </w:tc>

--- a/Evaluacion_Riesgos_Incendio_CEDI_D1_Lebrija.docx
+++ b/Evaluacion_Riesgos_Incendio_CEDI_D1_Lebrija.docx
@@ -2942,7 +2942,7 @@
                 <w:sz w:val="32"/>
                 <w:szCs w:val="32"/>
               </w:rPr>
-              <w:t xml:space="preserve">8</w:t>
+              <w:t xml:space="preserve">10</w:t>
             </w:r>
           </w:p>
         </w:tc>
@@ -2975,7 +2975,7 @@
                 <w:sz w:val="18"/>
                 <w:szCs w:val="18"/>
               </w:rPr>
-              <w:t xml:space="preserve">Bomberos Voluntarios de Lebrija (24 h): 5 a 10 km y 5 a 10 min de respuesta.</w:t>
+              <w:t xml:space="preserve">Ruta en Google Maps desde la Estación de Bomberos de Lebrija: 3,4 km y 5 min. Menos de 5 km.</w:t>
             </w:r>
           </w:p>
         </w:tc>
@@ -3003,7 +3003,7 @@
             <w:r>
               <w:drawing>
                 <wp:inline distT="0" distB="0" distL="0" distR="0">
-                  <wp:extent cx="1600200" cy="1200150"/>
+                  <wp:extent cx="1600200" cy="819150"/>
                   <wp:effectExtent t="0" r="0" b="0" l="0"/>
                   <wp:docPr id="1" name="" descr="" title=""/>
                   <wp:cNvGraphicFramePr>
@@ -3028,7 +3028,7 @@
                         <pic:spPr bwMode="auto">
                           <a:xfrm>
                             <a:off x="0" y="0"/>
-                            <a:ext cx="1600200" cy="1200150"/>
+                            <a:ext cx="1600200" cy="819150"/>
                           </a:xfrm>
                           <a:prstGeom prst="rect">
                             <a:avLst/>
@@ -3066,7 +3066,7 @@
                 <w:sz w:val="14"/>
                 <w:szCs w:val="14"/>
               </w:rPr>
-              <w:t xml:space="preserve">Vía de acceso y patio.</w:t>
+              <w:t xml:space="preserve">Ruta desde la estación de bomberos.</w:t>
             </w:r>
           </w:p>
         </w:tc>
@@ -5898,7 +5898,7 @@
                 <w:sz w:val="32"/>
                 <w:szCs w:val="32"/>
               </w:rPr>
-              <w:t xml:space="preserve">53</w:t>
+              <w:t xml:space="preserve">55</w:t>
             </w:r>
           </w:p>
         </w:tc>
@@ -5933,7 +5933,7 @@
                 <w:sz w:val="18"/>
                 <w:szCs w:val="18"/>
               </w:rPr>
-              <w:t xml:space="preserve">de 129 puntos posibles (41 %)</w:t>
+              <w:t xml:space="preserve">de 129 puntos posibles (43 %)</w:t>
             </w:r>
           </w:p>
         </w:tc>
@@ -8284,7 +8284,7 @@
                 <w:sz w:val="48"/>
                 <w:szCs w:val="48"/>
               </w:rPr>
-              <w:t xml:space="preserve">53</w:t>
+              <w:t xml:space="preserve">55</w:t>
             </w:r>
           </w:p>
           <w:p>
@@ -8485,7 +8485,7 @@
                 <w:sz w:val="48"/>
                 <w:szCs w:val="48"/>
               </w:rPr>
-              <w:t xml:space="preserve">5,52</w:t>
+              <w:t xml:space="preserve">5,59</w:t>
             </w:r>
           </w:p>
           <w:p>
@@ -8558,7 +8558,7 @@
                 <w:sz w:val="28"/>
                 <w:szCs w:val="28"/>
               </w:rPr>
-              <w:t xml:space="preserve">P = 5(53) / 129  +  5(18) / 26  +  0  =  2,054 + 3,462 + 0  =  5,52</w:t>
+              <w:t xml:space="preserve">P = 5(55) / 129  +  5(18) / 26  +  0  =  2,132 + 3,462 + 0  =  5,59</w:t>
             </w:r>
           </w:p>
         </w:tc>
@@ -8592,7 +8592,7 @@
           <w:sz w:val="22"/>
           <w:szCs w:val="22"/>
         </w:rPr>
-        <w:t xml:space="preserve">P = 5,52</w:t>
+        <w:t xml:space="preserve">P = 5,59</w:t>
       </w:r>
       <w:r>
         <w:rPr>
@@ -8967,7 +8967,7 @@
                 <w:sz w:val="18"/>
                 <w:szCs w:val="18"/>
               </w:rPr>
-              <w:t xml:space="preserve">53</w:t>
+              <w:t xml:space="preserve">55</w:t>
             </w:r>
           </w:p>
         </w:tc>
@@ -9069,7 +9069,7 @@
                 <w:sz w:val="16"/>
                 <w:szCs w:val="16"/>
               </w:rPr>
-              <w:t xml:space="preserve">5(53)/129 + 5(18)/26 + 0</w:t>
+              <w:t xml:space="preserve">5(55)/129 + 5(18)/26 + 0</w:t>
             </w:r>
           </w:p>
         </w:tc>
@@ -9104,7 +9104,7 @@
                 <w:sz w:val="22"/>
                 <w:szCs w:val="22"/>
               </w:rPr>
-              <w:t xml:space="preserve">5,52</w:t>
+              <w:t xml:space="preserve">5,59</w:t>
             </w:r>
           </w:p>
           <w:p>
@@ -9188,7 +9188,7 @@
                 <w:sz w:val="18"/>
                 <w:szCs w:val="18"/>
               </w:rPr>
-              <w:t xml:space="preserve">53</w:t>
+              <w:t xml:space="preserve">55</w:t>
             </w:r>
           </w:p>
         </w:tc>
@@ -9287,7 +9287,7 @@
                 <w:sz w:val="16"/>
                 <w:szCs w:val="16"/>
               </w:rPr>
-              <w:t xml:space="preserve">5(53)/129 + 5(18)/26 + 1</w:t>
+              <w:t xml:space="preserve">5(55)/129 + 5(18)/26 + 1</w:t>
             </w:r>
           </w:p>
         </w:tc>
@@ -9321,7 +9321,7 @@
                 <w:sz w:val="22"/>
                 <w:szCs w:val="22"/>
               </w:rPr>
-              <w:t xml:space="preserve">6,52</w:t>
+              <w:t xml:space="preserve">6,59</w:t>
             </w:r>
           </w:p>
           <w:p>
@@ -9405,7 +9405,7 @@
                 <w:sz w:val="18"/>
                 <w:szCs w:val="18"/>
               </w:rPr>
-              <w:t xml:space="preserve">53</w:t>
+              <w:t xml:space="preserve">55</w:t>
             </w:r>
           </w:p>
         </w:tc>
@@ -9504,7 +9504,7 @@
                 <w:sz w:val="16"/>
                 <w:szCs w:val="16"/>
               </w:rPr>
-              <w:t xml:space="preserve">5(53)/129 + 5(22)/26 + 1</w:t>
+              <w:t xml:space="preserve">5(55)/129 + 5(22)/26 + 1</w:t>
             </w:r>
           </w:p>
         </w:tc>
@@ -9538,7 +9538,7 @@
                 <w:sz w:val="22"/>
                 <w:szCs w:val="22"/>
               </w:rPr>
-              <w:t xml:space="preserve">7,29</w:t>
+              <w:t xml:space="preserve">7,36</w:t>
             </w:r>
           </w:p>
           <w:p>
@@ -9615,7 +9615,7 @@
           <w:sz w:val="22"/>
           <w:szCs w:val="22"/>
         </w:rPr>
-        <w:t xml:space="preserve">bueno (P = 5,52)</w:t>
+        <w:t xml:space="preserve">bueno (P = 5,59)</w:t>
       </w:r>
       <w:r>
         <w:rPr>
@@ -9777,6 +9777,25 @@
     </w:p>
     <w:p>
       <w:pPr>
+        <w:pStyle w:val="ListParagraph"/>
+        <w:numPr>
+          <w:ilvl w:val="0"/>
+          <w:numId w:val="2"/>
+        </w:numPr>
+        <w:spacing w:after="110" w:line="300" w:lineRule="auto"/>
+      </w:pPr>
+      <w:r>
+        <w:rPr>
+          <w:rFonts w:ascii="Arial" w:cs="Arial" w:eastAsia="Arial" w:hAnsi="Arial"/>
+          <w:color w:val="3B3B3B"/>
+          <w:sz w:val="22"/>
+          <w:szCs w:val="22"/>
+        </w:rPr>
+        <w:t xml:space="preserve">Estación de bomberos a solo 3,4 km (5 min) por carretera.</w:t>
+      </w:r>
+    </w:p>
+    <w:p>
+      <w:pPr>
         <w:keepNext/>
         <w:spacing w:after="120" w:before="280"/>
       </w:pPr>
@@ -9827,7 +9846,7 @@
           <w:sz w:val="22"/>
           <w:szCs w:val="22"/>
         </w:rPr>
-        <w:t xml:space="preserve">Certificar la brigada contra incendios: P subiría a 6,52.</w:t>
+        <w:t xml:space="preserve">Certificar la brigada contra incendios: P subiría a 6,59.</w:t>
       </w:r>
     </w:p>
     <w:p>
@@ -9846,7 +9865,7 @@
           <w:sz w:val="22"/>
           <w:szCs w:val="22"/>
         </w:rPr>
-        <w:t xml:space="preserve">Verificar si la toma exterior es un hidrante; con brigada, P llegaría a 7,29.</w:t>
+        <w:t xml:space="preserve">Verificar si la toma exterior es un hidrante; con brigada, P llegaría a 7,36.</w:t>
       </w:r>
     </w:p>
     <w:p>

--- a/Evaluacion_Riesgos_Incendio_CEDI_D1_Lebrija.docx
+++ b/Evaluacion_Riesgos_Incendio_CEDI_D1_Lebrija.docx
@@ -3141,7 +3141,7 @@
                 <w:sz w:val="32"/>
                 <w:szCs w:val="32"/>
               </w:rPr>
-              <w:t xml:space="preserve">3</w:t>
+              <w:t xml:space="preserve">5</w:t>
             </w:r>
           </w:p>
         </w:tc>
@@ -3174,7 +3174,7 @@
                 <w:sz w:val="18"/>
                 <w:szCs w:val="18"/>
               </w:rPr>
-              <w:t xml:space="preserve">Ingreso por la vía San Pablo con portería; terreno montañoso. Accesibilidad media.</w:t>
+              <w:t xml:space="preserve">Acceso pavimentado de más de 4 m, apto para tractomulas, y vía perimetral alrededor de la nave. Accesibilidad buena.</w:t>
             </w:r>
           </w:p>
         </w:tc>
@@ -5898,7 +5898,7 @@
                 <w:sz w:val="32"/>
                 <w:szCs w:val="32"/>
               </w:rPr>
-              <w:t xml:space="preserve">55</w:t>
+              <w:t xml:space="preserve">57</w:t>
             </w:r>
           </w:p>
         </w:tc>
@@ -5933,7 +5933,7 @@
                 <w:sz w:val="18"/>
                 <w:szCs w:val="18"/>
               </w:rPr>
-              <w:t xml:space="preserve">de 129 puntos posibles (43 %)</w:t>
+              <w:t xml:space="preserve">de 129 puntos posibles (44 %)</w:t>
             </w:r>
           </w:p>
         </w:tc>
@@ -8284,7 +8284,7 @@
                 <w:sz w:val="48"/>
                 <w:szCs w:val="48"/>
               </w:rPr>
-              <w:t xml:space="preserve">55</w:t>
+              <w:t xml:space="preserve">57</w:t>
             </w:r>
           </w:p>
           <w:p>
@@ -8485,7 +8485,7 @@
                 <w:sz w:val="48"/>
                 <w:szCs w:val="48"/>
               </w:rPr>
-              <w:t xml:space="preserve">5,59</w:t>
+              <w:t xml:space="preserve">5,67</w:t>
             </w:r>
           </w:p>
           <w:p>
@@ -8558,7 +8558,7 @@
                 <w:sz w:val="28"/>
                 <w:szCs w:val="28"/>
               </w:rPr>
-              <w:t xml:space="preserve">P = 5(55) / 129  +  5(18) / 26  +  0  =  2,132 + 3,462 + 0  =  5,59</w:t>
+              <w:t xml:space="preserve">P = 5(57) / 129  +  5(18) / 26  +  0  =  2,209 + 3,462 + 0  =  5,67</w:t>
             </w:r>
           </w:p>
         </w:tc>
@@ -8592,7 +8592,7 @@
           <w:sz w:val="22"/>
           <w:szCs w:val="22"/>
         </w:rPr>
-        <w:t xml:space="preserve">P = 5,59</w:t>
+        <w:t xml:space="preserve">P = 5,67</w:t>
       </w:r>
       <w:r>
         <w:rPr>
@@ -8967,7 +8967,7 @@
                 <w:sz w:val="18"/>
                 <w:szCs w:val="18"/>
               </w:rPr>
-              <w:t xml:space="preserve">55</w:t>
+              <w:t xml:space="preserve">57</w:t>
             </w:r>
           </w:p>
         </w:tc>
@@ -9069,7 +9069,7 @@
                 <w:sz w:val="16"/>
                 <w:szCs w:val="16"/>
               </w:rPr>
-              <w:t xml:space="preserve">5(55)/129 + 5(18)/26 + 0</w:t>
+              <w:t xml:space="preserve">5(57)/129 + 5(18)/26 + 0</w:t>
             </w:r>
           </w:p>
         </w:tc>
@@ -9104,7 +9104,7 @@
                 <w:sz w:val="22"/>
                 <w:szCs w:val="22"/>
               </w:rPr>
-              <w:t xml:space="preserve">5,59</w:t>
+              <w:t xml:space="preserve">5,67</w:t>
             </w:r>
           </w:p>
           <w:p>
@@ -9188,7 +9188,7 @@
                 <w:sz w:val="18"/>
                 <w:szCs w:val="18"/>
               </w:rPr>
-              <w:t xml:space="preserve">55</w:t>
+              <w:t xml:space="preserve">57</w:t>
             </w:r>
           </w:p>
         </w:tc>
@@ -9287,7 +9287,7 @@
                 <w:sz w:val="16"/>
                 <w:szCs w:val="16"/>
               </w:rPr>
-              <w:t xml:space="preserve">5(55)/129 + 5(18)/26 + 1</w:t>
+              <w:t xml:space="preserve">5(57)/129 + 5(18)/26 + 1</w:t>
             </w:r>
           </w:p>
         </w:tc>
@@ -9321,7 +9321,7 @@
                 <w:sz w:val="22"/>
                 <w:szCs w:val="22"/>
               </w:rPr>
-              <w:t xml:space="preserve">6,59</w:t>
+              <w:t xml:space="preserve">6,67</w:t>
             </w:r>
           </w:p>
           <w:p>
@@ -9405,7 +9405,7 @@
                 <w:sz w:val="18"/>
                 <w:szCs w:val="18"/>
               </w:rPr>
-              <w:t xml:space="preserve">55</w:t>
+              <w:t xml:space="preserve">57</w:t>
             </w:r>
           </w:p>
         </w:tc>
@@ -9504,7 +9504,7 @@
                 <w:sz w:val="16"/>
                 <w:szCs w:val="16"/>
               </w:rPr>
-              <w:t xml:space="preserve">5(55)/129 + 5(22)/26 + 1</w:t>
+              <w:t xml:space="preserve">5(57)/129 + 5(22)/26 + 1</w:t>
             </w:r>
           </w:p>
         </w:tc>
@@ -9538,7 +9538,7 @@
                 <w:sz w:val="22"/>
                 <w:szCs w:val="22"/>
               </w:rPr>
-              <w:t xml:space="preserve">7,36</w:t>
+              <w:t xml:space="preserve">7,44</w:t>
             </w:r>
           </w:p>
           <w:p>
@@ -9615,7 +9615,7 @@
           <w:sz w:val="22"/>
           <w:szCs w:val="22"/>
         </w:rPr>
-        <w:t xml:space="preserve">bueno (P = 5,59)</w:t>
+        <w:t xml:space="preserve">bueno (P = 5,67)</w:t>
       </w:r>
       <w:r>
         <w:rPr>
@@ -9846,7 +9846,7 @@
           <w:sz w:val="22"/>
           <w:szCs w:val="22"/>
         </w:rPr>
-        <w:t xml:space="preserve">Certificar la brigada contra incendios: P subiría a 6,59.</w:t>
+        <w:t xml:space="preserve">Certificar la brigada contra incendios: P subiría a 6,67.</w:t>
       </w:r>
     </w:p>
     <w:p>
@@ -9865,7 +9865,7 @@
           <w:sz w:val="22"/>
           <w:szCs w:val="22"/>
         </w:rPr>
-        <w:t xml:space="preserve">Verificar si la toma exterior es un hidrante; con brigada, P llegaría a 7,36.</w:t>
+        <w:t xml:space="preserve">Verificar si la toma exterior es un hidrante; con brigada, P llegaría a 7,44.</w:t>
       </w:r>
     </w:p>
     <w:p>

--- a/Evaluacion_Riesgos_Incendio_CEDI_D1_Lebrija.docx
+++ b/Evaluacion_Riesgos_Incendio_CEDI_D1_Lebrija.docx
@@ -3614,7 +3614,7 @@
                 <w:sz w:val="18"/>
                 <w:szCs w:val="18"/>
               </w:rPr>
-              <w:t xml:space="preserve">Alimentos, cartón, plástico y estibas de madera: carga alta (2.000 a 5.000 MJ/m²).</w:t>
+              <w:t xml:space="preserve">Gran volumen de alimentos y bebidas empacados en cartón y plástico: carga alta (2.000 a 5.000 MJ/m²).</w:t>
             </w:r>
           </w:p>
         </w:tc>

--- a/Evaluacion_Riesgos_Incendio_CEDI_D1_Lebrija.docx
+++ b/Evaluacion_Riesgos_Incendio_CEDI_D1_Lebrija.docx
@@ -3415,7 +3415,7 @@
                 <w:sz w:val="18"/>
                 <w:szCs w:val="18"/>
               </w:rPr>
-              <w:t xml:space="preserve">Sin llama abierta en la bodega. Ignición posible en carga de montacargas, tableros y cocina del comedor. Peligro medio.</w:t>
+              <w:t xml:space="preserve">Sin llama abierta. La principal fuente de ignición es la zona de carga de baterías de los montacargas eléctricos. Peligro medio.</w:t>
             </w:r>
           </w:p>
         </w:tc>
@@ -4012,7 +4012,7 @@
                 <w:sz w:val="18"/>
                 <w:szCs w:val="18"/>
               </w:rPr>
-              <w:t xml:space="preserve">Pasillos despejados; acumulación de estibas en zonas de servicio. Nivel medio.</w:t>
+              <w:t xml:space="preserve">Pasillos y piso despejados y señalizados; acumulación de estibas en zonas de servicio. Nivel medio.</w:t>
             </w:r>
           </w:p>
         </w:tc>
@@ -4103,7 +4103,7 @@
                 <w:sz w:val="14"/>
                 <w:szCs w:val="14"/>
               </w:rPr>
-              <w:t xml:space="preserve">Pasillo entre racks.</w:t>
+              <w:t xml:space="preserve">Pasillo despejado entre racks.</w:t>
             </w:r>
           </w:p>
         </w:tc>
@@ -5332,7 +5332,7 @@
                 <w:sz w:val="18"/>
                 <w:szCs w:val="18"/>
               </w:rPr>
-              <w:t xml:space="preserve">Los alimentos expuestos al humo deben desecharse. Alta.</w:t>
+              <w:t xml:space="preserve">Alimentos empacados en cajas y bebidas: el humo y el hollín contaminan empaques y producto, que ya no puede venderse. Alta.</w:t>
             </w:r>
           </w:p>
         </w:tc>
@@ -5423,7 +5423,7 @@
                 <w:sz w:val="14"/>
                 <w:szCs w:val="14"/>
               </w:rPr>
-              <w:t xml:space="preserve">Alimentos secos.</w:t>
+              <w:t xml:space="preserve">Cajas de alimentos en racks.</w:t>
             </w:r>
           </w:p>
         </w:tc>
@@ -5968,7 +5968,6 @@
       <w:pPr>
         <w:pStyle w:val="Heading1"/>
         <w:keepNext/>
-        <w:pageBreakBefore/>
       </w:pPr>
       <w:r>
         <w:t xml:space="preserve">4. Factores de protección (Y)</w:t>
@@ -6037,11 +6036,10 @@
         <w:tblLayout w:type="fixed"/>
       </w:tblPr>
       <w:tblGrid>
-        <w:gridCol w:w="1600"/>
-        <w:gridCol w:w="950"/>
-        <w:gridCol w:w="2610"/>
-        <w:gridCol w:w="2100"/>
-        <w:gridCol w:w="2100"/>
+        <w:gridCol w:w="1900"/>
+        <w:gridCol w:w="1100"/>
+        <w:gridCol w:w="3460"/>
+        <w:gridCol w:w="2900"/>
       </w:tblGrid>
       <w:tr>
         <w:trPr>
@@ -6049,7 +6047,7 @@
         </w:trPr>
         <w:tc>
           <w:tcPr>
-            <w:tcW w:type="dxa" w:w="1600"/>
+            <w:tcW w:type="dxa" w:w="1900"/>
             <w:tcBorders>
               <w:top w:val="single" w:color="C9C9C9" w:sz="4"/>
               <w:left w:val="single" w:color="C9C9C9" w:sz="4"/>
@@ -6085,7 +6083,7 @@
         </w:tc>
         <w:tc>
           <w:tcPr>
-            <w:tcW w:type="dxa" w:w="950"/>
+            <w:tcW w:type="dxa" w:w="1100"/>
             <w:tcBorders>
               <w:top w:val="single" w:color="C9C9C9" w:sz="4"/>
               <w:left w:val="single" w:color="C9C9C9" w:sz="4"/>
@@ -6121,7 +6119,7 @@
         </w:tc>
         <w:tc>
           <w:tcPr>
-            <w:tcW w:type="dxa" w:w="2610"/>
+            <w:tcW w:type="dxa" w:w="3460"/>
             <w:tcBorders>
               <w:top w:val="single" w:color="C9C9C9" w:sz="4"/>
               <w:left w:val="single" w:color="C9C9C9" w:sz="4"/>
@@ -6157,7 +6155,7 @@
         </w:tc>
         <w:tc>
           <w:tcPr>
-            <w:tcW w:type="dxa" w:w="2100"/>
+            <w:tcW w:type="dxa" w:w="2900"/>
             <w:tcBorders>
               <w:top w:val="single" w:color="C9C9C9" w:sz="4"/>
               <w:left w:val="single" w:color="C9C9C9" w:sz="4"/>
@@ -6187,43 +6185,7 @@
                 <w:sz w:val="16"/>
                 <w:szCs w:val="16"/>
               </w:rPr>
-              <w:t xml:space="preserve">REFERENCIA</w:t>
-            </w:r>
-          </w:p>
-        </w:tc>
-        <w:tc>
-          <w:tcPr>
-            <w:tcW w:type="dxa" w:w="2100"/>
-            <w:tcBorders>
-              <w:top w:val="single" w:color="C9C9C9" w:sz="4"/>
-              <w:left w:val="single" w:color="C9C9C9" w:sz="4"/>
-              <w:bottom w:val="single" w:color="C9C9C9" w:sz="4"/>
-              <w:right w:val="single" w:color="C9C9C9" w:sz="4"/>
-            </w:tcBorders>
-            <w:shd w:fill="3B3B3B" w:color="auto" w:val="clear"/>
-            <w:tcMar>
-              <w:top w:type="dxa" w:w="100"/>
-              <w:left w:type="dxa" w:w="120"/>
-              <w:bottom w:type="dxa" w:w="100"/>
-              <w:right w:type="dxa" w:w="120"/>
-            </w:tcMar>
-            <w:vAlign w:val="center"/>
-          </w:tcPr>
-          <w:p>
-            <w:pPr>
-              <w:spacing w:line="264"/>
-              <w:jc w:val="center"/>
-            </w:pPr>
-            <w:r>
-              <w:rPr>
-                <w:rFonts w:ascii="Arial" w:cs="Arial" w:eastAsia="Arial" w:hAnsi="Arial"/>
-                <w:b/>
-                <w:bCs/>
-                <w:color w:val="FFFFFF"/>
-                <w:sz w:val="16"/>
-                <w:szCs w:val="16"/>
-              </w:rPr>
-              <w:t xml:space="preserve">IMAGEN REAL</w:t>
+              <w:t xml:space="preserve">EVIDENCIA</w:t>
             </w:r>
           </w:p>
         </w:tc>
@@ -6234,7 +6196,7 @@
         </w:trPr>
         <w:tc>
           <w:tcPr>
-            <w:tcW w:type="dxa" w:w="1600"/>
+            <w:tcW w:type="dxa" w:w="1900"/>
             <w:tcBorders>
               <w:top w:val="single" w:color="C9C9C9" w:sz="4"/>
               <w:left w:val="single" w:color="C9C9C9" w:sz="4"/>
@@ -6281,7 +6243,7 @@
         </w:tc>
         <w:tc>
           <w:tcPr>
-            <w:tcW w:type="dxa" w:w="950"/>
+            <w:tcW w:type="dxa" w:w="1100"/>
             <w:tcBorders>
               <w:top w:val="single" w:color="C9C9C9" w:sz="4"/>
               <w:left w:val="single" w:color="C9C9C9" w:sz="4"/>
@@ -6330,7 +6292,7 @@
         </w:tc>
         <w:tc>
           <w:tcPr>
-            <w:tcW w:type="dxa" w:w="2610"/>
+            <w:tcW w:type="dxa" w:w="3460"/>
             <w:tcBorders>
               <w:top w:val="single" w:color="C9C9C9" w:sz="4"/>
               <w:left w:val="single" w:color="C9C9C9" w:sz="4"/>
@@ -6363,7 +6325,7 @@
         </w:tc>
         <w:tc>
           <w:tcPr>
-            <w:tcW w:type="dxa" w:w="2100"/>
+            <w:tcW w:type="dxa" w:w="2900"/>
             <w:tcBorders>
               <w:top w:val="single" w:color="C9C9C9" w:sz="4"/>
               <w:left w:val="single" w:color="C9C9C9" w:sz="4"/>
@@ -6385,7 +6347,7 @@
             <w:r>
               <w:drawing>
                 <wp:inline distT="0" distB="0" distL="0" distR="0">
-                  <wp:extent cx="914400" cy="685800"/>
+                  <wp:extent cx="1066800" cy="800100"/>
                   <wp:effectExtent t="0" r="0" b="0" l="0"/>
                   <wp:docPr id="1" name="" descr="" title=""/>
                   <wp:cNvGraphicFramePr>
@@ -6410,7 +6372,7 @@
                         <pic:spPr bwMode="auto">
                           <a:xfrm>
                             <a:off x="0" y="0"/>
-                            <a:ext cx="914400" cy="685800"/>
+                            <a:ext cx="1066800" cy="800100"/>
                           </a:xfrm>
                           <a:prstGeom prst="rect">
                             <a:avLst/>
@@ -6448,13 +6410,147 @@
                 <w:sz w:val="14"/>
                 <w:szCs w:val="14"/>
               </w:rPr>
-              <w:t xml:space="preserve">Extintor ABC. Safety Work (s. f.).</w:t>
-            </w:r>
-          </w:p>
-        </w:tc>
-        <w:tc>
-          <w:tcPr>
-            <w:tcW w:type="dxa" w:w="2100"/>
+              <w:t xml:space="preserve">Extintor en muelles.</w:t>
+            </w:r>
+          </w:p>
+        </w:tc>
+      </w:tr>
+      <w:tr>
+        <w:trPr>
+          <w:cantSplit/>
+        </w:trPr>
+        <w:tc>
+          <w:tcPr>
+            <w:tcW w:type="dxa" w:w="1900"/>
+            <w:tcBorders>
+              <w:top w:val="single" w:color="C9C9C9" w:sz="4"/>
+              <w:left w:val="single" w:color="C9C9C9" w:sz="4"/>
+              <w:bottom w:val="single" w:color="C9C9C9" w:sz="4"/>
+              <w:right w:val="single" w:color="C9C9C9" w:sz="4"/>
+            </w:tcBorders>
+            <w:tcMar>
+              <w:top w:type="dxa" w:w="100"/>
+              <w:left w:type="dxa" w:w="120"/>
+              <w:bottom w:type="dxa" w:w="100"/>
+              <w:right w:type="dxa" w:w="120"/>
+            </w:tcMar>
+            <w:vAlign w:val="center"/>
+          </w:tcPr>
+          <w:p>
+            <w:r>
+              <w:rPr>
+                <w:rFonts w:ascii="Arial" w:cs="Arial" w:eastAsia="Arial" w:hAnsi="Arial"/>
+                <w:b/>
+                <w:bCs/>
+                <w:color w:val="3B3B3B"/>
+                <w:sz w:val="18"/>
+                <w:szCs w:val="18"/>
+              </w:rPr>
+              <w:t xml:space="preserve">Bocas de incendio equipadas</w:t>
+            </w:r>
+          </w:p>
+          <w:p>
+            <w:pPr>
+              <w:spacing w:before="40"/>
+            </w:pPr>
+            <w:r>
+              <w:rPr>
+                <w:rFonts w:ascii="Arial" w:cs="Arial" w:eastAsia="Arial" w:hAnsi="Arial"/>
+                <w:b/>
+                <w:bCs/>
+                <w:color w:val="7E8410"/>
+                <w:sz w:val="16"/>
+                <w:szCs w:val="16"/>
+              </w:rPr>
+              <w:t xml:space="preserve">BIE</w:t>
+            </w:r>
+          </w:p>
+        </w:tc>
+        <w:tc>
+          <w:tcPr>
+            <w:tcW w:type="dxa" w:w="1100"/>
+            <w:tcBorders>
+              <w:top w:val="single" w:color="C9C9C9" w:sz="4"/>
+              <w:left w:val="single" w:color="C9C9C9" w:sz="4"/>
+              <w:bottom w:val="single" w:color="C9C9C9" w:sz="4"/>
+              <w:right w:val="single" w:color="C9C9C9" w:sz="4"/>
+            </w:tcBorders>
+            <w:shd w:fill="F4F7D3" w:color="auto" w:val="clear"/>
+            <w:tcMar>
+              <w:top w:type="dxa" w:w="100"/>
+              <w:left w:type="dxa" w:w="120"/>
+              <w:bottom w:type="dxa" w:w="100"/>
+              <w:right w:type="dxa" w:w="120"/>
+            </w:tcMar>
+            <w:vAlign w:val="center"/>
+          </w:tcPr>
+          <w:p>
+            <w:pPr>
+              <w:jc w:val="center"/>
+            </w:pPr>
+            <w:r>
+              <w:rPr>
+                <w:rFonts w:ascii="Arial" w:cs="Arial" w:eastAsia="Arial" w:hAnsi="Arial"/>
+                <w:b/>
+                <w:bCs/>
+                <w:color w:val="3B3B3B"/>
+                <w:sz w:val="32"/>
+                <w:szCs w:val="32"/>
+              </w:rPr>
+              <w:t xml:space="preserve">4</w:t>
+            </w:r>
+          </w:p>
+          <w:p>
+            <w:pPr>
+              <w:jc w:val="center"/>
+            </w:pPr>
+            <w:r>
+              <w:rPr>
+                <w:rFonts w:ascii="Arial" w:cs="Arial" w:eastAsia="Arial" w:hAnsi="Arial"/>
+                <w:color w:val="6B6B6B"/>
+                <w:sz w:val="14"/>
+                <w:szCs w:val="14"/>
+              </w:rPr>
+              <w:t xml:space="preserve">CV</w:t>
+            </w:r>
+          </w:p>
+        </w:tc>
+        <w:tc>
+          <w:tcPr>
+            <w:tcW w:type="dxa" w:w="3460"/>
+            <w:tcBorders>
+              <w:top w:val="single" w:color="C9C9C9" w:sz="4"/>
+              <w:left w:val="single" w:color="C9C9C9" w:sz="4"/>
+              <w:bottom w:val="single" w:color="C9C9C9" w:sz="4"/>
+              <w:right w:val="single" w:color="C9C9C9" w:sz="4"/>
+            </w:tcBorders>
+            <w:tcMar>
+              <w:top w:type="dxa" w:w="100"/>
+              <w:left w:type="dxa" w:w="120"/>
+              <w:bottom w:type="dxa" w:w="100"/>
+              <w:right w:type="dxa" w:w="120"/>
+            </w:tcMar>
+            <w:vAlign w:val="center"/>
+          </w:tcPr>
+          <w:p>
+            <w:pPr>
+              <w:spacing w:line="264"/>
+              <w:jc w:val="left"/>
+            </w:pPr>
+            <w:r>
+              <w:rPr>
+                <w:rFonts w:ascii="Arial" w:cs="Arial" w:eastAsia="Arial" w:hAnsi="Arial"/>
+                <w:color w:val="3B3B3B"/>
+                <w:sz w:val="18"/>
+                <w:szCs w:val="18"/>
+              </w:rPr>
+              <w:t xml:space="preserve">Red con montantes, válvulas y gabinetes BIE, alimentada por el cuarto de bombas.</w:t>
+            </w:r>
+          </w:p>
+        </w:tc>
+        <w:tc>
+          <w:tcPr>
+            <w:tcW w:type="dxa" w:w="2900"/>
             <w:tcBorders>
               <w:top w:val="single" w:color="C9C9C9" w:sz="4"/>
               <w:left w:val="single" w:color="C9C9C9" w:sz="4"/>
@@ -6476,7 +6572,7 @@
             <w:r>
               <w:drawing>
                 <wp:inline distT="0" distB="0" distL="0" distR="0">
-                  <wp:extent cx="914400" cy="685800"/>
+                  <wp:extent cx="1066800" cy="800100"/>
                   <wp:effectExtent t="0" r="0" b="0" l="0"/>
                   <wp:docPr id="1" name="" descr="" title=""/>
                   <wp:cNvGraphicFramePr>
@@ -6501,7 +6597,7 @@
                         <pic:spPr bwMode="auto">
                           <a:xfrm>
                             <a:off x="0" y="0"/>
-                            <a:ext cx="914400" cy="685800"/>
+                            <a:ext cx="1066800" cy="800100"/>
                           </a:xfrm>
                           <a:prstGeom prst="rect">
                             <a:avLst/>
@@ -6539,7 +6635,7 @@
                 <w:sz w:val="14"/>
                 <w:szCs w:val="14"/>
               </w:rPr>
-              <w:t xml:space="preserve">Extintor en muelles.</w:t>
+              <w:t xml:space="preserve">Montantes y válvulas.</w:t>
             </w:r>
           </w:p>
         </w:tc>
@@ -6550,7 +6646,7 @@
         </w:trPr>
         <w:tc>
           <w:tcPr>
-            <w:tcW w:type="dxa" w:w="1600"/>
+            <w:tcW w:type="dxa" w:w="1900"/>
             <w:tcBorders>
               <w:top w:val="single" w:color="C9C9C9" w:sz="4"/>
               <w:left w:val="single" w:color="C9C9C9" w:sz="4"/>
@@ -6575,7 +6671,7 @@
                 <w:sz w:val="18"/>
                 <w:szCs w:val="18"/>
               </w:rPr>
-              <w:t xml:space="preserve">Bocas de incendio equipadas</w:t>
+              <w:t xml:space="preserve">Columnas hidrantes exteriores</w:t>
             </w:r>
           </w:p>
           <w:p>
@@ -6591,13 +6687,13 @@
                 <w:sz w:val="16"/>
                 <w:szCs w:val="16"/>
               </w:rPr>
-              <w:t xml:space="preserve">BIE</w:t>
-            </w:r>
-          </w:p>
-        </w:tc>
-        <w:tc>
-          <w:tcPr>
-            <w:tcW w:type="dxa" w:w="950"/>
+              <w:t xml:space="preserve">CHE</w:t>
+            </w:r>
+          </w:p>
+        </w:tc>
+        <w:tc>
+          <w:tcPr>
+            <w:tcW w:type="dxa" w:w="1100"/>
             <w:tcBorders>
               <w:top w:val="single" w:color="C9C9C9" w:sz="4"/>
               <w:left w:val="single" w:color="C9C9C9" w:sz="4"/>
@@ -6626,7 +6722,7 @@
                 <w:sz w:val="32"/>
                 <w:szCs w:val="32"/>
               </w:rPr>
-              <w:t xml:space="preserve">4</w:t>
+              <w:t xml:space="preserve">0</w:t>
             </w:r>
           </w:p>
           <w:p>
@@ -6640,13 +6736,13 @@
                 <w:sz w:val="14"/>
                 <w:szCs w:val="14"/>
               </w:rPr>
-              <w:t xml:space="preserve">CV</w:t>
-            </w:r>
-          </w:p>
-        </w:tc>
-        <w:tc>
-          <w:tcPr>
-            <w:tcW w:type="dxa" w:w="2610"/>
+              <w:t xml:space="preserve">SV</w:t>
+            </w:r>
+          </w:p>
+        </w:tc>
+        <w:tc>
+          <w:tcPr>
+            <w:tcW w:type="dxa" w:w="3460"/>
             <w:tcBorders>
               <w:top w:val="single" w:color="C9C9C9" w:sz="4"/>
               <w:left w:val="single" w:color="C9C9C9" w:sz="4"/>
@@ -6673,13 +6769,13 @@
                 <w:sz w:val="18"/>
                 <w:szCs w:val="18"/>
               </w:rPr>
-              <w:t xml:space="preserve">Red con montantes, válvulas y gabinetes BIE, alimentada por el cuarto de bombas.</w:t>
-            </w:r>
-          </w:p>
-        </w:tc>
-        <w:tc>
-          <w:tcPr>
-            <w:tcW w:type="dxa" w:w="2100"/>
+              <w:t xml:space="preserve">Toma exterior junto al muro, sin confirmar como hidrante. Por verificar.</w:t>
+            </w:r>
+          </w:p>
+        </w:tc>
+        <w:tc>
+          <w:tcPr>
+            <w:tcW w:type="dxa" w:w="2900"/>
             <w:tcBorders>
               <w:top w:val="single" w:color="C9C9C9" w:sz="4"/>
               <w:left w:val="single" w:color="C9C9C9" w:sz="4"/>
@@ -6701,7 +6797,7 @@
             <w:r>
               <w:drawing>
                 <wp:inline distT="0" distB="0" distL="0" distR="0">
-                  <wp:extent cx="914400" cy="685800"/>
+                  <wp:extent cx="1066800" cy="800100"/>
                   <wp:effectExtent t="0" r="0" b="0" l="0"/>
                   <wp:docPr id="1" name="" descr="" title=""/>
                   <wp:cNvGraphicFramePr>
@@ -6726,7 +6822,7 @@
                         <pic:spPr bwMode="auto">
                           <a:xfrm>
                             <a:off x="0" y="0"/>
-                            <a:ext cx="914400" cy="685800"/>
+                            <a:ext cx="1066800" cy="800100"/>
                           </a:xfrm>
                           <a:prstGeom prst="rect">
                             <a:avLst/>
@@ -6764,13 +6860,147 @@
                 <w:sz w:val="14"/>
                 <w:szCs w:val="14"/>
               </w:rPr>
-              <w:t xml:space="preserve">Gabinete BIE. Presman (s. f.).</w:t>
-            </w:r>
-          </w:p>
-        </w:tc>
-        <w:tc>
-          <w:tcPr>
-            <w:tcW w:type="dxa" w:w="2100"/>
+              <w:t xml:space="preserve">Toma exterior (por verificar).</w:t>
+            </w:r>
+          </w:p>
+        </w:tc>
+      </w:tr>
+      <w:tr>
+        <w:trPr>
+          <w:cantSplit/>
+        </w:trPr>
+        <w:tc>
+          <w:tcPr>
+            <w:tcW w:type="dxa" w:w="1900"/>
+            <w:tcBorders>
+              <w:top w:val="single" w:color="C9C9C9" w:sz="4"/>
+              <w:left w:val="single" w:color="C9C9C9" w:sz="4"/>
+              <w:bottom w:val="single" w:color="C9C9C9" w:sz="4"/>
+              <w:right w:val="single" w:color="C9C9C9" w:sz="4"/>
+            </w:tcBorders>
+            <w:tcMar>
+              <w:top w:type="dxa" w:w="100"/>
+              <w:left w:type="dxa" w:w="120"/>
+              <w:bottom w:type="dxa" w:w="100"/>
+              <w:right w:type="dxa" w:w="120"/>
+            </w:tcMar>
+            <w:vAlign w:val="center"/>
+          </w:tcPr>
+          <w:p>
+            <w:r>
+              <w:rPr>
+                <w:rFonts w:ascii="Arial" w:cs="Arial" w:eastAsia="Arial" w:hAnsi="Arial"/>
+                <w:b/>
+                <w:bCs/>
+                <w:color w:val="3B3B3B"/>
+                <w:sz w:val="18"/>
+                <w:szCs w:val="18"/>
+              </w:rPr>
+              <w:t xml:space="preserve">Detección automática</w:t>
+            </w:r>
+          </w:p>
+          <w:p>
+            <w:pPr>
+              <w:spacing w:before="40"/>
+            </w:pPr>
+            <w:r>
+              <w:rPr>
+                <w:rFonts w:ascii="Arial" w:cs="Arial" w:eastAsia="Arial" w:hAnsi="Arial"/>
+                <w:b/>
+                <w:bCs/>
+                <w:color w:val="7E8410"/>
+                <w:sz w:val="16"/>
+                <w:szCs w:val="16"/>
+              </w:rPr>
+              <w:t xml:space="preserve">DET</w:t>
+            </w:r>
+          </w:p>
+        </w:tc>
+        <w:tc>
+          <w:tcPr>
+            <w:tcW w:type="dxa" w:w="1100"/>
+            <w:tcBorders>
+              <w:top w:val="single" w:color="C9C9C9" w:sz="4"/>
+              <w:left w:val="single" w:color="C9C9C9" w:sz="4"/>
+              <w:bottom w:val="single" w:color="C9C9C9" w:sz="4"/>
+              <w:right w:val="single" w:color="C9C9C9" w:sz="4"/>
+            </w:tcBorders>
+            <w:shd w:fill="F4F7D3" w:color="auto" w:val="clear"/>
+            <w:tcMar>
+              <w:top w:type="dxa" w:w="100"/>
+              <w:left w:type="dxa" w:w="120"/>
+              <w:bottom w:type="dxa" w:w="100"/>
+              <w:right w:type="dxa" w:w="120"/>
+            </w:tcMar>
+            <w:vAlign w:val="center"/>
+          </w:tcPr>
+          <w:p>
+            <w:pPr>
+              <w:jc w:val="center"/>
+            </w:pPr>
+            <w:r>
+              <w:rPr>
+                <w:rFonts w:ascii="Arial" w:cs="Arial" w:eastAsia="Arial" w:hAnsi="Arial"/>
+                <w:b/>
+                <w:bCs/>
+                <w:color w:val="3B3B3B"/>
+                <w:sz w:val="32"/>
+                <w:szCs w:val="32"/>
+              </w:rPr>
+              <w:t xml:space="preserve">4</w:t>
+            </w:r>
+          </w:p>
+          <w:p>
+            <w:pPr>
+              <w:jc w:val="center"/>
+            </w:pPr>
+            <w:r>
+              <w:rPr>
+                <w:rFonts w:ascii="Arial" w:cs="Arial" w:eastAsia="Arial" w:hAnsi="Arial"/>
+                <w:color w:val="6B6B6B"/>
+                <w:sz w:val="14"/>
+                <w:szCs w:val="14"/>
+              </w:rPr>
+              <w:t xml:space="preserve">CV</w:t>
+            </w:r>
+          </w:p>
+        </w:tc>
+        <w:tc>
+          <w:tcPr>
+            <w:tcW w:type="dxa" w:w="3460"/>
+            <w:tcBorders>
+              <w:top w:val="single" w:color="C9C9C9" w:sz="4"/>
+              <w:left w:val="single" w:color="C9C9C9" w:sz="4"/>
+              <w:bottom w:val="single" w:color="C9C9C9" w:sz="4"/>
+              <w:right w:val="single" w:color="C9C9C9" w:sz="4"/>
+            </w:tcBorders>
+            <w:tcMar>
+              <w:top w:type="dxa" w:w="100"/>
+              <w:left w:type="dxa" w:w="120"/>
+              <w:bottom w:type="dxa" w:w="100"/>
+              <w:right w:type="dxa" w:w="120"/>
+            </w:tcMar>
+            <w:vAlign w:val="center"/>
+          </w:tcPr>
+          <w:p>
+            <w:pPr>
+              <w:spacing w:line="264"/>
+              <w:jc w:val="left"/>
+            </w:pPr>
+            <w:r>
+              <w:rPr>
+                <w:rFonts w:ascii="Arial" w:cs="Arial" w:eastAsia="Arial" w:hAnsi="Arial"/>
+                <w:color w:val="3B3B3B"/>
+                <w:sz w:val="18"/>
+                <w:szCs w:val="18"/>
+              </w:rPr>
+              <w:t xml:space="preserve">Detectores de humo y alarmas bajo la cubierta y en áreas operativas.</w:t>
+            </w:r>
+          </w:p>
+        </w:tc>
+        <w:tc>
+          <w:tcPr>
+            <w:tcW w:type="dxa" w:w="2900"/>
             <w:tcBorders>
               <w:top w:val="single" w:color="C9C9C9" w:sz="4"/>
               <w:left w:val="single" w:color="C9C9C9" w:sz="4"/>
@@ -6792,7 +7022,7 @@
             <w:r>
               <w:drawing>
                 <wp:inline distT="0" distB="0" distL="0" distR="0">
-                  <wp:extent cx="914400" cy="685800"/>
+                  <wp:extent cx="1066800" cy="800100"/>
                   <wp:effectExtent t="0" r="0" b="0" l="0"/>
                   <wp:docPr id="1" name="" descr="" title=""/>
                   <wp:cNvGraphicFramePr>
@@ -6817,7 +7047,7 @@
                         <pic:spPr bwMode="auto">
                           <a:xfrm>
                             <a:off x="0" y="0"/>
-                            <a:ext cx="914400" cy="685800"/>
+                            <a:ext cx="1066800" cy="800100"/>
                           </a:xfrm>
                           <a:prstGeom prst="rect">
                             <a:avLst/>
@@ -6855,7 +7085,7 @@
                 <w:sz w:val="14"/>
                 <w:szCs w:val="14"/>
               </w:rPr>
-              <w:t xml:space="preserve">Montantes y válvulas.</w:t>
+              <w:t xml:space="preserve">Detección y alarma.</w:t>
             </w:r>
           </w:p>
         </w:tc>
@@ -6866,7 +7096,7 @@
         </w:trPr>
         <w:tc>
           <w:tcPr>
-            <w:tcW w:type="dxa" w:w="1600"/>
+            <w:tcW w:type="dxa" w:w="1900"/>
             <w:tcBorders>
               <w:top w:val="single" w:color="C9C9C9" w:sz="4"/>
               <w:left w:val="single" w:color="C9C9C9" w:sz="4"/>
@@ -6891,7 +7121,7 @@
                 <w:sz w:val="18"/>
                 <w:szCs w:val="18"/>
               </w:rPr>
-              <w:t xml:space="preserve">Columnas hidrantes exteriores</w:t>
+              <w:t xml:space="preserve">Rociadores automáticos</w:t>
             </w:r>
           </w:p>
           <w:p>
@@ -6907,13 +7137,13 @@
                 <w:sz w:val="16"/>
                 <w:szCs w:val="16"/>
               </w:rPr>
-              <w:t xml:space="preserve">CHE</w:t>
-            </w:r>
-          </w:p>
-        </w:tc>
-        <w:tc>
-          <w:tcPr>
-            <w:tcW w:type="dxa" w:w="950"/>
+              <w:t xml:space="preserve">ROC</w:t>
+            </w:r>
+          </w:p>
+        </w:tc>
+        <w:tc>
+          <w:tcPr>
+            <w:tcW w:type="dxa" w:w="1100"/>
             <w:tcBorders>
               <w:top w:val="single" w:color="C9C9C9" w:sz="4"/>
               <w:left w:val="single" w:color="C9C9C9" w:sz="4"/>
@@ -6942,7 +7172,7 @@
                 <w:sz w:val="32"/>
                 <w:szCs w:val="32"/>
               </w:rPr>
-              <w:t xml:space="preserve">0</w:t>
+              <w:t xml:space="preserve">8</w:t>
             </w:r>
           </w:p>
           <w:p>
@@ -6956,13 +7186,13 @@
                 <w:sz w:val="14"/>
                 <w:szCs w:val="14"/>
               </w:rPr>
-              <w:t xml:space="preserve">SV</w:t>
-            </w:r>
-          </w:p>
-        </w:tc>
-        <w:tc>
-          <w:tcPr>
-            <w:tcW w:type="dxa" w:w="2610"/>
+              <w:t xml:space="preserve">CV</w:t>
+            </w:r>
+          </w:p>
+        </w:tc>
+        <w:tc>
+          <w:tcPr>
+            <w:tcW w:type="dxa" w:w="3460"/>
             <w:tcBorders>
               <w:top w:val="single" w:color="C9C9C9" w:sz="4"/>
               <w:left w:val="single" w:color="C9C9C9" w:sz="4"/>
@@ -6989,13 +7219,13 @@
                 <w:sz w:val="18"/>
                 <w:szCs w:val="18"/>
               </w:rPr>
-              <w:t xml:space="preserve">Toma exterior junto al muro, sin confirmar como hidrante. Por verificar.</w:t>
-            </w:r>
-          </w:p>
-        </w:tc>
-        <w:tc>
-          <w:tcPr>
-            <w:tcW w:type="dxa" w:w="2100"/>
+              <w:t xml:space="preserve">Rociadores bajo toda la cubierta, con válvulas de control y cuarto de bombas.</w:t>
+            </w:r>
+          </w:p>
+        </w:tc>
+        <w:tc>
+          <w:tcPr>
+            <w:tcW w:type="dxa" w:w="2900"/>
             <w:tcBorders>
               <w:top w:val="single" w:color="C9C9C9" w:sz="4"/>
               <w:left w:val="single" w:color="C9C9C9" w:sz="4"/>
@@ -7017,7 +7247,7 @@
             <w:r>
               <w:drawing>
                 <wp:inline distT="0" distB="0" distL="0" distR="0">
-                  <wp:extent cx="914400" cy="685800"/>
+                  <wp:extent cx="1066800" cy="800100"/>
                   <wp:effectExtent t="0" r="0" b="0" l="0"/>
                   <wp:docPr id="1" name="" descr="" title=""/>
                   <wp:cNvGraphicFramePr>
@@ -7042,7 +7272,7 @@
                         <pic:spPr bwMode="auto">
                           <a:xfrm>
                             <a:off x="0" y="0"/>
-                            <a:ext cx="914400" cy="685800"/>
+                            <a:ext cx="1066800" cy="800100"/>
                           </a:xfrm>
                           <a:prstGeom prst="rect">
                             <a:avLst/>
@@ -7080,98 +7310,7 @@
                 <w:sz w:val="14"/>
                 <w:szCs w:val="14"/>
               </w:rPr>
-              <w:t xml:space="preserve">Hidrante. Ext. Carlisa (s. f.).</w:t>
-            </w:r>
-          </w:p>
-        </w:tc>
-        <w:tc>
-          <w:tcPr>
-            <w:tcW w:type="dxa" w:w="2100"/>
-            <w:tcBorders>
-              <w:top w:val="single" w:color="C9C9C9" w:sz="4"/>
-              <w:left w:val="single" w:color="C9C9C9" w:sz="4"/>
-              <w:bottom w:val="single" w:color="C9C9C9" w:sz="4"/>
-              <w:right w:val="single" w:color="C9C9C9" w:sz="4"/>
-            </w:tcBorders>
-            <w:tcMar>
-              <w:top w:type="dxa" w:w="70"/>
-              <w:left w:type="dxa" w:w="70"/>
-              <w:bottom w:type="dxa" w:w="60"/>
-              <w:right w:type="dxa" w:w="70"/>
-            </w:tcMar>
-            <w:vAlign w:val="center"/>
-          </w:tcPr>
-          <w:p>
-            <w:pPr>
-              <w:jc w:val="center"/>
-            </w:pPr>
-            <w:r>
-              <w:drawing>
-                <wp:inline distT="0" distB="0" distL="0" distR="0">
-                  <wp:extent cx="914400" cy="685800"/>
-                  <wp:effectExtent t="0" r="0" b="0" l="0"/>
-                  <wp:docPr id="1" name="" descr="" title=""/>
-                  <wp:cNvGraphicFramePr>
-                    <a:graphicFrameLocks xmlns:a="http://schemas.openxmlformats.org/drawingml/2006/main" noChangeAspect="1"/>
-                  </wp:cNvGraphicFramePr>
-                  <a:graphic xmlns:a="http://schemas.openxmlformats.org/drawingml/2006/main">
-                    <a:graphicData uri="http://schemas.openxmlformats.org/drawingml/2006/picture">
-                      <pic:pic xmlns:pic="http://schemas.openxmlformats.org/drawingml/2006/picture">
-                        <pic:nvPicPr>
-                          <pic:cNvPr id="0" name="" descr=""/>
-                          <pic:cNvPicPr>
-                            <a:picLocks noChangeAspect="1" noChangeArrowheads="1"/>
-                          </pic:cNvPicPr>
-                        </pic:nvPicPr>
-                        <pic:blipFill>
-                          <a:blip r:embed="rId34" cstate="none"/>
-                          <a:srcRect/>
-                          <a:stretch>
-                            <a:fillRect/>
-                          </a:stretch>
-                        </pic:blipFill>
-                        <pic:spPr bwMode="auto">
-                          <a:xfrm>
-                            <a:off x="0" y="0"/>
-                            <a:ext cx="914400" cy="685800"/>
-                          </a:xfrm>
-                          <a:prstGeom prst="rect">
-                            <a:avLst/>
-                          </a:prstGeom>
-                        </pic:spPr>
-                      </pic:pic>
-                    </a:graphicData>
-                  </a:graphic>
-                </wp:inline>
-              </w:drawing>
-            </w:r>
-          </w:p>
-          <w:p>
-            <w:pPr>
-              <w:spacing w:before="40"/>
-              <w:jc w:val="center"/>
-            </w:pPr>
-            <w:r>
-              <w:rPr>
-                <w:rFonts w:ascii="Arial" w:cs="Arial" w:eastAsia="Arial" w:hAnsi="Arial"/>
-                <w:b/>
-                <w:bCs/>
-                <w:color w:val="3B3B3B"/>
-                <w:sz w:val="14"/>
-                <w:szCs w:val="14"/>
-              </w:rPr>
-              <w:t xml:space="preserve">Imagen 24. </w:t>
-            </w:r>
-            <w:r>
-              <w:rPr>
-                <w:rFonts w:ascii="Arial" w:cs="Arial" w:eastAsia="Arial" w:hAnsi="Arial"/>
-                <w:i/>
-                <w:iCs/>
-                <w:color w:val="6B6B6B"/>
-                <w:sz w:val="14"/>
-                <w:szCs w:val="14"/>
-              </w:rPr>
-              <w:t xml:space="preserve">Toma exterior (por verificar).</w:t>
+              <w:t xml:space="preserve">Red de rociadores.</w:t>
             </w:r>
           </w:p>
         </w:tc>
@@ -7182,7 +7321,7 @@
         </w:trPr>
         <w:tc>
           <w:tcPr>
-            <w:tcW w:type="dxa" w:w="1600"/>
+            <w:tcW w:type="dxa" w:w="1900"/>
             <w:tcBorders>
               <w:top w:val="single" w:color="C9C9C9" w:sz="4"/>
               <w:left w:val="single" w:color="C9C9C9" w:sz="4"/>
@@ -7207,7 +7346,7 @@
                 <w:sz w:val="18"/>
                 <w:szCs w:val="18"/>
               </w:rPr>
-              <w:t xml:space="preserve">Detección automática</w:t>
+              <w:t xml:space="preserve">Extinción por agentes gaseosos</w:t>
             </w:r>
           </w:p>
           <w:p>
@@ -7223,13 +7362,13 @@
                 <w:sz w:val="16"/>
                 <w:szCs w:val="16"/>
               </w:rPr>
-              <w:t xml:space="preserve">DET</w:t>
-            </w:r>
-          </w:p>
-        </w:tc>
-        <w:tc>
-          <w:tcPr>
-            <w:tcW w:type="dxa" w:w="950"/>
+              <w:t xml:space="preserve">IFE</w:t>
+            </w:r>
+          </w:p>
+        </w:tc>
+        <w:tc>
+          <w:tcPr>
+            <w:tcW w:type="dxa" w:w="1100"/>
             <w:tcBorders>
               <w:top w:val="single" w:color="C9C9C9" w:sz="4"/>
               <w:left w:val="single" w:color="C9C9C9" w:sz="4"/>
@@ -7258,7 +7397,7 @@
                 <w:sz w:val="32"/>
                 <w:szCs w:val="32"/>
               </w:rPr>
-              <w:t xml:space="preserve">4</w:t>
+              <w:t xml:space="preserve">0</w:t>
             </w:r>
           </w:p>
           <w:p>
@@ -7272,13 +7411,13 @@
                 <w:sz w:val="14"/>
                 <w:szCs w:val="14"/>
               </w:rPr>
-              <w:t xml:space="preserve">CV</w:t>
-            </w:r>
-          </w:p>
-        </w:tc>
-        <w:tc>
-          <w:tcPr>
-            <w:tcW w:type="dxa" w:w="2610"/>
+              <w:t xml:space="preserve">SV</w:t>
+            </w:r>
+          </w:p>
+        </w:tc>
+        <w:tc>
+          <w:tcPr>
+            <w:tcW w:type="dxa" w:w="3460"/>
             <w:tcBorders>
               <w:top w:val="single" w:color="C9C9C9" w:sz="4"/>
               <w:left w:val="single" w:color="C9C9C9" w:sz="4"/>
@@ -7305,189 +7444,42 @@
                 <w:sz w:val="18"/>
                 <w:szCs w:val="18"/>
               </w:rPr>
-              <w:t xml:space="preserve">Detectores de humo y alarmas bajo la cubierta y en áreas operativas.</w:t>
-            </w:r>
-          </w:p>
-        </w:tc>
-        <w:tc>
-          <w:tcPr>
-            <w:tcW w:type="dxa" w:w="2100"/>
-            <w:tcBorders>
-              <w:top w:val="single" w:color="C9C9C9" w:sz="4"/>
-              <w:left w:val="single" w:color="C9C9C9" w:sz="4"/>
-              <w:bottom w:val="single" w:color="C9C9C9" w:sz="4"/>
-              <w:right w:val="single" w:color="C9C9C9" w:sz="4"/>
-            </w:tcBorders>
-            <w:tcMar>
-              <w:top w:type="dxa" w:w="70"/>
-              <w:left w:type="dxa" w:w="70"/>
-              <w:bottom w:type="dxa" w:w="60"/>
-              <w:right w:type="dxa" w:w="70"/>
-            </w:tcMar>
-            <w:vAlign w:val="center"/>
-          </w:tcPr>
-          <w:p>
-            <w:pPr>
-              <w:jc w:val="center"/>
-            </w:pPr>
-            <w:r>
-              <w:drawing>
-                <wp:inline distT="0" distB="0" distL="0" distR="0">
-                  <wp:extent cx="914400" cy="685800"/>
-                  <wp:effectExtent t="0" r="0" b="0" l="0"/>
-                  <wp:docPr id="1" name="" descr="" title=""/>
-                  <wp:cNvGraphicFramePr>
-                    <a:graphicFrameLocks xmlns:a="http://schemas.openxmlformats.org/drawingml/2006/main" noChangeAspect="1"/>
-                  </wp:cNvGraphicFramePr>
-                  <a:graphic xmlns:a="http://schemas.openxmlformats.org/drawingml/2006/main">
-                    <a:graphicData uri="http://schemas.openxmlformats.org/drawingml/2006/picture">
-                      <pic:pic xmlns:pic="http://schemas.openxmlformats.org/drawingml/2006/picture">
-                        <pic:nvPicPr>
-                          <pic:cNvPr id="0" name="" descr=""/>
-                          <pic:cNvPicPr>
-                            <a:picLocks noChangeAspect="1" noChangeArrowheads="1"/>
-                          </pic:cNvPicPr>
-                        </pic:nvPicPr>
-                        <pic:blipFill>
-                          <a:blip r:embed="rId35" cstate="none"/>
-                          <a:srcRect/>
-                          <a:stretch>
-                            <a:fillRect/>
-                          </a:stretch>
-                        </pic:blipFill>
-                        <pic:spPr bwMode="auto">
-                          <a:xfrm>
-                            <a:off x="0" y="0"/>
-                            <a:ext cx="914400" cy="685800"/>
-                          </a:xfrm>
-                          <a:prstGeom prst="rect">
-                            <a:avLst/>
-                          </a:prstGeom>
-                        </pic:spPr>
-                      </pic:pic>
-                    </a:graphicData>
-                  </a:graphic>
-                </wp:inline>
-              </w:drawing>
-            </w:r>
-          </w:p>
-          <w:p>
-            <w:pPr>
-              <w:spacing w:before="40"/>
-              <w:jc w:val="center"/>
-            </w:pPr>
-            <w:r>
-              <w:rPr>
-                <w:rFonts w:ascii="Arial" w:cs="Arial" w:eastAsia="Arial" w:hAnsi="Arial"/>
-                <w:b/>
-                <w:bCs/>
-                <w:color w:val="3B3B3B"/>
-                <w:sz w:val="14"/>
-                <w:szCs w:val="14"/>
-              </w:rPr>
-              <w:t xml:space="preserve">Imagen 25. </w:t>
-            </w:r>
+              <w:t xml:space="preserve">No hay sistemas de agentes gaseosos; no aplican en la bodega.</w:t>
+            </w:r>
+          </w:p>
+        </w:tc>
+        <w:tc>
+          <w:tcPr>
+            <w:tcW w:type="dxa" w:w="2900"/>
+            <w:tcBorders>
+              <w:top w:val="single" w:color="C9C9C9" w:sz="4"/>
+              <w:left w:val="single" w:color="C9C9C9" w:sz="4"/>
+              <w:bottom w:val="single" w:color="C9C9C9" w:sz="4"/>
+              <w:right w:val="single" w:color="C9C9C9" w:sz="4"/>
+            </w:tcBorders>
+            <w:tcMar>
+              <w:top w:type="dxa" w:w="100"/>
+              <w:left w:type="dxa" w:w="120"/>
+              <w:bottom w:type="dxa" w:w="100"/>
+              <w:right w:type="dxa" w:w="120"/>
+            </w:tcMar>
+            <w:vAlign w:val="center"/>
+          </w:tcPr>
+          <w:p>
+            <w:pPr>
+              <w:spacing w:line="264"/>
+              <w:jc w:val="center"/>
+            </w:pPr>
             <w:r>
               <w:rPr>
                 <w:rFonts w:ascii="Arial" w:cs="Arial" w:eastAsia="Arial" w:hAnsi="Arial"/>
                 <w:i/>
                 <w:iCs/>
                 <w:color w:val="6B6B6B"/>
-                <w:sz w:val="14"/>
-                <w:szCs w:val="14"/>
-              </w:rPr>
-              <w:t xml:space="preserve">Detector de humo. Asepeyo (s. f.).</w:t>
-            </w:r>
-          </w:p>
-        </w:tc>
-        <w:tc>
-          <w:tcPr>
-            <w:tcW w:type="dxa" w:w="2100"/>
-            <w:tcBorders>
-              <w:top w:val="single" w:color="C9C9C9" w:sz="4"/>
-              <w:left w:val="single" w:color="C9C9C9" w:sz="4"/>
-              <w:bottom w:val="single" w:color="C9C9C9" w:sz="4"/>
-              <w:right w:val="single" w:color="C9C9C9" w:sz="4"/>
-            </w:tcBorders>
-            <w:tcMar>
-              <w:top w:type="dxa" w:w="70"/>
-              <w:left w:type="dxa" w:w="70"/>
-              <w:bottom w:type="dxa" w:w="60"/>
-              <w:right w:type="dxa" w:w="70"/>
-            </w:tcMar>
-            <w:vAlign w:val="center"/>
-          </w:tcPr>
-          <w:p>
-            <w:pPr>
-              <w:jc w:val="center"/>
-            </w:pPr>
-            <w:r>
-              <w:drawing>
-                <wp:inline distT="0" distB="0" distL="0" distR="0">
-                  <wp:extent cx="914400" cy="685800"/>
-                  <wp:effectExtent t="0" r="0" b="0" l="0"/>
-                  <wp:docPr id="1" name="" descr="" title=""/>
-                  <wp:cNvGraphicFramePr>
-                    <a:graphicFrameLocks xmlns:a="http://schemas.openxmlformats.org/drawingml/2006/main" noChangeAspect="1"/>
-                  </wp:cNvGraphicFramePr>
-                  <a:graphic xmlns:a="http://schemas.openxmlformats.org/drawingml/2006/main">
-                    <a:graphicData uri="http://schemas.openxmlformats.org/drawingml/2006/picture">
-                      <pic:pic xmlns:pic="http://schemas.openxmlformats.org/drawingml/2006/picture">
-                        <pic:nvPicPr>
-                          <pic:cNvPr id="0" name="" descr=""/>
-                          <pic:cNvPicPr>
-                            <a:picLocks noChangeAspect="1" noChangeArrowheads="1"/>
-                          </pic:cNvPicPr>
-                        </pic:nvPicPr>
-                        <pic:blipFill>
-                          <a:blip r:embed="rId36" cstate="none"/>
-                          <a:srcRect/>
-                          <a:stretch>
-                            <a:fillRect/>
-                          </a:stretch>
-                        </pic:blipFill>
-                        <pic:spPr bwMode="auto">
-                          <a:xfrm>
-                            <a:off x="0" y="0"/>
-                            <a:ext cx="914400" cy="685800"/>
-                          </a:xfrm>
-                          <a:prstGeom prst="rect">
-                            <a:avLst/>
-                          </a:prstGeom>
-                        </pic:spPr>
-                      </pic:pic>
-                    </a:graphicData>
-                  </a:graphic>
-                </wp:inline>
-              </w:drawing>
-            </w:r>
-          </w:p>
-          <w:p>
-            <w:pPr>
-              <w:spacing w:before="40"/>
-              <w:jc w:val="center"/>
-            </w:pPr>
-            <w:r>
-              <w:rPr>
-                <w:rFonts w:ascii="Arial" w:cs="Arial" w:eastAsia="Arial" w:hAnsi="Arial"/>
-                <w:b/>
-                <w:bCs/>
-                <w:color w:val="3B3B3B"/>
-                <w:sz w:val="14"/>
-                <w:szCs w:val="14"/>
-              </w:rPr>
-              <w:t xml:space="preserve">Imagen 26. </w:t>
-            </w:r>
-            <w:r>
-              <w:rPr>
-                <w:rFonts w:ascii="Arial" w:cs="Arial" w:eastAsia="Arial" w:hAnsi="Arial"/>
-                <w:i/>
-                <w:iCs/>
-                <w:color w:val="6B6B6B"/>
-                <w:sz w:val="14"/>
-                <w:szCs w:val="14"/>
-              </w:rPr>
-              <w:t xml:space="preserve">Detección y alarma.</w:t>
+                <w:sz w:val="18"/>
+                <w:szCs w:val="18"/>
+              </w:rPr>
+              <w:t xml:space="preserve">No aplica</w:t>
             </w:r>
           </w:p>
         </w:tc>
@@ -7498,583 +7490,7 @@
         </w:trPr>
         <w:tc>
           <w:tcPr>
-            <w:tcW w:type="dxa" w:w="1600"/>
-            <w:tcBorders>
-              <w:top w:val="single" w:color="C9C9C9" w:sz="4"/>
-              <w:left w:val="single" w:color="C9C9C9" w:sz="4"/>
-              <w:bottom w:val="single" w:color="C9C9C9" w:sz="4"/>
-              <w:right w:val="single" w:color="C9C9C9" w:sz="4"/>
-            </w:tcBorders>
-            <w:tcMar>
-              <w:top w:type="dxa" w:w="100"/>
-              <w:left w:type="dxa" w:w="120"/>
-              <w:bottom w:type="dxa" w:w="100"/>
-              <w:right w:type="dxa" w:w="120"/>
-            </w:tcMar>
-            <w:vAlign w:val="center"/>
-          </w:tcPr>
-          <w:p>
-            <w:r>
-              <w:rPr>
-                <w:rFonts w:ascii="Arial" w:cs="Arial" w:eastAsia="Arial" w:hAnsi="Arial"/>
-                <w:b/>
-                <w:bCs/>
-                <w:color w:val="3B3B3B"/>
-                <w:sz w:val="18"/>
-                <w:szCs w:val="18"/>
-              </w:rPr>
-              <w:t xml:space="preserve">Rociadores automáticos</w:t>
-            </w:r>
-          </w:p>
-          <w:p>
-            <w:pPr>
-              <w:spacing w:before="40"/>
-            </w:pPr>
-            <w:r>
-              <w:rPr>
-                <w:rFonts w:ascii="Arial" w:cs="Arial" w:eastAsia="Arial" w:hAnsi="Arial"/>
-                <w:b/>
-                <w:bCs/>
-                <w:color w:val="7E8410"/>
-                <w:sz w:val="16"/>
-                <w:szCs w:val="16"/>
-              </w:rPr>
-              <w:t xml:space="preserve">ROC</w:t>
-            </w:r>
-          </w:p>
-        </w:tc>
-        <w:tc>
-          <w:tcPr>
-            <w:tcW w:type="dxa" w:w="950"/>
-            <w:tcBorders>
-              <w:top w:val="single" w:color="C9C9C9" w:sz="4"/>
-              <w:left w:val="single" w:color="C9C9C9" w:sz="4"/>
-              <w:bottom w:val="single" w:color="C9C9C9" w:sz="4"/>
-              <w:right w:val="single" w:color="C9C9C9" w:sz="4"/>
-            </w:tcBorders>
-            <w:shd w:fill="F4F7D3" w:color="auto" w:val="clear"/>
-            <w:tcMar>
-              <w:top w:type="dxa" w:w="100"/>
-              <w:left w:type="dxa" w:w="120"/>
-              <w:bottom w:type="dxa" w:w="100"/>
-              <w:right w:type="dxa" w:w="120"/>
-            </w:tcMar>
-            <w:vAlign w:val="center"/>
-          </w:tcPr>
-          <w:p>
-            <w:pPr>
-              <w:jc w:val="center"/>
-            </w:pPr>
-            <w:r>
-              <w:rPr>
-                <w:rFonts w:ascii="Arial" w:cs="Arial" w:eastAsia="Arial" w:hAnsi="Arial"/>
-                <w:b/>
-                <w:bCs/>
-                <w:color w:val="3B3B3B"/>
-                <w:sz w:val="32"/>
-                <w:szCs w:val="32"/>
-              </w:rPr>
-              <w:t xml:space="preserve">8</w:t>
-            </w:r>
-          </w:p>
-          <w:p>
-            <w:pPr>
-              <w:jc w:val="center"/>
-            </w:pPr>
-            <w:r>
-              <w:rPr>
-                <w:rFonts w:ascii="Arial" w:cs="Arial" w:eastAsia="Arial" w:hAnsi="Arial"/>
-                <w:color w:val="6B6B6B"/>
-                <w:sz w:val="14"/>
-                <w:szCs w:val="14"/>
-              </w:rPr>
-              <w:t xml:space="preserve">CV</w:t>
-            </w:r>
-          </w:p>
-        </w:tc>
-        <w:tc>
-          <w:tcPr>
-            <w:tcW w:type="dxa" w:w="2610"/>
-            <w:tcBorders>
-              <w:top w:val="single" w:color="C9C9C9" w:sz="4"/>
-              <w:left w:val="single" w:color="C9C9C9" w:sz="4"/>
-              <w:bottom w:val="single" w:color="C9C9C9" w:sz="4"/>
-              <w:right w:val="single" w:color="C9C9C9" w:sz="4"/>
-            </w:tcBorders>
-            <w:tcMar>
-              <w:top w:type="dxa" w:w="100"/>
-              <w:left w:type="dxa" w:w="120"/>
-              <w:bottom w:type="dxa" w:w="100"/>
-              <w:right w:type="dxa" w:w="120"/>
-            </w:tcMar>
-            <w:vAlign w:val="center"/>
-          </w:tcPr>
-          <w:p>
-            <w:pPr>
-              <w:spacing w:line="264"/>
-              <w:jc w:val="left"/>
-            </w:pPr>
-            <w:r>
-              <w:rPr>
-                <w:rFonts w:ascii="Arial" w:cs="Arial" w:eastAsia="Arial" w:hAnsi="Arial"/>
-                <w:color w:val="3B3B3B"/>
-                <w:sz w:val="18"/>
-                <w:szCs w:val="18"/>
-              </w:rPr>
-              <w:t xml:space="preserve">Rociadores bajo toda la cubierta, con válvulas de control y cuarto de bombas.</w:t>
-            </w:r>
-          </w:p>
-        </w:tc>
-        <w:tc>
-          <w:tcPr>
-            <w:tcW w:type="dxa" w:w="2100"/>
-            <w:tcBorders>
-              <w:top w:val="single" w:color="C9C9C9" w:sz="4"/>
-              <w:left w:val="single" w:color="C9C9C9" w:sz="4"/>
-              <w:bottom w:val="single" w:color="C9C9C9" w:sz="4"/>
-              <w:right w:val="single" w:color="C9C9C9" w:sz="4"/>
-            </w:tcBorders>
-            <w:tcMar>
-              <w:top w:type="dxa" w:w="70"/>
-              <w:left w:type="dxa" w:w="70"/>
-              <w:bottom w:type="dxa" w:w="60"/>
-              <w:right w:type="dxa" w:w="70"/>
-            </w:tcMar>
-            <w:vAlign w:val="center"/>
-          </w:tcPr>
-          <w:p>
-            <w:pPr>
-              <w:jc w:val="center"/>
-            </w:pPr>
-            <w:r>
-              <w:drawing>
-                <wp:inline distT="0" distB="0" distL="0" distR="0">
-                  <wp:extent cx="914400" cy="685800"/>
-                  <wp:effectExtent t="0" r="0" b="0" l="0"/>
-                  <wp:docPr id="1" name="" descr="" title=""/>
-                  <wp:cNvGraphicFramePr>
-                    <a:graphicFrameLocks xmlns:a="http://schemas.openxmlformats.org/drawingml/2006/main" noChangeAspect="1"/>
-                  </wp:cNvGraphicFramePr>
-                  <a:graphic xmlns:a="http://schemas.openxmlformats.org/drawingml/2006/main">
-                    <a:graphicData uri="http://schemas.openxmlformats.org/drawingml/2006/picture">
-                      <pic:pic xmlns:pic="http://schemas.openxmlformats.org/drawingml/2006/picture">
-                        <pic:nvPicPr>
-                          <pic:cNvPr id="0" name="" descr=""/>
-                          <pic:cNvPicPr>
-                            <a:picLocks noChangeAspect="1" noChangeArrowheads="1"/>
-                          </pic:cNvPicPr>
-                        </pic:nvPicPr>
-                        <pic:blipFill>
-                          <a:blip r:embed="rId37" cstate="none"/>
-                          <a:srcRect/>
-                          <a:stretch>
-                            <a:fillRect/>
-                          </a:stretch>
-                        </pic:blipFill>
-                        <pic:spPr bwMode="auto">
-                          <a:xfrm>
-                            <a:off x="0" y="0"/>
-                            <a:ext cx="914400" cy="685800"/>
-                          </a:xfrm>
-                          <a:prstGeom prst="rect">
-                            <a:avLst/>
-                          </a:prstGeom>
-                        </pic:spPr>
-                      </pic:pic>
-                    </a:graphicData>
-                  </a:graphic>
-                </wp:inline>
-              </w:drawing>
-            </w:r>
-          </w:p>
-          <w:p>
-            <w:pPr>
-              <w:spacing w:before="40"/>
-              <w:jc w:val="center"/>
-            </w:pPr>
-            <w:r>
-              <w:rPr>
-                <w:rFonts w:ascii="Arial" w:cs="Arial" w:eastAsia="Arial" w:hAnsi="Arial"/>
-                <w:b/>
-                <w:bCs/>
-                <w:color w:val="3B3B3B"/>
-                <w:sz w:val="14"/>
-                <w:szCs w:val="14"/>
-              </w:rPr>
-              <w:t xml:space="preserve">Imagen 27. </w:t>
-            </w:r>
-            <w:r>
-              <w:rPr>
-                <w:rFonts w:ascii="Arial" w:cs="Arial" w:eastAsia="Arial" w:hAnsi="Arial"/>
-                <w:i/>
-                <w:iCs/>
-                <w:color w:val="6B6B6B"/>
-                <w:sz w:val="14"/>
-                <w:szCs w:val="14"/>
-              </w:rPr>
-              <w:t xml:space="preserve">Rociador. Drexmin (s. f.).</w:t>
-            </w:r>
-          </w:p>
-        </w:tc>
-        <w:tc>
-          <w:tcPr>
-            <w:tcW w:type="dxa" w:w="2100"/>
-            <w:tcBorders>
-              <w:top w:val="single" w:color="C9C9C9" w:sz="4"/>
-              <w:left w:val="single" w:color="C9C9C9" w:sz="4"/>
-              <w:bottom w:val="single" w:color="C9C9C9" w:sz="4"/>
-              <w:right w:val="single" w:color="C9C9C9" w:sz="4"/>
-            </w:tcBorders>
-            <w:tcMar>
-              <w:top w:type="dxa" w:w="70"/>
-              <w:left w:type="dxa" w:w="70"/>
-              <w:bottom w:type="dxa" w:w="60"/>
-              <w:right w:type="dxa" w:w="70"/>
-            </w:tcMar>
-            <w:vAlign w:val="center"/>
-          </w:tcPr>
-          <w:p>
-            <w:pPr>
-              <w:jc w:val="center"/>
-            </w:pPr>
-            <w:r>
-              <w:drawing>
-                <wp:inline distT="0" distB="0" distL="0" distR="0">
-                  <wp:extent cx="914400" cy="685800"/>
-                  <wp:effectExtent t="0" r="0" b="0" l="0"/>
-                  <wp:docPr id="1" name="" descr="" title=""/>
-                  <wp:cNvGraphicFramePr>
-                    <a:graphicFrameLocks xmlns:a="http://schemas.openxmlformats.org/drawingml/2006/main" noChangeAspect="1"/>
-                  </wp:cNvGraphicFramePr>
-                  <a:graphic xmlns:a="http://schemas.openxmlformats.org/drawingml/2006/main">
-                    <a:graphicData uri="http://schemas.openxmlformats.org/drawingml/2006/picture">
-                      <pic:pic xmlns:pic="http://schemas.openxmlformats.org/drawingml/2006/picture">
-                        <pic:nvPicPr>
-                          <pic:cNvPr id="0" name="" descr=""/>
-                          <pic:cNvPicPr>
-                            <a:picLocks noChangeAspect="1" noChangeArrowheads="1"/>
-                          </pic:cNvPicPr>
-                        </pic:nvPicPr>
-                        <pic:blipFill>
-                          <a:blip r:embed="rId38" cstate="none"/>
-                          <a:srcRect/>
-                          <a:stretch>
-                            <a:fillRect/>
-                          </a:stretch>
-                        </pic:blipFill>
-                        <pic:spPr bwMode="auto">
-                          <a:xfrm>
-                            <a:off x="0" y="0"/>
-                            <a:ext cx="914400" cy="685800"/>
-                          </a:xfrm>
-                          <a:prstGeom prst="rect">
-                            <a:avLst/>
-                          </a:prstGeom>
-                        </pic:spPr>
-                      </pic:pic>
-                    </a:graphicData>
-                  </a:graphic>
-                </wp:inline>
-              </w:drawing>
-            </w:r>
-          </w:p>
-          <w:p>
-            <w:pPr>
-              <w:spacing w:before="40"/>
-              <w:jc w:val="center"/>
-            </w:pPr>
-            <w:r>
-              <w:rPr>
-                <w:rFonts w:ascii="Arial" w:cs="Arial" w:eastAsia="Arial" w:hAnsi="Arial"/>
-                <w:b/>
-                <w:bCs/>
-                <w:color w:val="3B3B3B"/>
-                <w:sz w:val="14"/>
-                <w:szCs w:val="14"/>
-              </w:rPr>
-              <w:t xml:space="preserve">Imagen 28. </w:t>
-            </w:r>
-            <w:r>
-              <w:rPr>
-                <w:rFonts w:ascii="Arial" w:cs="Arial" w:eastAsia="Arial" w:hAnsi="Arial"/>
-                <w:i/>
-                <w:iCs/>
-                <w:color w:val="6B6B6B"/>
-                <w:sz w:val="14"/>
-                <w:szCs w:val="14"/>
-              </w:rPr>
-              <w:t xml:space="preserve">Red de rociadores.</w:t>
-            </w:r>
-          </w:p>
-        </w:tc>
-      </w:tr>
-      <w:tr>
-        <w:trPr>
-          <w:cantSplit/>
-        </w:trPr>
-        <w:tc>
-          <w:tcPr>
-            <w:tcW w:type="dxa" w:w="1600"/>
-            <w:tcBorders>
-              <w:top w:val="single" w:color="C9C9C9" w:sz="4"/>
-              <w:left w:val="single" w:color="C9C9C9" w:sz="4"/>
-              <w:bottom w:val="single" w:color="C9C9C9" w:sz="4"/>
-              <w:right w:val="single" w:color="C9C9C9" w:sz="4"/>
-            </w:tcBorders>
-            <w:tcMar>
-              <w:top w:type="dxa" w:w="100"/>
-              <w:left w:type="dxa" w:w="120"/>
-              <w:bottom w:type="dxa" w:w="100"/>
-              <w:right w:type="dxa" w:w="120"/>
-            </w:tcMar>
-            <w:vAlign w:val="center"/>
-          </w:tcPr>
-          <w:p>
-            <w:r>
-              <w:rPr>
-                <w:rFonts w:ascii="Arial" w:cs="Arial" w:eastAsia="Arial" w:hAnsi="Arial"/>
-                <w:b/>
-                <w:bCs/>
-                <w:color w:val="3B3B3B"/>
-                <w:sz w:val="18"/>
-                <w:szCs w:val="18"/>
-              </w:rPr>
-              <w:t xml:space="preserve">Extinción por agentes gaseosos</w:t>
-            </w:r>
-          </w:p>
-          <w:p>
-            <w:pPr>
-              <w:spacing w:before="40"/>
-            </w:pPr>
-            <w:r>
-              <w:rPr>
-                <w:rFonts w:ascii="Arial" w:cs="Arial" w:eastAsia="Arial" w:hAnsi="Arial"/>
-                <w:b/>
-                <w:bCs/>
-                <w:color w:val="7E8410"/>
-                <w:sz w:val="16"/>
-                <w:szCs w:val="16"/>
-              </w:rPr>
-              <w:t xml:space="preserve">IFE</w:t>
-            </w:r>
-          </w:p>
-        </w:tc>
-        <w:tc>
-          <w:tcPr>
-            <w:tcW w:type="dxa" w:w="950"/>
-            <w:tcBorders>
-              <w:top w:val="single" w:color="C9C9C9" w:sz="4"/>
-              <w:left w:val="single" w:color="C9C9C9" w:sz="4"/>
-              <w:bottom w:val="single" w:color="C9C9C9" w:sz="4"/>
-              <w:right w:val="single" w:color="C9C9C9" w:sz="4"/>
-            </w:tcBorders>
-            <w:shd w:fill="F4F7D3" w:color="auto" w:val="clear"/>
-            <w:tcMar>
-              <w:top w:type="dxa" w:w="100"/>
-              <w:left w:type="dxa" w:w="120"/>
-              <w:bottom w:type="dxa" w:w="100"/>
-              <w:right w:type="dxa" w:w="120"/>
-            </w:tcMar>
-            <w:vAlign w:val="center"/>
-          </w:tcPr>
-          <w:p>
-            <w:pPr>
-              <w:jc w:val="center"/>
-            </w:pPr>
-            <w:r>
-              <w:rPr>
-                <w:rFonts w:ascii="Arial" w:cs="Arial" w:eastAsia="Arial" w:hAnsi="Arial"/>
-                <w:b/>
-                <w:bCs/>
-                <w:color w:val="3B3B3B"/>
-                <w:sz w:val="32"/>
-                <w:szCs w:val="32"/>
-              </w:rPr>
-              <w:t xml:space="preserve">0</w:t>
-            </w:r>
-          </w:p>
-          <w:p>
-            <w:pPr>
-              <w:jc w:val="center"/>
-            </w:pPr>
-            <w:r>
-              <w:rPr>
-                <w:rFonts w:ascii="Arial" w:cs="Arial" w:eastAsia="Arial" w:hAnsi="Arial"/>
-                <w:color w:val="6B6B6B"/>
-                <w:sz w:val="14"/>
-                <w:szCs w:val="14"/>
-              </w:rPr>
-              <w:t xml:space="preserve">SV</w:t>
-            </w:r>
-          </w:p>
-        </w:tc>
-        <w:tc>
-          <w:tcPr>
-            <w:tcW w:type="dxa" w:w="2610"/>
-            <w:tcBorders>
-              <w:top w:val="single" w:color="C9C9C9" w:sz="4"/>
-              <w:left w:val="single" w:color="C9C9C9" w:sz="4"/>
-              <w:bottom w:val="single" w:color="C9C9C9" w:sz="4"/>
-              <w:right w:val="single" w:color="C9C9C9" w:sz="4"/>
-            </w:tcBorders>
-            <w:tcMar>
-              <w:top w:type="dxa" w:w="100"/>
-              <w:left w:type="dxa" w:w="120"/>
-              <w:bottom w:type="dxa" w:w="100"/>
-              <w:right w:type="dxa" w:w="120"/>
-            </w:tcMar>
-            <w:vAlign w:val="center"/>
-          </w:tcPr>
-          <w:p>
-            <w:pPr>
-              <w:spacing w:line="264"/>
-              <w:jc w:val="left"/>
-            </w:pPr>
-            <w:r>
-              <w:rPr>
-                <w:rFonts w:ascii="Arial" w:cs="Arial" w:eastAsia="Arial" w:hAnsi="Arial"/>
-                <w:color w:val="3B3B3B"/>
-                <w:sz w:val="18"/>
-                <w:szCs w:val="18"/>
-              </w:rPr>
-              <w:t xml:space="preserve">No hay sistemas de agentes gaseosos; no aplican en la bodega.</w:t>
-            </w:r>
-          </w:p>
-        </w:tc>
-        <w:tc>
-          <w:tcPr>
-            <w:tcW w:type="dxa" w:w="2100"/>
-            <w:tcBorders>
-              <w:top w:val="single" w:color="C9C9C9" w:sz="4"/>
-              <w:left w:val="single" w:color="C9C9C9" w:sz="4"/>
-              <w:bottom w:val="single" w:color="C9C9C9" w:sz="4"/>
-              <w:right w:val="single" w:color="C9C9C9" w:sz="4"/>
-            </w:tcBorders>
-            <w:tcMar>
-              <w:top w:type="dxa" w:w="70"/>
-              <w:left w:type="dxa" w:w="70"/>
-              <w:bottom w:type="dxa" w:w="60"/>
-              <w:right w:type="dxa" w:w="70"/>
-            </w:tcMar>
-            <w:vAlign w:val="center"/>
-          </w:tcPr>
-          <w:p>
-            <w:pPr>
-              <w:jc w:val="center"/>
-            </w:pPr>
-            <w:r>
-              <w:drawing>
-                <wp:inline distT="0" distB="0" distL="0" distR="0">
-                  <wp:extent cx="914400" cy="685800"/>
-                  <wp:effectExtent t="0" r="0" b="0" l="0"/>
-                  <wp:docPr id="1" name="" descr="" title=""/>
-                  <wp:cNvGraphicFramePr>
-                    <a:graphicFrameLocks xmlns:a="http://schemas.openxmlformats.org/drawingml/2006/main" noChangeAspect="1"/>
-                  </wp:cNvGraphicFramePr>
-                  <a:graphic xmlns:a="http://schemas.openxmlformats.org/drawingml/2006/main">
-                    <a:graphicData uri="http://schemas.openxmlformats.org/drawingml/2006/picture">
-                      <pic:pic xmlns:pic="http://schemas.openxmlformats.org/drawingml/2006/picture">
-                        <pic:nvPicPr>
-                          <pic:cNvPr id="0" name="" descr=""/>
-                          <pic:cNvPicPr>
-                            <a:picLocks noChangeAspect="1" noChangeArrowheads="1"/>
-                          </pic:cNvPicPr>
-                        </pic:nvPicPr>
-                        <pic:blipFill>
-                          <a:blip r:embed="rId39" cstate="none"/>
-                          <a:srcRect/>
-                          <a:stretch>
-                            <a:fillRect/>
-                          </a:stretch>
-                        </pic:blipFill>
-                        <pic:spPr bwMode="auto">
-                          <a:xfrm>
-                            <a:off x="0" y="0"/>
-                            <a:ext cx="914400" cy="685800"/>
-                          </a:xfrm>
-                          <a:prstGeom prst="rect">
-                            <a:avLst/>
-                          </a:prstGeom>
-                        </pic:spPr>
-                      </pic:pic>
-                    </a:graphicData>
-                  </a:graphic>
-                </wp:inline>
-              </w:drawing>
-            </w:r>
-          </w:p>
-          <w:p>
-            <w:pPr>
-              <w:spacing w:before="40"/>
-              <w:jc w:val="center"/>
-            </w:pPr>
-            <w:r>
-              <w:rPr>
-                <w:rFonts w:ascii="Arial" w:cs="Arial" w:eastAsia="Arial" w:hAnsi="Arial"/>
-                <w:b/>
-                <w:bCs/>
-                <w:color w:val="3B3B3B"/>
-                <w:sz w:val="14"/>
-                <w:szCs w:val="14"/>
-              </w:rPr>
-              <w:t xml:space="preserve">Imagen 29. </w:t>
-            </w:r>
-            <w:r>
-              <w:rPr>
-                <w:rFonts w:ascii="Arial" w:cs="Arial" w:eastAsia="Arial" w:hAnsi="Arial"/>
-                <w:i/>
-                <w:iCs/>
-                <w:color w:val="6B6B6B"/>
-                <w:sz w:val="14"/>
-                <w:szCs w:val="14"/>
-              </w:rPr>
-              <w:t xml:space="preserve">Agente gaseoso. Ruva (s. f.).</w:t>
-            </w:r>
-          </w:p>
-        </w:tc>
-        <w:tc>
-          <w:tcPr>
-            <w:tcW w:type="dxa" w:w="2100"/>
-            <w:tcBorders>
-              <w:top w:val="single" w:color="C9C9C9" w:sz="4"/>
-              <w:left w:val="single" w:color="C9C9C9" w:sz="4"/>
-              <w:bottom w:val="single" w:color="C9C9C9" w:sz="4"/>
-              <w:right w:val="single" w:color="C9C9C9" w:sz="4"/>
-            </w:tcBorders>
-            <w:tcMar>
-              <w:top w:type="dxa" w:w="100"/>
-              <w:left w:type="dxa" w:w="120"/>
-              <w:bottom w:type="dxa" w:w="100"/>
-              <w:right w:type="dxa" w:w="120"/>
-            </w:tcMar>
-            <w:vAlign w:val="center"/>
-          </w:tcPr>
-          <w:p>
-            <w:pPr>
-              <w:spacing w:line="264"/>
-              <w:jc w:val="center"/>
-            </w:pPr>
-            <w:r>
-              <w:rPr>
-                <w:rFonts w:ascii="Arial" w:cs="Arial" w:eastAsia="Arial" w:hAnsi="Arial"/>
-                <w:i/>
-                <w:iCs/>
-                <w:color w:val="6B6B6B"/>
-                <w:sz w:val="18"/>
-                <w:szCs w:val="18"/>
-              </w:rPr>
-              <w:t xml:space="preserve">No aplica</w:t>
-            </w:r>
-          </w:p>
-        </w:tc>
-      </w:tr>
-      <w:tr>
-        <w:trPr>
-          <w:cantSplit/>
-        </w:trPr>
-        <w:tc>
-          <w:tcPr>
-            <w:tcW w:type="dxa" w:w="1600"/>
+            <w:tcW w:type="dxa" w:w="1900"/>
             <w:tcBorders>
               <w:top w:val="single" w:color="C9C9C9" w:sz="4"/>
               <w:left w:val="single" w:color="C9C9C9" w:sz="4"/>
@@ -8110,7 +7526,7 @@
         </w:tc>
         <w:tc>
           <w:tcPr>
-            <w:tcW w:type="dxa" w:w="950"/>
+            <w:tcW w:type="dxa" w:w="1100"/>
             <w:tcBorders>
               <w:top w:val="single" w:color="C9C9C9" w:sz="4"/>
               <w:left w:val="single" w:color="C9C9C9" w:sz="4"/>
@@ -8146,8 +7562,8 @@
         </w:tc>
         <w:tc>
           <w:tcPr>
-            <w:tcW w:type="dxa" w:w="6810"/>
-            <w:gridSpan w:val="3"/>
+            <w:tcW w:type="dxa" w:w="6360"/>
+            <w:gridSpan w:val="2"/>
             <w:tcBorders>
               <w:top w:val="single" w:color="C9C9C9" w:sz="4"/>
               <w:left w:val="single" w:color="C9C9C9" w:sz="4"/>
@@ -8203,7 +7619,7 @@
           <w:sz w:val="16"/>
           <w:szCs w:val="16"/>
         </w:rPr>
-        <w:t xml:space="preserve">CV = con vigilancia; SV = sin vigilancia. Las fuentes de las imágenes de referencia están en la sección de referencias.</w:t>
+        <w:t xml:space="preserve">CV = con vigilancia; SV = sin vigilancia.</w:t>
       </w:r>
     </w:p>
     <w:p>
@@ -9946,146 +9362,6 @@
           <w:sz w:val="20"/>
           <w:szCs w:val="20"/>
         </w:rPr>
-        <w:t xml:space="preserve">Asepeyo. (s. f.). </w:t>
-      </w:r>
-      <w:r>
-        <w:rPr>
-          <w:rFonts w:ascii="Arial" w:cs="Arial" w:eastAsia="Arial" w:hAnsi="Arial"/>
-          <w:i/>
-          <w:iCs/>
-          <w:color w:val="3B3B3B"/>
-          <w:sz w:val="20"/>
-          <w:szCs w:val="20"/>
-        </w:rPr>
-        <w:t xml:space="preserve">Guía de detección automática de incendios</w:t>
-      </w:r>
-      <w:r>
-        <w:rPr>
-          <w:rFonts w:ascii="Arial" w:cs="Arial" w:eastAsia="Arial" w:hAnsi="Arial"/>
-          <w:color w:val="3B3B3B"/>
-          <w:sz w:val="20"/>
-          <w:szCs w:val="20"/>
-        </w:rPr>
-        <w:t xml:space="preserve">. https://www.diba.cat/documents/467843/96195101/P1E07011GuiaDeteccion_automatica_incendios_Asepeyo.pdf</w:t>
-      </w:r>
-    </w:p>
-    <w:p>
-      <w:pPr>
-        <w:spacing w:after="160" w:line="288"/>
-        <w:ind w:left="720" w:hanging="720"/>
-      </w:pPr>
-      <w:r>
-        <w:rPr>
-          <w:rFonts w:ascii="Arial" w:cs="Arial" w:eastAsia="Arial" w:hAnsi="Arial"/>
-          <w:color w:val="3B3B3B"/>
-          <w:sz w:val="20"/>
-          <w:szCs w:val="20"/>
-        </w:rPr>
-        <w:t xml:space="preserve">Drexmin. (s. f.). </w:t>
-      </w:r>
-      <w:r>
-        <w:rPr>
-          <w:rFonts w:ascii="Arial" w:cs="Arial" w:eastAsia="Arial" w:hAnsi="Arial"/>
-          <w:i/>
-          <w:iCs/>
-          <w:color w:val="3B3B3B"/>
-          <w:sz w:val="20"/>
-          <w:szCs w:val="20"/>
-        </w:rPr>
-        <w:t xml:space="preserve">Cómo funciona un rociador automático</w:t>
-      </w:r>
-      <w:r>
-        <w:rPr>
-          <w:rFonts w:ascii="Arial" w:cs="Arial" w:eastAsia="Arial" w:hAnsi="Arial"/>
-          <w:color w:val="3B3B3B"/>
-          <w:sz w:val="20"/>
-          <w:szCs w:val="20"/>
-        </w:rPr>
-        <w:t xml:space="preserve">. https://drexmin.es/como-funciona-un-rociador-automatico/</w:t>
-      </w:r>
-    </w:p>
-    <w:p>
-      <w:pPr>
-        <w:spacing w:after="160" w:line="288"/>
-        <w:ind w:left="720" w:hanging="720"/>
-      </w:pPr>
-      <w:r>
-        <w:rPr>
-          <w:rFonts w:ascii="Arial" w:cs="Arial" w:eastAsia="Arial" w:hAnsi="Arial"/>
-          <w:color w:val="3B3B3B"/>
-          <w:sz w:val="20"/>
-          <w:szCs w:val="20"/>
-        </w:rPr>
-        <w:t xml:space="preserve">Extintores Carlisa. (s. f.). </w:t>
-      </w:r>
-      <w:r>
-        <w:rPr>
-          <w:rFonts w:ascii="Arial" w:cs="Arial" w:eastAsia="Arial" w:hAnsi="Arial"/>
-          <w:i/>
-          <w:iCs/>
-          <w:color w:val="3B3B3B"/>
-          <w:sz w:val="20"/>
-          <w:szCs w:val="20"/>
-        </w:rPr>
-        <w:t xml:space="preserve">Hidrantes contra incendios</w:t>
-      </w:r>
-      <w:r>
-        <w:rPr>
-          <w:rFonts w:ascii="Arial" w:cs="Arial" w:eastAsia="Arial" w:hAnsi="Arial"/>
-          <w:color w:val="3B3B3B"/>
-          <w:sz w:val="20"/>
-          <w:szCs w:val="20"/>
-        </w:rPr>
-        <w:t xml:space="preserve">. https://extintorescarlisa.es/hidrantes-contra-incendios/</w:t>
-      </w:r>
-    </w:p>
-    <w:p>
-      <w:pPr>
-        <w:spacing w:after="160" w:line="288"/>
-        <w:ind w:left="720" w:hanging="720"/>
-      </w:pPr>
-      <w:r>
-        <w:rPr>
-          <w:rFonts w:ascii="Arial" w:cs="Arial" w:eastAsia="Arial" w:hAnsi="Arial"/>
-          <w:color w:val="3B3B3B"/>
-          <w:sz w:val="20"/>
-          <w:szCs w:val="20"/>
-        </w:rPr>
-        <w:t xml:space="preserve">Extintores Presman. (s. f.). </w:t>
-      </w:r>
-      <w:r>
-        <w:rPr>
-          <w:rFonts w:ascii="Arial" w:cs="Arial" w:eastAsia="Arial" w:hAnsi="Arial"/>
-          <w:i/>
-          <w:iCs/>
-          <w:color w:val="3B3B3B"/>
-          <w:sz w:val="20"/>
-          <w:szCs w:val="20"/>
-        </w:rPr>
-        <w:t xml:space="preserve">Boca de incendio equipada</w:t>
-      </w:r>
-      <w:r>
-        <w:rPr>
-          <w:rFonts w:ascii="Arial" w:cs="Arial" w:eastAsia="Arial" w:hAnsi="Arial"/>
-          <w:color w:val="3B3B3B"/>
-          <w:sz w:val="20"/>
-          <w:szCs w:val="20"/>
-        </w:rPr>
-        <w:t xml:space="preserve">. https://www.extintorespresman.es/boca-de-incendio-equipada/</w:t>
-      </w:r>
-    </w:p>
-    <w:p>
-      <w:pPr>
-        <w:spacing w:after="160" w:line="288"/>
-        <w:ind w:left="720" w:hanging="720"/>
-      </w:pPr>
-      <w:r>
-        <w:rPr>
-          <w:rFonts w:ascii="Arial" w:cs="Arial" w:eastAsia="Arial" w:hAnsi="Arial"/>
-          <w:color w:val="3B3B3B"/>
-          <w:sz w:val="20"/>
-          <w:szCs w:val="20"/>
-        </w:rPr>
         <w:t xml:space="preserve">Fondo Inmobiliario Colombia. (s. f.). </w:t>
       </w:r>
       <w:r>
@@ -10156,7 +9432,7 @@
           <w:sz w:val="20"/>
           <w:szCs w:val="20"/>
         </w:rPr>
-        <w:t xml:space="preserve">Ruva Seguridad. (s. f.). </w:t>
+        <w:t xml:space="preserve">Google. (2026). </w:t>
       </w:r>
       <w:r>
         <w:rPr>
@@ -10167,7 +9443,7 @@
           <w:sz w:val="20"/>
           <w:szCs w:val="20"/>
         </w:rPr>
-        <w:t xml:space="preserve">Tipos de agentes gaseosos</w:t>
+        <w:t xml:space="preserve">Google Maps: medición de la superficie del CEDI D1 Lebrija y ruta desde la Estación de Bomberos de Lebrija</w:t>
       </w:r>
       <w:r>
         <w:rPr>
@@ -10176,42 +9452,7 @@
           <w:sz w:val="20"/>
           <w:szCs w:val="20"/>
         </w:rPr>
-        <w:t xml:space="preserve">. https://www.extintoresbadalona.com/noticias/tipos-de-agentes-gaseosos/index.html</w:t>
-      </w:r>
-    </w:p>
-    <w:p>
-      <w:pPr>
-        <w:spacing w:after="160" w:line="288"/>
-        <w:ind w:left="720" w:hanging="720"/>
-      </w:pPr>
-      <w:r>
-        <w:rPr>
-          <w:rFonts w:ascii="Arial" w:cs="Arial" w:eastAsia="Arial" w:hAnsi="Arial"/>
-          <w:color w:val="3B3B3B"/>
-          <w:sz w:val="20"/>
-          <w:szCs w:val="20"/>
-        </w:rPr>
-        <w:t xml:space="preserve">Safety Work. (s. f.). </w:t>
-      </w:r>
-      <w:r>
-        <w:rPr>
-          <w:rFonts w:ascii="Arial" w:cs="Arial" w:eastAsia="Arial" w:hAnsi="Arial"/>
-          <w:i/>
-          <w:iCs/>
-          <w:color w:val="3B3B3B"/>
-          <w:sz w:val="20"/>
-          <w:szCs w:val="20"/>
-        </w:rPr>
-        <w:t xml:space="preserve">Extintor ABC</w:t>
-      </w:r>
-      <w:r>
-        <w:rPr>
-          <w:rFonts w:ascii="Arial" w:cs="Arial" w:eastAsia="Arial" w:hAnsi="Arial"/>
-          <w:color w:val="3B3B3B"/>
-          <w:sz w:val="20"/>
-          <w:szCs w:val="20"/>
-        </w:rPr>
-        <w:t xml:space="preserve">. https://www.swsafety.com.co/producto/extintor-abc/</w:t>
+        <w:t xml:space="preserve">. https://maps.google.com</w:t>
       </w:r>
     </w:p>
     <w:p>
@@ -10304,7 +9545,7 @@
                           </pic:cNvPicPr>
                         </pic:nvPicPr>
                         <pic:blipFill>
-                          <a:blip r:embed="rId40" cstate="none"/>
+                          <a:blip r:embed="rId34" cstate="none"/>
                           <a:srcRect/>
                           <a:stretch>
                             <a:fillRect/>
@@ -10340,7 +9581,7 @@
                 <w:sz w:val="14"/>
                 <w:szCs w:val="14"/>
               </w:rPr>
-              <w:t xml:space="preserve">Imagen 30. </w:t>
+              <w:t xml:space="preserve">Imagen 24. </w:t>
             </w:r>
             <w:r>
               <w:rPr>
@@ -10395,7 +9636,7 @@
                           </pic:cNvPicPr>
                         </pic:nvPicPr>
                         <pic:blipFill>
-                          <a:blip r:embed="rId41" cstate="none"/>
+                          <a:blip r:embed="rId35" cstate="none"/>
                           <a:srcRect/>
                           <a:stretch>
                             <a:fillRect/>
@@ -10431,7 +9672,7 @@
                 <w:sz w:val="14"/>
                 <w:szCs w:val="14"/>
               </w:rPr>
-              <w:t xml:space="preserve">Imagen 31. </w:t>
+              <w:t xml:space="preserve">Imagen 25. </w:t>
             </w:r>
             <w:r>
               <w:rPr>
@@ -10486,7 +9727,7 @@
                           </pic:cNvPicPr>
                         </pic:nvPicPr>
                         <pic:blipFill>
-                          <a:blip r:embed="rId42" cstate="none"/>
+                          <a:blip r:embed="rId36" cstate="none"/>
                           <a:srcRect/>
                           <a:stretch>
                             <a:fillRect/>
@@ -10522,7 +9763,7 @@
                 <w:sz w:val="14"/>
                 <w:szCs w:val="14"/>
               </w:rPr>
-              <w:t xml:space="preserve">Imagen 32. </w:t>
+              <w:t xml:space="preserve">Imagen 26. </w:t>
             </w:r>
             <w:r>
               <w:rPr>
@@ -10577,7 +9818,7 @@
                           </pic:cNvPicPr>
                         </pic:nvPicPr>
                         <pic:blipFill>
-                          <a:blip r:embed="rId43" cstate="none"/>
+                          <a:blip r:embed="rId37" cstate="none"/>
                           <a:srcRect/>
                           <a:stretch>
                             <a:fillRect/>
@@ -10613,7 +9854,7 @@
                 <w:sz w:val="14"/>
                 <w:szCs w:val="14"/>
               </w:rPr>
-              <w:t xml:space="preserve">Imagen 33. </w:t>
+              <w:t xml:space="preserve">Imagen 27. </w:t>
             </w:r>
             <w:r>
               <w:rPr>
@@ -10710,7 +9951,7 @@
                           </pic:cNvPicPr>
                         </pic:nvPicPr>
                         <pic:blipFill>
-                          <a:blip r:embed="rId44" cstate="none"/>
+                          <a:blip r:embed="rId38" cstate="none"/>
                           <a:srcRect/>
                           <a:stretch>
                             <a:fillRect/>
@@ -10746,7 +9987,7 @@
                 <w:sz w:val="14"/>
                 <w:szCs w:val="14"/>
               </w:rPr>
-              <w:t xml:space="preserve">Imagen 34. </w:t>
+              <w:t xml:space="preserve">Imagen 28. </w:t>
             </w:r>
             <w:r>
               <w:rPr>
@@ -10801,7 +10042,7 @@
                           </pic:cNvPicPr>
                         </pic:nvPicPr>
                         <pic:blipFill>
-                          <a:blip r:embed="rId45" cstate="none"/>
+                          <a:blip r:embed="rId39" cstate="none"/>
                           <a:srcRect/>
                           <a:stretch>
                             <a:fillRect/>
@@ -10837,7 +10078,7 @@
                 <w:sz w:val="14"/>
                 <w:szCs w:val="14"/>
               </w:rPr>
-              <w:t xml:space="preserve">Imagen 35. </w:t>
+              <w:t xml:space="preserve">Imagen 29. </w:t>
             </w:r>
             <w:r>
               <w:rPr>
@@ -10892,7 +10133,7 @@
                           </pic:cNvPicPr>
                         </pic:nvPicPr>
                         <pic:blipFill>
-                          <a:blip r:embed="rId46" cstate="none"/>
+                          <a:blip r:embed="rId40" cstate="none"/>
                           <a:srcRect/>
                           <a:stretch>
                             <a:fillRect/>
@@ -10928,7 +10169,7 @@
                 <w:sz w:val="14"/>
                 <w:szCs w:val="14"/>
               </w:rPr>
-              <w:t xml:space="preserve">Imagen 36. </w:t>
+              <w:t xml:space="preserve">Imagen 30. </w:t>
             </w:r>
             <w:r>
               <w:rPr>
@@ -10983,7 +10224,7 @@
                           </pic:cNvPicPr>
                         </pic:nvPicPr>
                         <pic:blipFill>
-                          <a:blip r:embed="rId47" cstate="none"/>
+                          <a:blip r:embed="rId41" cstate="none"/>
                           <a:srcRect/>
                           <a:stretch>
                             <a:fillRect/>
@@ -11019,7 +10260,7 @@
                 <w:sz w:val="14"/>
                 <w:szCs w:val="14"/>
               </w:rPr>
-              <w:t xml:space="preserve">Imagen 37. </w:t>
+              <w:t xml:space="preserve">Imagen 31. </w:t>
             </w:r>
             <w:r>
               <w:rPr>
@@ -11116,6 +10357,557 @@
                           </pic:cNvPicPr>
                         </pic:nvPicPr>
                         <pic:blipFill>
+                          <a:blip r:embed="rId42" cstate="none"/>
+                          <a:srcRect/>
+                          <a:stretch>
+                            <a:fillRect/>
+                          </a:stretch>
+                        </pic:blipFill>
+                        <pic:spPr bwMode="auto">
+                          <a:xfrm>
+                            <a:off x="0" y="0"/>
+                            <a:ext cx="1371600" cy="1028700"/>
+                          </a:xfrm>
+                          <a:prstGeom prst="rect">
+                            <a:avLst/>
+                          </a:prstGeom>
+                        </pic:spPr>
+                      </pic:pic>
+                    </a:graphicData>
+                  </a:graphic>
+                </wp:inline>
+              </w:drawing>
+            </w:r>
+          </w:p>
+          <w:p>
+            <w:pPr>
+              <w:spacing w:before="40"/>
+              <w:jc w:val="center"/>
+            </w:pPr>
+            <w:r>
+              <w:rPr>
+                <w:rFonts w:ascii="Arial" w:cs="Arial" w:eastAsia="Arial" w:hAnsi="Arial"/>
+                <w:b/>
+                <w:bCs/>
+                <w:color w:val="3B3B3B"/>
+                <w:sz w:val="14"/>
+                <w:szCs w:val="14"/>
+              </w:rPr>
+              <w:t xml:space="preserve">Imagen 32. </w:t>
+            </w:r>
+            <w:r>
+              <w:rPr>
+                <w:rFonts w:ascii="Arial" w:cs="Arial" w:eastAsia="Arial" w:hAnsi="Arial"/>
+                <w:i/>
+                <w:iCs/>
+                <w:color w:val="6B6B6B"/>
+                <w:sz w:val="14"/>
+                <w:szCs w:val="14"/>
+              </w:rPr>
+              <w:t xml:space="preserve">Fachada de oficinas.</w:t>
+            </w:r>
+          </w:p>
+        </w:tc>
+        <w:tc>
+          <w:tcPr>
+            <w:tcW w:type="dxa" w:w="2340"/>
+            <w:tcBorders>
+              <w:top w:val="single" w:color="C9C9C9" w:sz="4"/>
+              <w:left w:val="single" w:color="C9C9C9" w:sz="4"/>
+              <w:bottom w:val="single" w:color="C9C9C9" w:sz="4"/>
+              <w:right w:val="single" w:color="C9C9C9" w:sz="4"/>
+            </w:tcBorders>
+            <w:tcMar>
+              <w:top w:type="dxa" w:w="70"/>
+              <w:left w:type="dxa" w:w="70"/>
+              <w:bottom w:type="dxa" w:w="60"/>
+              <w:right w:type="dxa" w:w="70"/>
+            </w:tcMar>
+            <w:vAlign w:val="center"/>
+          </w:tcPr>
+          <w:p>
+            <w:pPr>
+              <w:jc w:val="center"/>
+            </w:pPr>
+            <w:r>
+              <w:drawing>
+                <wp:inline distT="0" distB="0" distL="0" distR="0">
+                  <wp:extent cx="1371600" cy="1028700"/>
+                  <wp:effectExtent t="0" r="0" b="0" l="0"/>
+                  <wp:docPr id="1" name="" descr="" title=""/>
+                  <wp:cNvGraphicFramePr>
+                    <a:graphicFrameLocks xmlns:a="http://schemas.openxmlformats.org/drawingml/2006/main" noChangeAspect="1"/>
+                  </wp:cNvGraphicFramePr>
+                  <a:graphic xmlns:a="http://schemas.openxmlformats.org/drawingml/2006/main">
+                    <a:graphicData uri="http://schemas.openxmlformats.org/drawingml/2006/picture">
+                      <pic:pic xmlns:pic="http://schemas.openxmlformats.org/drawingml/2006/picture">
+                        <pic:nvPicPr>
+                          <pic:cNvPr id="0" name="" descr=""/>
+                          <pic:cNvPicPr>
+                            <a:picLocks noChangeAspect="1" noChangeArrowheads="1"/>
+                          </pic:cNvPicPr>
+                        </pic:nvPicPr>
+                        <pic:blipFill>
+                          <a:blip r:embed="rId43" cstate="none"/>
+                          <a:srcRect/>
+                          <a:stretch>
+                            <a:fillRect/>
+                          </a:stretch>
+                        </pic:blipFill>
+                        <pic:spPr bwMode="auto">
+                          <a:xfrm>
+                            <a:off x="0" y="0"/>
+                            <a:ext cx="1371600" cy="1028700"/>
+                          </a:xfrm>
+                          <a:prstGeom prst="rect">
+                            <a:avLst/>
+                          </a:prstGeom>
+                        </pic:spPr>
+                      </pic:pic>
+                    </a:graphicData>
+                  </a:graphic>
+                </wp:inline>
+              </w:drawing>
+            </w:r>
+          </w:p>
+          <w:p>
+            <w:pPr>
+              <w:spacing w:before="40"/>
+              <w:jc w:val="center"/>
+            </w:pPr>
+            <w:r>
+              <w:rPr>
+                <w:rFonts w:ascii="Arial" w:cs="Arial" w:eastAsia="Arial" w:hAnsi="Arial"/>
+                <w:b/>
+                <w:bCs/>
+                <w:color w:val="3B3B3B"/>
+                <w:sz w:val="14"/>
+                <w:szCs w:val="14"/>
+              </w:rPr>
+              <w:t xml:space="preserve">Imagen 33. </w:t>
+            </w:r>
+            <w:r>
+              <w:rPr>
+                <w:rFonts w:ascii="Arial" w:cs="Arial" w:eastAsia="Arial" w:hAnsi="Arial"/>
+                <w:i/>
+                <w:iCs/>
+                <w:color w:val="6B6B6B"/>
+                <w:sz w:val="14"/>
+                <w:szCs w:val="14"/>
+              </w:rPr>
+              <w:t xml:space="preserve">Corredor de evacuación.</w:t>
+            </w:r>
+          </w:p>
+        </w:tc>
+        <w:tc>
+          <w:tcPr>
+            <w:tcW w:type="dxa" w:w="2340"/>
+            <w:tcBorders>
+              <w:top w:val="single" w:color="C9C9C9" w:sz="4"/>
+              <w:left w:val="single" w:color="C9C9C9" w:sz="4"/>
+              <w:bottom w:val="single" w:color="C9C9C9" w:sz="4"/>
+              <w:right w:val="single" w:color="C9C9C9" w:sz="4"/>
+            </w:tcBorders>
+            <w:tcMar>
+              <w:top w:type="dxa" w:w="70"/>
+              <w:left w:type="dxa" w:w="70"/>
+              <w:bottom w:type="dxa" w:w="60"/>
+              <w:right w:type="dxa" w:w="70"/>
+            </w:tcMar>
+            <w:vAlign w:val="center"/>
+          </w:tcPr>
+          <w:p>
+            <w:pPr>
+              <w:jc w:val="center"/>
+            </w:pPr>
+            <w:r>
+              <w:drawing>
+                <wp:inline distT="0" distB="0" distL="0" distR="0">
+                  <wp:extent cx="1371600" cy="1028700"/>
+                  <wp:effectExtent t="0" r="0" b="0" l="0"/>
+                  <wp:docPr id="1" name="" descr="" title=""/>
+                  <wp:cNvGraphicFramePr>
+                    <a:graphicFrameLocks xmlns:a="http://schemas.openxmlformats.org/drawingml/2006/main" noChangeAspect="1"/>
+                  </wp:cNvGraphicFramePr>
+                  <a:graphic xmlns:a="http://schemas.openxmlformats.org/drawingml/2006/main">
+                    <a:graphicData uri="http://schemas.openxmlformats.org/drawingml/2006/picture">
+                      <pic:pic xmlns:pic="http://schemas.openxmlformats.org/drawingml/2006/picture">
+                        <pic:nvPicPr>
+                          <pic:cNvPr id="0" name="" descr=""/>
+                          <pic:cNvPicPr>
+                            <a:picLocks noChangeAspect="1" noChangeArrowheads="1"/>
+                          </pic:cNvPicPr>
+                        </pic:nvPicPr>
+                        <pic:blipFill>
+                          <a:blip r:embed="rId44" cstate="none"/>
+                          <a:srcRect/>
+                          <a:stretch>
+                            <a:fillRect/>
+                          </a:stretch>
+                        </pic:blipFill>
+                        <pic:spPr bwMode="auto">
+                          <a:xfrm>
+                            <a:off x="0" y="0"/>
+                            <a:ext cx="1371600" cy="1028700"/>
+                          </a:xfrm>
+                          <a:prstGeom prst="rect">
+                            <a:avLst/>
+                          </a:prstGeom>
+                        </pic:spPr>
+                      </pic:pic>
+                    </a:graphicData>
+                  </a:graphic>
+                </wp:inline>
+              </w:drawing>
+            </w:r>
+          </w:p>
+          <w:p>
+            <w:pPr>
+              <w:spacing w:before="40"/>
+              <w:jc w:val="center"/>
+            </w:pPr>
+            <w:r>
+              <w:rPr>
+                <w:rFonts w:ascii="Arial" w:cs="Arial" w:eastAsia="Arial" w:hAnsi="Arial"/>
+                <w:b/>
+                <w:bCs/>
+                <w:color w:val="3B3B3B"/>
+                <w:sz w:val="14"/>
+                <w:szCs w:val="14"/>
+              </w:rPr>
+              <w:t xml:space="preserve">Imagen 34. </w:t>
+            </w:r>
+            <w:r>
+              <w:rPr>
+                <w:rFonts w:ascii="Arial" w:cs="Arial" w:eastAsia="Arial" w:hAnsi="Arial"/>
+                <w:i/>
+                <w:iCs/>
+                <w:color w:val="6B6B6B"/>
+                <w:sz w:val="14"/>
+                <w:szCs w:val="14"/>
+              </w:rPr>
+              <w:t xml:space="preserve">Corredor interno.</w:t>
+            </w:r>
+          </w:p>
+        </w:tc>
+        <w:tc>
+          <w:tcPr>
+            <w:tcW w:type="dxa" w:w="2340"/>
+            <w:tcBorders>
+              <w:top w:val="single" w:color="C9C9C9" w:sz="4"/>
+              <w:left w:val="single" w:color="C9C9C9" w:sz="4"/>
+              <w:bottom w:val="single" w:color="C9C9C9" w:sz="4"/>
+              <w:right w:val="single" w:color="C9C9C9" w:sz="4"/>
+            </w:tcBorders>
+            <w:tcMar>
+              <w:top w:type="dxa" w:w="70"/>
+              <w:left w:type="dxa" w:w="70"/>
+              <w:bottom w:type="dxa" w:w="60"/>
+              <w:right w:type="dxa" w:w="70"/>
+            </w:tcMar>
+            <w:vAlign w:val="center"/>
+          </w:tcPr>
+          <w:p>
+            <w:pPr>
+              <w:jc w:val="center"/>
+            </w:pPr>
+            <w:r>
+              <w:drawing>
+                <wp:inline distT="0" distB="0" distL="0" distR="0">
+                  <wp:extent cx="1371600" cy="1028700"/>
+                  <wp:effectExtent t="0" r="0" b="0" l="0"/>
+                  <wp:docPr id="1" name="" descr="" title=""/>
+                  <wp:cNvGraphicFramePr>
+                    <a:graphicFrameLocks xmlns:a="http://schemas.openxmlformats.org/drawingml/2006/main" noChangeAspect="1"/>
+                  </wp:cNvGraphicFramePr>
+                  <a:graphic xmlns:a="http://schemas.openxmlformats.org/drawingml/2006/main">
+                    <a:graphicData uri="http://schemas.openxmlformats.org/drawingml/2006/picture">
+                      <pic:pic xmlns:pic="http://schemas.openxmlformats.org/drawingml/2006/picture">
+                        <pic:nvPicPr>
+                          <pic:cNvPr id="0" name="" descr=""/>
+                          <pic:cNvPicPr>
+                            <a:picLocks noChangeAspect="1" noChangeArrowheads="1"/>
+                          </pic:cNvPicPr>
+                        </pic:nvPicPr>
+                        <pic:blipFill>
+                          <a:blip r:embed="rId45" cstate="none"/>
+                          <a:srcRect/>
+                          <a:stretch>
+                            <a:fillRect/>
+                          </a:stretch>
+                        </pic:blipFill>
+                        <pic:spPr bwMode="auto">
+                          <a:xfrm>
+                            <a:off x="0" y="0"/>
+                            <a:ext cx="1371600" cy="1028700"/>
+                          </a:xfrm>
+                          <a:prstGeom prst="rect">
+                            <a:avLst/>
+                          </a:prstGeom>
+                        </pic:spPr>
+                      </pic:pic>
+                    </a:graphicData>
+                  </a:graphic>
+                </wp:inline>
+              </w:drawing>
+            </w:r>
+          </w:p>
+          <w:p>
+            <w:pPr>
+              <w:spacing w:before="40"/>
+              <w:jc w:val="center"/>
+            </w:pPr>
+            <w:r>
+              <w:rPr>
+                <w:rFonts w:ascii="Arial" w:cs="Arial" w:eastAsia="Arial" w:hAnsi="Arial"/>
+                <w:b/>
+                <w:bCs/>
+                <w:color w:val="3B3B3B"/>
+                <w:sz w:val="14"/>
+                <w:szCs w:val="14"/>
+              </w:rPr>
+              <w:t xml:space="preserve">Imagen 35. </w:t>
+            </w:r>
+            <w:r>
+              <w:rPr>
+                <w:rFonts w:ascii="Arial" w:cs="Arial" w:eastAsia="Arial" w:hAnsi="Arial"/>
+                <w:i/>
+                <w:iCs/>
+                <w:color w:val="6B6B6B"/>
+                <w:sz w:val="14"/>
+                <w:szCs w:val="14"/>
+              </w:rPr>
+              <w:t xml:space="preserve">Acceso a oficinas.</w:t>
+            </w:r>
+          </w:p>
+        </w:tc>
+      </w:tr>
+      <w:tr>
+        <w:trPr>
+          <w:cantSplit/>
+        </w:trPr>
+        <w:tc>
+          <w:tcPr>
+            <w:tcW w:type="dxa" w:w="2340"/>
+            <w:tcBorders>
+              <w:top w:val="single" w:color="C9C9C9" w:sz="4"/>
+              <w:left w:val="single" w:color="C9C9C9" w:sz="4"/>
+              <w:bottom w:val="single" w:color="C9C9C9" w:sz="4"/>
+              <w:right w:val="single" w:color="C9C9C9" w:sz="4"/>
+            </w:tcBorders>
+            <w:tcMar>
+              <w:top w:type="dxa" w:w="70"/>
+              <w:left w:type="dxa" w:w="70"/>
+              <w:bottom w:type="dxa" w:w="60"/>
+              <w:right w:type="dxa" w:w="70"/>
+            </w:tcMar>
+            <w:vAlign w:val="center"/>
+          </w:tcPr>
+          <w:p>
+            <w:pPr>
+              <w:jc w:val="center"/>
+            </w:pPr>
+            <w:r>
+              <w:drawing>
+                <wp:inline distT="0" distB="0" distL="0" distR="0">
+                  <wp:extent cx="1371600" cy="1028700"/>
+                  <wp:effectExtent t="0" r="0" b="0" l="0"/>
+                  <wp:docPr id="1" name="" descr="" title=""/>
+                  <wp:cNvGraphicFramePr>
+                    <a:graphicFrameLocks xmlns:a="http://schemas.openxmlformats.org/drawingml/2006/main" noChangeAspect="1"/>
+                  </wp:cNvGraphicFramePr>
+                  <a:graphic xmlns:a="http://schemas.openxmlformats.org/drawingml/2006/main">
+                    <a:graphicData uri="http://schemas.openxmlformats.org/drawingml/2006/picture">
+                      <pic:pic xmlns:pic="http://schemas.openxmlformats.org/drawingml/2006/picture">
+                        <pic:nvPicPr>
+                          <pic:cNvPr id="0" name="" descr=""/>
+                          <pic:cNvPicPr>
+                            <a:picLocks noChangeAspect="1" noChangeArrowheads="1"/>
+                          </pic:cNvPicPr>
+                        </pic:nvPicPr>
+                        <pic:blipFill>
+                          <a:blip r:embed="rId46" cstate="none"/>
+                          <a:srcRect/>
+                          <a:stretch>
+                            <a:fillRect/>
+                          </a:stretch>
+                        </pic:blipFill>
+                        <pic:spPr bwMode="auto">
+                          <a:xfrm>
+                            <a:off x="0" y="0"/>
+                            <a:ext cx="1371600" cy="1028700"/>
+                          </a:xfrm>
+                          <a:prstGeom prst="rect">
+                            <a:avLst/>
+                          </a:prstGeom>
+                        </pic:spPr>
+                      </pic:pic>
+                    </a:graphicData>
+                  </a:graphic>
+                </wp:inline>
+              </w:drawing>
+            </w:r>
+          </w:p>
+          <w:p>
+            <w:pPr>
+              <w:spacing w:before="40"/>
+              <w:jc w:val="center"/>
+            </w:pPr>
+            <w:r>
+              <w:rPr>
+                <w:rFonts w:ascii="Arial" w:cs="Arial" w:eastAsia="Arial" w:hAnsi="Arial"/>
+                <w:b/>
+                <w:bCs/>
+                <w:color w:val="3B3B3B"/>
+                <w:sz w:val="14"/>
+                <w:szCs w:val="14"/>
+              </w:rPr>
+              <w:t xml:space="preserve">Imagen 36. </w:t>
+            </w:r>
+            <w:r>
+              <w:rPr>
+                <w:rFonts w:ascii="Arial" w:cs="Arial" w:eastAsia="Arial" w:hAnsi="Arial"/>
+                <w:i/>
+                <w:iCs/>
+                <w:color w:val="6B6B6B"/>
+                <w:sz w:val="14"/>
+                <w:szCs w:val="14"/>
+              </w:rPr>
+              <w:t xml:space="preserve">Sala de capacitación.</w:t>
+            </w:r>
+          </w:p>
+        </w:tc>
+        <w:tc>
+          <w:tcPr>
+            <w:tcW w:type="dxa" w:w="2340"/>
+            <w:tcBorders>
+              <w:top w:val="single" w:color="C9C9C9" w:sz="4"/>
+              <w:left w:val="single" w:color="C9C9C9" w:sz="4"/>
+              <w:bottom w:val="single" w:color="C9C9C9" w:sz="4"/>
+              <w:right w:val="single" w:color="C9C9C9" w:sz="4"/>
+            </w:tcBorders>
+            <w:tcMar>
+              <w:top w:type="dxa" w:w="70"/>
+              <w:left w:type="dxa" w:w="70"/>
+              <w:bottom w:type="dxa" w:w="60"/>
+              <w:right w:type="dxa" w:w="70"/>
+            </w:tcMar>
+            <w:vAlign w:val="center"/>
+          </w:tcPr>
+          <w:p>
+            <w:pPr>
+              <w:jc w:val="center"/>
+            </w:pPr>
+            <w:r>
+              <w:drawing>
+                <wp:inline distT="0" distB="0" distL="0" distR="0">
+                  <wp:extent cx="1371600" cy="1028700"/>
+                  <wp:effectExtent t="0" r="0" b="0" l="0"/>
+                  <wp:docPr id="1" name="" descr="" title=""/>
+                  <wp:cNvGraphicFramePr>
+                    <a:graphicFrameLocks xmlns:a="http://schemas.openxmlformats.org/drawingml/2006/main" noChangeAspect="1"/>
+                  </wp:cNvGraphicFramePr>
+                  <a:graphic xmlns:a="http://schemas.openxmlformats.org/drawingml/2006/main">
+                    <a:graphicData uri="http://schemas.openxmlformats.org/drawingml/2006/picture">
+                      <pic:pic xmlns:pic="http://schemas.openxmlformats.org/drawingml/2006/picture">
+                        <pic:nvPicPr>
+                          <pic:cNvPr id="0" name="" descr=""/>
+                          <pic:cNvPicPr>
+                            <a:picLocks noChangeAspect="1" noChangeArrowheads="1"/>
+                          </pic:cNvPicPr>
+                        </pic:nvPicPr>
+                        <pic:blipFill>
+                          <a:blip r:embed="rId47" cstate="none"/>
+                          <a:srcRect/>
+                          <a:stretch>
+                            <a:fillRect/>
+                          </a:stretch>
+                        </pic:blipFill>
+                        <pic:spPr bwMode="auto">
+                          <a:xfrm>
+                            <a:off x="0" y="0"/>
+                            <a:ext cx="1371600" cy="1028700"/>
+                          </a:xfrm>
+                          <a:prstGeom prst="rect">
+                            <a:avLst/>
+                          </a:prstGeom>
+                        </pic:spPr>
+                      </pic:pic>
+                    </a:graphicData>
+                  </a:graphic>
+                </wp:inline>
+              </w:drawing>
+            </w:r>
+          </w:p>
+          <w:p>
+            <w:pPr>
+              <w:spacing w:before="40"/>
+              <w:jc w:val="center"/>
+            </w:pPr>
+            <w:r>
+              <w:rPr>
+                <w:rFonts w:ascii="Arial" w:cs="Arial" w:eastAsia="Arial" w:hAnsi="Arial"/>
+                <w:b/>
+                <w:bCs/>
+                <w:color w:val="3B3B3B"/>
+                <w:sz w:val="14"/>
+                <w:szCs w:val="14"/>
+              </w:rPr>
+              <w:t xml:space="preserve">Imagen 37. </w:t>
+            </w:r>
+            <w:r>
+              <w:rPr>
+                <w:rFonts w:ascii="Arial" w:cs="Arial" w:eastAsia="Arial" w:hAnsi="Arial"/>
+                <w:i/>
+                <w:iCs/>
+                <w:color w:val="6B6B6B"/>
+                <w:sz w:val="14"/>
+                <w:szCs w:val="14"/>
+              </w:rPr>
+              <w:t xml:space="preserve">Comedor.</w:t>
+            </w:r>
+          </w:p>
+        </w:tc>
+        <w:tc>
+          <w:tcPr>
+            <w:tcW w:type="dxa" w:w="2340"/>
+            <w:tcBorders>
+              <w:top w:val="single" w:color="C9C9C9" w:sz="4"/>
+              <w:left w:val="single" w:color="C9C9C9" w:sz="4"/>
+              <w:bottom w:val="single" w:color="C9C9C9" w:sz="4"/>
+              <w:right w:val="single" w:color="C9C9C9" w:sz="4"/>
+            </w:tcBorders>
+            <w:tcMar>
+              <w:top w:type="dxa" w:w="70"/>
+              <w:left w:type="dxa" w:w="70"/>
+              <w:bottom w:type="dxa" w:w="60"/>
+              <w:right w:type="dxa" w:w="70"/>
+            </w:tcMar>
+            <w:vAlign w:val="center"/>
+          </w:tcPr>
+          <w:p>
+            <w:pPr>
+              <w:jc w:val="center"/>
+            </w:pPr>
+            <w:r>
+              <w:drawing>
+                <wp:inline distT="0" distB="0" distL="0" distR="0">
+                  <wp:extent cx="1371600" cy="1028700"/>
+                  <wp:effectExtent t="0" r="0" b="0" l="0"/>
+                  <wp:docPr id="1" name="" descr="" title=""/>
+                  <wp:cNvGraphicFramePr>
+                    <a:graphicFrameLocks xmlns:a="http://schemas.openxmlformats.org/drawingml/2006/main" noChangeAspect="1"/>
+                  </wp:cNvGraphicFramePr>
+                  <a:graphic xmlns:a="http://schemas.openxmlformats.org/drawingml/2006/main">
+                    <a:graphicData uri="http://schemas.openxmlformats.org/drawingml/2006/picture">
+                      <pic:pic xmlns:pic="http://schemas.openxmlformats.org/drawingml/2006/picture">
+                        <pic:nvPicPr>
+                          <pic:cNvPr id="0" name="" descr=""/>
+                          <pic:cNvPicPr>
+                            <a:picLocks noChangeAspect="1" noChangeArrowheads="1"/>
+                          </pic:cNvPicPr>
+                        </pic:nvPicPr>
+                        <pic:blipFill>
                           <a:blip r:embed="rId48" cstate="none"/>
                           <a:srcRect/>
                           <a:stretch>
@@ -11163,7 +10955,7 @@
                 <w:sz w:val="14"/>
                 <w:szCs w:val="14"/>
               </w:rPr>
-              <w:t xml:space="preserve">Fachada de oficinas.</w:t>
+              <w:t xml:space="preserve">Señal de extintor.</w:t>
             </w:r>
           </w:p>
         </w:tc>
@@ -11244,557 +11036,6 @@
                 <w:szCs w:val="14"/>
               </w:rPr>
               <w:t xml:space="preserve">Imagen 39. </w:t>
-            </w:r>
-            <w:r>
-              <w:rPr>
-                <w:rFonts w:ascii="Arial" w:cs="Arial" w:eastAsia="Arial" w:hAnsi="Arial"/>
-                <w:i/>
-                <w:iCs/>
-                <w:color w:val="6B6B6B"/>
-                <w:sz w:val="14"/>
-                <w:szCs w:val="14"/>
-              </w:rPr>
-              <w:t xml:space="preserve">Corredor de evacuación.</w:t>
-            </w:r>
-          </w:p>
-        </w:tc>
-        <w:tc>
-          <w:tcPr>
-            <w:tcW w:type="dxa" w:w="2340"/>
-            <w:tcBorders>
-              <w:top w:val="single" w:color="C9C9C9" w:sz="4"/>
-              <w:left w:val="single" w:color="C9C9C9" w:sz="4"/>
-              <w:bottom w:val="single" w:color="C9C9C9" w:sz="4"/>
-              <w:right w:val="single" w:color="C9C9C9" w:sz="4"/>
-            </w:tcBorders>
-            <w:tcMar>
-              <w:top w:type="dxa" w:w="70"/>
-              <w:left w:type="dxa" w:w="70"/>
-              <w:bottom w:type="dxa" w:w="60"/>
-              <w:right w:type="dxa" w:w="70"/>
-            </w:tcMar>
-            <w:vAlign w:val="center"/>
-          </w:tcPr>
-          <w:p>
-            <w:pPr>
-              <w:jc w:val="center"/>
-            </w:pPr>
-            <w:r>
-              <w:drawing>
-                <wp:inline distT="0" distB="0" distL="0" distR="0">
-                  <wp:extent cx="1371600" cy="1028700"/>
-                  <wp:effectExtent t="0" r="0" b="0" l="0"/>
-                  <wp:docPr id="1" name="" descr="" title=""/>
-                  <wp:cNvGraphicFramePr>
-                    <a:graphicFrameLocks xmlns:a="http://schemas.openxmlformats.org/drawingml/2006/main" noChangeAspect="1"/>
-                  </wp:cNvGraphicFramePr>
-                  <a:graphic xmlns:a="http://schemas.openxmlformats.org/drawingml/2006/main">
-                    <a:graphicData uri="http://schemas.openxmlformats.org/drawingml/2006/picture">
-                      <pic:pic xmlns:pic="http://schemas.openxmlformats.org/drawingml/2006/picture">
-                        <pic:nvPicPr>
-                          <pic:cNvPr id="0" name="" descr=""/>
-                          <pic:cNvPicPr>
-                            <a:picLocks noChangeAspect="1" noChangeArrowheads="1"/>
-                          </pic:cNvPicPr>
-                        </pic:nvPicPr>
-                        <pic:blipFill>
-                          <a:blip r:embed="rId50" cstate="none"/>
-                          <a:srcRect/>
-                          <a:stretch>
-                            <a:fillRect/>
-                          </a:stretch>
-                        </pic:blipFill>
-                        <pic:spPr bwMode="auto">
-                          <a:xfrm>
-                            <a:off x="0" y="0"/>
-                            <a:ext cx="1371600" cy="1028700"/>
-                          </a:xfrm>
-                          <a:prstGeom prst="rect">
-                            <a:avLst/>
-                          </a:prstGeom>
-                        </pic:spPr>
-                      </pic:pic>
-                    </a:graphicData>
-                  </a:graphic>
-                </wp:inline>
-              </w:drawing>
-            </w:r>
-          </w:p>
-          <w:p>
-            <w:pPr>
-              <w:spacing w:before="40"/>
-              <w:jc w:val="center"/>
-            </w:pPr>
-            <w:r>
-              <w:rPr>
-                <w:rFonts w:ascii="Arial" w:cs="Arial" w:eastAsia="Arial" w:hAnsi="Arial"/>
-                <w:b/>
-                <w:bCs/>
-                <w:color w:val="3B3B3B"/>
-                <w:sz w:val="14"/>
-                <w:szCs w:val="14"/>
-              </w:rPr>
-              <w:t xml:space="preserve">Imagen 40. </w:t>
-            </w:r>
-            <w:r>
-              <w:rPr>
-                <w:rFonts w:ascii="Arial" w:cs="Arial" w:eastAsia="Arial" w:hAnsi="Arial"/>
-                <w:i/>
-                <w:iCs/>
-                <w:color w:val="6B6B6B"/>
-                <w:sz w:val="14"/>
-                <w:szCs w:val="14"/>
-              </w:rPr>
-              <w:t xml:space="preserve">Corredor interno.</w:t>
-            </w:r>
-          </w:p>
-        </w:tc>
-        <w:tc>
-          <w:tcPr>
-            <w:tcW w:type="dxa" w:w="2340"/>
-            <w:tcBorders>
-              <w:top w:val="single" w:color="C9C9C9" w:sz="4"/>
-              <w:left w:val="single" w:color="C9C9C9" w:sz="4"/>
-              <w:bottom w:val="single" w:color="C9C9C9" w:sz="4"/>
-              <w:right w:val="single" w:color="C9C9C9" w:sz="4"/>
-            </w:tcBorders>
-            <w:tcMar>
-              <w:top w:type="dxa" w:w="70"/>
-              <w:left w:type="dxa" w:w="70"/>
-              <w:bottom w:type="dxa" w:w="60"/>
-              <w:right w:type="dxa" w:w="70"/>
-            </w:tcMar>
-            <w:vAlign w:val="center"/>
-          </w:tcPr>
-          <w:p>
-            <w:pPr>
-              <w:jc w:val="center"/>
-            </w:pPr>
-            <w:r>
-              <w:drawing>
-                <wp:inline distT="0" distB="0" distL="0" distR="0">
-                  <wp:extent cx="1371600" cy="1028700"/>
-                  <wp:effectExtent t="0" r="0" b="0" l="0"/>
-                  <wp:docPr id="1" name="" descr="" title=""/>
-                  <wp:cNvGraphicFramePr>
-                    <a:graphicFrameLocks xmlns:a="http://schemas.openxmlformats.org/drawingml/2006/main" noChangeAspect="1"/>
-                  </wp:cNvGraphicFramePr>
-                  <a:graphic xmlns:a="http://schemas.openxmlformats.org/drawingml/2006/main">
-                    <a:graphicData uri="http://schemas.openxmlformats.org/drawingml/2006/picture">
-                      <pic:pic xmlns:pic="http://schemas.openxmlformats.org/drawingml/2006/picture">
-                        <pic:nvPicPr>
-                          <pic:cNvPr id="0" name="" descr=""/>
-                          <pic:cNvPicPr>
-                            <a:picLocks noChangeAspect="1" noChangeArrowheads="1"/>
-                          </pic:cNvPicPr>
-                        </pic:nvPicPr>
-                        <pic:blipFill>
-                          <a:blip r:embed="rId51" cstate="none"/>
-                          <a:srcRect/>
-                          <a:stretch>
-                            <a:fillRect/>
-                          </a:stretch>
-                        </pic:blipFill>
-                        <pic:spPr bwMode="auto">
-                          <a:xfrm>
-                            <a:off x="0" y="0"/>
-                            <a:ext cx="1371600" cy="1028700"/>
-                          </a:xfrm>
-                          <a:prstGeom prst="rect">
-                            <a:avLst/>
-                          </a:prstGeom>
-                        </pic:spPr>
-                      </pic:pic>
-                    </a:graphicData>
-                  </a:graphic>
-                </wp:inline>
-              </w:drawing>
-            </w:r>
-          </w:p>
-          <w:p>
-            <w:pPr>
-              <w:spacing w:before="40"/>
-              <w:jc w:val="center"/>
-            </w:pPr>
-            <w:r>
-              <w:rPr>
-                <w:rFonts w:ascii="Arial" w:cs="Arial" w:eastAsia="Arial" w:hAnsi="Arial"/>
-                <w:b/>
-                <w:bCs/>
-                <w:color w:val="3B3B3B"/>
-                <w:sz w:val="14"/>
-                <w:szCs w:val="14"/>
-              </w:rPr>
-              <w:t xml:space="preserve">Imagen 41. </w:t>
-            </w:r>
-            <w:r>
-              <w:rPr>
-                <w:rFonts w:ascii="Arial" w:cs="Arial" w:eastAsia="Arial" w:hAnsi="Arial"/>
-                <w:i/>
-                <w:iCs/>
-                <w:color w:val="6B6B6B"/>
-                <w:sz w:val="14"/>
-                <w:szCs w:val="14"/>
-              </w:rPr>
-              <w:t xml:space="preserve">Acceso a oficinas.</w:t>
-            </w:r>
-          </w:p>
-        </w:tc>
-      </w:tr>
-      <w:tr>
-        <w:trPr>
-          <w:cantSplit/>
-        </w:trPr>
-        <w:tc>
-          <w:tcPr>
-            <w:tcW w:type="dxa" w:w="2340"/>
-            <w:tcBorders>
-              <w:top w:val="single" w:color="C9C9C9" w:sz="4"/>
-              <w:left w:val="single" w:color="C9C9C9" w:sz="4"/>
-              <w:bottom w:val="single" w:color="C9C9C9" w:sz="4"/>
-              <w:right w:val="single" w:color="C9C9C9" w:sz="4"/>
-            </w:tcBorders>
-            <w:tcMar>
-              <w:top w:type="dxa" w:w="70"/>
-              <w:left w:type="dxa" w:w="70"/>
-              <w:bottom w:type="dxa" w:w="60"/>
-              <w:right w:type="dxa" w:w="70"/>
-            </w:tcMar>
-            <w:vAlign w:val="center"/>
-          </w:tcPr>
-          <w:p>
-            <w:pPr>
-              <w:jc w:val="center"/>
-            </w:pPr>
-            <w:r>
-              <w:drawing>
-                <wp:inline distT="0" distB="0" distL="0" distR="0">
-                  <wp:extent cx="1371600" cy="1028700"/>
-                  <wp:effectExtent t="0" r="0" b="0" l="0"/>
-                  <wp:docPr id="1" name="" descr="" title=""/>
-                  <wp:cNvGraphicFramePr>
-                    <a:graphicFrameLocks xmlns:a="http://schemas.openxmlformats.org/drawingml/2006/main" noChangeAspect="1"/>
-                  </wp:cNvGraphicFramePr>
-                  <a:graphic xmlns:a="http://schemas.openxmlformats.org/drawingml/2006/main">
-                    <a:graphicData uri="http://schemas.openxmlformats.org/drawingml/2006/picture">
-                      <pic:pic xmlns:pic="http://schemas.openxmlformats.org/drawingml/2006/picture">
-                        <pic:nvPicPr>
-                          <pic:cNvPr id="0" name="" descr=""/>
-                          <pic:cNvPicPr>
-                            <a:picLocks noChangeAspect="1" noChangeArrowheads="1"/>
-                          </pic:cNvPicPr>
-                        </pic:nvPicPr>
-                        <pic:blipFill>
-                          <a:blip r:embed="rId52" cstate="none"/>
-                          <a:srcRect/>
-                          <a:stretch>
-                            <a:fillRect/>
-                          </a:stretch>
-                        </pic:blipFill>
-                        <pic:spPr bwMode="auto">
-                          <a:xfrm>
-                            <a:off x="0" y="0"/>
-                            <a:ext cx="1371600" cy="1028700"/>
-                          </a:xfrm>
-                          <a:prstGeom prst="rect">
-                            <a:avLst/>
-                          </a:prstGeom>
-                        </pic:spPr>
-                      </pic:pic>
-                    </a:graphicData>
-                  </a:graphic>
-                </wp:inline>
-              </w:drawing>
-            </w:r>
-          </w:p>
-          <w:p>
-            <w:pPr>
-              <w:spacing w:before="40"/>
-              <w:jc w:val="center"/>
-            </w:pPr>
-            <w:r>
-              <w:rPr>
-                <w:rFonts w:ascii="Arial" w:cs="Arial" w:eastAsia="Arial" w:hAnsi="Arial"/>
-                <w:b/>
-                <w:bCs/>
-                <w:color w:val="3B3B3B"/>
-                <w:sz w:val="14"/>
-                <w:szCs w:val="14"/>
-              </w:rPr>
-              <w:t xml:space="preserve">Imagen 42. </w:t>
-            </w:r>
-            <w:r>
-              <w:rPr>
-                <w:rFonts w:ascii="Arial" w:cs="Arial" w:eastAsia="Arial" w:hAnsi="Arial"/>
-                <w:i/>
-                <w:iCs/>
-                <w:color w:val="6B6B6B"/>
-                <w:sz w:val="14"/>
-                <w:szCs w:val="14"/>
-              </w:rPr>
-              <w:t xml:space="preserve">Sala de capacitación.</w:t>
-            </w:r>
-          </w:p>
-        </w:tc>
-        <w:tc>
-          <w:tcPr>
-            <w:tcW w:type="dxa" w:w="2340"/>
-            <w:tcBorders>
-              <w:top w:val="single" w:color="C9C9C9" w:sz="4"/>
-              <w:left w:val="single" w:color="C9C9C9" w:sz="4"/>
-              <w:bottom w:val="single" w:color="C9C9C9" w:sz="4"/>
-              <w:right w:val="single" w:color="C9C9C9" w:sz="4"/>
-            </w:tcBorders>
-            <w:tcMar>
-              <w:top w:type="dxa" w:w="70"/>
-              <w:left w:type="dxa" w:w="70"/>
-              <w:bottom w:type="dxa" w:w="60"/>
-              <w:right w:type="dxa" w:w="70"/>
-            </w:tcMar>
-            <w:vAlign w:val="center"/>
-          </w:tcPr>
-          <w:p>
-            <w:pPr>
-              <w:jc w:val="center"/>
-            </w:pPr>
-            <w:r>
-              <w:drawing>
-                <wp:inline distT="0" distB="0" distL="0" distR="0">
-                  <wp:extent cx="1371600" cy="1028700"/>
-                  <wp:effectExtent t="0" r="0" b="0" l="0"/>
-                  <wp:docPr id="1" name="" descr="" title=""/>
-                  <wp:cNvGraphicFramePr>
-                    <a:graphicFrameLocks xmlns:a="http://schemas.openxmlformats.org/drawingml/2006/main" noChangeAspect="1"/>
-                  </wp:cNvGraphicFramePr>
-                  <a:graphic xmlns:a="http://schemas.openxmlformats.org/drawingml/2006/main">
-                    <a:graphicData uri="http://schemas.openxmlformats.org/drawingml/2006/picture">
-                      <pic:pic xmlns:pic="http://schemas.openxmlformats.org/drawingml/2006/picture">
-                        <pic:nvPicPr>
-                          <pic:cNvPr id="0" name="" descr=""/>
-                          <pic:cNvPicPr>
-                            <a:picLocks noChangeAspect="1" noChangeArrowheads="1"/>
-                          </pic:cNvPicPr>
-                        </pic:nvPicPr>
-                        <pic:blipFill>
-                          <a:blip r:embed="rId53" cstate="none"/>
-                          <a:srcRect/>
-                          <a:stretch>
-                            <a:fillRect/>
-                          </a:stretch>
-                        </pic:blipFill>
-                        <pic:spPr bwMode="auto">
-                          <a:xfrm>
-                            <a:off x="0" y="0"/>
-                            <a:ext cx="1371600" cy="1028700"/>
-                          </a:xfrm>
-                          <a:prstGeom prst="rect">
-                            <a:avLst/>
-                          </a:prstGeom>
-                        </pic:spPr>
-                      </pic:pic>
-                    </a:graphicData>
-                  </a:graphic>
-                </wp:inline>
-              </w:drawing>
-            </w:r>
-          </w:p>
-          <w:p>
-            <w:pPr>
-              <w:spacing w:before="40"/>
-              <w:jc w:val="center"/>
-            </w:pPr>
-            <w:r>
-              <w:rPr>
-                <w:rFonts w:ascii="Arial" w:cs="Arial" w:eastAsia="Arial" w:hAnsi="Arial"/>
-                <w:b/>
-                <w:bCs/>
-                <w:color w:val="3B3B3B"/>
-                <w:sz w:val="14"/>
-                <w:szCs w:val="14"/>
-              </w:rPr>
-              <w:t xml:space="preserve">Imagen 43. </w:t>
-            </w:r>
-            <w:r>
-              <w:rPr>
-                <w:rFonts w:ascii="Arial" w:cs="Arial" w:eastAsia="Arial" w:hAnsi="Arial"/>
-                <w:i/>
-                <w:iCs/>
-                <w:color w:val="6B6B6B"/>
-                <w:sz w:val="14"/>
-                <w:szCs w:val="14"/>
-              </w:rPr>
-              <w:t xml:space="preserve">Comedor.</w:t>
-            </w:r>
-          </w:p>
-        </w:tc>
-        <w:tc>
-          <w:tcPr>
-            <w:tcW w:type="dxa" w:w="2340"/>
-            <w:tcBorders>
-              <w:top w:val="single" w:color="C9C9C9" w:sz="4"/>
-              <w:left w:val="single" w:color="C9C9C9" w:sz="4"/>
-              <w:bottom w:val="single" w:color="C9C9C9" w:sz="4"/>
-              <w:right w:val="single" w:color="C9C9C9" w:sz="4"/>
-            </w:tcBorders>
-            <w:tcMar>
-              <w:top w:type="dxa" w:w="70"/>
-              <w:left w:type="dxa" w:w="70"/>
-              <w:bottom w:type="dxa" w:w="60"/>
-              <w:right w:type="dxa" w:w="70"/>
-            </w:tcMar>
-            <w:vAlign w:val="center"/>
-          </w:tcPr>
-          <w:p>
-            <w:pPr>
-              <w:jc w:val="center"/>
-            </w:pPr>
-            <w:r>
-              <w:drawing>
-                <wp:inline distT="0" distB="0" distL="0" distR="0">
-                  <wp:extent cx="1371600" cy="1028700"/>
-                  <wp:effectExtent t="0" r="0" b="0" l="0"/>
-                  <wp:docPr id="1" name="" descr="" title=""/>
-                  <wp:cNvGraphicFramePr>
-                    <a:graphicFrameLocks xmlns:a="http://schemas.openxmlformats.org/drawingml/2006/main" noChangeAspect="1"/>
-                  </wp:cNvGraphicFramePr>
-                  <a:graphic xmlns:a="http://schemas.openxmlformats.org/drawingml/2006/main">
-                    <a:graphicData uri="http://schemas.openxmlformats.org/drawingml/2006/picture">
-                      <pic:pic xmlns:pic="http://schemas.openxmlformats.org/drawingml/2006/picture">
-                        <pic:nvPicPr>
-                          <pic:cNvPr id="0" name="" descr=""/>
-                          <pic:cNvPicPr>
-                            <a:picLocks noChangeAspect="1" noChangeArrowheads="1"/>
-                          </pic:cNvPicPr>
-                        </pic:nvPicPr>
-                        <pic:blipFill>
-                          <a:blip r:embed="rId54" cstate="none"/>
-                          <a:srcRect/>
-                          <a:stretch>
-                            <a:fillRect/>
-                          </a:stretch>
-                        </pic:blipFill>
-                        <pic:spPr bwMode="auto">
-                          <a:xfrm>
-                            <a:off x="0" y="0"/>
-                            <a:ext cx="1371600" cy="1028700"/>
-                          </a:xfrm>
-                          <a:prstGeom prst="rect">
-                            <a:avLst/>
-                          </a:prstGeom>
-                        </pic:spPr>
-                      </pic:pic>
-                    </a:graphicData>
-                  </a:graphic>
-                </wp:inline>
-              </w:drawing>
-            </w:r>
-          </w:p>
-          <w:p>
-            <w:pPr>
-              <w:spacing w:before="40"/>
-              <w:jc w:val="center"/>
-            </w:pPr>
-            <w:r>
-              <w:rPr>
-                <w:rFonts w:ascii="Arial" w:cs="Arial" w:eastAsia="Arial" w:hAnsi="Arial"/>
-                <w:b/>
-                <w:bCs/>
-                <w:color w:val="3B3B3B"/>
-                <w:sz w:val="14"/>
-                <w:szCs w:val="14"/>
-              </w:rPr>
-              <w:t xml:space="preserve">Imagen 44. </w:t>
-            </w:r>
-            <w:r>
-              <w:rPr>
-                <w:rFonts w:ascii="Arial" w:cs="Arial" w:eastAsia="Arial" w:hAnsi="Arial"/>
-                <w:i/>
-                <w:iCs/>
-                <w:color w:val="6B6B6B"/>
-                <w:sz w:val="14"/>
-                <w:szCs w:val="14"/>
-              </w:rPr>
-              <w:t xml:space="preserve">Señal de extintor.</w:t>
-            </w:r>
-          </w:p>
-        </w:tc>
-        <w:tc>
-          <w:tcPr>
-            <w:tcW w:type="dxa" w:w="2340"/>
-            <w:tcBorders>
-              <w:top w:val="single" w:color="C9C9C9" w:sz="4"/>
-              <w:left w:val="single" w:color="C9C9C9" w:sz="4"/>
-              <w:bottom w:val="single" w:color="C9C9C9" w:sz="4"/>
-              <w:right w:val="single" w:color="C9C9C9" w:sz="4"/>
-            </w:tcBorders>
-            <w:tcMar>
-              <w:top w:type="dxa" w:w="70"/>
-              <w:left w:type="dxa" w:w="70"/>
-              <w:bottom w:type="dxa" w:w="60"/>
-              <w:right w:type="dxa" w:w="70"/>
-            </w:tcMar>
-            <w:vAlign w:val="center"/>
-          </w:tcPr>
-          <w:p>
-            <w:pPr>
-              <w:jc w:val="center"/>
-            </w:pPr>
-            <w:r>
-              <w:drawing>
-                <wp:inline distT="0" distB="0" distL="0" distR="0">
-                  <wp:extent cx="1371600" cy="1028700"/>
-                  <wp:effectExtent t="0" r="0" b="0" l="0"/>
-                  <wp:docPr id="1" name="" descr="" title=""/>
-                  <wp:cNvGraphicFramePr>
-                    <a:graphicFrameLocks xmlns:a="http://schemas.openxmlformats.org/drawingml/2006/main" noChangeAspect="1"/>
-                  </wp:cNvGraphicFramePr>
-                  <a:graphic xmlns:a="http://schemas.openxmlformats.org/drawingml/2006/main">
-                    <a:graphicData uri="http://schemas.openxmlformats.org/drawingml/2006/picture">
-                      <pic:pic xmlns:pic="http://schemas.openxmlformats.org/drawingml/2006/picture">
-                        <pic:nvPicPr>
-                          <pic:cNvPr id="0" name="" descr=""/>
-                          <pic:cNvPicPr>
-                            <a:picLocks noChangeAspect="1" noChangeArrowheads="1"/>
-                          </pic:cNvPicPr>
-                        </pic:nvPicPr>
-                        <pic:blipFill>
-                          <a:blip r:embed="rId55" cstate="none"/>
-                          <a:srcRect/>
-                          <a:stretch>
-                            <a:fillRect/>
-                          </a:stretch>
-                        </pic:blipFill>
-                        <pic:spPr bwMode="auto">
-                          <a:xfrm>
-                            <a:off x="0" y="0"/>
-                            <a:ext cx="1371600" cy="1028700"/>
-                          </a:xfrm>
-                          <a:prstGeom prst="rect">
-                            <a:avLst/>
-                          </a:prstGeom>
-                        </pic:spPr>
-                      </pic:pic>
-                    </a:graphicData>
-                  </a:graphic>
-                </wp:inline>
-              </w:drawing>
-            </w:r>
-          </w:p>
-          <w:p>
-            <w:pPr>
-              <w:spacing w:before="40"/>
-              <w:jc w:val="center"/>
-            </w:pPr>
-            <w:r>
-              <w:rPr>
-                <w:rFonts w:ascii="Arial" w:cs="Arial" w:eastAsia="Arial" w:hAnsi="Arial"/>
-                <w:b/>
-                <w:bCs/>
-                <w:color w:val="3B3B3B"/>
-                <w:sz w:val="14"/>
-                <w:szCs w:val="14"/>
-              </w:rPr>
-              <w:t xml:space="preserve">Imagen 45. </w:t>
             </w:r>
             <w:r>
               <w:rPr>

--- a/Evaluacion_Riesgos_Incendio_CEDI_D1_Lebrija.docx
+++ b/Evaluacion_Riesgos_Incendio_CEDI_D1_Lebrija.docx
@@ -4892,7 +4892,7 @@
                 <w:sz w:val="18"/>
                 <w:szCs w:val="18"/>
               </w:rPr>
-              <w:t xml:space="preserve">Racks multinivel con combustible continuo hasta la cubierta. Alta.</w:t>
+              <w:t xml:space="preserve">Los racks apilan mercancía en cajas de cartón y plástico, nivel sobre nivel, hasta cerca del techo; el fuego puede subir de un nivel a otro. Alta.</w:t>
             </w:r>
           </w:p>
         </w:tc>

--- a/Evaluacion_Riesgos_Incendio_CEDI_D1_Lebrija.docx
+++ b/Evaluacion_Riesgos_Incendio_CEDI_D1_Lebrija.docx
@@ -1295,7 +1295,7 @@
                 <w:sz w:val="18"/>
                 <w:szCs w:val="18"/>
               </w:rPr>
-              <w:t xml:space="preserve">Rociadores automáticos, red BIE, detección, extintores y cuarto de bombas.</w:t>
+              <w:t xml:space="preserve">Rociadores automáticos, gabinetes BIE, hidrante exterior, detección, extintores y cuarto de bombas.</w:t>
             </w:r>
           </w:p>
         </w:tc>
@@ -6319,7 +6319,7 @@
                 <w:sz w:val="18"/>
                 <w:szCs w:val="18"/>
               </w:rPr>
-              <w:t xml:space="preserve">Extintores en muelles, bodega y áreas operativas, señalizados y con mantenimiento.</w:t>
+              <w:t xml:space="preserve">Extintores en bodega, muelles, corredores y comedor, señalizados, demarcados y con mantenimiento.</w:t>
             </w:r>
           </w:p>
         </w:tc>
@@ -6410,7 +6410,7 @@
                 <w:sz w:val="14"/>
                 <w:szCs w:val="14"/>
               </w:rPr>
-              <w:t xml:space="preserve">Extintor en muelles.</w:t>
+              <w:t xml:space="preserve">Extintor de CO₂ demarcado.</w:t>
             </w:r>
           </w:p>
         </w:tc>
@@ -6544,7 +6544,7 @@
                 <w:sz w:val="18"/>
                 <w:szCs w:val="18"/>
               </w:rPr>
-              <w:t xml:space="preserve">Red con montantes, válvulas y gabinetes BIE, alimentada por el cuarto de bombas.</w:t>
+              <w:t xml:space="preserve">Gabinetes con manguera, válvula y extintor, señalizados y conectados a la red del cuarto de bombas.</w:t>
             </w:r>
           </w:p>
         </w:tc>
@@ -6635,7 +6635,7 @@
                 <w:sz w:val="14"/>
                 <w:szCs w:val="14"/>
               </w:rPr>
-              <w:t xml:space="preserve">Montantes y válvulas.</w:t>
+              <w:t xml:space="preserve">Gabinete contra incendio.</w:t>
             </w:r>
           </w:p>
         </w:tc>
@@ -6722,7 +6722,7 @@
                 <w:sz w:val="32"/>
                 <w:szCs w:val="32"/>
               </w:rPr>
-              <w:t xml:space="preserve">0</w:t>
+              <w:t xml:space="preserve">4</w:t>
             </w:r>
           </w:p>
           <w:p>
@@ -6736,7 +6736,7 @@
                 <w:sz w:val="14"/>
                 <w:szCs w:val="14"/>
               </w:rPr>
-              <w:t xml:space="preserve">SV</w:t>
+              <w:t xml:space="preserve">CV</w:t>
             </w:r>
           </w:p>
         </w:tc>
@@ -6769,7 +6769,7 @@
                 <w:sz w:val="18"/>
                 <w:szCs w:val="18"/>
               </w:rPr>
-              <w:t xml:space="preserve">Toma exterior junto al muro, sin confirmar como hidrante. Por verificar.</w:t>
+              <w:t xml:space="preserve">Hidrante junto al muro exterior, conectado a la red, con válvulas y salidas para manguera de bomberos.</w:t>
             </w:r>
           </w:p>
         </w:tc>
@@ -6860,7 +6860,7 @@
                 <w:sz w:val="14"/>
                 <w:szCs w:val="14"/>
               </w:rPr>
-              <w:t xml:space="preserve">Toma exterior (por verificar).</w:t>
+              <w:t xml:space="preserve">Hidrante exterior.</w:t>
             </w:r>
           </w:p>
         </w:tc>
@@ -7556,7 +7556,7 @@
                 <w:sz w:val="32"/>
                 <w:szCs w:val="32"/>
               </w:rPr>
-              <w:t xml:space="preserve">18</w:t>
+              <w:t xml:space="preserve">22</w:t>
             </w:r>
           </w:p>
         </w:tc>
@@ -7591,7 +7591,7 @@
                 <w:sz w:val="18"/>
                 <w:szCs w:val="18"/>
               </w:rPr>
-              <w:t xml:space="preserve">de 26 puntos posibles (69 %)</w:t>
+              <w:t xml:space="preserve">de 26 puntos posibles (85 %)</w:t>
             </w:r>
           </w:p>
         </w:tc>
@@ -7767,7 +7767,7 @@
                 <w:sz w:val="48"/>
                 <w:szCs w:val="48"/>
               </w:rPr>
-              <w:t xml:space="preserve">18</w:t>
+              <w:t xml:space="preserve">22</w:t>
             </w:r>
           </w:p>
           <w:p>
@@ -7901,7 +7901,7 @@
                 <w:sz w:val="48"/>
                 <w:szCs w:val="48"/>
               </w:rPr>
-              <w:t xml:space="preserve">5,67</w:t>
+              <w:t xml:space="preserve">6,44</w:t>
             </w:r>
           </w:p>
           <w:p>
@@ -7974,7 +7974,7 @@
                 <w:sz w:val="28"/>
                 <w:szCs w:val="28"/>
               </w:rPr>
-              <w:t xml:space="preserve">P = 5(57) / 129  +  5(18) / 26  +  0  =  2,209 + 3,462 + 0  =  5,67</w:t>
+              <w:t xml:space="preserve">P = 5(57) / 129  +  5(22) / 26  +  0  =  2,209 + 4,231 + 0  =  6,44</w:t>
             </w:r>
           </w:p>
         </w:tc>
@@ -8008,7 +8008,7 @@
           <w:sz w:val="22"/>
           <w:szCs w:val="22"/>
         </w:rPr>
-        <w:t xml:space="preserve">P = 5,67</w:t>
+        <w:t xml:space="preserve">P = 6,44</w:t>
       </w:r>
       <w:r>
         <w:rPr>
@@ -8037,7 +8037,7 @@
           <w:sz w:val="22"/>
           <w:szCs w:val="22"/>
         </w:rPr>
-        <w:t xml:space="preserve">. La Tabla 5 muestra cómo mejoraría el resultado si se confirman la brigada y los hidrantes.</w:t>
+        <w:t xml:space="preserve">. La Tabla 5 muestra cómo mejoraría el resultado si se certifica la brigada contra incendios.</w:t>
       </w:r>
     </w:p>
     <w:p>
@@ -8349,7 +8349,7 @@
                 <w:sz w:val="18"/>
                 <w:szCs w:val="18"/>
               </w:rPr>
-              <w:t xml:space="preserve">Actual (EXT, BIE, DET, ROC)</w:t>
+              <w:t xml:space="preserve">Actual (EXT, BIE, CHE, DET, ROC)</w:t>
             </w:r>
           </w:p>
         </w:tc>
@@ -8417,7 +8417,7 @@
                 <w:sz w:val="18"/>
                 <w:szCs w:val="18"/>
               </w:rPr>
-              <w:t xml:space="preserve">18</w:t>
+              <w:t xml:space="preserve">22</w:t>
             </w:r>
           </w:p>
         </w:tc>
@@ -8485,7 +8485,7 @@
                 <w:sz w:val="16"/>
                 <w:szCs w:val="16"/>
               </w:rPr>
-              <w:t xml:space="preserve">5(57)/129 + 5(18)/26 + 0</w:t>
+              <w:t xml:space="preserve">5(57)/129 + 5(22)/26 + 0</w:t>
             </w:r>
           </w:p>
         </w:tc>
@@ -8520,7 +8520,7 @@
                 <w:sz w:val="22"/>
                 <w:szCs w:val="22"/>
               </w:rPr>
-              <w:t xml:space="preserve">5,67</w:t>
+              <w:t xml:space="preserve">6,44</w:t>
             </w:r>
           </w:p>
           <w:p>
@@ -8572,223 +8572,6 @@
                 <w:szCs w:val="18"/>
               </w:rPr>
               <w:t xml:space="preserve">Con brigada certificada</w:t>
-            </w:r>
-          </w:p>
-        </w:tc>
-        <w:tc>
-          <w:tcPr>
-            <w:tcW w:type="dxa" w:w="800"/>
-            <w:tcBorders>
-              <w:top w:val="single" w:color="C9C9C9" w:sz="4"/>
-              <w:left w:val="single" w:color="C9C9C9" w:sz="4"/>
-              <w:bottom w:val="single" w:color="C9C9C9" w:sz="4"/>
-              <w:right w:val="single" w:color="C9C9C9" w:sz="4"/>
-            </w:tcBorders>
-            <w:tcMar>
-              <w:top w:type="dxa" w:w="100"/>
-              <w:left w:type="dxa" w:w="120"/>
-              <w:bottom w:type="dxa" w:w="100"/>
-              <w:right w:type="dxa" w:w="120"/>
-            </w:tcMar>
-            <w:vAlign w:val="center"/>
-          </w:tcPr>
-          <w:p>
-            <w:pPr>
-              <w:spacing w:line="264"/>
-              <w:jc w:val="center"/>
-            </w:pPr>
-            <w:r>
-              <w:rPr>
-                <w:rFonts w:ascii="Arial" w:cs="Arial" w:eastAsia="Arial" w:hAnsi="Arial"/>
-                <w:color w:val="3B3B3B"/>
-                <w:sz w:val="18"/>
-                <w:szCs w:val="18"/>
-              </w:rPr>
-              <w:t xml:space="preserve">57</w:t>
-            </w:r>
-          </w:p>
-        </w:tc>
-        <w:tc>
-          <w:tcPr>
-            <w:tcW w:type="dxa" w:w="800"/>
-            <w:tcBorders>
-              <w:top w:val="single" w:color="C9C9C9" w:sz="4"/>
-              <w:left w:val="single" w:color="C9C9C9" w:sz="4"/>
-              <w:bottom w:val="single" w:color="C9C9C9" w:sz="4"/>
-              <w:right w:val="single" w:color="C9C9C9" w:sz="4"/>
-            </w:tcBorders>
-            <w:tcMar>
-              <w:top w:type="dxa" w:w="100"/>
-              <w:left w:type="dxa" w:w="120"/>
-              <w:bottom w:type="dxa" w:w="100"/>
-              <w:right w:type="dxa" w:w="120"/>
-            </w:tcMar>
-            <w:vAlign w:val="center"/>
-          </w:tcPr>
-          <w:p>
-            <w:pPr>
-              <w:spacing w:line="264"/>
-              <w:jc w:val="center"/>
-            </w:pPr>
-            <w:r>
-              <w:rPr>
-                <w:rFonts w:ascii="Arial" w:cs="Arial" w:eastAsia="Arial" w:hAnsi="Arial"/>
-                <w:color w:val="3B3B3B"/>
-                <w:sz w:val="18"/>
-                <w:szCs w:val="18"/>
-              </w:rPr>
-              <w:t xml:space="preserve">18</w:t>
-            </w:r>
-          </w:p>
-        </w:tc>
-        <w:tc>
-          <w:tcPr>
-            <w:tcW w:type="dxa" w:w="800"/>
-            <w:tcBorders>
-              <w:top w:val="single" w:color="C9C9C9" w:sz="4"/>
-              <w:left w:val="single" w:color="C9C9C9" w:sz="4"/>
-              <w:bottom w:val="single" w:color="C9C9C9" w:sz="4"/>
-              <w:right w:val="single" w:color="C9C9C9" w:sz="4"/>
-            </w:tcBorders>
-            <w:tcMar>
-              <w:top w:type="dxa" w:w="100"/>
-              <w:left w:type="dxa" w:w="120"/>
-              <w:bottom w:type="dxa" w:w="100"/>
-              <w:right w:type="dxa" w:w="120"/>
-            </w:tcMar>
-            <w:vAlign w:val="center"/>
-          </w:tcPr>
-          <w:p>
-            <w:pPr>
-              <w:spacing w:line="264"/>
-              <w:jc w:val="center"/>
-            </w:pPr>
-            <w:r>
-              <w:rPr>
-                <w:rFonts w:ascii="Arial" w:cs="Arial" w:eastAsia="Arial" w:hAnsi="Arial"/>
-                <w:color w:val="3B3B3B"/>
-                <w:sz w:val="18"/>
-                <w:szCs w:val="18"/>
-              </w:rPr>
-              <w:t xml:space="preserve">1</w:t>
-            </w:r>
-          </w:p>
-        </w:tc>
-        <w:tc>
-          <w:tcPr>
-            <w:tcW w:type="dxa" w:w="2200"/>
-            <w:tcBorders>
-              <w:top w:val="single" w:color="C9C9C9" w:sz="4"/>
-              <w:left w:val="single" w:color="C9C9C9" w:sz="4"/>
-              <w:bottom w:val="single" w:color="C9C9C9" w:sz="4"/>
-              <w:right w:val="single" w:color="C9C9C9" w:sz="4"/>
-            </w:tcBorders>
-            <w:tcMar>
-              <w:top w:type="dxa" w:w="100"/>
-              <w:left w:type="dxa" w:w="120"/>
-              <w:bottom w:type="dxa" w:w="100"/>
-              <w:right w:type="dxa" w:w="120"/>
-            </w:tcMar>
-            <w:vAlign w:val="center"/>
-          </w:tcPr>
-          <w:p>
-            <w:pPr>
-              <w:spacing w:line="264"/>
-              <w:jc w:val="center"/>
-            </w:pPr>
-            <w:r>
-              <w:rPr>
-                <w:rFonts w:ascii="Arial" w:cs="Arial" w:eastAsia="Arial" w:hAnsi="Arial"/>
-                <w:color w:val="3B3B3B"/>
-                <w:sz w:val="16"/>
-                <w:szCs w:val="16"/>
-              </w:rPr>
-              <w:t xml:space="preserve">5(57)/129 + 5(18)/26 + 1</w:t>
-            </w:r>
-          </w:p>
-        </w:tc>
-        <w:tc>
-          <w:tcPr>
-            <w:tcW w:type="dxa" w:w="1500"/>
-            <w:tcBorders>
-              <w:top w:val="single" w:color="C9C9C9" w:sz="4"/>
-              <w:left w:val="single" w:color="C9C9C9" w:sz="4"/>
-              <w:bottom w:val="single" w:color="C9C9C9" w:sz="4"/>
-              <w:right w:val="single" w:color="C9C9C9" w:sz="4"/>
-            </w:tcBorders>
-            <w:tcMar>
-              <w:top w:type="dxa" w:w="100"/>
-              <w:left w:type="dxa" w:w="120"/>
-              <w:bottom w:type="dxa" w:w="100"/>
-              <w:right w:type="dxa" w:w="120"/>
-            </w:tcMar>
-            <w:vAlign w:val="center"/>
-          </w:tcPr>
-          <w:p>
-            <w:pPr>
-              <w:jc w:val="center"/>
-            </w:pPr>
-            <w:r>
-              <w:rPr>
-                <w:rFonts w:ascii="Arial" w:cs="Arial" w:eastAsia="Arial" w:hAnsi="Arial"/>
-                <w:b/>
-                <w:bCs/>
-                <w:color w:val="3B3B3B"/>
-                <w:sz w:val="22"/>
-                <w:szCs w:val="22"/>
-              </w:rPr>
-              <w:t xml:space="preserve">6,67</w:t>
-            </w:r>
-          </w:p>
-          <w:p>
-            <w:pPr>
-              <w:jc w:val="center"/>
-            </w:pPr>
-            <w:r>
-              <w:rPr>
-                <w:rFonts w:ascii="Arial" w:cs="Arial" w:eastAsia="Arial" w:hAnsi="Arial"/>
-                <w:color w:val="6B6B6B"/>
-                <w:sz w:val="14"/>
-                <w:szCs w:val="14"/>
-              </w:rPr>
-              <w:t xml:space="preserve">Bueno</w:t>
-            </w:r>
-          </w:p>
-        </w:tc>
-      </w:tr>
-      <w:tr>
-        <w:tc>
-          <w:tcPr>
-            <w:tcW w:type="dxa" w:w="3260"/>
-            <w:tcBorders>
-              <w:top w:val="single" w:color="C9C9C9" w:sz="4"/>
-              <w:left w:val="single" w:color="C9C9C9" w:sz="4"/>
-              <w:bottom w:val="single" w:color="C9C9C9" w:sz="4"/>
-              <w:right w:val="single" w:color="C9C9C9" w:sz="4"/>
-            </w:tcBorders>
-            <w:tcMar>
-              <w:top w:type="dxa" w:w="100"/>
-              <w:left w:type="dxa" w:w="120"/>
-              <w:bottom w:type="dxa" w:w="100"/>
-              <w:right w:type="dxa" w:w="120"/>
-            </w:tcMar>
-            <w:vAlign w:val="center"/>
-          </w:tcPr>
-          <w:p>
-            <w:pPr>
-              <w:spacing w:line="264"/>
-              <w:jc w:val="left"/>
-            </w:pPr>
-            <w:r>
-              <w:rPr>
-                <w:rFonts w:ascii="Arial" w:cs="Arial" w:eastAsia="Arial" w:hAnsi="Arial"/>
-                <w:b w:val="false"/>
-                <w:bCs w:val="false"/>
-                <w:color w:val="3B3B3B"/>
-                <w:sz w:val="18"/>
-                <w:szCs w:val="18"/>
-              </w:rPr>
-              <w:t xml:space="preserve">Con brigada e hidrantes exteriores</w:t>
             </w:r>
           </w:p>
         </w:tc>
@@ -8996,7 +8779,7 @@
           <w:sz w:val="16"/>
           <w:szCs w:val="16"/>
         </w:rPr>
-        <w:t xml:space="preserve">Los hidrantes exteriores con vigilancia suman 4 puntos al factor Y.</w:t>
+        <w:t xml:space="preserve">La brigada contra incendios (BCI) suma 1 punto directamente a P.</w:t>
       </w:r>
     </w:p>
     <w:p>
@@ -9031,7 +8814,7 @@
           <w:sz w:val="22"/>
           <w:szCs w:val="22"/>
         </w:rPr>
-        <w:t xml:space="preserve">bueno (P = 5,67)</w:t>
+        <w:t xml:space="preserve">bueno (P = 6,44)</w:t>
       </w:r>
       <w:r>
         <w:rPr>
@@ -9169,7 +8952,7 @@
           <w:sz w:val="22"/>
           <w:szCs w:val="22"/>
         </w:rPr>
-        <w:t xml:space="preserve">Detección automática y red de BIE (4 puntos cada una).</w:t>
+        <w:t xml:space="preserve">Detección automática, gabinetes BIE e hidrante exterior (4 puntos cada uno).</w:t>
       </w:r>
     </w:p>
     <w:p>
@@ -9262,7 +9045,7 @@
           <w:sz w:val="22"/>
           <w:szCs w:val="22"/>
         </w:rPr>
-        <w:t xml:space="preserve">Certificar la brigada contra incendios: P subiría a 6,67.</w:t>
+        <w:t xml:space="preserve">Certificar la brigada contra incendios: P subiría a 7,44.</w:t>
       </w:r>
     </w:p>
     <w:p>
@@ -9281,7 +9064,7 @@
           <w:sz w:val="22"/>
           <w:szCs w:val="22"/>
         </w:rPr>
-        <w:t xml:space="preserve">Verificar si la toma exterior es un hidrante; con brigada, P llegaría a 7,44.</w:t>
+        <w:t xml:space="preserve">Mantener el hidrante exterior señalizado, despejado y con prueba periódica.</w:t>
       </w:r>
     </w:p>
     <w:p>
@@ -9885,7 +9668,7 @@
           <w:sz w:val="22"/>
           <w:szCs w:val="22"/>
         </w:rPr>
-        <w:t xml:space="preserve">Bodega y muelles</w:t>
+        <w:t xml:space="preserve">Equipos de protección</w:t>
       </w:r>
     </w:p>
     <w:tbl>
@@ -9998,7 +9781,7 @@
                 <w:sz w:val="14"/>
                 <w:szCs w:val="14"/>
               </w:rPr>
-              <w:t xml:space="preserve">Rociadores en el mezanine.</w:t>
+              <w:t xml:space="preserve">Gabinete y salida de emergencia.</w:t>
             </w:r>
           </w:p>
         </w:tc>
@@ -10089,7 +9872,7 @@
                 <w:sz w:val="14"/>
                 <w:szCs w:val="14"/>
               </w:rPr>
-              <w:t xml:space="preserve">Interior de la cava.</w:t>
+              <w:t xml:space="preserve">Montantes y válvulas.</w:t>
             </w:r>
           </w:p>
         </w:tc>
@@ -10180,7 +9963,7 @@
                 <w:sz w:val="14"/>
                 <w:szCs w:val="14"/>
               </w:rPr>
-              <w:t xml:space="preserve">Acumulación de estibas.</w:t>
+              <w:t xml:space="preserve">Extintor en corredor.</w:t>
             </w:r>
           </w:p>
         </w:tc>
@@ -10261,6 +10044,412 @@
                 <w:szCs w:val="14"/>
               </w:rPr>
               <w:t xml:space="preserve">Imagen 31. </w:t>
+            </w:r>
+            <w:r>
+              <w:rPr>
+                <w:rFonts w:ascii="Arial" w:cs="Arial" w:eastAsia="Arial" w:hAnsi="Arial"/>
+                <w:i/>
+                <w:iCs/>
+                <w:color w:val="6B6B6B"/>
+                <w:sz w:val="14"/>
+                <w:szCs w:val="14"/>
+              </w:rPr>
+              <w:t xml:space="preserve">Extintor en el comedor.</w:t>
+            </w:r>
+          </w:p>
+        </w:tc>
+      </w:tr>
+    </w:tbl>
+    <w:p>
+      <w:pPr>
+        <w:keepNext/>
+        <w:spacing w:after="100" w:before="240"/>
+      </w:pPr>
+      <w:r>
+        <w:rPr>
+          <w:rFonts w:ascii="Arial" w:cs="Arial" w:eastAsia="Arial" w:hAnsi="Arial"/>
+          <w:b/>
+          <w:bCs/>
+          <w:color w:val="7E8410"/>
+          <w:sz w:val="22"/>
+          <w:szCs w:val="22"/>
+        </w:rPr>
+        <w:t xml:space="preserve">Bodega y muelles</w:t>
+      </w:r>
+    </w:p>
+    <w:tbl>
+      <w:tblPr>
+        <w:tblW w:type="dxa" w:w="9360"/>
+        <w:tblBorders>
+          <w:top w:val="single" w:color="auto" w:sz="4"/>
+          <w:left w:val="single" w:color="auto" w:sz="4"/>
+          <w:bottom w:val="single" w:color="auto" w:sz="4"/>
+          <w:right w:val="single" w:color="auto" w:sz="4"/>
+          <w:insideH w:val="single" w:color="auto" w:sz="4"/>
+          <w:insideV w:val="single" w:color="auto" w:sz="4"/>
+        </w:tblBorders>
+        <w:tblLayout w:type="fixed"/>
+      </w:tblPr>
+      <w:tblGrid>
+        <w:gridCol w:w="2340"/>
+        <w:gridCol w:w="2340"/>
+        <w:gridCol w:w="2340"/>
+        <w:gridCol w:w="2340"/>
+      </w:tblGrid>
+      <w:tr>
+        <w:trPr>
+          <w:cantSplit/>
+        </w:trPr>
+        <w:tc>
+          <w:tcPr>
+            <w:tcW w:type="dxa" w:w="2340"/>
+            <w:tcBorders>
+              <w:top w:val="single" w:color="C9C9C9" w:sz="4"/>
+              <w:left w:val="single" w:color="C9C9C9" w:sz="4"/>
+              <w:bottom w:val="single" w:color="C9C9C9" w:sz="4"/>
+              <w:right w:val="single" w:color="C9C9C9" w:sz="4"/>
+            </w:tcBorders>
+            <w:tcMar>
+              <w:top w:type="dxa" w:w="70"/>
+              <w:left w:type="dxa" w:w="70"/>
+              <w:bottom w:type="dxa" w:w="60"/>
+              <w:right w:type="dxa" w:w="70"/>
+            </w:tcMar>
+            <w:vAlign w:val="center"/>
+          </w:tcPr>
+          <w:p>
+            <w:pPr>
+              <w:jc w:val="center"/>
+            </w:pPr>
+            <w:r>
+              <w:drawing>
+                <wp:inline distT="0" distB="0" distL="0" distR="0">
+                  <wp:extent cx="1371600" cy="1028700"/>
+                  <wp:effectExtent t="0" r="0" b="0" l="0"/>
+                  <wp:docPr id="1" name="" descr="" title=""/>
+                  <wp:cNvGraphicFramePr>
+                    <a:graphicFrameLocks xmlns:a="http://schemas.openxmlformats.org/drawingml/2006/main" noChangeAspect="1"/>
+                  </wp:cNvGraphicFramePr>
+                  <a:graphic xmlns:a="http://schemas.openxmlformats.org/drawingml/2006/main">
+                    <a:graphicData uri="http://schemas.openxmlformats.org/drawingml/2006/picture">
+                      <pic:pic xmlns:pic="http://schemas.openxmlformats.org/drawingml/2006/picture">
+                        <pic:nvPicPr>
+                          <pic:cNvPr id="0" name="" descr=""/>
+                          <pic:cNvPicPr>
+                            <a:picLocks noChangeAspect="1" noChangeArrowheads="1"/>
+                          </pic:cNvPicPr>
+                        </pic:nvPicPr>
+                        <pic:blipFill>
+                          <a:blip r:embed="rId42" cstate="none"/>
+                          <a:srcRect/>
+                          <a:stretch>
+                            <a:fillRect/>
+                          </a:stretch>
+                        </pic:blipFill>
+                        <pic:spPr bwMode="auto">
+                          <a:xfrm>
+                            <a:off x="0" y="0"/>
+                            <a:ext cx="1371600" cy="1028700"/>
+                          </a:xfrm>
+                          <a:prstGeom prst="rect">
+                            <a:avLst/>
+                          </a:prstGeom>
+                        </pic:spPr>
+                      </pic:pic>
+                    </a:graphicData>
+                  </a:graphic>
+                </wp:inline>
+              </w:drawing>
+            </w:r>
+          </w:p>
+          <w:p>
+            <w:pPr>
+              <w:spacing w:before="40"/>
+              <w:jc w:val="center"/>
+            </w:pPr>
+            <w:r>
+              <w:rPr>
+                <w:rFonts w:ascii="Arial" w:cs="Arial" w:eastAsia="Arial" w:hAnsi="Arial"/>
+                <w:b/>
+                <w:bCs/>
+                <w:color w:val="3B3B3B"/>
+                <w:sz w:val="14"/>
+                <w:szCs w:val="14"/>
+              </w:rPr>
+              <w:t xml:space="preserve">Imagen 32. </w:t>
+            </w:r>
+            <w:r>
+              <w:rPr>
+                <w:rFonts w:ascii="Arial" w:cs="Arial" w:eastAsia="Arial" w:hAnsi="Arial"/>
+                <w:i/>
+                <w:iCs/>
+                <w:color w:val="6B6B6B"/>
+                <w:sz w:val="14"/>
+                <w:szCs w:val="14"/>
+              </w:rPr>
+              <w:t xml:space="preserve">Rociadores en el mezanine.</w:t>
+            </w:r>
+          </w:p>
+        </w:tc>
+        <w:tc>
+          <w:tcPr>
+            <w:tcW w:type="dxa" w:w="2340"/>
+            <w:tcBorders>
+              <w:top w:val="single" w:color="C9C9C9" w:sz="4"/>
+              <w:left w:val="single" w:color="C9C9C9" w:sz="4"/>
+              <w:bottom w:val="single" w:color="C9C9C9" w:sz="4"/>
+              <w:right w:val="single" w:color="C9C9C9" w:sz="4"/>
+            </w:tcBorders>
+            <w:tcMar>
+              <w:top w:type="dxa" w:w="70"/>
+              <w:left w:type="dxa" w:w="70"/>
+              <w:bottom w:type="dxa" w:w="60"/>
+              <w:right w:type="dxa" w:w="70"/>
+            </w:tcMar>
+            <w:vAlign w:val="center"/>
+          </w:tcPr>
+          <w:p>
+            <w:pPr>
+              <w:jc w:val="center"/>
+            </w:pPr>
+            <w:r>
+              <w:drawing>
+                <wp:inline distT="0" distB="0" distL="0" distR="0">
+                  <wp:extent cx="1371600" cy="1028700"/>
+                  <wp:effectExtent t="0" r="0" b="0" l="0"/>
+                  <wp:docPr id="1" name="" descr="" title=""/>
+                  <wp:cNvGraphicFramePr>
+                    <a:graphicFrameLocks xmlns:a="http://schemas.openxmlformats.org/drawingml/2006/main" noChangeAspect="1"/>
+                  </wp:cNvGraphicFramePr>
+                  <a:graphic xmlns:a="http://schemas.openxmlformats.org/drawingml/2006/main">
+                    <a:graphicData uri="http://schemas.openxmlformats.org/drawingml/2006/picture">
+                      <pic:pic xmlns:pic="http://schemas.openxmlformats.org/drawingml/2006/picture">
+                        <pic:nvPicPr>
+                          <pic:cNvPr id="0" name="" descr=""/>
+                          <pic:cNvPicPr>
+                            <a:picLocks noChangeAspect="1" noChangeArrowheads="1"/>
+                          </pic:cNvPicPr>
+                        </pic:nvPicPr>
+                        <pic:blipFill>
+                          <a:blip r:embed="rId43" cstate="none"/>
+                          <a:srcRect/>
+                          <a:stretch>
+                            <a:fillRect/>
+                          </a:stretch>
+                        </pic:blipFill>
+                        <pic:spPr bwMode="auto">
+                          <a:xfrm>
+                            <a:off x="0" y="0"/>
+                            <a:ext cx="1371600" cy="1028700"/>
+                          </a:xfrm>
+                          <a:prstGeom prst="rect">
+                            <a:avLst/>
+                          </a:prstGeom>
+                        </pic:spPr>
+                      </pic:pic>
+                    </a:graphicData>
+                  </a:graphic>
+                </wp:inline>
+              </w:drawing>
+            </w:r>
+          </w:p>
+          <w:p>
+            <w:pPr>
+              <w:spacing w:before="40"/>
+              <w:jc w:val="center"/>
+            </w:pPr>
+            <w:r>
+              <w:rPr>
+                <w:rFonts w:ascii="Arial" w:cs="Arial" w:eastAsia="Arial" w:hAnsi="Arial"/>
+                <w:b/>
+                <w:bCs/>
+                <w:color w:val="3B3B3B"/>
+                <w:sz w:val="14"/>
+                <w:szCs w:val="14"/>
+              </w:rPr>
+              <w:t xml:space="preserve">Imagen 33. </w:t>
+            </w:r>
+            <w:r>
+              <w:rPr>
+                <w:rFonts w:ascii="Arial" w:cs="Arial" w:eastAsia="Arial" w:hAnsi="Arial"/>
+                <w:i/>
+                <w:iCs/>
+                <w:color w:val="6B6B6B"/>
+                <w:sz w:val="14"/>
+                <w:szCs w:val="14"/>
+              </w:rPr>
+              <w:t xml:space="preserve">Interior de la cava.</w:t>
+            </w:r>
+          </w:p>
+        </w:tc>
+        <w:tc>
+          <w:tcPr>
+            <w:tcW w:type="dxa" w:w="2340"/>
+            <w:tcBorders>
+              <w:top w:val="single" w:color="C9C9C9" w:sz="4"/>
+              <w:left w:val="single" w:color="C9C9C9" w:sz="4"/>
+              <w:bottom w:val="single" w:color="C9C9C9" w:sz="4"/>
+              <w:right w:val="single" w:color="C9C9C9" w:sz="4"/>
+            </w:tcBorders>
+            <w:tcMar>
+              <w:top w:type="dxa" w:w="70"/>
+              <w:left w:type="dxa" w:w="70"/>
+              <w:bottom w:type="dxa" w:w="60"/>
+              <w:right w:type="dxa" w:w="70"/>
+            </w:tcMar>
+            <w:vAlign w:val="center"/>
+          </w:tcPr>
+          <w:p>
+            <w:pPr>
+              <w:jc w:val="center"/>
+            </w:pPr>
+            <w:r>
+              <w:drawing>
+                <wp:inline distT="0" distB="0" distL="0" distR="0">
+                  <wp:extent cx="1371600" cy="1028700"/>
+                  <wp:effectExtent t="0" r="0" b="0" l="0"/>
+                  <wp:docPr id="1" name="" descr="" title=""/>
+                  <wp:cNvGraphicFramePr>
+                    <a:graphicFrameLocks xmlns:a="http://schemas.openxmlformats.org/drawingml/2006/main" noChangeAspect="1"/>
+                  </wp:cNvGraphicFramePr>
+                  <a:graphic xmlns:a="http://schemas.openxmlformats.org/drawingml/2006/main">
+                    <a:graphicData uri="http://schemas.openxmlformats.org/drawingml/2006/picture">
+                      <pic:pic xmlns:pic="http://schemas.openxmlformats.org/drawingml/2006/picture">
+                        <pic:nvPicPr>
+                          <pic:cNvPr id="0" name="" descr=""/>
+                          <pic:cNvPicPr>
+                            <a:picLocks noChangeAspect="1" noChangeArrowheads="1"/>
+                          </pic:cNvPicPr>
+                        </pic:nvPicPr>
+                        <pic:blipFill>
+                          <a:blip r:embed="rId44" cstate="none"/>
+                          <a:srcRect/>
+                          <a:stretch>
+                            <a:fillRect/>
+                          </a:stretch>
+                        </pic:blipFill>
+                        <pic:spPr bwMode="auto">
+                          <a:xfrm>
+                            <a:off x="0" y="0"/>
+                            <a:ext cx="1371600" cy="1028700"/>
+                          </a:xfrm>
+                          <a:prstGeom prst="rect">
+                            <a:avLst/>
+                          </a:prstGeom>
+                        </pic:spPr>
+                      </pic:pic>
+                    </a:graphicData>
+                  </a:graphic>
+                </wp:inline>
+              </w:drawing>
+            </w:r>
+          </w:p>
+          <w:p>
+            <w:pPr>
+              <w:spacing w:before="40"/>
+              <w:jc w:val="center"/>
+            </w:pPr>
+            <w:r>
+              <w:rPr>
+                <w:rFonts w:ascii="Arial" w:cs="Arial" w:eastAsia="Arial" w:hAnsi="Arial"/>
+                <w:b/>
+                <w:bCs/>
+                <w:color w:val="3B3B3B"/>
+                <w:sz w:val="14"/>
+                <w:szCs w:val="14"/>
+              </w:rPr>
+              <w:t xml:space="preserve">Imagen 34. </w:t>
+            </w:r>
+            <w:r>
+              <w:rPr>
+                <w:rFonts w:ascii="Arial" w:cs="Arial" w:eastAsia="Arial" w:hAnsi="Arial"/>
+                <w:i/>
+                <w:iCs/>
+                <w:color w:val="6B6B6B"/>
+                <w:sz w:val="14"/>
+                <w:szCs w:val="14"/>
+              </w:rPr>
+              <w:t xml:space="preserve">Acumulación de estibas.</w:t>
+            </w:r>
+          </w:p>
+        </w:tc>
+        <w:tc>
+          <w:tcPr>
+            <w:tcW w:type="dxa" w:w="2340"/>
+            <w:tcBorders>
+              <w:top w:val="single" w:color="C9C9C9" w:sz="4"/>
+              <w:left w:val="single" w:color="C9C9C9" w:sz="4"/>
+              <w:bottom w:val="single" w:color="C9C9C9" w:sz="4"/>
+              <w:right w:val="single" w:color="C9C9C9" w:sz="4"/>
+            </w:tcBorders>
+            <w:tcMar>
+              <w:top w:type="dxa" w:w="70"/>
+              <w:left w:type="dxa" w:w="70"/>
+              <w:bottom w:type="dxa" w:w="60"/>
+              <w:right w:type="dxa" w:w="70"/>
+            </w:tcMar>
+            <w:vAlign w:val="center"/>
+          </w:tcPr>
+          <w:p>
+            <w:pPr>
+              <w:jc w:val="center"/>
+            </w:pPr>
+            <w:r>
+              <w:drawing>
+                <wp:inline distT="0" distB="0" distL="0" distR="0">
+                  <wp:extent cx="1371600" cy="1028700"/>
+                  <wp:effectExtent t="0" r="0" b="0" l="0"/>
+                  <wp:docPr id="1" name="" descr="" title=""/>
+                  <wp:cNvGraphicFramePr>
+                    <a:graphicFrameLocks xmlns:a="http://schemas.openxmlformats.org/drawingml/2006/main" noChangeAspect="1"/>
+                  </wp:cNvGraphicFramePr>
+                  <a:graphic xmlns:a="http://schemas.openxmlformats.org/drawingml/2006/main">
+                    <a:graphicData uri="http://schemas.openxmlformats.org/drawingml/2006/picture">
+                      <pic:pic xmlns:pic="http://schemas.openxmlformats.org/drawingml/2006/picture">
+                        <pic:nvPicPr>
+                          <pic:cNvPr id="0" name="" descr=""/>
+                          <pic:cNvPicPr>
+                            <a:picLocks noChangeAspect="1" noChangeArrowheads="1"/>
+                          </pic:cNvPicPr>
+                        </pic:nvPicPr>
+                        <pic:blipFill>
+                          <a:blip r:embed="rId45" cstate="none"/>
+                          <a:srcRect/>
+                          <a:stretch>
+                            <a:fillRect/>
+                          </a:stretch>
+                        </pic:blipFill>
+                        <pic:spPr bwMode="auto">
+                          <a:xfrm>
+                            <a:off x="0" y="0"/>
+                            <a:ext cx="1371600" cy="1028700"/>
+                          </a:xfrm>
+                          <a:prstGeom prst="rect">
+                            <a:avLst/>
+                          </a:prstGeom>
+                        </pic:spPr>
+                      </pic:pic>
+                    </a:graphicData>
+                  </a:graphic>
+                </wp:inline>
+              </w:drawing>
+            </w:r>
+          </w:p>
+          <w:p>
+            <w:pPr>
+              <w:spacing w:before="40"/>
+              <w:jc w:val="center"/>
+            </w:pPr>
+            <w:r>
+              <w:rPr>
+                <w:rFonts w:ascii="Arial" w:cs="Arial" w:eastAsia="Arial" w:hAnsi="Arial"/>
+                <w:b/>
+                <w:bCs/>
+                <w:color w:val="3B3B3B"/>
+                <w:sz w:val="14"/>
+                <w:szCs w:val="14"/>
+              </w:rPr>
+              <w:t xml:space="preserve">Imagen 35. </w:t>
             </w:r>
             <w:r>
               <w:rPr>
@@ -10357,375 +10546,6 @@
                           </pic:cNvPicPr>
                         </pic:nvPicPr>
                         <pic:blipFill>
-                          <a:blip r:embed="rId42" cstate="none"/>
-                          <a:srcRect/>
-                          <a:stretch>
-                            <a:fillRect/>
-                          </a:stretch>
-                        </pic:blipFill>
-                        <pic:spPr bwMode="auto">
-                          <a:xfrm>
-                            <a:off x="0" y="0"/>
-                            <a:ext cx="1371600" cy="1028700"/>
-                          </a:xfrm>
-                          <a:prstGeom prst="rect">
-                            <a:avLst/>
-                          </a:prstGeom>
-                        </pic:spPr>
-                      </pic:pic>
-                    </a:graphicData>
-                  </a:graphic>
-                </wp:inline>
-              </w:drawing>
-            </w:r>
-          </w:p>
-          <w:p>
-            <w:pPr>
-              <w:spacing w:before="40"/>
-              <w:jc w:val="center"/>
-            </w:pPr>
-            <w:r>
-              <w:rPr>
-                <w:rFonts w:ascii="Arial" w:cs="Arial" w:eastAsia="Arial" w:hAnsi="Arial"/>
-                <w:b/>
-                <w:bCs/>
-                <w:color w:val="3B3B3B"/>
-                <w:sz w:val="14"/>
-                <w:szCs w:val="14"/>
-              </w:rPr>
-              <w:t xml:space="preserve">Imagen 32. </w:t>
-            </w:r>
-            <w:r>
-              <w:rPr>
-                <w:rFonts w:ascii="Arial" w:cs="Arial" w:eastAsia="Arial" w:hAnsi="Arial"/>
-                <w:i/>
-                <w:iCs/>
-                <w:color w:val="6B6B6B"/>
-                <w:sz w:val="14"/>
-                <w:szCs w:val="14"/>
-              </w:rPr>
-              <w:t xml:space="preserve">Fachada de oficinas.</w:t>
-            </w:r>
-          </w:p>
-        </w:tc>
-        <w:tc>
-          <w:tcPr>
-            <w:tcW w:type="dxa" w:w="2340"/>
-            <w:tcBorders>
-              <w:top w:val="single" w:color="C9C9C9" w:sz="4"/>
-              <w:left w:val="single" w:color="C9C9C9" w:sz="4"/>
-              <w:bottom w:val="single" w:color="C9C9C9" w:sz="4"/>
-              <w:right w:val="single" w:color="C9C9C9" w:sz="4"/>
-            </w:tcBorders>
-            <w:tcMar>
-              <w:top w:type="dxa" w:w="70"/>
-              <w:left w:type="dxa" w:w="70"/>
-              <w:bottom w:type="dxa" w:w="60"/>
-              <w:right w:type="dxa" w:w="70"/>
-            </w:tcMar>
-            <w:vAlign w:val="center"/>
-          </w:tcPr>
-          <w:p>
-            <w:pPr>
-              <w:jc w:val="center"/>
-            </w:pPr>
-            <w:r>
-              <w:drawing>
-                <wp:inline distT="0" distB="0" distL="0" distR="0">
-                  <wp:extent cx="1371600" cy="1028700"/>
-                  <wp:effectExtent t="0" r="0" b="0" l="0"/>
-                  <wp:docPr id="1" name="" descr="" title=""/>
-                  <wp:cNvGraphicFramePr>
-                    <a:graphicFrameLocks xmlns:a="http://schemas.openxmlformats.org/drawingml/2006/main" noChangeAspect="1"/>
-                  </wp:cNvGraphicFramePr>
-                  <a:graphic xmlns:a="http://schemas.openxmlformats.org/drawingml/2006/main">
-                    <a:graphicData uri="http://schemas.openxmlformats.org/drawingml/2006/picture">
-                      <pic:pic xmlns:pic="http://schemas.openxmlformats.org/drawingml/2006/picture">
-                        <pic:nvPicPr>
-                          <pic:cNvPr id="0" name="" descr=""/>
-                          <pic:cNvPicPr>
-                            <a:picLocks noChangeAspect="1" noChangeArrowheads="1"/>
-                          </pic:cNvPicPr>
-                        </pic:nvPicPr>
-                        <pic:blipFill>
-                          <a:blip r:embed="rId43" cstate="none"/>
-                          <a:srcRect/>
-                          <a:stretch>
-                            <a:fillRect/>
-                          </a:stretch>
-                        </pic:blipFill>
-                        <pic:spPr bwMode="auto">
-                          <a:xfrm>
-                            <a:off x="0" y="0"/>
-                            <a:ext cx="1371600" cy="1028700"/>
-                          </a:xfrm>
-                          <a:prstGeom prst="rect">
-                            <a:avLst/>
-                          </a:prstGeom>
-                        </pic:spPr>
-                      </pic:pic>
-                    </a:graphicData>
-                  </a:graphic>
-                </wp:inline>
-              </w:drawing>
-            </w:r>
-          </w:p>
-          <w:p>
-            <w:pPr>
-              <w:spacing w:before="40"/>
-              <w:jc w:val="center"/>
-            </w:pPr>
-            <w:r>
-              <w:rPr>
-                <w:rFonts w:ascii="Arial" w:cs="Arial" w:eastAsia="Arial" w:hAnsi="Arial"/>
-                <w:b/>
-                <w:bCs/>
-                <w:color w:val="3B3B3B"/>
-                <w:sz w:val="14"/>
-                <w:szCs w:val="14"/>
-              </w:rPr>
-              <w:t xml:space="preserve">Imagen 33. </w:t>
-            </w:r>
-            <w:r>
-              <w:rPr>
-                <w:rFonts w:ascii="Arial" w:cs="Arial" w:eastAsia="Arial" w:hAnsi="Arial"/>
-                <w:i/>
-                <w:iCs/>
-                <w:color w:val="6B6B6B"/>
-                <w:sz w:val="14"/>
-                <w:szCs w:val="14"/>
-              </w:rPr>
-              <w:t xml:space="preserve">Corredor de evacuación.</w:t>
-            </w:r>
-          </w:p>
-        </w:tc>
-        <w:tc>
-          <w:tcPr>
-            <w:tcW w:type="dxa" w:w="2340"/>
-            <w:tcBorders>
-              <w:top w:val="single" w:color="C9C9C9" w:sz="4"/>
-              <w:left w:val="single" w:color="C9C9C9" w:sz="4"/>
-              <w:bottom w:val="single" w:color="C9C9C9" w:sz="4"/>
-              <w:right w:val="single" w:color="C9C9C9" w:sz="4"/>
-            </w:tcBorders>
-            <w:tcMar>
-              <w:top w:type="dxa" w:w="70"/>
-              <w:left w:type="dxa" w:w="70"/>
-              <w:bottom w:type="dxa" w:w="60"/>
-              <w:right w:type="dxa" w:w="70"/>
-            </w:tcMar>
-            <w:vAlign w:val="center"/>
-          </w:tcPr>
-          <w:p>
-            <w:pPr>
-              <w:jc w:val="center"/>
-            </w:pPr>
-            <w:r>
-              <w:drawing>
-                <wp:inline distT="0" distB="0" distL="0" distR="0">
-                  <wp:extent cx="1371600" cy="1028700"/>
-                  <wp:effectExtent t="0" r="0" b="0" l="0"/>
-                  <wp:docPr id="1" name="" descr="" title=""/>
-                  <wp:cNvGraphicFramePr>
-                    <a:graphicFrameLocks xmlns:a="http://schemas.openxmlformats.org/drawingml/2006/main" noChangeAspect="1"/>
-                  </wp:cNvGraphicFramePr>
-                  <a:graphic xmlns:a="http://schemas.openxmlformats.org/drawingml/2006/main">
-                    <a:graphicData uri="http://schemas.openxmlformats.org/drawingml/2006/picture">
-                      <pic:pic xmlns:pic="http://schemas.openxmlformats.org/drawingml/2006/picture">
-                        <pic:nvPicPr>
-                          <pic:cNvPr id="0" name="" descr=""/>
-                          <pic:cNvPicPr>
-                            <a:picLocks noChangeAspect="1" noChangeArrowheads="1"/>
-                          </pic:cNvPicPr>
-                        </pic:nvPicPr>
-                        <pic:blipFill>
-                          <a:blip r:embed="rId44" cstate="none"/>
-                          <a:srcRect/>
-                          <a:stretch>
-                            <a:fillRect/>
-                          </a:stretch>
-                        </pic:blipFill>
-                        <pic:spPr bwMode="auto">
-                          <a:xfrm>
-                            <a:off x="0" y="0"/>
-                            <a:ext cx="1371600" cy="1028700"/>
-                          </a:xfrm>
-                          <a:prstGeom prst="rect">
-                            <a:avLst/>
-                          </a:prstGeom>
-                        </pic:spPr>
-                      </pic:pic>
-                    </a:graphicData>
-                  </a:graphic>
-                </wp:inline>
-              </w:drawing>
-            </w:r>
-          </w:p>
-          <w:p>
-            <w:pPr>
-              <w:spacing w:before="40"/>
-              <w:jc w:val="center"/>
-            </w:pPr>
-            <w:r>
-              <w:rPr>
-                <w:rFonts w:ascii="Arial" w:cs="Arial" w:eastAsia="Arial" w:hAnsi="Arial"/>
-                <w:b/>
-                <w:bCs/>
-                <w:color w:val="3B3B3B"/>
-                <w:sz w:val="14"/>
-                <w:szCs w:val="14"/>
-              </w:rPr>
-              <w:t xml:space="preserve">Imagen 34. </w:t>
-            </w:r>
-            <w:r>
-              <w:rPr>
-                <w:rFonts w:ascii="Arial" w:cs="Arial" w:eastAsia="Arial" w:hAnsi="Arial"/>
-                <w:i/>
-                <w:iCs/>
-                <w:color w:val="6B6B6B"/>
-                <w:sz w:val="14"/>
-                <w:szCs w:val="14"/>
-              </w:rPr>
-              <w:t xml:space="preserve">Corredor interno.</w:t>
-            </w:r>
-          </w:p>
-        </w:tc>
-        <w:tc>
-          <w:tcPr>
-            <w:tcW w:type="dxa" w:w="2340"/>
-            <w:tcBorders>
-              <w:top w:val="single" w:color="C9C9C9" w:sz="4"/>
-              <w:left w:val="single" w:color="C9C9C9" w:sz="4"/>
-              <w:bottom w:val="single" w:color="C9C9C9" w:sz="4"/>
-              <w:right w:val="single" w:color="C9C9C9" w:sz="4"/>
-            </w:tcBorders>
-            <w:tcMar>
-              <w:top w:type="dxa" w:w="70"/>
-              <w:left w:type="dxa" w:w="70"/>
-              <w:bottom w:type="dxa" w:w="60"/>
-              <w:right w:type="dxa" w:w="70"/>
-            </w:tcMar>
-            <w:vAlign w:val="center"/>
-          </w:tcPr>
-          <w:p>
-            <w:pPr>
-              <w:jc w:val="center"/>
-            </w:pPr>
-            <w:r>
-              <w:drawing>
-                <wp:inline distT="0" distB="0" distL="0" distR="0">
-                  <wp:extent cx="1371600" cy="1028700"/>
-                  <wp:effectExtent t="0" r="0" b="0" l="0"/>
-                  <wp:docPr id="1" name="" descr="" title=""/>
-                  <wp:cNvGraphicFramePr>
-                    <a:graphicFrameLocks xmlns:a="http://schemas.openxmlformats.org/drawingml/2006/main" noChangeAspect="1"/>
-                  </wp:cNvGraphicFramePr>
-                  <a:graphic xmlns:a="http://schemas.openxmlformats.org/drawingml/2006/main">
-                    <a:graphicData uri="http://schemas.openxmlformats.org/drawingml/2006/picture">
-                      <pic:pic xmlns:pic="http://schemas.openxmlformats.org/drawingml/2006/picture">
-                        <pic:nvPicPr>
-                          <pic:cNvPr id="0" name="" descr=""/>
-                          <pic:cNvPicPr>
-                            <a:picLocks noChangeAspect="1" noChangeArrowheads="1"/>
-                          </pic:cNvPicPr>
-                        </pic:nvPicPr>
-                        <pic:blipFill>
-                          <a:blip r:embed="rId45" cstate="none"/>
-                          <a:srcRect/>
-                          <a:stretch>
-                            <a:fillRect/>
-                          </a:stretch>
-                        </pic:blipFill>
-                        <pic:spPr bwMode="auto">
-                          <a:xfrm>
-                            <a:off x="0" y="0"/>
-                            <a:ext cx="1371600" cy="1028700"/>
-                          </a:xfrm>
-                          <a:prstGeom prst="rect">
-                            <a:avLst/>
-                          </a:prstGeom>
-                        </pic:spPr>
-                      </pic:pic>
-                    </a:graphicData>
-                  </a:graphic>
-                </wp:inline>
-              </w:drawing>
-            </w:r>
-          </w:p>
-          <w:p>
-            <w:pPr>
-              <w:spacing w:before="40"/>
-              <w:jc w:val="center"/>
-            </w:pPr>
-            <w:r>
-              <w:rPr>
-                <w:rFonts w:ascii="Arial" w:cs="Arial" w:eastAsia="Arial" w:hAnsi="Arial"/>
-                <w:b/>
-                <w:bCs/>
-                <w:color w:val="3B3B3B"/>
-                <w:sz w:val="14"/>
-                <w:szCs w:val="14"/>
-              </w:rPr>
-              <w:t xml:space="preserve">Imagen 35. </w:t>
-            </w:r>
-            <w:r>
-              <w:rPr>
-                <w:rFonts w:ascii="Arial" w:cs="Arial" w:eastAsia="Arial" w:hAnsi="Arial"/>
-                <w:i/>
-                <w:iCs/>
-                <w:color w:val="6B6B6B"/>
-                <w:sz w:val="14"/>
-                <w:szCs w:val="14"/>
-              </w:rPr>
-              <w:t xml:space="preserve">Acceso a oficinas.</w:t>
-            </w:r>
-          </w:p>
-        </w:tc>
-      </w:tr>
-      <w:tr>
-        <w:trPr>
-          <w:cantSplit/>
-        </w:trPr>
-        <w:tc>
-          <w:tcPr>
-            <w:tcW w:type="dxa" w:w="2340"/>
-            <w:tcBorders>
-              <w:top w:val="single" w:color="C9C9C9" w:sz="4"/>
-              <w:left w:val="single" w:color="C9C9C9" w:sz="4"/>
-              <w:bottom w:val="single" w:color="C9C9C9" w:sz="4"/>
-              <w:right w:val="single" w:color="C9C9C9" w:sz="4"/>
-            </w:tcBorders>
-            <w:tcMar>
-              <w:top w:type="dxa" w:w="70"/>
-              <w:left w:type="dxa" w:w="70"/>
-              <w:bottom w:type="dxa" w:w="60"/>
-              <w:right w:type="dxa" w:w="70"/>
-            </w:tcMar>
-            <w:vAlign w:val="center"/>
-          </w:tcPr>
-          <w:p>
-            <w:pPr>
-              <w:jc w:val="center"/>
-            </w:pPr>
-            <w:r>
-              <w:drawing>
-                <wp:inline distT="0" distB="0" distL="0" distR="0">
-                  <wp:extent cx="1371600" cy="1028700"/>
-                  <wp:effectExtent t="0" r="0" b="0" l="0"/>
-                  <wp:docPr id="1" name="" descr="" title=""/>
-                  <wp:cNvGraphicFramePr>
-                    <a:graphicFrameLocks xmlns:a="http://schemas.openxmlformats.org/drawingml/2006/main" noChangeAspect="1"/>
-                  </wp:cNvGraphicFramePr>
-                  <a:graphic xmlns:a="http://schemas.openxmlformats.org/drawingml/2006/main">
-                    <a:graphicData uri="http://schemas.openxmlformats.org/drawingml/2006/picture">
-                      <pic:pic xmlns:pic="http://schemas.openxmlformats.org/drawingml/2006/picture">
-                        <pic:nvPicPr>
-                          <pic:cNvPr id="0" name="" descr=""/>
-                          <pic:cNvPicPr>
-                            <a:picLocks noChangeAspect="1" noChangeArrowheads="1"/>
-                          </pic:cNvPicPr>
-                        </pic:nvPicPr>
-                        <pic:blipFill>
                           <a:blip r:embed="rId46" cstate="none"/>
                           <a:srcRect/>
                           <a:stretch>
@@ -10773,7 +10593,7 @@
                 <w:sz w:val="14"/>
                 <w:szCs w:val="14"/>
               </w:rPr>
-              <w:t xml:space="preserve">Sala de capacitación.</w:t>
+              <w:t xml:space="preserve">Corredor de evacuación.</w:t>
             </w:r>
           </w:p>
         </w:tc>
@@ -10864,7 +10684,7 @@
                 <w:sz w:val="14"/>
                 <w:szCs w:val="14"/>
               </w:rPr>
-              <w:t xml:space="preserve">Comedor.</w:t>
+              <w:t xml:space="preserve">Sala de capacitación.</w:t>
             </w:r>
           </w:p>
         </w:tc>
@@ -10955,7 +10775,7 @@
                 <w:sz w:val="14"/>
                 <w:szCs w:val="14"/>
               </w:rPr>
-              <w:t xml:space="preserve">Señal de extintor.</w:t>
+              <w:t xml:space="preserve">Comedor.</w:t>
             </w:r>
           </w:p>
         </w:tc>

--- a/Evaluacion_Riesgos_Incendio_CEDI_D1_Lebrija.docx
+++ b/Evaluacion_Riesgos_Incendio_CEDI_D1_Lebrija.docx
@@ -4103,7 +4103,7 @@
                 <w:sz w:val="14"/>
                 <w:szCs w:val="14"/>
               </w:rPr>
-              <w:t xml:space="preserve">Pasillo despejado entre racks.</w:t>
+              <w:t xml:space="preserve">Pasillo de circulación despejado.</w:t>
             </w:r>
           </w:p>
         </w:tc>
@@ -4211,7 +4211,7 @@
                 <w:sz w:val="18"/>
                 <w:szCs w:val="18"/>
               </w:rPr>
-              <w:t xml:space="preserve">Racks de más de 6 m de altura.</w:t>
+              <w:t xml:space="preserve">Estanterías de unos 10 m de alto (dato del personal), por encima del límite de 6 m.</w:t>
             </w:r>
           </w:p>
         </w:tc>
@@ -4302,7 +4302,7 @@
                 <w:sz w:val="14"/>
                 <w:szCs w:val="14"/>
               </w:rPr>
-              <w:t xml:space="preserve">Racks de almacenamiento.</w:t>
+              <w:t xml:space="preserve">Estanterías de almacenamiento.</w:t>
             </w:r>
           </w:p>
         </w:tc>
@@ -4693,7 +4693,7 @@
                 <w:sz w:val="18"/>
                 <w:szCs w:val="18"/>
               </w:rPr>
-              <w:t xml:space="preserve">Bloques de racks separados por pasillos, sin muros cortafuego. Media.</w:t>
+              <w:t xml:space="preserve">Bloques de almacenamiento separados por pasillos, sin muros cortafuego. Media.</w:t>
             </w:r>
           </w:p>
         </w:tc>
@@ -4892,7 +4892,7 @@
                 <w:sz w:val="18"/>
                 <w:szCs w:val="18"/>
               </w:rPr>
-              <w:t xml:space="preserve">Los racks apilan mercancía en cajas de cartón y plástico, nivel sobre nivel, hasta cerca del techo; el fuego puede subir de un nivel a otro. Alta.</w:t>
+              <w:t xml:space="preserve">Cajas de cartón y plástico apiladas nivel sobre nivel hasta cerca del techo; el fuego puede subir de un nivel a otro. Alta.</w:t>
             </w:r>
           </w:p>
         </w:tc>
@@ -4983,7 +4983,7 @@
                 <w:sz w:val="14"/>
                 <w:szCs w:val="14"/>
               </w:rPr>
-              <w:t xml:space="preserve">Niveles de los racks.</w:t>
+              <w:t xml:space="preserve">Mercancía apilada en altura.</w:t>
             </w:r>
           </w:p>
         </w:tc>
@@ -5423,7 +5423,7 @@
                 <w:sz w:val="14"/>
                 <w:szCs w:val="14"/>
               </w:rPr>
-              <w:t xml:space="preserve">Cajas de alimentos en racks.</w:t>
+              <w:t xml:space="preserve">Cajas de alimentos almacenadas.</w:t>
             </w:r>
           </w:p>
         </w:tc>
@@ -7628,7 +7628,1047 @@
         <w:keepNext/>
       </w:pPr>
       <w:r>
-        <w:t xml:space="preserve">5. Resultados</w:t>
+        <w:t xml:space="preserve">5. Zona administrativa y cafetería</w:t>
+      </w:r>
+    </w:p>
+    <w:p>
+      <w:pPr>
+        <w:spacing w:after="200" w:before="0" w:line="300" w:lineRule="auto"/>
+        <w:jc w:val="both"/>
+      </w:pPr>
+      <w:r>
+        <w:rPr>
+          <w:rFonts w:ascii="Arial" w:cs="Arial" w:eastAsia="Arial" w:hAnsi="Arial"/>
+          <w:color w:val="3B3B3B"/>
+          <w:sz w:val="22"/>
+          <w:szCs w:val="22"/>
+        </w:rPr>
+        <w:t xml:space="preserve">El mezanine reúne oficinas, sala de capacitación, comedor y cocina. Es una zona de menor carga combustible que la bodega, pero con mayor presencia de personas.</w:t>
+      </w:r>
+    </w:p>
+    <w:p>
+      <w:pPr>
+        <w:keepNext/>
+        <w:spacing w:after="20" w:before="320"/>
+      </w:pPr>
+      <w:r>
+        <w:rPr>
+          <w:rFonts w:ascii="Arial" w:cs="Arial" w:eastAsia="Arial" w:hAnsi="Arial"/>
+          <w:b/>
+          <w:bCs/>
+          <w:color w:val="3B3B3B"/>
+          <w:sz w:val="20"/>
+          <w:szCs w:val="20"/>
+        </w:rPr>
+        <w:t xml:space="preserve">Tabla 5</w:t>
+      </w:r>
+    </w:p>
+    <w:p>
+      <w:pPr>
+        <w:keepNext/>
+        <w:spacing w:after="140"/>
+      </w:pPr>
+      <w:r>
+        <w:rPr>
+          <w:rFonts w:ascii="Arial" w:cs="Arial" w:eastAsia="Arial" w:hAnsi="Arial"/>
+          <w:i/>
+          <w:iCs/>
+          <w:color w:val="3B3B3B"/>
+          <w:sz w:val="20"/>
+          <w:szCs w:val="20"/>
+        </w:rPr>
+        <w:t xml:space="preserve">Observaciones de la zona administrativa</w:t>
+      </w:r>
+    </w:p>
+    <w:tbl>
+      <w:tblPr>
+        <w:tblW w:type="dxa" w:w="9360"/>
+        <w:tblBorders>
+          <w:top w:val="single" w:color="auto" w:sz="4"/>
+          <w:left w:val="single" w:color="auto" w:sz="4"/>
+          <w:bottom w:val="single" w:color="auto" w:sz="4"/>
+          <w:right w:val="single" w:color="auto" w:sz="4"/>
+          <w:insideH w:val="single" w:color="auto" w:sz="4"/>
+          <w:insideV w:val="single" w:color="auto" w:sz="4"/>
+        </w:tblBorders>
+        <w:tblLayout w:type="fixed"/>
+      </w:tblPr>
+      <w:tblGrid>
+        <w:gridCol w:w="1900"/>
+        <w:gridCol w:w="4560"/>
+        <w:gridCol w:w="2900"/>
+      </w:tblGrid>
+      <w:tr>
+        <w:trPr>
+          <w:tblHeader/>
+        </w:trPr>
+        <w:tc>
+          <w:tcPr>
+            <w:tcW w:type="dxa" w:w="1900"/>
+            <w:tcBorders>
+              <w:top w:val="single" w:color="C9C9C9" w:sz="4"/>
+              <w:left w:val="single" w:color="C9C9C9" w:sz="4"/>
+              <w:bottom w:val="single" w:color="C9C9C9" w:sz="4"/>
+              <w:right w:val="single" w:color="C9C9C9" w:sz="4"/>
+            </w:tcBorders>
+            <w:shd w:fill="3B3B3B" w:color="auto" w:val="clear"/>
+            <w:tcMar>
+              <w:top w:type="dxa" w:w="100"/>
+              <w:left w:type="dxa" w:w="120"/>
+              <w:bottom w:type="dxa" w:w="100"/>
+              <w:right w:type="dxa" w:w="120"/>
+            </w:tcMar>
+            <w:vAlign w:val="center"/>
+          </w:tcPr>
+          <w:p>
+            <w:pPr>
+              <w:spacing w:line="264"/>
+              <w:jc w:val="center"/>
+            </w:pPr>
+            <w:r>
+              <w:rPr>
+                <w:rFonts w:ascii="Arial" w:cs="Arial" w:eastAsia="Arial" w:hAnsi="Arial"/>
+                <w:b/>
+                <w:bCs/>
+                <w:color w:val="FFFFFF"/>
+                <w:sz w:val="16"/>
+                <w:szCs w:val="16"/>
+              </w:rPr>
+              <w:t xml:space="preserve">ÁREA</w:t>
+            </w:r>
+          </w:p>
+        </w:tc>
+        <w:tc>
+          <w:tcPr>
+            <w:tcW w:type="dxa" w:w="4560"/>
+            <w:tcBorders>
+              <w:top w:val="single" w:color="C9C9C9" w:sz="4"/>
+              <w:left w:val="single" w:color="C9C9C9" w:sz="4"/>
+              <w:bottom w:val="single" w:color="C9C9C9" w:sz="4"/>
+              <w:right w:val="single" w:color="C9C9C9" w:sz="4"/>
+            </w:tcBorders>
+            <w:shd w:fill="3B3B3B" w:color="auto" w:val="clear"/>
+            <w:tcMar>
+              <w:top w:type="dxa" w:w="100"/>
+              <w:left w:type="dxa" w:w="120"/>
+              <w:bottom w:type="dxa" w:w="100"/>
+              <w:right w:type="dxa" w:w="120"/>
+            </w:tcMar>
+            <w:vAlign w:val="center"/>
+          </w:tcPr>
+          <w:p>
+            <w:pPr>
+              <w:spacing w:line="264"/>
+              <w:jc w:val="center"/>
+            </w:pPr>
+            <w:r>
+              <w:rPr>
+                <w:rFonts w:ascii="Arial" w:cs="Arial" w:eastAsia="Arial" w:hAnsi="Arial"/>
+                <w:b/>
+                <w:bCs/>
+                <w:color w:val="FFFFFF"/>
+                <w:sz w:val="16"/>
+                <w:szCs w:val="16"/>
+              </w:rPr>
+              <w:t xml:space="preserve">OBSERVACIÓN</w:t>
+            </w:r>
+          </w:p>
+        </w:tc>
+        <w:tc>
+          <w:tcPr>
+            <w:tcW w:type="dxa" w:w="2900"/>
+            <w:tcBorders>
+              <w:top w:val="single" w:color="C9C9C9" w:sz="4"/>
+              <w:left w:val="single" w:color="C9C9C9" w:sz="4"/>
+              <w:bottom w:val="single" w:color="C9C9C9" w:sz="4"/>
+              <w:right w:val="single" w:color="C9C9C9" w:sz="4"/>
+            </w:tcBorders>
+            <w:shd w:fill="3B3B3B" w:color="auto" w:val="clear"/>
+            <w:tcMar>
+              <w:top w:type="dxa" w:w="100"/>
+              <w:left w:type="dxa" w:w="120"/>
+              <w:bottom w:type="dxa" w:w="100"/>
+              <w:right w:type="dxa" w:w="120"/>
+            </w:tcMar>
+            <w:vAlign w:val="center"/>
+          </w:tcPr>
+          <w:p>
+            <w:pPr>
+              <w:spacing w:line="264"/>
+              <w:jc w:val="center"/>
+            </w:pPr>
+            <w:r>
+              <w:rPr>
+                <w:rFonts w:ascii="Arial" w:cs="Arial" w:eastAsia="Arial" w:hAnsi="Arial"/>
+                <w:b/>
+                <w:bCs/>
+                <w:color w:val="FFFFFF"/>
+                <w:sz w:val="16"/>
+                <w:szCs w:val="16"/>
+              </w:rPr>
+              <w:t xml:space="preserve">EVIDENCIA</w:t>
+            </w:r>
+          </w:p>
+        </w:tc>
+      </w:tr>
+      <w:tr>
+        <w:trPr>
+          <w:cantSplit/>
+        </w:trPr>
+        <w:tc>
+          <w:tcPr>
+            <w:tcW w:type="dxa" w:w="1900"/>
+            <w:tcBorders>
+              <w:top w:val="single" w:color="C9C9C9" w:sz="4"/>
+              <w:left w:val="single" w:color="C9C9C9" w:sz="4"/>
+              <w:bottom w:val="single" w:color="C9C9C9" w:sz="4"/>
+              <w:right w:val="single" w:color="C9C9C9" w:sz="4"/>
+            </w:tcBorders>
+            <w:shd w:fill="F4F7D3" w:color="auto" w:val="clear"/>
+            <w:tcMar>
+              <w:top w:type="dxa" w:w="100"/>
+              <w:left w:type="dxa" w:w="120"/>
+              <w:bottom w:type="dxa" w:w="100"/>
+              <w:right w:type="dxa" w:w="120"/>
+            </w:tcMar>
+            <w:vAlign w:val="center"/>
+          </w:tcPr>
+          <w:p>
+            <w:pPr>
+              <w:spacing w:line="264"/>
+              <w:jc w:val="left"/>
+            </w:pPr>
+            <w:r>
+              <w:rPr>
+                <w:rFonts w:ascii="Arial" w:cs="Arial" w:eastAsia="Arial" w:hAnsi="Arial"/>
+                <w:b/>
+                <w:bCs/>
+                <w:color w:val="3B3B3B"/>
+                <w:sz w:val="18"/>
+                <w:szCs w:val="18"/>
+              </w:rPr>
+              <w:t xml:space="preserve">Oficinas</w:t>
+            </w:r>
+          </w:p>
+        </w:tc>
+        <w:tc>
+          <w:tcPr>
+            <w:tcW w:type="dxa" w:w="4560"/>
+            <w:tcBorders>
+              <w:top w:val="single" w:color="C9C9C9" w:sz="4"/>
+              <w:left w:val="single" w:color="C9C9C9" w:sz="4"/>
+              <w:bottom w:val="single" w:color="C9C9C9" w:sz="4"/>
+              <w:right w:val="single" w:color="C9C9C9" w:sz="4"/>
+            </w:tcBorders>
+            <w:tcMar>
+              <w:top w:type="dxa" w:w="100"/>
+              <w:left w:type="dxa" w:w="120"/>
+              <w:bottom w:type="dxa" w:w="100"/>
+              <w:right w:type="dxa" w:w="120"/>
+            </w:tcMar>
+            <w:vAlign w:val="center"/>
+          </w:tcPr>
+          <w:p>
+            <w:pPr>
+              <w:spacing w:line="264"/>
+              <w:jc w:val="left"/>
+            </w:pPr>
+            <w:r>
+              <w:rPr>
+                <w:rFonts w:ascii="Arial" w:cs="Arial" w:eastAsia="Arial" w:hAnsi="Arial"/>
+                <w:color w:val="3B3B3B"/>
+                <w:sz w:val="18"/>
+                <w:szCs w:val="18"/>
+              </w:rPr>
+              <w:t xml:space="preserve">Divisiones de vidrio y aluminio, cielo raso y equipos de cómputo. Carga combustible baja (papel y mobiliario).</w:t>
+            </w:r>
+          </w:p>
+        </w:tc>
+        <w:tc>
+          <w:tcPr>
+            <w:tcW w:type="dxa" w:w="2900"/>
+            <w:tcBorders>
+              <w:top w:val="single" w:color="C9C9C9" w:sz="4"/>
+              <w:left w:val="single" w:color="C9C9C9" w:sz="4"/>
+              <w:bottom w:val="single" w:color="C9C9C9" w:sz="4"/>
+              <w:right w:val="single" w:color="C9C9C9" w:sz="4"/>
+            </w:tcBorders>
+            <w:tcMar>
+              <w:top w:type="dxa" w:w="70"/>
+              <w:left w:type="dxa" w:w="70"/>
+              <w:bottom w:type="dxa" w:w="60"/>
+              <w:right w:type="dxa" w:w="70"/>
+            </w:tcMar>
+            <w:vAlign w:val="center"/>
+          </w:tcPr>
+          <w:p>
+            <w:pPr>
+              <w:jc w:val="center"/>
+            </w:pPr>
+            <w:r>
+              <w:drawing>
+                <wp:inline distT="0" distB="0" distL="0" distR="0">
+                  <wp:extent cx="1066800" cy="800100"/>
+                  <wp:effectExtent t="0" r="0" b="0" l="0"/>
+                  <wp:docPr id="1" name="" descr="" title=""/>
+                  <wp:cNvGraphicFramePr>
+                    <a:graphicFrameLocks xmlns:a="http://schemas.openxmlformats.org/drawingml/2006/main" noChangeAspect="1"/>
+                  </wp:cNvGraphicFramePr>
+                  <a:graphic xmlns:a="http://schemas.openxmlformats.org/drawingml/2006/main">
+                    <a:graphicData uri="http://schemas.openxmlformats.org/drawingml/2006/picture">
+                      <pic:pic xmlns:pic="http://schemas.openxmlformats.org/drawingml/2006/picture">
+                        <pic:nvPicPr>
+                          <pic:cNvPr id="0" name="" descr=""/>
+                          <pic:cNvPicPr>
+                            <a:picLocks noChangeAspect="1" noChangeArrowheads="1"/>
+                          </pic:cNvPicPr>
+                        </pic:nvPicPr>
+                        <pic:blipFill>
+                          <a:blip r:embed="rId34" cstate="none"/>
+                          <a:srcRect/>
+                          <a:stretch>
+                            <a:fillRect/>
+                          </a:stretch>
+                        </pic:blipFill>
+                        <pic:spPr bwMode="auto">
+                          <a:xfrm>
+                            <a:off x="0" y="0"/>
+                            <a:ext cx="1066800" cy="800100"/>
+                          </a:xfrm>
+                          <a:prstGeom prst="rect">
+                            <a:avLst/>
+                          </a:prstGeom>
+                        </pic:spPr>
+                      </pic:pic>
+                    </a:graphicData>
+                  </a:graphic>
+                </wp:inline>
+              </w:drawing>
+            </w:r>
+          </w:p>
+          <w:p>
+            <w:pPr>
+              <w:spacing w:before="40"/>
+              <w:jc w:val="center"/>
+            </w:pPr>
+            <w:r>
+              <w:rPr>
+                <w:rFonts w:ascii="Arial" w:cs="Arial" w:eastAsia="Arial" w:hAnsi="Arial"/>
+                <w:b/>
+                <w:bCs/>
+                <w:color w:val="3B3B3B"/>
+                <w:sz w:val="14"/>
+                <w:szCs w:val="14"/>
+              </w:rPr>
+              <w:t xml:space="preserve">Imagen 24. </w:t>
+            </w:r>
+            <w:r>
+              <w:rPr>
+                <w:rFonts w:ascii="Arial" w:cs="Arial" w:eastAsia="Arial" w:hAnsi="Arial"/>
+                <w:i/>
+                <w:iCs/>
+                <w:color w:val="6B6B6B"/>
+                <w:sz w:val="14"/>
+                <w:szCs w:val="14"/>
+              </w:rPr>
+              <w:t xml:space="preserve">Acceso a oficinas.</w:t>
+            </w:r>
+          </w:p>
+        </w:tc>
+      </w:tr>
+      <w:tr>
+        <w:trPr>
+          <w:cantSplit/>
+        </w:trPr>
+        <w:tc>
+          <w:tcPr>
+            <w:tcW w:type="dxa" w:w="1900"/>
+            <w:tcBorders>
+              <w:top w:val="single" w:color="C9C9C9" w:sz="4"/>
+              <w:left w:val="single" w:color="C9C9C9" w:sz="4"/>
+              <w:bottom w:val="single" w:color="C9C9C9" w:sz="4"/>
+              <w:right w:val="single" w:color="C9C9C9" w:sz="4"/>
+            </w:tcBorders>
+            <w:shd w:fill="F4F7D3" w:color="auto" w:val="clear"/>
+            <w:tcMar>
+              <w:top w:type="dxa" w:w="100"/>
+              <w:left w:type="dxa" w:w="120"/>
+              <w:bottom w:type="dxa" w:w="100"/>
+              <w:right w:type="dxa" w:w="120"/>
+            </w:tcMar>
+            <w:vAlign w:val="center"/>
+          </w:tcPr>
+          <w:p>
+            <w:pPr>
+              <w:spacing w:line="264"/>
+              <w:jc w:val="left"/>
+            </w:pPr>
+            <w:r>
+              <w:rPr>
+                <w:rFonts w:ascii="Arial" w:cs="Arial" w:eastAsia="Arial" w:hAnsi="Arial"/>
+                <w:b/>
+                <w:bCs/>
+                <w:color w:val="3B3B3B"/>
+                <w:sz w:val="18"/>
+                <w:szCs w:val="18"/>
+              </w:rPr>
+              <w:t xml:space="preserve">Sala de capacitación</w:t>
+            </w:r>
+          </w:p>
+        </w:tc>
+        <w:tc>
+          <w:tcPr>
+            <w:tcW w:type="dxa" w:w="4560"/>
+            <w:tcBorders>
+              <w:top w:val="single" w:color="C9C9C9" w:sz="4"/>
+              <w:left w:val="single" w:color="C9C9C9" w:sz="4"/>
+              <w:bottom w:val="single" w:color="C9C9C9" w:sz="4"/>
+              <w:right w:val="single" w:color="C9C9C9" w:sz="4"/>
+            </w:tcBorders>
+            <w:tcMar>
+              <w:top w:type="dxa" w:w="100"/>
+              <w:left w:type="dxa" w:w="120"/>
+              <w:bottom w:type="dxa" w:w="100"/>
+              <w:right w:type="dxa" w:w="120"/>
+            </w:tcMar>
+            <w:vAlign w:val="center"/>
+          </w:tcPr>
+          <w:p>
+            <w:pPr>
+              <w:spacing w:line="264"/>
+              <w:jc w:val="left"/>
+            </w:pPr>
+            <w:r>
+              <w:rPr>
+                <w:rFonts w:ascii="Arial" w:cs="Arial" w:eastAsia="Arial" w:hAnsi="Arial"/>
+                <w:color w:val="3B3B3B"/>
+                <w:sz w:val="18"/>
+                <w:szCs w:val="18"/>
+              </w:rPr>
+              <w:t xml:space="preserve">Extintor ubicado junto a la puerta de acceso.</w:t>
+            </w:r>
+          </w:p>
+        </w:tc>
+        <w:tc>
+          <w:tcPr>
+            <w:tcW w:type="dxa" w:w="2900"/>
+            <w:tcBorders>
+              <w:top w:val="single" w:color="C9C9C9" w:sz="4"/>
+              <w:left w:val="single" w:color="C9C9C9" w:sz="4"/>
+              <w:bottom w:val="single" w:color="C9C9C9" w:sz="4"/>
+              <w:right w:val="single" w:color="C9C9C9" w:sz="4"/>
+            </w:tcBorders>
+            <w:tcMar>
+              <w:top w:type="dxa" w:w="70"/>
+              <w:left w:type="dxa" w:w="70"/>
+              <w:bottom w:type="dxa" w:w="60"/>
+              <w:right w:type="dxa" w:w="70"/>
+            </w:tcMar>
+            <w:vAlign w:val="center"/>
+          </w:tcPr>
+          <w:p>
+            <w:pPr>
+              <w:jc w:val="center"/>
+            </w:pPr>
+            <w:r>
+              <w:drawing>
+                <wp:inline distT="0" distB="0" distL="0" distR="0">
+                  <wp:extent cx="1066800" cy="800100"/>
+                  <wp:effectExtent t="0" r="0" b="0" l="0"/>
+                  <wp:docPr id="1" name="" descr="" title=""/>
+                  <wp:cNvGraphicFramePr>
+                    <a:graphicFrameLocks xmlns:a="http://schemas.openxmlformats.org/drawingml/2006/main" noChangeAspect="1"/>
+                  </wp:cNvGraphicFramePr>
+                  <a:graphic xmlns:a="http://schemas.openxmlformats.org/drawingml/2006/main">
+                    <a:graphicData uri="http://schemas.openxmlformats.org/drawingml/2006/picture">
+                      <pic:pic xmlns:pic="http://schemas.openxmlformats.org/drawingml/2006/picture">
+                        <pic:nvPicPr>
+                          <pic:cNvPr id="0" name="" descr=""/>
+                          <pic:cNvPicPr>
+                            <a:picLocks noChangeAspect="1" noChangeArrowheads="1"/>
+                          </pic:cNvPicPr>
+                        </pic:nvPicPr>
+                        <pic:blipFill>
+                          <a:blip r:embed="rId35" cstate="none"/>
+                          <a:srcRect/>
+                          <a:stretch>
+                            <a:fillRect/>
+                          </a:stretch>
+                        </pic:blipFill>
+                        <pic:spPr bwMode="auto">
+                          <a:xfrm>
+                            <a:off x="0" y="0"/>
+                            <a:ext cx="1066800" cy="800100"/>
+                          </a:xfrm>
+                          <a:prstGeom prst="rect">
+                            <a:avLst/>
+                          </a:prstGeom>
+                        </pic:spPr>
+                      </pic:pic>
+                    </a:graphicData>
+                  </a:graphic>
+                </wp:inline>
+              </w:drawing>
+            </w:r>
+          </w:p>
+          <w:p>
+            <w:pPr>
+              <w:spacing w:before="40"/>
+              <w:jc w:val="center"/>
+            </w:pPr>
+            <w:r>
+              <w:rPr>
+                <w:rFonts w:ascii="Arial" w:cs="Arial" w:eastAsia="Arial" w:hAnsi="Arial"/>
+                <w:b/>
+                <w:bCs/>
+                <w:color w:val="3B3B3B"/>
+                <w:sz w:val="14"/>
+                <w:szCs w:val="14"/>
+              </w:rPr>
+              <w:t xml:space="preserve">Imagen 25. </w:t>
+            </w:r>
+            <w:r>
+              <w:rPr>
+                <w:rFonts w:ascii="Arial" w:cs="Arial" w:eastAsia="Arial" w:hAnsi="Arial"/>
+                <w:i/>
+                <w:iCs/>
+                <w:color w:val="6B6B6B"/>
+                <w:sz w:val="14"/>
+                <w:szCs w:val="14"/>
+              </w:rPr>
+              <w:t xml:space="preserve">Sala de capacitación.</w:t>
+            </w:r>
+          </w:p>
+        </w:tc>
+      </w:tr>
+      <w:tr>
+        <w:trPr>
+          <w:cantSplit/>
+        </w:trPr>
+        <w:tc>
+          <w:tcPr>
+            <w:tcW w:type="dxa" w:w="1900"/>
+            <w:tcBorders>
+              <w:top w:val="single" w:color="C9C9C9" w:sz="4"/>
+              <w:left w:val="single" w:color="C9C9C9" w:sz="4"/>
+              <w:bottom w:val="single" w:color="C9C9C9" w:sz="4"/>
+              <w:right w:val="single" w:color="C9C9C9" w:sz="4"/>
+            </w:tcBorders>
+            <w:shd w:fill="F4F7D3" w:color="auto" w:val="clear"/>
+            <w:tcMar>
+              <w:top w:type="dxa" w:w="100"/>
+              <w:left w:type="dxa" w:w="120"/>
+              <w:bottom w:type="dxa" w:w="100"/>
+              <w:right w:type="dxa" w:w="120"/>
+            </w:tcMar>
+            <w:vAlign w:val="center"/>
+          </w:tcPr>
+          <w:p>
+            <w:pPr>
+              <w:spacing w:line="264"/>
+              <w:jc w:val="left"/>
+            </w:pPr>
+            <w:r>
+              <w:rPr>
+                <w:rFonts w:ascii="Arial" w:cs="Arial" w:eastAsia="Arial" w:hAnsi="Arial"/>
+                <w:b/>
+                <w:bCs/>
+                <w:color w:val="3B3B3B"/>
+                <w:sz w:val="18"/>
+                <w:szCs w:val="18"/>
+              </w:rPr>
+              <w:t xml:space="preserve">Comedor y cafetería</w:t>
+            </w:r>
+          </w:p>
+        </w:tc>
+        <w:tc>
+          <w:tcPr>
+            <w:tcW w:type="dxa" w:w="4560"/>
+            <w:tcBorders>
+              <w:top w:val="single" w:color="C9C9C9" w:sz="4"/>
+              <w:left w:val="single" w:color="C9C9C9" w:sz="4"/>
+              <w:bottom w:val="single" w:color="C9C9C9" w:sz="4"/>
+              <w:right w:val="single" w:color="C9C9C9" w:sz="4"/>
+            </w:tcBorders>
+            <w:tcMar>
+              <w:top w:type="dxa" w:w="100"/>
+              <w:left w:type="dxa" w:w="120"/>
+              <w:bottom w:type="dxa" w:w="100"/>
+              <w:right w:type="dxa" w:w="120"/>
+            </w:tcMar>
+            <w:vAlign w:val="center"/>
+          </w:tcPr>
+          <w:p>
+            <w:pPr>
+              <w:spacing w:line="264"/>
+              <w:jc w:val="left"/>
+            </w:pPr>
+            <w:r>
+              <w:rPr>
+                <w:rFonts w:ascii="Arial" w:cs="Arial" w:eastAsia="Arial" w:hAnsi="Arial"/>
+                <w:color w:val="3B3B3B"/>
+                <w:sz w:val="18"/>
+                <w:szCs w:val="18"/>
+              </w:rPr>
+              <w:t xml:space="preserve">Mesas, sillas y jardinera; extintor señalizado y en su soporte.</w:t>
+            </w:r>
+          </w:p>
+        </w:tc>
+        <w:tc>
+          <w:tcPr>
+            <w:tcW w:type="dxa" w:w="2900"/>
+            <w:tcBorders>
+              <w:top w:val="single" w:color="C9C9C9" w:sz="4"/>
+              <w:left w:val="single" w:color="C9C9C9" w:sz="4"/>
+              <w:bottom w:val="single" w:color="C9C9C9" w:sz="4"/>
+              <w:right w:val="single" w:color="C9C9C9" w:sz="4"/>
+            </w:tcBorders>
+            <w:tcMar>
+              <w:top w:type="dxa" w:w="70"/>
+              <w:left w:type="dxa" w:w="70"/>
+              <w:bottom w:type="dxa" w:w="60"/>
+              <w:right w:type="dxa" w:w="70"/>
+            </w:tcMar>
+            <w:vAlign w:val="center"/>
+          </w:tcPr>
+          <w:p>
+            <w:pPr>
+              <w:jc w:val="center"/>
+            </w:pPr>
+            <w:r>
+              <w:drawing>
+                <wp:inline distT="0" distB="0" distL="0" distR="0">
+                  <wp:extent cx="1066800" cy="800100"/>
+                  <wp:effectExtent t="0" r="0" b="0" l="0"/>
+                  <wp:docPr id="1" name="" descr="" title=""/>
+                  <wp:cNvGraphicFramePr>
+                    <a:graphicFrameLocks xmlns:a="http://schemas.openxmlformats.org/drawingml/2006/main" noChangeAspect="1"/>
+                  </wp:cNvGraphicFramePr>
+                  <a:graphic xmlns:a="http://schemas.openxmlformats.org/drawingml/2006/main">
+                    <a:graphicData uri="http://schemas.openxmlformats.org/drawingml/2006/picture">
+                      <pic:pic xmlns:pic="http://schemas.openxmlformats.org/drawingml/2006/picture">
+                        <pic:nvPicPr>
+                          <pic:cNvPr id="0" name="" descr=""/>
+                          <pic:cNvPicPr>
+                            <a:picLocks noChangeAspect="1" noChangeArrowheads="1"/>
+                          </pic:cNvPicPr>
+                        </pic:nvPicPr>
+                        <pic:blipFill>
+                          <a:blip r:embed="rId36" cstate="none"/>
+                          <a:srcRect/>
+                          <a:stretch>
+                            <a:fillRect/>
+                          </a:stretch>
+                        </pic:blipFill>
+                        <pic:spPr bwMode="auto">
+                          <a:xfrm>
+                            <a:off x="0" y="0"/>
+                            <a:ext cx="1066800" cy="800100"/>
+                          </a:xfrm>
+                          <a:prstGeom prst="rect">
+                            <a:avLst/>
+                          </a:prstGeom>
+                        </pic:spPr>
+                      </pic:pic>
+                    </a:graphicData>
+                  </a:graphic>
+                </wp:inline>
+              </w:drawing>
+            </w:r>
+          </w:p>
+          <w:p>
+            <w:pPr>
+              <w:spacing w:before="40"/>
+              <w:jc w:val="center"/>
+            </w:pPr>
+            <w:r>
+              <w:rPr>
+                <w:rFonts w:ascii="Arial" w:cs="Arial" w:eastAsia="Arial" w:hAnsi="Arial"/>
+                <w:b/>
+                <w:bCs/>
+                <w:color w:val="3B3B3B"/>
+                <w:sz w:val="14"/>
+                <w:szCs w:val="14"/>
+              </w:rPr>
+              <w:t xml:space="preserve">Imagen 26. </w:t>
+            </w:r>
+            <w:r>
+              <w:rPr>
+                <w:rFonts w:ascii="Arial" w:cs="Arial" w:eastAsia="Arial" w:hAnsi="Arial"/>
+                <w:i/>
+                <w:iCs/>
+                <w:color w:val="6B6B6B"/>
+                <w:sz w:val="14"/>
+                <w:szCs w:val="14"/>
+              </w:rPr>
+              <w:t xml:space="preserve">Extintor en el comedor.</w:t>
+            </w:r>
+          </w:p>
+        </w:tc>
+      </w:tr>
+      <w:tr>
+        <w:trPr>
+          <w:cantSplit/>
+        </w:trPr>
+        <w:tc>
+          <w:tcPr>
+            <w:tcW w:type="dxa" w:w="1900"/>
+            <w:tcBorders>
+              <w:top w:val="single" w:color="C9C9C9" w:sz="4"/>
+              <w:left w:val="single" w:color="C9C9C9" w:sz="4"/>
+              <w:bottom w:val="single" w:color="C9C9C9" w:sz="4"/>
+              <w:right w:val="single" w:color="C9C9C9" w:sz="4"/>
+            </w:tcBorders>
+            <w:shd w:fill="F4F7D3" w:color="auto" w:val="clear"/>
+            <w:tcMar>
+              <w:top w:type="dxa" w:w="100"/>
+              <w:left w:type="dxa" w:w="120"/>
+              <w:bottom w:type="dxa" w:w="100"/>
+              <w:right w:type="dxa" w:w="120"/>
+            </w:tcMar>
+            <w:vAlign w:val="center"/>
+          </w:tcPr>
+          <w:p>
+            <w:pPr>
+              <w:spacing w:line="264"/>
+              <w:jc w:val="left"/>
+            </w:pPr>
+            <w:r>
+              <w:rPr>
+                <w:rFonts w:ascii="Arial" w:cs="Arial" w:eastAsia="Arial" w:hAnsi="Arial"/>
+                <w:b/>
+                <w:bCs/>
+                <w:color w:val="3B3B3B"/>
+                <w:sz w:val="18"/>
+                <w:szCs w:val="18"/>
+              </w:rPr>
+              <w:t xml:space="preserve">Cocina</w:t>
+            </w:r>
+          </w:p>
+        </w:tc>
+        <w:tc>
+          <w:tcPr>
+            <w:tcW w:type="dxa" w:w="4560"/>
+            <w:tcBorders>
+              <w:top w:val="single" w:color="C9C9C9" w:sz="4"/>
+              <w:left w:val="single" w:color="C9C9C9" w:sz="4"/>
+              <w:bottom w:val="single" w:color="C9C9C9" w:sz="4"/>
+              <w:right w:val="single" w:color="C9C9C9" w:sz="4"/>
+            </w:tcBorders>
+            <w:tcMar>
+              <w:top w:type="dxa" w:w="100"/>
+              <w:left w:type="dxa" w:w="120"/>
+              <w:bottom w:type="dxa" w:w="100"/>
+              <w:right w:type="dxa" w:w="120"/>
+            </w:tcMar>
+            <w:vAlign w:val="center"/>
+          </w:tcPr>
+          <w:p>
+            <w:pPr>
+              <w:spacing w:line="264"/>
+              <w:jc w:val="left"/>
+            </w:pPr>
+            <w:r>
+              <w:rPr>
+                <w:rFonts w:ascii="Arial" w:cs="Arial" w:eastAsia="Arial" w:hAnsi="Arial"/>
+                <w:color w:val="3B3B3B"/>
+                <w:sz w:val="18"/>
+                <w:szCs w:val="18"/>
+              </w:rPr>
+              <w:t xml:space="preserve">Equipos eléctricos (cafeteras, baño maría, microondas). Cableado expuesto: principal punto de ignición de la zona.</w:t>
+            </w:r>
+          </w:p>
+        </w:tc>
+        <w:tc>
+          <w:tcPr>
+            <w:tcW w:type="dxa" w:w="2900"/>
+            <w:tcBorders>
+              <w:top w:val="single" w:color="C9C9C9" w:sz="4"/>
+              <w:left w:val="single" w:color="C9C9C9" w:sz="4"/>
+              <w:bottom w:val="single" w:color="C9C9C9" w:sz="4"/>
+              <w:right w:val="single" w:color="C9C9C9" w:sz="4"/>
+            </w:tcBorders>
+            <w:tcMar>
+              <w:top w:type="dxa" w:w="70"/>
+              <w:left w:type="dxa" w:w="70"/>
+              <w:bottom w:type="dxa" w:w="60"/>
+              <w:right w:type="dxa" w:w="70"/>
+            </w:tcMar>
+            <w:vAlign w:val="center"/>
+          </w:tcPr>
+          <w:p>
+            <w:pPr>
+              <w:jc w:val="center"/>
+            </w:pPr>
+            <w:r>
+              <w:drawing>
+                <wp:inline distT="0" distB="0" distL="0" distR="0">
+                  <wp:extent cx="1066800" cy="800100"/>
+                  <wp:effectExtent t="0" r="0" b="0" l="0"/>
+                  <wp:docPr id="1" name="" descr="" title=""/>
+                  <wp:cNvGraphicFramePr>
+                    <a:graphicFrameLocks xmlns:a="http://schemas.openxmlformats.org/drawingml/2006/main" noChangeAspect="1"/>
+                  </wp:cNvGraphicFramePr>
+                  <a:graphic xmlns:a="http://schemas.openxmlformats.org/drawingml/2006/main">
+                    <a:graphicData uri="http://schemas.openxmlformats.org/drawingml/2006/picture">
+                      <pic:pic xmlns:pic="http://schemas.openxmlformats.org/drawingml/2006/picture">
+                        <pic:nvPicPr>
+                          <pic:cNvPr id="0" name="" descr=""/>
+                          <pic:cNvPicPr>
+                            <a:picLocks noChangeAspect="1" noChangeArrowheads="1"/>
+                          </pic:cNvPicPr>
+                        </pic:nvPicPr>
+                        <pic:blipFill>
+                          <a:blip r:embed="rId37" cstate="none"/>
+                          <a:srcRect/>
+                          <a:stretch>
+                            <a:fillRect/>
+                          </a:stretch>
+                        </pic:blipFill>
+                        <pic:spPr bwMode="auto">
+                          <a:xfrm>
+                            <a:off x="0" y="0"/>
+                            <a:ext cx="1066800" cy="800100"/>
+                          </a:xfrm>
+                          <a:prstGeom prst="rect">
+                            <a:avLst/>
+                          </a:prstGeom>
+                        </pic:spPr>
+                      </pic:pic>
+                    </a:graphicData>
+                  </a:graphic>
+                </wp:inline>
+              </w:drawing>
+            </w:r>
+          </w:p>
+          <w:p>
+            <w:pPr>
+              <w:spacing w:before="40"/>
+              <w:jc w:val="center"/>
+            </w:pPr>
+            <w:r>
+              <w:rPr>
+                <w:rFonts w:ascii="Arial" w:cs="Arial" w:eastAsia="Arial" w:hAnsi="Arial"/>
+                <w:b/>
+                <w:bCs/>
+                <w:color w:val="3B3B3B"/>
+                <w:sz w:val="14"/>
+                <w:szCs w:val="14"/>
+              </w:rPr>
+              <w:t xml:space="preserve">Imagen 27. </w:t>
+            </w:r>
+            <w:r>
+              <w:rPr>
+                <w:rFonts w:ascii="Arial" w:cs="Arial" w:eastAsia="Arial" w:hAnsi="Arial"/>
+                <w:i/>
+                <w:iCs/>
+                <w:color w:val="6B6B6B"/>
+                <w:sz w:val="14"/>
+                <w:szCs w:val="14"/>
+              </w:rPr>
+              <w:t xml:space="preserve">Cableado expuesto.</w:t>
+            </w:r>
+          </w:p>
+        </w:tc>
+      </w:tr>
+      <w:tr>
+        <w:trPr>
+          <w:cantSplit/>
+        </w:trPr>
+        <w:tc>
+          <w:tcPr>
+            <w:tcW w:type="dxa" w:w="1900"/>
+            <w:tcBorders>
+              <w:top w:val="single" w:color="C9C9C9" w:sz="4"/>
+              <w:left w:val="single" w:color="C9C9C9" w:sz="4"/>
+              <w:bottom w:val="single" w:color="C9C9C9" w:sz="4"/>
+              <w:right w:val="single" w:color="C9C9C9" w:sz="4"/>
+            </w:tcBorders>
+            <w:shd w:fill="F4F7D3" w:color="auto" w:val="clear"/>
+            <w:tcMar>
+              <w:top w:type="dxa" w:w="100"/>
+              <w:left w:type="dxa" w:w="120"/>
+              <w:bottom w:type="dxa" w:w="100"/>
+              <w:right w:type="dxa" w:w="120"/>
+            </w:tcMar>
+            <w:vAlign w:val="center"/>
+          </w:tcPr>
+          <w:p>
+            <w:pPr>
+              <w:spacing w:line="264"/>
+              <w:jc w:val="left"/>
+            </w:pPr>
+            <w:r>
+              <w:rPr>
+                <w:rFonts w:ascii="Arial" w:cs="Arial" w:eastAsia="Arial" w:hAnsi="Arial"/>
+                <w:b/>
+                <w:bCs/>
+                <w:color w:val="3B3B3B"/>
+                <w:sz w:val="18"/>
+                <w:szCs w:val="18"/>
+              </w:rPr>
+              <w:t xml:space="preserve">Corredores</w:t>
+            </w:r>
+          </w:p>
+        </w:tc>
+        <w:tc>
+          <w:tcPr>
+            <w:tcW w:type="dxa" w:w="4560"/>
+            <w:tcBorders>
+              <w:top w:val="single" w:color="C9C9C9" w:sz="4"/>
+              <w:left w:val="single" w:color="C9C9C9" w:sz="4"/>
+              <w:bottom w:val="single" w:color="C9C9C9" w:sz="4"/>
+              <w:right w:val="single" w:color="C9C9C9" w:sz="4"/>
+            </w:tcBorders>
+            <w:tcMar>
+              <w:top w:type="dxa" w:w="100"/>
+              <w:left w:type="dxa" w:w="120"/>
+              <w:bottom w:type="dxa" w:w="100"/>
+              <w:right w:type="dxa" w:w="120"/>
+            </w:tcMar>
+            <w:vAlign w:val="center"/>
+          </w:tcPr>
+          <w:p>
+            <w:pPr>
+              <w:spacing w:line="264"/>
+              <w:jc w:val="left"/>
+            </w:pPr>
+            <w:r>
+              <w:rPr>
+                <w:rFonts w:ascii="Arial" w:cs="Arial" w:eastAsia="Arial" w:hAnsi="Arial"/>
+                <w:color w:val="3B3B3B"/>
+                <w:sz w:val="18"/>
+                <w:szCs w:val="18"/>
+              </w:rPr>
+              <w:t xml:space="preserve">Rutas de evacuación amplias, despejadas y con puertas de salida señalizadas.</w:t>
+            </w:r>
+          </w:p>
+        </w:tc>
+        <w:tc>
+          <w:tcPr>
+            <w:tcW w:type="dxa" w:w="2900"/>
+            <w:tcBorders>
+              <w:top w:val="single" w:color="C9C9C9" w:sz="4"/>
+              <w:left w:val="single" w:color="C9C9C9" w:sz="4"/>
+              <w:bottom w:val="single" w:color="C9C9C9" w:sz="4"/>
+              <w:right w:val="single" w:color="C9C9C9" w:sz="4"/>
+            </w:tcBorders>
+            <w:tcMar>
+              <w:top w:type="dxa" w:w="70"/>
+              <w:left w:type="dxa" w:w="70"/>
+              <w:bottom w:type="dxa" w:w="60"/>
+              <w:right w:type="dxa" w:w="70"/>
+            </w:tcMar>
+            <w:vAlign w:val="center"/>
+          </w:tcPr>
+          <w:p>
+            <w:pPr>
+              <w:jc w:val="center"/>
+            </w:pPr>
+            <w:r>
+              <w:drawing>
+                <wp:inline distT="0" distB="0" distL="0" distR="0">
+                  <wp:extent cx="1066800" cy="800100"/>
+                  <wp:effectExtent t="0" r="0" b="0" l="0"/>
+                  <wp:docPr id="1" name="" descr="" title=""/>
+                  <wp:cNvGraphicFramePr>
+                    <a:graphicFrameLocks xmlns:a="http://schemas.openxmlformats.org/drawingml/2006/main" noChangeAspect="1"/>
+                  </wp:cNvGraphicFramePr>
+                  <a:graphic xmlns:a="http://schemas.openxmlformats.org/drawingml/2006/main">
+                    <a:graphicData uri="http://schemas.openxmlformats.org/drawingml/2006/picture">
+                      <pic:pic xmlns:pic="http://schemas.openxmlformats.org/drawingml/2006/picture">
+                        <pic:nvPicPr>
+                          <pic:cNvPr id="0" name="" descr=""/>
+                          <pic:cNvPicPr>
+                            <a:picLocks noChangeAspect="1" noChangeArrowheads="1"/>
+                          </pic:cNvPicPr>
+                        </pic:nvPicPr>
+                        <pic:blipFill>
+                          <a:blip r:embed="rId38" cstate="none"/>
+                          <a:srcRect/>
+                          <a:stretch>
+                            <a:fillRect/>
+                          </a:stretch>
+                        </pic:blipFill>
+                        <pic:spPr bwMode="auto">
+                          <a:xfrm>
+                            <a:off x="0" y="0"/>
+                            <a:ext cx="1066800" cy="800100"/>
+                          </a:xfrm>
+                          <a:prstGeom prst="rect">
+                            <a:avLst/>
+                          </a:prstGeom>
+                        </pic:spPr>
+                      </pic:pic>
+                    </a:graphicData>
+                  </a:graphic>
+                </wp:inline>
+              </w:drawing>
+            </w:r>
+          </w:p>
+          <w:p>
+            <w:pPr>
+              <w:spacing w:before="40"/>
+              <w:jc w:val="center"/>
+            </w:pPr>
+            <w:r>
+              <w:rPr>
+                <w:rFonts w:ascii="Arial" w:cs="Arial" w:eastAsia="Arial" w:hAnsi="Arial"/>
+                <w:b/>
+                <w:bCs/>
+                <w:color w:val="3B3B3B"/>
+                <w:sz w:val="14"/>
+                <w:szCs w:val="14"/>
+              </w:rPr>
+              <w:t xml:space="preserve">Imagen 28. </w:t>
+            </w:r>
+            <w:r>
+              <w:rPr>
+                <w:rFonts w:ascii="Arial" w:cs="Arial" w:eastAsia="Arial" w:hAnsi="Arial"/>
+                <w:i/>
+                <w:iCs/>
+                <w:color w:val="6B6B6B"/>
+                <w:sz w:val="14"/>
+                <w:szCs w:val="14"/>
+              </w:rPr>
+              <w:t xml:space="preserve">Corredor de evacuación.</w:t>
+            </w:r>
+          </w:p>
+        </w:tc>
+      </w:tr>
+    </w:tbl>
+    <w:p>
+      <w:pPr>
+        <w:spacing w:after="280" w:before="100"/>
+      </w:pPr>
+      <w:r>
+        <w:rPr>
+          <w:rFonts w:ascii="Arial" w:cs="Arial" w:eastAsia="Arial" w:hAnsi="Arial"/>
+          <w:i/>
+          <w:iCs/>
+          <w:color w:val="6B6B6B"/>
+          <w:sz w:val="16"/>
+          <w:szCs w:val="16"/>
+        </w:rPr>
+        <w:t xml:space="preserve">Nota. </w:t>
+      </w:r>
+      <w:r>
+        <w:rPr>
+          <w:rFonts w:ascii="Arial" w:cs="Arial" w:eastAsia="Arial" w:hAnsi="Arial"/>
+          <w:color w:val="6B6B6B"/>
+          <w:sz w:val="16"/>
+          <w:szCs w:val="16"/>
+        </w:rPr>
+        <w:t xml:space="preserve">Esta zona comparte la red contra incendio del CEDI; los coeficientes de las Tablas 3 y 4 se calcularon para la nave de almacenamiento, que es el mayor sector de incendio.</w:t>
+      </w:r>
+    </w:p>
+    <w:p>
+      <w:pPr>
+        <w:pStyle w:val="Heading1"/>
+        <w:keepNext/>
+      </w:pPr>
+      <w:r>
+        <w:t xml:space="preserve">6. Resultados</w:t>
       </w:r>
     </w:p>
     <w:tbl>
@@ -8037,7 +9077,7 @@
           <w:sz w:val="22"/>
           <w:szCs w:val="22"/>
         </w:rPr>
-        <w:t xml:space="preserve">. La Tabla 5 muestra cómo mejoraría el resultado si se certifica la brigada contra incendios.</w:t>
+        <w:t xml:space="preserve">. La Tabla 6 muestra cómo mejoraría el resultado si se certifica la brigada contra incendios.</w:t>
       </w:r>
     </w:p>
     <w:p>
@@ -8054,7 +9094,7 @@
           <w:sz w:val="20"/>
           <w:szCs w:val="20"/>
         </w:rPr>
-        <w:t xml:space="preserve">Tabla 5</w:t>
+        <w:t xml:space="preserve">Tabla 6</w:t>
       </w:r>
     </w:p>
     <w:p>
@@ -8788,7 +9828,7 @@
         <w:keepNext/>
       </w:pPr>
       <w:r>
-        <w:t xml:space="preserve">6. Conclusiones y recomendaciones</w:t>
+        <w:t xml:space="preserve">7. Conclusiones y recomendaciones</w:t>
       </w:r>
     </w:p>
     <w:p>
@@ -8878,7 +9918,26 @@
           <w:sz w:val="22"/>
           <w:szCs w:val="22"/>
         </w:rPr>
-        <w:t xml:space="preserve">Almacenamiento en racks de más de 6 m, que favorece la propagación vertical.</w:t>
+        <w:t xml:space="preserve">Almacenamiento de unos 10 m de alto, que favorece la propagación vertical.</w:t>
+      </w:r>
+    </w:p>
+    <w:p>
+      <w:pPr>
+        <w:pStyle w:val="ListParagraph"/>
+        <w:numPr>
+          <w:ilvl w:val="0"/>
+          <w:numId w:val="2"/>
+        </w:numPr>
+        <w:spacing w:after="110" w:line="300" w:lineRule="auto"/>
+      </w:pPr>
+      <w:r>
+        <w:rPr>
+          <w:rFonts w:ascii="Arial" w:cs="Arial" w:eastAsia="Arial" w:hAnsi="Arial"/>
+          <w:color w:val="3B3B3B"/>
+          <w:sz w:val="22"/>
+          <w:szCs w:val="22"/>
+        </w:rPr>
+        <w:t xml:space="preserve">Cocina del comedor con equipos eléctricos y cableado expuesto.</w:t>
       </w:r>
     </w:p>
     <w:p>
@@ -8972,6 +10031,25 @@
           <w:szCs w:val="22"/>
         </w:rPr>
         <w:t xml:space="preserve">Extintores portátiles con mantenimiento y cuarto de bombas propio.</w:t>
+      </w:r>
+    </w:p>
+    <w:p>
+      <w:pPr>
+        <w:pStyle w:val="ListParagraph"/>
+        <w:numPr>
+          <w:ilvl w:val="0"/>
+          <w:numId w:val="2"/>
+        </w:numPr>
+        <w:spacing w:after="110" w:line="300" w:lineRule="auto"/>
+      </w:pPr>
+      <w:r>
+        <w:rPr>
+          <w:rFonts w:ascii="Arial" w:cs="Arial" w:eastAsia="Arial" w:hAnsi="Arial"/>
+          <w:color w:val="3B3B3B"/>
+          <w:sz w:val="22"/>
+          <w:szCs w:val="22"/>
+        </w:rPr>
+        <w:t xml:space="preserve">Extintores y rutas de evacuación señalizadas también en oficinas y comedor.</w:t>
       </w:r>
     </w:p>
     <w:p>
@@ -9328,7 +10406,7 @@
                           </pic:cNvPicPr>
                         </pic:nvPicPr>
                         <pic:blipFill>
-                          <a:blip r:embed="rId34" cstate="none"/>
+                          <a:blip r:embed="rId39" cstate="none"/>
                           <a:srcRect/>
                           <a:stretch>
                             <a:fillRect/>
@@ -9364,7 +10442,7 @@
                 <w:sz w:val="14"/>
                 <w:szCs w:val="14"/>
               </w:rPr>
-              <w:t xml:space="preserve">Imagen 24. </w:t>
+              <w:t xml:space="preserve">Imagen 29. </w:t>
             </w:r>
             <w:r>
               <w:rPr>
@@ -9419,7 +10497,7 @@
                           </pic:cNvPicPr>
                         </pic:nvPicPr>
                         <pic:blipFill>
-                          <a:blip r:embed="rId35" cstate="none"/>
+                          <a:blip r:embed="rId40" cstate="none"/>
                           <a:srcRect/>
                           <a:stretch>
                             <a:fillRect/>
@@ -9455,7 +10533,7 @@
                 <w:sz w:val="14"/>
                 <w:szCs w:val="14"/>
               </w:rPr>
-              <w:t xml:space="preserve">Imagen 25. </w:t>
+              <w:t xml:space="preserve">Imagen 30. </w:t>
             </w:r>
             <w:r>
               <w:rPr>
@@ -9510,7 +10588,7 @@
                           </pic:cNvPicPr>
                         </pic:nvPicPr>
                         <pic:blipFill>
-                          <a:blip r:embed="rId36" cstate="none"/>
+                          <a:blip r:embed="rId41" cstate="none"/>
                           <a:srcRect/>
                           <a:stretch>
                             <a:fillRect/>
@@ -9546,7 +10624,7 @@
                 <w:sz w:val="14"/>
                 <w:szCs w:val="14"/>
               </w:rPr>
-              <w:t xml:space="preserve">Imagen 26. </w:t>
+              <w:t xml:space="preserve">Imagen 31. </w:t>
             </w:r>
             <w:r>
               <w:rPr>
@@ -9601,7 +10679,7 @@
                           </pic:cNvPicPr>
                         </pic:nvPicPr>
                         <pic:blipFill>
-                          <a:blip r:embed="rId37" cstate="none"/>
+                          <a:blip r:embed="rId42" cstate="none"/>
                           <a:srcRect/>
                           <a:stretch>
                             <a:fillRect/>
@@ -9637,7 +10715,7 @@
                 <w:sz w:val="14"/>
                 <w:szCs w:val="14"/>
               </w:rPr>
-              <w:t xml:space="preserve">Imagen 27. </w:t>
+              <w:t xml:space="preserve">Imagen 32. </w:t>
             </w:r>
             <w:r>
               <w:rPr>
@@ -9734,7 +10812,7 @@
                           </pic:cNvPicPr>
                         </pic:nvPicPr>
                         <pic:blipFill>
-                          <a:blip r:embed="rId38" cstate="none"/>
+                          <a:blip r:embed="rId43" cstate="none"/>
                           <a:srcRect/>
                           <a:stretch>
                             <a:fillRect/>
@@ -9770,7 +10848,7 @@
                 <w:sz w:val="14"/>
                 <w:szCs w:val="14"/>
               </w:rPr>
-              <w:t xml:space="preserve">Imagen 28. </w:t>
+              <w:t xml:space="preserve">Imagen 33. </w:t>
             </w:r>
             <w:r>
               <w:rPr>
@@ -9825,7 +10903,7 @@
                           </pic:cNvPicPr>
                         </pic:nvPicPr>
                         <pic:blipFill>
-                          <a:blip r:embed="rId39" cstate="none"/>
+                          <a:blip r:embed="rId44" cstate="none"/>
                           <a:srcRect/>
                           <a:stretch>
                             <a:fillRect/>
@@ -9861,7 +10939,7 @@
                 <w:sz w:val="14"/>
                 <w:szCs w:val="14"/>
               </w:rPr>
-              <w:t xml:space="preserve">Imagen 29. </w:t>
+              <w:t xml:space="preserve">Imagen 34. </w:t>
             </w:r>
             <w:r>
               <w:rPr>
@@ -9916,7 +10994,7 @@
                           </pic:cNvPicPr>
                         </pic:nvPicPr>
                         <pic:blipFill>
-                          <a:blip r:embed="rId40" cstate="none"/>
+                          <a:blip r:embed="rId45" cstate="none"/>
                           <a:srcRect/>
                           <a:stretch>
                             <a:fillRect/>
@@ -9952,7 +11030,7 @@
                 <w:sz w:val="14"/>
                 <w:szCs w:val="14"/>
               </w:rPr>
-              <w:t xml:space="preserve">Imagen 30. </w:t>
+              <w:t xml:space="preserve">Imagen 35. </w:t>
             </w:r>
             <w:r>
               <w:rPr>
@@ -10007,7 +11085,7 @@
                           </pic:cNvPicPr>
                         </pic:nvPicPr>
                         <pic:blipFill>
-                          <a:blip r:embed="rId41" cstate="none"/>
+                          <a:blip r:embed="rId36" cstate="none"/>
                           <a:srcRect/>
                           <a:stretch>
                             <a:fillRect/>
@@ -10043,7 +11121,7 @@
                 <w:sz w:val="14"/>
                 <w:szCs w:val="14"/>
               </w:rPr>
-              <w:t xml:space="preserve">Imagen 31. </w:t>
+              <w:t xml:space="preserve">Imagen 36. </w:t>
             </w:r>
             <w:r>
               <w:rPr>
@@ -10140,412 +11218,6 @@
                           </pic:cNvPicPr>
                         </pic:nvPicPr>
                         <pic:blipFill>
-                          <a:blip r:embed="rId42" cstate="none"/>
-                          <a:srcRect/>
-                          <a:stretch>
-                            <a:fillRect/>
-                          </a:stretch>
-                        </pic:blipFill>
-                        <pic:spPr bwMode="auto">
-                          <a:xfrm>
-                            <a:off x="0" y="0"/>
-                            <a:ext cx="1371600" cy="1028700"/>
-                          </a:xfrm>
-                          <a:prstGeom prst="rect">
-                            <a:avLst/>
-                          </a:prstGeom>
-                        </pic:spPr>
-                      </pic:pic>
-                    </a:graphicData>
-                  </a:graphic>
-                </wp:inline>
-              </w:drawing>
-            </w:r>
-          </w:p>
-          <w:p>
-            <w:pPr>
-              <w:spacing w:before="40"/>
-              <w:jc w:val="center"/>
-            </w:pPr>
-            <w:r>
-              <w:rPr>
-                <w:rFonts w:ascii="Arial" w:cs="Arial" w:eastAsia="Arial" w:hAnsi="Arial"/>
-                <w:b/>
-                <w:bCs/>
-                <w:color w:val="3B3B3B"/>
-                <w:sz w:val="14"/>
-                <w:szCs w:val="14"/>
-              </w:rPr>
-              <w:t xml:space="preserve">Imagen 32. </w:t>
-            </w:r>
-            <w:r>
-              <w:rPr>
-                <w:rFonts w:ascii="Arial" w:cs="Arial" w:eastAsia="Arial" w:hAnsi="Arial"/>
-                <w:i/>
-                <w:iCs/>
-                <w:color w:val="6B6B6B"/>
-                <w:sz w:val="14"/>
-                <w:szCs w:val="14"/>
-              </w:rPr>
-              <w:t xml:space="preserve">Rociadores en el mezanine.</w:t>
-            </w:r>
-          </w:p>
-        </w:tc>
-        <w:tc>
-          <w:tcPr>
-            <w:tcW w:type="dxa" w:w="2340"/>
-            <w:tcBorders>
-              <w:top w:val="single" w:color="C9C9C9" w:sz="4"/>
-              <w:left w:val="single" w:color="C9C9C9" w:sz="4"/>
-              <w:bottom w:val="single" w:color="C9C9C9" w:sz="4"/>
-              <w:right w:val="single" w:color="C9C9C9" w:sz="4"/>
-            </w:tcBorders>
-            <w:tcMar>
-              <w:top w:type="dxa" w:w="70"/>
-              <w:left w:type="dxa" w:w="70"/>
-              <w:bottom w:type="dxa" w:w="60"/>
-              <w:right w:type="dxa" w:w="70"/>
-            </w:tcMar>
-            <w:vAlign w:val="center"/>
-          </w:tcPr>
-          <w:p>
-            <w:pPr>
-              <w:jc w:val="center"/>
-            </w:pPr>
-            <w:r>
-              <w:drawing>
-                <wp:inline distT="0" distB="0" distL="0" distR="0">
-                  <wp:extent cx="1371600" cy="1028700"/>
-                  <wp:effectExtent t="0" r="0" b="0" l="0"/>
-                  <wp:docPr id="1" name="" descr="" title=""/>
-                  <wp:cNvGraphicFramePr>
-                    <a:graphicFrameLocks xmlns:a="http://schemas.openxmlformats.org/drawingml/2006/main" noChangeAspect="1"/>
-                  </wp:cNvGraphicFramePr>
-                  <a:graphic xmlns:a="http://schemas.openxmlformats.org/drawingml/2006/main">
-                    <a:graphicData uri="http://schemas.openxmlformats.org/drawingml/2006/picture">
-                      <pic:pic xmlns:pic="http://schemas.openxmlformats.org/drawingml/2006/picture">
-                        <pic:nvPicPr>
-                          <pic:cNvPr id="0" name="" descr=""/>
-                          <pic:cNvPicPr>
-                            <a:picLocks noChangeAspect="1" noChangeArrowheads="1"/>
-                          </pic:cNvPicPr>
-                        </pic:nvPicPr>
-                        <pic:blipFill>
-                          <a:blip r:embed="rId43" cstate="none"/>
-                          <a:srcRect/>
-                          <a:stretch>
-                            <a:fillRect/>
-                          </a:stretch>
-                        </pic:blipFill>
-                        <pic:spPr bwMode="auto">
-                          <a:xfrm>
-                            <a:off x="0" y="0"/>
-                            <a:ext cx="1371600" cy="1028700"/>
-                          </a:xfrm>
-                          <a:prstGeom prst="rect">
-                            <a:avLst/>
-                          </a:prstGeom>
-                        </pic:spPr>
-                      </pic:pic>
-                    </a:graphicData>
-                  </a:graphic>
-                </wp:inline>
-              </w:drawing>
-            </w:r>
-          </w:p>
-          <w:p>
-            <w:pPr>
-              <w:spacing w:before="40"/>
-              <w:jc w:val="center"/>
-            </w:pPr>
-            <w:r>
-              <w:rPr>
-                <w:rFonts w:ascii="Arial" w:cs="Arial" w:eastAsia="Arial" w:hAnsi="Arial"/>
-                <w:b/>
-                <w:bCs/>
-                <w:color w:val="3B3B3B"/>
-                <w:sz w:val="14"/>
-                <w:szCs w:val="14"/>
-              </w:rPr>
-              <w:t xml:space="preserve">Imagen 33. </w:t>
-            </w:r>
-            <w:r>
-              <w:rPr>
-                <w:rFonts w:ascii="Arial" w:cs="Arial" w:eastAsia="Arial" w:hAnsi="Arial"/>
-                <w:i/>
-                <w:iCs/>
-                <w:color w:val="6B6B6B"/>
-                <w:sz w:val="14"/>
-                <w:szCs w:val="14"/>
-              </w:rPr>
-              <w:t xml:space="preserve">Interior de la cava.</w:t>
-            </w:r>
-          </w:p>
-        </w:tc>
-        <w:tc>
-          <w:tcPr>
-            <w:tcW w:type="dxa" w:w="2340"/>
-            <w:tcBorders>
-              <w:top w:val="single" w:color="C9C9C9" w:sz="4"/>
-              <w:left w:val="single" w:color="C9C9C9" w:sz="4"/>
-              <w:bottom w:val="single" w:color="C9C9C9" w:sz="4"/>
-              <w:right w:val="single" w:color="C9C9C9" w:sz="4"/>
-            </w:tcBorders>
-            <w:tcMar>
-              <w:top w:type="dxa" w:w="70"/>
-              <w:left w:type="dxa" w:w="70"/>
-              <w:bottom w:type="dxa" w:w="60"/>
-              <w:right w:type="dxa" w:w="70"/>
-            </w:tcMar>
-            <w:vAlign w:val="center"/>
-          </w:tcPr>
-          <w:p>
-            <w:pPr>
-              <w:jc w:val="center"/>
-            </w:pPr>
-            <w:r>
-              <w:drawing>
-                <wp:inline distT="0" distB="0" distL="0" distR="0">
-                  <wp:extent cx="1371600" cy="1028700"/>
-                  <wp:effectExtent t="0" r="0" b="0" l="0"/>
-                  <wp:docPr id="1" name="" descr="" title=""/>
-                  <wp:cNvGraphicFramePr>
-                    <a:graphicFrameLocks xmlns:a="http://schemas.openxmlformats.org/drawingml/2006/main" noChangeAspect="1"/>
-                  </wp:cNvGraphicFramePr>
-                  <a:graphic xmlns:a="http://schemas.openxmlformats.org/drawingml/2006/main">
-                    <a:graphicData uri="http://schemas.openxmlformats.org/drawingml/2006/picture">
-                      <pic:pic xmlns:pic="http://schemas.openxmlformats.org/drawingml/2006/picture">
-                        <pic:nvPicPr>
-                          <pic:cNvPr id="0" name="" descr=""/>
-                          <pic:cNvPicPr>
-                            <a:picLocks noChangeAspect="1" noChangeArrowheads="1"/>
-                          </pic:cNvPicPr>
-                        </pic:nvPicPr>
-                        <pic:blipFill>
-                          <a:blip r:embed="rId44" cstate="none"/>
-                          <a:srcRect/>
-                          <a:stretch>
-                            <a:fillRect/>
-                          </a:stretch>
-                        </pic:blipFill>
-                        <pic:spPr bwMode="auto">
-                          <a:xfrm>
-                            <a:off x="0" y="0"/>
-                            <a:ext cx="1371600" cy="1028700"/>
-                          </a:xfrm>
-                          <a:prstGeom prst="rect">
-                            <a:avLst/>
-                          </a:prstGeom>
-                        </pic:spPr>
-                      </pic:pic>
-                    </a:graphicData>
-                  </a:graphic>
-                </wp:inline>
-              </w:drawing>
-            </w:r>
-          </w:p>
-          <w:p>
-            <w:pPr>
-              <w:spacing w:before="40"/>
-              <w:jc w:val="center"/>
-            </w:pPr>
-            <w:r>
-              <w:rPr>
-                <w:rFonts w:ascii="Arial" w:cs="Arial" w:eastAsia="Arial" w:hAnsi="Arial"/>
-                <w:b/>
-                <w:bCs/>
-                <w:color w:val="3B3B3B"/>
-                <w:sz w:val="14"/>
-                <w:szCs w:val="14"/>
-              </w:rPr>
-              <w:t xml:space="preserve">Imagen 34. </w:t>
-            </w:r>
-            <w:r>
-              <w:rPr>
-                <w:rFonts w:ascii="Arial" w:cs="Arial" w:eastAsia="Arial" w:hAnsi="Arial"/>
-                <w:i/>
-                <w:iCs/>
-                <w:color w:val="6B6B6B"/>
-                <w:sz w:val="14"/>
-                <w:szCs w:val="14"/>
-              </w:rPr>
-              <w:t xml:space="preserve">Acumulación de estibas.</w:t>
-            </w:r>
-          </w:p>
-        </w:tc>
-        <w:tc>
-          <w:tcPr>
-            <w:tcW w:type="dxa" w:w="2340"/>
-            <w:tcBorders>
-              <w:top w:val="single" w:color="C9C9C9" w:sz="4"/>
-              <w:left w:val="single" w:color="C9C9C9" w:sz="4"/>
-              <w:bottom w:val="single" w:color="C9C9C9" w:sz="4"/>
-              <w:right w:val="single" w:color="C9C9C9" w:sz="4"/>
-            </w:tcBorders>
-            <w:tcMar>
-              <w:top w:type="dxa" w:w="70"/>
-              <w:left w:type="dxa" w:w="70"/>
-              <w:bottom w:type="dxa" w:w="60"/>
-              <w:right w:type="dxa" w:w="70"/>
-            </w:tcMar>
-            <w:vAlign w:val="center"/>
-          </w:tcPr>
-          <w:p>
-            <w:pPr>
-              <w:jc w:val="center"/>
-            </w:pPr>
-            <w:r>
-              <w:drawing>
-                <wp:inline distT="0" distB="0" distL="0" distR="0">
-                  <wp:extent cx="1371600" cy="1028700"/>
-                  <wp:effectExtent t="0" r="0" b="0" l="0"/>
-                  <wp:docPr id="1" name="" descr="" title=""/>
-                  <wp:cNvGraphicFramePr>
-                    <a:graphicFrameLocks xmlns:a="http://schemas.openxmlformats.org/drawingml/2006/main" noChangeAspect="1"/>
-                  </wp:cNvGraphicFramePr>
-                  <a:graphic xmlns:a="http://schemas.openxmlformats.org/drawingml/2006/main">
-                    <a:graphicData uri="http://schemas.openxmlformats.org/drawingml/2006/picture">
-                      <pic:pic xmlns:pic="http://schemas.openxmlformats.org/drawingml/2006/picture">
-                        <pic:nvPicPr>
-                          <pic:cNvPr id="0" name="" descr=""/>
-                          <pic:cNvPicPr>
-                            <a:picLocks noChangeAspect="1" noChangeArrowheads="1"/>
-                          </pic:cNvPicPr>
-                        </pic:nvPicPr>
-                        <pic:blipFill>
-                          <a:blip r:embed="rId45" cstate="none"/>
-                          <a:srcRect/>
-                          <a:stretch>
-                            <a:fillRect/>
-                          </a:stretch>
-                        </pic:blipFill>
-                        <pic:spPr bwMode="auto">
-                          <a:xfrm>
-                            <a:off x="0" y="0"/>
-                            <a:ext cx="1371600" cy="1028700"/>
-                          </a:xfrm>
-                          <a:prstGeom prst="rect">
-                            <a:avLst/>
-                          </a:prstGeom>
-                        </pic:spPr>
-                      </pic:pic>
-                    </a:graphicData>
-                  </a:graphic>
-                </wp:inline>
-              </w:drawing>
-            </w:r>
-          </w:p>
-          <w:p>
-            <w:pPr>
-              <w:spacing w:before="40"/>
-              <w:jc w:val="center"/>
-            </w:pPr>
-            <w:r>
-              <w:rPr>
-                <w:rFonts w:ascii="Arial" w:cs="Arial" w:eastAsia="Arial" w:hAnsi="Arial"/>
-                <w:b/>
-                <w:bCs/>
-                <w:color w:val="3B3B3B"/>
-                <w:sz w:val="14"/>
-                <w:szCs w:val="14"/>
-              </w:rPr>
-              <w:t xml:space="preserve">Imagen 35. </w:t>
-            </w:r>
-            <w:r>
-              <w:rPr>
-                <w:rFonts w:ascii="Arial" w:cs="Arial" w:eastAsia="Arial" w:hAnsi="Arial"/>
-                <w:i/>
-                <w:iCs/>
-                <w:color w:val="6B6B6B"/>
-                <w:sz w:val="14"/>
-                <w:szCs w:val="14"/>
-              </w:rPr>
-              <w:t xml:space="preserve">Muelles de cargue.</w:t>
-            </w:r>
-          </w:p>
-        </w:tc>
-      </w:tr>
-    </w:tbl>
-    <w:p>
-      <w:pPr>
-        <w:keepNext/>
-        <w:spacing w:after="100" w:before="240"/>
-      </w:pPr>
-      <w:r>
-        <w:rPr>
-          <w:rFonts w:ascii="Arial" w:cs="Arial" w:eastAsia="Arial" w:hAnsi="Arial"/>
-          <w:b/>
-          <w:bCs/>
-          <w:color w:val="7E8410"/>
-          <w:sz w:val="22"/>
-          <w:szCs w:val="22"/>
-        </w:rPr>
-        <w:t xml:space="preserve">Mezanine administrativo</w:t>
-      </w:r>
-    </w:p>
-    <w:tbl>
-      <w:tblPr>
-        <w:tblW w:type="dxa" w:w="9360"/>
-        <w:tblBorders>
-          <w:top w:val="single" w:color="auto" w:sz="4"/>
-          <w:left w:val="single" w:color="auto" w:sz="4"/>
-          <w:bottom w:val="single" w:color="auto" w:sz="4"/>
-          <w:right w:val="single" w:color="auto" w:sz="4"/>
-          <w:insideH w:val="single" w:color="auto" w:sz="4"/>
-          <w:insideV w:val="single" w:color="auto" w:sz="4"/>
-        </w:tblBorders>
-        <w:tblLayout w:type="fixed"/>
-      </w:tblPr>
-      <w:tblGrid>
-        <w:gridCol w:w="2340"/>
-        <w:gridCol w:w="2340"/>
-        <w:gridCol w:w="2340"/>
-        <w:gridCol w:w="2340"/>
-      </w:tblGrid>
-      <w:tr>
-        <w:trPr>
-          <w:cantSplit/>
-        </w:trPr>
-        <w:tc>
-          <w:tcPr>
-            <w:tcW w:type="dxa" w:w="2340"/>
-            <w:tcBorders>
-              <w:top w:val="single" w:color="C9C9C9" w:sz="4"/>
-              <w:left w:val="single" w:color="C9C9C9" w:sz="4"/>
-              <w:bottom w:val="single" w:color="C9C9C9" w:sz="4"/>
-              <w:right w:val="single" w:color="C9C9C9" w:sz="4"/>
-            </w:tcBorders>
-            <w:tcMar>
-              <w:top w:type="dxa" w:w="70"/>
-              <w:left w:type="dxa" w:w="70"/>
-              <w:bottom w:type="dxa" w:w="60"/>
-              <w:right w:type="dxa" w:w="70"/>
-            </w:tcMar>
-            <w:vAlign w:val="center"/>
-          </w:tcPr>
-          <w:p>
-            <w:pPr>
-              <w:jc w:val="center"/>
-            </w:pPr>
-            <w:r>
-              <w:drawing>
-                <wp:inline distT="0" distB="0" distL="0" distR="0">
-                  <wp:extent cx="1371600" cy="1028700"/>
-                  <wp:effectExtent t="0" r="0" b="0" l="0"/>
-                  <wp:docPr id="1" name="" descr="" title=""/>
-                  <wp:cNvGraphicFramePr>
-                    <a:graphicFrameLocks xmlns:a="http://schemas.openxmlformats.org/drawingml/2006/main" noChangeAspect="1"/>
-                  </wp:cNvGraphicFramePr>
-                  <a:graphic xmlns:a="http://schemas.openxmlformats.org/drawingml/2006/main">
-                    <a:graphicData uri="http://schemas.openxmlformats.org/drawingml/2006/picture">
-                      <pic:pic xmlns:pic="http://schemas.openxmlformats.org/drawingml/2006/picture">
-                        <pic:nvPicPr>
-                          <pic:cNvPr id="0" name="" descr=""/>
-                          <pic:cNvPicPr>
-                            <a:picLocks noChangeAspect="1" noChangeArrowheads="1"/>
-                          </pic:cNvPicPr>
-                        </pic:nvPicPr>
-                        <pic:blipFill>
                           <a:blip r:embed="rId46" cstate="none"/>
                           <a:srcRect/>
                           <a:stretch>
@@ -10582,7 +11254,7 @@
                 <w:sz w:val="14"/>
                 <w:szCs w:val="14"/>
               </w:rPr>
-              <w:t xml:space="preserve">Imagen 36. </w:t>
+              <w:t xml:space="preserve">Imagen 37. </w:t>
             </w:r>
             <w:r>
               <w:rPr>
@@ -10593,7 +11265,7 @@
                 <w:sz w:val="14"/>
                 <w:szCs w:val="14"/>
               </w:rPr>
-              <w:t xml:space="preserve">Corredor de evacuación.</w:t>
+              <w:t xml:space="preserve">Rociadores en el mezanine.</w:t>
             </w:r>
           </w:p>
         </w:tc>
@@ -10673,7 +11345,7 @@
                 <w:sz w:val="14"/>
                 <w:szCs w:val="14"/>
               </w:rPr>
-              <w:t xml:space="preserve">Imagen 37. </w:t>
+              <w:t xml:space="preserve">Imagen 38. </w:t>
             </w:r>
             <w:r>
               <w:rPr>
@@ -10684,7 +11356,7 @@
                 <w:sz w:val="14"/>
                 <w:szCs w:val="14"/>
               </w:rPr>
-              <w:t xml:space="preserve">Sala de capacitación.</w:t>
+              <w:t xml:space="preserve">Interior de la cava.</w:t>
             </w:r>
           </w:p>
         </w:tc>
@@ -10764,7 +11436,7 @@
                 <w:sz w:val="14"/>
                 <w:szCs w:val="14"/>
               </w:rPr>
-              <w:t xml:space="preserve">Imagen 38. </w:t>
+              <w:t xml:space="preserve">Imagen 39. </w:t>
             </w:r>
             <w:r>
               <w:rPr>
@@ -10775,7 +11447,7 @@
                 <w:sz w:val="14"/>
                 <w:szCs w:val="14"/>
               </w:rPr>
-              <w:t xml:space="preserve">Comedor.</w:t>
+              <w:t xml:space="preserve">Acumulación de estibas.</w:t>
             </w:r>
           </w:p>
         </w:tc>
@@ -10855,7 +11527,7 @@
                 <w:sz w:val="14"/>
                 <w:szCs w:val="14"/>
               </w:rPr>
-              <w:t xml:space="preserve">Imagen 39. </w:t>
+              <w:t xml:space="preserve">Imagen 40. </w:t>
             </w:r>
             <w:r>
               <w:rPr>
@@ -10866,7 +11538,7 @@
                 <w:sz w:val="14"/>
                 <w:szCs w:val="14"/>
               </w:rPr>
-              <w:t xml:space="preserve">Cocina: cableado expuesto.</w:t>
+              <w:t xml:space="preserve">Muelles de cargue.</w:t>
             </w:r>
           </w:p>
         </w:tc>

--- a/Evaluacion_Riesgos_Incendio_CEDI_D1_Lebrija.docx
+++ b/Evaluacion_Riesgos_Incendio_CEDI_D1_Lebrija.docx
@@ -2734,7 +2734,7 @@
                 <w:sz w:val="18"/>
                 <w:szCs w:val="18"/>
               </w:rPr>
-              <w:t xml:space="preserve">Cubierta metálica a la vista, sin cielorraso.</w:t>
+              <w:t xml:space="preserve">La bodega no tiene cielo raso. Solo las oficinas y el comedor del mezanine lo tienen, una parte pequeña del edificio. Se toma sin falsos techos.</w:t>
             </w:r>
           </w:p>
         </w:tc>
@@ -2749,9 +2749,9 @@
             </w:tcBorders>
             <w:tcMar>
               <w:top w:type="dxa" w:w="70"/>
-              <w:left w:type="dxa" w:w="70"/>
+              <w:left w:type="dxa" w:w="60"/>
               <w:bottom w:type="dxa" w:w="60"/>
-              <w:right w:type="dxa" w:w="70"/>
+              <w:right w:type="dxa" w:w="60"/>
             </w:tcMar>
             <w:vAlign w:val="center"/>
           </w:tcPr>
@@ -2762,7 +2762,7 @@
             <w:r>
               <w:drawing>
                 <wp:inline distT="0" distB="0" distL="0" distR="0">
-                  <wp:extent cx="1600200" cy="1200150"/>
+                  <wp:extent cx="781050" cy="590550"/>
                   <wp:effectExtent t="0" r="0" b="0" l="0"/>
                   <wp:docPr id="1" name="" descr="" title=""/>
                   <wp:cNvGraphicFramePr>
@@ -2787,7 +2787,7 @@
                         <pic:spPr bwMode="auto">
                           <a:xfrm>
                             <a:off x="0" y="0"/>
-                            <a:ext cx="1600200" cy="1200150"/>
+                            <a:ext cx="781050" cy="590550"/>
                           </a:xfrm>
                           <a:prstGeom prst="rect">
                             <a:avLst/>
@@ -2799,211 +2799,13 @@
                 </wp:inline>
               </w:drawing>
             </w:r>
-          </w:p>
-          <w:p>
-            <w:pPr>
-              <w:spacing w:before="40"/>
-              <w:jc w:val="center"/>
-            </w:pPr>
-            <w:r>
-              <w:rPr>
-                <w:rFonts w:ascii="Arial" w:cs="Arial" w:eastAsia="Arial" w:hAnsi="Arial"/>
-                <w:b/>
-                <w:bCs/>
-                <w:color w:val="3B3B3B"/>
-                <w:sz w:val="14"/>
-                <w:szCs w:val="14"/>
-              </w:rPr>
-              <w:t xml:space="preserve">Imagen 4. </w:t>
-            </w:r>
-            <w:r>
-              <w:rPr>
-                <w:rFonts w:ascii="Arial" w:cs="Arial" w:eastAsia="Arial" w:hAnsi="Arial"/>
-                <w:i/>
-                <w:iCs/>
-                <w:color w:val="6B6B6B"/>
-                <w:sz w:val="14"/>
-                <w:szCs w:val="14"/>
-              </w:rPr>
-              <w:t xml:space="preserve">Cubierta a la vista.</w:t>
-            </w:r>
-          </w:p>
-        </w:tc>
-      </w:tr>
-      <w:tr>
-        <w:trPr>
-          <w:cantSplit/>
-        </w:trPr>
-        <w:tc>
-          <w:tcPr>
-            <w:tcW w:type="dxa" w:w="9360"/>
-            <w:gridSpan w:val="4"/>
-            <w:tcBorders>
-              <w:top w:val="single" w:color="C9C9C9" w:sz="4"/>
-              <w:left w:val="single" w:color="C9C9C9" w:sz="4"/>
-              <w:bottom w:val="single" w:color="C9C9C9" w:sz="4"/>
-              <w:right w:val="single" w:color="C9C9C9" w:sz="4"/>
-            </w:tcBorders>
-            <w:shd w:fill="CAD225" w:color="auto" w:val="clear"/>
-            <w:tcMar>
-              <w:top w:type="dxa" w:w="100"/>
-              <w:left w:type="dxa" w:w="120"/>
-              <w:bottom w:type="dxa" w:w="100"/>
-              <w:right w:type="dxa" w:w="120"/>
-            </w:tcMar>
-            <w:vAlign w:val="center"/>
-          </w:tcPr>
-          <w:p>
-            <w:pPr>
-              <w:spacing w:line="264"/>
-              <w:jc w:val="left"/>
-            </w:pPr>
-            <w:r>
-              <w:rPr>
-                <w:rFonts w:ascii="Arial" w:cs="Arial" w:eastAsia="Arial" w:hAnsi="Arial"/>
-                <w:b/>
-                <w:bCs/>
-                <w:color w:val="3B3B3B"/>
-                <w:sz w:val="17"/>
-                <w:szCs w:val="17"/>
-              </w:rPr>
-              <w:t xml:space="preserve">1.2  FACTORES DE SITUACIÓN</w:t>
-            </w:r>
-          </w:p>
-        </w:tc>
-      </w:tr>
-      <w:tr>
-        <w:trPr>
-          <w:cantSplit/>
-        </w:trPr>
-        <w:tc>
-          <w:tcPr>
-            <w:tcW w:type="dxa" w:w="2000"/>
-            <w:tcBorders>
-              <w:top w:val="single" w:color="C9C9C9" w:sz="4"/>
-              <w:left w:val="single" w:color="C9C9C9" w:sz="4"/>
-              <w:bottom w:val="single" w:color="C9C9C9" w:sz="4"/>
-              <w:right w:val="single" w:color="C9C9C9" w:sz="4"/>
-            </w:tcBorders>
-            <w:tcMar>
-              <w:top w:type="dxa" w:w="100"/>
-              <w:left w:type="dxa" w:w="120"/>
-              <w:bottom w:type="dxa" w:w="100"/>
-              <w:right w:type="dxa" w:w="120"/>
-            </w:tcMar>
-            <w:vAlign w:val="center"/>
-          </w:tcPr>
-          <w:p>
-            <w:pPr>
-              <w:spacing w:line="264"/>
-              <w:jc w:val="left"/>
-            </w:pPr>
-            <w:r>
-              <w:rPr>
-                <w:rFonts w:ascii="Arial" w:cs="Arial" w:eastAsia="Arial" w:hAnsi="Arial"/>
-                <w:b/>
-                <w:bCs/>
-                <w:color w:val="3B3B3B"/>
-                <w:sz w:val="18"/>
-                <w:szCs w:val="18"/>
-              </w:rPr>
-              <w:t xml:space="preserve">1.2.1 Distancia de los bomberos</w:t>
-            </w:r>
-          </w:p>
-        </w:tc>
-        <w:tc>
-          <w:tcPr>
-            <w:tcW w:type="dxa" w:w="1050"/>
-            <w:tcBorders>
-              <w:top w:val="single" w:color="C9C9C9" w:sz="4"/>
-              <w:left w:val="single" w:color="C9C9C9" w:sz="4"/>
-              <w:bottom w:val="single" w:color="C9C9C9" w:sz="4"/>
-              <w:right w:val="single" w:color="C9C9C9" w:sz="4"/>
-            </w:tcBorders>
-            <w:shd w:fill="F4F7D3" w:color="auto" w:val="clear"/>
-            <w:tcMar>
-              <w:top w:type="dxa" w:w="100"/>
-              <w:left w:type="dxa" w:w="120"/>
-              <w:bottom w:type="dxa" w:w="100"/>
-              <w:right w:type="dxa" w:w="120"/>
-            </w:tcMar>
-            <w:vAlign w:val="center"/>
-          </w:tcPr>
-          <w:p>
-            <w:pPr>
-              <w:jc w:val="center"/>
-            </w:pPr>
-            <w:r>
-              <w:rPr>
-                <w:rFonts w:ascii="Arial" w:cs="Arial" w:eastAsia="Arial" w:hAnsi="Arial"/>
-                <w:b/>
-                <w:bCs/>
-                <w:color w:val="3B3B3B"/>
-                <w:sz w:val="32"/>
-                <w:szCs w:val="32"/>
-              </w:rPr>
-              <w:t xml:space="preserve">10</w:t>
-            </w:r>
-          </w:p>
-        </w:tc>
-        <w:tc>
-          <w:tcPr>
-            <w:tcW w:type="dxa" w:w="3610"/>
-            <w:tcBorders>
-              <w:top w:val="single" w:color="C9C9C9" w:sz="4"/>
-              <w:left w:val="single" w:color="C9C9C9" w:sz="4"/>
-              <w:bottom w:val="single" w:color="C9C9C9" w:sz="4"/>
-              <w:right w:val="single" w:color="C9C9C9" w:sz="4"/>
-            </w:tcBorders>
-            <w:tcMar>
-              <w:top w:type="dxa" w:w="100"/>
-              <w:left w:type="dxa" w:w="120"/>
-              <w:bottom w:type="dxa" w:w="100"/>
-              <w:right w:type="dxa" w:w="120"/>
-            </w:tcMar>
-            <w:vAlign w:val="center"/>
-          </w:tcPr>
-          <w:p>
-            <w:pPr>
-              <w:spacing w:line="264"/>
-              <w:jc w:val="left"/>
-            </w:pPr>
-            <w:r>
-              <w:rPr>
-                <w:rFonts w:ascii="Arial" w:cs="Arial" w:eastAsia="Arial" w:hAnsi="Arial"/>
-                <w:color w:val="3B3B3B"/>
-                <w:sz w:val="18"/>
-                <w:szCs w:val="18"/>
-              </w:rPr>
-              <w:t xml:space="preserve">Ruta en Google Maps desde la Estación de Bomberos de Lebrija: 3,4 km y 5 min. Menos de 5 km.</w:t>
-            </w:r>
-          </w:p>
-        </w:tc>
-        <w:tc>
-          <w:tcPr>
-            <w:tcW w:type="dxa" w:w="2700"/>
-            <w:tcBorders>
-              <w:top w:val="single" w:color="C9C9C9" w:sz="4"/>
-              <w:left w:val="single" w:color="C9C9C9" w:sz="4"/>
-              <w:bottom w:val="single" w:color="C9C9C9" w:sz="4"/>
-              <w:right w:val="single" w:color="C9C9C9" w:sz="4"/>
-            </w:tcBorders>
-            <w:tcMar>
-              <w:top w:type="dxa" w:w="70"/>
-              <w:left w:type="dxa" w:w="70"/>
-              <w:bottom w:type="dxa" w:w="60"/>
-              <w:right w:type="dxa" w:w="70"/>
-            </w:tcMar>
-            <w:vAlign w:val="center"/>
-          </w:tcPr>
-          <w:p>
-            <w:pPr>
-              <w:jc w:val="center"/>
-            </w:pPr>
+            <w:r>
+              <w:t xml:space="preserve"> </w:t>
+            </w:r>
             <w:r>
               <w:drawing>
                 <wp:inline distT="0" distB="0" distL="0" distR="0">
-                  <wp:extent cx="1600200" cy="819150"/>
+                  <wp:extent cx="781050" cy="590550"/>
                   <wp:effectExtent t="0" r="0" b="0" l="0"/>
                   <wp:docPr id="1" name="" descr="" title=""/>
                   <wp:cNvGraphicFramePr>
@@ -3028,7 +2830,7 @@
                         <pic:spPr bwMode="auto">
                           <a:xfrm>
                             <a:off x="0" y="0"/>
-                            <a:ext cx="1600200" cy="819150"/>
+                            <a:ext cx="781050" cy="590550"/>
                           </a:xfrm>
                           <a:prstGeom prst="rect">
                             <a:avLst/>
@@ -3055,7 +2857,7 @@
                 <w:sz w:val="14"/>
                 <w:szCs w:val="14"/>
               </w:rPr>
-              <w:t xml:space="preserve">Imagen 5. </w:t>
+              <w:t xml:space="preserve">Imagen 4. </w:t>
             </w:r>
             <w:r>
               <w:rPr>
@@ -3066,7 +2868,35 @@
                 <w:sz w:val="14"/>
                 <w:szCs w:val="14"/>
               </w:rPr>
-              <w:t xml:space="preserve">Ruta desde la estación de bomberos.</w:t>
+              <w:t xml:space="preserve">Bodega: cubierta a la vista.</w:t>
+            </w:r>
+          </w:p>
+          <w:p>
+            <w:pPr>
+              <w:spacing w:before="0"/>
+              <w:jc w:val="center"/>
+            </w:pPr>
+            <w:r>
+              <w:rPr>
+                <w:rFonts w:ascii="Arial" w:cs="Arial" w:eastAsia="Arial" w:hAnsi="Arial"/>
+                <w:b/>
+                <w:bCs/>
+                <w:color w:val="3B3B3B"/>
+                <w:sz w:val="14"/>
+                <w:szCs w:val="14"/>
+              </w:rPr>
+              <w:t xml:space="preserve">Imagen 5. </w:t>
+            </w:r>
+            <w:r>
+              <w:rPr>
+                <w:rFonts w:ascii="Arial" w:cs="Arial" w:eastAsia="Arial" w:hAnsi="Arial"/>
+                <w:i/>
+                <w:iCs/>
+                <w:color w:val="6B6B6B"/>
+                <w:sz w:val="14"/>
+                <w:szCs w:val="14"/>
+              </w:rPr>
+              <w:t xml:space="preserve">Comedor: cielo raso.</w:t>
             </w:r>
           </w:p>
         </w:tc>
@@ -3077,13 +2907,15 @@
         </w:trPr>
         <w:tc>
           <w:tcPr>
-            <w:tcW w:type="dxa" w:w="2000"/>
-            <w:tcBorders>
-              <w:top w:val="single" w:color="C9C9C9" w:sz="4"/>
-              <w:left w:val="single" w:color="C9C9C9" w:sz="4"/>
-              <w:bottom w:val="single" w:color="C9C9C9" w:sz="4"/>
-              <w:right w:val="single" w:color="C9C9C9" w:sz="4"/>
-            </w:tcBorders>
+            <w:tcW w:type="dxa" w:w="9360"/>
+            <w:gridSpan w:val="4"/>
+            <w:tcBorders>
+              <w:top w:val="single" w:color="C9C9C9" w:sz="4"/>
+              <w:left w:val="single" w:color="C9C9C9" w:sz="4"/>
+              <w:bottom w:val="single" w:color="C9C9C9" w:sz="4"/>
+              <w:right w:val="single" w:color="C9C9C9" w:sz="4"/>
+            </w:tcBorders>
+            <w:shd w:fill="CAD225" w:color="auto" w:val="clear"/>
             <w:tcMar>
               <w:top w:type="dxa" w:w="100"/>
               <w:left w:type="dxa" w:w="120"/>
@@ -3103,10 +2935,50 @@
                 <w:b/>
                 <w:bCs/>
                 <w:color w:val="3B3B3B"/>
+                <w:sz w:val="17"/>
+                <w:szCs w:val="17"/>
+              </w:rPr>
+              <w:t xml:space="preserve">1.2  FACTORES DE SITUACIÓN</w:t>
+            </w:r>
+          </w:p>
+        </w:tc>
+      </w:tr>
+      <w:tr>
+        <w:trPr>
+          <w:cantSplit/>
+        </w:trPr>
+        <w:tc>
+          <w:tcPr>
+            <w:tcW w:type="dxa" w:w="2000"/>
+            <w:tcBorders>
+              <w:top w:val="single" w:color="C9C9C9" w:sz="4"/>
+              <w:left w:val="single" w:color="C9C9C9" w:sz="4"/>
+              <w:bottom w:val="single" w:color="C9C9C9" w:sz="4"/>
+              <w:right w:val="single" w:color="C9C9C9" w:sz="4"/>
+            </w:tcBorders>
+            <w:tcMar>
+              <w:top w:type="dxa" w:w="100"/>
+              <w:left w:type="dxa" w:w="120"/>
+              <w:bottom w:type="dxa" w:w="100"/>
+              <w:right w:type="dxa" w:w="120"/>
+            </w:tcMar>
+            <w:vAlign w:val="center"/>
+          </w:tcPr>
+          <w:p>
+            <w:pPr>
+              <w:spacing w:line="264"/>
+              <w:jc w:val="left"/>
+            </w:pPr>
+            <w:r>
+              <w:rPr>
+                <w:rFonts w:ascii="Arial" w:cs="Arial" w:eastAsia="Arial" w:hAnsi="Arial"/>
+                <w:b/>
+                <w:bCs/>
+                <w:color w:val="3B3B3B"/>
                 <w:sz w:val="18"/>
                 <w:szCs w:val="18"/>
               </w:rPr>
-              <w:t xml:space="preserve">1.2.2 Accesibilidad del edificio</w:t>
+              <w:t xml:space="preserve">1.2.1 Distancia de los bomberos</w:t>
             </w:r>
           </w:p>
         </w:tc>
@@ -3141,7 +3013,7 @@
                 <w:sz w:val="32"/>
                 <w:szCs w:val="32"/>
               </w:rPr>
-              <w:t xml:space="preserve">5</w:t>
+              <w:t xml:space="preserve">10</w:t>
             </w:r>
           </w:p>
         </w:tc>
@@ -3174,7 +3046,7 @@
                 <w:sz w:val="18"/>
                 <w:szCs w:val="18"/>
               </w:rPr>
-              <w:t xml:space="preserve">Acceso pavimentado de más de 4 m, apto para tractomulas, y vía perimetral alrededor de la nave. Accesibilidad buena.</w:t>
+              <w:t xml:space="preserve">Ruta en Google Maps desde la Estación de Bomberos de Lebrija: 3,4 km y 5 min. Menos de 5 km.</w:t>
             </w:r>
           </w:p>
         </w:tc>
@@ -3202,7 +3074,7 @@
             <w:r>
               <w:drawing>
                 <wp:inline distT="0" distB="0" distL="0" distR="0">
-                  <wp:extent cx="1600200" cy="1200150"/>
+                  <wp:extent cx="1600200" cy="819150"/>
                   <wp:effectExtent t="0" r="0" b="0" l="0"/>
                   <wp:docPr id="1" name="" descr="" title=""/>
                   <wp:cNvGraphicFramePr>
@@ -3227,7 +3099,7 @@
                         <pic:spPr bwMode="auto">
                           <a:xfrm>
                             <a:off x="0" y="0"/>
-                            <a:ext cx="1600200" cy="1200150"/>
+                            <a:ext cx="1600200" cy="819150"/>
                           </a:xfrm>
                           <a:prstGeom prst="rect">
                             <a:avLst/>
@@ -3265,7 +3137,7 @@
                 <w:sz w:val="14"/>
                 <w:szCs w:val="14"/>
               </w:rPr>
-              <w:t xml:space="preserve">Portería de ingreso.</w:t>
+              <w:t xml:space="preserve">Ruta desde la estación de bomberos.</w:t>
             </w:r>
           </w:p>
         </w:tc>
@@ -3276,15 +3148,13 @@
         </w:trPr>
         <w:tc>
           <w:tcPr>
-            <w:tcW w:type="dxa" w:w="9360"/>
-            <w:gridSpan w:val="4"/>
-            <w:tcBorders>
-              <w:top w:val="single" w:color="C9C9C9" w:sz="4"/>
-              <w:left w:val="single" w:color="C9C9C9" w:sz="4"/>
-              <w:bottom w:val="single" w:color="C9C9C9" w:sz="4"/>
-              <w:right w:val="single" w:color="C9C9C9" w:sz="4"/>
-            </w:tcBorders>
-            <w:shd w:fill="CAD225" w:color="auto" w:val="clear"/>
+            <w:tcW w:type="dxa" w:w="2000"/>
+            <w:tcBorders>
+              <w:top w:val="single" w:color="C9C9C9" w:sz="4"/>
+              <w:left w:val="single" w:color="C9C9C9" w:sz="4"/>
+              <w:bottom w:val="single" w:color="C9C9C9" w:sz="4"/>
+              <w:right w:val="single" w:color="C9C9C9" w:sz="4"/>
+            </w:tcBorders>
             <w:tcMar>
               <w:top w:type="dxa" w:w="100"/>
               <w:left w:type="dxa" w:w="120"/>
@@ -3304,21 +3174,51 @@
                 <w:b/>
                 <w:bCs/>
                 <w:color w:val="3B3B3B"/>
-                <w:sz w:val="17"/>
-                <w:szCs w:val="17"/>
-              </w:rPr>
-              <w:t xml:space="preserve">1.3  PROCESOS</w:t>
-            </w:r>
-          </w:p>
-        </w:tc>
-      </w:tr>
-      <w:tr>
-        <w:trPr>
-          <w:cantSplit/>
-        </w:trPr>
-        <w:tc>
-          <w:tcPr>
-            <w:tcW w:type="dxa" w:w="2000"/>
+                <w:sz w:val="18"/>
+                <w:szCs w:val="18"/>
+              </w:rPr>
+              <w:t xml:space="preserve">1.2.2 Accesibilidad del edificio</w:t>
+            </w:r>
+          </w:p>
+        </w:tc>
+        <w:tc>
+          <w:tcPr>
+            <w:tcW w:type="dxa" w:w="1050"/>
+            <w:tcBorders>
+              <w:top w:val="single" w:color="C9C9C9" w:sz="4"/>
+              <w:left w:val="single" w:color="C9C9C9" w:sz="4"/>
+              <w:bottom w:val="single" w:color="C9C9C9" w:sz="4"/>
+              <w:right w:val="single" w:color="C9C9C9" w:sz="4"/>
+            </w:tcBorders>
+            <w:shd w:fill="F4F7D3" w:color="auto" w:val="clear"/>
+            <w:tcMar>
+              <w:top w:type="dxa" w:w="100"/>
+              <w:left w:type="dxa" w:w="120"/>
+              <w:bottom w:type="dxa" w:w="100"/>
+              <w:right w:type="dxa" w:w="120"/>
+            </w:tcMar>
+            <w:vAlign w:val="center"/>
+          </w:tcPr>
+          <w:p>
+            <w:pPr>
+              <w:jc w:val="center"/>
+            </w:pPr>
+            <w:r>
+              <w:rPr>
+                <w:rFonts w:ascii="Arial" w:cs="Arial" w:eastAsia="Arial" w:hAnsi="Arial"/>
+                <w:b/>
+                <w:bCs/>
+                <w:color w:val="3B3B3B"/>
+                <w:sz w:val="32"/>
+                <w:szCs w:val="32"/>
+              </w:rPr>
+              <w:t xml:space="preserve">5</w:t>
+            </w:r>
+          </w:p>
+        </w:tc>
+        <w:tc>
+          <w:tcPr>
+            <w:tcW w:type="dxa" w:w="3610"/>
             <w:tcBorders>
               <w:top w:val="single" w:color="C9C9C9" w:sz="4"/>
               <w:left w:val="single" w:color="C9C9C9" w:sz="4"/>
@@ -3341,81 +3241,11 @@
             <w:r>
               <w:rPr>
                 <w:rFonts w:ascii="Arial" w:cs="Arial" w:eastAsia="Arial" w:hAnsi="Arial"/>
-                <w:b/>
-                <w:bCs/>
                 <w:color w:val="3B3B3B"/>
                 <w:sz w:val="18"/>
                 <w:szCs w:val="18"/>
               </w:rPr>
-              <w:t xml:space="preserve">1.3.1 Peligro de activación</w:t>
-            </w:r>
-          </w:p>
-        </w:tc>
-        <w:tc>
-          <w:tcPr>
-            <w:tcW w:type="dxa" w:w="1050"/>
-            <w:tcBorders>
-              <w:top w:val="single" w:color="C9C9C9" w:sz="4"/>
-              <w:left w:val="single" w:color="C9C9C9" w:sz="4"/>
-              <w:bottom w:val="single" w:color="C9C9C9" w:sz="4"/>
-              <w:right w:val="single" w:color="C9C9C9" w:sz="4"/>
-            </w:tcBorders>
-            <w:shd w:fill="F4F7D3" w:color="auto" w:val="clear"/>
-            <w:tcMar>
-              <w:top w:type="dxa" w:w="100"/>
-              <w:left w:type="dxa" w:w="120"/>
-              <w:bottom w:type="dxa" w:w="100"/>
-              <w:right w:type="dxa" w:w="120"/>
-            </w:tcMar>
-            <w:vAlign w:val="center"/>
-          </w:tcPr>
-          <w:p>
-            <w:pPr>
-              <w:jc w:val="center"/>
-            </w:pPr>
-            <w:r>
-              <w:rPr>
-                <w:rFonts w:ascii="Arial" w:cs="Arial" w:eastAsia="Arial" w:hAnsi="Arial"/>
-                <w:b/>
-                <w:bCs/>
-                <w:color w:val="3B3B3B"/>
-                <w:sz w:val="32"/>
-                <w:szCs w:val="32"/>
-              </w:rPr>
-              <w:t xml:space="preserve">5</w:t>
-            </w:r>
-          </w:p>
-        </w:tc>
-        <w:tc>
-          <w:tcPr>
-            <w:tcW w:type="dxa" w:w="3610"/>
-            <w:tcBorders>
-              <w:top w:val="single" w:color="C9C9C9" w:sz="4"/>
-              <w:left w:val="single" w:color="C9C9C9" w:sz="4"/>
-              <w:bottom w:val="single" w:color="C9C9C9" w:sz="4"/>
-              <w:right w:val="single" w:color="C9C9C9" w:sz="4"/>
-            </w:tcBorders>
-            <w:tcMar>
-              <w:top w:type="dxa" w:w="100"/>
-              <w:left w:type="dxa" w:w="120"/>
-              <w:bottom w:type="dxa" w:w="100"/>
-              <w:right w:type="dxa" w:w="120"/>
-            </w:tcMar>
-            <w:vAlign w:val="center"/>
-          </w:tcPr>
-          <w:p>
-            <w:pPr>
-              <w:spacing w:line="264"/>
-              <w:jc w:val="left"/>
-            </w:pPr>
-            <w:r>
-              <w:rPr>
-                <w:rFonts w:ascii="Arial" w:cs="Arial" w:eastAsia="Arial" w:hAnsi="Arial"/>
-                <w:color w:val="3B3B3B"/>
-                <w:sz w:val="18"/>
-                <w:szCs w:val="18"/>
-              </w:rPr>
-              <w:t xml:space="preserve">Sin llama abierta. La principal fuente de ignición es la zona de carga de baterías de los montacargas eléctricos. Peligro medio.</w:t>
+              <w:t xml:space="preserve">Acceso pavimentado de más de 4 m, apto para tractomulas, y vía perimetral alrededor de la nave. Accesibilidad buena.</w:t>
             </w:r>
           </w:p>
         </w:tc>
@@ -3506,7 +3336,7 @@
                 <w:sz w:val="14"/>
                 <w:szCs w:val="14"/>
               </w:rPr>
-              <w:t xml:space="preserve">Carga de montacargas.</w:t>
+              <w:t xml:space="preserve">Portería de ingreso.</w:t>
             </w:r>
           </w:p>
         </w:tc>
@@ -3517,13 +3347,15 @@
         </w:trPr>
         <w:tc>
           <w:tcPr>
-            <w:tcW w:type="dxa" w:w="2000"/>
-            <w:tcBorders>
-              <w:top w:val="single" w:color="C9C9C9" w:sz="4"/>
-              <w:left w:val="single" w:color="C9C9C9" w:sz="4"/>
-              <w:bottom w:val="single" w:color="C9C9C9" w:sz="4"/>
-              <w:right w:val="single" w:color="C9C9C9" w:sz="4"/>
-            </w:tcBorders>
+            <w:tcW w:type="dxa" w:w="9360"/>
+            <w:gridSpan w:val="4"/>
+            <w:tcBorders>
+              <w:top w:val="single" w:color="C9C9C9" w:sz="4"/>
+              <w:left w:val="single" w:color="C9C9C9" w:sz="4"/>
+              <w:bottom w:val="single" w:color="C9C9C9" w:sz="4"/>
+              <w:right w:val="single" w:color="C9C9C9" w:sz="4"/>
+            </w:tcBorders>
+            <w:shd w:fill="CAD225" w:color="auto" w:val="clear"/>
             <w:tcMar>
               <w:top w:type="dxa" w:w="100"/>
               <w:left w:type="dxa" w:w="120"/>
@@ -3543,10 +3375,50 @@
                 <w:b/>
                 <w:bCs/>
                 <w:color w:val="3B3B3B"/>
+                <w:sz w:val="17"/>
+                <w:szCs w:val="17"/>
+              </w:rPr>
+              <w:t xml:space="preserve">1.3  PROCESOS</w:t>
+            </w:r>
+          </w:p>
+        </w:tc>
+      </w:tr>
+      <w:tr>
+        <w:trPr>
+          <w:cantSplit/>
+        </w:trPr>
+        <w:tc>
+          <w:tcPr>
+            <w:tcW w:type="dxa" w:w="2000"/>
+            <w:tcBorders>
+              <w:top w:val="single" w:color="C9C9C9" w:sz="4"/>
+              <w:left w:val="single" w:color="C9C9C9" w:sz="4"/>
+              <w:bottom w:val="single" w:color="C9C9C9" w:sz="4"/>
+              <w:right w:val="single" w:color="C9C9C9" w:sz="4"/>
+            </w:tcBorders>
+            <w:tcMar>
+              <w:top w:type="dxa" w:w="100"/>
+              <w:left w:type="dxa" w:w="120"/>
+              <w:bottom w:type="dxa" w:w="100"/>
+              <w:right w:type="dxa" w:w="120"/>
+            </w:tcMar>
+            <w:vAlign w:val="center"/>
+          </w:tcPr>
+          <w:p>
+            <w:pPr>
+              <w:spacing w:line="264"/>
+              <w:jc w:val="left"/>
+            </w:pPr>
+            <w:r>
+              <w:rPr>
+                <w:rFonts w:ascii="Arial" w:cs="Arial" w:eastAsia="Arial" w:hAnsi="Arial"/>
+                <w:b/>
+                <w:bCs/>
+                <w:color w:val="3B3B3B"/>
                 <w:sz w:val="18"/>
                 <w:szCs w:val="18"/>
               </w:rPr>
-              <w:t xml:space="preserve">1.3.2 Carga térmica</w:t>
+              <w:t xml:space="preserve">1.3.1 Peligro de activación</w:t>
             </w:r>
           </w:p>
         </w:tc>
@@ -3581,7 +3453,7 @@
                 <w:sz w:val="32"/>
                 <w:szCs w:val="32"/>
               </w:rPr>
-              <w:t xml:space="preserve">2</w:t>
+              <w:t xml:space="preserve">5</w:t>
             </w:r>
           </w:p>
         </w:tc>
@@ -3614,7 +3486,7 @@
                 <w:sz w:val="18"/>
                 <w:szCs w:val="18"/>
               </w:rPr>
-              <w:t xml:space="preserve">Gran volumen de alimentos y bebidas empacados en cartón y plástico: carga alta (2.000 a 5.000 MJ/m²).</w:t>
+              <w:t xml:space="preserve">Sin llama abierta. Fuentes de ignición: carga de baterías de montacargas en la bodega y equipos eléctricos de la cocina del comedor, con cableado expuesto. Peligro medio.</w:t>
             </w:r>
           </w:p>
         </w:tc>
@@ -3629,9 +3501,9 @@
             </w:tcBorders>
             <w:tcMar>
               <w:top w:type="dxa" w:w="70"/>
-              <w:left w:type="dxa" w:w="70"/>
+              <w:left w:type="dxa" w:w="60"/>
               <w:bottom w:type="dxa" w:w="60"/>
-              <w:right w:type="dxa" w:w="70"/>
+              <w:right w:type="dxa" w:w="60"/>
             </w:tcMar>
             <w:vAlign w:val="center"/>
           </w:tcPr>
@@ -3642,7 +3514,7 @@
             <w:r>
               <w:drawing>
                 <wp:inline distT="0" distB="0" distL="0" distR="0">
-                  <wp:extent cx="1600200" cy="1200150"/>
+                  <wp:extent cx="781050" cy="590550"/>
                   <wp:effectExtent t="0" r="0" b="0" l="0"/>
                   <wp:docPr id="1" name="" descr="" title=""/>
                   <wp:cNvGraphicFramePr>
@@ -3667,7 +3539,7 @@
                         <pic:spPr bwMode="auto">
                           <a:xfrm>
                             <a:off x="0" y="0"/>
-                            <a:ext cx="1600200" cy="1200150"/>
+                            <a:ext cx="781050" cy="590550"/>
                           </a:xfrm>
                           <a:prstGeom prst="rect">
                             <a:avLst/>
@@ -3679,169 +3551,13 @@
                 </wp:inline>
               </w:drawing>
             </w:r>
-          </w:p>
-          <w:p>
-            <w:pPr>
-              <w:spacing w:before="40"/>
-              <w:jc w:val="center"/>
-            </w:pPr>
-            <w:r>
-              <w:rPr>
-                <w:rFonts w:ascii="Arial" w:cs="Arial" w:eastAsia="Arial" w:hAnsi="Arial"/>
-                <w:b/>
-                <w:bCs/>
-                <w:color w:val="3B3B3B"/>
-                <w:sz w:val="14"/>
-                <w:szCs w:val="14"/>
-              </w:rPr>
-              <w:t xml:space="preserve">Imagen 8. </w:t>
-            </w:r>
-            <w:r>
-              <w:rPr>
-                <w:rFonts w:ascii="Arial" w:cs="Arial" w:eastAsia="Arial" w:hAnsi="Arial"/>
-                <w:i/>
-                <w:iCs/>
-                <w:color w:val="6B6B6B"/>
-                <w:sz w:val="14"/>
-                <w:szCs w:val="14"/>
-              </w:rPr>
-              <w:t xml:space="preserve">Mercancía almacenada.</w:t>
-            </w:r>
-          </w:p>
-        </w:tc>
-      </w:tr>
-      <w:tr>
-        <w:trPr>
-          <w:cantSplit/>
-        </w:trPr>
-        <w:tc>
-          <w:tcPr>
-            <w:tcW w:type="dxa" w:w="2000"/>
-            <w:tcBorders>
-              <w:top w:val="single" w:color="C9C9C9" w:sz="4"/>
-              <w:left w:val="single" w:color="C9C9C9" w:sz="4"/>
-              <w:bottom w:val="single" w:color="C9C9C9" w:sz="4"/>
-              <w:right w:val="single" w:color="C9C9C9" w:sz="4"/>
-            </w:tcBorders>
-            <w:tcMar>
-              <w:top w:type="dxa" w:w="100"/>
-              <w:left w:type="dxa" w:w="120"/>
-              <w:bottom w:type="dxa" w:w="100"/>
-              <w:right w:type="dxa" w:w="120"/>
-            </w:tcMar>
-            <w:vAlign w:val="center"/>
-          </w:tcPr>
-          <w:p>
-            <w:pPr>
-              <w:spacing w:line="264"/>
-              <w:jc w:val="left"/>
-            </w:pPr>
-            <w:r>
-              <w:rPr>
-                <w:rFonts w:ascii="Arial" w:cs="Arial" w:eastAsia="Arial" w:hAnsi="Arial"/>
-                <w:b/>
-                <w:bCs/>
-                <w:color w:val="3B3B3B"/>
-                <w:sz w:val="18"/>
-                <w:szCs w:val="18"/>
-              </w:rPr>
-              <w:t xml:space="preserve">1.3.3 Inflamabilidad</w:t>
-            </w:r>
-          </w:p>
-        </w:tc>
-        <w:tc>
-          <w:tcPr>
-            <w:tcW w:type="dxa" w:w="1050"/>
-            <w:tcBorders>
-              <w:top w:val="single" w:color="C9C9C9" w:sz="4"/>
-              <w:left w:val="single" w:color="C9C9C9" w:sz="4"/>
-              <w:bottom w:val="single" w:color="C9C9C9" w:sz="4"/>
-              <w:right w:val="single" w:color="C9C9C9" w:sz="4"/>
-            </w:tcBorders>
-            <w:shd w:fill="F4F7D3" w:color="auto" w:val="clear"/>
-            <w:tcMar>
-              <w:top w:type="dxa" w:w="100"/>
-              <w:left w:type="dxa" w:w="120"/>
-              <w:bottom w:type="dxa" w:w="100"/>
-              <w:right w:type="dxa" w:w="120"/>
-            </w:tcMar>
-            <w:vAlign w:val="center"/>
-          </w:tcPr>
-          <w:p>
-            <w:pPr>
-              <w:jc w:val="center"/>
-            </w:pPr>
-            <w:r>
-              <w:rPr>
-                <w:rFonts w:ascii="Arial" w:cs="Arial" w:eastAsia="Arial" w:hAnsi="Arial"/>
-                <w:b/>
-                <w:bCs/>
-                <w:color w:val="3B3B3B"/>
-                <w:sz w:val="32"/>
-                <w:szCs w:val="32"/>
-              </w:rPr>
-              <w:t xml:space="preserve">3</w:t>
-            </w:r>
-          </w:p>
-        </w:tc>
-        <w:tc>
-          <w:tcPr>
-            <w:tcW w:type="dxa" w:w="3610"/>
-            <w:tcBorders>
-              <w:top w:val="single" w:color="C9C9C9" w:sz="4"/>
-              <w:left w:val="single" w:color="C9C9C9" w:sz="4"/>
-              <w:bottom w:val="single" w:color="C9C9C9" w:sz="4"/>
-              <w:right w:val="single" w:color="C9C9C9" w:sz="4"/>
-            </w:tcBorders>
-            <w:tcMar>
-              <w:top w:type="dxa" w:w="100"/>
-              <w:left w:type="dxa" w:w="120"/>
-              <w:bottom w:type="dxa" w:w="100"/>
-              <w:right w:type="dxa" w:w="120"/>
-            </w:tcMar>
-            <w:vAlign w:val="center"/>
-          </w:tcPr>
-          <w:p>
-            <w:pPr>
-              <w:spacing w:line="264"/>
-              <w:jc w:val="left"/>
-            </w:pPr>
-            <w:r>
-              <w:rPr>
-                <w:rFonts w:ascii="Arial" w:cs="Arial" w:eastAsia="Arial" w:hAnsi="Arial"/>
-                <w:color w:val="3B3B3B"/>
-                <w:sz w:val="18"/>
-                <w:szCs w:val="18"/>
-              </w:rPr>
-              <w:t xml:space="preserve">Predominan sólidos combustibles (cartón, plástico, madera). Inflamabilidad media.</w:t>
-            </w:r>
-          </w:p>
-        </w:tc>
-        <w:tc>
-          <w:tcPr>
-            <w:tcW w:type="dxa" w:w="2700"/>
-            <w:tcBorders>
-              <w:top w:val="single" w:color="C9C9C9" w:sz="4"/>
-              <w:left w:val="single" w:color="C9C9C9" w:sz="4"/>
-              <w:bottom w:val="single" w:color="C9C9C9" w:sz="4"/>
-              <w:right w:val="single" w:color="C9C9C9" w:sz="4"/>
-            </w:tcBorders>
-            <w:tcMar>
-              <w:top w:type="dxa" w:w="70"/>
-              <w:left w:type="dxa" w:w="70"/>
-              <w:bottom w:type="dxa" w:w="60"/>
-              <w:right w:type="dxa" w:w="70"/>
-            </w:tcMar>
-            <w:vAlign w:val="center"/>
-          </w:tcPr>
-          <w:p>
-            <w:pPr>
-              <w:jc w:val="center"/>
-            </w:pPr>
+            <w:r>
+              <w:t xml:space="preserve"> </w:t>
+            </w:r>
             <w:r>
               <w:drawing>
                 <wp:inline distT="0" distB="0" distL="0" distR="0">
-                  <wp:extent cx="1600200" cy="1200150"/>
+                  <wp:extent cx="781050" cy="590550"/>
                   <wp:effectExtent t="0" r="0" b="0" l="0"/>
                   <wp:docPr id="1" name="" descr="" title=""/>
                   <wp:cNvGraphicFramePr>
@@ -3866,7 +3582,7 @@
                         <pic:spPr bwMode="auto">
                           <a:xfrm>
                             <a:off x="0" y="0"/>
-                            <a:ext cx="1600200" cy="1200150"/>
+                            <a:ext cx="781050" cy="590550"/>
                           </a:xfrm>
                           <a:prstGeom prst="rect">
                             <a:avLst/>
@@ -3893,7 +3609,7 @@
                 <w:sz w:val="14"/>
                 <w:szCs w:val="14"/>
               </w:rPr>
-              <w:t xml:space="preserve">Imagen 9. </w:t>
+              <w:t xml:space="preserve">Imagen 8. </w:t>
             </w:r>
             <w:r>
               <w:rPr>
@@ -3904,7 +3620,35 @@
                 <w:sz w:val="14"/>
                 <w:szCs w:val="14"/>
               </w:rPr>
-              <w:t xml:space="preserve">Estibas y embalajes.</w:t>
+              <w:t xml:space="preserve">Carga de montacargas.</w:t>
+            </w:r>
+          </w:p>
+          <w:p>
+            <w:pPr>
+              <w:spacing w:before="0"/>
+              <w:jc w:val="center"/>
+            </w:pPr>
+            <w:r>
+              <w:rPr>
+                <w:rFonts w:ascii="Arial" w:cs="Arial" w:eastAsia="Arial" w:hAnsi="Arial"/>
+                <w:b/>
+                <w:bCs/>
+                <w:color w:val="3B3B3B"/>
+                <w:sz w:val="14"/>
+                <w:szCs w:val="14"/>
+              </w:rPr>
+              <w:t xml:space="preserve">Imagen 9. </w:t>
+            </w:r>
+            <w:r>
+              <w:rPr>
+                <w:rFonts w:ascii="Arial" w:cs="Arial" w:eastAsia="Arial" w:hAnsi="Arial"/>
+                <w:i/>
+                <w:iCs/>
+                <w:color w:val="6B6B6B"/>
+                <w:sz w:val="14"/>
+                <w:szCs w:val="14"/>
+              </w:rPr>
+              <w:t xml:space="preserve">Cocina: cableado expuesto.</w:t>
             </w:r>
           </w:p>
         </w:tc>
@@ -3944,7 +3688,7 @@
                 <w:sz w:val="18"/>
                 <w:szCs w:val="18"/>
               </w:rPr>
-              <w:t xml:space="preserve">1.3.4 Orden y limpieza</w:t>
+              <w:t xml:space="preserve">1.3.2 Carga térmica</w:t>
             </w:r>
           </w:p>
         </w:tc>
@@ -3979,7 +3723,7 @@
                 <w:sz w:val="32"/>
                 <w:szCs w:val="32"/>
               </w:rPr>
-              <w:t xml:space="preserve">5</w:t>
+              <w:t xml:space="preserve">2</w:t>
             </w:r>
           </w:p>
         </w:tc>
@@ -4012,7 +3756,7 @@
                 <w:sz w:val="18"/>
                 <w:szCs w:val="18"/>
               </w:rPr>
-              <w:t xml:space="preserve">Pasillos y piso despejados y señalizados; acumulación de estibas en zonas de servicio. Nivel medio.</w:t>
+              <w:t xml:space="preserve">Gran volumen de alimentos y bebidas empacados en cartón y plástico: carga alta (2.000 a 5.000 MJ/m²).</w:t>
             </w:r>
           </w:p>
         </w:tc>
@@ -4103,7 +3847,7 @@
                 <w:sz w:val="14"/>
                 <w:szCs w:val="14"/>
               </w:rPr>
-              <w:t xml:space="preserve">Pasillo de circulación despejado.</w:t>
+              <w:t xml:space="preserve">Mercancía almacenada.</w:t>
             </w:r>
           </w:p>
         </w:tc>
@@ -4143,7 +3887,7 @@
                 <w:sz w:val="18"/>
                 <w:szCs w:val="18"/>
               </w:rPr>
-              <w:t xml:space="preserve">1.3.5 Almacenamiento en altura</w:t>
+              <w:t xml:space="preserve">1.3.3 Inflamabilidad</w:t>
             </w:r>
           </w:p>
         </w:tc>
@@ -4178,7 +3922,7 @@
                 <w:sz w:val="32"/>
                 <w:szCs w:val="32"/>
               </w:rPr>
-              <w:t xml:space="preserve">0</w:t>
+              <w:t xml:space="preserve">3</w:t>
             </w:r>
           </w:p>
         </w:tc>
@@ -4211,7 +3955,7 @@
                 <w:sz w:val="18"/>
                 <w:szCs w:val="18"/>
               </w:rPr>
-              <w:t xml:space="preserve">Estanterías de unos 10 m de alto (dato del personal), por encima del límite de 6 m.</w:t>
+              <w:t xml:space="preserve">Predominan sólidos combustibles (cartón, plástico, madera). Inflamabilidad media.</w:t>
             </w:r>
           </w:p>
         </w:tc>
@@ -4302,7 +4046,7 @@
                 <w:sz w:val="14"/>
                 <w:szCs w:val="14"/>
               </w:rPr>
-              <w:t xml:space="preserve">Estanterías de almacenamiento.</w:t>
+              <w:t xml:space="preserve">Estibas y embalajes.</w:t>
             </w:r>
           </w:p>
         </w:tc>
@@ -4313,15 +4057,13 @@
         </w:trPr>
         <w:tc>
           <w:tcPr>
-            <w:tcW w:type="dxa" w:w="9360"/>
-            <w:gridSpan w:val="4"/>
-            <w:tcBorders>
-              <w:top w:val="single" w:color="C9C9C9" w:sz="4"/>
-              <w:left w:val="single" w:color="C9C9C9" w:sz="4"/>
-              <w:bottom w:val="single" w:color="C9C9C9" w:sz="4"/>
-              <w:right w:val="single" w:color="C9C9C9" w:sz="4"/>
-            </w:tcBorders>
-            <w:shd w:fill="CAD225" w:color="auto" w:val="clear"/>
+            <w:tcW w:type="dxa" w:w="2000"/>
+            <w:tcBorders>
+              <w:top w:val="single" w:color="C9C9C9" w:sz="4"/>
+              <w:left w:val="single" w:color="C9C9C9" w:sz="4"/>
+              <w:bottom w:val="single" w:color="C9C9C9" w:sz="4"/>
+              <w:right w:val="single" w:color="C9C9C9" w:sz="4"/>
+            </w:tcBorders>
             <w:tcMar>
               <w:top w:type="dxa" w:w="100"/>
               <w:left w:type="dxa" w:w="120"/>
@@ -4341,21 +4083,51 @@
                 <w:b/>
                 <w:bCs/>
                 <w:color w:val="3B3B3B"/>
-                <w:sz w:val="17"/>
-                <w:szCs w:val="17"/>
-              </w:rPr>
-              <w:t xml:space="preserve">1.4  CONCENTRACIÓN DE VALORES</w:t>
-            </w:r>
-          </w:p>
-        </w:tc>
-      </w:tr>
-      <w:tr>
-        <w:trPr>
-          <w:cantSplit/>
-        </w:trPr>
-        <w:tc>
-          <w:tcPr>
-            <w:tcW w:type="dxa" w:w="2000"/>
+                <w:sz w:val="18"/>
+                <w:szCs w:val="18"/>
+              </w:rPr>
+              <w:t xml:space="preserve">1.3.4 Orden y limpieza</w:t>
+            </w:r>
+          </w:p>
+        </w:tc>
+        <w:tc>
+          <w:tcPr>
+            <w:tcW w:type="dxa" w:w="1050"/>
+            <w:tcBorders>
+              <w:top w:val="single" w:color="C9C9C9" w:sz="4"/>
+              <w:left w:val="single" w:color="C9C9C9" w:sz="4"/>
+              <w:bottom w:val="single" w:color="C9C9C9" w:sz="4"/>
+              <w:right w:val="single" w:color="C9C9C9" w:sz="4"/>
+            </w:tcBorders>
+            <w:shd w:fill="F4F7D3" w:color="auto" w:val="clear"/>
+            <w:tcMar>
+              <w:top w:type="dxa" w:w="100"/>
+              <w:left w:type="dxa" w:w="120"/>
+              <w:bottom w:type="dxa" w:w="100"/>
+              <w:right w:type="dxa" w:w="120"/>
+            </w:tcMar>
+            <w:vAlign w:val="center"/>
+          </w:tcPr>
+          <w:p>
+            <w:pPr>
+              <w:jc w:val="center"/>
+            </w:pPr>
+            <w:r>
+              <w:rPr>
+                <w:rFonts w:ascii="Arial" w:cs="Arial" w:eastAsia="Arial" w:hAnsi="Arial"/>
+                <w:b/>
+                <w:bCs/>
+                <w:color w:val="3B3B3B"/>
+                <w:sz w:val="32"/>
+                <w:szCs w:val="32"/>
+              </w:rPr>
+              <w:t xml:space="preserve">5</w:t>
+            </w:r>
+          </w:p>
+        </w:tc>
+        <w:tc>
+          <w:tcPr>
+            <w:tcW w:type="dxa" w:w="3610"/>
             <w:tcBorders>
               <w:top w:val="single" w:color="C9C9C9" w:sz="4"/>
               <w:left w:val="single" w:color="C9C9C9" w:sz="4"/>
@@ -4378,81 +4150,11 @@
             <w:r>
               <w:rPr>
                 <w:rFonts w:ascii="Arial" w:cs="Arial" w:eastAsia="Arial" w:hAnsi="Arial"/>
-                <w:b/>
-                <w:bCs/>
                 <w:color w:val="3B3B3B"/>
                 <w:sz w:val="18"/>
                 <w:szCs w:val="18"/>
               </w:rPr>
-              <w:t xml:space="preserve">1.4.1 Concentración de valores</w:t>
-            </w:r>
-          </w:p>
-        </w:tc>
-        <w:tc>
-          <w:tcPr>
-            <w:tcW w:type="dxa" w:w="1050"/>
-            <w:tcBorders>
-              <w:top w:val="single" w:color="C9C9C9" w:sz="4"/>
-              <w:left w:val="single" w:color="C9C9C9" w:sz="4"/>
-              <w:bottom w:val="single" w:color="C9C9C9" w:sz="4"/>
-              <w:right w:val="single" w:color="C9C9C9" w:sz="4"/>
-            </w:tcBorders>
-            <w:shd w:fill="F4F7D3" w:color="auto" w:val="clear"/>
-            <w:tcMar>
-              <w:top w:type="dxa" w:w="100"/>
-              <w:left w:type="dxa" w:w="120"/>
-              <w:bottom w:type="dxa" w:w="100"/>
-              <w:right w:type="dxa" w:w="120"/>
-            </w:tcMar>
-            <w:vAlign w:val="center"/>
-          </w:tcPr>
-          <w:p>
-            <w:pPr>
-              <w:jc w:val="center"/>
-            </w:pPr>
-            <w:r>
-              <w:rPr>
-                <w:rFonts w:ascii="Arial" w:cs="Arial" w:eastAsia="Arial" w:hAnsi="Arial"/>
-                <w:b/>
-                <w:bCs/>
-                <w:color w:val="3B3B3B"/>
-                <w:sz w:val="32"/>
-                <w:szCs w:val="32"/>
-              </w:rPr>
-              <w:t xml:space="preserve">3</w:t>
-            </w:r>
-          </w:p>
-        </w:tc>
-        <w:tc>
-          <w:tcPr>
-            <w:tcW w:type="dxa" w:w="3610"/>
-            <w:tcBorders>
-              <w:top w:val="single" w:color="C9C9C9" w:sz="4"/>
-              <w:left w:val="single" w:color="C9C9C9" w:sz="4"/>
-              <w:bottom w:val="single" w:color="C9C9C9" w:sz="4"/>
-              <w:right w:val="single" w:color="C9C9C9" w:sz="4"/>
-            </w:tcBorders>
-            <w:tcMar>
-              <w:top w:type="dxa" w:w="100"/>
-              <w:left w:type="dxa" w:w="120"/>
-              <w:bottom w:type="dxa" w:w="100"/>
-              <w:right w:type="dxa" w:w="120"/>
-            </w:tcMar>
-            <w:vAlign w:val="center"/>
-          </w:tcPr>
-          <w:p>
-            <w:pPr>
-              <w:spacing w:line="264"/>
-              <w:jc w:val="left"/>
-            </w:pPr>
-            <w:r>
-              <w:rPr>
-                <w:rFonts w:ascii="Arial" w:cs="Arial" w:eastAsia="Arial" w:hAnsi="Arial"/>
-                <w:color w:val="3B3B3B"/>
-                <w:sz w:val="18"/>
-                <w:szCs w:val="18"/>
-              </w:rPr>
-              <w:t xml:space="preserve">Mercancía de consumo masivo y bajo valor: menos de 600 €/m².</w:t>
+              <w:t xml:space="preserve">Pasillos de bodega y corredores de oficinas despejados y señalizados; acumulación de estibas en zonas de servicio. Nivel medio.</w:t>
             </w:r>
           </w:p>
         </w:tc>
@@ -4467,9 +4169,9 @@
             </w:tcBorders>
             <w:tcMar>
               <w:top w:type="dxa" w:w="70"/>
-              <w:left w:type="dxa" w:w="70"/>
+              <w:left w:type="dxa" w:w="60"/>
               <w:bottom w:type="dxa" w:w="60"/>
-              <w:right w:type="dxa" w:w="70"/>
+              <w:right w:type="dxa" w:w="60"/>
             </w:tcMar>
             <w:vAlign w:val="center"/>
           </w:tcPr>
@@ -4480,7 +4182,7 @@
             <w:r>
               <w:drawing>
                 <wp:inline distT="0" distB="0" distL="0" distR="0">
-                  <wp:extent cx="1600200" cy="1200150"/>
+                  <wp:extent cx="781050" cy="590550"/>
                   <wp:effectExtent t="0" r="0" b="0" l="0"/>
                   <wp:docPr id="1" name="" descr="" title=""/>
                   <wp:cNvGraphicFramePr>
@@ -4505,7 +4207,7 @@
                         <pic:spPr bwMode="auto">
                           <a:xfrm>
                             <a:off x="0" y="0"/>
-                            <a:ext cx="1600200" cy="1200150"/>
+                            <a:ext cx="781050" cy="590550"/>
                           </a:xfrm>
                           <a:prstGeom prst="rect">
                             <a:avLst/>
@@ -4517,211 +4219,13 @@
                 </wp:inline>
               </w:drawing>
             </w:r>
-          </w:p>
-          <w:p>
-            <w:pPr>
-              <w:spacing w:before="40"/>
-              <w:jc w:val="center"/>
-            </w:pPr>
-            <w:r>
-              <w:rPr>
-                <w:rFonts w:ascii="Arial" w:cs="Arial" w:eastAsia="Arial" w:hAnsi="Arial"/>
-                <w:b/>
-                <w:bCs/>
-                <w:color w:val="3B3B3B"/>
-                <w:sz w:val="14"/>
-                <w:szCs w:val="14"/>
-              </w:rPr>
-              <w:t xml:space="preserve">Imagen 12. </w:t>
-            </w:r>
-            <w:r>
-              <w:rPr>
-                <w:rFonts w:ascii="Arial" w:cs="Arial" w:eastAsia="Arial" w:hAnsi="Arial"/>
-                <w:i/>
-                <w:iCs/>
-                <w:color w:val="6B6B6B"/>
-                <w:sz w:val="14"/>
-                <w:szCs w:val="14"/>
-              </w:rPr>
-              <w:t xml:space="preserve">Almacén visto desde el mezanine.</w:t>
-            </w:r>
-          </w:p>
-        </w:tc>
-      </w:tr>
-      <w:tr>
-        <w:trPr>
-          <w:cantSplit/>
-        </w:trPr>
-        <w:tc>
-          <w:tcPr>
-            <w:tcW w:type="dxa" w:w="9360"/>
-            <w:gridSpan w:val="4"/>
-            <w:tcBorders>
-              <w:top w:val="single" w:color="C9C9C9" w:sz="4"/>
-              <w:left w:val="single" w:color="C9C9C9" w:sz="4"/>
-              <w:bottom w:val="single" w:color="C9C9C9" w:sz="4"/>
-              <w:right w:val="single" w:color="C9C9C9" w:sz="4"/>
-            </w:tcBorders>
-            <w:shd w:fill="CAD225" w:color="auto" w:val="clear"/>
-            <w:tcMar>
-              <w:top w:type="dxa" w:w="100"/>
-              <w:left w:type="dxa" w:w="120"/>
-              <w:bottom w:type="dxa" w:w="100"/>
-              <w:right w:type="dxa" w:w="120"/>
-            </w:tcMar>
-            <w:vAlign w:val="center"/>
-          </w:tcPr>
-          <w:p>
-            <w:pPr>
-              <w:spacing w:line="264"/>
-              <w:jc w:val="left"/>
-            </w:pPr>
-            <w:r>
-              <w:rPr>
-                <w:rFonts w:ascii="Arial" w:cs="Arial" w:eastAsia="Arial" w:hAnsi="Arial"/>
-                <w:b/>
-                <w:bCs/>
-                <w:color w:val="3B3B3B"/>
-                <w:sz w:val="17"/>
-                <w:szCs w:val="17"/>
-              </w:rPr>
-              <w:t xml:space="preserve">1.5  PROPAGABILIDAD</w:t>
-            </w:r>
-          </w:p>
-        </w:tc>
-      </w:tr>
-      <w:tr>
-        <w:trPr>
-          <w:cantSplit/>
-        </w:trPr>
-        <w:tc>
-          <w:tcPr>
-            <w:tcW w:type="dxa" w:w="2000"/>
-            <w:tcBorders>
-              <w:top w:val="single" w:color="C9C9C9" w:sz="4"/>
-              <w:left w:val="single" w:color="C9C9C9" w:sz="4"/>
-              <w:bottom w:val="single" w:color="C9C9C9" w:sz="4"/>
-              <w:right w:val="single" w:color="C9C9C9" w:sz="4"/>
-            </w:tcBorders>
-            <w:tcMar>
-              <w:top w:type="dxa" w:w="100"/>
-              <w:left w:type="dxa" w:w="120"/>
-              <w:bottom w:type="dxa" w:w="100"/>
-              <w:right w:type="dxa" w:w="120"/>
-            </w:tcMar>
-            <w:vAlign w:val="center"/>
-          </w:tcPr>
-          <w:p>
-            <w:pPr>
-              <w:spacing w:line="264"/>
-              <w:jc w:val="left"/>
-            </w:pPr>
-            <w:r>
-              <w:rPr>
-                <w:rFonts w:ascii="Arial" w:cs="Arial" w:eastAsia="Arial" w:hAnsi="Arial"/>
-                <w:b/>
-                <w:bCs/>
-                <w:color w:val="3B3B3B"/>
-                <w:sz w:val="18"/>
-                <w:szCs w:val="18"/>
-              </w:rPr>
-              <w:t xml:space="preserve">1.5.1 Horizontal</w:t>
-            </w:r>
-          </w:p>
-        </w:tc>
-        <w:tc>
-          <w:tcPr>
-            <w:tcW w:type="dxa" w:w="1050"/>
-            <w:tcBorders>
-              <w:top w:val="single" w:color="C9C9C9" w:sz="4"/>
-              <w:left w:val="single" w:color="C9C9C9" w:sz="4"/>
-              <w:bottom w:val="single" w:color="C9C9C9" w:sz="4"/>
-              <w:right w:val="single" w:color="C9C9C9" w:sz="4"/>
-            </w:tcBorders>
-            <w:shd w:fill="F4F7D3" w:color="auto" w:val="clear"/>
-            <w:tcMar>
-              <w:top w:type="dxa" w:w="100"/>
-              <w:left w:type="dxa" w:w="120"/>
-              <w:bottom w:type="dxa" w:w="100"/>
-              <w:right w:type="dxa" w:w="120"/>
-            </w:tcMar>
-            <w:vAlign w:val="center"/>
-          </w:tcPr>
-          <w:p>
-            <w:pPr>
-              <w:jc w:val="center"/>
-            </w:pPr>
-            <w:r>
-              <w:rPr>
-                <w:rFonts w:ascii="Arial" w:cs="Arial" w:eastAsia="Arial" w:hAnsi="Arial"/>
-                <w:b/>
-                <w:bCs/>
-                <w:color w:val="3B3B3B"/>
-                <w:sz w:val="32"/>
-                <w:szCs w:val="32"/>
-              </w:rPr>
-              <w:t xml:space="preserve">3</w:t>
-            </w:r>
-          </w:p>
-        </w:tc>
-        <w:tc>
-          <w:tcPr>
-            <w:tcW w:type="dxa" w:w="3610"/>
-            <w:tcBorders>
-              <w:top w:val="single" w:color="C9C9C9" w:sz="4"/>
-              <w:left w:val="single" w:color="C9C9C9" w:sz="4"/>
-              <w:bottom w:val="single" w:color="C9C9C9" w:sz="4"/>
-              <w:right w:val="single" w:color="C9C9C9" w:sz="4"/>
-            </w:tcBorders>
-            <w:tcMar>
-              <w:top w:type="dxa" w:w="100"/>
-              <w:left w:type="dxa" w:w="120"/>
-              <w:bottom w:type="dxa" w:w="100"/>
-              <w:right w:type="dxa" w:w="120"/>
-            </w:tcMar>
-            <w:vAlign w:val="center"/>
-          </w:tcPr>
-          <w:p>
-            <w:pPr>
-              <w:spacing w:line="264"/>
-              <w:jc w:val="left"/>
-            </w:pPr>
-            <w:r>
-              <w:rPr>
-                <w:rFonts w:ascii="Arial" w:cs="Arial" w:eastAsia="Arial" w:hAnsi="Arial"/>
-                <w:color w:val="3B3B3B"/>
-                <w:sz w:val="18"/>
-                <w:szCs w:val="18"/>
-              </w:rPr>
-              <w:t xml:space="preserve">Bloques de almacenamiento separados por pasillos, sin muros cortafuego. Media.</w:t>
-            </w:r>
-          </w:p>
-        </w:tc>
-        <w:tc>
-          <w:tcPr>
-            <w:tcW w:type="dxa" w:w="2700"/>
-            <w:tcBorders>
-              <w:top w:val="single" w:color="C9C9C9" w:sz="4"/>
-              <w:left w:val="single" w:color="C9C9C9" w:sz="4"/>
-              <w:bottom w:val="single" w:color="C9C9C9" w:sz="4"/>
-              <w:right w:val="single" w:color="C9C9C9" w:sz="4"/>
-            </w:tcBorders>
-            <w:tcMar>
-              <w:top w:type="dxa" w:w="70"/>
-              <w:left w:type="dxa" w:w="70"/>
-              <w:bottom w:type="dxa" w:w="60"/>
-              <w:right w:type="dxa" w:w="70"/>
-            </w:tcMar>
-            <w:vAlign w:val="center"/>
-          </w:tcPr>
-          <w:p>
-            <w:pPr>
-              <w:jc w:val="center"/>
-            </w:pPr>
+            <w:r>
+              <w:t xml:space="preserve"> </w:t>
+            </w:r>
             <w:r>
               <w:drawing>
                 <wp:inline distT="0" distB="0" distL="0" distR="0">
-                  <wp:extent cx="1600200" cy="1200150"/>
+                  <wp:extent cx="781050" cy="590550"/>
                   <wp:effectExtent t="0" r="0" b="0" l="0"/>
                   <wp:docPr id="1" name="" descr="" title=""/>
                   <wp:cNvGraphicFramePr>
@@ -4746,7 +4250,7 @@
                         <pic:spPr bwMode="auto">
                           <a:xfrm>
                             <a:off x="0" y="0"/>
-                            <a:ext cx="1600200" cy="1200150"/>
+                            <a:ext cx="781050" cy="590550"/>
                           </a:xfrm>
                           <a:prstGeom prst="rect">
                             <a:avLst/>
@@ -4773,7 +4277,7 @@
                 <w:sz w:val="14"/>
                 <w:szCs w:val="14"/>
               </w:rPr>
-              <w:t xml:space="preserve">Imagen 13. </w:t>
+              <w:t xml:space="preserve">Imagen 12. </w:t>
             </w:r>
             <w:r>
               <w:rPr>
@@ -4784,7 +4288,35 @@
                 <w:sz w:val="14"/>
                 <w:szCs w:val="14"/>
               </w:rPr>
-              <w:t xml:space="preserve">Pasillos entre bloques.</w:t>
+              <w:t xml:space="preserve">Pasillo de la bodega.</w:t>
+            </w:r>
+          </w:p>
+          <w:p>
+            <w:pPr>
+              <w:spacing w:before="0"/>
+              <w:jc w:val="center"/>
+            </w:pPr>
+            <w:r>
+              <w:rPr>
+                <w:rFonts w:ascii="Arial" w:cs="Arial" w:eastAsia="Arial" w:hAnsi="Arial"/>
+                <w:b/>
+                <w:bCs/>
+                <w:color w:val="3B3B3B"/>
+                <w:sz w:val="14"/>
+                <w:szCs w:val="14"/>
+              </w:rPr>
+              <w:t xml:space="preserve">Imagen 13. </w:t>
+            </w:r>
+            <w:r>
+              <w:rPr>
+                <w:rFonts w:ascii="Arial" w:cs="Arial" w:eastAsia="Arial" w:hAnsi="Arial"/>
+                <w:i/>
+                <w:iCs/>
+                <w:color w:val="6B6B6B"/>
+                <w:sz w:val="14"/>
+                <w:szCs w:val="14"/>
+              </w:rPr>
+              <w:t xml:space="preserve">Corredor de oficinas.</w:t>
             </w:r>
           </w:p>
         </w:tc>
@@ -4824,7 +4356,7 @@
                 <w:sz w:val="18"/>
                 <w:szCs w:val="18"/>
               </w:rPr>
-              <w:t xml:space="preserve">1.5.2 Vertical</w:t>
+              <w:t xml:space="preserve">1.3.5 Almacenamiento en altura</w:t>
             </w:r>
           </w:p>
         </w:tc>
@@ -4892,7 +4424,7 @@
                 <w:sz w:val="18"/>
                 <w:szCs w:val="18"/>
               </w:rPr>
-              <w:t xml:space="preserve">Cajas de cartón y plástico apiladas nivel sobre nivel hasta cerca del techo; el fuego puede subir de un nivel a otro. Alta.</w:t>
+              <w:t xml:space="preserve">Estanterías de unos 10 m de alto (dato del personal), por encima del límite de 6 m.</w:t>
             </w:r>
           </w:p>
         </w:tc>
@@ -4983,7 +4515,7 @@
                 <w:sz w:val="14"/>
                 <w:szCs w:val="14"/>
               </w:rPr>
-              <w:t xml:space="preserve">Mercancía apilada en altura.</w:t>
+              <w:t xml:space="preserve">Estanterías de almacenamiento.</w:t>
             </w:r>
           </w:p>
         </w:tc>
@@ -5025,7 +4557,7 @@
                 <w:sz w:val="17"/>
                 <w:szCs w:val="17"/>
               </w:rPr>
-              <w:t xml:space="preserve">1.6  DESTRUCTIBILIDAD</w:t>
+              <w:t xml:space="preserve">1.4  CONCENTRACIÓN DE VALORES</w:t>
             </w:r>
           </w:p>
         </w:tc>
@@ -5065,7 +4597,7 @@
                 <w:sz w:val="18"/>
                 <w:szCs w:val="18"/>
               </w:rPr>
-              <w:t xml:space="preserve">1.6.1 Calor</w:t>
+              <w:t xml:space="preserve">1.4.1 Concentración de valores</w:t>
             </w:r>
           </w:p>
         </w:tc>
@@ -5100,7 +4632,7 @@
                 <w:sz w:val="32"/>
                 <w:szCs w:val="32"/>
               </w:rPr>
-              <w:t xml:space="preserve">0</w:t>
+              <w:t xml:space="preserve">3</w:t>
             </w:r>
           </w:p>
         </w:tc>
@@ -5133,7 +4665,7 @@
                 <w:sz w:val="18"/>
                 <w:szCs w:val="18"/>
               </w:rPr>
-              <w:t xml:space="preserve">Cava de frío y alimentos muy sensibles al calor. Alta.</w:t>
+              <w:t xml:space="preserve">Mercancía de consumo masivo y bajo valor: menos de 600 €/m².</w:t>
             </w:r>
           </w:p>
         </w:tc>
@@ -5224,7 +4756,7 @@
                 <w:sz w:val="14"/>
                 <w:szCs w:val="14"/>
               </w:rPr>
-              <w:t xml:space="preserve">Zona de cava (frío).</w:t>
+              <w:t xml:space="preserve">Almacén visto desde el mezanine.</w:t>
             </w:r>
           </w:p>
         </w:tc>
@@ -5235,13 +4767,15 @@
         </w:trPr>
         <w:tc>
           <w:tcPr>
-            <w:tcW w:type="dxa" w:w="2000"/>
-            <w:tcBorders>
-              <w:top w:val="single" w:color="C9C9C9" w:sz="4"/>
-              <w:left w:val="single" w:color="C9C9C9" w:sz="4"/>
-              <w:bottom w:val="single" w:color="C9C9C9" w:sz="4"/>
-              <w:right w:val="single" w:color="C9C9C9" w:sz="4"/>
-            </w:tcBorders>
+            <w:tcW w:type="dxa" w:w="9360"/>
+            <w:gridSpan w:val="4"/>
+            <w:tcBorders>
+              <w:top w:val="single" w:color="C9C9C9" w:sz="4"/>
+              <w:left w:val="single" w:color="C9C9C9" w:sz="4"/>
+              <w:bottom w:val="single" w:color="C9C9C9" w:sz="4"/>
+              <w:right w:val="single" w:color="C9C9C9" w:sz="4"/>
+            </w:tcBorders>
+            <w:shd w:fill="CAD225" w:color="auto" w:val="clear"/>
             <w:tcMar>
               <w:top w:type="dxa" w:w="100"/>
               <w:left w:type="dxa" w:w="120"/>
@@ -5261,10 +4795,50 @@
                 <w:b/>
                 <w:bCs/>
                 <w:color w:val="3B3B3B"/>
+                <w:sz w:val="17"/>
+                <w:szCs w:val="17"/>
+              </w:rPr>
+              <w:t xml:space="preserve">1.5  PROPAGABILIDAD</w:t>
+            </w:r>
+          </w:p>
+        </w:tc>
+      </w:tr>
+      <w:tr>
+        <w:trPr>
+          <w:cantSplit/>
+        </w:trPr>
+        <w:tc>
+          <w:tcPr>
+            <w:tcW w:type="dxa" w:w="2000"/>
+            <w:tcBorders>
+              <w:top w:val="single" w:color="C9C9C9" w:sz="4"/>
+              <w:left w:val="single" w:color="C9C9C9" w:sz="4"/>
+              <w:bottom w:val="single" w:color="C9C9C9" w:sz="4"/>
+              <w:right w:val="single" w:color="C9C9C9" w:sz="4"/>
+            </w:tcBorders>
+            <w:tcMar>
+              <w:top w:type="dxa" w:w="100"/>
+              <w:left w:type="dxa" w:w="120"/>
+              <w:bottom w:type="dxa" w:w="100"/>
+              <w:right w:type="dxa" w:w="120"/>
+            </w:tcMar>
+            <w:vAlign w:val="center"/>
+          </w:tcPr>
+          <w:p>
+            <w:pPr>
+              <w:spacing w:line="264"/>
+              <w:jc w:val="left"/>
+            </w:pPr>
+            <w:r>
+              <w:rPr>
+                <w:rFonts w:ascii="Arial" w:cs="Arial" w:eastAsia="Arial" w:hAnsi="Arial"/>
+                <w:b/>
+                <w:bCs/>
+                <w:color w:val="3B3B3B"/>
                 <w:sz w:val="18"/>
                 <w:szCs w:val="18"/>
               </w:rPr>
-              <w:t xml:space="preserve">1.6.2 Humo</w:t>
+              <w:t xml:space="preserve">1.5.1 Horizontal</w:t>
             </w:r>
           </w:p>
         </w:tc>
@@ -5299,7 +4873,7 @@
                 <w:sz w:val="32"/>
                 <w:szCs w:val="32"/>
               </w:rPr>
-              <w:t xml:space="preserve">0</w:t>
+              <w:t xml:space="preserve">3</w:t>
             </w:r>
           </w:p>
         </w:tc>
@@ -5332,7 +4906,7 @@
                 <w:sz w:val="18"/>
                 <w:szCs w:val="18"/>
               </w:rPr>
-              <w:t xml:space="preserve">Alimentos empacados en cajas y bebidas: el humo y el hollín contaminan empaques y producto, que ya no puede venderse. Alta.</w:t>
+              <w:t xml:space="preserve">Bloques de almacenamiento separados por pasillos, sin muros cortafuego. Media.</w:t>
             </w:r>
           </w:p>
         </w:tc>
@@ -5423,7 +4997,7 @@
                 <w:sz w:val="14"/>
                 <w:szCs w:val="14"/>
               </w:rPr>
-              <w:t xml:space="preserve">Cajas de alimentos almacenadas.</w:t>
+              <w:t xml:space="preserve">Pasillos entre bloques.</w:t>
             </w:r>
           </w:p>
         </w:tc>
@@ -5463,7 +5037,7 @@
                 <w:sz w:val="18"/>
                 <w:szCs w:val="18"/>
               </w:rPr>
-              <w:t xml:space="preserve">1.6.3 Corrosión</w:t>
+              <w:t xml:space="preserve">1.5.2 Vertical</w:t>
             </w:r>
           </w:p>
         </w:tc>
@@ -5498,7 +5072,7 @@
                 <w:sz w:val="32"/>
                 <w:szCs w:val="32"/>
               </w:rPr>
-              <w:t xml:space="preserve">5</w:t>
+              <w:t xml:space="preserve">0</w:t>
             </w:r>
           </w:p>
         </w:tc>
@@ -5531,7 +5105,7 @@
                 <w:sz w:val="18"/>
                 <w:szCs w:val="18"/>
               </w:rPr>
-              <w:t xml:space="preserve">Productos de aseo, conservas y enlatados en parte del inventario. Media.</w:t>
+              <w:t xml:space="preserve">Cajas de cartón y plástico apiladas nivel sobre nivel hasta cerca del techo; el fuego puede subir de un nivel a otro. Alta.</w:t>
             </w:r>
           </w:p>
         </w:tc>
@@ -5622,7 +5196,7 @@
                 <w:sz w:val="14"/>
                 <w:szCs w:val="14"/>
               </w:rPr>
-              <w:t xml:space="preserve">Productos envasados.</w:t>
+              <w:t xml:space="preserve">Mercancía apilada en altura.</w:t>
             </w:r>
           </w:p>
         </w:tc>
@@ -5633,13 +5207,15 @@
         </w:trPr>
         <w:tc>
           <w:tcPr>
-            <w:tcW w:type="dxa" w:w="2000"/>
-            <w:tcBorders>
-              <w:top w:val="single" w:color="C9C9C9" w:sz="4"/>
-              <w:left w:val="single" w:color="C9C9C9" w:sz="4"/>
-              <w:bottom w:val="single" w:color="C9C9C9" w:sz="4"/>
-              <w:right w:val="single" w:color="C9C9C9" w:sz="4"/>
-            </w:tcBorders>
+            <w:tcW w:type="dxa" w:w="9360"/>
+            <w:gridSpan w:val="4"/>
+            <w:tcBorders>
+              <w:top w:val="single" w:color="C9C9C9" w:sz="4"/>
+              <w:left w:val="single" w:color="C9C9C9" w:sz="4"/>
+              <w:bottom w:val="single" w:color="C9C9C9" w:sz="4"/>
+              <w:right w:val="single" w:color="C9C9C9" w:sz="4"/>
+            </w:tcBorders>
+            <w:shd w:fill="CAD225" w:color="auto" w:val="clear"/>
             <w:tcMar>
               <w:top w:type="dxa" w:w="100"/>
               <w:left w:type="dxa" w:w="120"/>
@@ -5659,10 +5235,50 @@
                 <w:b/>
                 <w:bCs/>
                 <w:color w:val="3B3B3B"/>
+                <w:sz w:val="17"/>
+                <w:szCs w:val="17"/>
+              </w:rPr>
+              <w:t xml:space="preserve">1.6  DESTRUCTIBILIDAD</w:t>
+            </w:r>
+          </w:p>
+        </w:tc>
+      </w:tr>
+      <w:tr>
+        <w:trPr>
+          <w:cantSplit/>
+        </w:trPr>
+        <w:tc>
+          <w:tcPr>
+            <w:tcW w:type="dxa" w:w="2000"/>
+            <w:tcBorders>
+              <w:top w:val="single" w:color="C9C9C9" w:sz="4"/>
+              <w:left w:val="single" w:color="C9C9C9" w:sz="4"/>
+              <w:bottom w:val="single" w:color="C9C9C9" w:sz="4"/>
+              <w:right w:val="single" w:color="C9C9C9" w:sz="4"/>
+            </w:tcBorders>
+            <w:tcMar>
+              <w:top w:type="dxa" w:w="100"/>
+              <w:left w:type="dxa" w:w="120"/>
+              <w:bottom w:type="dxa" w:w="100"/>
+              <w:right w:type="dxa" w:w="120"/>
+            </w:tcMar>
+            <w:vAlign w:val="center"/>
+          </w:tcPr>
+          <w:p>
+            <w:pPr>
+              <w:spacing w:line="264"/>
+              <w:jc w:val="left"/>
+            </w:pPr>
+            <w:r>
+              <w:rPr>
+                <w:rFonts w:ascii="Arial" w:cs="Arial" w:eastAsia="Arial" w:hAnsi="Arial"/>
+                <w:b/>
+                <w:bCs/>
+                <w:color w:val="3B3B3B"/>
                 <w:sz w:val="18"/>
                 <w:szCs w:val="18"/>
               </w:rPr>
-              <w:t xml:space="preserve">1.6.4 Agua</w:t>
+              <w:t xml:space="preserve">1.6.1 Calor</w:t>
             </w:r>
           </w:p>
         </w:tc>
@@ -5697,7 +5313,7 @@
                 <w:sz w:val="32"/>
                 <w:szCs w:val="32"/>
               </w:rPr>
-              <w:t xml:space="preserve">5</w:t>
+              <w:t xml:space="preserve">0</w:t>
             </w:r>
           </w:p>
         </w:tc>
@@ -5730,7 +5346,7 @@
                 <w:sz w:val="18"/>
                 <w:szCs w:val="18"/>
               </w:rPr>
-              <w:t xml:space="preserve">El cartón se daña con el agua; bebidas y enlatados la resisten. Media.</w:t>
+              <w:t xml:space="preserve">Cava de frío y alimentos muy sensibles al calor. Alta.</w:t>
             </w:r>
           </w:p>
         </w:tc>
@@ -5774,7 +5390,7 @@
                           </pic:cNvPicPr>
                         </pic:nvPicPr>
                         <pic:blipFill>
-                          <a:blip r:embed="rId24" cstate="none"/>
+                          <a:blip r:embed="rId29" cstate="none"/>
                           <a:srcRect/>
                           <a:stretch>
                             <a:fillRect/>
@@ -5811,6 +5427,603 @@
                 <w:szCs w:val="14"/>
               </w:rPr>
               <w:t xml:space="preserve">Imagen 18. </w:t>
+            </w:r>
+            <w:r>
+              <w:rPr>
+                <w:rFonts w:ascii="Arial" w:cs="Arial" w:eastAsia="Arial" w:hAnsi="Arial"/>
+                <w:i/>
+                <w:iCs/>
+                <w:color w:val="6B6B6B"/>
+                <w:sz w:val="14"/>
+                <w:szCs w:val="14"/>
+              </w:rPr>
+              <w:t xml:space="preserve">Zona de cava (frío).</w:t>
+            </w:r>
+          </w:p>
+        </w:tc>
+      </w:tr>
+      <w:tr>
+        <w:trPr>
+          <w:cantSplit/>
+        </w:trPr>
+        <w:tc>
+          <w:tcPr>
+            <w:tcW w:type="dxa" w:w="2000"/>
+            <w:tcBorders>
+              <w:top w:val="single" w:color="C9C9C9" w:sz="4"/>
+              <w:left w:val="single" w:color="C9C9C9" w:sz="4"/>
+              <w:bottom w:val="single" w:color="C9C9C9" w:sz="4"/>
+              <w:right w:val="single" w:color="C9C9C9" w:sz="4"/>
+            </w:tcBorders>
+            <w:tcMar>
+              <w:top w:type="dxa" w:w="100"/>
+              <w:left w:type="dxa" w:w="120"/>
+              <w:bottom w:type="dxa" w:w="100"/>
+              <w:right w:type="dxa" w:w="120"/>
+            </w:tcMar>
+            <w:vAlign w:val="center"/>
+          </w:tcPr>
+          <w:p>
+            <w:pPr>
+              <w:spacing w:line="264"/>
+              <w:jc w:val="left"/>
+            </w:pPr>
+            <w:r>
+              <w:rPr>
+                <w:rFonts w:ascii="Arial" w:cs="Arial" w:eastAsia="Arial" w:hAnsi="Arial"/>
+                <w:b/>
+                <w:bCs/>
+                <w:color w:val="3B3B3B"/>
+                <w:sz w:val="18"/>
+                <w:szCs w:val="18"/>
+              </w:rPr>
+              <w:t xml:space="preserve">1.6.2 Humo</w:t>
+            </w:r>
+          </w:p>
+        </w:tc>
+        <w:tc>
+          <w:tcPr>
+            <w:tcW w:type="dxa" w:w="1050"/>
+            <w:tcBorders>
+              <w:top w:val="single" w:color="C9C9C9" w:sz="4"/>
+              <w:left w:val="single" w:color="C9C9C9" w:sz="4"/>
+              <w:bottom w:val="single" w:color="C9C9C9" w:sz="4"/>
+              <w:right w:val="single" w:color="C9C9C9" w:sz="4"/>
+            </w:tcBorders>
+            <w:shd w:fill="F4F7D3" w:color="auto" w:val="clear"/>
+            <w:tcMar>
+              <w:top w:type="dxa" w:w="100"/>
+              <w:left w:type="dxa" w:w="120"/>
+              <w:bottom w:type="dxa" w:w="100"/>
+              <w:right w:type="dxa" w:w="120"/>
+            </w:tcMar>
+            <w:vAlign w:val="center"/>
+          </w:tcPr>
+          <w:p>
+            <w:pPr>
+              <w:jc w:val="center"/>
+            </w:pPr>
+            <w:r>
+              <w:rPr>
+                <w:rFonts w:ascii="Arial" w:cs="Arial" w:eastAsia="Arial" w:hAnsi="Arial"/>
+                <w:b/>
+                <w:bCs/>
+                <w:color w:val="3B3B3B"/>
+                <w:sz w:val="32"/>
+                <w:szCs w:val="32"/>
+              </w:rPr>
+              <w:t xml:space="preserve">0</w:t>
+            </w:r>
+          </w:p>
+        </w:tc>
+        <w:tc>
+          <w:tcPr>
+            <w:tcW w:type="dxa" w:w="3610"/>
+            <w:tcBorders>
+              <w:top w:val="single" w:color="C9C9C9" w:sz="4"/>
+              <w:left w:val="single" w:color="C9C9C9" w:sz="4"/>
+              <w:bottom w:val="single" w:color="C9C9C9" w:sz="4"/>
+              <w:right w:val="single" w:color="C9C9C9" w:sz="4"/>
+            </w:tcBorders>
+            <w:tcMar>
+              <w:top w:type="dxa" w:w="100"/>
+              <w:left w:type="dxa" w:w="120"/>
+              <w:bottom w:type="dxa" w:w="100"/>
+              <w:right w:type="dxa" w:w="120"/>
+            </w:tcMar>
+            <w:vAlign w:val="center"/>
+          </w:tcPr>
+          <w:p>
+            <w:pPr>
+              <w:spacing w:line="264"/>
+              <w:jc w:val="left"/>
+            </w:pPr>
+            <w:r>
+              <w:rPr>
+                <w:rFonts w:ascii="Arial" w:cs="Arial" w:eastAsia="Arial" w:hAnsi="Arial"/>
+                <w:color w:val="3B3B3B"/>
+                <w:sz w:val="18"/>
+                <w:szCs w:val="18"/>
+              </w:rPr>
+              <w:t xml:space="preserve">Alimentos empacados en cajas y bebidas: el humo y el hollín contaminan empaques y producto, que ya no puede venderse. Alta.</w:t>
+            </w:r>
+          </w:p>
+        </w:tc>
+        <w:tc>
+          <w:tcPr>
+            <w:tcW w:type="dxa" w:w="2700"/>
+            <w:tcBorders>
+              <w:top w:val="single" w:color="C9C9C9" w:sz="4"/>
+              <w:left w:val="single" w:color="C9C9C9" w:sz="4"/>
+              <w:bottom w:val="single" w:color="C9C9C9" w:sz="4"/>
+              <w:right w:val="single" w:color="C9C9C9" w:sz="4"/>
+            </w:tcBorders>
+            <w:tcMar>
+              <w:top w:type="dxa" w:w="70"/>
+              <w:left w:type="dxa" w:w="70"/>
+              <w:bottom w:type="dxa" w:w="60"/>
+              <w:right w:type="dxa" w:w="70"/>
+            </w:tcMar>
+            <w:vAlign w:val="center"/>
+          </w:tcPr>
+          <w:p>
+            <w:pPr>
+              <w:jc w:val="center"/>
+            </w:pPr>
+            <w:r>
+              <w:drawing>
+                <wp:inline distT="0" distB="0" distL="0" distR="0">
+                  <wp:extent cx="1600200" cy="1200150"/>
+                  <wp:effectExtent t="0" r="0" b="0" l="0"/>
+                  <wp:docPr id="1" name="" descr="" title=""/>
+                  <wp:cNvGraphicFramePr>
+                    <a:graphicFrameLocks xmlns:a="http://schemas.openxmlformats.org/drawingml/2006/main" noChangeAspect="1"/>
+                  </wp:cNvGraphicFramePr>
+                  <a:graphic xmlns:a="http://schemas.openxmlformats.org/drawingml/2006/main">
+                    <a:graphicData uri="http://schemas.openxmlformats.org/drawingml/2006/picture">
+                      <pic:pic xmlns:pic="http://schemas.openxmlformats.org/drawingml/2006/picture">
+                        <pic:nvPicPr>
+                          <pic:cNvPr id="0" name="" descr=""/>
+                          <pic:cNvPicPr>
+                            <a:picLocks noChangeAspect="1" noChangeArrowheads="1"/>
+                          </pic:cNvPicPr>
+                        </pic:nvPicPr>
+                        <pic:blipFill>
+                          <a:blip r:embed="rId30" cstate="none"/>
+                          <a:srcRect/>
+                          <a:stretch>
+                            <a:fillRect/>
+                          </a:stretch>
+                        </pic:blipFill>
+                        <pic:spPr bwMode="auto">
+                          <a:xfrm>
+                            <a:off x="0" y="0"/>
+                            <a:ext cx="1600200" cy="1200150"/>
+                          </a:xfrm>
+                          <a:prstGeom prst="rect">
+                            <a:avLst/>
+                          </a:prstGeom>
+                        </pic:spPr>
+                      </pic:pic>
+                    </a:graphicData>
+                  </a:graphic>
+                </wp:inline>
+              </w:drawing>
+            </w:r>
+          </w:p>
+          <w:p>
+            <w:pPr>
+              <w:spacing w:before="40"/>
+              <w:jc w:val="center"/>
+            </w:pPr>
+            <w:r>
+              <w:rPr>
+                <w:rFonts w:ascii="Arial" w:cs="Arial" w:eastAsia="Arial" w:hAnsi="Arial"/>
+                <w:b/>
+                <w:bCs/>
+                <w:color w:val="3B3B3B"/>
+                <w:sz w:val="14"/>
+                <w:szCs w:val="14"/>
+              </w:rPr>
+              <w:t xml:space="preserve">Imagen 19. </w:t>
+            </w:r>
+            <w:r>
+              <w:rPr>
+                <w:rFonts w:ascii="Arial" w:cs="Arial" w:eastAsia="Arial" w:hAnsi="Arial"/>
+                <w:i/>
+                <w:iCs/>
+                <w:color w:val="6B6B6B"/>
+                <w:sz w:val="14"/>
+                <w:szCs w:val="14"/>
+              </w:rPr>
+              <w:t xml:space="preserve">Cajas de alimentos almacenadas.</w:t>
+            </w:r>
+          </w:p>
+        </w:tc>
+      </w:tr>
+      <w:tr>
+        <w:trPr>
+          <w:cantSplit/>
+        </w:trPr>
+        <w:tc>
+          <w:tcPr>
+            <w:tcW w:type="dxa" w:w="2000"/>
+            <w:tcBorders>
+              <w:top w:val="single" w:color="C9C9C9" w:sz="4"/>
+              <w:left w:val="single" w:color="C9C9C9" w:sz="4"/>
+              <w:bottom w:val="single" w:color="C9C9C9" w:sz="4"/>
+              <w:right w:val="single" w:color="C9C9C9" w:sz="4"/>
+            </w:tcBorders>
+            <w:tcMar>
+              <w:top w:type="dxa" w:w="100"/>
+              <w:left w:type="dxa" w:w="120"/>
+              <w:bottom w:type="dxa" w:w="100"/>
+              <w:right w:type="dxa" w:w="120"/>
+            </w:tcMar>
+            <w:vAlign w:val="center"/>
+          </w:tcPr>
+          <w:p>
+            <w:pPr>
+              <w:spacing w:line="264"/>
+              <w:jc w:val="left"/>
+            </w:pPr>
+            <w:r>
+              <w:rPr>
+                <w:rFonts w:ascii="Arial" w:cs="Arial" w:eastAsia="Arial" w:hAnsi="Arial"/>
+                <w:b/>
+                <w:bCs/>
+                <w:color w:val="3B3B3B"/>
+                <w:sz w:val="18"/>
+                <w:szCs w:val="18"/>
+              </w:rPr>
+              <w:t xml:space="preserve">1.6.3 Corrosión</w:t>
+            </w:r>
+          </w:p>
+        </w:tc>
+        <w:tc>
+          <w:tcPr>
+            <w:tcW w:type="dxa" w:w="1050"/>
+            <w:tcBorders>
+              <w:top w:val="single" w:color="C9C9C9" w:sz="4"/>
+              <w:left w:val="single" w:color="C9C9C9" w:sz="4"/>
+              <w:bottom w:val="single" w:color="C9C9C9" w:sz="4"/>
+              <w:right w:val="single" w:color="C9C9C9" w:sz="4"/>
+            </w:tcBorders>
+            <w:shd w:fill="F4F7D3" w:color="auto" w:val="clear"/>
+            <w:tcMar>
+              <w:top w:type="dxa" w:w="100"/>
+              <w:left w:type="dxa" w:w="120"/>
+              <w:bottom w:type="dxa" w:w="100"/>
+              <w:right w:type="dxa" w:w="120"/>
+            </w:tcMar>
+            <w:vAlign w:val="center"/>
+          </w:tcPr>
+          <w:p>
+            <w:pPr>
+              <w:jc w:val="center"/>
+            </w:pPr>
+            <w:r>
+              <w:rPr>
+                <w:rFonts w:ascii="Arial" w:cs="Arial" w:eastAsia="Arial" w:hAnsi="Arial"/>
+                <w:b/>
+                <w:bCs/>
+                <w:color w:val="3B3B3B"/>
+                <w:sz w:val="32"/>
+                <w:szCs w:val="32"/>
+              </w:rPr>
+              <w:t xml:space="preserve">5</w:t>
+            </w:r>
+          </w:p>
+        </w:tc>
+        <w:tc>
+          <w:tcPr>
+            <w:tcW w:type="dxa" w:w="3610"/>
+            <w:tcBorders>
+              <w:top w:val="single" w:color="C9C9C9" w:sz="4"/>
+              <w:left w:val="single" w:color="C9C9C9" w:sz="4"/>
+              <w:bottom w:val="single" w:color="C9C9C9" w:sz="4"/>
+              <w:right w:val="single" w:color="C9C9C9" w:sz="4"/>
+            </w:tcBorders>
+            <w:tcMar>
+              <w:top w:type="dxa" w:w="100"/>
+              <w:left w:type="dxa" w:w="120"/>
+              <w:bottom w:type="dxa" w:w="100"/>
+              <w:right w:type="dxa" w:w="120"/>
+            </w:tcMar>
+            <w:vAlign w:val="center"/>
+          </w:tcPr>
+          <w:p>
+            <w:pPr>
+              <w:spacing w:line="264"/>
+              <w:jc w:val="left"/>
+            </w:pPr>
+            <w:r>
+              <w:rPr>
+                <w:rFonts w:ascii="Arial" w:cs="Arial" w:eastAsia="Arial" w:hAnsi="Arial"/>
+                <w:color w:val="3B3B3B"/>
+                <w:sz w:val="18"/>
+                <w:szCs w:val="18"/>
+              </w:rPr>
+              <w:t xml:space="preserve">Productos de aseo, conservas y enlatados en parte del inventario. Media.</w:t>
+            </w:r>
+          </w:p>
+        </w:tc>
+        <w:tc>
+          <w:tcPr>
+            <w:tcW w:type="dxa" w:w="2700"/>
+            <w:tcBorders>
+              <w:top w:val="single" w:color="C9C9C9" w:sz="4"/>
+              <w:left w:val="single" w:color="C9C9C9" w:sz="4"/>
+              <w:bottom w:val="single" w:color="C9C9C9" w:sz="4"/>
+              <w:right w:val="single" w:color="C9C9C9" w:sz="4"/>
+            </w:tcBorders>
+            <w:tcMar>
+              <w:top w:type="dxa" w:w="70"/>
+              <w:left w:type="dxa" w:w="70"/>
+              <w:bottom w:type="dxa" w:w="60"/>
+              <w:right w:type="dxa" w:w="70"/>
+            </w:tcMar>
+            <w:vAlign w:val="center"/>
+          </w:tcPr>
+          <w:p>
+            <w:pPr>
+              <w:jc w:val="center"/>
+            </w:pPr>
+            <w:r>
+              <w:drawing>
+                <wp:inline distT="0" distB="0" distL="0" distR="0">
+                  <wp:extent cx="1600200" cy="1200150"/>
+                  <wp:effectExtent t="0" r="0" b="0" l="0"/>
+                  <wp:docPr id="1" name="" descr="" title=""/>
+                  <wp:cNvGraphicFramePr>
+                    <a:graphicFrameLocks xmlns:a="http://schemas.openxmlformats.org/drawingml/2006/main" noChangeAspect="1"/>
+                  </wp:cNvGraphicFramePr>
+                  <a:graphic xmlns:a="http://schemas.openxmlformats.org/drawingml/2006/main">
+                    <a:graphicData uri="http://schemas.openxmlformats.org/drawingml/2006/picture">
+                      <pic:pic xmlns:pic="http://schemas.openxmlformats.org/drawingml/2006/picture">
+                        <pic:nvPicPr>
+                          <pic:cNvPr id="0" name="" descr=""/>
+                          <pic:cNvPicPr>
+                            <a:picLocks noChangeAspect="1" noChangeArrowheads="1"/>
+                          </pic:cNvPicPr>
+                        </pic:nvPicPr>
+                        <pic:blipFill>
+                          <a:blip r:embed="rId31" cstate="none"/>
+                          <a:srcRect/>
+                          <a:stretch>
+                            <a:fillRect/>
+                          </a:stretch>
+                        </pic:blipFill>
+                        <pic:spPr bwMode="auto">
+                          <a:xfrm>
+                            <a:off x="0" y="0"/>
+                            <a:ext cx="1600200" cy="1200150"/>
+                          </a:xfrm>
+                          <a:prstGeom prst="rect">
+                            <a:avLst/>
+                          </a:prstGeom>
+                        </pic:spPr>
+                      </pic:pic>
+                    </a:graphicData>
+                  </a:graphic>
+                </wp:inline>
+              </w:drawing>
+            </w:r>
+          </w:p>
+          <w:p>
+            <w:pPr>
+              <w:spacing w:before="40"/>
+              <w:jc w:val="center"/>
+            </w:pPr>
+            <w:r>
+              <w:rPr>
+                <w:rFonts w:ascii="Arial" w:cs="Arial" w:eastAsia="Arial" w:hAnsi="Arial"/>
+                <w:b/>
+                <w:bCs/>
+                <w:color w:val="3B3B3B"/>
+                <w:sz w:val="14"/>
+                <w:szCs w:val="14"/>
+              </w:rPr>
+              <w:t xml:space="preserve">Imagen 20. </w:t>
+            </w:r>
+            <w:r>
+              <w:rPr>
+                <w:rFonts w:ascii="Arial" w:cs="Arial" w:eastAsia="Arial" w:hAnsi="Arial"/>
+                <w:i/>
+                <w:iCs/>
+                <w:color w:val="6B6B6B"/>
+                <w:sz w:val="14"/>
+                <w:szCs w:val="14"/>
+              </w:rPr>
+              <w:t xml:space="preserve">Productos envasados.</w:t>
+            </w:r>
+          </w:p>
+        </w:tc>
+      </w:tr>
+      <w:tr>
+        <w:trPr>
+          <w:cantSplit/>
+        </w:trPr>
+        <w:tc>
+          <w:tcPr>
+            <w:tcW w:type="dxa" w:w="2000"/>
+            <w:tcBorders>
+              <w:top w:val="single" w:color="C9C9C9" w:sz="4"/>
+              <w:left w:val="single" w:color="C9C9C9" w:sz="4"/>
+              <w:bottom w:val="single" w:color="C9C9C9" w:sz="4"/>
+              <w:right w:val="single" w:color="C9C9C9" w:sz="4"/>
+            </w:tcBorders>
+            <w:tcMar>
+              <w:top w:type="dxa" w:w="100"/>
+              <w:left w:type="dxa" w:w="120"/>
+              <w:bottom w:type="dxa" w:w="100"/>
+              <w:right w:type="dxa" w:w="120"/>
+            </w:tcMar>
+            <w:vAlign w:val="center"/>
+          </w:tcPr>
+          <w:p>
+            <w:pPr>
+              <w:spacing w:line="264"/>
+              <w:jc w:val="left"/>
+            </w:pPr>
+            <w:r>
+              <w:rPr>
+                <w:rFonts w:ascii="Arial" w:cs="Arial" w:eastAsia="Arial" w:hAnsi="Arial"/>
+                <w:b/>
+                <w:bCs/>
+                <w:color w:val="3B3B3B"/>
+                <w:sz w:val="18"/>
+                <w:szCs w:val="18"/>
+              </w:rPr>
+              <w:t xml:space="preserve">1.6.4 Agua</w:t>
+            </w:r>
+          </w:p>
+        </w:tc>
+        <w:tc>
+          <w:tcPr>
+            <w:tcW w:type="dxa" w:w="1050"/>
+            <w:tcBorders>
+              <w:top w:val="single" w:color="C9C9C9" w:sz="4"/>
+              <w:left w:val="single" w:color="C9C9C9" w:sz="4"/>
+              <w:bottom w:val="single" w:color="C9C9C9" w:sz="4"/>
+              <w:right w:val="single" w:color="C9C9C9" w:sz="4"/>
+            </w:tcBorders>
+            <w:shd w:fill="F4F7D3" w:color="auto" w:val="clear"/>
+            <w:tcMar>
+              <w:top w:type="dxa" w:w="100"/>
+              <w:left w:type="dxa" w:w="120"/>
+              <w:bottom w:type="dxa" w:w="100"/>
+              <w:right w:type="dxa" w:w="120"/>
+            </w:tcMar>
+            <w:vAlign w:val="center"/>
+          </w:tcPr>
+          <w:p>
+            <w:pPr>
+              <w:jc w:val="center"/>
+            </w:pPr>
+            <w:r>
+              <w:rPr>
+                <w:rFonts w:ascii="Arial" w:cs="Arial" w:eastAsia="Arial" w:hAnsi="Arial"/>
+                <w:b/>
+                <w:bCs/>
+                <w:color w:val="3B3B3B"/>
+                <w:sz w:val="32"/>
+                <w:szCs w:val="32"/>
+              </w:rPr>
+              <w:t xml:space="preserve">5</w:t>
+            </w:r>
+          </w:p>
+        </w:tc>
+        <w:tc>
+          <w:tcPr>
+            <w:tcW w:type="dxa" w:w="3610"/>
+            <w:tcBorders>
+              <w:top w:val="single" w:color="C9C9C9" w:sz="4"/>
+              <w:left w:val="single" w:color="C9C9C9" w:sz="4"/>
+              <w:bottom w:val="single" w:color="C9C9C9" w:sz="4"/>
+              <w:right w:val="single" w:color="C9C9C9" w:sz="4"/>
+            </w:tcBorders>
+            <w:tcMar>
+              <w:top w:type="dxa" w:w="100"/>
+              <w:left w:type="dxa" w:w="120"/>
+              <w:bottom w:type="dxa" w:w="100"/>
+              <w:right w:type="dxa" w:w="120"/>
+            </w:tcMar>
+            <w:vAlign w:val="center"/>
+          </w:tcPr>
+          <w:p>
+            <w:pPr>
+              <w:spacing w:line="264"/>
+              <w:jc w:val="left"/>
+            </w:pPr>
+            <w:r>
+              <w:rPr>
+                <w:rFonts w:ascii="Arial" w:cs="Arial" w:eastAsia="Arial" w:hAnsi="Arial"/>
+                <w:color w:val="3B3B3B"/>
+                <w:sz w:val="18"/>
+                <w:szCs w:val="18"/>
+              </w:rPr>
+              <w:t xml:space="preserve">El cartón se daña con el agua; bebidas y enlatados la resisten. Media.</w:t>
+            </w:r>
+          </w:p>
+        </w:tc>
+        <w:tc>
+          <w:tcPr>
+            <w:tcW w:type="dxa" w:w="2700"/>
+            <w:tcBorders>
+              <w:top w:val="single" w:color="C9C9C9" w:sz="4"/>
+              <w:left w:val="single" w:color="C9C9C9" w:sz="4"/>
+              <w:bottom w:val="single" w:color="C9C9C9" w:sz="4"/>
+              <w:right w:val="single" w:color="C9C9C9" w:sz="4"/>
+            </w:tcBorders>
+            <w:tcMar>
+              <w:top w:type="dxa" w:w="70"/>
+              <w:left w:type="dxa" w:w="70"/>
+              <w:bottom w:type="dxa" w:w="60"/>
+              <w:right w:type="dxa" w:w="70"/>
+            </w:tcMar>
+            <w:vAlign w:val="center"/>
+          </w:tcPr>
+          <w:p>
+            <w:pPr>
+              <w:jc w:val="center"/>
+            </w:pPr>
+            <w:r>
+              <w:drawing>
+                <wp:inline distT="0" distB="0" distL="0" distR="0">
+                  <wp:extent cx="1600200" cy="1200150"/>
+                  <wp:effectExtent t="0" r="0" b="0" l="0"/>
+                  <wp:docPr id="1" name="" descr="" title=""/>
+                  <wp:cNvGraphicFramePr>
+                    <a:graphicFrameLocks xmlns:a="http://schemas.openxmlformats.org/drawingml/2006/main" noChangeAspect="1"/>
+                  </wp:cNvGraphicFramePr>
+                  <a:graphic xmlns:a="http://schemas.openxmlformats.org/drawingml/2006/main">
+                    <a:graphicData uri="http://schemas.openxmlformats.org/drawingml/2006/picture">
+                      <pic:pic xmlns:pic="http://schemas.openxmlformats.org/drawingml/2006/picture">
+                        <pic:nvPicPr>
+                          <pic:cNvPr id="0" name="" descr=""/>
+                          <pic:cNvPicPr>
+                            <a:picLocks noChangeAspect="1" noChangeArrowheads="1"/>
+                          </pic:cNvPicPr>
+                        </pic:nvPicPr>
+                        <pic:blipFill>
+                          <a:blip r:embed="rId27" cstate="none"/>
+                          <a:srcRect/>
+                          <a:stretch>
+                            <a:fillRect/>
+                          </a:stretch>
+                        </pic:blipFill>
+                        <pic:spPr bwMode="auto">
+                          <a:xfrm>
+                            <a:off x="0" y="0"/>
+                            <a:ext cx="1600200" cy="1200150"/>
+                          </a:xfrm>
+                          <a:prstGeom prst="rect">
+                            <a:avLst/>
+                          </a:prstGeom>
+                        </pic:spPr>
+                      </pic:pic>
+                    </a:graphicData>
+                  </a:graphic>
+                </wp:inline>
+              </w:drawing>
+            </w:r>
+          </w:p>
+          <w:p>
+            <w:pPr>
+              <w:spacing w:before="40"/>
+              <w:jc w:val="center"/>
+            </w:pPr>
+            <w:r>
+              <w:rPr>
+                <w:rFonts w:ascii="Arial" w:cs="Arial" w:eastAsia="Arial" w:hAnsi="Arial"/>
+                <w:b/>
+                <w:bCs/>
+                <w:color w:val="3B3B3B"/>
+                <w:sz w:val="14"/>
+                <w:szCs w:val="14"/>
+              </w:rPr>
+              <w:t xml:space="preserve">Imagen 21. </w:t>
             </w:r>
             <w:r>
               <w:rPr>
@@ -6363,681 +6576,6 @@
                           </pic:cNvPicPr>
                         </pic:nvPicPr>
                         <pic:blipFill>
-                          <a:blip r:embed="rId29" cstate="none"/>
-                          <a:srcRect/>
-                          <a:stretch>
-                            <a:fillRect/>
-                          </a:stretch>
-                        </pic:blipFill>
-                        <pic:spPr bwMode="auto">
-                          <a:xfrm>
-                            <a:off x="0" y="0"/>
-                            <a:ext cx="1066800" cy="800100"/>
-                          </a:xfrm>
-                          <a:prstGeom prst="rect">
-                            <a:avLst/>
-                          </a:prstGeom>
-                        </pic:spPr>
-                      </pic:pic>
-                    </a:graphicData>
-                  </a:graphic>
-                </wp:inline>
-              </w:drawing>
-            </w:r>
-          </w:p>
-          <w:p>
-            <w:pPr>
-              <w:spacing w:before="40"/>
-              <w:jc w:val="center"/>
-            </w:pPr>
-            <w:r>
-              <w:rPr>
-                <w:rFonts w:ascii="Arial" w:cs="Arial" w:eastAsia="Arial" w:hAnsi="Arial"/>
-                <w:b/>
-                <w:bCs/>
-                <w:color w:val="3B3B3B"/>
-                <w:sz w:val="14"/>
-                <w:szCs w:val="14"/>
-              </w:rPr>
-              <w:t xml:space="preserve">Imagen 19. </w:t>
-            </w:r>
-            <w:r>
-              <w:rPr>
-                <w:rFonts w:ascii="Arial" w:cs="Arial" w:eastAsia="Arial" w:hAnsi="Arial"/>
-                <w:i/>
-                <w:iCs/>
-                <w:color w:val="6B6B6B"/>
-                <w:sz w:val="14"/>
-                <w:szCs w:val="14"/>
-              </w:rPr>
-              <w:t xml:space="preserve">Extintor de CO₂ demarcado.</w:t>
-            </w:r>
-          </w:p>
-        </w:tc>
-      </w:tr>
-      <w:tr>
-        <w:trPr>
-          <w:cantSplit/>
-        </w:trPr>
-        <w:tc>
-          <w:tcPr>
-            <w:tcW w:type="dxa" w:w="1900"/>
-            <w:tcBorders>
-              <w:top w:val="single" w:color="C9C9C9" w:sz="4"/>
-              <w:left w:val="single" w:color="C9C9C9" w:sz="4"/>
-              <w:bottom w:val="single" w:color="C9C9C9" w:sz="4"/>
-              <w:right w:val="single" w:color="C9C9C9" w:sz="4"/>
-            </w:tcBorders>
-            <w:tcMar>
-              <w:top w:type="dxa" w:w="100"/>
-              <w:left w:type="dxa" w:w="120"/>
-              <w:bottom w:type="dxa" w:w="100"/>
-              <w:right w:type="dxa" w:w="120"/>
-            </w:tcMar>
-            <w:vAlign w:val="center"/>
-          </w:tcPr>
-          <w:p>
-            <w:r>
-              <w:rPr>
-                <w:rFonts w:ascii="Arial" w:cs="Arial" w:eastAsia="Arial" w:hAnsi="Arial"/>
-                <w:b/>
-                <w:bCs/>
-                <w:color w:val="3B3B3B"/>
-                <w:sz w:val="18"/>
-                <w:szCs w:val="18"/>
-              </w:rPr>
-              <w:t xml:space="preserve">Bocas de incendio equipadas</w:t>
-            </w:r>
-          </w:p>
-          <w:p>
-            <w:pPr>
-              <w:spacing w:before="40"/>
-            </w:pPr>
-            <w:r>
-              <w:rPr>
-                <w:rFonts w:ascii="Arial" w:cs="Arial" w:eastAsia="Arial" w:hAnsi="Arial"/>
-                <w:b/>
-                <w:bCs/>
-                <w:color w:val="7E8410"/>
-                <w:sz w:val="16"/>
-                <w:szCs w:val="16"/>
-              </w:rPr>
-              <w:t xml:space="preserve">BIE</w:t>
-            </w:r>
-          </w:p>
-        </w:tc>
-        <w:tc>
-          <w:tcPr>
-            <w:tcW w:type="dxa" w:w="1100"/>
-            <w:tcBorders>
-              <w:top w:val="single" w:color="C9C9C9" w:sz="4"/>
-              <w:left w:val="single" w:color="C9C9C9" w:sz="4"/>
-              <w:bottom w:val="single" w:color="C9C9C9" w:sz="4"/>
-              <w:right w:val="single" w:color="C9C9C9" w:sz="4"/>
-            </w:tcBorders>
-            <w:shd w:fill="F4F7D3" w:color="auto" w:val="clear"/>
-            <w:tcMar>
-              <w:top w:type="dxa" w:w="100"/>
-              <w:left w:type="dxa" w:w="120"/>
-              <w:bottom w:type="dxa" w:w="100"/>
-              <w:right w:type="dxa" w:w="120"/>
-            </w:tcMar>
-            <w:vAlign w:val="center"/>
-          </w:tcPr>
-          <w:p>
-            <w:pPr>
-              <w:jc w:val="center"/>
-            </w:pPr>
-            <w:r>
-              <w:rPr>
-                <w:rFonts w:ascii="Arial" w:cs="Arial" w:eastAsia="Arial" w:hAnsi="Arial"/>
-                <w:b/>
-                <w:bCs/>
-                <w:color w:val="3B3B3B"/>
-                <w:sz w:val="32"/>
-                <w:szCs w:val="32"/>
-              </w:rPr>
-              <w:t xml:space="preserve">4</w:t>
-            </w:r>
-          </w:p>
-          <w:p>
-            <w:pPr>
-              <w:jc w:val="center"/>
-            </w:pPr>
-            <w:r>
-              <w:rPr>
-                <w:rFonts w:ascii="Arial" w:cs="Arial" w:eastAsia="Arial" w:hAnsi="Arial"/>
-                <w:color w:val="6B6B6B"/>
-                <w:sz w:val="14"/>
-                <w:szCs w:val="14"/>
-              </w:rPr>
-              <w:t xml:space="preserve">CV</w:t>
-            </w:r>
-          </w:p>
-        </w:tc>
-        <w:tc>
-          <w:tcPr>
-            <w:tcW w:type="dxa" w:w="3460"/>
-            <w:tcBorders>
-              <w:top w:val="single" w:color="C9C9C9" w:sz="4"/>
-              <w:left w:val="single" w:color="C9C9C9" w:sz="4"/>
-              <w:bottom w:val="single" w:color="C9C9C9" w:sz="4"/>
-              <w:right w:val="single" w:color="C9C9C9" w:sz="4"/>
-            </w:tcBorders>
-            <w:tcMar>
-              <w:top w:type="dxa" w:w="100"/>
-              <w:left w:type="dxa" w:w="120"/>
-              <w:bottom w:type="dxa" w:w="100"/>
-              <w:right w:type="dxa" w:w="120"/>
-            </w:tcMar>
-            <w:vAlign w:val="center"/>
-          </w:tcPr>
-          <w:p>
-            <w:pPr>
-              <w:spacing w:line="264"/>
-              <w:jc w:val="left"/>
-            </w:pPr>
-            <w:r>
-              <w:rPr>
-                <w:rFonts w:ascii="Arial" w:cs="Arial" w:eastAsia="Arial" w:hAnsi="Arial"/>
-                <w:color w:val="3B3B3B"/>
-                <w:sz w:val="18"/>
-                <w:szCs w:val="18"/>
-              </w:rPr>
-              <w:t xml:space="preserve">Gabinetes con manguera, válvula y extintor, señalizados y conectados a la red del cuarto de bombas.</w:t>
-            </w:r>
-          </w:p>
-        </w:tc>
-        <w:tc>
-          <w:tcPr>
-            <w:tcW w:type="dxa" w:w="2900"/>
-            <w:tcBorders>
-              <w:top w:val="single" w:color="C9C9C9" w:sz="4"/>
-              <w:left w:val="single" w:color="C9C9C9" w:sz="4"/>
-              <w:bottom w:val="single" w:color="C9C9C9" w:sz="4"/>
-              <w:right w:val="single" w:color="C9C9C9" w:sz="4"/>
-            </w:tcBorders>
-            <w:tcMar>
-              <w:top w:type="dxa" w:w="70"/>
-              <w:left w:type="dxa" w:w="70"/>
-              <w:bottom w:type="dxa" w:w="60"/>
-              <w:right w:type="dxa" w:w="70"/>
-            </w:tcMar>
-            <w:vAlign w:val="center"/>
-          </w:tcPr>
-          <w:p>
-            <w:pPr>
-              <w:jc w:val="center"/>
-            </w:pPr>
-            <w:r>
-              <w:drawing>
-                <wp:inline distT="0" distB="0" distL="0" distR="0">
-                  <wp:extent cx="1066800" cy="800100"/>
-                  <wp:effectExtent t="0" r="0" b="0" l="0"/>
-                  <wp:docPr id="1" name="" descr="" title=""/>
-                  <wp:cNvGraphicFramePr>
-                    <a:graphicFrameLocks xmlns:a="http://schemas.openxmlformats.org/drawingml/2006/main" noChangeAspect="1"/>
-                  </wp:cNvGraphicFramePr>
-                  <a:graphic xmlns:a="http://schemas.openxmlformats.org/drawingml/2006/main">
-                    <a:graphicData uri="http://schemas.openxmlformats.org/drawingml/2006/picture">
-                      <pic:pic xmlns:pic="http://schemas.openxmlformats.org/drawingml/2006/picture">
-                        <pic:nvPicPr>
-                          <pic:cNvPr id="0" name="" descr=""/>
-                          <pic:cNvPicPr>
-                            <a:picLocks noChangeAspect="1" noChangeArrowheads="1"/>
-                          </pic:cNvPicPr>
-                        </pic:nvPicPr>
-                        <pic:blipFill>
-                          <a:blip r:embed="rId30" cstate="none"/>
-                          <a:srcRect/>
-                          <a:stretch>
-                            <a:fillRect/>
-                          </a:stretch>
-                        </pic:blipFill>
-                        <pic:spPr bwMode="auto">
-                          <a:xfrm>
-                            <a:off x="0" y="0"/>
-                            <a:ext cx="1066800" cy="800100"/>
-                          </a:xfrm>
-                          <a:prstGeom prst="rect">
-                            <a:avLst/>
-                          </a:prstGeom>
-                        </pic:spPr>
-                      </pic:pic>
-                    </a:graphicData>
-                  </a:graphic>
-                </wp:inline>
-              </w:drawing>
-            </w:r>
-          </w:p>
-          <w:p>
-            <w:pPr>
-              <w:spacing w:before="40"/>
-              <w:jc w:val="center"/>
-            </w:pPr>
-            <w:r>
-              <w:rPr>
-                <w:rFonts w:ascii="Arial" w:cs="Arial" w:eastAsia="Arial" w:hAnsi="Arial"/>
-                <w:b/>
-                <w:bCs/>
-                <w:color w:val="3B3B3B"/>
-                <w:sz w:val="14"/>
-                <w:szCs w:val="14"/>
-              </w:rPr>
-              <w:t xml:space="preserve">Imagen 20. </w:t>
-            </w:r>
-            <w:r>
-              <w:rPr>
-                <w:rFonts w:ascii="Arial" w:cs="Arial" w:eastAsia="Arial" w:hAnsi="Arial"/>
-                <w:i/>
-                <w:iCs/>
-                <w:color w:val="6B6B6B"/>
-                <w:sz w:val="14"/>
-                <w:szCs w:val="14"/>
-              </w:rPr>
-              <w:t xml:space="preserve">Gabinete contra incendio.</w:t>
-            </w:r>
-          </w:p>
-        </w:tc>
-      </w:tr>
-      <w:tr>
-        <w:trPr>
-          <w:cantSplit/>
-        </w:trPr>
-        <w:tc>
-          <w:tcPr>
-            <w:tcW w:type="dxa" w:w="1900"/>
-            <w:tcBorders>
-              <w:top w:val="single" w:color="C9C9C9" w:sz="4"/>
-              <w:left w:val="single" w:color="C9C9C9" w:sz="4"/>
-              <w:bottom w:val="single" w:color="C9C9C9" w:sz="4"/>
-              <w:right w:val="single" w:color="C9C9C9" w:sz="4"/>
-            </w:tcBorders>
-            <w:tcMar>
-              <w:top w:type="dxa" w:w="100"/>
-              <w:left w:type="dxa" w:w="120"/>
-              <w:bottom w:type="dxa" w:w="100"/>
-              <w:right w:type="dxa" w:w="120"/>
-            </w:tcMar>
-            <w:vAlign w:val="center"/>
-          </w:tcPr>
-          <w:p>
-            <w:r>
-              <w:rPr>
-                <w:rFonts w:ascii="Arial" w:cs="Arial" w:eastAsia="Arial" w:hAnsi="Arial"/>
-                <w:b/>
-                <w:bCs/>
-                <w:color w:val="3B3B3B"/>
-                <w:sz w:val="18"/>
-                <w:szCs w:val="18"/>
-              </w:rPr>
-              <w:t xml:space="preserve">Columnas hidrantes exteriores</w:t>
-            </w:r>
-          </w:p>
-          <w:p>
-            <w:pPr>
-              <w:spacing w:before="40"/>
-            </w:pPr>
-            <w:r>
-              <w:rPr>
-                <w:rFonts w:ascii="Arial" w:cs="Arial" w:eastAsia="Arial" w:hAnsi="Arial"/>
-                <w:b/>
-                <w:bCs/>
-                <w:color w:val="7E8410"/>
-                <w:sz w:val="16"/>
-                <w:szCs w:val="16"/>
-              </w:rPr>
-              <w:t xml:space="preserve">CHE</w:t>
-            </w:r>
-          </w:p>
-        </w:tc>
-        <w:tc>
-          <w:tcPr>
-            <w:tcW w:type="dxa" w:w="1100"/>
-            <w:tcBorders>
-              <w:top w:val="single" w:color="C9C9C9" w:sz="4"/>
-              <w:left w:val="single" w:color="C9C9C9" w:sz="4"/>
-              <w:bottom w:val="single" w:color="C9C9C9" w:sz="4"/>
-              <w:right w:val="single" w:color="C9C9C9" w:sz="4"/>
-            </w:tcBorders>
-            <w:shd w:fill="F4F7D3" w:color="auto" w:val="clear"/>
-            <w:tcMar>
-              <w:top w:type="dxa" w:w="100"/>
-              <w:left w:type="dxa" w:w="120"/>
-              <w:bottom w:type="dxa" w:w="100"/>
-              <w:right w:type="dxa" w:w="120"/>
-            </w:tcMar>
-            <w:vAlign w:val="center"/>
-          </w:tcPr>
-          <w:p>
-            <w:pPr>
-              <w:jc w:val="center"/>
-            </w:pPr>
-            <w:r>
-              <w:rPr>
-                <w:rFonts w:ascii="Arial" w:cs="Arial" w:eastAsia="Arial" w:hAnsi="Arial"/>
-                <w:b/>
-                <w:bCs/>
-                <w:color w:val="3B3B3B"/>
-                <w:sz w:val="32"/>
-                <w:szCs w:val="32"/>
-              </w:rPr>
-              <w:t xml:space="preserve">4</w:t>
-            </w:r>
-          </w:p>
-          <w:p>
-            <w:pPr>
-              <w:jc w:val="center"/>
-            </w:pPr>
-            <w:r>
-              <w:rPr>
-                <w:rFonts w:ascii="Arial" w:cs="Arial" w:eastAsia="Arial" w:hAnsi="Arial"/>
-                <w:color w:val="6B6B6B"/>
-                <w:sz w:val="14"/>
-                <w:szCs w:val="14"/>
-              </w:rPr>
-              <w:t xml:space="preserve">CV</w:t>
-            </w:r>
-          </w:p>
-        </w:tc>
-        <w:tc>
-          <w:tcPr>
-            <w:tcW w:type="dxa" w:w="3460"/>
-            <w:tcBorders>
-              <w:top w:val="single" w:color="C9C9C9" w:sz="4"/>
-              <w:left w:val="single" w:color="C9C9C9" w:sz="4"/>
-              <w:bottom w:val="single" w:color="C9C9C9" w:sz="4"/>
-              <w:right w:val="single" w:color="C9C9C9" w:sz="4"/>
-            </w:tcBorders>
-            <w:tcMar>
-              <w:top w:type="dxa" w:w="100"/>
-              <w:left w:type="dxa" w:w="120"/>
-              <w:bottom w:type="dxa" w:w="100"/>
-              <w:right w:type="dxa" w:w="120"/>
-            </w:tcMar>
-            <w:vAlign w:val="center"/>
-          </w:tcPr>
-          <w:p>
-            <w:pPr>
-              <w:spacing w:line="264"/>
-              <w:jc w:val="left"/>
-            </w:pPr>
-            <w:r>
-              <w:rPr>
-                <w:rFonts w:ascii="Arial" w:cs="Arial" w:eastAsia="Arial" w:hAnsi="Arial"/>
-                <w:color w:val="3B3B3B"/>
-                <w:sz w:val="18"/>
-                <w:szCs w:val="18"/>
-              </w:rPr>
-              <w:t xml:space="preserve">Hidrante junto al muro exterior, conectado a la red, con válvulas y salidas para manguera de bomberos.</w:t>
-            </w:r>
-          </w:p>
-        </w:tc>
-        <w:tc>
-          <w:tcPr>
-            <w:tcW w:type="dxa" w:w="2900"/>
-            <w:tcBorders>
-              <w:top w:val="single" w:color="C9C9C9" w:sz="4"/>
-              <w:left w:val="single" w:color="C9C9C9" w:sz="4"/>
-              <w:bottom w:val="single" w:color="C9C9C9" w:sz="4"/>
-              <w:right w:val="single" w:color="C9C9C9" w:sz="4"/>
-            </w:tcBorders>
-            <w:tcMar>
-              <w:top w:type="dxa" w:w="70"/>
-              <w:left w:type="dxa" w:w="70"/>
-              <w:bottom w:type="dxa" w:w="60"/>
-              <w:right w:type="dxa" w:w="70"/>
-            </w:tcMar>
-            <w:vAlign w:val="center"/>
-          </w:tcPr>
-          <w:p>
-            <w:pPr>
-              <w:jc w:val="center"/>
-            </w:pPr>
-            <w:r>
-              <w:drawing>
-                <wp:inline distT="0" distB="0" distL="0" distR="0">
-                  <wp:extent cx="1066800" cy="800100"/>
-                  <wp:effectExtent t="0" r="0" b="0" l="0"/>
-                  <wp:docPr id="1" name="" descr="" title=""/>
-                  <wp:cNvGraphicFramePr>
-                    <a:graphicFrameLocks xmlns:a="http://schemas.openxmlformats.org/drawingml/2006/main" noChangeAspect="1"/>
-                  </wp:cNvGraphicFramePr>
-                  <a:graphic xmlns:a="http://schemas.openxmlformats.org/drawingml/2006/main">
-                    <a:graphicData uri="http://schemas.openxmlformats.org/drawingml/2006/picture">
-                      <pic:pic xmlns:pic="http://schemas.openxmlformats.org/drawingml/2006/picture">
-                        <pic:nvPicPr>
-                          <pic:cNvPr id="0" name="" descr=""/>
-                          <pic:cNvPicPr>
-                            <a:picLocks noChangeAspect="1" noChangeArrowheads="1"/>
-                          </pic:cNvPicPr>
-                        </pic:nvPicPr>
-                        <pic:blipFill>
-                          <a:blip r:embed="rId31" cstate="none"/>
-                          <a:srcRect/>
-                          <a:stretch>
-                            <a:fillRect/>
-                          </a:stretch>
-                        </pic:blipFill>
-                        <pic:spPr bwMode="auto">
-                          <a:xfrm>
-                            <a:off x="0" y="0"/>
-                            <a:ext cx="1066800" cy="800100"/>
-                          </a:xfrm>
-                          <a:prstGeom prst="rect">
-                            <a:avLst/>
-                          </a:prstGeom>
-                        </pic:spPr>
-                      </pic:pic>
-                    </a:graphicData>
-                  </a:graphic>
-                </wp:inline>
-              </w:drawing>
-            </w:r>
-          </w:p>
-          <w:p>
-            <w:pPr>
-              <w:spacing w:before="40"/>
-              <w:jc w:val="center"/>
-            </w:pPr>
-            <w:r>
-              <w:rPr>
-                <w:rFonts w:ascii="Arial" w:cs="Arial" w:eastAsia="Arial" w:hAnsi="Arial"/>
-                <w:b/>
-                <w:bCs/>
-                <w:color w:val="3B3B3B"/>
-                <w:sz w:val="14"/>
-                <w:szCs w:val="14"/>
-              </w:rPr>
-              <w:t xml:space="preserve">Imagen 21. </w:t>
-            </w:r>
-            <w:r>
-              <w:rPr>
-                <w:rFonts w:ascii="Arial" w:cs="Arial" w:eastAsia="Arial" w:hAnsi="Arial"/>
-                <w:i/>
-                <w:iCs/>
-                <w:color w:val="6B6B6B"/>
-                <w:sz w:val="14"/>
-                <w:szCs w:val="14"/>
-              </w:rPr>
-              <w:t xml:space="preserve">Hidrante exterior.</w:t>
-            </w:r>
-          </w:p>
-        </w:tc>
-      </w:tr>
-      <w:tr>
-        <w:trPr>
-          <w:cantSplit/>
-        </w:trPr>
-        <w:tc>
-          <w:tcPr>
-            <w:tcW w:type="dxa" w:w="1900"/>
-            <w:tcBorders>
-              <w:top w:val="single" w:color="C9C9C9" w:sz="4"/>
-              <w:left w:val="single" w:color="C9C9C9" w:sz="4"/>
-              <w:bottom w:val="single" w:color="C9C9C9" w:sz="4"/>
-              <w:right w:val="single" w:color="C9C9C9" w:sz="4"/>
-            </w:tcBorders>
-            <w:tcMar>
-              <w:top w:type="dxa" w:w="100"/>
-              <w:left w:type="dxa" w:w="120"/>
-              <w:bottom w:type="dxa" w:w="100"/>
-              <w:right w:type="dxa" w:w="120"/>
-            </w:tcMar>
-            <w:vAlign w:val="center"/>
-          </w:tcPr>
-          <w:p>
-            <w:r>
-              <w:rPr>
-                <w:rFonts w:ascii="Arial" w:cs="Arial" w:eastAsia="Arial" w:hAnsi="Arial"/>
-                <w:b/>
-                <w:bCs/>
-                <w:color w:val="3B3B3B"/>
-                <w:sz w:val="18"/>
-                <w:szCs w:val="18"/>
-              </w:rPr>
-              <w:t xml:space="preserve">Detección automática</w:t>
-            </w:r>
-          </w:p>
-          <w:p>
-            <w:pPr>
-              <w:spacing w:before="40"/>
-            </w:pPr>
-            <w:r>
-              <w:rPr>
-                <w:rFonts w:ascii="Arial" w:cs="Arial" w:eastAsia="Arial" w:hAnsi="Arial"/>
-                <w:b/>
-                <w:bCs/>
-                <w:color w:val="7E8410"/>
-                <w:sz w:val="16"/>
-                <w:szCs w:val="16"/>
-              </w:rPr>
-              <w:t xml:space="preserve">DET</w:t>
-            </w:r>
-          </w:p>
-        </w:tc>
-        <w:tc>
-          <w:tcPr>
-            <w:tcW w:type="dxa" w:w="1100"/>
-            <w:tcBorders>
-              <w:top w:val="single" w:color="C9C9C9" w:sz="4"/>
-              <w:left w:val="single" w:color="C9C9C9" w:sz="4"/>
-              <w:bottom w:val="single" w:color="C9C9C9" w:sz="4"/>
-              <w:right w:val="single" w:color="C9C9C9" w:sz="4"/>
-            </w:tcBorders>
-            <w:shd w:fill="F4F7D3" w:color="auto" w:val="clear"/>
-            <w:tcMar>
-              <w:top w:type="dxa" w:w="100"/>
-              <w:left w:type="dxa" w:w="120"/>
-              <w:bottom w:type="dxa" w:w="100"/>
-              <w:right w:type="dxa" w:w="120"/>
-            </w:tcMar>
-            <w:vAlign w:val="center"/>
-          </w:tcPr>
-          <w:p>
-            <w:pPr>
-              <w:jc w:val="center"/>
-            </w:pPr>
-            <w:r>
-              <w:rPr>
-                <w:rFonts w:ascii="Arial" w:cs="Arial" w:eastAsia="Arial" w:hAnsi="Arial"/>
-                <w:b/>
-                <w:bCs/>
-                <w:color w:val="3B3B3B"/>
-                <w:sz w:val="32"/>
-                <w:szCs w:val="32"/>
-              </w:rPr>
-              <w:t xml:space="preserve">4</w:t>
-            </w:r>
-          </w:p>
-          <w:p>
-            <w:pPr>
-              <w:jc w:val="center"/>
-            </w:pPr>
-            <w:r>
-              <w:rPr>
-                <w:rFonts w:ascii="Arial" w:cs="Arial" w:eastAsia="Arial" w:hAnsi="Arial"/>
-                <w:color w:val="6B6B6B"/>
-                <w:sz w:val="14"/>
-                <w:szCs w:val="14"/>
-              </w:rPr>
-              <w:t xml:space="preserve">CV</w:t>
-            </w:r>
-          </w:p>
-        </w:tc>
-        <w:tc>
-          <w:tcPr>
-            <w:tcW w:type="dxa" w:w="3460"/>
-            <w:tcBorders>
-              <w:top w:val="single" w:color="C9C9C9" w:sz="4"/>
-              <w:left w:val="single" w:color="C9C9C9" w:sz="4"/>
-              <w:bottom w:val="single" w:color="C9C9C9" w:sz="4"/>
-              <w:right w:val="single" w:color="C9C9C9" w:sz="4"/>
-            </w:tcBorders>
-            <w:tcMar>
-              <w:top w:type="dxa" w:w="100"/>
-              <w:left w:type="dxa" w:w="120"/>
-              <w:bottom w:type="dxa" w:w="100"/>
-              <w:right w:type="dxa" w:w="120"/>
-            </w:tcMar>
-            <w:vAlign w:val="center"/>
-          </w:tcPr>
-          <w:p>
-            <w:pPr>
-              <w:spacing w:line="264"/>
-              <w:jc w:val="left"/>
-            </w:pPr>
-            <w:r>
-              <w:rPr>
-                <w:rFonts w:ascii="Arial" w:cs="Arial" w:eastAsia="Arial" w:hAnsi="Arial"/>
-                <w:color w:val="3B3B3B"/>
-                <w:sz w:val="18"/>
-                <w:szCs w:val="18"/>
-              </w:rPr>
-              <w:t xml:space="preserve">Detectores de humo y alarmas bajo la cubierta y en áreas operativas.</w:t>
-            </w:r>
-          </w:p>
-        </w:tc>
-        <w:tc>
-          <w:tcPr>
-            <w:tcW w:type="dxa" w:w="2900"/>
-            <w:tcBorders>
-              <w:top w:val="single" w:color="C9C9C9" w:sz="4"/>
-              <w:left w:val="single" w:color="C9C9C9" w:sz="4"/>
-              <w:bottom w:val="single" w:color="C9C9C9" w:sz="4"/>
-              <w:right w:val="single" w:color="C9C9C9" w:sz="4"/>
-            </w:tcBorders>
-            <w:tcMar>
-              <w:top w:type="dxa" w:w="70"/>
-              <w:left w:type="dxa" w:w="70"/>
-              <w:bottom w:type="dxa" w:w="60"/>
-              <w:right w:type="dxa" w:w="70"/>
-            </w:tcMar>
-            <w:vAlign w:val="center"/>
-          </w:tcPr>
-          <w:p>
-            <w:pPr>
-              <w:jc w:val="center"/>
-            </w:pPr>
-            <w:r>
-              <w:drawing>
-                <wp:inline distT="0" distB="0" distL="0" distR="0">
-                  <wp:extent cx="1066800" cy="800100"/>
-                  <wp:effectExtent t="0" r="0" b="0" l="0"/>
-                  <wp:docPr id="1" name="" descr="" title=""/>
-                  <wp:cNvGraphicFramePr>
-                    <a:graphicFrameLocks xmlns:a="http://schemas.openxmlformats.org/drawingml/2006/main" noChangeAspect="1"/>
-                  </wp:cNvGraphicFramePr>
-                  <a:graphic xmlns:a="http://schemas.openxmlformats.org/drawingml/2006/main">
-                    <a:graphicData uri="http://schemas.openxmlformats.org/drawingml/2006/picture">
-                      <pic:pic xmlns:pic="http://schemas.openxmlformats.org/drawingml/2006/picture">
-                        <pic:nvPicPr>
-                          <pic:cNvPr id="0" name="" descr=""/>
-                          <pic:cNvPicPr>
-                            <a:picLocks noChangeAspect="1" noChangeArrowheads="1"/>
-                          </pic:cNvPicPr>
-                        </pic:nvPicPr>
-                        <pic:blipFill>
                           <a:blip r:embed="rId32" cstate="none"/>
                           <a:srcRect/>
                           <a:stretch>
@@ -7085,7 +6623,7 @@
                 <w:sz w:val="14"/>
                 <w:szCs w:val="14"/>
               </w:rPr>
-              <w:t xml:space="preserve">Detección y alarma.</w:t>
+              <w:t xml:space="preserve">Extintor de CO₂ demarcado.</w:t>
             </w:r>
           </w:p>
         </w:tc>
@@ -7121,7 +6659,7 @@
                 <w:sz w:val="18"/>
                 <w:szCs w:val="18"/>
               </w:rPr>
-              <w:t xml:space="preserve">Rociadores automáticos</w:t>
+              <w:t xml:space="preserve">Bocas de incendio equipadas</w:t>
             </w:r>
           </w:p>
           <w:p>
@@ -7137,7 +6675,7 @@
                 <w:sz w:val="16"/>
                 <w:szCs w:val="16"/>
               </w:rPr>
-              <w:t xml:space="preserve">ROC</w:t>
+              <w:t xml:space="preserve">BIE</w:t>
             </w:r>
           </w:p>
         </w:tc>
@@ -7172,7 +6710,7 @@
                 <w:sz w:val="32"/>
                 <w:szCs w:val="32"/>
               </w:rPr>
-              <w:t xml:space="preserve">8</w:t>
+              <w:t xml:space="preserve">4</w:t>
             </w:r>
           </w:p>
           <w:p>
@@ -7219,7 +6757,7 @@
                 <w:sz w:val="18"/>
                 <w:szCs w:val="18"/>
               </w:rPr>
-              <w:t xml:space="preserve">Rociadores bajo toda la cubierta, con válvulas de control y cuarto de bombas.</w:t>
+              <w:t xml:space="preserve">Gabinetes con manguera, válvula y extintor, señalizados y conectados a la red del cuarto de bombas.</w:t>
             </w:r>
           </w:p>
         </w:tc>
@@ -7310,7 +6848,7 @@
                 <w:sz w:val="14"/>
                 <w:szCs w:val="14"/>
               </w:rPr>
-              <w:t xml:space="preserve">Red de rociadores.</w:t>
+              <w:t xml:space="preserve">Gabinete contra incendio.</w:t>
             </w:r>
           </w:p>
         </w:tc>
@@ -7346,7 +6884,7 @@
                 <w:sz w:val="18"/>
                 <w:szCs w:val="18"/>
               </w:rPr>
-              <w:t xml:space="preserve">Extinción por agentes gaseosos</w:t>
+              <w:t xml:space="preserve">Columnas hidrantes exteriores</w:t>
             </w:r>
           </w:p>
           <w:p>
@@ -7362,7 +6900,7 @@
                 <w:sz w:val="16"/>
                 <w:szCs w:val="16"/>
               </w:rPr>
-              <w:t xml:space="preserve">IFE</w:t>
+              <w:t xml:space="preserve">CHE</w:t>
             </w:r>
           </w:p>
         </w:tc>
@@ -7397,7 +6935,7 @@
                 <w:sz w:val="32"/>
                 <w:szCs w:val="32"/>
               </w:rPr>
-              <w:t xml:space="preserve">0</w:t>
+              <w:t xml:space="preserve">4</w:t>
             </w:r>
           </w:p>
           <w:p>
@@ -7411,7 +6949,7 @@
                 <w:sz w:val="14"/>
                 <w:szCs w:val="14"/>
               </w:rPr>
-              <w:t xml:space="preserve">SV</w:t>
+              <w:t xml:space="preserve">CV</w:t>
             </w:r>
           </w:p>
         </w:tc>
@@ -7444,443 +6982,7 @@
                 <w:sz w:val="18"/>
                 <w:szCs w:val="18"/>
               </w:rPr>
-              <w:t xml:space="preserve">No hay sistemas de agentes gaseosos; no aplican en la bodega.</w:t>
-            </w:r>
-          </w:p>
-        </w:tc>
-        <w:tc>
-          <w:tcPr>
-            <w:tcW w:type="dxa" w:w="2900"/>
-            <w:tcBorders>
-              <w:top w:val="single" w:color="C9C9C9" w:sz="4"/>
-              <w:left w:val="single" w:color="C9C9C9" w:sz="4"/>
-              <w:bottom w:val="single" w:color="C9C9C9" w:sz="4"/>
-              <w:right w:val="single" w:color="C9C9C9" w:sz="4"/>
-            </w:tcBorders>
-            <w:tcMar>
-              <w:top w:type="dxa" w:w="100"/>
-              <w:left w:type="dxa" w:w="120"/>
-              <w:bottom w:type="dxa" w:w="100"/>
-              <w:right w:type="dxa" w:w="120"/>
-            </w:tcMar>
-            <w:vAlign w:val="center"/>
-          </w:tcPr>
-          <w:p>
-            <w:pPr>
-              <w:spacing w:line="264"/>
-              <w:jc w:val="center"/>
-            </w:pPr>
-            <w:r>
-              <w:rPr>
-                <w:rFonts w:ascii="Arial" w:cs="Arial" w:eastAsia="Arial" w:hAnsi="Arial"/>
-                <w:i/>
-                <w:iCs/>
-                <w:color w:val="6B6B6B"/>
-                <w:sz w:val="18"/>
-                <w:szCs w:val="18"/>
-              </w:rPr>
-              <w:t xml:space="preserve">No aplica</w:t>
-            </w:r>
-          </w:p>
-        </w:tc>
-      </w:tr>
-      <w:tr>
-        <w:trPr>
-          <w:cantSplit/>
-        </w:trPr>
-        <w:tc>
-          <w:tcPr>
-            <w:tcW w:type="dxa" w:w="1900"/>
-            <w:tcBorders>
-              <w:top w:val="single" w:color="C9C9C9" w:sz="4"/>
-              <w:left w:val="single" w:color="C9C9C9" w:sz="4"/>
-              <w:bottom w:val="single" w:color="C9C9C9" w:sz="4"/>
-              <w:right w:val="single" w:color="C9C9C9" w:sz="4"/>
-            </w:tcBorders>
-            <w:shd w:fill="3B3B3B" w:color="auto" w:val="clear"/>
-            <w:tcMar>
-              <w:top w:type="dxa" w:w="100"/>
-              <w:left w:type="dxa" w:w="120"/>
-              <w:bottom w:type="dxa" w:w="100"/>
-              <w:right w:type="dxa" w:w="120"/>
-            </w:tcMar>
-            <w:vAlign w:val="center"/>
-          </w:tcPr>
-          <w:p>
-            <w:pPr>
-              <w:spacing w:line="264"/>
-              <w:jc w:val="left"/>
-            </w:pPr>
-            <w:r>
-              <w:rPr>
-                <w:rFonts w:ascii="Arial" w:cs="Arial" w:eastAsia="Arial" w:hAnsi="Arial"/>
-                <w:b/>
-                <w:bCs/>
-                <w:color w:val="FFFFFF"/>
-                <w:sz w:val="20"/>
-                <w:szCs w:val="20"/>
-              </w:rPr>
-              <w:t xml:space="preserve">TOTAL Y</w:t>
-            </w:r>
-          </w:p>
-        </w:tc>
-        <w:tc>
-          <w:tcPr>
-            <w:tcW w:type="dxa" w:w="1100"/>
-            <w:tcBorders>
-              <w:top w:val="single" w:color="C9C9C9" w:sz="4"/>
-              <w:left w:val="single" w:color="C9C9C9" w:sz="4"/>
-              <w:bottom w:val="single" w:color="C9C9C9" w:sz="4"/>
-              <w:right w:val="single" w:color="C9C9C9" w:sz="4"/>
-            </w:tcBorders>
-            <w:shd w:fill="CAD225" w:color="auto" w:val="clear"/>
-            <w:tcMar>
-              <w:top w:type="dxa" w:w="100"/>
-              <w:left w:type="dxa" w:w="120"/>
-              <w:bottom w:type="dxa" w:w="100"/>
-              <w:right w:type="dxa" w:w="120"/>
-            </w:tcMar>
-            <w:vAlign w:val="center"/>
-          </w:tcPr>
-          <w:p>
-            <w:pPr>
-              <w:spacing w:line="264"/>
-              <w:jc w:val="center"/>
-            </w:pPr>
-            <w:r>
-              <w:rPr>
-                <w:rFonts w:ascii="Arial" w:cs="Arial" w:eastAsia="Arial" w:hAnsi="Arial"/>
-                <w:b/>
-                <w:bCs/>
-                <w:color w:val="3B3B3B"/>
-                <w:sz w:val="32"/>
-                <w:szCs w:val="32"/>
-              </w:rPr>
-              <w:t xml:space="preserve">22</w:t>
-            </w:r>
-          </w:p>
-        </w:tc>
-        <w:tc>
-          <w:tcPr>
-            <w:tcW w:type="dxa" w:w="6360"/>
-            <w:gridSpan w:val="2"/>
-            <w:tcBorders>
-              <w:top w:val="single" w:color="C9C9C9" w:sz="4"/>
-              <w:left w:val="single" w:color="C9C9C9" w:sz="4"/>
-              <w:bottom w:val="single" w:color="C9C9C9" w:sz="4"/>
-              <w:right w:val="single" w:color="C9C9C9" w:sz="4"/>
-            </w:tcBorders>
-            <w:shd w:fill="3B3B3B" w:color="auto" w:val="clear"/>
-            <w:tcMar>
-              <w:top w:type="dxa" w:w="100"/>
-              <w:left w:type="dxa" w:w="120"/>
-              <w:bottom w:type="dxa" w:w="100"/>
-              <w:right w:type="dxa" w:w="120"/>
-            </w:tcMar>
-            <w:vAlign w:val="center"/>
-          </w:tcPr>
-          <w:p>
-            <w:pPr>
-              <w:spacing w:line="264"/>
-              <w:jc w:val="left"/>
-            </w:pPr>
-            <w:r>
-              <w:rPr>
-                <w:rFonts w:ascii="Arial" w:cs="Arial" w:eastAsia="Arial" w:hAnsi="Arial"/>
-                <w:color w:val="FFFFFF"/>
-                <w:sz w:val="18"/>
-                <w:szCs w:val="18"/>
-              </w:rPr>
-              <w:t xml:space="preserve">de 26 puntos posibles (85 %)</w:t>
-            </w:r>
-          </w:p>
-        </w:tc>
-      </w:tr>
-    </w:tbl>
-    <w:p>
-      <w:pPr>
-        <w:spacing w:after="280" w:before="100"/>
-      </w:pPr>
-      <w:r>
-        <w:rPr>
-          <w:rFonts w:ascii="Arial" w:cs="Arial" w:eastAsia="Arial" w:hAnsi="Arial"/>
-          <w:i/>
-          <w:iCs/>
-          <w:color w:val="6B6B6B"/>
-          <w:sz w:val="16"/>
-          <w:szCs w:val="16"/>
-        </w:rPr>
-        <w:t xml:space="preserve">Nota. </w:t>
-      </w:r>
-      <w:r>
-        <w:rPr>
-          <w:rFonts w:ascii="Arial" w:cs="Arial" w:eastAsia="Arial" w:hAnsi="Arial"/>
-          <w:color w:val="6B6B6B"/>
-          <w:sz w:val="16"/>
-          <w:szCs w:val="16"/>
-        </w:rPr>
-        <w:t xml:space="preserve">CV = con vigilancia; SV = sin vigilancia.</w:t>
-      </w:r>
-    </w:p>
-    <w:p>
-      <w:pPr>
-        <w:pStyle w:val="Heading1"/>
-        <w:keepNext/>
-      </w:pPr>
-      <w:r>
-        <w:t xml:space="preserve">5. Zona administrativa y cafetería</w:t>
-      </w:r>
-    </w:p>
-    <w:p>
-      <w:pPr>
-        <w:spacing w:after="200" w:before="0" w:line="300" w:lineRule="auto"/>
-        <w:jc w:val="both"/>
-      </w:pPr>
-      <w:r>
-        <w:rPr>
-          <w:rFonts w:ascii="Arial" w:cs="Arial" w:eastAsia="Arial" w:hAnsi="Arial"/>
-          <w:color w:val="3B3B3B"/>
-          <w:sz w:val="22"/>
-          <w:szCs w:val="22"/>
-        </w:rPr>
-        <w:t xml:space="preserve">El mezanine reúne oficinas, sala de capacitación, comedor y cocina. Es una zona de menor carga combustible que la bodega, pero con mayor presencia de personas.</w:t>
-      </w:r>
-    </w:p>
-    <w:p>
-      <w:pPr>
-        <w:keepNext/>
-        <w:spacing w:after="20" w:before="320"/>
-      </w:pPr>
-      <w:r>
-        <w:rPr>
-          <w:rFonts w:ascii="Arial" w:cs="Arial" w:eastAsia="Arial" w:hAnsi="Arial"/>
-          <w:b/>
-          <w:bCs/>
-          <w:color w:val="3B3B3B"/>
-          <w:sz w:val="20"/>
-          <w:szCs w:val="20"/>
-        </w:rPr>
-        <w:t xml:space="preserve">Tabla 5</w:t>
-      </w:r>
-    </w:p>
-    <w:p>
-      <w:pPr>
-        <w:keepNext/>
-        <w:spacing w:after="140"/>
-      </w:pPr>
-      <w:r>
-        <w:rPr>
-          <w:rFonts w:ascii="Arial" w:cs="Arial" w:eastAsia="Arial" w:hAnsi="Arial"/>
-          <w:i/>
-          <w:iCs/>
-          <w:color w:val="3B3B3B"/>
-          <w:sz w:val="20"/>
-          <w:szCs w:val="20"/>
-        </w:rPr>
-        <w:t xml:space="preserve">Observaciones de la zona administrativa</w:t>
-      </w:r>
-    </w:p>
-    <w:tbl>
-      <w:tblPr>
-        <w:tblW w:type="dxa" w:w="9360"/>
-        <w:tblBorders>
-          <w:top w:val="single" w:color="auto" w:sz="4"/>
-          <w:left w:val="single" w:color="auto" w:sz="4"/>
-          <w:bottom w:val="single" w:color="auto" w:sz="4"/>
-          <w:right w:val="single" w:color="auto" w:sz="4"/>
-          <w:insideH w:val="single" w:color="auto" w:sz="4"/>
-          <w:insideV w:val="single" w:color="auto" w:sz="4"/>
-        </w:tblBorders>
-        <w:tblLayout w:type="fixed"/>
-      </w:tblPr>
-      <w:tblGrid>
-        <w:gridCol w:w="1900"/>
-        <w:gridCol w:w="4560"/>
-        <w:gridCol w:w="2900"/>
-      </w:tblGrid>
-      <w:tr>
-        <w:trPr>
-          <w:tblHeader/>
-        </w:trPr>
-        <w:tc>
-          <w:tcPr>
-            <w:tcW w:type="dxa" w:w="1900"/>
-            <w:tcBorders>
-              <w:top w:val="single" w:color="C9C9C9" w:sz="4"/>
-              <w:left w:val="single" w:color="C9C9C9" w:sz="4"/>
-              <w:bottom w:val="single" w:color="C9C9C9" w:sz="4"/>
-              <w:right w:val="single" w:color="C9C9C9" w:sz="4"/>
-            </w:tcBorders>
-            <w:shd w:fill="3B3B3B" w:color="auto" w:val="clear"/>
-            <w:tcMar>
-              <w:top w:type="dxa" w:w="100"/>
-              <w:left w:type="dxa" w:w="120"/>
-              <w:bottom w:type="dxa" w:w="100"/>
-              <w:right w:type="dxa" w:w="120"/>
-            </w:tcMar>
-            <w:vAlign w:val="center"/>
-          </w:tcPr>
-          <w:p>
-            <w:pPr>
-              <w:spacing w:line="264"/>
-              <w:jc w:val="center"/>
-            </w:pPr>
-            <w:r>
-              <w:rPr>
-                <w:rFonts w:ascii="Arial" w:cs="Arial" w:eastAsia="Arial" w:hAnsi="Arial"/>
-                <w:b/>
-                <w:bCs/>
-                <w:color w:val="FFFFFF"/>
-                <w:sz w:val="16"/>
-                <w:szCs w:val="16"/>
-              </w:rPr>
-              <w:t xml:space="preserve">ÁREA</w:t>
-            </w:r>
-          </w:p>
-        </w:tc>
-        <w:tc>
-          <w:tcPr>
-            <w:tcW w:type="dxa" w:w="4560"/>
-            <w:tcBorders>
-              <w:top w:val="single" w:color="C9C9C9" w:sz="4"/>
-              <w:left w:val="single" w:color="C9C9C9" w:sz="4"/>
-              <w:bottom w:val="single" w:color="C9C9C9" w:sz="4"/>
-              <w:right w:val="single" w:color="C9C9C9" w:sz="4"/>
-            </w:tcBorders>
-            <w:shd w:fill="3B3B3B" w:color="auto" w:val="clear"/>
-            <w:tcMar>
-              <w:top w:type="dxa" w:w="100"/>
-              <w:left w:type="dxa" w:w="120"/>
-              <w:bottom w:type="dxa" w:w="100"/>
-              <w:right w:type="dxa" w:w="120"/>
-            </w:tcMar>
-            <w:vAlign w:val="center"/>
-          </w:tcPr>
-          <w:p>
-            <w:pPr>
-              <w:spacing w:line="264"/>
-              <w:jc w:val="center"/>
-            </w:pPr>
-            <w:r>
-              <w:rPr>
-                <w:rFonts w:ascii="Arial" w:cs="Arial" w:eastAsia="Arial" w:hAnsi="Arial"/>
-                <w:b/>
-                <w:bCs/>
-                <w:color w:val="FFFFFF"/>
-                <w:sz w:val="16"/>
-                <w:szCs w:val="16"/>
-              </w:rPr>
-              <w:t xml:space="preserve">OBSERVACIÓN</w:t>
-            </w:r>
-          </w:p>
-        </w:tc>
-        <w:tc>
-          <w:tcPr>
-            <w:tcW w:type="dxa" w:w="2900"/>
-            <w:tcBorders>
-              <w:top w:val="single" w:color="C9C9C9" w:sz="4"/>
-              <w:left w:val="single" w:color="C9C9C9" w:sz="4"/>
-              <w:bottom w:val="single" w:color="C9C9C9" w:sz="4"/>
-              <w:right w:val="single" w:color="C9C9C9" w:sz="4"/>
-            </w:tcBorders>
-            <w:shd w:fill="3B3B3B" w:color="auto" w:val="clear"/>
-            <w:tcMar>
-              <w:top w:type="dxa" w:w="100"/>
-              <w:left w:type="dxa" w:w="120"/>
-              <w:bottom w:type="dxa" w:w="100"/>
-              <w:right w:type="dxa" w:w="120"/>
-            </w:tcMar>
-            <w:vAlign w:val="center"/>
-          </w:tcPr>
-          <w:p>
-            <w:pPr>
-              <w:spacing w:line="264"/>
-              <w:jc w:val="center"/>
-            </w:pPr>
-            <w:r>
-              <w:rPr>
-                <w:rFonts w:ascii="Arial" w:cs="Arial" w:eastAsia="Arial" w:hAnsi="Arial"/>
-                <w:b/>
-                <w:bCs/>
-                <w:color w:val="FFFFFF"/>
-                <w:sz w:val="16"/>
-                <w:szCs w:val="16"/>
-              </w:rPr>
-              <w:t xml:space="preserve">EVIDENCIA</w:t>
-            </w:r>
-          </w:p>
-        </w:tc>
-      </w:tr>
-      <w:tr>
-        <w:trPr>
-          <w:cantSplit/>
-        </w:trPr>
-        <w:tc>
-          <w:tcPr>
-            <w:tcW w:type="dxa" w:w="1900"/>
-            <w:tcBorders>
-              <w:top w:val="single" w:color="C9C9C9" w:sz="4"/>
-              <w:left w:val="single" w:color="C9C9C9" w:sz="4"/>
-              <w:bottom w:val="single" w:color="C9C9C9" w:sz="4"/>
-              <w:right w:val="single" w:color="C9C9C9" w:sz="4"/>
-            </w:tcBorders>
-            <w:shd w:fill="F4F7D3" w:color="auto" w:val="clear"/>
-            <w:tcMar>
-              <w:top w:type="dxa" w:w="100"/>
-              <w:left w:type="dxa" w:w="120"/>
-              <w:bottom w:type="dxa" w:w="100"/>
-              <w:right w:type="dxa" w:w="120"/>
-            </w:tcMar>
-            <w:vAlign w:val="center"/>
-          </w:tcPr>
-          <w:p>
-            <w:pPr>
-              <w:spacing w:line="264"/>
-              <w:jc w:val="left"/>
-            </w:pPr>
-            <w:r>
-              <w:rPr>
-                <w:rFonts w:ascii="Arial" w:cs="Arial" w:eastAsia="Arial" w:hAnsi="Arial"/>
-                <w:b/>
-                <w:bCs/>
-                <w:color w:val="3B3B3B"/>
-                <w:sz w:val="18"/>
-                <w:szCs w:val="18"/>
-              </w:rPr>
-              <w:t xml:space="preserve">Oficinas</w:t>
-            </w:r>
-          </w:p>
-        </w:tc>
-        <w:tc>
-          <w:tcPr>
-            <w:tcW w:type="dxa" w:w="4560"/>
-            <w:tcBorders>
-              <w:top w:val="single" w:color="C9C9C9" w:sz="4"/>
-              <w:left w:val="single" w:color="C9C9C9" w:sz="4"/>
-              <w:bottom w:val="single" w:color="C9C9C9" w:sz="4"/>
-              <w:right w:val="single" w:color="C9C9C9" w:sz="4"/>
-            </w:tcBorders>
-            <w:tcMar>
-              <w:top w:type="dxa" w:w="100"/>
-              <w:left w:type="dxa" w:w="120"/>
-              <w:bottom w:type="dxa" w:w="100"/>
-              <w:right w:type="dxa" w:w="120"/>
-            </w:tcMar>
-            <w:vAlign w:val="center"/>
-          </w:tcPr>
-          <w:p>
-            <w:pPr>
-              <w:spacing w:line="264"/>
-              <w:jc w:val="left"/>
-            </w:pPr>
-            <w:r>
-              <w:rPr>
-                <w:rFonts w:ascii="Arial" w:cs="Arial" w:eastAsia="Arial" w:hAnsi="Arial"/>
-                <w:color w:val="3B3B3B"/>
-                <w:sz w:val="18"/>
-                <w:szCs w:val="18"/>
-              </w:rPr>
-              <w:t xml:space="preserve">Divisiones de vidrio y aluminio, cielo raso y equipos de cómputo. Carga combustible baja (papel y mobiliario).</w:t>
+              <w:t xml:space="preserve">Hidrante junto al muro exterior, conectado a la red, con válvulas y salidas para manguera de bomberos.</w:t>
             </w:r>
           </w:p>
         </w:tc>
@@ -7971,7 +7073,7 @@
                 <w:sz w:val="14"/>
                 <w:szCs w:val="14"/>
               </w:rPr>
-              <w:t xml:space="preserve">Acceso a oficinas.</w:t>
+              <w:t xml:space="preserve">Hidrante exterior.</w:t>
             </w:r>
           </w:p>
         </w:tc>
@@ -7989,7 +7091,102 @@
               <w:bottom w:val="single" w:color="C9C9C9" w:sz="4"/>
               <w:right w:val="single" w:color="C9C9C9" w:sz="4"/>
             </w:tcBorders>
+            <w:tcMar>
+              <w:top w:type="dxa" w:w="100"/>
+              <w:left w:type="dxa" w:w="120"/>
+              <w:bottom w:type="dxa" w:w="100"/>
+              <w:right w:type="dxa" w:w="120"/>
+            </w:tcMar>
+            <w:vAlign w:val="center"/>
+          </w:tcPr>
+          <w:p>
+            <w:r>
+              <w:rPr>
+                <w:rFonts w:ascii="Arial" w:cs="Arial" w:eastAsia="Arial" w:hAnsi="Arial"/>
+                <w:b/>
+                <w:bCs/>
+                <w:color w:val="3B3B3B"/>
+                <w:sz w:val="18"/>
+                <w:szCs w:val="18"/>
+              </w:rPr>
+              <w:t xml:space="preserve">Detección automática</w:t>
+            </w:r>
+          </w:p>
+          <w:p>
+            <w:pPr>
+              <w:spacing w:before="40"/>
+            </w:pPr>
+            <w:r>
+              <w:rPr>
+                <w:rFonts w:ascii="Arial" w:cs="Arial" w:eastAsia="Arial" w:hAnsi="Arial"/>
+                <w:b/>
+                <w:bCs/>
+                <w:color w:val="7E8410"/>
+                <w:sz w:val="16"/>
+                <w:szCs w:val="16"/>
+              </w:rPr>
+              <w:t xml:space="preserve">DET</w:t>
+            </w:r>
+          </w:p>
+        </w:tc>
+        <w:tc>
+          <w:tcPr>
+            <w:tcW w:type="dxa" w:w="1100"/>
+            <w:tcBorders>
+              <w:top w:val="single" w:color="C9C9C9" w:sz="4"/>
+              <w:left w:val="single" w:color="C9C9C9" w:sz="4"/>
+              <w:bottom w:val="single" w:color="C9C9C9" w:sz="4"/>
+              <w:right w:val="single" w:color="C9C9C9" w:sz="4"/>
+            </w:tcBorders>
             <w:shd w:fill="F4F7D3" w:color="auto" w:val="clear"/>
+            <w:tcMar>
+              <w:top w:type="dxa" w:w="100"/>
+              <w:left w:type="dxa" w:w="120"/>
+              <w:bottom w:type="dxa" w:w="100"/>
+              <w:right w:type="dxa" w:w="120"/>
+            </w:tcMar>
+            <w:vAlign w:val="center"/>
+          </w:tcPr>
+          <w:p>
+            <w:pPr>
+              <w:jc w:val="center"/>
+            </w:pPr>
+            <w:r>
+              <w:rPr>
+                <w:rFonts w:ascii="Arial" w:cs="Arial" w:eastAsia="Arial" w:hAnsi="Arial"/>
+                <w:b/>
+                <w:bCs/>
+                <w:color w:val="3B3B3B"/>
+                <w:sz w:val="32"/>
+                <w:szCs w:val="32"/>
+              </w:rPr>
+              <w:t xml:space="preserve">4</w:t>
+            </w:r>
+          </w:p>
+          <w:p>
+            <w:pPr>
+              <w:jc w:val="center"/>
+            </w:pPr>
+            <w:r>
+              <w:rPr>
+                <w:rFonts w:ascii="Arial" w:cs="Arial" w:eastAsia="Arial" w:hAnsi="Arial"/>
+                <w:color w:val="6B6B6B"/>
+                <w:sz w:val="14"/>
+                <w:szCs w:val="14"/>
+              </w:rPr>
+              <w:t xml:space="preserve">CV</w:t>
+            </w:r>
+          </w:p>
+        </w:tc>
+        <w:tc>
+          <w:tcPr>
+            <w:tcW w:type="dxa" w:w="3460"/>
+            <w:tcBorders>
+              <w:top w:val="single" w:color="C9C9C9" w:sz="4"/>
+              <w:left w:val="single" w:color="C9C9C9" w:sz="4"/>
+              <w:bottom w:val="single" w:color="C9C9C9" w:sz="4"/>
+              <w:right w:val="single" w:color="C9C9C9" w:sz="4"/>
+            </w:tcBorders>
             <w:tcMar>
               <w:top w:type="dxa" w:w="100"/>
               <w:left w:type="dxa" w:w="120"/>
@@ -8006,46 +7203,11 @@
             <w:r>
               <w:rPr>
                 <w:rFonts w:ascii="Arial" w:cs="Arial" w:eastAsia="Arial" w:hAnsi="Arial"/>
-                <w:b/>
-                <w:bCs/>
                 <w:color w:val="3B3B3B"/>
                 <w:sz w:val="18"/>
                 <w:szCs w:val="18"/>
               </w:rPr>
-              <w:t xml:space="preserve">Sala de capacitación</w:t>
-            </w:r>
-          </w:p>
-        </w:tc>
-        <w:tc>
-          <w:tcPr>
-            <w:tcW w:type="dxa" w:w="4560"/>
-            <w:tcBorders>
-              <w:top w:val="single" w:color="C9C9C9" w:sz="4"/>
-              <w:left w:val="single" w:color="C9C9C9" w:sz="4"/>
-              <w:bottom w:val="single" w:color="C9C9C9" w:sz="4"/>
-              <w:right w:val="single" w:color="C9C9C9" w:sz="4"/>
-            </w:tcBorders>
-            <w:tcMar>
-              <w:top w:type="dxa" w:w="100"/>
-              <w:left w:type="dxa" w:w="120"/>
-              <w:bottom w:type="dxa" w:w="100"/>
-              <w:right w:type="dxa" w:w="120"/>
-            </w:tcMar>
-            <w:vAlign w:val="center"/>
-          </w:tcPr>
-          <w:p>
-            <w:pPr>
-              <w:spacing w:line="264"/>
-              <w:jc w:val="left"/>
-            </w:pPr>
-            <w:r>
-              <w:rPr>
-                <w:rFonts w:ascii="Arial" w:cs="Arial" w:eastAsia="Arial" w:hAnsi="Arial"/>
-                <w:color w:val="3B3B3B"/>
-                <w:sz w:val="18"/>
-                <w:szCs w:val="18"/>
-              </w:rPr>
-              <w:t xml:space="preserve">Extintor ubicado junto a la puerta de acceso.</w:t>
+              <w:t xml:space="preserve">Detectores de humo y alarmas bajo la cubierta y en áreas operativas.</w:t>
             </w:r>
           </w:p>
         </w:tc>
@@ -8136,7 +7298,7 @@
                 <w:sz w:val="14"/>
                 <w:szCs w:val="14"/>
               </w:rPr>
-              <w:t xml:space="preserve">Sala de capacitación.</w:t>
+              <w:t xml:space="preserve">Detección y alarma.</w:t>
             </w:r>
           </w:p>
         </w:tc>
@@ -8154,7 +7316,102 @@
               <w:bottom w:val="single" w:color="C9C9C9" w:sz="4"/>
               <w:right w:val="single" w:color="C9C9C9" w:sz="4"/>
             </w:tcBorders>
+            <w:tcMar>
+              <w:top w:type="dxa" w:w="100"/>
+              <w:left w:type="dxa" w:w="120"/>
+              <w:bottom w:type="dxa" w:w="100"/>
+              <w:right w:type="dxa" w:w="120"/>
+            </w:tcMar>
+            <w:vAlign w:val="center"/>
+          </w:tcPr>
+          <w:p>
+            <w:r>
+              <w:rPr>
+                <w:rFonts w:ascii="Arial" w:cs="Arial" w:eastAsia="Arial" w:hAnsi="Arial"/>
+                <w:b/>
+                <w:bCs/>
+                <w:color w:val="3B3B3B"/>
+                <w:sz w:val="18"/>
+                <w:szCs w:val="18"/>
+              </w:rPr>
+              <w:t xml:space="preserve">Rociadores automáticos</w:t>
+            </w:r>
+          </w:p>
+          <w:p>
+            <w:pPr>
+              <w:spacing w:before="40"/>
+            </w:pPr>
+            <w:r>
+              <w:rPr>
+                <w:rFonts w:ascii="Arial" w:cs="Arial" w:eastAsia="Arial" w:hAnsi="Arial"/>
+                <w:b/>
+                <w:bCs/>
+                <w:color w:val="7E8410"/>
+                <w:sz w:val="16"/>
+                <w:szCs w:val="16"/>
+              </w:rPr>
+              <w:t xml:space="preserve">ROC</w:t>
+            </w:r>
+          </w:p>
+        </w:tc>
+        <w:tc>
+          <w:tcPr>
+            <w:tcW w:type="dxa" w:w="1100"/>
+            <w:tcBorders>
+              <w:top w:val="single" w:color="C9C9C9" w:sz="4"/>
+              <w:left w:val="single" w:color="C9C9C9" w:sz="4"/>
+              <w:bottom w:val="single" w:color="C9C9C9" w:sz="4"/>
+              <w:right w:val="single" w:color="C9C9C9" w:sz="4"/>
+            </w:tcBorders>
             <w:shd w:fill="F4F7D3" w:color="auto" w:val="clear"/>
+            <w:tcMar>
+              <w:top w:type="dxa" w:w="100"/>
+              <w:left w:type="dxa" w:w="120"/>
+              <w:bottom w:type="dxa" w:w="100"/>
+              <w:right w:type="dxa" w:w="120"/>
+            </w:tcMar>
+            <w:vAlign w:val="center"/>
+          </w:tcPr>
+          <w:p>
+            <w:pPr>
+              <w:jc w:val="center"/>
+            </w:pPr>
+            <w:r>
+              <w:rPr>
+                <w:rFonts w:ascii="Arial" w:cs="Arial" w:eastAsia="Arial" w:hAnsi="Arial"/>
+                <w:b/>
+                <w:bCs/>
+                <w:color w:val="3B3B3B"/>
+                <w:sz w:val="32"/>
+                <w:szCs w:val="32"/>
+              </w:rPr>
+              <w:t xml:space="preserve">8</w:t>
+            </w:r>
+          </w:p>
+          <w:p>
+            <w:pPr>
+              <w:jc w:val="center"/>
+            </w:pPr>
+            <w:r>
+              <w:rPr>
+                <w:rFonts w:ascii="Arial" w:cs="Arial" w:eastAsia="Arial" w:hAnsi="Arial"/>
+                <w:color w:val="6B6B6B"/>
+                <w:sz w:val="14"/>
+                <w:szCs w:val="14"/>
+              </w:rPr>
+              <w:t xml:space="preserve">CV</w:t>
+            </w:r>
+          </w:p>
+        </w:tc>
+        <w:tc>
+          <w:tcPr>
+            <w:tcW w:type="dxa" w:w="3460"/>
+            <w:tcBorders>
+              <w:top w:val="single" w:color="C9C9C9" w:sz="4"/>
+              <w:left w:val="single" w:color="C9C9C9" w:sz="4"/>
+              <w:bottom w:val="single" w:color="C9C9C9" w:sz="4"/>
+              <w:right w:val="single" w:color="C9C9C9" w:sz="4"/>
+            </w:tcBorders>
             <w:tcMar>
               <w:top w:type="dxa" w:w="100"/>
               <w:left w:type="dxa" w:w="120"/>
@@ -8171,46 +7428,11 @@
             <w:r>
               <w:rPr>
                 <w:rFonts w:ascii="Arial" w:cs="Arial" w:eastAsia="Arial" w:hAnsi="Arial"/>
-                <w:b/>
-                <w:bCs/>
                 <w:color w:val="3B3B3B"/>
                 <w:sz w:val="18"/>
                 <w:szCs w:val="18"/>
               </w:rPr>
-              <w:t xml:space="preserve">Comedor y cafetería</w:t>
-            </w:r>
-          </w:p>
-        </w:tc>
-        <w:tc>
-          <w:tcPr>
-            <w:tcW w:type="dxa" w:w="4560"/>
-            <w:tcBorders>
-              <w:top w:val="single" w:color="C9C9C9" w:sz="4"/>
-              <w:left w:val="single" w:color="C9C9C9" w:sz="4"/>
-              <w:bottom w:val="single" w:color="C9C9C9" w:sz="4"/>
-              <w:right w:val="single" w:color="C9C9C9" w:sz="4"/>
-            </w:tcBorders>
-            <w:tcMar>
-              <w:top w:type="dxa" w:w="100"/>
-              <w:left w:type="dxa" w:w="120"/>
-              <w:bottom w:type="dxa" w:w="100"/>
-              <w:right w:type="dxa" w:w="120"/>
-            </w:tcMar>
-            <w:vAlign w:val="center"/>
-          </w:tcPr>
-          <w:p>
-            <w:pPr>
-              <w:spacing w:line="264"/>
-              <w:jc w:val="left"/>
-            </w:pPr>
-            <w:r>
-              <w:rPr>
-                <w:rFonts w:ascii="Arial" w:cs="Arial" w:eastAsia="Arial" w:hAnsi="Arial"/>
-                <w:color w:val="3B3B3B"/>
-                <w:sz w:val="18"/>
-                <w:szCs w:val="18"/>
-              </w:rPr>
-              <w:t xml:space="preserve">Mesas, sillas y jardinera; extintor señalizado y en su soporte.</w:t>
+              <w:t xml:space="preserve">Rociadores bajo toda la cubierta, con válvulas de control y cuarto de bombas.</w:t>
             </w:r>
           </w:p>
         </w:tc>
@@ -8301,7 +7523,7 @@
                 <w:sz w:val="14"/>
                 <w:szCs w:val="14"/>
               </w:rPr>
-              <w:t xml:space="preserve">Extintor en el comedor.</w:t>
+              <w:t xml:space="preserve">Red de rociadores.</w:t>
             </w:r>
           </w:p>
         </w:tc>
@@ -8319,7 +7541,102 @@
               <w:bottom w:val="single" w:color="C9C9C9" w:sz="4"/>
               <w:right w:val="single" w:color="C9C9C9" w:sz="4"/>
             </w:tcBorders>
+            <w:tcMar>
+              <w:top w:type="dxa" w:w="100"/>
+              <w:left w:type="dxa" w:w="120"/>
+              <w:bottom w:type="dxa" w:w="100"/>
+              <w:right w:type="dxa" w:w="120"/>
+            </w:tcMar>
+            <w:vAlign w:val="center"/>
+          </w:tcPr>
+          <w:p>
+            <w:r>
+              <w:rPr>
+                <w:rFonts w:ascii="Arial" w:cs="Arial" w:eastAsia="Arial" w:hAnsi="Arial"/>
+                <w:b/>
+                <w:bCs/>
+                <w:color w:val="3B3B3B"/>
+                <w:sz w:val="18"/>
+                <w:szCs w:val="18"/>
+              </w:rPr>
+              <w:t xml:space="preserve">Extinción por agentes gaseosos</w:t>
+            </w:r>
+          </w:p>
+          <w:p>
+            <w:pPr>
+              <w:spacing w:before="40"/>
+            </w:pPr>
+            <w:r>
+              <w:rPr>
+                <w:rFonts w:ascii="Arial" w:cs="Arial" w:eastAsia="Arial" w:hAnsi="Arial"/>
+                <w:b/>
+                <w:bCs/>
+                <w:color w:val="7E8410"/>
+                <w:sz w:val="16"/>
+                <w:szCs w:val="16"/>
+              </w:rPr>
+              <w:t xml:space="preserve">IFE</w:t>
+            </w:r>
+          </w:p>
+        </w:tc>
+        <w:tc>
+          <w:tcPr>
+            <w:tcW w:type="dxa" w:w="1100"/>
+            <w:tcBorders>
+              <w:top w:val="single" w:color="C9C9C9" w:sz="4"/>
+              <w:left w:val="single" w:color="C9C9C9" w:sz="4"/>
+              <w:bottom w:val="single" w:color="C9C9C9" w:sz="4"/>
+              <w:right w:val="single" w:color="C9C9C9" w:sz="4"/>
+            </w:tcBorders>
             <w:shd w:fill="F4F7D3" w:color="auto" w:val="clear"/>
+            <w:tcMar>
+              <w:top w:type="dxa" w:w="100"/>
+              <w:left w:type="dxa" w:w="120"/>
+              <w:bottom w:type="dxa" w:w="100"/>
+              <w:right w:type="dxa" w:w="120"/>
+            </w:tcMar>
+            <w:vAlign w:val="center"/>
+          </w:tcPr>
+          <w:p>
+            <w:pPr>
+              <w:jc w:val="center"/>
+            </w:pPr>
+            <w:r>
+              <w:rPr>
+                <w:rFonts w:ascii="Arial" w:cs="Arial" w:eastAsia="Arial" w:hAnsi="Arial"/>
+                <w:b/>
+                <w:bCs/>
+                <w:color w:val="3B3B3B"/>
+                <w:sz w:val="32"/>
+                <w:szCs w:val="32"/>
+              </w:rPr>
+              <w:t xml:space="preserve">0</w:t>
+            </w:r>
+          </w:p>
+          <w:p>
+            <w:pPr>
+              <w:jc w:val="center"/>
+            </w:pPr>
+            <w:r>
+              <w:rPr>
+                <w:rFonts w:ascii="Arial" w:cs="Arial" w:eastAsia="Arial" w:hAnsi="Arial"/>
+                <w:color w:val="6B6B6B"/>
+                <w:sz w:val="14"/>
+                <w:szCs w:val="14"/>
+              </w:rPr>
+              <w:t xml:space="preserve">SV</w:t>
+            </w:r>
+          </w:p>
+        </w:tc>
+        <w:tc>
+          <w:tcPr>
+            <w:tcW w:type="dxa" w:w="3460"/>
+            <w:tcBorders>
+              <w:top w:val="single" w:color="C9C9C9" w:sz="4"/>
+              <w:left w:val="single" w:color="C9C9C9" w:sz="4"/>
+              <w:bottom w:val="single" w:color="C9C9C9" w:sz="4"/>
+              <w:right w:val="single" w:color="C9C9C9" w:sz="4"/>
+            </w:tcBorders>
             <w:tcMar>
               <w:top w:type="dxa" w:w="100"/>
               <w:left w:type="dxa" w:w="120"/>
@@ -8336,19 +7653,17 @@
             <w:r>
               <w:rPr>
                 <w:rFonts w:ascii="Arial" w:cs="Arial" w:eastAsia="Arial" w:hAnsi="Arial"/>
-                <w:b/>
-                <w:bCs/>
                 <w:color w:val="3B3B3B"/>
                 <w:sz w:val="18"/>
                 <w:szCs w:val="18"/>
               </w:rPr>
-              <w:t xml:space="preserve">Cocina</w:t>
-            </w:r>
-          </w:p>
-        </w:tc>
-        <w:tc>
-          <w:tcPr>
-            <w:tcW w:type="dxa" w:w="4560"/>
+              <w:t xml:space="preserve">No hay sistemas de agentes gaseosos; no aplican en la bodega.</w:t>
+            </w:r>
+          </w:p>
+        </w:tc>
+        <w:tc>
+          <w:tcPr>
+            <w:tcW w:type="dxa" w:w="2900"/>
             <w:tcBorders>
               <w:top w:val="single" w:color="C9C9C9" w:sz="4"/>
               <w:left w:val="single" w:color="C9C9C9" w:sz="4"/>
@@ -8366,107 +7681,18 @@
           <w:p>
             <w:pPr>
               <w:spacing w:line="264"/>
-              <w:jc w:val="left"/>
-            </w:pPr>
-            <w:r>
-              <w:rPr>
-                <w:rFonts w:ascii="Arial" w:cs="Arial" w:eastAsia="Arial" w:hAnsi="Arial"/>
-                <w:color w:val="3B3B3B"/>
-                <w:sz w:val="18"/>
-                <w:szCs w:val="18"/>
-              </w:rPr>
-              <w:t xml:space="preserve">Equipos eléctricos (cafeteras, baño maría, microondas). Cableado expuesto: principal punto de ignición de la zona.</w:t>
-            </w:r>
-          </w:p>
-        </w:tc>
-        <w:tc>
-          <w:tcPr>
-            <w:tcW w:type="dxa" w:w="2900"/>
-            <w:tcBorders>
-              <w:top w:val="single" w:color="C9C9C9" w:sz="4"/>
-              <w:left w:val="single" w:color="C9C9C9" w:sz="4"/>
-              <w:bottom w:val="single" w:color="C9C9C9" w:sz="4"/>
-              <w:right w:val="single" w:color="C9C9C9" w:sz="4"/>
-            </w:tcBorders>
-            <w:tcMar>
-              <w:top w:type="dxa" w:w="70"/>
-              <w:left w:type="dxa" w:w="70"/>
-              <w:bottom w:type="dxa" w:w="60"/>
-              <w:right w:type="dxa" w:w="70"/>
-            </w:tcMar>
-            <w:vAlign w:val="center"/>
-          </w:tcPr>
-          <w:p>
-            <w:pPr>
-              <w:jc w:val="center"/>
-            </w:pPr>
-            <w:r>
-              <w:drawing>
-                <wp:inline distT="0" distB="0" distL="0" distR="0">
-                  <wp:extent cx="1066800" cy="800100"/>
-                  <wp:effectExtent t="0" r="0" b="0" l="0"/>
-                  <wp:docPr id="1" name="" descr="" title=""/>
-                  <wp:cNvGraphicFramePr>
-                    <a:graphicFrameLocks xmlns:a="http://schemas.openxmlformats.org/drawingml/2006/main" noChangeAspect="1"/>
-                  </wp:cNvGraphicFramePr>
-                  <a:graphic xmlns:a="http://schemas.openxmlformats.org/drawingml/2006/main">
-                    <a:graphicData uri="http://schemas.openxmlformats.org/drawingml/2006/picture">
-                      <pic:pic xmlns:pic="http://schemas.openxmlformats.org/drawingml/2006/picture">
-                        <pic:nvPicPr>
-                          <pic:cNvPr id="0" name="" descr=""/>
-                          <pic:cNvPicPr>
-                            <a:picLocks noChangeAspect="1" noChangeArrowheads="1"/>
-                          </pic:cNvPicPr>
-                        </pic:nvPicPr>
-                        <pic:blipFill>
-                          <a:blip r:embed="rId37" cstate="none"/>
-                          <a:srcRect/>
-                          <a:stretch>
-                            <a:fillRect/>
-                          </a:stretch>
-                        </pic:blipFill>
-                        <pic:spPr bwMode="auto">
-                          <a:xfrm>
-                            <a:off x="0" y="0"/>
-                            <a:ext cx="1066800" cy="800100"/>
-                          </a:xfrm>
-                          <a:prstGeom prst="rect">
-                            <a:avLst/>
-                          </a:prstGeom>
-                        </pic:spPr>
-                      </pic:pic>
-                    </a:graphicData>
-                  </a:graphic>
-                </wp:inline>
-              </w:drawing>
-            </w:r>
-          </w:p>
-          <w:p>
-            <w:pPr>
-              <w:spacing w:before="40"/>
-              <w:jc w:val="center"/>
-            </w:pPr>
-            <w:r>
-              <w:rPr>
-                <w:rFonts w:ascii="Arial" w:cs="Arial" w:eastAsia="Arial" w:hAnsi="Arial"/>
-                <w:b/>
-                <w:bCs/>
-                <w:color w:val="3B3B3B"/>
-                <w:sz w:val="14"/>
-                <w:szCs w:val="14"/>
-              </w:rPr>
-              <w:t xml:space="preserve">Imagen 27. </w:t>
-            </w:r>
+              <w:jc w:val="center"/>
+            </w:pPr>
             <w:r>
               <w:rPr>
                 <w:rFonts w:ascii="Arial" w:cs="Arial" w:eastAsia="Arial" w:hAnsi="Arial"/>
                 <w:i/>
                 <w:iCs/>
                 <w:color w:val="6B6B6B"/>
-                <w:sz w:val="14"/>
-                <w:szCs w:val="14"/>
-              </w:rPr>
-              <w:t xml:space="preserve">Cableado expuesto.</w:t>
+                <w:sz w:val="18"/>
+                <w:szCs w:val="18"/>
+              </w:rPr>
+              <w:t xml:space="preserve">No aplica</w:t>
             </w:r>
           </w:p>
         </w:tc>
@@ -8484,7 +7710,7 @@
               <w:bottom w:val="single" w:color="C9C9C9" w:sz="4"/>
               <w:right w:val="single" w:color="C9C9C9" w:sz="4"/>
             </w:tcBorders>
-            <w:shd w:fill="F4F7D3" w:color="auto" w:val="clear"/>
+            <w:shd w:fill="3B3B3B" w:color="auto" w:val="clear"/>
             <w:tcMar>
               <w:top w:type="dxa" w:w="100"/>
               <w:left w:type="dxa" w:w="120"/>
@@ -8503,135 +7729,82 @@
                 <w:rFonts w:ascii="Arial" w:cs="Arial" w:eastAsia="Arial" w:hAnsi="Arial"/>
                 <w:b/>
                 <w:bCs/>
-                <w:color w:val="3B3B3B"/>
+                <w:color w:val="FFFFFF"/>
+                <w:sz w:val="20"/>
+                <w:szCs w:val="20"/>
+              </w:rPr>
+              <w:t xml:space="preserve">TOTAL Y</w:t>
+            </w:r>
+          </w:p>
+        </w:tc>
+        <w:tc>
+          <w:tcPr>
+            <w:tcW w:type="dxa" w:w="1100"/>
+            <w:tcBorders>
+              <w:top w:val="single" w:color="C9C9C9" w:sz="4"/>
+              <w:left w:val="single" w:color="C9C9C9" w:sz="4"/>
+              <w:bottom w:val="single" w:color="C9C9C9" w:sz="4"/>
+              <w:right w:val="single" w:color="C9C9C9" w:sz="4"/>
+            </w:tcBorders>
+            <w:shd w:fill="CAD225" w:color="auto" w:val="clear"/>
+            <w:tcMar>
+              <w:top w:type="dxa" w:w="100"/>
+              <w:left w:type="dxa" w:w="120"/>
+              <w:bottom w:type="dxa" w:w="100"/>
+              <w:right w:type="dxa" w:w="120"/>
+            </w:tcMar>
+            <w:vAlign w:val="center"/>
+          </w:tcPr>
+          <w:p>
+            <w:pPr>
+              <w:spacing w:line="264"/>
+              <w:jc w:val="center"/>
+            </w:pPr>
+            <w:r>
+              <w:rPr>
+                <w:rFonts w:ascii="Arial" w:cs="Arial" w:eastAsia="Arial" w:hAnsi="Arial"/>
+                <w:b/>
+                <w:bCs/>
+                <w:color w:val="3B3B3B"/>
+                <w:sz w:val="32"/>
+                <w:szCs w:val="32"/>
+              </w:rPr>
+              <w:t xml:space="preserve">22</w:t>
+            </w:r>
+          </w:p>
+        </w:tc>
+        <w:tc>
+          <w:tcPr>
+            <w:tcW w:type="dxa" w:w="6360"/>
+            <w:gridSpan w:val="2"/>
+            <w:tcBorders>
+              <w:top w:val="single" w:color="C9C9C9" w:sz="4"/>
+              <w:left w:val="single" w:color="C9C9C9" w:sz="4"/>
+              <w:bottom w:val="single" w:color="C9C9C9" w:sz="4"/>
+              <w:right w:val="single" w:color="C9C9C9" w:sz="4"/>
+            </w:tcBorders>
+            <w:shd w:fill="3B3B3B" w:color="auto" w:val="clear"/>
+            <w:tcMar>
+              <w:top w:type="dxa" w:w="100"/>
+              <w:left w:type="dxa" w:w="120"/>
+              <w:bottom w:type="dxa" w:w="100"/>
+              <w:right w:type="dxa" w:w="120"/>
+            </w:tcMar>
+            <w:vAlign w:val="center"/>
+          </w:tcPr>
+          <w:p>
+            <w:pPr>
+              <w:spacing w:line="264"/>
+              <w:jc w:val="left"/>
+            </w:pPr>
+            <w:r>
+              <w:rPr>
+                <w:rFonts w:ascii="Arial" w:cs="Arial" w:eastAsia="Arial" w:hAnsi="Arial"/>
+                <w:color w:val="FFFFFF"/>
                 <w:sz w:val="18"/>
                 <w:szCs w:val="18"/>
               </w:rPr>
-              <w:t xml:space="preserve">Corredores</w:t>
-            </w:r>
-          </w:p>
-        </w:tc>
-        <w:tc>
-          <w:tcPr>
-            <w:tcW w:type="dxa" w:w="4560"/>
-            <w:tcBorders>
-              <w:top w:val="single" w:color="C9C9C9" w:sz="4"/>
-              <w:left w:val="single" w:color="C9C9C9" w:sz="4"/>
-              <w:bottom w:val="single" w:color="C9C9C9" w:sz="4"/>
-              <w:right w:val="single" w:color="C9C9C9" w:sz="4"/>
-            </w:tcBorders>
-            <w:tcMar>
-              <w:top w:type="dxa" w:w="100"/>
-              <w:left w:type="dxa" w:w="120"/>
-              <w:bottom w:type="dxa" w:w="100"/>
-              <w:right w:type="dxa" w:w="120"/>
-            </w:tcMar>
-            <w:vAlign w:val="center"/>
-          </w:tcPr>
-          <w:p>
-            <w:pPr>
-              <w:spacing w:line="264"/>
-              <w:jc w:val="left"/>
-            </w:pPr>
-            <w:r>
-              <w:rPr>
-                <w:rFonts w:ascii="Arial" w:cs="Arial" w:eastAsia="Arial" w:hAnsi="Arial"/>
-                <w:color w:val="3B3B3B"/>
-                <w:sz w:val="18"/>
-                <w:szCs w:val="18"/>
-              </w:rPr>
-              <w:t xml:space="preserve">Rutas de evacuación amplias, despejadas y con puertas de salida señalizadas.</w:t>
-            </w:r>
-          </w:p>
-        </w:tc>
-        <w:tc>
-          <w:tcPr>
-            <w:tcW w:type="dxa" w:w="2900"/>
-            <w:tcBorders>
-              <w:top w:val="single" w:color="C9C9C9" w:sz="4"/>
-              <w:left w:val="single" w:color="C9C9C9" w:sz="4"/>
-              <w:bottom w:val="single" w:color="C9C9C9" w:sz="4"/>
-              <w:right w:val="single" w:color="C9C9C9" w:sz="4"/>
-            </w:tcBorders>
-            <w:tcMar>
-              <w:top w:type="dxa" w:w="70"/>
-              <w:left w:type="dxa" w:w="70"/>
-              <w:bottom w:type="dxa" w:w="60"/>
-              <w:right w:type="dxa" w:w="70"/>
-            </w:tcMar>
-            <w:vAlign w:val="center"/>
-          </w:tcPr>
-          <w:p>
-            <w:pPr>
-              <w:jc w:val="center"/>
-            </w:pPr>
-            <w:r>
-              <w:drawing>
-                <wp:inline distT="0" distB="0" distL="0" distR="0">
-                  <wp:extent cx="1066800" cy="800100"/>
-                  <wp:effectExtent t="0" r="0" b="0" l="0"/>
-                  <wp:docPr id="1" name="" descr="" title=""/>
-                  <wp:cNvGraphicFramePr>
-                    <a:graphicFrameLocks xmlns:a="http://schemas.openxmlformats.org/drawingml/2006/main" noChangeAspect="1"/>
-                  </wp:cNvGraphicFramePr>
-                  <a:graphic xmlns:a="http://schemas.openxmlformats.org/drawingml/2006/main">
-                    <a:graphicData uri="http://schemas.openxmlformats.org/drawingml/2006/picture">
-                      <pic:pic xmlns:pic="http://schemas.openxmlformats.org/drawingml/2006/picture">
-                        <pic:nvPicPr>
-                          <pic:cNvPr id="0" name="" descr=""/>
-                          <pic:cNvPicPr>
-                            <a:picLocks noChangeAspect="1" noChangeArrowheads="1"/>
-                          </pic:cNvPicPr>
-                        </pic:nvPicPr>
-                        <pic:blipFill>
-                          <a:blip r:embed="rId38" cstate="none"/>
-                          <a:srcRect/>
-                          <a:stretch>
-                            <a:fillRect/>
-                          </a:stretch>
-                        </pic:blipFill>
-                        <pic:spPr bwMode="auto">
-                          <a:xfrm>
-                            <a:off x="0" y="0"/>
-                            <a:ext cx="1066800" cy="800100"/>
-                          </a:xfrm>
-                          <a:prstGeom prst="rect">
-                            <a:avLst/>
-                          </a:prstGeom>
-                        </pic:spPr>
-                      </pic:pic>
-                    </a:graphicData>
-                  </a:graphic>
-                </wp:inline>
-              </w:drawing>
-            </w:r>
-          </w:p>
-          <w:p>
-            <w:pPr>
-              <w:spacing w:before="40"/>
-              <w:jc w:val="center"/>
-            </w:pPr>
-            <w:r>
-              <w:rPr>
-                <w:rFonts w:ascii="Arial" w:cs="Arial" w:eastAsia="Arial" w:hAnsi="Arial"/>
-                <w:b/>
-                <w:bCs/>
-                <w:color w:val="3B3B3B"/>
-                <w:sz w:val="14"/>
-                <w:szCs w:val="14"/>
-              </w:rPr>
-              <w:t xml:space="preserve">Imagen 28. </w:t>
-            </w:r>
-            <w:r>
-              <w:rPr>
-                <w:rFonts w:ascii="Arial" w:cs="Arial" w:eastAsia="Arial" w:hAnsi="Arial"/>
-                <w:i/>
-                <w:iCs/>
-                <w:color w:val="6B6B6B"/>
-                <w:sz w:val="14"/>
-                <w:szCs w:val="14"/>
-              </w:rPr>
-              <w:t xml:space="preserve">Corredor de evacuación.</w:t>
+              <w:t xml:space="preserve">de 26 puntos posibles (85 %)</w:t>
             </w:r>
           </w:p>
         </w:tc>
@@ -8659,7 +7832,7 @@
           <w:sz w:val="16"/>
           <w:szCs w:val="16"/>
         </w:rPr>
-        <w:t xml:space="preserve">Esta zona comparte la red contra incendio del CEDI; los coeficientes de las Tablas 3 y 4 se calcularon para la nave de almacenamiento, que es el mayor sector de incendio.</w:t>
+        <w:t xml:space="preserve">CV = con vigilancia; SV = sin vigilancia.</w:t>
       </w:r>
     </w:p>
     <w:p>
@@ -8668,7 +7841,7 @@
         <w:keepNext/>
       </w:pPr>
       <w:r>
-        <w:t xml:space="preserve">6. Resultados</w:t>
+        <w:t xml:space="preserve">5. Resultados</w:t>
       </w:r>
     </w:p>
     <w:tbl>
@@ -9077,7 +8250,7 @@
           <w:sz w:val="22"/>
           <w:szCs w:val="22"/>
         </w:rPr>
-        <w:t xml:space="preserve">. La Tabla 6 muestra cómo mejoraría el resultado si se certifica la brigada contra incendios.</w:t>
+        <w:t xml:space="preserve">. La Tabla 5 muestra cómo mejoraría el resultado si se certifica la brigada contra incendios.</w:t>
       </w:r>
     </w:p>
     <w:p>
@@ -9094,7 +8267,7 @@
           <w:sz w:val="20"/>
           <w:szCs w:val="20"/>
         </w:rPr>
-        <w:t xml:space="preserve">Tabla 6</w:t>
+        <w:t xml:space="preserve">Tabla 5</w:t>
       </w:r>
     </w:p>
     <w:p>
@@ -9828,7 +9001,7 @@
         <w:keepNext/>
       </w:pPr>
       <w:r>
-        <w:t xml:space="preserve">7. Conclusiones y recomendaciones</w:t>
+        <w:t xml:space="preserve">6. Conclusiones y recomendaciones</w:t>
       </w:r>
     </w:p>
     <w:p>
@@ -10406,6 +9579,188 @@
                           </pic:cNvPicPr>
                         </pic:nvPicPr>
                         <pic:blipFill>
+                          <a:blip r:embed="rId37" cstate="none"/>
+                          <a:srcRect/>
+                          <a:stretch>
+                            <a:fillRect/>
+                          </a:stretch>
+                        </pic:blipFill>
+                        <pic:spPr bwMode="auto">
+                          <a:xfrm>
+                            <a:off x="0" y="0"/>
+                            <a:ext cx="1371600" cy="1028700"/>
+                          </a:xfrm>
+                          <a:prstGeom prst="rect">
+                            <a:avLst/>
+                          </a:prstGeom>
+                        </pic:spPr>
+                      </pic:pic>
+                    </a:graphicData>
+                  </a:graphic>
+                </wp:inline>
+              </w:drawing>
+            </w:r>
+          </w:p>
+          <w:p>
+            <w:pPr>
+              <w:spacing w:before="40"/>
+              <w:jc w:val="center"/>
+            </w:pPr>
+            <w:r>
+              <w:rPr>
+                <w:rFonts w:ascii="Arial" w:cs="Arial" w:eastAsia="Arial" w:hAnsi="Arial"/>
+                <w:b/>
+                <w:bCs/>
+                <w:color w:val="3B3B3B"/>
+                <w:sz w:val="14"/>
+                <w:szCs w:val="14"/>
+              </w:rPr>
+              <w:t xml:space="preserve">Imagen 27. </w:t>
+            </w:r>
+            <w:r>
+              <w:rPr>
+                <w:rFonts w:ascii="Arial" w:cs="Arial" w:eastAsia="Arial" w:hAnsi="Arial"/>
+                <w:i/>
+                <w:iCs/>
+                <w:color w:val="6B6B6B"/>
+                <w:sz w:val="14"/>
+                <w:szCs w:val="14"/>
+              </w:rPr>
+              <w:t xml:space="preserve">Bomba principal.</w:t>
+            </w:r>
+          </w:p>
+        </w:tc>
+        <w:tc>
+          <w:tcPr>
+            <w:tcW w:type="dxa" w:w="2340"/>
+            <w:tcBorders>
+              <w:top w:val="single" w:color="C9C9C9" w:sz="4"/>
+              <w:left w:val="single" w:color="C9C9C9" w:sz="4"/>
+              <w:bottom w:val="single" w:color="C9C9C9" w:sz="4"/>
+              <w:right w:val="single" w:color="C9C9C9" w:sz="4"/>
+            </w:tcBorders>
+            <w:tcMar>
+              <w:top w:type="dxa" w:w="70"/>
+              <w:left w:type="dxa" w:w="70"/>
+              <w:bottom w:type="dxa" w:w="60"/>
+              <w:right w:type="dxa" w:w="70"/>
+            </w:tcMar>
+            <w:vAlign w:val="center"/>
+          </w:tcPr>
+          <w:p>
+            <w:pPr>
+              <w:jc w:val="center"/>
+            </w:pPr>
+            <w:r>
+              <w:drawing>
+                <wp:inline distT="0" distB="0" distL="0" distR="0">
+                  <wp:extent cx="1371600" cy="1028700"/>
+                  <wp:effectExtent t="0" r="0" b="0" l="0"/>
+                  <wp:docPr id="1" name="" descr="" title=""/>
+                  <wp:cNvGraphicFramePr>
+                    <a:graphicFrameLocks xmlns:a="http://schemas.openxmlformats.org/drawingml/2006/main" noChangeAspect="1"/>
+                  </wp:cNvGraphicFramePr>
+                  <a:graphic xmlns:a="http://schemas.openxmlformats.org/drawingml/2006/main">
+                    <a:graphicData uri="http://schemas.openxmlformats.org/drawingml/2006/picture">
+                      <pic:pic xmlns:pic="http://schemas.openxmlformats.org/drawingml/2006/picture">
+                        <pic:nvPicPr>
+                          <pic:cNvPr id="0" name="" descr=""/>
+                          <pic:cNvPicPr>
+                            <a:picLocks noChangeAspect="1" noChangeArrowheads="1"/>
+                          </pic:cNvPicPr>
+                        </pic:nvPicPr>
+                        <pic:blipFill>
+                          <a:blip r:embed="rId38" cstate="none"/>
+                          <a:srcRect/>
+                          <a:stretch>
+                            <a:fillRect/>
+                          </a:stretch>
+                        </pic:blipFill>
+                        <pic:spPr bwMode="auto">
+                          <a:xfrm>
+                            <a:off x="0" y="0"/>
+                            <a:ext cx="1371600" cy="1028700"/>
+                          </a:xfrm>
+                          <a:prstGeom prst="rect">
+                            <a:avLst/>
+                          </a:prstGeom>
+                        </pic:spPr>
+                      </pic:pic>
+                    </a:graphicData>
+                  </a:graphic>
+                </wp:inline>
+              </w:drawing>
+            </w:r>
+          </w:p>
+          <w:p>
+            <w:pPr>
+              <w:spacing w:before="40"/>
+              <w:jc w:val="center"/>
+            </w:pPr>
+            <w:r>
+              <w:rPr>
+                <w:rFonts w:ascii="Arial" w:cs="Arial" w:eastAsia="Arial" w:hAnsi="Arial"/>
+                <w:b/>
+                <w:bCs/>
+                <w:color w:val="3B3B3B"/>
+                <w:sz w:val="14"/>
+                <w:szCs w:val="14"/>
+              </w:rPr>
+              <w:t xml:space="preserve">Imagen 28. </w:t>
+            </w:r>
+            <w:r>
+              <w:rPr>
+                <w:rFonts w:ascii="Arial" w:cs="Arial" w:eastAsia="Arial" w:hAnsi="Arial"/>
+                <w:i/>
+                <w:iCs/>
+                <w:color w:val="6B6B6B"/>
+                <w:sz w:val="14"/>
+                <w:szCs w:val="14"/>
+              </w:rPr>
+              <w:t xml:space="preserve">Bomba jockey.</w:t>
+            </w:r>
+          </w:p>
+        </w:tc>
+        <w:tc>
+          <w:tcPr>
+            <w:tcW w:type="dxa" w:w="2340"/>
+            <w:tcBorders>
+              <w:top w:val="single" w:color="C9C9C9" w:sz="4"/>
+              <w:left w:val="single" w:color="C9C9C9" w:sz="4"/>
+              <w:bottom w:val="single" w:color="C9C9C9" w:sz="4"/>
+              <w:right w:val="single" w:color="C9C9C9" w:sz="4"/>
+            </w:tcBorders>
+            <w:tcMar>
+              <w:top w:type="dxa" w:w="70"/>
+              <w:left w:type="dxa" w:w="70"/>
+              <w:bottom w:type="dxa" w:w="60"/>
+              <w:right w:type="dxa" w:w="70"/>
+            </w:tcMar>
+            <w:vAlign w:val="center"/>
+          </w:tcPr>
+          <w:p>
+            <w:pPr>
+              <w:jc w:val="center"/>
+            </w:pPr>
+            <w:r>
+              <w:drawing>
+                <wp:inline distT="0" distB="0" distL="0" distR="0">
+                  <wp:extent cx="1371600" cy="1028700"/>
+                  <wp:effectExtent t="0" r="0" b="0" l="0"/>
+                  <wp:docPr id="1" name="" descr="" title=""/>
+                  <wp:cNvGraphicFramePr>
+                    <a:graphicFrameLocks xmlns:a="http://schemas.openxmlformats.org/drawingml/2006/main" noChangeAspect="1"/>
+                  </wp:cNvGraphicFramePr>
+                  <a:graphic xmlns:a="http://schemas.openxmlformats.org/drawingml/2006/main">
+                    <a:graphicData uri="http://schemas.openxmlformats.org/drawingml/2006/picture">
+                      <pic:pic xmlns:pic="http://schemas.openxmlformats.org/drawingml/2006/picture">
+                        <pic:nvPicPr>
+                          <pic:cNvPr id="0" name="" descr=""/>
+                          <pic:cNvPicPr>
+                            <a:picLocks noChangeAspect="1" noChangeArrowheads="1"/>
+                          </pic:cNvPicPr>
+                        </pic:nvPicPr>
+                        <pic:blipFill>
                           <a:blip r:embed="rId39" cstate="none"/>
                           <a:srcRect/>
                           <a:stretch>
@@ -10453,7 +9808,7 @@
                 <w:sz w:val="14"/>
                 <w:szCs w:val="14"/>
               </w:rPr>
-              <w:t xml:space="preserve">Bomba principal.</w:t>
+              <w:t xml:space="preserve">Válvulas de la red.</w:t>
             </w:r>
           </w:p>
         </w:tc>
@@ -10534,188 +9889,6 @@
                 <w:szCs w:val="14"/>
               </w:rPr>
               <w:t xml:space="preserve">Imagen 30. </w:t>
-            </w:r>
-            <w:r>
-              <w:rPr>
-                <w:rFonts w:ascii="Arial" w:cs="Arial" w:eastAsia="Arial" w:hAnsi="Arial"/>
-                <w:i/>
-                <w:iCs/>
-                <w:color w:val="6B6B6B"/>
-                <w:sz w:val="14"/>
-                <w:szCs w:val="14"/>
-              </w:rPr>
-              <w:t xml:space="preserve">Bomba jockey.</w:t>
-            </w:r>
-          </w:p>
-        </w:tc>
-        <w:tc>
-          <w:tcPr>
-            <w:tcW w:type="dxa" w:w="2340"/>
-            <w:tcBorders>
-              <w:top w:val="single" w:color="C9C9C9" w:sz="4"/>
-              <w:left w:val="single" w:color="C9C9C9" w:sz="4"/>
-              <w:bottom w:val="single" w:color="C9C9C9" w:sz="4"/>
-              <w:right w:val="single" w:color="C9C9C9" w:sz="4"/>
-            </w:tcBorders>
-            <w:tcMar>
-              <w:top w:type="dxa" w:w="70"/>
-              <w:left w:type="dxa" w:w="70"/>
-              <w:bottom w:type="dxa" w:w="60"/>
-              <w:right w:type="dxa" w:w="70"/>
-            </w:tcMar>
-            <w:vAlign w:val="center"/>
-          </w:tcPr>
-          <w:p>
-            <w:pPr>
-              <w:jc w:val="center"/>
-            </w:pPr>
-            <w:r>
-              <w:drawing>
-                <wp:inline distT="0" distB="0" distL="0" distR="0">
-                  <wp:extent cx="1371600" cy="1028700"/>
-                  <wp:effectExtent t="0" r="0" b="0" l="0"/>
-                  <wp:docPr id="1" name="" descr="" title=""/>
-                  <wp:cNvGraphicFramePr>
-                    <a:graphicFrameLocks xmlns:a="http://schemas.openxmlformats.org/drawingml/2006/main" noChangeAspect="1"/>
-                  </wp:cNvGraphicFramePr>
-                  <a:graphic xmlns:a="http://schemas.openxmlformats.org/drawingml/2006/main">
-                    <a:graphicData uri="http://schemas.openxmlformats.org/drawingml/2006/picture">
-                      <pic:pic xmlns:pic="http://schemas.openxmlformats.org/drawingml/2006/picture">
-                        <pic:nvPicPr>
-                          <pic:cNvPr id="0" name="" descr=""/>
-                          <pic:cNvPicPr>
-                            <a:picLocks noChangeAspect="1" noChangeArrowheads="1"/>
-                          </pic:cNvPicPr>
-                        </pic:nvPicPr>
-                        <pic:blipFill>
-                          <a:blip r:embed="rId41" cstate="none"/>
-                          <a:srcRect/>
-                          <a:stretch>
-                            <a:fillRect/>
-                          </a:stretch>
-                        </pic:blipFill>
-                        <pic:spPr bwMode="auto">
-                          <a:xfrm>
-                            <a:off x="0" y="0"/>
-                            <a:ext cx="1371600" cy="1028700"/>
-                          </a:xfrm>
-                          <a:prstGeom prst="rect">
-                            <a:avLst/>
-                          </a:prstGeom>
-                        </pic:spPr>
-                      </pic:pic>
-                    </a:graphicData>
-                  </a:graphic>
-                </wp:inline>
-              </w:drawing>
-            </w:r>
-          </w:p>
-          <w:p>
-            <w:pPr>
-              <w:spacing w:before="40"/>
-              <w:jc w:val="center"/>
-            </w:pPr>
-            <w:r>
-              <w:rPr>
-                <w:rFonts w:ascii="Arial" w:cs="Arial" w:eastAsia="Arial" w:hAnsi="Arial"/>
-                <w:b/>
-                <w:bCs/>
-                <w:color w:val="3B3B3B"/>
-                <w:sz w:val="14"/>
-                <w:szCs w:val="14"/>
-              </w:rPr>
-              <w:t xml:space="preserve">Imagen 31. </w:t>
-            </w:r>
-            <w:r>
-              <w:rPr>
-                <w:rFonts w:ascii="Arial" w:cs="Arial" w:eastAsia="Arial" w:hAnsi="Arial"/>
-                <w:i/>
-                <w:iCs/>
-                <w:color w:val="6B6B6B"/>
-                <w:sz w:val="14"/>
-                <w:szCs w:val="14"/>
-              </w:rPr>
-              <w:t xml:space="preserve">Válvulas de la red.</w:t>
-            </w:r>
-          </w:p>
-        </w:tc>
-        <w:tc>
-          <w:tcPr>
-            <w:tcW w:type="dxa" w:w="2340"/>
-            <w:tcBorders>
-              <w:top w:val="single" w:color="C9C9C9" w:sz="4"/>
-              <w:left w:val="single" w:color="C9C9C9" w:sz="4"/>
-              <w:bottom w:val="single" w:color="C9C9C9" w:sz="4"/>
-              <w:right w:val="single" w:color="C9C9C9" w:sz="4"/>
-            </w:tcBorders>
-            <w:tcMar>
-              <w:top w:type="dxa" w:w="70"/>
-              <w:left w:type="dxa" w:w="70"/>
-              <w:bottom w:type="dxa" w:w="60"/>
-              <w:right w:type="dxa" w:w="70"/>
-            </w:tcMar>
-            <w:vAlign w:val="center"/>
-          </w:tcPr>
-          <w:p>
-            <w:pPr>
-              <w:jc w:val="center"/>
-            </w:pPr>
-            <w:r>
-              <w:drawing>
-                <wp:inline distT="0" distB="0" distL="0" distR="0">
-                  <wp:extent cx="1371600" cy="1028700"/>
-                  <wp:effectExtent t="0" r="0" b="0" l="0"/>
-                  <wp:docPr id="1" name="" descr="" title=""/>
-                  <wp:cNvGraphicFramePr>
-                    <a:graphicFrameLocks xmlns:a="http://schemas.openxmlformats.org/drawingml/2006/main" noChangeAspect="1"/>
-                  </wp:cNvGraphicFramePr>
-                  <a:graphic xmlns:a="http://schemas.openxmlformats.org/drawingml/2006/main">
-                    <a:graphicData uri="http://schemas.openxmlformats.org/drawingml/2006/picture">
-                      <pic:pic xmlns:pic="http://schemas.openxmlformats.org/drawingml/2006/picture">
-                        <pic:nvPicPr>
-                          <pic:cNvPr id="0" name="" descr=""/>
-                          <pic:cNvPicPr>
-                            <a:picLocks noChangeAspect="1" noChangeArrowheads="1"/>
-                          </pic:cNvPicPr>
-                        </pic:nvPicPr>
-                        <pic:blipFill>
-                          <a:blip r:embed="rId42" cstate="none"/>
-                          <a:srcRect/>
-                          <a:stretch>
-                            <a:fillRect/>
-                          </a:stretch>
-                        </pic:blipFill>
-                        <pic:spPr bwMode="auto">
-                          <a:xfrm>
-                            <a:off x="0" y="0"/>
-                            <a:ext cx="1371600" cy="1028700"/>
-                          </a:xfrm>
-                          <a:prstGeom prst="rect">
-                            <a:avLst/>
-                          </a:prstGeom>
-                        </pic:spPr>
-                      </pic:pic>
-                    </a:graphicData>
-                  </a:graphic>
-                </wp:inline>
-              </w:drawing>
-            </w:r>
-          </w:p>
-          <w:p>
-            <w:pPr>
-              <w:spacing w:before="40"/>
-              <w:jc w:val="center"/>
-            </w:pPr>
-            <w:r>
-              <w:rPr>
-                <w:rFonts w:ascii="Arial" w:cs="Arial" w:eastAsia="Arial" w:hAnsi="Arial"/>
-                <w:b/>
-                <w:bCs/>
-                <w:color w:val="3B3B3B"/>
-                <w:sz w:val="14"/>
-                <w:szCs w:val="14"/>
-              </w:rPr>
-              <w:t xml:space="preserve">Imagen 32. </w:t>
             </w:r>
             <w:r>
               <w:rPr>
@@ -10812,6 +9985,188 @@
                           </pic:cNvPicPr>
                         </pic:nvPicPr>
                         <pic:blipFill>
+                          <a:blip r:embed="rId41" cstate="none"/>
+                          <a:srcRect/>
+                          <a:stretch>
+                            <a:fillRect/>
+                          </a:stretch>
+                        </pic:blipFill>
+                        <pic:spPr bwMode="auto">
+                          <a:xfrm>
+                            <a:off x="0" y="0"/>
+                            <a:ext cx="1371600" cy="1028700"/>
+                          </a:xfrm>
+                          <a:prstGeom prst="rect">
+                            <a:avLst/>
+                          </a:prstGeom>
+                        </pic:spPr>
+                      </pic:pic>
+                    </a:graphicData>
+                  </a:graphic>
+                </wp:inline>
+              </w:drawing>
+            </w:r>
+          </w:p>
+          <w:p>
+            <w:pPr>
+              <w:spacing w:before="40"/>
+              <w:jc w:val="center"/>
+            </w:pPr>
+            <w:r>
+              <w:rPr>
+                <w:rFonts w:ascii="Arial" w:cs="Arial" w:eastAsia="Arial" w:hAnsi="Arial"/>
+                <w:b/>
+                <w:bCs/>
+                <w:color w:val="3B3B3B"/>
+                <w:sz w:val="14"/>
+                <w:szCs w:val="14"/>
+              </w:rPr>
+              <w:t xml:space="preserve">Imagen 31. </w:t>
+            </w:r>
+            <w:r>
+              <w:rPr>
+                <w:rFonts w:ascii="Arial" w:cs="Arial" w:eastAsia="Arial" w:hAnsi="Arial"/>
+                <w:i/>
+                <w:iCs/>
+                <w:color w:val="6B6B6B"/>
+                <w:sz w:val="14"/>
+                <w:szCs w:val="14"/>
+              </w:rPr>
+              <w:t xml:space="preserve">Gabinete y salida de emergencia.</w:t>
+            </w:r>
+          </w:p>
+        </w:tc>
+        <w:tc>
+          <w:tcPr>
+            <w:tcW w:type="dxa" w:w="2340"/>
+            <w:tcBorders>
+              <w:top w:val="single" w:color="C9C9C9" w:sz="4"/>
+              <w:left w:val="single" w:color="C9C9C9" w:sz="4"/>
+              <w:bottom w:val="single" w:color="C9C9C9" w:sz="4"/>
+              <w:right w:val="single" w:color="C9C9C9" w:sz="4"/>
+            </w:tcBorders>
+            <w:tcMar>
+              <w:top w:type="dxa" w:w="70"/>
+              <w:left w:type="dxa" w:w="70"/>
+              <w:bottom w:type="dxa" w:w="60"/>
+              <w:right w:type="dxa" w:w="70"/>
+            </w:tcMar>
+            <w:vAlign w:val="center"/>
+          </w:tcPr>
+          <w:p>
+            <w:pPr>
+              <w:jc w:val="center"/>
+            </w:pPr>
+            <w:r>
+              <w:drawing>
+                <wp:inline distT="0" distB="0" distL="0" distR="0">
+                  <wp:extent cx="1371600" cy="1028700"/>
+                  <wp:effectExtent t="0" r="0" b="0" l="0"/>
+                  <wp:docPr id="1" name="" descr="" title=""/>
+                  <wp:cNvGraphicFramePr>
+                    <a:graphicFrameLocks xmlns:a="http://schemas.openxmlformats.org/drawingml/2006/main" noChangeAspect="1"/>
+                  </wp:cNvGraphicFramePr>
+                  <a:graphic xmlns:a="http://schemas.openxmlformats.org/drawingml/2006/main">
+                    <a:graphicData uri="http://schemas.openxmlformats.org/drawingml/2006/picture">
+                      <pic:pic xmlns:pic="http://schemas.openxmlformats.org/drawingml/2006/picture">
+                        <pic:nvPicPr>
+                          <pic:cNvPr id="0" name="" descr=""/>
+                          <pic:cNvPicPr>
+                            <a:picLocks noChangeAspect="1" noChangeArrowheads="1"/>
+                          </pic:cNvPicPr>
+                        </pic:nvPicPr>
+                        <pic:blipFill>
+                          <a:blip r:embed="rId42" cstate="none"/>
+                          <a:srcRect/>
+                          <a:stretch>
+                            <a:fillRect/>
+                          </a:stretch>
+                        </pic:blipFill>
+                        <pic:spPr bwMode="auto">
+                          <a:xfrm>
+                            <a:off x="0" y="0"/>
+                            <a:ext cx="1371600" cy="1028700"/>
+                          </a:xfrm>
+                          <a:prstGeom prst="rect">
+                            <a:avLst/>
+                          </a:prstGeom>
+                        </pic:spPr>
+                      </pic:pic>
+                    </a:graphicData>
+                  </a:graphic>
+                </wp:inline>
+              </w:drawing>
+            </w:r>
+          </w:p>
+          <w:p>
+            <w:pPr>
+              <w:spacing w:before="40"/>
+              <w:jc w:val="center"/>
+            </w:pPr>
+            <w:r>
+              <w:rPr>
+                <w:rFonts w:ascii="Arial" w:cs="Arial" w:eastAsia="Arial" w:hAnsi="Arial"/>
+                <w:b/>
+                <w:bCs/>
+                <w:color w:val="3B3B3B"/>
+                <w:sz w:val="14"/>
+                <w:szCs w:val="14"/>
+              </w:rPr>
+              <w:t xml:space="preserve">Imagen 32. </w:t>
+            </w:r>
+            <w:r>
+              <w:rPr>
+                <w:rFonts w:ascii="Arial" w:cs="Arial" w:eastAsia="Arial" w:hAnsi="Arial"/>
+                <w:i/>
+                <w:iCs/>
+                <w:color w:val="6B6B6B"/>
+                <w:sz w:val="14"/>
+                <w:szCs w:val="14"/>
+              </w:rPr>
+              <w:t xml:space="preserve">Montantes y válvulas.</w:t>
+            </w:r>
+          </w:p>
+        </w:tc>
+        <w:tc>
+          <w:tcPr>
+            <w:tcW w:type="dxa" w:w="2340"/>
+            <w:tcBorders>
+              <w:top w:val="single" w:color="C9C9C9" w:sz="4"/>
+              <w:left w:val="single" w:color="C9C9C9" w:sz="4"/>
+              <w:bottom w:val="single" w:color="C9C9C9" w:sz="4"/>
+              <w:right w:val="single" w:color="C9C9C9" w:sz="4"/>
+            </w:tcBorders>
+            <w:tcMar>
+              <w:top w:type="dxa" w:w="70"/>
+              <w:left w:type="dxa" w:w="70"/>
+              <w:bottom w:type="dxa" w:w="60"/>
+              <w:right w:type="dxa" w:w="70"/>
+            </w:tcMar>
+            <w:vAlign w:val="center"/>
+          </w:tcPr>
+          <w:p>
+            <w:pPr>
+              <w:jc w:val="center"/>
+            </w:pPr>
+            <w:r>
+              <w:drawing>
+                <wp:inline distT="0" distB="0" distL="0" distR="0">
+                  <wp:extent cx="1371600" cy="1028700"/>
+                  <wp:effectExtent t="0" r="0" b="0" l="0"/>
+                  <wp:docPr id="1" name="" descr="" title=""/>
+                  <wp:cNvGraphicFramePr>
+                    <a:graphicFrameLocks xmlns:a="http://schemas.openxmlformats.org/drawingml/2006/main" noChangeAspect="1"/>
+                  </wp:cNvGraphicFramePr>
+                  <a:graphic xmlns:a="http://schemas.openxmlformats.org/drawingml/2006/main">
+                    <a:graphicData uri="http://schemas.openxmlformats.org/drawingml/2006/picture">
+                      <pic:pic xmlns:pic="http://schemas.openxmlformats.org/drawingml/2006/picture">
+                        <pic:nvPicPr>
+                          <pic:cNvPr id="0" name="" descr=""/>
+                          <pic:cNvPicPr>
+                            <a:picLocks noChangeAspect="1" noChangeArrowheads="1"/>
+                          </pic:cNvPicPr>
+                        </pic:nvPicPr>
+                        <pic:blipFill>
                           <a:blip r:embed="rId43" cstate="none"/>
                           <a:srcRect/>
                           <a:stretch>
@@ -10859,7 +10214,7 @@
                 <w:sz w:val="14"/>
                 <w:szCs w:val="14"/>
               </w:rPr>
-              <w:t xml:space="preserve">Gabinete y salida de emergencia.</w:t>
+              <w:t xml:space="preserve">Extintor en corredor.</w:t>
             </w:r>
           </w:p>
         </w:tc>
@@ -10950,10 +10305,52 @@
                 <w:sz w:val="14"/>
                 <w:szCs w:val="14"/>
               </w:rPr>
-              <w:t xml:space="preserve">Montantes y válvulas.</w:t>
-            </w:r>
-          </w:p>
-        </w:tc>
+              <w:t xml:space="preserve">Extintor en el comedor.</w:t>
+            </w:r>
+          </w:p>
+        </w:tc>
+      </w:tr>
+    </w:tbl>
+    <w:p>
+      <w:pPr>
+        <w:keepNext/>
+        <w:spacing w:after="100" w:before="240"/>
+      </w:pPr>
+      <w:r>
+        <w:rPr>
+          <w:rFonts w:ascii="Arial" w:cs="Arial" w:eastAsia="Arial" w:hAnsi="Arial"/>
+          <w:b/>
+          <w:bCs/>
+          <w:color w:val="7E8410"/>
+          <w:sz w:val="22"/>
+          <w:szCs w:val="22"/>
+        </w:rPr>
+        <w:t xml:space="preserve">Mezanine administrativo</w:t>
+      </w:r>
+    </w:p>
+    <w:tbl>
+      <w:tblPr>
+        <w:tblW w:type="dxa" w:w="9360"/>
+        <w:tblBorders>
+          <w:top w:val="single" w:color="auto" w:sz="4"/>
+          <w:left w:val="single" w:color="auto" w:sz="4"/>
+          <w:bottom w:val="single" w:color="auto" w:sz="4"/>
+          <w:right w:val="single" w:color="auto" w:sz="4"/>
+          <w:insideH w:val="single" w:color="auto" w:sz="4"/>
+          <w:insideV w:val="single" w:color="auto" w:sz="4"/>
+        </w:tblBorders>
+        <w:tblLayout w:type="fixed"/>
+      </w:tblPr>
+      <w:tblGrid>
+        <w:gridCol w:w="2340"/>
+        <w:gridCol w:w="2340"/>
+        <w:gridCol w:w="2340"/>
+        <w:gridCol w:w="2340"/>
+      </w:tblGrid>
+      <w:tr>
+        <w:trPr>
+          <w:cantSplit/>
+        </w:trPr>
         <w:tc>
           <w:tcPr>
             <w:tcW w:type="dxa" w:w="2340"/>
@@ -11041,7 +10438,7 @@
                 <w:sz w:val="14"/>
                 <w:szCs w:val="14"/>
               </w:rPr>
-              <w:t xml:space="preserve">Extintor en corredor.</w:t>
+              <w:t xml:space="preserve">Acceso a oficinas.</w:t>
             </w:r>
           </w:p>
         </w:tc>
@@ -11085,7 +10482,7 @@
                           </pic:cNvPicPr>
                         </pic:nvPicPr>
                         <pic:blipFill>
-                          <a:blip r:embed="rId36" cstate="none"/>
+                          <a:blip r:embed="rId46" cstate="none"/>
                           <a:srcRect/>
                           <a:stretch>
                             <a:fillRect/>
@@ -11132,7 +10529,189 @@
                 <w:sz w:val="14"/>
                 <w:szCs w:val="14"/>
               </w:rPr>
-              <w:t xml:space="preserve">Extintor en el comedor.</w:t>
+              <w:t xml:space="preserve">Corredor interno.</w:t>
+            </w:r>
+          </w:p>
+        </w:tc>
+        <w:tc>
+          <w:tcPr>
+            <w:tcW w:type="dxa" w:w="2340"/>
+            <w:tcBorders>
+              <w:top w:val="single" w:color="C9C9C9" w:sz="4"/>
+              <w:left w:val="single" w:color="C9C9C9" w:sz="4"/>
+              <w:bottom w:val="single" w:color="C9C9C9" w:sz="4"/>
+              <w:right w:val="single" w:color="C9C9C9" w:sz="4"/>
+            </w:tcBorders>
+            <w:tcMar>
+              <w:top w:type="dxa" w:w="70"/>
+              <w:left w:type="dxa" w:w="70"/>
+              <w:bottom w:type="dxa" w:w="60"/>
+              <w:right w:type="dxa" w:w="70"/>
+            </w:tcMar>
+            <w:vAlign w:val="center"/>
+          </w:tcPr>
+          <w:p>
+            <w:pPr>
+              <w:jc w:val="center"/>
+            </w:pPr>
+            <w:r>
+              <w:drawing>
+                <wp:inline distT="0" distB="0" distL="0" distR="0">
+                  <wp:extent cx="1371600" cy="1028700"/>
+                  <wp:effectExtent t="0" r="0" b="0" l="0"/>
+                  <wp:docPr id="1" name="" descr="" title=""/>
+                  <wp:cNvGraphicFramePr>
+                    <a:graphicFrameLocks xmlns:a="http://schemas.openxmlformats.org/drawingml/2006/main" noChangeAspect="1"/>
+                  </wp:cNvGraphicFramePr>
+                  <a:graphic xmlns:a="http://schemas.openxmlformats.org/drawingml/2006/main">
+                    <a:graphicData uri="http://schemas.openxmlformats.org/drawingml/2006/picture">
+                      <pic:pic xmlns:pic="http://schemas.openxmlformats.org/drawingml/2006/picture">
+                        <pic:nvPicPr>
+                          <pic:cNvPr id="0" name="" descr=""/>
+                          <pic:cNvPicPr>
+                            <a:picLocks noChangeAspect="1" noChangeArrowheads="1"/>
+                          </pic:cNvPicPr>
+                        </pic:nvPicPr>
+                        <pic:blipFill>
+                          <a:blip r:embed="rId47" cstate="none"/>
+                          <a:srcRect/>
+                          <a:stretch>
+                            <a:fillRect/>
+                          </a:stretch>
+                        </pic:blipFill>
+                        <pic:spPr bwMode="auto">
+                          <a:xfrm>
+                            <a:off x="0" y="0"/>
+                            <a:ext cx="1371600" cy="1028700"/>
+                          </a:xfrm>
+                          <a:prstGeom prst="rect">
+                            <a:avLst/>
+                          </a:prstGeom>
+                        </pic:spPr>
+                      </pic:pic>
+                    </a:graphicData>
+                  </a:graphic>
+                </wp:inline>
+              </w:drawing>
+            </w:r>
+          </w:p>
+          <w:p>
+            <w:pPr>
+              <w:spacing w:before="40"/>
+              <w:jc w:val="center"/>
+            </w:pPr>
+            <w:r>
+              <w:rPr>
+                <w:rFonts w:ascii="Arial" w:cs="Arial" w:eastAsia="Arial" w:hAnsi="Arial"/>
+                <w:b/>
+                <w:bCs/>
+                <w:color w:val="3B3B3B"/>
+                <w:sz w:val="14"/>
+                <w:szCs w:val="14"/>
+              </w:rPr>
+              <w:t xml:space="preserve">Imagen 37. </w:t>
+            </w:r>
+            <w:r>
+              <w:rPr>
+                <w:rFonts w:ascii="Arial" w:cs="Arial" w:eastAsia="Arial" w:hAnsi="Arial"/>
+                <w:i/>
+                <w:iCs/>
+                <w:color w:val="6B6B6B"/>
+                <w:sz w:val="14"/>
+                <w:szCs w:val="14"/>
+              </w:rPr>
+              <w:t xml:space="preserve">Sala de capacitación.</w:t>
+            </w:r>
+          </w:p>
+        </w:tc>
+        <w:tc>
+          <w:tcPr>
+            <w:tcW w:type="dxa" w:w="2340"/>
+            <w:tcBorders>
+              <w:top w:val="single" w:color="C9C9C9" w:sz="4"/>
+              <w:left w:val="single" w:color="C9C9C9" w:sz="4"/>
+              <w:bottom w:val="single" w:color="C9C9C9" w:sz="4"/>
+              <w:right w:val="single" w:color="C9C9C9" w:sz="4"/>
+            </w:tcBorders>
+            <w:tcMar>
+              <w:top w:type="dxa" w:w="70"/>
+              <w:left w:type="dxa" w:w="70"/>
+              <w:bottom w:type="dxa" w:w="60"/>
+              <w:right w:type="dxa" w:w="70"/>
+            </w:tcMar>
+            <w:vAlign w:val="center"/>
+          </w:tcPr>
+          <w:p>
+            <w:pPr>
+              <w:jc w:val="center"/>
+            </w:pPr>
+            <w:r>
+              <w:drawing>
+                <wp:inline distT="0" distB="0" distL="0" distR="0">
+                  <wp:extent cx="1371600" cy="1028700"/>
+                  <wp:effectExtent t="0" r="0" b="0" l="0"/>
+                  <wp:docPr id="1" name="" descr="" title=""/>
+                  <wp:cNvGraphicFramePr>
+                    <a:graphicFrameLocks xmlns:a="http://schemas.openxmlformats.org/drawingml/2006/main" noChangeAspect="1"/>
+                  </wp:cNvGraphicFramePr>
+                  <a:graphic xmlns:a="http://schemas.openxmlformats.org/drawingml/2006/main">
+                    <a:graphicData uri="http://schemas.openxmlformats.org/drawingml/2006/picture">
+                      <pic:pic xmlns:pic="http://schemas.openxmlformats.org/drawingml/2006/picture">
+                        <pic:nvPicPr>
+                          <pic:cNvPr id="0" name="" descr=""/>
+                          <pic:cNvPicPr>
+                            <a:picLocks noChangeAspect="1" noChangeArrowheads="1"/>
+                          </pic:cNvPicPr>
+                        </pic:nvPicPr>
+                        <pic:blipFill>
+                          <a:blip r:embed="rId48" cstate="none"/>
+                          <a:srcRect/>
+                          <a:stretch>
+                            <a:fillRect/>
+                          </a:stretch>
+                        </pic:blipFill>
+                        <pic:spPr bwMode="auto">
+                          <a:xfrm>
+                            <a:off x="0" y="0"/>
+                            <a:ext cx="1371600" cy="1028700"/>
+                          </a:xfrm>
+                          <a:prstGeom prst="rect">
+                            <a:avLst/>
+                          </a:prstGeom>
+                        </pic:spPr>
+                      </pic:pic>
+                    </a:graphicData>
+                  </a:graphic>
+                </wp:inline>
+              </w:drawing>
+            </w:r>
+          </w:p>
+          <w:p>
+            <w:pPr>
+              <w:spacing w:before="40"/>
+              <w:jc w:val="center"/>
+            </w:pPr>
+            <w:r>
+              <w:rPr>
+                <w:rFonts w:ascii="Arial" w:cs="Arial" w:eastAsia="Arial" w:hAnsi="Arial"/>
+                <w:b/>
+                <w:bCs/>
+                <w:color w:val="3B3B3B"/>
+                <w:sz w:val="14"/>
+                <w:szCs w:val="14"/>
+              </w:rPr>
+              <w:t xml:space="preserve">Imagen 38. </w:t>
+            </w:r>
+            <w:r>
+              <w:rPr>
+                <w:rFonts w:ascii="Arial" w:cs="Arial" w:eastAsia="Arial" w:hAnsi="Arial"/>
+                <w:i/>
+                <w:iCs/>
+                <w:color w:val="6B6B6B"/>
+                <w:sz w:val="14"/>
+                <w:szCs w:val="14"/>
+              </w:rPr>
+              <w:t xml:space="preserve">Señal de extintor.</w:t>
             </w:r>
           </w:p>
         </w:tc>
@@ -11218,279 +10797,6 @@
                           </pic:cNvPicPr>
                         </pic:nvPicPr>
                         <pic:blipFill>
-                          <a:blip r:embed="rId46" cstate="none"/>
-                          <a:srcRect/>
-                          <a:stretch>
-                            <a:fillRect/>
-                          </a:stretch>
-                        </pic:blipFill>
-                        <pic:spPr bwMode="auto">
-                          <a:xfrm>
-                            <a:off x="0" y="0"/>
-                            <a:ext cx="1371600" cy="1028700"/>
-                          </a:xfrm>
-                          <a:prstGeom prst="rect">
-                            <a:avLst/>
-                          </a:prstGeom>
-                        </pic:spPr>
-                      </pic:pic>
-                    </a:graphicData>
-                  </a:graphic>
-                </wp:inline>
-              </w:drawing>
-            </w:r>
-          </w:p>
-          <w:p>
-            <w:pPr>
-              <w:spacing w:before="40"/>
-              <w:jc w:val="center"/>
-            </w:pPr>
-            <w:r>
-              <w:rPr>
-                <w:rFonts w:ascii="Arial" w:cs="Arial" w:eastAsia="Arial" w:hAnsi="Arial"/>
-                <w:b/>
-                <w:bCs/>
-                <w:color w:val="3B3B3B"/>
-                <w:sz w:val="14"/>
-                <w:szCs w:val="14"/>
-              </w:rPr>
-              <w:t xml:space="preserve">Imagen 37. </w:t>
-            </w:r>
-            <w:r>
-              <w:rPr>
-                <w:rFonts w:ascii="Arial" w:cs="Arial" w:eastAsia="Arial" w:hAnsi="Arial"/>
-                <w:i/>
-                <w:iCs/>
-                <w:color w:val="6B6B6B"/>
-                <w:sz w:val="14"/>
-                <w:szCs w:val="14"/>
-              </w:rPr>
-              <w:t xml:space="preserve">Rociadores en el mezanine.</w:t>
-            </w:r>
-          </w:p>
-        </w:tc>
-        <w:tc>
-          <w:tcPr>
-            <w:tcW w:type="dxa" w:w="2340"/>
-            <w:tcBorders>
-              <w:top w:val="single" w:color="C9C9C9" w:sz="4"/>
-              <w:left w:val="single" w:color="C9C9C9" w:sz="4"/>
-              <w:bottom w:val="single" w:color="C9C9C9" w:sz="4"/>
-              <w:right w:val="single" w:color="C9C9C9" w:sz="4"/>
-            </w:tcBorders>
-            <w:tcMar>
-              <w:top w:type="dxa" w:w="70"/>
-              <w:left w:type="dxa" w:w="70"/>
-              <w:bottom w:type="dxa" w:w="60"/>
-              <w:right w:type="dxa" w:w="70"/>
-            </w:tcMar>
-            <w:vAlign w:val="center"/>
-          </w:tcPr>
-          <w:p>
-            <w:pPr>
-              <w:jc w:val="center"/>
-            </w:pPr>
-            <w:r>
-              <w:drawing>
-                <wp:inline distT="0" distB="0" distL="0" distR="0">
-                  <wp:extent cx="1371600" cy="1028700"/>
-                  <wp:effectExtent t="0" r="0" b="0" l="0"/>
-                  <wp:docPr id="1" name="" descr="" title=""/>
-                  <wp:cNvGraphicFramePr>
-                    <a:graphicFrameLocks xmlns:a="http://schemas.openxmlformats.org/drawingml/2006/main" noChangeAspect="1"/>
-                  </wp:cNvGraphicFramePr>
-                  <a:graphic xmlns:a="http://schemas.openxmlformats.org/drawingml/2006/main">
-                    <a:graphicData uri="http://schemas.openxmlformats.org/drawingml/2006/picture">
-                      <pic:pic xmlns:pic="http://schemas.openxmlformats.org/drawingml/2006/picture">
-                        <pic:nvPicPr>
-                          <pic:cNvPr id="0" name="" descr=""/>
-                          <pic:cNvPicPr>
-                            <a:picLocks noChangeAspect="1" noChangeArrowheads="1"/>
-                          </pic:cNvPicPr>
-                        </pic:nvPicPr>
-                        <pic:blipFill>
-                          <a:blip r:embed="rId47" cstate="none"/>
-                          <a:srcRect/>
-                          <a:stretch>
-                            <a:fillRect/>
-                          </a:stretch>
-                        </pic:blipFill>
-                        <pic:spPr bwMode="auto">
-                          <a:xfrm>
-                            <a:off x="0" y="0"/>
-                            <a:ext cx="1371600" cy="1028700"/>
-                          </a:xfrm>
-                          <a:prstGeom prst="rect">
-                            <a:avLst/>
-                          </a:prstGeom>
-                        </pic:spPr>
-                      </pic:pic>
-                    </a:graphicData>
-                  </a:graphic>
-                </wp:inline>
-              </w:drawing>
-            </w:r>
-          </w:p>
-          <w:p>
-            <w:pPr>
-              <w:spacing w:before="40"/>
-              <w:jc w:val="center"/>
-            </w:pPr>
-            <w:r>
-              <w:rPr>
-                <w:rFonts w:ascii="Arial" w:cs="Arial" w:eastAsia="Arial" w:hAnsi="Arial"/>
-                <w:b/>
-                <w:bCs/>
-                <w:color w:val="3B3B3B"/>
-                <w:sz w:val="14"/>
-                <w:szCs w:val="14"/>
-              </w:rPr>
-              <w:t xml:space="preserve">Imagen 38. </w:t>
-            </w:r>
-            <w:r>
-              <w:rPr>
-                <w:rFonts w:ascii="Arial" w:cs="Arial" w:eastAsia="Arial" w:hAnsi="Arial"/>
-                <w:i/>
-                <w:iCs/>
-                <w:color w:val="6B6B6B"/>
-                <w:sz w:val="14"/>
-                <w:szCs w:val="14"/>
-              </w:rPr>
-              <w:t xml:space="preserve">Interior de la cava.</w:t>
-            </w:r>
-          </w:p>
-        </w:tc>
-        <w:tc>
-          <w:tcPr>
-            <w:tcW w:type="dxa" w:w="2340"/>
-            <w:tcBorders>
-              <w:top w:val="single" w:color="C9C9C9" w:sz="4"/>
-              <w:left w:val="single" w:color="C9C9C9" w:sz="4"/>
-              <w:bottom w:val="single" w:color="C9C9C9" w:sz="4"/>
-              <w:right w:val="single" w:color="C9C9C9" w:sz="4"/>
-            </w:tcBorders>
-            <w:tcMar>
-              <w:top w:type="dxa" w:w="70"/>
-              <w:left w:type="dxa" w:w="70"/>
-              <w:bottom w:type="dxa" w:w="60"/>
-              <w:right w:type="dxa" w:w="70"/>
-            </w:tcMar>
-            <w:vAlign w:val="center"/>
-          </w:tcPr>
-          <w:p>
-            <w:pPr>
-              <w:jc w:val="center"/>
-            </w:pPr>
-            <w:r>
-              <w:drawing>
-                <wp:inline distT="0" distB="0" distL="0" distR="0">
-                  <wp:extent cx="1371600" cy="1028700"/>
-                  <wp:effectExtent t="0" r="0" b="0" l="0"/>
-                  <wp:docPr id="1" name="" descr="" title=""/>
-                  <wp:cNvGraphicFramePr>
-                    <a:graphicFrameLocks xmlns:a="http://schemas.openxmlformats.org/drawingml/2006/main" noChangeAspect="1"/>
-                  </wp:cNvGraphicFramePr>
-                  <a:graphic xmlns:a="http://schemas.openxmlformats.org/drawingml/2006/main">
-                    <a:graphicData uri="http://schemas.openxmlformats.org/drawingml/2006/picture">
-                      <pic:pic xmlns:pic="http://schemas.openxmlformats.org/drawingml/2006/picture">
-                        <pic:nvPicPr>
-                          <pic:cNvPr id="0" name="" descr=""/>
-                          <pic:cNvPicPr>
-                            <a:picLocks noChangeAspect="1" noChangeArrowheads="1"/>
-                          </pic:cNvPicPr>
-                        </pic:nvPicPr>
-                        <pic:blipFill>
-                          <a:blip r:embed="rId48" cstate="none"/>
-                          <a:srcRect/>
-                          <a:stretch>
-                            <a:fillRect/>
-                          </a:stretch>
-                        </pic:blipFill>
-                        <pic:spPr bwMode="auto">
-                          <a:xfrm>
-                            <a:off x="0" y="0"/>
-                            <a:ext cx="1371600" cy="1028700"/>
-                          </a:xfrm>
-                          <a:prstGeom prst="rect">
-                            <a:avLst/>
-                          </a:prstGeom>
-                        </pic:spPr>
-                      </pic:pic>
-                    </a:graphicData>
-                  </a:graphic>
-                </wp:inline>
-              </w:drawing>
-            </w:r>
-          </w:p>
-          <w:p>
-            <w:pPr>
-              <w:spacing w:before="40"/>
-              <w:jc w:val="center"/>
-            </w:pPr>
-            <w:r>
-              <w:rPr>
-                <w:rFonts w:ascii="Arial" w:cs="Arial" w:eastAsia="Arial" w:hAnsi="Arial"/>
-                <w:b/>
-                <w:bCs/>
-                <w:color w:val="3B3B3B"/>
-                <w:sz w:val="14"/>
-                <w:szCs w:val="14"/>
-              </w:rPr>
-              <w:t xml:space="preserve">Imagen 39. </w:t>
-            </w:r>
-            <w:r>
-              <w:rPr>
-                <w:rFonts w:ascii="Arial" w:cs="Arial" w:eastAsia="Arial" w:hAnsi="Arial"/>
-                <w:i/>
-                <w:iCs/>
-                <w:color w:val="6B6B6B"/>
-                <w:sz w:val="14"/>
-                <w:szCs w:val="14"/>
-              </w:rPr>
-              <w:t xml:space="preserve">Acumulación de estibas.</w:t>
-            </w:r>
-          </w:p>
-        </w:tc>
-        <w:tc>
-          <w:tcPr>
-            <w:tcW w:type="dxa" w:w="2340"/>
-            <w:tcBorders>
-              <w:top w:val="single" w:color="C9C9C9" w:sz="4"/>
-              <w:left w:val="single" w:color="C9C9C9" w:sz="4"/>
-              <w:bottom w:val="single" w:color="C9C9C9" w:sz="4"/>
-              <w:right w:val="single" w:color="C9C9C9" w:sz="4"/>
-            </w:tcBorders>
-            <w:tcMar>
-              <w:top w:type="dxa" w:w="70"/>
-              <w:left w:type="dxa" w:w="70"/>
-              <w:bottom w:type="dxa" w:w="60"/>
-              <w:right w:type="dxa" w:w="70"/>
-            </w:tcMar>
-            <w:vAlign w:val="center"/>
-          </w:tcPr>
-          <w:p>
-            <w:pPr>
-              <w:jc w:val="center"/>
-            </w:pPr>
-            <w:r>
-              <w:drawing>
-                <wp:inline distT="0" distB="0" distL="0" distR="0">
-                  <wp:extent cx="1371600" cy="1028700"/>
-                  <wp:effectExtent t="0" r="0" b="0" l="0"/>
-                  <wp:docPr id="1" name="" descr="" title=""/>
-                  <wp:cNvGraphicFramePr>
-                    <a:graphicFrameLocks xmlns:a="http://schemas.openxmlformats.org/drawingml/2006/main" noChangeAspect="1"/>
-                  </wp:cNvGraphicFramePr>
-                  <a:graphic xmlns:a="http://schemas.openxmlformats.org/drawingml/2006/main">
-                    <a:graphicData uri="http://schemas.openxmlformats.org/drawingml/2006/picture">
-                      <pic:pic xmlns:pic="http://schemas.openxmlformats.org/drawingml/2006/picture">
-                        <pic:nvPicPr>
-                          <pic:cNvPr id="0" name="" descr=""/>
-                          <pic:cNvPicPr>
-                            <a:picLocks noChangeAspect="1" noChangeArrowheads="1"/>
-                          </pic:cNvPicPr>
-                        </pic:nvPicPr>
-                        <pic:blipFill>
                           <a:blip r:embed="rId49" cstate="none"/>
                           <a:srcRect/>
                           <a:stretch>
@@ -11527,7 +10833,280 @@
                 <w:sz w:val="14"/>
                 <w:szCs w:val="14"/>
               </w:rPr>
+              <w:t xml:space="preserve">Imagen 39. </w:t>
+            </w:r>
+            <w:r>
+              <w:rPr>
+                <w:rFonts w:ascii="Arial" w:cs="Arial" w:eastAsia="Arial" w:hAnsi="Arial"/>
+                <w:i/>
+                <w:iCs/>
+                <w:color w:val="6B6B6B"/>
+                <w:sz w:val="14"/>
+                <w:szCs w:val="14"/>
+              </w:rPr>
+              <w:t xml:space="preserve">Rociadores en el mezanine.</w:t>
+            </w:r>
+          </w:p>
+        </w:tc>
+        <w:tc>
+          <w:tcPr>
+            <w:tcW w:type="dxa" w:w="2340"/>
+            <w:tcBorders>
+              <w:top w:val="single" w:color="C9C9C9" w:sz="4"/>
+              <w:left w:val="single" w:color="C9C9C9" w:sz="4"/>
+              <w:bottom w:val="single" w:color="C9C9C9" w:sz="4"/>
+              <w:right w:val="single" w:color="C9C9C9" w:sz="4"/>
+            </w:tcBorders>
+            <w:tcMar>
+              <w:top w:type="dxa" w:w="70"/>
+              <w:left w:type="dxa" w:w="70"/>
+              <w:bottom w:type="dxa" w:w="60"/>
+              <w:right w:type="dxa" w:w="70"/>
+            </w:tcMar>
+            <w:vAlign w:val="center"/>
+          </w:tcPr>
+          <w:p>
+            <w:pPr>
+              <w:jc w:val="center"/>
+            </w:pPr>
+            <w:r>
+              <w:drawing>
+                <wp:inline distT="0" distB="0" distL="0" distR="0">
+                  <wp:extent cx="1371600" cy="1028700"/>
+                  <wp:effectExtent t="0" r="0" b="0" l="0"/>
+                  <wp:docPr id="1" name="" descr="" title=""/>
+                  <wp:cNvGraphicFramePr>
+                    <a:graphicFrameLocks xmlns:a="http://schemas.openxmlformats.org/drawingml/2006/main" noChangeAspect="1"/>
+                  </wp:cNvGraphicFramePr>
+                  <a:graphic xmlns:a="http://schemas.openxmlformats.org/drawingml/2006/main">
+                    <a:graphicData uri="http://schemas.openxmlformats.org/drawingml/2006/picture">
+                      <pic:pic xmlns:pic="http://schemas.openxmlformats.org/drawingml/2006/picture">
+                        <pic:nvPicPr>
+                          <pic:cNvPr id="0" name="" descr=""/>
+                          <pic:cNvPicPr>
+                            <a:picLocks noChangeAspect="1" noChangeArrowheads="1"/>
+                          </pic:cNvPicPr>
+                        </pic:nvPicPr>
+                        <pic:blipFill>
+                          <a:blip r:embed="rId50" cstate="none"/>
+                          <a:srcRect/>
+                          <a:stretch>
+                            <a:fillRect/>
+                          </a:stretch>
+                        </pic:blipFill>
+                        <pic:spPr bwMode="auto">
+                          <a:xfrm>
+                            <a:off x="0" y="0"/>
+                            <a:ext cx="1371600" cy="1028700"/>
+                          </a:xfrm>
+                          <a:prstGeom prst="rect">
+                            <a:avLst/>
+                          </a:prstGeom>
+                        </pic:spPr>
+                      </pic:pic>
+                    </a:graphicData>
+                  </a:graphic>
+                </wp:inline>
+              </w:drawing>
+            </w:r>
+          </w:p>
+          <w:p>
+            <w:pPr>
+              <w:spacing w:before="40"/>
+              <w:jc w:val="center"/>
+            </w:pPr>
+            <w:r>
+              <w:rPr>
+                <w:rFonts w:ascii="Arial" w:cs="Arial" w:eastAsia="Arial" w:hAnsi="Arial"/>
+                <w:b/>
+                <w:bCs/>
+                <w:color w:val="3B3B3B"/>
+                <w:sz w:val="14"/>
+                <w:szCs w:val="14"/>
+              </w:rPr>
               <w:t xml:space="preserve">Imagen 40. </w:t>
+            </w:r>
+            <w:r>
+              <w:rPr>
+                <w:rFonts w:ascii="Arial" w:cs="Arial" w:eastAsia="Arial" w:hAnsi="Arial"/>
+                <w:i/>
+                <w:iCs/>
+                <w:color w:val="6B6B6B"/>
+                <w:sz w:val="14"/>
+                <w:szCs w:val="14"/>
+              </w:rPr>
+              <w:t xml:space="preserve">Interior de la cava.</w:t>
+            </w:r>
+          </w:p>
+        </w:tc>
+        <w:tc>
+          <w:tcPr>
+            <w:tcW w:type="dxa" w:w="2340"/>
+            <w:tcBorders>
+              <w:top w:val="single" w:color="C9C9C9" w:sz="4"/>
+              <w:left w:val="single" w:color="C9C9C9" w:sz="4"/>
+              <w:bottom w:val="single" w:color="C9C9C9" w:sz="4"/>
+              <w:right w:val="single" w:color="C9C9C9" w:sz="4"/>
+            </w:tcBorders>
+            <w:tcMar>
+              <w:top w:type="dxa" w:w="70"/>
+              <w:left w:type="dxa" w:w="70"/>
+              <w:bottom w:type="dxa" w:w="60"/>
+              <w:right w:type="dxa" w:w="70"/>
+            </w:tcMar>
+            <w:vAlign w:val="center"/>
+          </w:tcPr>
+          <w:p>
+            <w:pPr>
+              <w:jc w:val="center"/>
+            </w:pPr>
+            <w:r>
+              <w:drawing>
+                <wp:inline distT="0" distB="0" distL="0" distR="0">
+                  <wp:extent cx="1371600" cy="1028700"/>
+                  <wp:effectExtent t="0" r="0" b="0" l="0"/>
+                  <wp:docPr id="1" name="" descr="" title=""/>
+                  <wp:cNvGraphicFramePr>
+                    <a:graphicFrameLocks xmlns:a="http://schemas.openxmlformats.org/drawingml/2006/main" noChangeAspect="1"/>
+                  </wp:cNvGraphicFramePr>
+                  <a:graphic xmlns:a="http://schemas.openxmlformats.org/drawingml/2006/main">
+                    <a:graphicData uri="http://schemas.openxmlformats.org/drawingml/2006/picture">
+                      <pic:pic xmlns:pic="http://schemas.openxmlformats.org/drawingml/2006/picture">
+                        <pic:nvPicPr>
+                          <pic:cNvPr id="0" name="" descr=""/>
+                          <pic:cNvPicPr>
+                            <a:picLocks noChangeAspect="1" noChangeArrowheads="1"/>
+                          </pic:cNvPicPr>
+                        </pic:nvPicPr>
+                        <pic:blipFill>
+                          <a:blip r:embed="rId51" cstate="none"/>
+                          <a:srcRect/>
+                          <a:stretch>
+                            <a:fillRect/>
+                          </a:stretch>
+                        </pic:blipFill>
+                        <pic:spPr bwMode="auto">
+                          <a:xfrm>
+                            <a:off x="0" y="0"/>
+                            <a:ext cx="1371600" cy="1028700"/>
+                          </a:xfrm>
+                          <a:prstGeom prst="rect">
+                            <a:avLst/>
+                          </a:prstGeom>
+                        </pic:spPr>
+                      </pic:pic>
+                    </a:graphicData>
+                  </a:graphic>
+                </wp:inline>
+              </w:drawing>
+            </w:r>
+          </w:p>
+          <w:p>
+            <w:pPr>
+              <w:spacing w:before="40"/>
+              <w:jc w:val="center"/>
+            </w:pPr>
+            <w:r>
+              <w:rPr>
+                <w:rFonts w:ascii="Arial" w:cs="Arial" w:eastAsia="Arial" w:hAnsi="Arial"/>
+                <w:b/>
+                <w:bCs/>
+                <w:color w:val="3B3B3B"/>
+                <w:sz w:val="14"/>
+                <w:szCs w:val="14"/>
+              </w:rPr>
+              <w:t xml:space="preserve">Imagen 41. </w:t>
+            </w:r>
+            <w:r>
+              <w:rPr>
+                <w:rFonts w:ascii="Arial" w:cs="Arial" w:eastAsia="Arial" w:hAnsi="Arial"/>
+                <w:i/>
+                <w:iCs/>
+                <w:color w:val="6B6B6B"/>
+                <w:sz w:val="14"/>
+                <w:szCs w:val="14"/>
+              </w:rPr>
+              <w:t xml:space="preserve">Acumulación de estibas.</w:t>
+            </w:r>
+          </w:p>
+        </w:tc>
+        <w:tc>
+          <w:tcPr>
+            <w:tcW w:type="dxa" w:w="2340"/>
+            <w:tcBorders>
+              <w:top w:val="single" w:color="C9C9C9" w:sz="4"/>
+              <w:left w:val="single" w:color="C9C9C9" w:sz="4"/>
+              <w:bottom w:val="single" w:color="C9C9C9" w:sz="4"/>
+              <w:right w:val="single" w:color="C9C9C9" w:sz="4"/>
+            </w:tcBorders>
+            <w:tcMar>
+              <w:top w:type="dxa" w:w="70"/>
+              <w:left w:type="dxa" w:w="70"/>
+              <w:bottom w:type="dxa" w:w="60"/>
+              <w:right w:type="dxa" w:w="70"/>
+            </w:tcMar>
+            <w:vAlign w:val="center"/>
+          </w:tcPr>
+          <w:p>
+            <w:pPr>
+              <w:jc w:val="center"/>
+            </w:pPr>
+            <w:r>
+              <w:drawing>
+                <wp:inline distT="0" distB="0" distL="0" distR="0">
+                  <wp:extent cx="1371600" cy="1028700"/>
+                  <wp:effectExtent t="0" r="0" b="0" l="0"/>
+                  <wp:docPr id="1" name="" descr="" title=""/>
+                  <wp:cNvGraphicFramePr>
+                    <a:graphicFrameLocks xmlns:a="http://schemas.openxmlformats.org/drawingml/2006/main" noChangeAspect="1"/>
+                  </wp:cNvGraphicFramePr>
+                  <a:graphic xmlns:a="http://schemas.openxmlformats.org/drawingml/2006/main">
+                    <a:graphicData uri="http://schemas.openxmlformats.org/drawingml/2006/picture">
+                      <pic:pic xmlns:pic="http://schemas.openxmlformats.org/drawingml/2006/picture">
+                        <pic:nvPicPr>
+                          <pic:cNvPr id="0" name="" descr=""/>
+                          <pic:cNvPicPr>
+                            <a:picLocks noChangeAspect="1" noChangeArrowheads="1"/>
+                          </pic:cNvPicPr>
+                        </pic:nvPicPr>
+                        <pic:blipFill>
+                          <a:blip r:embed="rId52" cstate="none"/>
+                          <a:srcRect/>
+                          <a:stretch>
+                            <a:fillRect/>
+                          </a:stretch>
+                        </pic:blipFill>
+                        <pic:spPr bwMode="auto">
+                          <a:xfrm>
+                            <a:off x="0" y="0"/>
+                            <a:ext cx="1371600" cy="1028700"/>
+                          </a:xfrm>
+                          <a:prstGeom prst="rect">
+                            <a:avLst/>
+                          </a:prstGeom>
+                        </pic:spPr>
+                      </pic:pic>
+                    </a:graphicData>
+                  </a:graphic>
+                </wp:inline>
+              </w:drawing>
+            </w:r>
+          </w:p>
+          <w:p>
+            <w:pPr>
+              <w:spacing w:before="40"/>
+              <w:jc w:val="center"/>
+            </w:pPr>
+            <w:r>
+              <w:rPr>
+                <w:rFonts w:ascii="Arial" w:cs="Arial" w:eastAsia="Arial" w:hAnsi="Arial"/>
+                <w:b/>
+                <w:bCs/>
+                <w:color w:val="3B3B3B"/>
+                <w:sz w:val="14"/>
+                <w:szCs w:val="14"/>
+              </w:rPr>
+              <w:t xml:space="preserve">Imagen 42. </w:t>
             </w:r>
             <w:r>
               <w:rPr>

--- a/Evaluacion_Riesgos_Incendio_CEDI_D1_Lebrija.docx
+++ b/Evaluacion_Riesgos_Incendio_CEDI_D1_Lebrija.docx
@@ -2734,7 +2734,7 @@
                 <w:sz w:val="18"/>
                 <w:szCs w:val="18"/>
               </w:rPr>
-              <w:t xml:space="preserve">La bodega no tiene cielo raso. Solo las oficinas y el comedor del mezanine lo tienen, una parte pequeña del edificio. Se toma sin falsos techos.</w:t>
+              <w:t xml:space="preserve">La bodega no tiene cielo raso. Solo las oficinas y el comedor del mezanine lo tienen (ver Imagen A1 del anexo), una parte pequeña del edificio. Se toma sin falsos techos.</w:t>
             </w:r>
           </w:p>
         </w:tc>
@@ -2749,9 +2749,9 @@
             </w:tcBorders>
             <w:tcMar>
               <w:top w:type="dxa" w:w="70"/>
-              <w:left w:type="dxa" w:w="60"/>
+              <w:left w:type="dxa" w:w="70"/>
               <w:bottom w:type="dxa" w:w="60"/>
-              <w:right w:type="dxa" w:w="60"/>
+              <w:right w:type="dxa" w:w="70"/>
             </w:tcMar>
             <w:vAlign w:val="center"/>
           </w:tcPr>
@@ -2762,7 +2762,7 @@
             <w:r>
               <w:drawing>
                 <wp:inline distT="0" distB="0" distL="0" distR="0">
-                  <wp:extent cx="781050" cy="590550"/>
+                  <wp:extent cx="1600200" cy="1200150"/>
                   <wp:effectExtent t="0" r="0" b="0" l="0"/>
                   <wp:docPr id="1" name="" descr="" title=""/>
                   <wp:cNvGraphicFramePr>
@@ -2787,7 +2787,7 @@
                         <pic:spPr bwMode="auto">
                           <a:xfrm>
                             <a:off x="0" y="0"/>
-                            <a:ext cx="781050" cy="590550"/>
+                            <a:ext cx="1600200" cy="1200150"/>
                           </a:xfrm>
                           <a:prstGeom prst="rect">
                             <a:avLst/>
@@ -2799,13 +2799,211 @@
                 </wp:inline>
               </w:drawing>
             </w:r>
-            <w:r>
-              <w:t xml:space="preserve"> </w:t>
-            </w:r>
+          </w:p>
+          <w:p>
+            <w:pPr>
+              <w:spacing w:before="40"/>
+              <w:jc w:val="center"/>
+            </w:pPr>
+            <w:r>
+              <w:rPr>
+                <w:rFonts w:ascii="Arial" w:cs="Arial" w:eastAsia="Arial" w:hAnsi="Arial"/>
+                <w:b/>
+                <w:bCs/>
+                <w:color w:val="3B3B3B"/>
+                <w:sz w:val="14"/>
+                <w:szCs w:val="14"/>
+              </w:rPr>
+              <w:t xml:space="preserve">Imagen 4. </w:t>
+            </w:r>
+            <w:r>
+              <w:rPr>
+                <w:rFonts w:ascii="Arial" w:cs="Arial" w:eastAsia="Arial" w:hAnsi="Arial"/>
+                <w:i/>
+                <w:iCs/>
+                <w:color w:val="6B6B6B"/>
+                <w:sz w:val="14"/>
+                <w:szCs w:val="14"/>
+              </w:rPr>
+              <w:t xml:space="preserve">Cubierta de la bodega a la vista.</w:t>
+            </w:r>
+          </w:p>
+        </w:tc>
+      </w:tr>
+      <w:tr>
+        <w:trPr>
+          <w:cantSplit/>
+        </w:trPr>
+        <w:tc>
+          <w:tcPr>
+            <w:tcW w:type="dxa" w:w="9360"/>
+            <w:gridSpan w:val="4"/>
+            <w:tcBorders>
+              <w:top w:val="single" w:color="C9C9C9" w:sz="4"/>
+              <w:left w:val="single" w:color="C9C9C9" w:sz="4"/>
+              <w:bottom w:val="single" w:color="C9C9C9" w:sz="4"/>
+              <w:right w:val="single" w:color="C9C9C9" w:sz="4"/>
+            </w:tcBorders>
+            <w:shd w:fill="CAD225" w:color="auto" w:val="clear"/>
+            <w:tcMar>
+              <w:top w:type="dxa" w:w="100"/>
+              <w:left w:type="dxa" w:w="120"/>
+              <w:bottom w:type="dxa" w:w="100"/>
+              <w:right w:type="dxa" w:w="120"/>
+            </w:tcMar>
+            <w:vAlign w:val="center"/>
+          </w:tcPr>
+          <w:p>
+            <w:pPr>
+              <w:spacing w:line="264"/>
+              <w:jc w:val="left"/>
+            </w:pPr>
+            <w:r>
+              <w:rPr>
+                <w:rFonts w:ascii="Arial" w:cs="Arial" w:eastAsia="Arial" w:hAnsi="Arial"/>
+                <w:b/>
+                <w:bCs/>
+                <w:color w:val="3B3B3B"/>
+                <w:sz w:val="17"/>
+                <w:szCs w:val="17"/>
+              </w:rPr>
+              <w:t xml:space="preserve">1.2  FACTORES DE SITUACIÓN</w:t>
+            </w:r>
+          </w:p>
+        </w:tc>
+      </w:tr>
+      <w:tr>
+        <w:trPr>
+          <w:cantSplit/>
+        </w:trPr>
+        <w:tc>
+          <w:tcPr>
+            <w:tcW w:type="dxa" w:w="2000"/>
+            <w:tcBorders>
+              <w:top w:val="single" w:color="C9C9C9" w:sz="4"/>
+              <w:left w:val="single" w:color="C9C9C9" w:sz="4"/>
+              <w:bottom w:val="single" w:color="C9C9C9" w:sz="4"/>
+              <w:right w:val="single" w:color="C9C9C9" w:sz="4"/>
+            </w:tcBorders>
+            <w:tcMar>
+              <w:top w:type="dxa" w:w="100"/>
+              <w:left w:type="dxa" w:w="120"/>
+              <w:bottom w:type="dxa" w:w="100"/>
+              <w:right w:type="dxa" w:w="120"/>
+            </w:tcMar>
+            <w:vAlign w:val="center"/>
+          </w:tcPr>
+          <w:p>
+            <w:pPr>
+              <w:spacing w:line="264"/>
+              <w:jc w:val="left"/>
+            </w:pPr>
+            <w:r>
+              <w:rPr>
+                <w:rFonts w:ascii="Arial" w:cs="Arial" w:eastAsia="Arial" w:hAnsi="Arial"/>
+                <w:b/>
+                <w:bCs/>
+                <w:color w:val="3B3B3B"/>
+                <w:sz w:val="18"/>
+                <w:szCs w:val="18"/>
+              </w:rPr>
+              <w:t xml:space="preserve">1.2.1 Distancia de los bomberos</w:t>
+            </w:r>
+          </w:p>
+        </w:tc>
+        <w:tc>
+          <w:tcPr>
+            <w:tcW w:type="dxa" w:w="1050"/>
+            <w:tcBorders>
+              <w:top w:val="single" w:color="C9C9C9" w:sz="4"/>
+              <w:left w:val="single" w:color="C9C9C9" w:sz="4"/>
+              <w:bottom w:val="single" w:color="C9C9C9" w:sz="4"/>
+              <w:right w:val="single" w:color="C9C9C9" w:sz="4"/>
+            </w:tcBorders>
+            <w:shd w:fill="F4F7D3" w:color="auto" w:val="clear"/>
+            <w:tcMar>
+              <w:top w:type="dxa" w:w="100"/>
+              <w:left w:type="dxa" w:w="120"/>
+              <w:bottom w:type="dxa" w:w="100"/>
+              <w:right w:type="dxa" w:w="120"/>
+            </w:tcMar>
+            <w:vAlign w:val="center"/>
+          </w:tcPr>
+          <w:p>
+            <w:pPr>
+              <w:jc w:val="center"/>
+            </w:pPr>
+            <w:r>
+              <w:rPr>
+                <w:rFonts w:ascii="Arial" w:cs="Arial" w:eastAsia="Arial" w:hAnsi="Arial"/>
+                <w:b/>
+                <w:bCs/>
+                <w:color w:val="3B3B3B"/>
+                <w:sz w:val="32"/>
+                <w:szCs w:val="32"/>
+              </w:rPr>
+              <w:t xml:space="preserve">10</w:t>
+            </w:r>
+          </w:p>
+        </w:tc>
+        <w:tc>
+          <w:tcPr>
+            <w:tcW w:type="dxa" w:w="3610"/>
+            <w:tcBorders>
+              <w:top w:val="single" w:color="C9C9C9" w:sz="4"/>
+              <w:left w:val="single" w:color="C9C9C9" w:sz="4"/>
+              <w:bottom w:val="single" w:color="C9C9C9" w:sz="4"/>
+              <w:right w:val="single" w:color="C9C9C9" w:sz="4"/>
+            </w:tcBorders>
+            <w:tcMar>
+              <w:top w:type="dxa" w:w="100"/>
+              <w:left w:type="dxa" w:w="120"/>
+              <w:bottom w:type="dxa" w:w="100"/>
+              <w:right w:type="dxa" w:w="120"/>
+            </w:tcMar>
+            <w:vAlign w:val="center"/>
+          </w:tcPr>
+          <w:p>
+            <w:pPr>
+              <w:spacing w:line="264"/>
+              <w:jc w:val="left"/>
+            </w:pPr>
+            <w:r>
+              <w:rPr>
+                <w:rFonts w:ascii="Arial" w:cs="Arial" w:eastAsia="Arial" w:hAnsi="Arial"/>
+                <w:color w:val="3B3B3B"/>
+                <w:sz w:val="18"/>
+                <w:szCs w:val="18"/>
+              </w:rPr>
+              <w:t xml:space="preserve">Ruta en Google Maps desde la Estación de Bomberos de Lebrija: 3,4 km y 5 min. Menos de 5 km.</w:t>
+            </w:r>
+          </w:p>
+        </w:tc>
+        <w:tc>
+          <w:tcPr>
+            <w:tcW w:type="dxa" w:w="2700"/>
+            <w:tcBorders>
+              <w:top w:val="single" w:color="C9C9C9" w:sz="4"/>
+              <w:left w:val="single" w:color="C9C9C9" w:sz="4"/>
+              <w:bottom w:val="single" w:color="C9C9C9" w:sz="4"/>
+              <w:right w:val="single" w:color="C9C9C9" w:sz="4"/>
+            </w:tcBorders>
+            <w:tcMar>
+              <w:top w:type="dxa" w:w="70"/>
+              <w:left w:type="dxa" w:w="70"/>
+              <w:bottom w:type="dxa" w:w="60"/>
+              <w:right w:type="dxa" w:w="70"/>
+            </w:tcMar>
+            <w:vAlign w:val="center"/>
+          </w:tcPr>
+          <w:p>
+            <w:pPr>
+              <w:jc w:val="center"/>
+            </w:pPr>
             <w:r>
               <w:drawing>
                 <wp:inline distT="0" distB="0" distL="0" distR="0">
-                  <wp:extent cx="781050" cy="590550"/>
+                  <wp:extent cx="1600200" cy="819150"/>
                   <wp:effectExtent t="0" r="0" b="0" l="0"/>
                   <wp:docPr id="1" name="" descr="" title=""/>
                   <wp:cNvGraphicFramePr>
@@ -2830,7 +3028,7 @@
                         <pic:spPr bwMode="auto">
                           <a:xfrm>
                             <a:off x="0" y="0"/>
-                            <a:ext cx="781050" cy="590550"/>
+                            <a:ext cx="1600200" cy="819150"/>
                           </a:xfrm>
                           <a:prstGeom prst="rect">
                             <a:avLst/>
@@ -2857,7 +3055,7 @@
                 <w:sz w:val="14"/>
                 <w:szCs w:val="14"/>
               </w:rPr>
-              <w:t xml:space="preserve">Imagen 4. </w:t>
+              <w:t xml:space="preserve">Imagen 5. </w:t>
             </w:r>
             <w:r>
               <w:rPr>
@@ -2868,35 +3066,7 @@
                 <w:sz w:val="14"/>
                 <w:szCs w:val="14"/>
               </w:rPr>
-              <w:t xml:space="preserve">Bodega: cubierta a la vista.</w:t>
-            </w:r>
-          </w:p>
-          <w:p>
-            <w:pPr>
-              <w:spacing w:before="0"/>
-              <w:jc w:val="center"/>
-            </w:pPr>
-            <w:r>
-              <w:rPr>
-                <w:rFonts w:ascii="Arial" w:cs="Arial" w:eastAsia="Arial" w:hAnsi="Arial"/>
-                <w:b/>
-                <w:bCs/>
-                <w:color w:val="3B3B3B"/>
-                <w:sz w:val="14"/>
-                <w:szCs w:val="14"/>
-              </w:rPr>
-              <w:t xml:space="preserve">Imagen 5. </w:t>
-            </w:r>
-            <w:r>
-              <w:rPr>
-                <w:rFonts w:ascii="Arial" w:cs="Arial" w:eastAsia="Arial" w:hAnsi="Arial"/>
-                <w:i/>
-                <w:iCs/>
-                <w:color w:val="6B6B6B"/>
-                <w:sz w:val="14"/>
-                <w:szCs w:val="14"/>
-              </w:rPr>
-              <w:t xml:space="preserve">Comedor: cielo raso.</w:t>
+              <w:t xml:space="preserve">Ruta desde la estación de bomberos.</w:t>
             </w:r>
           </w:p>
         </w:tc>
@@ -2907,15 +3077,13 @@
         </w:trPr>
         <w:tc>
           <w:tcPr>
-            <w:tcW w:type="dxa" w:w="9360"/>
-            <w:gridSpan w:val="4"/>
-            <w:tcBorders>
-              <w:top w:val="single" w:color="C9C9C9" w:sz="4"/>
-              <w:left w:val="single" w:color="C9C9C9" w:sz="4"/>
-              <w:bottom w:val="single" w:color="C9C9C9" w:sz="4"/>
-              <w:right w:val="single" w:color="C9C9C9" w:sz="4"/>
-            </w:tcBorders>
-            <w:shd w:fill="CAD225" w:color="auto" w:val="clear"/>
+            <w:tcW w:type="dxa" w:w="2000"/>
+            <w:tcBorders>
+              <w:top w:val="single" w:color="C9C9C9" w:sz="4"/>
+              <w:left w:val="single" w:color="C9C9C9" w:sz="4"/>
+              <w:bottom w:val="single" w:color="C9C9C9" w:sz="4"/>
+              <w:right w:val="single" w:color="C9C9C9" w:sz="4"/>
+            </w:tcBorders>
             <w:tcMar>
               <w:top w:type="dxa" w:w="100"/>
               <w:left w:type="dxa" w:w="120"/>
@@ -2935,21 +3103,51 @@
                 <w:b/>
                 <w:bCs/>
                 <w:color w:val="3B3B3B"/>
-                <w:sz w:val="17"/>
-                <w:szCs w:val="17"/>
-              </w:rPr>
-              <w:t xml:space="preserve">1.2  FACTORES DE SITUACIÓN</w:t>
-            </w:r>
-          </w:p>
-        </w:tc>
-      </w:tr>
-      <w:tr>
-        <w:trPr>
-          <w:cantSplit/>
-        </w:trPr>
-        <w:tc>
-          <w:tcPr>
-            <w:tcW w:type="dxa" w:w="2000"/>
+                <w:sz w:val="18"/>
+                <w:szCs w:val="18"/>
+              </w:rPr>
+              <w:t xml:space="preserve">1.2.2 Accesibilidad del edificio</w:t>
+            </w:r>
+          </w:p>
+        </w:tc>
+        <w:tc>
+          <w:tcPr>
+            <w:tcW w:type="dxa" w:w="1050"/>
+            <w:tcBorders>
+              <w:top w:val="single" w:color="C9C9C9" w:sz="4"/>
+              <w:left w:val="single" w:color="C9C9C9" w:sz="4"/>
+              <w:bottom w:val="single" w:color="C9C9C9" w:sz="4"/>
+              <w:right w:val="single" w:color="C9C9C9" w:sz="4"/>
+            </w:tcBorders>
+            <w:shd w:fill="F4F7D3" w:color="auto" w:val="clear"/>
+            <w:tcMar>
+              <w:top w:type="dxa" w:w="100"/>
+              <w:left w:type="dxa" w:w="120"/>
+              <w:bottom w:type="dxa" w:w="100"/>
+              <w:right w:type="dxa" w:w="120"/>
+            </w:tcMar>
+            <w:vAlign w:val="center"/>
+          </w:tcPr>
+          <w:p>
+            <w:pPr>
+              <w:jc w:val="center"/>
+            </w:pPr>
+            <w:r>
+              <w:rPr>
+                <w:rFonts w:ascii="Arial" w:cs="Arial" w:eastAsia="Arial" w:hAnsi="Arial"/>
+                <w:b/>
+                <w:bCs/>
+                <w:color w:val="3B3B3B"/>
+                <w:sz w:val="32"/>
+                <w:szCs w:val="32"/>
+              </w:rPr>
+              <w:t xml:space="preserve">5</w:t>
+            </w:r>
+          </w:p>
+        </w:tc>
+        <w:tc>
+          <w:tcPr>
+            <w:tcW w:type="dxa" w:w="3610"/>
             <w:tcBorders>
               <w:top w:val="single" w:color="C9C9C9" w:sz="4"/>
               <w:left w:val="single" w:color="C9C9C9" w:sz="4"/>
@@ -2972,81 +3170,11 @@
             <w:r>
               <w:rPr>
                 <w:rFonts w:ascii="Arial" w:cs="Arial" w:eastAsia="Arial" w:hAnsi="Arial"/>
-                <w:b/>
-                <w:bCs/>
                 <w:color w:val="3B3B3B"/>
                 <w:sz w:val="18"/>
                 <w:szCs w:val="18"/>
               </w:rPr>
-              <w:t xml:space="preserve">1.2.1 Distancia de los bomberos</w:t>
-            </w:r>
-          </w:p>
-        </w:tc>
-        <w:tc>
-          <w:tcPr>
-            <w:tcW w:type="dxa" w:w="1050"/>
-            <w:tcBorders>
-              <w:top w:val="single" w:color="C9C9C9" w:sz="4"/>
-              <w:left w:val="single" w:color="C9C9C9" w:sz="4"/>
-              <w:bottom w:val="single" w:color="C9C9C9" w:sz="4"/>
-              <w:right w:val="single" w:color="C9C9C9" w:sz="4"/>
-            </w:tcBorders>
-            <w:shd w:fill="F4F7D3" w:color="auto" w:val="clear"/>
-            <w:tcMar>
-              <w:top w:type="dxa" w:w="100"/>
-              <w:left w:type="dxa" w:w="120"/>
-              <w:bottom w:type="dxa" w:w="100"/>
-              <w:right w:type="dxa" w:w="120"/>
-            </w:tcMar>
-            <w:vAlign w:val="center"/>
-          </w:tcPr>
-          <w:p>
-            <w:pPr>
-              <w:jc w:val="center"/>
-            </w:pPr>
-            <w:r>
-              <w:rPr>
-                <w:rFonts w:ascii="Arial" w:cs="Arial" w:eastAsia="Arial" w:hAnsi="Arial"/>
-                <w:b/>
-                <w:bCs/>
-                <w:color w:val="3B3B3B"/>
-                <w:sz w:val="32"/>
-                <w:szCs w:val="32"/>
-              </w:rPr>
-              <w:t xml:space="preserve">10</w:t>
-            </w:r>
-          </w:p>
-        </w:tc>
-        <w:tc>
-          <w:tcPr>
-            <w:tcW w:type="dxa" w:w="3610"/>
-            <w:tcBorders>
-              <w:top w:val="single" w:color="C9C9C9" w:sz="4"/>
-              <w:left w:val="single" w:color="C9C9C9" w:sz="4"/>
-              <w:bottom w:val="single" w:color="C9C9C9" w:sz="4"/>
-              <w:right w:val="single" w:color="C9C9C9" w:sz="4"/>
-            </w:tcBorders>
-            <w:tcMar>
-              <w:top w:type="dxa" w:w="100"/>
-              <w:left w:type="dxa" w:w="120"/>
-              <w:bottom w:type="dxa" w:w="100"/>
-              <w:right w:type="dxa" w:w="120"/>
-            </w:tcMar>
-            <w:vAlign w:val="center"/>
-          </w:tcPr>
-          <w:p>
-            <w:pPr>
-              <w:spacing w:line="264"/>
-              <w:jc w:val="left"/>
-            </w:pPr>
-            <w:r>
-              <w:rPr>
-                <w:rFonts w:ascii="Arial" w:cs="Arial" w:eastAsia="Arial" w:hAnsi="Arial"/>
-                <w:color w:val="3B3B3B"/>
-                <w:sz w:val="18"/>
-                <w:szCs w:val="18"/>
-              </w:rPr>
-              <w:t xml:space="preserve">Ruta en Google Maps desde la Estación de Bomberos de Lebrija: 3,4 km y 5 min. Menos de 5 km.</w:t>
+              <w:t xml:space="preserve">Acceso pavimentado de más de 4 m, apto para tractomulas, y vía perimetral alrededor de la nave. Accesibilidad buena.</w:t>
             </w:r>
           </w:p>
         </w:tc>
@@ -3074,7 +3202,7 @@
             <w:r>
               <w:drawing>
                 <wp:inline distT="0" distB="0" distL="0" distR="0">
-                  <wp:extent cx="1600200" cy="819150"/>
+                  <wp:extent cx="1600200" cy="1200150"/>
                   <wp:effectExtent t="0" r="0" b="0" l="0"/>
                   <wp:docPr id="1" name="" descr="" title=""/>
                   <wp:cNvGraphicFramePr>
@@ -3099,7 +3227,7 @@
                         <pic:spPr bwMode="auto">
                           <a:xfrm>
                             <a:off x="0" y="0"/>
-                            <a:ext cx="1600200" cy="819150"/>
+                            <a:ext cx="1600200" cy="1200150"/>
                           </a:xfrm>
                           <a:prstGeom prst="rect">
                             <a:avLst/>
@@ -3137,7 +3265,7 @@
                 <w:sz w:val="14"/>
                 <w:szCs w:val="14"/>
               </w:rPr>
-              <w:t xml:space="preserve">Ruta desde la estación de bomberos.</w:t>
+              <w:t xml:space="preserve">Portería de ingreso.</w:t>
             </w:r>
           </w:p>
         </w:tc>
@@ -3148,13 +3276,15 @@
         </w:trPr>
         <w:tc>
           <w:tcPr>
-            <w:tcW w:type="dxa" w:w="2000"/>
-            <w:tcBorders>
-              <w:top w:val="single" w:color="C9C9C9" w:sz="4"/>
-              <w:left w:val="single" w:color="C9C9C9" w:sz="4"/>
-              <w:bottom w:val="single" w:color="C9C9C9" w:sz="4"/>
-              <w:right w:val="single" w:color="C9C9C9" w:sz="4"/>
-            </w:tcBorders>
+            <w:tcW w:type="dxa" w:w="9360"/>
+            <w:gridSpan w:val="4"/>
+            <w:tcBorders>
+              <w:top w:val="single" w:color="C9C9C9" w:sz="4"/>
+              <w:left w:val="single" w:color="C9C9C9" w:sz="4"/>
+              <w:bottom w:val="single" w:color="C9C9C9" w:sz="4"/>
+              <w:right w:val="single" w:color="C9C9C9" w:sz="4"/>
+            </w:tcBorders>
+            <w:shd w:fill="CAD225" w:color="auto" w:val="clear"/>
             <w:tcMar>
               <w:top w:type="dxa" w:w="100"/>
               <w:left w:type="dxa" w:w="120"/>
@@ -3174,10 +3304,50 @@
                 <w:b/>
                 <w:bCs/>
                 <w:color w:val="3B3B3B"/>
+                <w:sz w:val="17"/>
+                <w:szCs w:val="17"/>
+              </w:rPr>
+              <w:t xml:space="preserve">1.3  PROCESOS</w:t>
+            </w:r>
+          </w:p>
+        </w:tc>
+      </w:tr>
+      <w:tr>
+        <w:trPr>
+          <w:cantSplit/>
+        </w:trPr>
+        <w:tc>
+          <w:tcPr>
+            <w:tcW w:type="dxa" w:w="2000"/>
+            <w:tcBorders>
+              <w:top w:val="single" w:color="C9C9C9" w:sz="4"/>
+              <w:left w:val="single" w:color="C9C9C9" w:sz="4"/>
+              <w:bottom w:val="single" w:color="C9C9C9" w:sz="4"/>
+              <w:right w:val="single" w:color="C9C9C9" w:sz="4"/>
+            </w:tcBorders>
+            <w:tcMar>
+              <w:top w:type="dxa" w:w="100"/>
+              <w:left w:type="dxa" w:w="120"/>
+              <w:bottom w:type="dxa" w:w="100"/>
+              <w:right w:type="dxa" w:w="120"/>
+            </w:tcMar>
+            <w:vAlign w:val="center"/>
+          </w:tcPr>
+          <w:p>
+            <w:pPr>
+              <w:spacing w:line="264"/>
+              <w:jc w:val="left"/>
+            </w:pPr>
+            <w:r>
+              <w:rPr>
+                <w:rFonts w:ascii="Arial" w:cs="Arial" w:eastAsia="Arial" w:hAnsi="Arial"/>
+                <w:b/>
+                <w:bCs/>
+                <w:color w:val="3B3B3B"/>
                 <w:sz w:val="18"/>
                 <w:szCs w:val="18"/>
               </w:rPr>
-              <w:t xml:space="preserve">1.2.2 Accesibilidad del edificio</w:t>
+              <w:t xml:space="preserve">1.3.1 Peligro de activación</w:t>
             </w:r>
           </w:p>
         </w:tc>
@@ -3245,7 +3415,7 @@
                 <w:sz w:val="18"/>
                 <w:szCs w:val="18"/>
               </w:rPr>
-              <w:t xml:space="preserve">Acceso pavimentado de más de 4 m, apto para tractomulas, y vía perimetral alrededor de la nave. Accesibilidad buena.</w:t>
+              <w:t xml:space="preserve">Sin llama abierta. Fuentes de ignición: carga de baterías de montacargas en la bodega y equipos eléctricos de la cocina del comedor, con cableado expuesto (ver Imagen A2 del anexo). Peligro medio.</w:t>
             </w:r>
           </w:p>
         </w:tc>
@@ -3336,7 +3506,7 @@
                 <w:sz w:val="14"/>
                 <w:szCs w:val="14"/>
               </w:rPr>
-              <w:t xml:space="preserve">Portería de ingreso.</w:t>
+              <w:t xml:space="preserve">Carga de montacargas.</w:t>
             </w:r>
           </w:p>
         </w:tc>
@@ -3347,15 +3517,13 @@
         </w:trPr>
         <w:tc>
           <w:tcPr>
-            <w:tcW w:type="dxa" w:w="9360"/>
-            <w:gridSpan w:val="4"/>
-            <w:tcBorders>
-              <w:top w:val="single" w:color="C9C9C9" w:sz="4"/>
-              <w:left w:val="single" w:color="C9C9C9" w:sz="4"/>
-              <w:bottom w:val="single" w:color="C9C9C9" w:sz="4"/>
-              <w:right w:val="single" w:color="C9C9C9" w:sz="4"/>
-            </w:tcBorders>
-            <w:shd w:fill="CAD225" w:color="auto" w:val="clear"/>
+            <w:tcW w:type="dxa" w:w="2000"/>
+            <w:tcBorders>
+              <w:top w:val="single" w:color="C9C9C9" w:sz="4"/>
+              <w:left w:val="single" w:color="C9C9C9" w:sz="4"/>
+              <w:bottom w:val="single" w:color="C9C9C9" w:sz="4"/>
+              <w:right w:val="single" w:color="C9C9C9" w:sz="4"/>
+            </w:tcBorders>
             <w:tcMar>
               <w:top w:type="dxa" w:w="100"/>
               <w:left w:type="dxa" w:w="120"/>
@@ -3375,21 +3543,51 @@
                 <w:b/>
                 <w:bCs/>
                 <w:color w:val="3B3B3B"/>
-                <w:sz w:val="17"/>
-                <w:szCs w:val="17"/>
-              </w:rPr>
-              <w:t xml:space="preserve">1.3  PROCESOS</w:t>
-            </w:r>
-          </w:p>
-        </w:tc>
-      </w:tr>
-      <w:tr>
-        <w:trPr>
-          <w:cantSplit/>
-        </w:trPr>
-        <w:tc>
-          <w:tcPr>
-            <w:tcW w:type="dxa" w:w="2000"/>
+                <w:sz w:val="18"/>
+                <w:szCs w:val="18"/>
+              </w:rPr>
+              <w:t xml:space="preserve">1.3.2 Carga térmica</w:t>
+            </w:r>
+          </w:p>
+        </w:tc>
+        <w:tc>
+          <w:tcPr>
+            <w:tcW w:type="dxa" w:w="1050"/>
+            <w:tcBorders>
+              <w:top w:val="single" w:color="C9C9C9" w:sz="4"/>
+              <w:left w:val="single" w:color="C9C9C9" w:sz="4"/>
+              <w:bottom w:val="single" w:color="C9C9C9" w:sz="4"/>
+              <w:right w:val="single" w:color="C9C9C9" w:sz="4"/>
+            </w:tcBorders>
+            <w:shd w:fill="F4F7D3" w:color="auto" w:val="clear"/>
+            <w:tcMar>
+              <w:top w:type="dxa" w:w="100"/>
+              <w:left w:type="dxa" w:w="120"/>
+              <w:bottom w:type="dxa" w:w="100"/>
+              <w:right w:type="dxa" w:w="120"/>
+            </w:tcMar>
+            <w:vAlign w:val="center"/>
+          </w:tcPr>
+          <w:p>
+            <w:pPr>
+              <w:jc w:val="center"/>
+            </w:pPr>
+            <w:r>
+              <w:rPr>
+                <w:rFonts w:ascii="Arial" w:cs="Arial" w:eastAsia="Arial" w:hAnsi="Arial"/>
+                <w:b/>
+                <w:bCs/>
+                <w:color w:val="3B3B3B"/>
+                <w:sz w:val="32"/>
+                <w:szCs w:val="32"/>
+              </w:rPr>
+              <w:t xml:space="preserve">2</w:t>
+            </w:r>
+          </w:p>
+        </w:tc>
+        <w:tc>
+          <w:tcPr>
+            <w:tcW w:type="dxa" w:w="3610"/>
             <w:tcBorders>
               <w:top w:val="single" w:color="C9C9C9" w:sz="4"/>
               <w:left w:val="single" w:color="C9C9C9" w:sz="4"/>
@@ -3412,81 +3610,11 @@
             <w:r>
               <w:rPr>
                 <w:rFonts w:ascii="Arial" w:cs="Arial" w:eastAsia="Arial" w:hAnsi="Arial"/>
-                <w:b/>
-                <w:bCs/>
                 <w:color w:val="3B3B3B"/>
                 <w:sz w:val="18"/>
                 <w:szCs w:val="18"/>
               </w:rPr>
-              <w:t xml:space="preserve">1.3.1 Peligro de activación</w:t>
-            </w:r>
-          </w:p>
-        </w:tc>
-        <w:tc>
-          <w:tcPr>
-            <w:tcW w:type="dxa" w:w="1050"/>
-            <w:tcBorders>
-              <w:top w:val="single" w:color="C9C9C9" w:sz="4"/>
-              <w:left w:val="single" w:color="C9C9C9" w:sz="4"/>
-              <w:bottom w:val="single" w:color="C9C9C9" w:sz="4"/>
-              <w:right w:val="single" w:color="C9C9C9" w:sz="4"/>
-            </w:tcBorders>
-            <w:shd w:fill="F4F7D3" w:color="auto" w:val="clear"/>
-            <w:tcMar>
-              <w:top w:type="dxa" w:w="100"/>
-              <w:left w:type="dxa" w:w="120"/>
-              <w:bottom w:type="dxa" w:w="100"/>
-              <w:right w:type="dxa" w:w="120"/>
-            </w:tcMar>
-            <w:vAlign w:val="center"/>
-          </w:tcPr>
-          <w:p>
-            <w:pPr>
-              <w:jc w:val="center"/>
-            </w:pPr>
-            <w:r>
-              <w:rPr>
-                <w:rFonts w:ascii="Arial" w:cs="Arial" w:eastAsia="Arial" w:hAnsi="Arial"/>
-                <w:b/>
-                <w:bCs/>
-                <w:color w:val="3B3B3B"/>
-                <w:sz w:val="32"/>
-                <w:szCs w:val="32"/>
-              </w:rPr>
-              <w:t xml:space="preserve">5</w:t>
-            </w:r>
-          </w:p>
-        </w:tc>
-        <w:tc>
-          <w:tcPr>
-            <w:tcW w:type="dxa" w:w="3610"/>
-            <w:tcBorders>
-              <w:top w:val="single" w:color="C9C9C9" w:sz="4"/>
-              <w:left w:val="single" w:color="C9C9C9" w:sz="4"/>
-              <w:bottom w:val="single" w:color="C9C9C9" w:sz="4"/>
-              <w:right w:val="single" w:color="C9C9C9" w:sz="4"/>
-            </w:tcBorders>
-            <w:tcMar>
-              <w:top w:type="dxa" w:w="100"/>
-              <w:left w:type="dxa" w:w="120"/>
-              <w:bottom w:type="dxa" w:w="100"/>
-              <w:right w:type="dxa" w:w="120"/>
-            </w:tcMar>
-            <w:vAlign w:val="center"/>
-          </w:tcPr>
-          <w:p>
-            <w:pPr>
-              <w:spacing w:line="264"/>
-              <w:jc w:val="left"/>
-            </w:pPr>
-            <w:r>
-              <w:rPr>
-                <w:rFonts w:ascii="Arial" w:cs="Arial" w:eastAsia="Arial" w:hAnsi="Arial"/>
-                <w:color w:val="3B3B3B"/>
-                <w:sz w:val="18"/>
-                <w:szCs w:val="18"/>
-              </w:rPr>
-              <w:t xml:space="preserve">Sin llama abierta. Fuentes de ignición: carga de baterías de montacargas en la bodega y equipos eléctricos de la cocina del comedor, con cableado expuesto. Peligro medio.</w:t>
+              <w:t xml:space="preserve">Gran volumen de alimentos y bebidas empacados en cartón y plástico: carga alta (2.000 a 5.000 MJ/m²).</w:t>
             </w:r>
           </w:p>
         </w:tc>
@@ -3501,9 +3629,9 @@
             </w:tcBorders>
             <w:tcMar>
               <w:top w:type="dxa" w:w="70"/>
-              <w:left w:type="dxa" w:w="60"/>
+              <w:left w:type="dxa" w:w="70"/>
               <w:bottom w:type="dxa" w:w="60"/>
-              <w:right w:type="dxa" w:w="60"/>
+              <w:right w:type="dxa" w:w="70"/>
             </w:tcMar>
             <w:vAlign w:val="center"/>
           </w:tcPr>
@@ -3514,7 +3642,7 @@
             <w:r>
               <w:drawing>
                 <wp:inline distT="0" distB="0" distL="0" distR="0">
-                  <wp:extent cx="781050" cy="590550"/>
+                  <wp:extent cx="1600200" cy="1200150"/>
                   <wp:effectExtent t="0" r="0" b="0" l="0"/>
                   <wp:docPr id="1" name="" descr="" title=""/>
                   <wp:cNvGraphicFramePr>
@@ -3539,7 +3667,7 @@
                         <pic:spPr bwMode="auto">
                           <a:xfrm>
                             <a:off x="0" y="0"/>
-                            <a:ext cx="781050" cy="590550"/>
+                            <a:ext cx="1600200" cy="1200150"/>
                           </a:xfrm>
                           <a:prstGeom prst="rect">
                             <a:avLst/>
@@ -3551,13 +3679,169 @@
                 </wp:inline>
               </w:drawing>
             </w:r>
-            <w:r>
-              <w:t xml:space="preserve"> </w:t>
-            </w:r>
+          </w:p>
+          <w:p>
+            <w:pPr>
+              <w:spacing w:before="40"/>
+              <w:jc w:val="center"/>
+            </w:pPr>
+            <w:r>
+              <w:rPr>
+                <w:rFonts w:ascii="Arial" w:cs="Arial" w:eastAsia="Arial" w:hAnsi="Arial"/>
+                <w:b/>
+                <w:bCs/>
+                <w:color w:val="3B3B3B"/>
+                <w:sz w:val="14"/>
+                <w:szCs w:val="14"/>
+              </w:rPr>
+              <w:t xml:space="preserve">Imagen 8. </w:t>
+            </w:r>
+            <w:r>
+              <w:rPr>
+                <w:rFonts w:ascii="Arial" w:cs="Arial" w:eastAsia="Arial" w:hAnsi="Arial"/>
+                <w:i/>
+                <w:iCs/>
+                <w:color w:val="6B6B6B"/>
+                <w:sz w:val="14"/>
+                <w:szCs w:val="14"/>
+              </w:rPr>
+              <w:t xml:space="preserve">Mercancía almacenada.</w:t>
+            </w:r>
+          </w:p>
+        </w:tc>
+      </w:tr>
+      <w:tr>
+        <w:trPr>
+          <w:cantSplit/>
+        </w:trPr>
+        <w:tc>
+          <w:tcPr>
+            <w:tcW w:type="dxa" w:w="2000"/>
+            <w:tcBorders>
+              <w:top w:val="single" w:color="C9C9C9" w:sz="4"/>
+              <w:left w:val="single" w:color="C9C9C9" w:sz="4"/>
+              <w:bottom w:val="single" w:color="C9C9C9" w:sz="4"/>
+              <w:right w:val="single" w:color="C9C9C9" w:sz="4"/>
+            </w:tcBorders>
+            <w:tcMar>
+              <w:top w:type="dxa" w:w="100"/>
+              <w:left w:type="dxa" w:w="120"/>
+              <w:bottom w:type="dxa" w:w="100"/>
+              <w:right w:type="dxa" w:w="120"/>
+            </w:tcMar>
+            <w:vAlign w:val="center"/>
+          </w:tcPr>
+          <w:p>
+            <w:pPr>
+              <w:spacing w:line="264"/>
+              <w:jc w:val="left"/>
+            </w:pPr>
+            <w:r>
+              <w:rPr>
+                <w:rFonts w:ascii="Arial" w:cs="Arial" w:eastAsia="Arial" w:hAnsi="Arial"/>
+                <w:b/>
+                <w:bCs/>
+                <w:color w:val="3B3B3B"/>
+                <w:sz w:val="18"/>
+                <w:szCs w:val="18"/>
+              </w:rPr>
+              <w:t xml:space="preserve">1.3.3 Inflamabilidad</w:t>
+            </w:r>
+          </w:p>
+        </w:tc>
+        <w:tc>
+          <w:tcPr>
+            <w:tcW w:type="dxa" w:w="1050"/>
+            <w:tcBorders>
+              <w:top w:val="single" w:color="C9C9C9" w:sz="4"/>
+              <w:left w:val="single" w:color="C9C9C9" w:sz="4"/>
+              <w:bottom w:val="single" w:color="C9C9C9" w:sz="4"/>
+              <w:right w:val="single" w:color="C9C9C9" w:sz="4"/>
+            </w:tcBorders>
+            <w:shd w:fill="F4F7D3" w:color="auto" w:val="clear"/>
+            <w:tcMar>
+              <w:top w:type="dxa" w:w="100"/>
+              <w:left w:type="dxa" w:w="120"/>
+              <w:bottom w:type="dxa" w:w="100"/>
+              <w:right w:type="dxa" w:w="120"/>
+            </w:tcMar>
+            <w:vAlign w:val="center"/>
+          </w:tcPr>
+          <w:p>
+            <w:pPr>
+              <w:jc w:val="center"/>
+            </w:pPr>
+            <w:r>
+              <w:rPr>
+                <w:rFonts w:ascii="Arial" w:cs="Arial" w:eastAsia="Arial" w:hAnsi="Arial"/>
+                <w:b/>
+                <w:bCs/>
+                <w:color w:val="3B3B3B"/>
+                <w:sz w:val="32"/>
+                <w:szCs w:val="32"/>
+              </w:rPr>
+              <w:t xml:space="preserve">3</w:t>
+            </w:r>
+          </w:p>
+        </w:tc>
+        <w:tc>
+          <w:tcPr>
+            <w:tcW w:type="dxa" w:w="3610"/>
+            <w:tcBorders>
+              <w:top w:val="single" w:color="C9C9C9" w:sz="4"/>
+              <w:left w:val="single" w:color="C9C9C9" w:sz="4"/>
+              <w:bottom w:val="single" w:color="C9C9C9" w:sz="4"/>
+              <w:right w:val="single" w:color="C9C9C9" w:sz="4"/>
+            </w:tcBorders>
+            <w:tcMar>
+              <w:top w:type="dxa" w:w="100"/>
+              <w:left w:type="dxa" w:w="120"/>
+              <w:bottom w:type="dxa" w:w="100"/>
+              <w:right w:type="dxa" w:w="120"/>
+            </w:tcMar>
+            <w:vAlign w:val="center"/>
+          </w:tcPr>
+          <w:p>
+            <w:pPr>
+              <w:spacing w:line="264"/>
+              <w:jc w:val="left"/>
+            </w:pPr>
+            <w:r>
+              <w:rPr>
+                <w:rFonts w:ascii="Arial" w:cs="Arial" w:eastAsia="Arial" w:hAnsi="Arial"/>
+                <w:color w:val="3B3B3B"/>
+                <w:sz w:val="18"/>
+                <w:szCs w:val="18"/>
+              </w:rPr>
+              <w:t xml:space="preserve">Predominan sólidos combustibles (cartón, plástico, madera). Inflamabilidad media.</w:t>
+            </w:r>
+          </w:p>
+        </w:tc>
+        <w:tc>
+          <w:tcPr>
+            <w:tcW w:type="dxa" w:w="2700"/>
+            <w:tcBorders>
+              <w:top w:val="single" w:color="C9C9C9" w:sz="4"/>
+              <w:left w:val="single" w:color="C9C9C9" w:sz="4"/>
+              <w:bottom w:val="single" w:color="C9C9C9" w:sz="4"/>
+              <w:right w:val="single" w:color="C9C9C9" w:sz="4"/>
+            </w:tcBorders>
+            <w:tcMar>
+              <w:top w:type="dxa" w:w="70"/>
+              <w:left w:type="dxa" w:w="70"/>
+              <w:bottom w:type="dxa" w:w="60"/>
+              <w:right w:type="dxa" w:w="70"/>
+            </w:tcMar>
+            <w:vAlign w:val="center"/>
+          </w:tcPr>
+          <w:p>
+            <w:pPr>
+              <w:jc w:val="center"/>
+            </w:pPr>
             <w:r>
               <w:drawing>
                 <wp:inline distT="0" distB="0" distL="0" distR="0">
-                  <wp:extent cx="781050" cy="590550"/>
+                  <wp:extent cx="1600200" cy="1200150"/>
                   <wp:effectExtent t="0" r="0" b="0" l="0"/>
                   <wp:docPr id="1" name="" descr="" title=""/>
                   <wp:cNvGraphicFramePr>
@@ -3582,7 +3866,7 @@
                         <pic:spPr bwMode="auto">
                           <a:xfrm>
                             <a:off x="0" y="0"/>
-                            <a:ext cx="781050" cy="590550"/>
+                            <a:ext cx="1600200" cy="1200150"/>
                           </a:xfrm>
                           <a:prstGeom prst="rect">
                             <a:avLst/>
@@ -3609,7 +3893,7 @@
                 <w:sz w:val="14"/>
                 <w:szCs w:val="14"/>
               </w:rPr>
-              <w:t xml:space="preserve">Imagen 8. </w:t>
+              <w:t xml:space="preserve">Imagen 9. </w:t>
             </w:r>
             <w:r>
               <w:rPr>
@@ -3620,35 +3904,7 @@
                 <w:sz w:val="14"/>
                 <w:szCs w:val="14"/>
               </w:rPr>
-              <w:t xml:space="preserve">Carga de montacargas.</w:t>
-            </w:r>
-          </w:p>
-          <w:p>
-            <w:pPr>
-              <w:spacing w:before="0"/>
-              <w:jc w:val="center"/>
-            </w:pPr>
-            <w:r>
-              <w:rPr>
-                <w:rFonts w:ascii="Arial" w:cs="Arial" w:eastAsia="Arial" w:hAnsi="Arial"/>
-                <w:b/>
-                <w:bCs/>
-                <w:color w:val="3B3B3B"/>
-                <w:sz w:val="14"/>
-                <w:szCs w:val="14"/>
-              </w:rPr>
-              <w:t xml:space="preserve">Imagen 9. </w:t>
-            </w:r>
-            <w:r>
-              <w:rPr>
-                <w:rFonts w:ascii="Arial" w:cs="Arial" w:eastAsia="Arial" w:hAnsi="Arial"/>
-                <w:i/>
-                <w:iCs/>
-                <w:color w:val="6B6B6B"/>
-                <w:sz w:val="14"/>
-                <w:szCs w:val="14"/>
-              </w:rPr>
-              <w:t xml:space="preserve">Cocina: cableado expuesto.</w:t>
+              <w:t xml:space="preserve">Estibas y embalajes.</w:t>
             </w:r>
           </w:p>
         </w:tc>
@@ -3688,7 +3944,7 @@
                 <w:sz w:val="18"/>
                 <w:szCs w:val="18"/>
               </w:rPr>
-              <w:t xml:space="preserve">1.3.2 Carga térmica</w:t>
+              <w:t xml:space="preserve">1.3.4 Orden y limpieza</w:t>
             </w:r>
           </w:p>
         </w:tc>
@@ -3723,7 +3979,7 @@
                 <w:sz w:val="32"/>
                 <w:szCs w:val="32"/>
               </w:rPr>
-              <w:t xml:space="preserve">2</w:t>
+              <w:t xml:space="preserve">5</w:t>
             </w:r>
           </w:p>
         </w:tc>
@@ -3756,7 +4012,7 @@
                 <w:sz w:val="18"/>
                 <w:szCs w:val="18"/>
               </w:rPr>
-              <w:t xml:space="preserve">Gran volumen de alimentos y bebidas empacados en cartón y plástico: carga alta (2.000 a 5.000 MJ/m²).</w:t>
+              <w:t xml:space="preserve">Pasillos de bodega y corredores de oficinas (ver Imagen A3 del anexo) despejados y señalizados; acumulación de estibas en zonas de servicio. Nivel medio.</w:t>
             </w:r>
           </w:p>
         </w:tc>
@@ -3847,7 +4103,7 @@
                 <w:sz w:val="14"/>
                 <w:szCs w:val="14"/>
               </w:rPr>
-              <w:t xml:space="preserve">Mercancía almacenada.</w:t>
+              <w:t xml:space="preserve">Pasillo de la bodega.</w:t>
             </w:r>
           </w:p>
         </w:tc>
@@ -3887,7 +4143,7 @@
                 <w:sz w:val="18"/>
                 <w:szCs w:val="18"/>
               </w:rPr>
-              <w:t xml:space="preserve">1.3.3 Inflamabilidad</w:t>
+              <w:t xml:space="preserve">1.3.5 Almacenamiento en altura</w:t>
             </w:r>
           </w:p>
         </w:tc>
@@ -3922,7 +4178,7 @@
                 <w:sz w:val="32"/>
                 <w:szCs w:val="32"/>
               </w:rPr>
-              <w:t xml:space="preserve">3</w:t>
+              <w:t xml:space="preserve">0</w:t>
             </w:r>
           </w:p>
         </w:tc>
@@ -3955,7 +4211,7 @@
                 <w:sz w:val="18"/>
                 <w:szCs w:val="18"/>
               </w:rPr>
-              <w:t xml:space="preserve">Predominan sólidos combustibles (cartón, plástico, madera). Inflamabilidad media.</w:t>
+              <w:t xml:space="preserve">Estanterías de unos 10 m de alto (dato del personal), por encima del límite de 6 m.</w:t>
             </w:r>
           </w:p>
         </w:tc>
@@ -4046,7 +4302,7 @@
                 <w:sz w:val="14"/>
                 <w:szCs w:val="14"/>
               </w:rPr>
-              <w:t xml:space="preserve">Estibas y embalajes.</w:t>
+              <w:t xml:space="preserve">Estanterías de almacenamiento.</w:t>
             </w:r>
           </w:p>
         </w:tc>
@@ -4057,13 +4313,15 @@
         </w:trPr>
         <w:tc>
           <w:tcPr>
-            <w:tcW w:type="dxa" w:w="2000"/>
-            <w:tcBorders>
-              <w:top w:val="single" w:color="C9C9C9" w:sz="4"/>
-              <w:left w:val="single" w:color="C9C9C9" w:sz="4"/>
-              <w:bottom w:val="single" w:color="C9C9C9" w:sz="4"/>
-              <w:right w:val="single" w:color="C9C9C9" w:sz="4"/>
-            </w:tcBorders>
+            <w:tcW w:type="dxa" w:w="9360"/>
+            <w:gridSpan w:val="4"/>
+            <w:tcBorders>
+              <w:top w:val="single" w:color="C9C9C9" w:sz="4"/>
+              <w:left w:val="single" w:color="C9C9C9" w:sz="4"/>
+              <w:bottom w:val="single" w:color="C9C9C9" w:sz="4"/>
+              <w:right w:val="single" w:color="C9C9C9" w:sz="4"/>
+            </w:tcBorders>
+            <w:shd w:fill="CAD225" w:color="auto" w:val="clear"/>
             <w:tcMar>
               <w:top w:type="dxa" w:w="100"/>
               <w:left w:type="dxa" w:w="120"/>
@@ -4083,10 +4341,50 @@
                 <w:b/>
                 <w:bCs/>
                 <w:color w:val="3B3B3B"/>
+                <w:sz w:val="17"/>
+                <w:szCs w:val="17"/>
+              </w:rPr>
+              <w:t xml:space="preserve">1.4  CONCENTRACIÓN DE VALORES</w:t>
+            </w:r>
+          </w:p>
+        </w:tc>
+      </w:tr>
+      <w:tr>
+        <w:trPr>
+          <w:cantSplit/>
+        </w:trPr>
+        <w:tc>
+          <w:tcPr>
+            <w:tcW w:type="dxa" w:w="2000"/>
+            <w:tcBorders>
+              <w:top w:val="single" w:color="C9C9C9" w:sz="4"/>
+              <w:left w:val="single" w:color="C9C9C9" w:sz="4"/>
+              <w:bottom w:val="single" w:color="C9C9C9" w:sz="4"/>
+              <w:right w:val="single" w:color="C9C9C9" w:sz="4"/>
+            </w:tcBorders>
+            <w:tcMar>
+              <w:top w:type="dxa" w:w="100"/>
+              <w:left w:type="dxa" w:w="120"/>
+              <w:bottom w:type="dxa" w:w="100"/>
+              <w:right w:type="dxa" w:w="120"/>
+            </w:tcMar>
+            <w:vAlign w:val="center"/>
+          </w:tcPr>
+          <w:p>
+            <w:pPr>
+              <w:spacing w:line="264"/>
+              <w:jc w:val="left"/>
+            </w:pPr>
+            <w:r>
+              <w:rPr>
+                <w:rFonts w:ascii="Arial" w:cs="Arial" w:eastAsia="Arial" w:hAnsi="Arial"/>
+                <w:b/>
+                <w:bCs/>
+                <w:color w:val="3B3B3B"/>
                 <w:sz w:val="18"/>
                 <w:szCs w:val="18"/>
               </w:rPr>
-              <w:t xml:space="preserve">1.3.4 Orden y limpieza</w:t>
+              <w:t xml:space="preserve">1.4.1 Concentración de valores</w:t>
             </w:r>
           </w:p>
         </w:tc>
@@ -4121,7 +4419,7 @@
                 <w:sz w:val="32"/>
                 <w:szCs w:val="32"/>
               </w:rPr>
-              <w:t xml:space="preserve">5</w:t>
+              <w:t xml:space="preserve">3</w:t>
             </w:r>
           </w:p>
         </w:tc>
@@ -4154,7 +4452,7 @@
                 <w:sz w:val="18"/>
                 <w:szCs w:val="18"/>
               </w:rPr>
-              <w:t xml:space="preserve">Pasillos de bodega y corredores de oficinas despejados y señalizados; acumulación de estibas en zonas de servicio. Nivel medio.</w:t>
+              <w:t xml:space="preserve">Mercancía de consumo masivo y bajo valor: menos de 600 €/m².</w:t>
             </w:r>
           </w:p>
         </w:tc>
@@ -4169,9 +4467,9 @@
             </w:tcBorders>
             <w:tcMar>
               <w:top w:type="dxa" w:w="70"/>
-              <w:left w:type="dxa" w:w="60"/>
+              <w:left w:type="dxa" w:w="70"/>
               <w:bottom w:type="dxa" w:w="60"/>
-              <w:right w:type="dxa" w:w="60"/>
+              <w:right w:type="dxa" w:w="70"/>
             </w:tcMar>
             <w:vAlign w:val="center"/>
           </w:tcPr>
@@ -4182,7 +4480,7 @@
             <w:r>
               <w:drawing>
                 <wp:inline distT="0" distB="0" distL="0" distR="0">
-                  <wp:extent cx="781050" cy="590550"/>
+                  <wp:extent cx="1600200" cy="1200150"/>
                   <wp:effectExtent t="0" r="0" b="0" l="0"/>
                   <wp:docPr id="1" name="" descr="" title=""/>
                   <wp:cNvGraphicFramePr>
@@ -4207,7 +4505,7 @@
                         <pic:spPr bwMode="auto">
                           <a:xfrm>
                             <a:off x="0" y="0"/>
-                            <a:ext cx="781050" cy="590550"/>
+                            <a:ext cx="1600200" cy="1200150"/>
                           </a:xfrm>
                           <a:prstGeom prst="rect">
                             <a:avLst/>
@@ -4219,13 +4517,211 @@
                 </wp:inline>
               </w:drawing>
             </w:r>
-            <w:r>
-              <w:t xml:space="preserve"> </w:t>
-            </w:r>
+          </w:p>
+          <w:p>
+            <w:pPr>
+              <w:spacing w:before="40"/>
+              <w:jc w:val="center"/>
+            </w:pPr>
+            <w:r>
+              <w:rPr>
+                <w:rFonts w:ascii="Arial" w:cs="Arial" w:eastAsia="Arial" w:hAnsi="Arial"/>
+                <w:b/>
+                <w:bCs/>
+                <w:color w:val="3B3B3B"/>
+                <w:sz w:val="14"/>
+                <w:szCs w:val="14"/>
+              </w:rPr>
+              <w:t xml:space="preserve">Imagen 12. </w:t>
+            </w:r>
+            <w:r>
+              <w:rPr>
+                <w:rFonts w:ascii="Arial" w:cs="Arial" w:eastAsia="Arial" w:hAnsi="Arial"/>
+                <w:i/>
+                <w:iCs/>
+                <w:color w:val="6B6B6B"/>
+                <w:sz w:val="14"/>
+                <w:szCs w:val="14"/>
+              </w:rPr>
+              <w:t xml:space="preserve">Almacén visto desde el mezanine.</w:t>
+            </w:r>
+          </w:p>
+        </w:tc>
+      </w:tr>
+      <w:tr>
+        <w:trPr>
+          <w:cantSplit/>
+        </w:trPr>
+        <w:tc>
+          <w:tcPr>
+            <w:tcW w:type="dxa" w:w="9360"/>
+            <w:gridSpan w:val="4"/>
+            <w:tcBorders>
+              <w:top w:val="single" w:color="C9C9C9" w:sz="4"/>
+              <w:left w:val="single" w:color="C9C9C9" w:sz="4"/>
+              <w:bottom w:val="single" w:color="C9C9C9" w:sz="4"/>
+              <w:right w:val="single" w:color="C9C9C9" w:sz="4"/>
+            </w:tcBorders>
+            <w:shd w:fill="CAD225" w:color="auto" w:val="clear"/>
+            <w:tcMar>
+              <w:top w:type="dxa" w:w="100"/>
+              <w:left w:type="dxa" w:w="120"/>
+              <w:bottom w:type="dxa" w:w="100"/>
+              <w:right w:type="dxa" w:w="120"/>
+            </w:tcMar>
+            <w:vAlign w:val="center"/>
+          </w:tcPr>
+          <w:p>
+            <w:pPr>
+              <w:spacing w:line="264"/>
+              <w:jc w:val="left"/>
+            </w:pPr>
+            <w:r>
+              <w:rPr>
+                <w:rFonts w:ascii="Arial" w:cs="Arial" w:eastAsia="Arial" w:hAnsi="Arial"/>
+                <w:b/>
+                <w:bCs/>
+                <w:color w:val="3B3B3B"/>
+                <w:sz w:val="17"/>
+                <w:szCs w:val="17"/>
+              </w:rPr>
+              <w:t xml:space="preserve">1.5  PROPAGABILIDAD</w:t>
+            </w:r>
+          </w:p>
+        </w:tc>
+      </w:tr>
+      <w:tr>
+        <w:trPr>
+          <w:cantSplit/>
+        </w:trPr>
+        <w:tc>
+          <w:tcPr>
+            <w:tcW w:type="dxa" w:w="2000"/>
+            <w:tcBorders>
+              <w:top w:val="single" w:color="C9C9C9" w:sz="4"/>
+              <w:left w:val="single" w:color="C9C9C9" w:sz="4"/>
+              <w:bottom w:val="single" w:color="C9C9C9" w:sz="4"/>
+              <w:right w:val="single" w:color="C9C9C9" w:sz="4"/>
+            </w:tcBorders>
+            <w:tcMar>
+              <w:top w:type="dxa" w:w="100"/>
+              <w:left w:type="dxa" w:w="120"/>
+              <w:bottom w:type="dxa" w:w="100"/>
+              <w:right w:type="dxa" w:w="120"/>
+            </w:tcMar>
+            <w:vAlign w:val="center"/>
+          </w:tcPr>
+          <w:p>
+            <w:pPr>
+              <w:spacing w:line="264"/>
+              <w:jc w:val="left"/>
+            </w:pPr>
+            <w:r>
+              <w:rPr>
+                <w:rFonts w:ascii="Arial" w:cs="Arial" w:eastAsia="Arial" w:hAnsi="Arial"/>
+                <w:b/>
+                <w:bCs/>
+                <w:color w:val="3B3B3B"/>
+                <w:sz w:val="18"/>
+                <w:szCs w:val="18"/>
+              </w:rPr>
+              <w:t xml:space="preserve">1.5.1 Horizontal</w:t>
+            </w:r>
+          </w:p>
+        </w:tc>
+        <w:tc>
+          <w:tcPr>
+            <w:tcW w:type="dxa" w:w="1050"/>
+            <w:tcBorders>
+              <w:top w:val="single" w:color="C9C9C9" w:sz="4"/>
+              <w:left w:val="single" w:color="C9C9C9" w:sz="4"/>
+              <w:bottom w:val="single" w:color="C9C9C9" w:sz="4"/>
+              <w:right w:val="single" w:color="C9C9C9" w:sz="4"/>
+            </w:tcBorders>
+            <w:shd w:fill="F4F7D3" w:color="auto" w:val="clear"/>
+            <w:tcMar>
+              <w:top w:type="dxa" w:w="100"/>
+              <w:left w:type="dxa" w:w="120"/>
+              <w:bottom w:type="dxa" w:w="100"/>
+              <w:right w:type="dxa" w:w="120"/>
+            </w:tcMar>
+            <w:vAlign w:val="center"/>
+          </w:tcPr>
+          <w:p>
+            <w:pPr>
+              <w:jc w:val="center"/>
+            </w:pPr>
+            <w:r>
+              <w:rPr>
+                <w:rFonts w:ascii="Arial" w:cs="Arial" w:eastAsia="Arial" w:hAnsi="Arial"/>
+                <w:b/>
+                <w:bCs/>
+                <w:color w:val="3B3B3B"/>
+                <w:sz w:val="32"/>
+                <w:szCs w:val="32"/>
+              </w:rPr>
+              <w:t xml:space="preserve">3</w:t>
+            </w:r>
+          </w:p>
+        </w:tc>
+        <w:tc>
+          <w:tcPr>
+            <w:tcW w:type="dxa" w:w="3610"/>
+            <w:tcBorders>
+              <w:top w:val="single" w:color="C9C9C9" w:sz="4"/>
+              <w:left w:val="single" w:color="C9C9C9" w:sz="4"/>
+              <w:bottom w:val="single" w:color="C9C9C9" w:sz="4"/>
+              <w:right w:val="single" w:color="C9C9C9" w:sz="4"/>
+            </w:tcBorders>
+            <w:tcMar>
+              <w:top w:type="dxa" w:w="100"/>
+              <w:left w:type="dxa" w:w="120"/>
+              <w:bottom w:type="dxa" w:w="100"/>
+              <w:right w:type="dxa" w:w="120"/>
+            </w:tcMar>
+            <w:vAlign w:val="center"/>
+          </w:tcPr>
+          <w:p>
+            <w:pPr>
+              <w:spacing w:line="264"/>
+              <w:jc w:val="left"/>
+            </w:pPr>
+            <w:r>
+              <w:rPr>
+                <w:rFonts w:ascii="Arial" w:cs="Arial" w:eastAsia="Arial" w:hAnsi="Arial"/>
+                <w:color w:val="3B3B3B"/>
+                <w:sz w:val="18"/>
+                <w:szCs w:val="18"/>
+              </w:rPr>
+              <w:t xml:space="preserve">Bloques de almacenamiento separados por pasillos, sin muros cortafuego. Media.</w:t>
+            </w:r>
+          </w:p>
+        </w:tc>
+        <w:tc>
+          <w:tcPr>
+            <w:tcW w:type="dxa" w:w="2700"/>
+            <w:tcBorders>
+              <w:top w:val="single" w:color="C9C9C9" w:sz="4"/>
+              <w:left w:val="single" w:color="C9C9C9" w:sz="4"/>
+              <w:bottom w:val="single" w:color="C9C9C9" w:sz="4"/>
+              <w:right w:val="single" w:color="C9C9C9" w:sz="4"/>
+            </w:tcBorders>
+            <w:tcMar>
+              <w:top w:type="dxa" w:w="70"/>
+              <w:left w:type="dxa" w:w="70"/>
+              <w:bottom w:type="dxa" w:w="60"/>
+              <w:right w:type="dxa" w:w="70"/>
+            </w:tcMar>
+            <w:vAlign w:val="center"/>
+          </w:tcPr>
+          <w:p>
+            <w:pPr>
+              <w:jc w:val="center"/>
+            </w:pPr>
             <w:r>
               <w:drawing>
                 <wp:inline distT="0" distB="0" distL="0" distR="0">
-                  <wp:extent cx="781050" cy="590550"/>
+                  <wp:extent cx="1600200" cy="1200150"/>
                   <wp:effectExtent t="0" r="0" b="0" l="0"/>
                   <wp:docPr id="1" name="" descr="" title=""/>
                   <wp:cNvGraphicFramePr>
@@ -4250,7 +4746,7 @@
                         <pic:spPr bwMode="auto">
                           <a:xfrm>
                             <a:off x="0" y="0"/>
-                            <a:ext cx="781050" cy="590550"/>
+                            <a:ext cx="1600200" cy="1200150"/>
                           </a:xfrm>
                           <a:prstGeom prst="rect">
                             <a:avLst/>
@@ -4277,7 +4773,7 @@
                 <w:sz w:val="14"/>
                 <w:szCs w:val="14"/>
               </w:rPr>
-              <w:t xml:space="preserve">Imagen 12. </w:t>
+              <w:t xml:space="preserve">Imagen 13. </w:t>
             </w:r>
             <w:r>
               <w:rPr>
@@ -4288,35 +4784,7 @@
                 <w:sz w:val="14"/>
                 <w:szCs w:val="14"/>
               </w:rPr>
-              <w:t xml:space="preserve">Pasillo de la bodega.</w:t>
-            </w:r>
-          </w:p>
-          <w:p>
-            <w:pPr>
-              <w:spacing w:before="0"/>
-              <w:jc w:val="center"/>
-            </w:pPr>
-            <w:r>
-              <w:rPr>
-                <w:rFonts w:ascii="Arial" w:cs="Arial" w:eastAsia="Arial" w:hAnsi="Arial"/>
-                <w:b/>
-                <w:bCs/>
-                <w:color w:val="3B3B3B"/>
-                <w:sz w:val="14"/>
-                <w:szCs w:val="14"/>
-              </w:rPr>
-              <w:t xml:space="preserve">Imagen 13. </w:t>
-            </w:r>
-            <w:r>
-              <w:rPr>
-                <w:rFonts w:ascii="Arial" w:cs="Arial" w:eastAsia="Arial" w:hAnsi="Arial"/>
-                <w:i/>
-                <w:iCs/>
-                <w:color w:val="6B6B6B"/>
-                <w:sz w:val="14"/>
-                <w:szCs w:val="14"/>
-              </w:rPr>
-              <w:t xml:space="preserve">Corredor de oficinas.</w:t>
+              <w:t xml:space="preserve">Pasillos entre bloques.</w:t>
             </w:r>
           </w:p>
         </w:tc>
@@ -4356,7 +4824,7 @@
                 <w:sz w:val="18"/>
                 <w:szCs w:val="18"/>
               </w:rPr>
-              <w:t xml:space="preserve">1.3.5 Almacenamiento en altura</w:t>
+              <w:t xml:space="preserve">1.5.2 Vertical</w:t>
             </w:r>
           </w:p>
         </w:tc>
@@ -4424,7 +4892,7 @@
                 <w:sz w:val="18"/>
                 <w:szCs w:val="18"/>
               </w:rPr>
-              <w:t xml:space="preserve">Estanterías de unos 10 m de alto (dato del personal), por encima del límite de 6 m.</w:t>
+              <w:t xml:space="preserve">Cajas de cartón y plástico apiladas nivel sobre nivel hasta cerca del techo; el fuego puede subir de un nivel a otro. Alta.</w:t>
             </w:r>
           </w:p>
         </w:tc>
@@ -4515,7 +4983,7 @@
                 <w:sz w:val="14"/>
                 <w:szCs w:val="14"/>
               </w:rPr>
-              <w:t xml:space="preserve">Estanterías de almacenamiento.</w:t>
+              <w:t xml:space="preserve">Mercancía apilada en altura.</w:t>
             </w:r>
           </w:p>
         </w:tc>
@@ -4557,7 +5025,7 @@
                 <w:sz w:val="17"/>
                 <w:szCs w:val="17"/>
               </w:rPr>
-              <w:t xml:space="preserve">1.4  CONCENTRACIÓN DE VALORES</w:t>
+              <w:t xml:space="preserve">1.6  DESTRUCTIBILIDAD</w:t>
             </w:r>
           </w:p>
         </w:tc>
@@ -4597,7 +5065,7 @@
                 <w:sz w:val="18"/>
                 <w:szCs w:val="18"/>
               </w:rPr>
-              <w:t xml:space="preserve">1.4.1 Concentración de valores</w:t>
+              <w:t xml:space="preserve">1.6.1 Calor</w:t>
             </w:r>
           </w:p>
         </w:tc>
@@ -4632,7 +5100,7 @@
                 <w:sz w:val="32"/>
                 <w:szCs w:val="32"/>
               </w:rPr>
-              <w:t xml:space="preserve">3</w:t>
+              <w:t xml:space="preserve">0</w:t>
             </w:r>
           </w:p>
         </w:tc>
@@ -4665,7 +5133,7 @@
                 <w:sz w:val="18"/>
                 <w:szCs w:val="18"/>
               </w:rPr>
-              <w:t xml:space="preserve">Mercancía de consumo masivo y bajo valor: menos de 600 €/m².</w:t>
+              <w:t xml:space="preserve">Cava de frío y alimentos muy sensibles al calor. Alta.</w:t>
             </w:r>
           </w:p>
         </w:tc>
@@ -4756,7 +5224,7 @@
                 <w:sz w:val="14"/>
                 <w:szCs w:val="14"/>
               </w:rPr>
-              <w:t xml:space="preserve">Almacén visto desde el mezanine.</w:t>
+              <w:t xml:space="preserve">Zona de cava (frío).</w:t>
             </w:r>
           </w:p>
         </w:tc>
@@ -4767,15 +5235,13 @@
         </w:trPr>
         <w:tc>
           <w:tcPr>
-            <w:tcW w:type="dxa" w:w="9360"/>
-            <w:gridSpan w:val="4"/>
-            <w:tcBorders>
-              <w:top w:val="single" w:color="C9C9C9" w:sz="4"/>
-              <w:left w:val="single" w:color="C9C9C9" w:sz="4"/>
-              <w:bottom w:val="single" w:color="C9C9C9" w:sz="4"/>
-              <w:right w:val="single" w:color="C9C9C9" w:sz="4"/>
-            </w:tcBorders>
-            <w:shd w:fill="CAD225" w:color="auto" w:val="clear"/>
+            <w:tcW w:type="dxa" w:w="2000"/>
+            <w:tcBorders>
+              <w:top w:val="single" w:color="C9C9C9" w:sz="4"/>
+              <w:left w:val="single" w:color="C9C9C9" w:sz="4"/>
+              <w:bottom w:val="single" w:color="C9C9C9" w:sz="4"/>
+              <w:right w:val="single" w:color="C9C9C9" w:sz="4"/>
+            </w:tcBorders>
             <w:tcMar>
               <w:top w:type="dxa" w:w="100"/>
               <w:left w:type="dxa" w:w="120"/>
@@ -4795,21 +5261,51 @@
                 <w:b/>
                 <w:bCs/>
                 <w:color w:val="3B3B3B"/>
-                <w:sz w:val="17"/>
-                <w:szCs w:val="17"/>
-              </w:rPr>
-              <w:t xml:space="preserve">1.5  PROPAGABILIDAD</w:t>
-            </w:r>
-          </w:p>
-        </w:tc>
-      </w:tr>
-      <w:tr>
-        <w:trPr>
-          <w:cantSplit/>
-        </w:trPr>
-        <w:tc>
-          <w:tcPr>
-            <w:tcW w:type="dxa" w:w="2000"/>
+                <w:sz w:val="18"/>
+                <w:szCs w:val="18"/>
+              </w:rPr>
+              <w:t xml:space="preserve">1.6.2 Humo</w:t>
+            </w:r>
+          </w:p>
+        </w:tc>
+        <w:tc>
+          <w:tcPr>
+            <w:tcW w:type="dxa" w:w="1050"/>
+            <w:tcBorders>
+              <w:top w:val="single" w:color="C9C9C9" w:sz="4"/>
+              <w:left w:val="single" w:color="C9C9C9" w:sz="4"/>
+              <w:bottom w:val="single" w:color="C9C9C9" w:sz="4"/>
+              <w:right w:val="single" w:color="C9C9C9" w:sz="4"/>
+            </w:tcBorders>
+            <w:shd w:fill="F4F7D3" w:color="auto" w:val="clear"/>
+            <w:tcMar>
+              <w:top w:type="dxa" w:w="100"/>
+              <w:left w:type="dxa" w:w="120"/>
+              <w:bottom w:type="dxa" w:w="100"/>
+              <w:right w:type="dxa" w:w="120"/>
+            </w:tcMar>
+            <w:vAlign w:val="center"/>
+          </w:tcPr>
+          <w:p>
+            <w:pPr>
+              <w:jc w:val="center"/>
+            </w:pPr>
+            <w:r>
+              <w:rPr>
+                <w:rFonts w:ascii="Arial" w:cs="Arial" w:eastAsia="Arial" w:hAnsi="Arial"/>
+                <w:b/>
+                <w:bCs/>
+                <w:color w:val="3B3B3B"/>
+                <w:sz w:val="32"/>
+                <w:szCs w:val="32"/>
+              </w:rPr>
+              <w:t xml:space="preserve">0</w:t>
+            </w:r>
+          </w:p>
+        </w:tc>
+        <w:tc>
+          <w:tcPr>
+            <w:tcW w:type="dxa" w:w="3610"/>
             <w:tcBorders>
               <w:top w:val="single" w:color="C9C9C9" w:sz="4"/>
               <w:left w:val="single" w:color="C9C9C9" w:sz="4"/>
@@ -4832,81 +5328,11 @@
             <w:r>
               <w:rPr>
                 <w:rFonts w:ascii="Arial" w:cs="Arial" w:eastAsia="Arial" w:hAnsi="Arial"/>
-                <w:b/>
-                <w:bCs/>
                 <w:color w:val="3B3B3B"/>
                 <w:sz w:val="18"/>
                 <w:szCs w:val="18"/>
               </w:rPr>
-              <w:t xml:space="preserve">1.5.1 Horizontal</w:t>
-            </w:r>
-          </w:p>
-        </w:tc>
-        <w:tc>
-          <w:tcPr>
-            <w:tcW w:type="dxa" w:w="1050"/>
-            <w:tcBorders>
-              <w:top w:val="single" w:color="C9C9C9" w:sz="4"/>
-              <w:left w:val="single" w:color="C9C9C9" w:sz="4"/>
-              <w:bottom w:val="single" w:color="C9C9C9" w:sz="4"/>
-              <w:right w:val="single" w:color="C9C9C9" w:sz="4"/>
-            </w:tcBorders>
-            <w:shd w:fill="F4F7D3" w:color="auto" w:val="clear"/>
-            <w:tcMar>
-              <w:top w:type="dxa" w:w="100"/>
-              <w:left w:type="dxa" w:w="120"/>
-              <w:bottom w:type="dxa" w:w="100"/>
-              <w:right w:type="dxa" w:w="120"/>
-            </w:tcMar>
-            <w:vAlign w:val="center"/>
-          </w:tcPr>
-          <w:p>
-            <w:pPr>
-              <w:jc w:val="center"/>
-            </w:pPr>
-            <w:r>
-              <w:rPr>
-                <w:rFonts w:ascii="Arial" w:cs="Arial" w:eastAsia="Arial" w:hAnsi="Arial"/>
-                <w:b/>
-                <w:bCs/>
-                <w:color w:val="3B3B3B"/>
-                <w:sz w:val="32"/>
-                <w:szCs w:val="32"/>
-              </w:rPr>
-              <w:t xml:space="preserve">3</w:t>
-            </w:r>
-          </w:p>
-        </w:tc>
-        <w:tc>
-          <w:tcPr>
-            <w:tcW w:type="dxa" w:w="3610"/>
-            <w:tcBorders>
-              <w:top w:val="single" w:color="C9C9C9" w:sz="4"/>
-              <w:left w:val="single" w:color="C9C9C9" w:sz="4"/>
-              <w:bottom w:val="single" w:color="C9C9C9" w:sz="4"/>
-              <w:right w:val="single" w:color="C9C9C9" w:sz="4"/>
-            </w:tcBorders>
-            <w:tcMar>
-              <w:top w:type="dxa" w:w="100"/>
-              <w:left w:type="dxa" w:w="120"/>
-              <w:bottom w:type="dxa" w:w="100"/>
-              <w:right w:type="dxa" w:w="120"/>
-            </w:tcMar>
-            <w:vAlign w:val="center"/>
-          </w:tcPr>
-          <w:p>
-            <w:pPr>
-              <w:spacing w:line="264"/>
-              <w:jc w:val="left"/>
-            </w:pPr>
-            <w:r>
-              <w:rPr>
-                <w:rFonts w:ascii="Arial" w:cs="Arial" w:eastAsia="Arial" w:hAnsi="Arial"/>
-                <w:color w:val="3B3B3B"/>
-                <w:sz w:val="18"/>
-                <w:szCs w:val="18"/>
-              </w:rPr>
-              <w:t xml:space="preserve">Bloques de almacenamiento separados por pasillos, sin muros cortafuego. Media.</w:t>
+              <w:t xml:space="preserve">Alimentos empacados en cajas y bebidas: el humo y el hollín contaminan empaques y producto, que ya no puede venderse. Alta.</w:t>
             </w:r>
           </w:p>
         </w:tc>
@@ -4997,7 +5423,7 @@
                 <w:sz w:val="14"/>
                 <w:szCs w:val="14"/>
               </w:rPr>
-              <w:t xml:space="preserve">Pasillos entre bloques.</w:t>
+              <w:t xml:space="preserve">Cajas de alimentos almacenadas.</w:t>
             </w:r>
           </w:p>
         </w:tc>
@@ -5037,7 +5463,7 @@
                 <w:sz w:val="18"/>
                 <w:szCs w:val="18"/>
               </w:rPr>
-              <w:t xml:space="preserve">1.5.2 Vertical</w:t>
+              <w:t xml:space="preserve">1.6.3 Corrosión</w:t>
             </w:r>
           </w:p>
         </w:tc>
@@ -5072,7 +5498,7 @@
                 <w:sz w:val="32"/>
                 <w:szCs w:val="32"/>
               </w:rPr>
-              <w:t xml:space="preserve">0</w:t>
+              <w:t xml:space="preserve">5</w:t>
             </w:r>
           </w:p>
         </w:tc>
@@ -5105,7 +5531,7 @@
                 <w:sz w:val="18"/>
                 <w:szCs w:val="18"/>
               </w:rPr>
-              <w:t xml:space="preserve">Cajas de cartón y plástico apiladas nivel sobre nivel hasta cerca del techo; el fuego puede subir de un nivel a otro. Alta.</w:t>
+              <w:t xml:space="preserve">Productos de aseo, conservas y enlatados en parte del inventario. Media.</w:t>
             </w:r>
           </w:p>
         </w:tc>
@@ -5196,7 +5622,7 @@
                 <w:sz w:val="14"/>
                 <w:szCs w:val="14"/>
               </w:rPr>
-              <w:t xml:space="preserve">Mercancía apilada en altura.</w:t>
+              <w:t xml:space="preserve">Productos envasados.</w:t>
             </w:r>
           </w:p>
         </w:tc>
@@ -5207,15 +5633,13 @@
         </w:trPr>
         <w:tc>
           <w:tcPr>
-            <w:tcW w:type="dxa" w:w="9360"/>
-            <w:gridSpan w:val="4"/>
-            <w:tcBorders>
-              <w:top w:val="single" w:color="C9C9C9" w:sz="4"/>
-              <w:left w:val="single" w:color="C9C9C9" w:sz="4"/>
-              <w:bottom w:val="single" w:color="C9C9C9" w:sz="4"/>
-              <w:right w:val="single" w:color="C9C9C9" w:sz="4"/>
-            </w:tcBorders>
-            <w:shd w:fill="CAD225" w:color="auto" w:val="clear"/>
+            <w:tcW w:type="dxa" w:w="2000"/>
+            <w:tcBorders>
+              <w:top w:val="single" w:color="C9C9C9" w:sz="4"/>
+              <w:left w:val="single" w:color="C9C9C9" w:sz="4"/>
+              <w:bottom w:val="single" w:color="C9C9C9" w:sz="4"/>
+              <w:right w:val="single" w:color="C9C9C9" w:sz="4"/>
+            </w:tcBorders>
             <w:tcMar>
               <w:top w:type="dxa" w:w="100"/>
               <w:left w:type="dxa" w:w="120"/>
@@ -5235,21 +5659,51 @@
                 <w:b/>
                 <w:bCs/>
                 <w:color w:val="3B3B3B"/>
-                <w:sz w:val="17"/>
-                <w:szCs w:val="17"/>
-              </w:rPr>
-              <w:t xml:space="preserve">1.6  DESTRUCTIBILIDAD</w:t>
-            </w:r>
-          </w:p>
-        </w:tc>
-      </w:tr>
-      <w:tr>
-        <w:trPr>
-          <w:cantSplit/>
-        </w:trPr>
-        <w:tc>
-          <w:tcPr>
-            <w:tcW w:type="dxa" w:w="2000"/>
+                <w:sz w:val="18"/>
+                <w:szCs w:val="18"/>
+              </w:rPr>
+              <w:t xml:space="preserve">1.6.4 Agua</w:t>
+            </w:r>
+          </w:p>
+        </w:tc>
+        <w:tc>
+          <w:tcPr>
+            <w:tcW w:type="dxa" w:w="1050"/>
+            <w:tcBorders>
+              <w:top w:val="single" w:color="C9C9C9" w:sz="4"/>
+              <w:left w:val="single" w:color="C9C9C9" w:sz="4"/>
+              <w:bottom w:val="single" w:color="C9C9C9" w:sz="4"/>
+              <w:right w:val="single" w:color="C9C9C9" w:sz="4"/>
+            </w:tcBorders>
+            <w:shd w:fill="F4F7D3" w:color="auto" w:val="clear"/>
+            <w:tcMar>
+              <w:top w:type="dxa" w:w="100"/>
+              <w:left w:type="dxa" w:w="120"/>
+              <w:bottom w:type="dxa" w:w="100"/>
+              <w:right w:type="dxa" w:w="120"/>
+            </w:tcMar>
+            <w:vAlign w:val="center"/>
+          </w:tcPr>
+          <w:p>
+            <w:pPr>
+              <w:jc w:val="center"/>
+            </w:pPr>
+            <w:r>
+              <w:rPr>
+                <w:rFonts w:ascii="Arial" w:cs="Arial" w:eastAsia="Arial" w:hAnsi="Arial"/>
+                <w:b/>
+                <w:bCs/>
+                <w:color w:val="3B3B3B"/>
+                <w:sz w:val="32"/>
+                <w:szCs w:val="32"/>
+              </w:rPr>
+              <w:t xml:space="preserve">5</w:t>
+            </w:r>
+          </w:p>
+        </w:tc>
+        <w:tc>
+          <w:tcPr>
+            <w:tcW w:type="dxa" w:w="3610"/>
             <w:tcBorders>
               <w:top w:val="single" w:color="C9C9C9" w:sz="4"/>
               <w:left w:val="single" w:color="C9C9C9" w:sz="4"/>
@@ -5272,81 +5726,11 @@
             <w:r>
               <w:rPr>
                 <w:rFonts w:ascii="Arial" w:cs="Arial" w:eastAsia="Arial" w:hAnsi="Arial"/>
-                <w:b/>
-                <w:bCs/>
                 <w:color w:val="3B3B3B"/>
                 <w:sz w:val="18"/>
                 <w:szCs w:val="18"/>
               </w:rPr>
-              <w:t xml:space="preserve">1.6.1 Calor</w:t>
-            </w:r>
-          </w:p>
-        </w:tc>
-        <w:tc>
-          <w:tcPr>
-            <w:tcW w:type="dxa" w:w="1050"/>
-            <w:tcBorders>
-              <w:top w:val="single" w:color="C9C9C9" w:sz="4"/>
-              <w:left w:val="single" w:color="C9C9C9" w:sz="4"/>
-              <w:bottom w:val="single" w:color="C9C9C9" w:sz="4"/>
-              <w:right w:val="single" w:color="C9C9C9" w:sz="4"/>
-            </w:tcBorders>
-            <w:shd w:fill="F4F7D3" w:color="auto" w:val="clear"/>
-            <w:tcMar>
-              <w:top w:type="dxa" w:w="100"/>
-              <w:left w:type="dxa" w:w="120"/>
-              <w:bottom w:type="dxa" w:w="100"/>
-              <w:right w:type="dxa" w:w="120"/>
-            </w:tcMar>
-            <w:vAlign w:val="center"/>
-          </w:tcPr>
-          <w:p>
-            <w:pPr>
-              <w:jc w:val="center"/>
-            </w:pPr>
-            <w:r>
-              <w:rPr>
-                <w:rFonts w:ascii="Arial" w:cs="Arial" w:eastAsia="Arial" w:hAnsi="Arial"/>
-                <w:b/>
-                <w:bCs/>
-                <w:color w:val="3B3B3B"/>
-                <w:sz w:val="32"/>
-                <w:szCs w:val="32"/>
-              </w:rPr>
-              <w:t xml:space="preserve">0</w:t>
-            </w:r>
-          </w:p>
-        </w:tc>
-        <w:tc>
-          <w:tcPr>
-            <w:tcW w:type="dxa" w:w="3610"/>
-            <w:tcBorders>
-              <w:top w:val="single" w:color="C9C9C9" w:sz="4"/>
-              <w:left w:val="single" w:color="C9C9C9" w:sz="4"/>
-              <w:bottom w:val="single" w:color="C9C9C9" w:sz="4"/>
-              <w:right w:val="single" w:color="C9C9C9" w:sz="4"/>
-            </w:tcBorders>
-            <w:tcMar>
-              <w:top w:type="dxa" w:w="100"/>
-              <w:left w:type="dxa" w:w="120"/>
-              <w:bottom w:type="dxa" w:w="100"/>
-              <w:right w:type="dxa" w:w="120"/>
-            </w:tcMar>
-            <w:vAlign w:val="center"/>
-          </w:tcPr>
-          <w:p>
-            <w:pPr>
-              <w:spacing w:line="264"/>
-              <w:jc w:val="left"/>
-            </w:pPr>
-            <w:r>
-              <w:rPr>
-                <w:rFonts w:ascii="Arial" w:cs="Arial" w:eastAsia="Arial" w:hAnsi="Arial"/>
-                <w:color w:val="3B3B3B"/>
-                <w:sz w:val="18"/>
-                <w:szCs w:val="18"/>
-              </w:rPr>
-              <w:t xml:space="preserve">Cava de frío y alimentos muy sensibles al calor. Alta.</w:t>
+              <w:t xml:space="preserve">El cartón se daña con el agua; bebidas y enlatados la resisten. Media.</w:t>
             </w:r>
           </w:p>
         </w:tc>
@@ -5390,7 +5774,7 @@
                           </pic:cNvPicPr>
                         </pic:nvPicPr>
                         <pic:blipFill>
-                          <a:blip r:embed="rId29" cstate="none"/>
+                          <a:blip r:embed="rId24" cstate="none"/>
                           <a:srcRect/>
                           <a:stretch>
                             <a:fillRect/>
@@ -5427,603 +5811,6 @@
                 <w:szCs w:val="14"/>
               </w:rPr>
               <w:t xml:space="preserve">Imagen 18. </w:t>
-            </w:r>
-            <w:r>
-              <w:rPr>
-                <w:rFonts w:ascii="Arial" w:cs="Arial" w:eastAsia="Arial" w:hAnsi="Arial"/>
-                <w:i/>
-                <w:iCs/>
-                <w:color w:val="6B6B6B"/>
-                <w:sz w:val="14"/>
-                <w:szCs w:val="14"/>
-              </w:rPr>
-              <w:t xml:space="preserve">Zona de cava (frío).</w:t>
-            </w:r>
-          </w:p>
-        </w:tc>
-      </w:tr>
-      <w:tr>
-        <w:trPr>
-          <w:cantSplit/>
-        </w:trPr>
-        <w:tc>
-          <w:tcPr>
-            <w:tcW w:type="dxa" w:w="2000"/>
-            <w:tcBorders>
-              <w:top w:val="single" w:color="C9C9C9" w:sz="4"/>
-              <w:left w:val="single" w:color="C9C9C9" w:sz="4"/>
-              <w:bottom w:val="single" w:color="C9C9C9" w:sz="4"/>
-              <w:right w:val="single" w:color="C9C9C9" w:sz="4"/>
-            </w:tcBorders>
-            <w:tcMar>
-              <w:top w:type="dxa" w:w="100"/>
-              <w:left w:type="dxa" w:w="120"/>
-              <w:bottom w:type="dxa" w:w="100"/>
-              <w:right w:type="dxa" w:w="120"/>
-            </w:tcMar>
-            <w:vAlign w:val="center"/>
-          </w:tcPr>
-          <w:p>
-            <w:pPr>
-              <w:spacing w:line="264"/>
-              <w:jc w:val="left"/>
-            </w:pPr>
-            <w:r>
-              <w:rPr>
-                <w:rFonts w:ascii="Arial" w:cs="Arial" w:eastAsia="Arial" w:hAnsi="Arial"/>
-                <w:b/>
-                <w:bCs/>
-                <w:color w:val="3B3B3B"/>
-                <w:sz w:val="18"/>
-                <w:szCs w:val="18"/>
-              </w:rPr>
-              <w:t xml:space="preserve">1.6.2 Humo</w:t>
-            </w:r>
-          </w:p>
-        </w:tc>
-        <w:tc>
-          <w:tcPr>
-            <w:tcW w:type="dxa" w:w="1050"/>
-            <w:tcBorders>
-              <w:top w:val="single" w:color="C9C9C9" w:sz="4"/>
-              <w:left w:val="single" w:color="C9C9C9" w:sz="4"/>
-              <w:bottom w:val="single" w:color="C9C9C9" w:sz="4"/>
-              <w:right w:val="single" w:color="C9C9C9" w:sz="4"/>
-            </w:tcBorders>
-            <w:shd w:fill="F4F7D3" w:color="auto" w:val="clear"/>
-            <w:tcMar>
-              <w:top w:type="dxa" w:w="100"/>
-              <w:left w:type="dxa" w:w="120"/>
-              <w:bottom w:type="dxa" w:w="100"/>
-              <w:right w:type="dxa" w:w="120"/>
-            </w:tcMar>
-            <w:vAlign w:val="center"/>
-          </w:tcPr>
-          <w:p>
-            <w:pPr>
-              <w:jc w:val="center"/>
-            </w:pPr>
-            <w:r>
-              <w:rPr>
-                <w:rFonts w:ascii="Arial" w:cs="Arial" w:eastAsia="Arial" w:hAnsi="Arial"/>
-                <w:b/>
-                <w:bCs/>
-                <w:color w:val="3B3B3B"/>
-                <w:sz w:val="32"/>
-                <w:szCs w:val="32"/>
-              </w:rPr>
-              <w:t xml:space="preserve">0</w:t>
-            </w:r>
-          </w:p>
-        </w:tc>
-        <w:tc>
-          <w:tcPr>
-            <w:tcW w:type="dxa" w:w="3610"/>
-            <w:tcBorders>
-              <w:top w:val="single" w:color="C9C9C9" w:sz="4"/>
-              <w:left w:val="single" w:color="C9C9C9" w:sz="4"/>
-              <w:bottom w:val="single" w:color="C9C9C9" w:sz="4"/>
-              <w:right w:val="single" w:color="C9C9C9" w:sz="4"/>
-            </w:tcBorders>
-            <w:tcMar>
-              <w:top w:type="dxa" w:w="100"/>
-              <w:left w:type="dxa" w:w="120"/>
-              <w:bottom w:type="dxa" w:w="100"/>
-              <w:right w:type="dxa" w:w="120"/>
-            </w:tcMar>
-            <w:vAlign w:val="center"/>
-          </w:tcPr>
-          <w:p>
-            <w:pPr>
-              <w:spacing w:line="264"/>
-              <w:jc w:val="left"/>
-            </w:pPr>
-            <w:r>
-              <w:rPr>
-                <w:rFonts w:ascii="Arial" w:cs="Arial" w:eastAsia="Arial" w:hAnsi="Arial"/>
-                <w:color w:val="3B3B3B"/>
-                <w:sz w:val="18"/>
-                <w:szCs w:val="18"/>
-              </w:rPr>
-              <w:t xml:space="preserve">Alimentos empacados en cajas y bebidas: el humo y el hollín contaminan empaques y producto, que ya no puede venderse. Alta.</w:t>
-            </w:r>
-          </w:p>
-        </w:tc>
-        <w:tc>
-          <w:tcPr>
-            <w:tcW w:type="dxa" w:w="2700"/>
-            <w:tcBorders>
-              <w:top w:val="single" w:color="C9C9C9" w:sz="4"/>
-              <w:left w:val="single" w:color="C9C9C9" w:sz="4"/>
-              <w:bottom w:val="single" w:color="C9C9C9" w:sz="4"/>
-              <w:right w:val="single" w:color="C9C9C9" w:sz="4"/>
-            </w:tcBorders>
-            <w:tcMar>
-              <w:top w:type="dxa" w:w="70"/>
-              <w:left w:type="dxa" w:w="70"/>
-              <w:bottom w:type="dxa" w:w="60"/>
-              <w:right w:type="dxa" w:w="70"/>
-            </w:tcMar>
-            <w:vAlign w:val="center"/>
-          </w:tcPr>
-          <w:p>
-            <w:pPr>
-              <w:jc w:val="center"/>
-            </w:pPr>
-            <w:r>
-              <w:drawing>
-                <wp:inline distT="0" distB="0" distL="0" distR="0">
-                  <wp:extent cx="1600200" cy="1200150"/>
-                  <wp:effectExtent t="0" r="0" b="0" l="0"/>
-                  <wp:docPr id="1" name="" descr="" title=""/>
-                  <wp:cNvGraphicFramePr>
-                    <a:graphicFrameLocks xmlns:a="http://schemas.openxmlformats.org/drawingml/2006/main" noChangeAspect="1"/>
-                  </wp:cNvGraphicFramePr>
-                  <a:graphic xmlns:a="http://schemas.openxmlformats.org/drawingml/2006/main">
-                    <a:graphicData uri="http://schemas.openxmlformats.org/drawingml/2006/picture">
-                      <pic:pic xmlns:pic="http://schemas.openxmlformats.org/drawingml/2006/picture">
-                        <pic:nvPicPr>
-                          <pic:cNvPr id="0" name="" descr=""/>
-                          <pic:cNvPicPr>
-                            <a:picLocks noChangeAspect="1" noChangeArrowheads="1"/>
-                          </pic:cNvPicPr>
-                        </pic:nvPicPr>
-                        <pic:blipFill>
-                          <a:blip r:embed="rId30" cstate="none"/>
-                          <a:srcRect/>
-                          <a:stretch>
-                            <a:fillRect/>
-                          </a:stretch>
-                        </pic:blipFill>
-                        <pic:spPr bwMode="auto">
-                          <a:xfrm>
-                            <a:off x="0" y="0"/>
-                            <a:ext cx="1600200" cy="1200150"/>
-                          </a:xfrm>
-                          <a:prstGeom prst="rect">
-                            <a:avLst/>
-                          </a:prstGeom>
-                        </pic:spPr>
-                      </pic:pic>
-                    </a:graphicData>
-                  </a:graphic>
-                </wp:inline>
-              </w:drawing>
-            </w:r>
-          </w:p>
-          <w:p>
-            <w:pPr>
-              <w:spacing w:before="40"/>
-              <w:jc w:val="center"/>
-            </w:pPr>
-            <w:r>
-              <w:rPr>
-                <w:rFonts w:ascii="Arial" w:cs="Arial" w:eastAsia="Arial" w:hAnsi="Arial"/>
-                <w:b/>
-                <w:bCs/>
-                <w:color w:val="3B3B3B"/>
-                <w:sz w:val="14"/>
-                <w:szCs w:val="14"/>
-              </w:rPr>
-              <w:t xml:space="preserve">Imagen 19. </w:t>
-            </w:r>
-            <w:r>
-              <w:rPr>
-                <w:rFonts w:ascii="Arial" w:cs="Arial" w:eastAsia="Arial" w:hAnsi="Arial"/>
-                <w:i/>
-                <w:iCs/>
-                <w:color w:val="6B6B6B"/>
-                <w:sz w:val="14"/>
-                <w:szCs w:val="14"/>
-              </w:rPr>
-              <w:t xml:space="preserve">Cajas de alimentos almacenadas.</w:t>
-            </w:r>
-          </w:p>
-        </w:tc>
-      </w:tr>
-      <w:tr>
-        <w:trPr>
-          <w:cantSplit/>
-        </w:trPr>
-        <w:tc>
-          <w:tcPr>
-            <w:tcW w:type="dxa" w:w="2000"/>
-            <w:tcBorders>
-              <w:top w:val="single" w:color="C9C9C9" w:sz="4"/>
-              <w:left w:val="single" w:color="C9C9C9" w:sz="4"/>
-              <w:bottom w:val="single" w:color="C9C9C9" w:sz="4"/>
-              <w:right w:val="single" w:color="C9C9C9" w:sz="4"/>
-            </w:tcBorders>
-            <w:tcMar>
-              <w:top w:type="dxa" w:w="100"/>
-              <w:left w:type="dxa" w:w="120"/>
-              <w:bottom w:type="dxa" w:w="100"/>
-              <w:right w:type="dxa" w:w="120"/>
-            </w:tcMar>
-            <w:vAlign w:val="center"/>
-          </w:tcPr>
-          <w:p>
-            <w:pPr>
-              <w:spacing w:line="264"/>
-              <w:jc w:val="left"/>
-            </w:pPr>
-            <w:r>
-              <w:rPr>
-                <w:rFonts w:ascii="Arial" w:cs="Arial" w:eastAsia="Arial" w:hAnsi="Arial"/>
-                <w:b/>
-                <w:bCs/>
-                <w:color w:val="3B3B3B"/>
-                <w:sz w:val="18"/>
-                <w:szCs w:val="18"/>
-              </w:rPr>
-              <w:t xml:space="preserve">1.6.3 Corrosión</w:t>
-            </w:r>
-          </w:p>
-        </w:tc>
-        <w:tc>
-          <w:tcPr>
-            <w:tcW w:type="dxa" w:w="1050"/>
-            <w:tcBorders>
-              <w:top w:val="single" w:color="C9C9C9" w:sz="4"/>
-              <w:left w:val="single" w:color="C9C9C9" w:sz="4"/>
-              <w:bottom w:val="single" w:color="C9C9C9" w:sz="4"/>
-              <w:right w:val="single" w:color="C9C9C9" w:sz="4"/>
-            </w:tcBorders>
-            <w:shd w:fill="F4F7D3" w:color="auto" w:val="clear"/>
-            <w:tcMar>
-              <w:top w:type="dxa" w:w="100"/>
-              <w:left w:type="dxa" w:w="120"/>
-              <w:bottom w:type="dxa" w:w="100"/>
-              <w:right w:type="dxa" w:w="120"/>
-            </w:tcMar>
-            <w:vAlign w:val="center"/>
-          </w:tcPr>
-          <w:p>
-            <w:pPr>
-              <w:jc w:val="center"/>
-            </w:pPr>
-            <w:r>
-              <w:rPr>
-                <w:rFonts w:ascii="Arial" w:cs="Arial" w:eastAsia="Arial" w:hAnsi="Arial"/>
-                <w:b/>
-                <w:bCs/>
-                <w:color w:val="3B3B3B"/>
-                <w:sz w:val="32"/>
-                <w:szCs w:val="32"/>
-              </w:rPr>
-              <w:t xml:space="preserve">5</w:t>
-            </w:r>
-          </w:p>
-        </w:tc>
-        <w:tc>
-          <w:tcPr>
-            <w:tcW w:type="dxa" w:w="3610"/>
-            <w:tcBorders>
-              <w:top w:val="single" w:color="C9C9C9" w:sz="4"/>
-              <w:left w:val="single" w:color="C9C9C9" w:sz="4"/>
-              <w:bottom w:val="single" w:color="C9C9C9" w:sz="4"/>
-              <w:right w:val="single" w:color="C9C9C9" w:sz="4"/>
-            </w:tcBorders>
-            <w:tcMar>
-              <w:top w:type="dxa" w:w="100"/>
-              <w:left w:type="dxa" w:w="120"/>
-              <w:bottom w:type="dxa" w:w="100"/>
-              <w:right w:type="dxa" w:w="120"/>
-            </w:tcMar>
-            <w:vAlign w:val="center"/>
-          </w:tcPr>
-          <w:p>
-            <w:pPr>
-              <w:spacing w:line="264"/>
-              <w:jc w:val="left"/>
-            </w:pPr>
-            <w:r>
-              <w:rPr>
-                <w:rFonts w:ascii="Arial" w:cs="Arial" w:eastAsia="Arial" w:hAnsi="Arial"/>
-                <w:color w:val="3B3B3B"/>
-                <w:sz w:val="18"/>
-                <w:szCs w:val="18"/>
-              </w:rPr>
-              <w:t xml:space="preserve">Productos de aseo, conservas y enlatados en parte del inventario. Media.</w:t>
-            </w:r>
-          </w:p>
-        </w:tc>
-        <w:tc>
-          <w:tcPr>
-            <w:tcW w:type="dxa" w:w="2700"/>
-            <w:tcBorders>
-              <w:top w:val="single" w:color="C9C9C9" w:sz="4"/>
-              <w:left w:val="single" w:color="C9C9C9" w:sz="4"/>
-              <w:bottom w:val="single" w:color="C9C9C9" w:sz="4"/>
-              <w:right w:val="single" w:color="C9C9C9" w:sz="4"/>
-            </w:tcBorders>
-            <w:tcMar>
-              <w:top w:type="dxa" w:w="70"/>
-              <w:left w:type="dxa" w:w="70"/>
-              <w:bottom w:type="dxa" w:w="60"/>
-              <w:right w:type="dxa" w:w="70"/>
-            </w:tcMar>
-            <w:vAlign w:val="center"/>
-          </w:tcPr>
-          <w:p>
-            <w:pPr>
-              <w:jc w:val="center"/>
-            </w:pPr>
-            <w:r>
-              <w:drawing>
-                <wp:inline distT="0" distB="0" distL="0" distR="0">
-                  <wp:extent cx="1600200" cy="1200150"/>
-                  <wp:effectExtent t="0" r="0" b="0" l="0"/>
-                  <wp:docPr id="1" name="" descr="" title=""/>
-                  <wp:cNvGraphicFramePr>
-                    <a:graphicFrameLocks xmlns:a="http://schemas.openxmlformats.org/drawingml/2006/main" noChangeAspect="1"/>
-                  </wp:cNvGraphicFramePr>
-                  <a:graphic xmlns:a="http://schemas.openxmlformats.org/drawingml/2006/main">
-                    <a:graphicData uri="http://schemas.openxmlformats.org/drawingml/2006/picture">
-                      <pic:pic xmlns:pic="http://schemas.openxmlformats.org/drawingml/2006/picture">
-                        <pic:nvPicPr>
-                          <pic:cNvPr id="0" name="" descr=""/>
-                          <pic:cNvPicPr>
-                            <a:picLocks noChangeAspect="1" noChangeArrowheads="1"/>
-                          </pic:cNvPicPr>
-                        </pic:nvPicPr>
-                        <pic:blipFill>
-                          <a:blip r:embed="rId31" cstate="none"/>
-                          <a:srcRect/>
-                          <a:stretch>
-                            <a:fillRect/>
-                          </a:stretch>
-                        </pic:blipFill>
-                        <pic:spPr bwMode="auto">
-                          <a:xfrm>
-                            <a:off x="0" y="0"/>
-                            <a:ext cx="1600200" cy="1200150"/>
-                          </a:xfrm>
-                          <a:prstGeom prst="rect">
-                            <a:avLst/>
-                          </a:prstGeom>
-                        </pic:spPr>
-                      </pic:pic>
-                    </a:graphicData>
-                  </a:graphic>
-                </wp:inline>
-              </w:drawing>
-            </w:r>
-          </w:p>
-          <w:p>
-            <w:pPr>
-              <w:spacing w:before="40"/>
-              <w:jc w:val="center"/>
-            </w:pPr>
-            <w:r>
-              <w:rPr>
-                <w:rFonts w:ascii="Arial" w:cs="Arial" w:eastAsia="Arial" w:hAnsi="Arial"/>
-                <w:b/>
-                <w:bCs/>
-                <w:color w:val="3B3B3B"/>
-                <w:sz w:val="14"/>
-                <w:szCs w:val="14"/>
-              </w:rPr>
-              <w:t xml:space="preserve">Imagen 20. </w:t>
-            </w:r>
-            <w:r>
-              <w:rPr>
-                <w:rFonts w:ascii="Arial" w:cs="Arial" w:eastAsia="Arial" w:hAnsi="Arial"/>
-                <w:i/>
-                <w:iCs/>
-                <w:color w:val="6B6B6B"/>
-                <w:sz w:val="14"/>
-                <w:szCs w:val="14"/>
-              </w:rPr>
-              <w:t xml:space="preserve">Productos envasados.</w:t>
-            </w:r>
-          </w:p>
-        </w:tc>
-      </w:tr>
-      <w:tr>
-        <w:trPr>
-          <w:cantSplit/>
-        </w:trPr>
-        <w:tc>
-          <w:tcPr>
-            <w:tcW w:type="dxa" w:w="2000"/>
-            <w:tcBorders>
-              <w:top w:val="single" w:color="C9C9C9" w:sz="4"/>
-              <w:left w:val="single" w:color="C9C9C9" w:sz="4"/>
-              <w:bottom w:val="single" w:color="C9C9C9" w:sz="4"/>
-              <w:right w:val="single" w:color="C9C9C9" w:sz="4"/>
-            </w:tcBorders>
-            <w:tcMar>
-              <w:top w:type="dxa" w:w="100"/>
-              <w:left w:type="dxa" w:w="120"/>
-              <w:bottom w:type="dxa" w:w="100"/>
-              <w:right w:type="dxa" w:w="120"/>
-            </w:tcMar>
-            <w:vAlign w:val="center"/>
-          </w:tcPr>
-          <w:p>
-            <w:pPr>
-              <w:spacing w:line="264"/>
-              <w:jc w:val="left"/>
-            </w:pPr>
-            <w:r>
-              <w:rPr>
-                <w:rFonts w:ascii="Arial" w:cs="Arial" w:eastAsia="Arial" w:hAnsi="Arial"/>
-                <w:b/>
-                <w:bCs/>
-                <w:color w:val="3B3B3B"/>
-                <w:sz w:val="18"/>
-                <w:szCs w:val="18"/>
-              </w:rPr>
-              <w:t xml:space="preserve">1.6.4 Agua</w:t>
-            </w:r>
-          </w:p>
-        </w:tc>
-        <w:tc>
-          <w:tcPr>
-            <w:tcW w:type="dxa" w:w="1050"/>
-            <w:tcBorders>
-              <w:top w:val="single" w:color="C9C9C9" w:sz="4"/>
-              <w:left w:val="single" w:color="C9C9C9" w:sz="4"/>
-              <w:bottom w:val="single" w:color="C9C9C9" w:sz="4"/>
-              <w:right w:val="single" w:color="C9C9C9" w:sz="4"/>
-            </w:tcBorders>
-            <w:shd w:fill="F4F7D3" w:color="auto" w:val="clear"/>
-            <w:tcMar>
-              <w:top w:type="dxa" w:w="100"/>
-              <w:left w:type="dxa" w:w="120"/>
-              <w:bottom w:type="dxa" w:w="100"/>
-              <w:right w:type="dxa" w:w="120"/>
-            </w:tcMar>
-            <w:vAlign w:val="center"/>
-          </w:tcPr>
-          <w:p>
-            <w:pPr>
-              <w:jc w:val="center"/>
-            </w:pPr>
-            <w:r>
-              <w:rPr>
-                <w:rFonts w:ascii="Arial" w:cs="Arial" w:eastAsia="Arial" w:hAnsi="Arial"/>
-                <w:b/>
-                <w:bCs/>
-                <w:color w:val="3B3B3B"/>
-                <w:sz w:val="32"/>
-                <w:szCs w:val="32"/>
-              </w:rPr>
-              <w:t xml:space="preserve">5</w:t>
-            </w:r>
-          </w:p>
-        </w:tc>
-        <w:tc>
-          <w:tcPr>
-            <w:tcW w:type="dxa" w:w="3610"/>
-            <w:tcBorders>
-              <w:top w:val="single" w:color="C9C9C9" w:sz="4"/>
-              <w:left w:val="single" w:color="C9C9C9" w:sz="4"/>
-              <w:bottom w:val="single" w:color="C9C9C9" w:sz="4"/>
-              <w:right w:val="single" w:color="C9C9C9" w:sz="4"/>
-            </w:tcBorders>
-            <w:tcMar>
-              <w:top w:type="dxa" w:w="100"/>
-              <w:left w:type="dxa" w:w="120"/>
-              <w:bottom w:type="dxa" w:w="100"/>
-              <w:right w:type="dxa" w:w="120"/>
-            </w:tcMar>
-            <w:vAlign w:val="center"/>
-          </w:tcPr>
-          <w:p>
-            <w:pPr>
-              <w:spacing w:line="264"/>
-              <w:jc w:val="left"/>
-            </w:pPr>
-            <w:r>
-              <w:rPr>
-                <w:rFonts w:ascii="Arial" w:cs="Arial" w:eastAsia="Arial" w:hAnsi="Arial"/>
-                <w:color w:val="3B3B3B"/>
-                <w:sz w:val="18"/>
-                <w:szCs w:val="18"/>
-              </w:rPr>
-              <w:t xml:space="preserve">El cartón se daña con el agua; bebidas y enlatados la resisten. Media.</w:t>
-            </w:r>
-          </w:p>
-        </w:tc>
-        <w:tc>
-          <w:tcPr>
-            <w:tcW w:type="dxa" w:w="2700"/>
-            <w:tcBorders>
-              <w:top w:val="single" w:color="C9C9C9" w:sz="4"/>
-              <w:left w:val="single" w:color="C9C9C9" w:sz="4"/>
-              <w:bottom w:val="single" w:color="C9C9C9" w:sz="4"/>
-              <w:right w:val="single" w:color="C9C9C9" w:sz="4"/>
-            </w:tcBorders>
-            <w:tcMar>
-              <w:top w:type="dxa" w:w="70"/>
-              <w:left w:type="dxa" w:w="70"/>
-              <w:bottom w:type="dxa" w:w="60"/>
-              <w:right w:type="dxa" w:w="70"/>
-            </w:tcMar>
-            <w:vAlign w:val="center"/>
-          </w:tcPr>
-          <w:p>
-            <w:pPr>
-              <w:jc w:val="center"/>
-            </w:pPr>
-            <w:r>
-              <w:drawing>
-                <wp:inline distT="0" distB="0" distL="0" distR="0">
-                  <wp:extent cx="1600200" cy="1200150"/>
-                  <wp:effectExtent t="0" r="0" b="0" l="0"/>
-                  <wp:docPr id="1" name="" descr="" title=""/>
-                  <wp:cNvGraphicFramePr>
-                    <a:graphicFrameLocks xmlns:a="http://schemas.openxmlformats.org/drawingml/2006/main" noChangeAspect="1"/>
-                  </wp:cNvGraphicFramePr>
-                  <a:graphic xmlns:a="http://schemas.openxmlformats.org/drawingml/2006/main">
-                    <a:graphicData uri="http://schemas.openxmlformats.org/drawingml/2006/picture">
-                      <pic:pic xmlns:pic="http://schemas.openxmlformats.org/drawingml/2006/picture">
-                        <pic:nvPicPr>
-                          <pic:cNvPr id="0" name="" descr=""/>
-                          <pic:cNvPicPr>
-                            <a:picLocks noChangeAspect="1" noChangeArrowheads="1"/>
-                          </pic:cNvPicPr>
-                        </pic:nvPicPr>
-                        <pic:blipFill>
-                          <a:blip r:embed="rId27" cstate="none"/>
-                          <a:srcRect/>
-                          <a:stretch>
-                            <a:fillRect/>
-                          </a:stretch>
-                        </pic:blipFill>
-                        <pic:spPr bwMode="auto">
-                          <a:xfrm>
-                            <a:off x="0" y="0"/>
-                            <a:ext cx="1600200" cy="1200150"/>
-                          </a:xfrm>
-                          <a:prstGeom prst="rect">
-                            <a:avLst/>
-                          </a:prstGeom>
-                        </pic:spPr>
-                      </pic:pic>
-                    </a:graphicData>
-                  </a:graphic>
-                </wp:inline>
-              </w:drawing>
-            </w:r>
-          </w:p>
-          <w:p>
-            <w:pPr>
-              <w:spacing w:before="40"/>
-              <w:jc w:val="center"/>
-            </w:pPr>
-            <w:r>
-              <w:rPr>
-                <w:rFonts w:ascii="Arial" w:cs="Arial" w:eastAsia="Arial" w:hAnsi="Arial"/>
-                <w:b/>
-                <w:bCs/>
-                <w:color w:val="3B3B3B"/>
-                <w:sz w:val="14"/>
-                <w:szCs w:val="14"/>
-              </w:rPr>
-              <w:t xml:space="preserve">Imagen 21. </w:t>
             </w:r>
             <w:r>
               <w:rPr>
@@ -6576,6 +6363,681 @@
                           </pic:cNvPicPr>
                         </pic:nvPicPr>
                         <pic:blipFill>
+                          <a:blip r:embed="rId29" cstate="none"/>
+                          <a:srcRect/>
+                          <a:stretch>
+                            <a:fillRect/>
+                          </a:stretch>
+                        </pic:blipFill>
+                        <pic:spPr bwMode="auto">
+                          <a:xfrm>
+                            <a:off x="0" y="0"/>
+                            <a:ext cx="1066800" cy="800100"/>
+                          </a:xfrm>
+                          <a:prstGeom prst="rect">
+                            <a:avLst/>
+                          </a:prstGeom>
+                        </pic:spPr>
+                      </pic:pic>
+                    </a:graphicData>
+                  </a:graphic>
+                </wp:inline>
+              </w:drawing>
+            </w:r>
+          </w:p>
+          <w:p>
+            <w:pPr>
+              <w:spacing w:before="40"/>
+              <w:jc w:val="center"/>
+            </w:pPr>
+            <w:r>
+              <w:rPr>
+                <w:rFonts w:ascii="Arial" w:cs="Arial" w:eastAsia="Arial" w:hAnsi="Arial"/>
+                <w:b/>
+                <w:bCs/>
+                <w:color w:val="3B3B3B"/>
+                <w:sz w:val="14"/>
+                <w:szCs w:val="14"/>
+              </w:rPr>
+              <w:t xml:space="preserve">Imagen 19. </w:t>
+            </w:r>
+            <w:r>
+              <w:rPr>
+                <w:rFonts w:ascii="Arial" w:cs="Arial" w:eastAsia="Arial" w:hAnsi="Arial"/>
+                <w:i/>
+                <w:iCs/>
+                <w:color w:val="6B6B6B"/>
+                <w:sz w:val="14"/>
+                <w:szCs w:val="14"/>
+              </w:rPr>
+              <w:t xml:space="preserve">Extintor de CO₂ demarcado.</w:t>
+            </w:r>
+          </w:p>
+        </w:tc>
+      </w:tr>
+      <w:tr>
+        <w:trPr>
+          <w:cantSplit/>
+        </w:trPr>
+        <w:tc>
+          <w:tcPr>
+            <w:tcW w:type="dxa" w:w="1900"/>
+            <w:tcBorders>
+              <w:top w:val="single" w:color="C9C9C9" w:sz="4"/>
+              <w:left w:val="single" w:color="C9C9C9" w:sz="4"/>
+              <w:bottom w:val="single" w:color="C9C9C9" w:sz="4"/>
+              <w:right w:val="single" w:color="C9C9C9" w:sz="4"/>
+            </w:tcBorders>
+            <w:tcMar>
+              <w:top w:type="dxa" w:w="100"/>
+              <w:left w:type="dxa" w:w="120"/>
+              <w:bottom w:type="dxa" w:w="100"/>
+              <w:right w:type="dxa" w:w="120"/>
+            </w:tcMar>
+            <w:vAlign w:val="center"/>
+          </w:tcPr>
+          <w:p>
+            <w:r>
+              <w:rPr>
+                <w:rFonts w:ascii="Arial" w:cs="Arial" w:eastAsia="Arial" w:hAnsi="Arial"/>
+                <w:b/>
+                <w:bCs/>
+                <w:color w:val="3B3B3B"/>
+                <w:sz w:val="18"/>
+                <w:szCs w:val="18"/>
+              </w:rPr>
+              <w:t xml:space="preserve">Bocas de incendio equipadas</w:t>
+            </w:r>
+          </w:p>
+          <w:p>
+            <w:pPr>
+              <w:spacing w:before="40"/>
+            </w:pPr>
+            <w:r>
+              <w:rPr>
+                <w:rFonts w:ascii="Arial" w:cs="Arial" w:eastAsia="Arial" w:hAnsi="Arial"/>
+                <w:b/>
+                <w:bCs/>
+                <w:color w:val="7E8410"/>
+                <w:sz w:val="16"/>
+                <w:szCs w:val="16"/>
+              </w:rPr>
+              <w:t xml:space="preserve">BIE</w:t>
+            </w:r>
+          </w:p>
+        </w:tc>
+        <w:tc>
+          <w:tcPr>
+            <w:tcW w:type="dxa" w:w="1100"/>
+            <w:tcBorders>
+              <w:top w:val="single" w:color="C9C9C9" w:sz="4"/>
+              <w:left w:val="single" w:color="C9C9C9" w:sz="4"/>
+              <w:bottom w:val="single" w:color="C9C9C9" w:sz="4"/>
+              <w:right w:val="single" w:color="C9C9C9" w:sz="4"/>
+            </w:tcBorders>
+            <w:shd w:fill="F4F7D3" w:color="auto" w:val="clear"/>
+            <w:tcMar>
+              <w:top w:type="dxa" w:w="100"/>
+              <w:left w:type="dxa" w:w="120"/>
+              <w:bottom w:type="dxa" w:w="100"/>
+              <w:right w:type="dxa" w:w="120"/>
+            </w:tcMar>
+            <w:vAlign w:val="center"/>
+          </w:tcPr>
+          <w:p>
+            <w:pPr>
+              <w:jc w:val="center"/>
+            </w:pPr>
+            <w:r>
+              <w:rPr>
+                <w:rFonts w:ascii="Arial" w:cs="Arial" w:eastAsia="Arial" w:hAnsi="Arial"/>
+                <w:b/>
+                <w:bCs/>
+                <w:color w:val="3B3B3B"/>
+                <w:sz w:val="32"/>
+                <w:szCs w:val="32"/>
+              </w:rPr>
+              <w:t xml:space="preserve">4</w:t>
+            </w:r>
+          </w:p>
+          <w:p>
+            <w:pPr>
+              <w:jc w:val="center"/>
+            </w:pPr>
+            <w:r>
+              <w:rPr>
+                <w:rFonts w:ascii="Arial" w:cs="Arial" w:eastAsia="Arial" w:hAnsi="Arial"/>
+                <w:color w:val="6B6B6B"/>
+                <w:sz w:val="14"/>
+                <w:szCs w:val="14"/>
+              </w:rPr>
+              <w:t xml:space="preserve">CV</w:t>
+            </w:r>
+          </w:p>
+        </w:tc>
+        <w:tc>
+          <w:tcPr>
+            <w:tcW w:type="dxa" w:w="3460"/>
+            <w:tcBorders>
+              <w:top w:val="single" w:color="C9C9C9" w:sz="4"/>
+              <w:left w:val="single" w:color="C9C9C9" w:sz="4"/>
+              <w:bottom w:val="single" w:color="C9C9C9" w:sz="4"/>
+              <w:right w:val="single" w:color="C9C9C9" w:sz="4"/>
+            </w:tcBorders>
+            <w:tcMar>
+              <w:top w:type="dxa" w:w="100"/>
+              <w:left w:type="dxa" w:w="120"/>
+              <w:bottom w:type="dxa" w:w="100"/>
+              <w:right w:type="dxa" w:w="120"/>
+            </w:tcMar>
+            <w:vAlign w:val="center"/>
+          </w:tcPr>
+          <w:p>
+            <w:pPr>
+              <w:spacing w:line="264"/>
+              <w:jc w:val="left"/>
+            </w:pPr>
+            <w:r>
+              <w:rPr>
+                <w:rFonts w:ascii="Arial" w:cs="Arial" w:eastAsia="Arial" w:hAnsi="Arial"/>
+                <w:color w:val="3B3B3B"/>
+                <w:sz w:val="18"/>
+                <w:szCs w:val="18"/>
+              </w:rPr>
+              <w:t xml:space="preserve">Gabinetes con manguera, válvula y extintor, señalizados y conectados a la red del cuarto de bombas.</w:t>
+            </w:r>
+          </w:p>
+        </w:tc>
+        <w:tc>
+          <w:tcPr>
+            <w:tcW w:type="dxa" w:w="2900"/>
+            <w:tcBorders>
+              <w:top w:val="single" w:color="C9C9C9" w:sz="4"/>
+              <w:left w:val="single" w:color="C9C9C9" w:sz="4"/>
+              <w:bottom w:val="single" w:color="C9C9C9" w:sz="4"/>
+              <w:right w:val="single" w:color="C9C9C9" w:sz="4"/>
+            </w:tcBorders>
+            <w:tcMar>
+              <w:top w:type="dxa" w:w="70"/>
+              <w:left w:type="dxa" w:w="70"/>
+              <w:bottom w:type="dxa" w:w="60"/>
+              <w:right w:type="dxa" w:w="70"/>
+            </w:tcMar>
+            <w:vAlign w:val="center"/>
+          </w:tcPr>
+          <w:p>
+            <w:pPr>
+              <w:jc w:val="center"/>
+            </w:pPr>
+            <w:r>
+              <w:drawing>
+                <wp:inline distT="0" distB="0" distL="0" distR="0">
+                  <wp:extent cx="1066800" cy="800100"/>
+                  <wp:effectExtent t="0" r="0" b="0" l="0"/>
+                  <wp:docPr id="1" name="" descr="" title=""/>
+                  <wp:cNvGraphicFramePr>
+                    <a:graphicFrameLocks xmlns:a="http://schemas.openxmlformats.org/drawingml/2006/main" noChangeAspect="1"/>
+                  </wp:cNvGraphicFramePr>
+                  <a:graphic xmlns:a="http://schemas.openxmlformats.org/drawingml/2006/main">
+                    <a:graphicData uri="http://schemas.openxmlformats.org/drawingml/2006/picture">
+                      <pic:pic xmlns:pic="http://schemas.openxmlformats.org/drawingml/2006/picture">
+                        <pic:nvPicPr>
+                          <pic:cNvPr id="0" name="" descr=""/>
+                          <pic:cNvPicPr>
+                            <a:picLocks noChangeAspect="1" noChangeArrowheads="1"/>
+                          </pic:cNvPicPr>
+                        </pic:nvPicPr>
+                        <pic:blipFill>
+                          <a:blip r:embed="rId30" cstate="none"/>
+                          <a:srcRect/>
+                          <a:stretch>
+                            <a:fillRect/>
+                          </a:stretch>
+                        </pic:blipFill>
+                        <pic:spPr bwMode="auto">
+                          <a:xfrm>
+                            <a:off x="0" y="0"/>
+                            <a:ext cx="1066800" cy="800100"/>
+                          </a:xfrm>
+                          <a:prstGeom prst="rect">
+                            <a:avLst/>
+                          </a:prstGeom>
+                        </pic:spPr>
+                      </pic:pic>
+                    </a:graphicData>
+                  </a:graphic>
+                </wp:inline>
+              </w:drawing>
+            </w:r>
+          </w:p>
+          <w:p>
+            <w:pPr>
+              <w:spacing w:before="40"/>
+              <w:jc w:val="center"/>
+            </w:pPr>
+            <w:r>
+              <w:rPr>
+                <w:rFonts w:ascii="Arial" w:cs="Arial" w:eastAsia="Arial" w:hAnsi="Arial"/>
+                <w:b/>
+                <w:bCs/>
+                <w:color w:val="3B3B3B"/>
+                <w:sz w:val="14"/>
+                <w:szCs w:val="14"/>
+              </w:rPr>
+              <w:t xml:space="preserve">Imagen 20. </w:t>
+            </w:r>
+            <w:r>
+              <w:rPr>
+                <w:rFonts w:ascii="Arial" w:cs="Arial" w:eastAsia="Arial" w:hAnsi="Arial"/>
+                <w:i/>
+                <w:iCs/>
+                <w:color w:val="6B6B6B"/>
+                <w:sz w:val="14"/>
+                <w:szCs w:val="14"/>
+              </w:rPr>
+              <w:t xml:space="preserve">Gabinete contra incendio.</w:t>
+            </w:r>
+          </w:p>
+        </w:tc>
+      </w:tr>
+      <w:tr>
+        <w:trPr>
+          <w:cantSplit/>
+        </w:trPr>
+        <w:tc>
+          <w:tcPr>
+            <w:tcW w:type="dxa" w:w="1900"/>
+            <w:tcBorders>
+              <w:top w:val="single" w:color="C9C9C9" w:sz="4"/>
+              <w:left w:val="single" w:color="C9C9C9" w:sz="4"/>
+              <w:bottom w:val="single" w:color="C9C9C9" w:sz="4"/>
+              <w:right w:val="single" w:color="C9C9C9" w:sz="4"/>
+            </w:tcBorders>
+            <w:tcMar>
+              <w:top w:type="dxa" w:w="100"/>
+              <w:left w:type="dxa" w:w="120"/>
+              <w:bottom w:type="dxa" w:w="100"/>
+              <w:right w:type="dxa" w:w="120"/>
+            </w:tcMar>
+            <w:vAlign w:val="center"/>
+          </w:tcPr>
+          <w:p>
+            <w:r>
+              <w:rPr>
+                <w:rFonts w:ascii="Arial" w:cs="Arial" w:eastAsia="Arial" w:hAnsi="Arial"/>
+                <w:b/>
+                <w:bCs/>
+                <w:color w:val="3B3B3B"/>
+                <w:sz w:val="18"/>
+                <w:szCs w:val="18"/>
+              </w:rPr>
+              <w:t xml:space="preserve">Columnas hidrantes exteriores</w:t>
+            </w:r>
+          </w:p>
+          <w:p>
+            <w:pPr>
+              <w:spacing w:before="40"/>
+            </w:pPr>
+            <w:r>
+              <w:rPr>
+                <w:rFonts w:ascii="Arial" w:cs="Arial" w:eastAsia="Arial" w:hAnsi="Arial"/>
+                <w:b/>
+                <w:bCs/>
+                <w:color w:val="7E8410"/>
+                <w:sz w:val="16"/>
+                <w:szCs w:val="16"/>
+              </w:rPr>
+              <w:t xml:space="preserve">CHE</w:t>
+            </w:r>
+          </w:p>
+        </w:tc>
+        <w:tc>
+          <w:tcPr>
+            <w:tcW w:type="dxa" w:w="1100"/>
+            <w:tcBorders>
+              <w:top w:val="single" w:color="C9C9C9" w:sz="4"/>
+              <w:left w:val="single" w:color="C9C9C9" w:sz="4"/>
+              <w:bottom w:val="single" w:color="C9C9C9" w:sz="4"/>
+              <w:right w:val="single" w:color="C9C9C9" w:sz="4"/>
+            </w:tcBorders>
+            <w:shd w:fill="F4F7D3" w:color="auto" w:val="clear"/>
+            <w:tcMar>
+              <w:top w:type="dxa" w:w="100"/>
+              <w:left w:type="dxa" w:w="120"/>
+              <w:bottom w:type="dxa" w:w="100"/>
+              <w:right w:type="dxa" w:w="120"/>
+            </w:tcMar>
+            <w:vAlign w:val="center"/>
+          </w:tcPr>
+          <w:p>
+            <w:pPr>
+              <w:jc w:val="center"/>
+            </w:pPr>
+            <w:r>
+              <w:rPr>
+                <w:rFonts w:ascii="Arial" w:cs="Arial" w:eastAsia="Arial" w:hAnsi="Arial"/>
+                <w:b/>
+                <w:bCs/>
+                <w:color w:val="3B3B3B"/>
+                <w:sz w:val="32"/>
+                <w:szCs w:val="32"/>
+              </w:rPr>
+              <w:t xml:space="preserve">4</w:t>
+            </w:r>
+          </w:p>
+          <w:p>
+            <w:pPr>
+              <w:jc w:val="center"/>
+            </w:pPr>
+            <w:r>
+              <w:rPr>
+                <w:rFonts w:ascii="Arial" w:cs="Arial" w:eastAsia="Arial" w:hAnsi="Arial"/>
+                <w:color w:val="6B6B6B"/>
+                <w:sz w:val="14"/>
+                <w:szCs w:val="14"/>
+              </w:rPr>
+              <w:t xml:space="preserve">CV</w:t>
+            </w:r>
+          </w:p>
+        </w:tc>
+        <w:tc>
+          <w:tcPr>
+            <w:tcW w:type="dxa" w:w="3460"/>
+            <w:tcBorders>
+              <w:top w:val="single" w:color="C9C9C9" w:sz="4"/>
+              <w:left w:val="single" w:color="C9C9C9" w:sz="4"/>
+              <w:bottom w:val="single" w:color="C9C9C9" w:sz="4"/>
+              <w:right w:val="single" w:color="C9C9C9" w:sz="4"/>
+            </w:tcBorders>
+            <w:tcMar>
+              <w:top w:type="dxa" w:w="100"/>
+              <w:left w:type="dxa" w:w="120"/>
+              <w:bottom w:type="dxa" w:w="100"/>
+              <w:right w:type="dxa" w:w="120"/>
+            </w:tcMar>
+            <w:vAlign w:val="center"/>
+          </w:tcPr>
+          <w:p>
+            <w:pPr>
+              <w:spacing w:line="264"/>
+              <w:jc w:val="left"/>
+            </w:pPr>
+            <w:r>
+              <w:rPr>
+                <w:rFonts w:ascii="Arial" w:cs="Arial" w:eastAsia="Arial" w:hAnsi="Arial"/>
+                <w:color w:val="3B3B3B"/>
+                <w:sz w:val="18"/>
+                <w:szCs w:val="18"/>
+              </w:rPr>
+              <w:t xml:space="preserve">Hidrante junto al muro exterior, conectado a la red, con válvulas y salidas para manguera de bomberos.</w:t>
+            </w:r>
+          </w:p>
+        </w:tc>
+        <w:tc>
+          <w:tcPr>
+            <w:tcW w:type="dxa" w:w="2900"/>
+            <w:tcBorders>
+              <w:top w:val="single" w:color="C9C9C9" w:sz="4"/>
+              <w:left w:val="single" w:color="C9C9C9" w:sz="4"/>
+              <w:bottom w:val="single" w:color="C9C9C9" w:sz="4"/>
+              <w:right w:val="single" w:color="C9C9C9" w:sz="4"/>
+            </w:tcBorders>
+            <w:tcMar>
+              <w:top w:type="dxa" w:w="70"/>
+              <w:left w:type="dxa" w:w="70"/>
+              <w:bottom w:type="dxa" w:w="60"/>
+              <w:right w:type="dxa" w:w="70"/>
+            </w:tcMar>
+            <w:vAlign w:val="center"/>
+          </w:tcPr>
+          <w:p>
+            <w:pPr>
+              <w:jc w:val="center"/>
+            </w:pPr>
+            <w:r>
+              <w:drawing>
+                <wp:inline distT="0" distB="0" distL="0" distR="0">
+                  <wp:extent cx="1066800" cy="800100"/>
+                  <wp:effectExtent t="0" r="0" b="0" l="0"/>
+                  <wp:docPr id="1" name="" descr="" title=""/>
+                  <wp:cNvGraphicFramePr>
+                    <a:graphicFrameLocks xmlns:a="http://schemas.openxmlformats.org/drawingml/2006/main" noChangeAspect="1"/>
+                  </wp:cNvGraphicFramePr>
+                  <a:graphic xmlns:a="http://schemas.openxmlformats.org/drawingml/2006/main">
+                    <a:graphicData uri="http://schemas.openxmlformats.org/drawingml/2006/picture">
+                      <pic:pic xmlns:pic="http://schemas.openxmlformats.org/drawingml/2006/picture">
+                        <pic:nvPicPr>
+                          <pic:cNvPr id="0" name="" descr=""/>
+                          <pic:cNvPicPr>
+                            <a:picLocks noChangeAspect="1" noChangeArrowheads="1"/>
+                          </pic:cNvPicPr>
+                        </pic:nvPicPr>
+                        <pic:blipFill>
+                          <a:blip r:embed="rId31" cstate="none"/>
+                          <a:srcRect/>
+                          <a:stretch>
+                            <a:fillRect/>
+                          </a:stretch>
+                        </pic:blipFill>
+                        <pic:spPr bwMode="auto">
+                          <a:xfrm>
+                            <a:off x="0" y="0"/>
+                            <a:ext cx="1066800" cy="800100"/>
+                          </a:xfrm>
+                          <a:prstGeom prst="rect">
+                            <a:avLst/>
+                          </a:prstGeom>
+                        </pic:spPr>
+                      </pic:pic>
+                    </a:graphicData>
+                  </a:graphic>
+                </wp:inline>
+              </w:drawing>
+            </w:r>
+          </w:p>
+          <w:p>
+            <w:pPr>
+              <w:spacing w:before="40"/>
+              <w:jc w:val="center"/>
+            </w:pPr>
+            <w:r>
+              <w:rPr>
+                <w:rFonts w:ascii="Arial" w:cs="Arial" w:eastAsia="Arial" w:hAnsi="Arial"/>
+                <w:b/>
+                <w:bCs/>
+                <w:color w:val="3B3B3B"/>
+                <w:sz w:val="14"/>
+                <w:szCs w:val="14"/>
+              </w:rPr>
+              <w:t xml:space="preserve">Imagen 21. </w:t>
+            </w:r>
+            <w:r>
+              <w:rPr>
+                <w:rFonts w:ascii="Arial" w:cs="Arial" w:eastAsia="Arial" w:hAnsi="Arial"/>
+                <w:i/>
+                <w:iCs/>
+                <w:color w:val="6B6B6B"/>
+                <w:sz w:val="14"/>
+                <w:szCs w:val="14"/>
+              </w:rPr>
+              <w:t xml:space="preserve">Hidrante exterior.</w:t>
+            </w:r>
+          </w:p>
+        </w:tc>
+      </w:tr>
+      <w:tr>
+        <w:trPr>
+          <w:cantSplit/>
+        </w:trPr>
+        <w:tc>
+          <w:tcPr>
+            <w:tcW w:type="dxa" w:w="1900"/>
+            <w:tcBorders>
+              <w:top w:val="single" w:color="C9C9C9" w:sz="4"/>
+              <w:left w:val="single" w:color="C9C9C9" w:sz="4"/>
+              <w:bottom w:val="single" w:color="C9C9C9" w:sz="4"/>
+              <w:right w:val="single" w:color="C9C9C9" w:sz="4"/>
+            </w:tcBorders>
+            <w:tcMar>
+              <w:top w:type="dxa" w:w="100"/>
+              <w:left w:type="dxa" w:w="120"/>
+              <w:bottom w:type="dxa" w:w="100"/>
+              <w:right w:type="dxa" w:w="120"/>
+            </w:tcMar>
+            <w:vAlign w:val="center"/>
+          </w:tcPr>
+          <w:p>
+            <w:r>
+              <w:rPr>
+                <w:rFonts w:ascii="Arial" w:cs="Arial" w:eastAsia="Arial" w:hAnsi="Arial"/>
+                <w:b/>
+                <w:bCs/>
+                <w:color w:val="3B3B3B"/>
+                <w:sz w:val="18"/>
+                <w:szCs w:val="18"/>
+              </w:rPr>
+              <w:t xml:space="preserve">Detección automática</w:t>
+            </w:r>
+          </w:p>
+          <w:p>
+            <w:pPr>
+              <w:spacing w:before="40"/>
+            </w:pPr>
+            <w:r>
+              <w:rPr>
+                <w:rFonts w:ascii="Arial" w:cs="Arial" w:eastAsia="Arial" w:hAnsi="Arial"/>
+                <w:b/>
+                <w:bCs/>
+                <w:color w:val="7E8410"/>
+                <w:sz w:val="16"/>
+                <w:szCs w:val="16"/>
+              </w:rPr>
+              <w:t xml:space="preserve">DET</w:t>
+            </w:r>
+          </w:p>
+        </w:tc>
+        <w:tc>
+          <w:tcPr>
+            <w:tcW w:type="dxa" w:w="1100"/>
+            <w:tcBorders>
+              <w:top w:val="single" w:color="C9C9C9" w:sz="4"/>
+              <w:left w:val="single" w:color="C9C9C9" w:sz="4"/>
+              <w:bottom w:val="single" w:color="C9C9C9" w:sz="4"/>
+              <w:right w:val="single" w:color="C9C9C9" w:sz="4"/>
+            </w:tcBorders>
+            <w:shd w:fill="F4F7D3" w:color="auto" w:val="clear"/>
+            <w:tcMar>
+              <w:top w:type="dxa" w:w="100"/>
+              <w:left w:type="dxa" w:w="120"/>
+              <w:bottom w:type="dxa" w:w="100"/>
+              <w:right w:type="dxa" w:w="120"/>
+            </w:tcMar>
+            <w:vAlign w:val="center"/>
+          </w:tcPr>
+          <w:p>
+            <w:pPr>
+              <w:jc w:val="center"/>
+            </w:pPr>
+            <w:r>
+              <w:rPr>
+                <w:rFonts w:ascii="Arial" w:cs="Arial" w:eastAsia="Arial" w:hAnsi="Arial"/>
+                <w:b/>
+                <w:bCs/>
+                <w:color w:val="3B3B3B"/>
+                <w:sz w:val="32"/>
+                <w:szCs w:val="32"/>
+              </w:rPr>
+              <w:t xml:space="preserve">4</w:t>
+            </w:r>
+          </w:p>
+          <w:p>
+            <w:pPr>
+              <w:jc w:val="center"/>
+            </w:pPr>
+            <w:r>
+              <w:rPr>
+                <w:rFonts w:ascii="Arial" w:cs="Arial" w:eastAsia="Arial" w:hAnsi="Arial"/>
+                <w:color w:val="6B6B6B"/>
+                <w:sz w:val="14"/>
+                <w:szCs w:val="14"/>
+              </w:rPr>
+              <w:t xml:space="preserve">CV</w:t>
+            </w:r>
+          </w:p>
+        </w:tc>
+        <w:tc>
+          <w:tcPr>
+            <w:tcW w:type="dxa" w:w="3460"/>
+            <w:tcBorders>
+              <w:top w:val="single" w:color="C9C9C9" w:sz="4"/>
+              <w:left w:val="single" w:color="C9C9C9" w:sz="4"/>
+              <w:bottom w:val="single" w:color="C9C9C9" w:sz="4"/>
+              <w:right w:val="single" w:color="C9C9C9" w:sz="4"/>
+            </w:tcBorders>
+            <w:tcMar>
+              <w:top w:type="dxa" w:w="100"/>
+              <w:left w:type="dxa" w:w="120"/>
+              <w:bottom w:type="dxa" w:w="100"/>
+              <w:right w:type="dxa" w:w="120"/>
+            </w:tcMar>
+            <w:vAlign w:val="center"/>
+          </w:tcPr>
+          <w:p>
+            <w:pPr>
+              <w:spacing w:line="264"/>
+              <w:jc w:val="left"/>
+            </w:pPr>
+            <w:r>
+              <w:rPr>
+                <w:rFonts w:ascii="Arial" w:cs="Arial" w:eastAsia="Arial" w:hAnsi="Arial"/>
+                <w:color w:val="3B3B3B"/>
+                <w:sz w:val="18"/>
+                <w:szCs w:val="18"/>
+              </w:rPr>
+              <w:t xml:space="preserve">Detectores de humo y alarmas bajo la cubierta y en áreas operativas.</w:t>
+            </w:r>
+          </w:p>
+        </w:tc>
+        <w:tc>
+          <w:tcPr>
+            <w:tcW w:type="dxa" w:w="2900"/>
+            <w:tcBorders>
+              <w:top w:val="single" w:color="C9C9C9" w:sz="4"/>
+              <w:left w:val="single" w:color="C9C9C9" w:sz="4"/>
+              <w:bottom w:val="single" w:color="C9C9C9" w:sz="4"/>
+              <w:right w:val="single" w:color="C9C9C9" w:sz="4"/>
+            </w:tcBorders>
+            <w:tcMar>
+              <w:top w:type="dxa" w:w="70"/>
+              <w:left w:type="dxa" w:w="70"/>
+              <w:bottom w:type="dxa" w:w="60"/>
+              <w:right w:type="dxa" w:w="70"/>
+            </w:tcMar>
+            <w:vAlign w:val="center"/>
+          </w:tcPr>
+          <w:p>
+            <w:pPr>
+              <w:jc w:val="center"/>
+            </w:pPr>
+            <w:r>
+              <w:drawing>
+                <wp:inline distT="0" distB="0" distL="0" distR="0">
+                  <wp:extent cx="1066800" cy="800100"/>
+                  <wp:effectExtent t="0" r="0" b="0" l="0"/>
+                  <wp:docPr id="1" name="" descr="" title=""/>
+                  <wp:cNvGraphicFramePr>
+                    <a:graphicFrameLocks xmlns:a="http://schemas.openxmlformats.org/drawingml/2006/main" noChangeAspect="1"/>
+                  </wp:cNvGraphicFramePr>
+                  <a:graphic xmlns:a="http://schemas.openxmlformats.org/drawingml/2006/main">
+                    <a:graphicData uri="http://schemas.openxmlformats.org/drawingml/2006/picture">
+                      <pic:pic xmlns:pic="http://schemas.openxmlformats.org/drawingml/2006/picture">
+                        <pic:nvPicPr>
+                          <pic:cNvPr id="0" name="" descr=""/>
+                          <pic:cNvPicPr>
+                            <a:picLocks noChangeAspect="1" noChangeArrowheads="1"/>
+                          </pic:cNvPicPr>
+                        </pic:nvPicPr>
+                        <pic:blipFill>
                           <a:blip r:embed="rId32" cstate="none"/>
                           <a:srcRect/>
                           <a:stretch>
@@ -6623,7 +7085,7 @@
                 <w:sz w:val="14"/>
                 <w:szCs w:val="14"/>
               </w:rPr>
-              <w:t xml:space="preserve">Extintor de CO₂ demarcado.</w:t>
+              <w:t xml:space="preserve">Detección y alarma.</w:t>
             </w:r>
           </w:p>
         </w:tc>
@@ -6659,7 +7121,7 @@
                 <w:sz w:val="18"/>
                 <w:szCs w:val="18"/>
               </w:rPr>
-              <w:t xml:space="preserve">Bocas de incendio equipadas</w:t>
+              <w:t xml:space="preserve">Rociadores automáticos</w:t>
             </w:r>
           </w:p>
           <w:p>
@@ -6675,7 +7137,7 @@
                 <w:sz w:val="16"/>
                 <w:szCs w:val="16"/>
               </w:rPr>
-              <w:t xml:space="preserve">BIE</w:t>
+              <w:t xml:space="preserve">ROC</w:t>
             </w:r>
           </w:p>
         </w:tc>
@@ -6710,7 +7172,7 @@
                 <w:sz w:val="32"/>
                 <w:szCs w:val="32"/>
               </w:rPr>
-              <w:t xml:space="preserve">4</w:t>
+              <w:t xml:space="preserve">8</w:t>
             </w:r>
           </w:p>
           <w:p>
@@ -6757,7 +7219,7 @@
                 <w:sz w:val="18"/>
                 <w:szCs w:val="18"/>
               </w:rPr>
-              <w:t xml:space="preserve">Gabinetes con manguera, válvula y extintor, señalizados y conectados a la red del cuarto de bombas.</w:t>
+              <w:t xml:space="preserve">Rociadores bajo toda la cubierta, con válvulas de control y cuarto de bombas.</w:t>
             </w:r>
           </w:p>
         </w:tc>
@@ -6838,681 +7300,6 @@
                 <w:szCs w:val="14"/>
               </w:rPr>
               <w:t xml:space="preserve">Imagen 23. </w:t>
-            </w:r>
-            <w:r>
-              <w:rPr>
-                <w:rFonts w:ascii="Arial" w:cs="Arial" w:eastAsia="Arial" w:hAnsi="Arial"/>
-                <w:i/>
-                <w:iCs/>
-                <w:color w:val="6B6B6B"/>
-                <w:sz w:val="14"/>
-                <w:szCs w:val="14"/>
-              </w:rPr>
-              <w:t xml:space="preserve">Gabinete contra incendio.</w:t>
-            </w:r>
-          </w:p>
-        </w:tc>
-      </w:tr>
-      <w:tr>
-        <w:trPr>
-          <w:cantSplit/>
-        </w:trPr>
-        <w:tc>
-          <w:tcPr>
-            <w:tcW w:type="dxa" w:w="1900"/>
-            <w:tcBorders>
-              <w:top w:val="single" w:color="C9C9C9" w:sz="4"/>
-              <w:left w:val="single" w:color="C9C9C9" w:sz="4"/>
-              <w:bottom w:val="single" w:color="C9C9C9" w:sz="4"/>
-              <w:right w:val="single" w:color="C9C9C9" w:sz="4"/>
-            </w:tcBorders>
-            <w:tcMar>
-              <w:top w:type="dxa" w:w="100"/>
-              <w:left w:type="dxa" w:w="120"/>
-              <w:bottom w:type="dxa" w:w="100"/>
-              <w:right w:type="dxa" w:w="120"/>
-            </w:tcMar>
-            <w:vAlign w:val="center"/>
-          </w:tcPr>
-          <w:p>
-            <w:r>
-              <w:rPr>
-                <w:rFonts w:ascii="Arial" w:cs="Arial" w:eastAsia="Arial" w:hAnsi="Arial"/>
-                <w:b/>
-                <w:bCs/>
-                <w:color w:val="3B3B3B"/>
-                <w:sz w:val="18"/>
-                <w:szCs w:val="18"/>
-              </w:rPr>
-              <w:t xml:space="preserve">Columnas hidrantes exteriores</w:t>
-            </w:r>
-          </w:p>
-          <w:p>
-            <w:pPr>
-              <w:spacing w:before="40"/>
-            </w:pPr>
-            <w:r>
-              <w:rPr>
-                <w:rFonts w:ascii="Arial" w:cs="Arial" w:eastAsia="Arial" w:hAnsi="Arial"/>
-                <w:b/>
-                <w:bCs/>
-                <w:color w:val="7E8410"/>
-                <w:sz w:val="16"/>
-                <w:szCs w:val="16"/>
-              </w:rPr>
-              <w:t xml:space="preserve">CHE</w:t>
-            </w:r>
-          </w:p>
-        </w:tc>
-        <w:tc>
-          <w:tcPr>
-            <w:tcW w:type="dxa" w:w="1100"/>
-            <w:tcBorders>
-              <w:top w:val="single" w:color="C9C9C9" w:sz="4"/>
-              <w:left w:val="single" w:color="C9C9C9" w:sz="4"/>
-              <w:bottom w:val="single" w:color="C9C9C9" w:sz="4"/>
-              <w:right w:val="single" w:color="C9C9C9" w:sz="4"/>
-            </w:tcBorders>
-            <w:shd w:fill="F4F7D3" w:color="auto" w:val="clear"/>
-            <w:tcMar>
-              <w:top w:type="dxa" w:w="100"/>
-              <w:left w:type="dxa" w:w="120"/>
-              <w:bottom w:type="dxa" w:w="100"/>
-              <w:right w:type="dxa" w:w="120"/>
-            </w:tcMar>
-            <w:vAlign w:val="center"/>
-          </w:tcPr>
-          <w:p>
-            <w:pPr>
-              <w:jc w:val="center"/>
-            </w:pPr>
-            <w:r>
-              <w:rPr>
-                <w:rFonts w:ascii="Arial" w:cs="Arial" w:eastAsia="Arial" w:hAnsi="Arial"/>
-                <w:b/>
-                <w:bCs/>
-                <w:color w:val="3B3B3B"/>
-                <w:sz w:val="32"/>
-                <w:szCs w:val="32"/>
-              </w:rPr>
-              <w:t xml:space="preserve">4</w:t>
-            </w:r>
-          </w:p>
-          <w:p>
-            <w:pPr>
-              <w:jc w:val="center"/>
-            </w:pPr>
-            <w:r>
-              <w:rPr>
-                <w:rFonts w:ascii="Arial" w:cs="Arial" w:eastAsia="Arial" w:hAnsi="Arial"/>
-                <w:color w:val="6B6B6B"/>
-                <w:sz w:val="14"/>
-                <w:szCs w:val="14"/>
-              </w:rPr>
-              <w:t xml:space="preserve">CV</w:t>
-            </w:r>
-          </w:p>
-        </w:tc>
-        <w:tc>
-          <w:tcPr>
-            <w:tcW w:type="dxa" w:w="3460"/>
-            <w:tcBorders>
-              <w:top w:val="single" w:color="C9C9C9" w:sz="4"/>
-              <w:left w:val="single" w:color="C9C9C9" w:sz="4"/>
-              <w:bottom w:val="single" w:color="C9C9C9" w:sz="4"/>
-              <w:right w:val="single" w:color="C9C9C9" w:sz="4"/>
-            </w:tcBorders>
-            <w:tcMar>
-              <w:top w:type="dxa" w:w="100"/>
-              <w:left w:type="dxa" w:w="120"/>
-              <w:bottom w:type="dxa" w:w="100"/>
-              <w:right w:type="dxa" w:w="120"/>
-            </w:tcMar>
-            <w:vAlign w:val="center"/>
-          </w:tcPr>
-          <w:p>
-            <w:pPr>
-              <w:spacing w:line="264"/>
-              <w:jc w:val="left"/>
-            </w:pPr>
-            <w:r>
-              <w:rPr>
-                <w:rFonts w:ascii="Arial" w:cs="Arial" w:eastAsia="Arial" w:hAnsi="Arial"/>
-                <w:color w:val="3B3B3B"/>
-                <w:sz w:val="18"/>
-                <w:szCs w:val="18"/>
-              </w:rPr>
-              <w:t xml:space="preserve">Hidrante junto al muro exterior, conectado a la red, con válvulas y salidas para manguera de bomberos.</w:t>
-            </w:r>
-          </w:p>
-        </w:tc>
-        <w:tc>
-          <w:tcPr>
-            <w:tcW w:type="dxa" w:w="2900"/>
-            <w:tcBorders>
-              <w:top w:val="single" w:color="C9C9C9" w:sz="4"/>
-              <w:left w:val="single" w:color="C9C9C9" w:sz="4"/>
-              <w:bottom w:val="single" w:color="C9C9C9" w:sz="4"/>
-              <w:right w:val="single" w:color="C9C9C9" w:sz="4"/>
-            </w:tcBorders>
-            <w:tcMar>
-              <w:top w:type="dxa" w:w="70"/>
-              <w:left w:type="dxa" w:w="70"/>
-              <w:bottom w:type="dxa" w:w="60"/>
-              <w:right w:type="dxa" w:w="70"/>
-            </w:tcMar>
-            <w:vAlign w:val="center"/>
-          </w:tcPr>
-          <w:p>
-            <w:pPr>
-              <w:jc w:val="center"/>
-            </w:pPr>
-            <w:r>
-              <w:drawing>
-                <wp:inline distT="0" distB="0" distL="0" distR="0">
-                  <wp:extent cx="1066800" cy="800100"/>
-                  <wp:effectExtent t="0" r="0" b="0" l="0"/>
-                  <wp:docPr id="1" name="" descr="" title=""/>
-                  <wp:cNvGraphicFramePr>
-                    <a:graphicFrameLocks xmlns:a="http://schemas.openxmlformats.org/drawingml/2006/main" noChangeAspect="1"/>
-                  </wp:cNvGraphicFramePr>
-                  <a:graphic xmlns:a="http://schemas.openxmlformats.org/drawingml/2006/main">
-                    <a:graphicData uri="http://schemas.openxmlformats.org/drawingml/2006/picture">
-                      <pic:pic xmlns:pic="http://schemas.openxmlformats.org/drawingml/2006/picture">
-                        <pic:nvPicPr>
-                          <pic:cNvPr id="0" name="" descr=""/>
-                          <pic:cNvPicPr>
-                            <a:picLocks noChangeAspect="1" noChangeArrowheads="1"/>
-                          </pic:cNvPicPr>
-                        </pic:nvPicPr>
-                        <pic:blipFill>
-                          <a:blip r:embed="rId34" cstate="none"/>
-                          <a:srcRect/>
-                          <a:stretch>
-                            <a:fillRect/>
-                          </a:stretch>
-                        </pic:blipFill>
-                        <pic:spPr bwMode="auto">
-                          <a:xfrm>
-                            <a:off x="0" y="0"/>
-                            <a:ext cx="1066800" cy="800100"/>
-                          </a:xfrm>
-                          <a:prstGeom prst="rect">
-                            <a:avLst/>
-                          </a:prstGeom>
-                        </pic:spPr>
-                      </pic:pic>
-                    </a:graphicData>
-                  </a:graphic>
-                </wp:inline>
-              </w:drawing>
-            </w:r>
-          </w:p>
-          <w:p>
-            <w:pPr>
-              <w:spacing w:before="40"/>
-              <w:jc w:val="center"/>
-            </w:pPr>
-            <w:r>
-              <w:rPr>
-                <w:rFonts w:ascii="Arial" w:cs="Arial" w:eastAsia="Arial" w:hAnsi="Arial"/>
-                <w:b/>
-                <w:bCs/>
-                <w:color w:val="3B3B3B"/>
-                <w:sz w:val="14"/>
-                <w:szCs w:val="14"/>
-              </w:rPr>
-              <w:t xml:space="preserve">Imagen 24. </w:t>
-            </w:r>
-            <w:r>
-              <w:rPr>
-                <w:rFonts w:ascii="Arial" w:cs="Arial" w:eastAsia="Arial" w:hAnsi="Arial"/>
-                <w:i/>
-                <w:iCs/>
-                <w:color w:val="6B6B6B"/>
-                <w:sz w:val="14"/>
-                <w:szCs w:val="14"/>
-              </w:rPr>
-              <w:t xml:space="preserve">Hidrante exterior.</w:t>
-            </w:r>
-          </w:p>
-        </w:tc>
-      </w:tr>
-      <w:tr>
-        <w:trPr>
-          <w:cantSplit/>
-        </w:trPr>
-        <w:tc>
-          <w:tcPr>
-            <w:tcW w:type="dxa" w:w="1900"/>
-            <w:tcBorders>
-              <w:top w:val="single" w:color="C9C9C9" w:sz="4"/>
-              <w:left w:val="single" w:color="C9C9C9" w:sz="4"/>
-              <w:bottom w:val="single" w:color="C9C9C9" w:sz="4"/>
-              <w:right w:val="single" w:color="C9C9C9" w:sz="4"/>
-            </w:tcBorders>
-            <w:tcMar>
-              <w:top w:type="dxa" w:w="100"/>
-              <w:left w:type="dxa" w:w="120"/>
-              <w:bottom w:type="dxa" w:w="100"/>
-              <w:right w:type="dxa" w:w="120"/>
-            </w:tcMar>
-            <w:vAlign w:val="center"/>
-          </w:tcPr>
-          <w:p>
-            <w:r>
-              <w:rPr>
-                <w:rFonts w:ascii="Arial" w:cs="Arial" w:eastAsia="Arial" w:hAnsi="Arial"/>
-                <w:b/>
-                <w:bCs/>
-                <w:color w:val="3B3B3B"/>
-                <w:sz w:val="18"/>
-                <w:szCs w:val="18"/>
-              </w:rPr>
-              <w:t xml:space="preserve">Detección automática</w:t>
-            </w:r>
-          </w:p>
-          <w:p>
-            <w:pPr>
-              <w:spacing w:before="40"/>
-            </w:pPr>
-            <w:r>
-              <w:rPr>
-                <w:rFonts w:ascii="Arial" w:cs="Arial" w:eastAsia="Arial" w:hAnsi="Arial"/>
-                <w:b/>
-                <w:bCs/>
-                <w:color w:val="7E8410"/>
-                <w:sz w:val="16"/>
-                <w:szCs w:val="16"/>
-              </w:rPr>
-              <w:t xml:space="preserve">DET</w:t>
-            </w:r>
-          </w:p>
-        </w:tc>
-        <w:tc>
-          <w:tcPr>
-            <w:tcW w:type="dxa" w:w="1100"/>
-            <w:tcBorders>
-              <w:top w:val="single" w:color="C9C9C9" w:sz="4"/>
-              <w:left w:val="single" w:color="C9C9C9" w:sz="4"/>
-              <w:bottom w:val="single" w:color="C9C9C9" w:sz="4"/>
-              <w:right w:val="single" w:color="C9C9C9" w:sz="4"/>
-            </w:tcBorders>
-            <w:shd w:fill="F4F7D3" w:color="auto" w:val="clear"/>
-            <w:tcMar>
-              <w:top w:type="dxa" w:w="100"/>
-              <w:left w:type="dxa" w:w="120"/>
-              <w:bottom w:type="dxa" w:w="100"/>
-              <w:right w:type="dxa" w:w="120"/>
-            </w:tcMar>
-            <w:vAlign w:val="center"/>
-          </w:tcPr>
-          <w:p>
-            <w:pPr>
-              <w:jc w:val="center"/>
-            </w:pPr>
-            <w:r>
-              <w:rPr>
-                <w:rFonts w:ascii="Arial" w:cs="Arial" w:eastAsia="Arial" w:hAnsi="Arial"/>
-                <w:b/>
-                <w:bCs/>
-                <w:color w:val="3B3B3B"/>
-                <w:sz w:val="32"/>
-                <w:szCs w:val="32"/>
-              </w:rPr>
-              <w:t xml:space="preserve">4</w:t>
-            </w:r>
-          </w:p>
-          <w:p>
-            <w:pPr>
-              <w:jc w:val="center"/>
-            </w:pPr>
-            <w:r>
-              <w:rPr>
-                <w:rFonts w:ascii="Arial" w:cs="Arial" w:eastAsia="Arial" w:hAnsi="Arial"/>
-                <w:color w:val="6B6B6B"/>
-                <w:sz w:val="14"/>
-                <w:szCs w:val="14"/>
-              </w:rPr>
-              <w:t xml:space="preserve">CV</w:t>
-            </w:r>
-          </w:p>
-        </w:tc>
-        <w:tc>
-          <w:tcPr>
-            <w:tcW w:type="dxa" w:w="3460"/>
-            <w:tcBorders>
-              <w:top w:val="single" w:color="C9C9C9" w:sz="4"/>
-              <w:left w:val="single" w:color="C9C9C9" w:sz="4"/>
-              <w:bottom w:val="single" w:color="C9C9C9" w:sz="4"/>
-              <w:right w:val="single" w:color="C9C9C9" w:sz="4"/>
-            </w:tcBorders>
-            <w:tcMar>
-              <w:top w:type="dxa" w:w="100"/>
-              <w:left w:type="dxa" w:w="120"/>
-              <w:bottom w:type="dxa" w:w="100"/>
-              <w:right w:type="dxa" w:w="120"/>
-            </w:tcMar>
-            <w:vAlign w:val="center"/>
-          </w:tcPr>
-          <w:p>
-            <w:pPr>
-              <w:spacing w:line="264"/>
-              <w:jc w:val="left"/>
-            </w:pPr>
-            <w:r>
-              <w:rPr>
-                <w:rFonts w:ascii="Arial" w:cs="Arial" w:eastAsia="Arial" w:hAnsi="Arial"/>
-                <w:color w:val="3B3B3B"/>
-                <w:sz w:val="18"/>
-                <w:szCs w:val="18"/>
-              </w:rPr>
-              <w:t xml:space="preserve">Detectores de humo y alarmas bajo la cubierta y en áreas operativas.</w:t>
-            </w:r>
-          </w:p>
-        </w:tc>
-        <w:tc>
-          <w:tcPr>
-            <w:tcW w:type="dxa" w:w="2900"/>
-            <w:tcBorders>
-              <w:top w:val="single" w:color="C9C9C9" w:sz="4"/>
-              <w:left w:val="single" w:color="C9C9C9" w:sz="4"/>
-              <w:bottom w:val="single" w:color="C9C9C9" w:sz="4"/>
-              <w:right w:val="single" w:color="C9C9C9" w:sz="4"/>
-            </w:tcBorders>
-            <w:tcMar>
-              <w:top w:type="dxa" w:w="70"/>
-              <w:left w:type="dxa" w:w="70"/>
-              <w:bottom w:type="dxa" w:w="60"/>
-              <w:right w:type="dxa" w:w="70"/>
-            </w:tcMar>
-            <w:vAlign w:val="center"/>
-          </w:tcPr>
-          <w:p>
-            <w:pPr>
-              <w:jc w:val="center"/>
-            </w:pPr>
-            <w:r>
-              <w:drawing>
-                <wp:inline distT="0" distB="0" distL="0" distR="0">
-                  <wp:extent cx="1066800" cy="800100"/>
-                  <wp:effectExtent t="0" r="0" b="0" l="0"/>
-                  <wp:docPr id="1" name="" descr="" title=""/>
-                  <wp:cNvGraphicFramePr>
-                    <a:graphicFrameLocks xmlns:a="http://schemas.openxmlformats.org/drawingml/2006/main" noChangeAspect="1"/>
-                  </wp:cNvGraphicFramePr>
-                  <a:graphic xmlns:a="http://schemas.openxmlformats.org/drawingml/2006/main">
-                    <a:graphicData uri="http://schemas.openxmlformats.org/drawingml/2006/picture">
-                      <pic:pic xmlns:pic="http://schemas.openxmlformats.org/drawingml/2006/picture">
-                        <pic:nvPicPr>
-                          <pic:cNvPr id="0" name="" descr=""/>
-                          <pic:cNvPicPr>
-                            <a:picLocks noChangeAspect="1" noChangeArrowheads="1"/>
-                          </pic:cNvPicPr>
-                        </pic:nvPicPr>
-                        <pic:blipFill>
-                          <a:blip r:embed="rId35" cstate="none"/>
-                          <a:srcRect/>
-                          <a:stretch>
-                            <a:fillRect/>
-                          </a:stretch>
-                        </pic:blipFill>
-                        <pic:spPr bwMode="auto">
-                          <a:xfrm>
-                            <a:off x="0" y="0"/>
-                            <a:ext cx="1066800" cy="800100"/>
-                          </a:xfrm>
-                          <a:prstGeom prst="rect">
-                            <a:avLst/>
-                          </a:prstGeom>
-                        </pic:spPr>
-                      </pic:pic>
-                    </a:graphicData>
-                  </a:graphic>
-                </wp:inline>
-              </w:drawing>
-            </w:r>
-          </w:p>
-          <w:p>
-            <w:pPr>
-              <w:spacing w:before="40"/>
-              <w:jc w:val="center"/>
-            </w:pPr>
-            <w:r>
-              <w:rPr>
-                <w:rFonts w:ascii="Arial" w:cs="Arial" w:eastAsia="Arial" w:hAnsi="Arial"/>
-                <w:b/>
-                <w:bCs/>
-                <w:color w:val="3B3B3B"/>
-                <w:sz w:val="14"/>
-                <w:szCs w:val="14"/>
-              </w:rPr>
-              <w:t xml:space="preserve">Imagen 25. </w:t>
-            </w:r>
-            <w:r>
-              <w:rPr>
-                <w:rFonts w:ascii="Arial" w:cs="Arial" w:eastAsia="Arial" w:hAnsi="Arial"/>
-                <w:i/>
-                <w:iCs/>
-                <w:color w:val="6B6B6B"/>
-                <w:sz w:val="14"/>
-                <w:szCs w:val="14"/>
-              </w:rPr>
-              <w:t xml:space="preserve">Detección y alarma.</w:t>
-            </w:r>
-          </w:p>
-        </w:tc>
-      </w:tr>
-      <w:tr>
-        <w:trPr>
-          <w:cantSplit/>
-        </w:trPr>
-        <w:tc>
-          <w:tcPr>
-            <w:tcW w:type="dxa" w:w="1900"/>
-            <w:tcBorders>
-              <w:top w:val="single" w:color="C9C9C9" w:sz="4"/>
-              <w:left w:val="single" w:color="C9C9C9" w:sz="4"/>
-              <w:bottom w:val="single" w:color="C9C9C9" w:sz="4"/>
-              <w:right w:val="single" w:color="C9C9C9" w:sz="4"/>
-            </w:tcBorders>
-            <w:tcMar>
-              <w:top w:type="dxa" w:w="100"/>
-              <w:left w:type="dxa" w:w="120"/>
-              <w:bottom w:type="dxa" w:w="100"/>
-              <w:right w:type="dxa" w:w="120"/>
-            </w:tcMar>
-            <w:vAlign w:val="center"/>
-          </w:tcPr>
-          <w:p>
-            <w:r>
-              <w:rPr>
-                <w:rFonts w:ascii="Arial" w:cs="Arial" w:eastAsia="Arial" w:hAnsi="Arial"/>
-                <w:b/>
-                <w:bCs/>
-                <w:color w:val="3B3B3B"/>
-                <w:sz w:val="18"/>
-                <w:szCs w:val="18"/>
-              </w:rPr>
-              <w:t xml:space="preserve">Rociadores automáticos</w:t>
-            </w:r>
-          </w:p>
-          <w:p>
-            <w:pPr>
-              <w:spacing w:before="40"/>
-            </w:pPr>
-            <w:r>
-              <w:rPr>
-                <w:rFonts w:ascii="Arial" w:cs="Arial" w:eastAsia="Arial" w:hAnsi="Arial"/>
-                <w:b/>
-                <w:bCs/>
-                <w:color w:val="7E8410"/>
-                <w:sz w:val="16"/>
-                <w:szCs w:val="16"/>
-              </w:rPr>
-              <w:t xml:space="preserve">ROC</w:t>
-            </w:r>
-          </w:p>
-        </w:tc>
-        <w:tc>
-          <w:tcPr>
-            <w:tcW w:type="dxa" w:w="1100"/>
-            <w:tcBorders>
-              <w:top w:val="single" w:color="C9C9C9" w:sz="4"/>
-              <w:left w:val="single" w:color="C9C9C9" w:sz="4"/>
-              <w:bottom w:val="single" w:color="C9C9C9" w:sz="4"/>
-              <w:right w:val="single" w:color="C9C9C9" w:sz="4"/>
-            </w:tcBorders>
-            <w:shd w:fill="F4F7D3" w:color="auto" w:val="clear"/>
-            <w:tcMar>
-              <w:top w:type="dxa" w:w="100"/>
-              <w:left w:type="dxa" w:w="120"/>
-              <w:bottom w:type="dxa" w:w="100"/>
-              <w:right w:type="dxa" w:w="120"/>
-            </w:tcMar>
-            <w:vAlign w:val="center"/>
-          </w:tcPr>
-          <w:p>
-            <w:pPr>
-              <w:jc w:val="center"/>
-            </w:pPr>
-            <w:r>
-              <w:rPr>
-                <w:rFonts w:ascii="Arial" w:cs="Arial" w:eastAsia="Arial" w:hAnsi="Arial"/>
-                <w:b/>
-                <w:bCs/>
-                <w:color w:val="3B3B3B"/>
-                <w:sz w:val="32"/>
-                <w:szCs w:val="32"/>
-              </w:rPr>
-              <w:t xml:space="preserve">8</w:t>
-            </w:r>
-          </w:p>
-          <w:p>
-            <w:pPr>
-              <w:jc w:val="center"/>
-            </w:pPr>
-            <w:r>
-              <w:rPr>
-                <w:rFonts w:ascii="Arial" w:cs="Arial" w:eastAsia="Arial" w:hAnsi="Arial"/>
-                <w:color w:val="6B6B6B"/>
-                <w:sz w:val="14"/>
-                <w:szCs w:val="14"/>
-              </w:rPr>
-              <w:t xml:space="preserve">CV</w:t>
-            </w:r>
-          </w:p>
-        </w:tc>
-        <w:tc>
-          <w:tcPr>
-            <w:tcW w:type="dxa" w:w="3460"/>
-            <w:tcBorders>
-              <w:top w:val="single" w:color="C9C9C9" w:sz="4"/>
-              <w:left w:val="single" w:color="C9C9C9" w:sz="4"/>
-              <w:bottom w:val="single" w:color="C9C9C9" w:sz="4"/>
-              <w:right w:val="single" w:color="C9C9C9" w:sz="4"/>
-            </w:tcBorders>
-            <w:tcMar>
-              <w:top w:type="dxa" w:w="100"/>
-              <w:left w:type="dxa" w:w="120"/>
-              <w:bottom w:type="dxa" w:w="100"/>
-              <w:right w:type="dxa" w:w="120"/>
-            </w:tcMar>
-            <w:vAlign w:val="center"/>
-          </w:tcPr>
-          <w:p>
-            <w:pPr>
-              <w:spacing w:line="264"/>
-              <w:jc w:val="left"/>
-            </w:pPr>
-            <w:r>
-              <w:rPr>
-                <w:rFonts w:ascii="Arial" w:cs="Arial" w:eastAsia="Arial" w:hAnsi="Arial"/>
-                <w:color w:val="3B3B3B"/>
-                <w:sz w:val="18"/>
-                <w:szCs w:val="18"/>
-              </w:rPr>
-              <w:t xml:space="preserve">Rociadores bajo toda la cubierta, con válvulas de control y cuarto de bombas.</w:t>
-            </w:r>
-          </w:p>
-        </w:tc>
-        <w:tc>
-          <w:tcPr>
-            <w:tcW w:type="dxa" w:w="2900"/>
-            <w:tcBorders>
-              <w:top w:val="single" w:color="C9C9C9" w:sz="4"/>
-              <w:left w:val="single" w:color="C9C9C9" w:sz="4"/>
-              <w:bottom w:val="single" w:color="C9C9C9" w:sz="4"/>
-              <w:right w:val="single" w:color="C9C9C9" w:sz="4"/>
-            </w:tcBorders>
-            <w:tcMar>
-              <w:top w:type="dxa" w:w="70"/>
-              <w:left w:type="dxa" w:w="70"/>
-              <w:bottom w:type="dxa" w:w="60"/>
-              <w:right w:type="dxa" w:w="70"/>
-            </w:tcMar>
-            <w:vAlign w:val="center"/>
-          </w:tcPr>
-          <w:p>
-            <w:pPr>
-              <w:jc w:val="center"/>
-            </w:pPr>
-            <w:r>
-              <w:drawing>
-                <wp:inline distT="0" distB="0" distL="0" distR="0">
-                  <wp:extent cx="1066800" cy="800100"/>
-                  <wp:effectExtent t="0" r="0" b="0" l="0"/>
-                  <wp:docPr id="1" name="" descr="" title=""/>
-                  <wp:cNvGraphicFramePr>
-                    <a:graphicFrameLocks xmlns:a="http://schemas.openxmlformats.org/drawingml/2006/main" noChangeAspect="1"/>
-                  </wp:cNvGraphicFramePr>
-                  <a:graphic xmlns:a="http://schemas.openxmlformats.org/drawingml/2006/main">
-                    <a:graphicData uri="http://schemas.openxmlformats.org/drawingml/2006/picture">
-                      <pic:pic xmlns:pic="http://schemas.openxmlformats.org/drawingml/2006/picture">
-                        <pic:nvPicPr>
-                          <pic:cNvPr id="0" name="" descr=""/>
-                          <pic:cNvPicPr>
-                            <a:picLocks noChangeAspect="1" noChangeArrowheads="1"/>
-                          </pic:cNvPicPr>
-                        </pic:nvPicPr>
-                        <pic:blipFill>
-                          <a:blip r:embed="rId36" cstate="none"/>
-                          <a:srcRect/>
-                          <a:stretch>
-                            <a:fillRect/>
-                          </a:stretch>
-                        </pic:blipFill>
-                        <pic:spPr bwMode="auto">
-                          <a:xfrm>
-                            <a:off x="0" y="0"/>
-                            <a:ext cx="1066800" cy="800100"/>
-                          </a:xfrm>
-                          <a:prstGeom prst="rect">
-                            <a:avLst/>
-                          </a:prstGeom>
-                        </pic:spPr>
-                      </pic:pic>
-                    </a:graphicData>
-                  </a:graphic>
-                </wp:inline>
-              </w:drawing>
-            </w:r>
-          </w:p>
-          <w:p>
-            <w:pPr>
-              <w:spacing w:before="40"/>
-              <w:jc w:val="center"/>
-            </w:pPr>
-            <w:r>
-              <w:rPr>
-                <w:rFonts w:ascii="Arial" w:cs="Arial" w:eastAsia="Arial" w:hAnsi="Arial"/>
-                <w:b/>
-                <w:bCs/>
-                <w:color w:val="3B3B3B"/>
-                <w:sz w:val="14"/>
-                <w:szCs w:val="14"/>
-              </w:rPr>
-              <w:t xml:space="preserve">Imagen 26. </w:t>
             </w:r>
             <w:r>
               <w:rPr>
@@ -9513,7 +9300,7 @@
           <w:sz w:val="22"/>
           <w:szCs w:val="22"/>
         </w:rPr>
-        <w:t xml:space="preserve">Sistema de bombeo contra incendio</w:t>
+        <w:t xml:space="preserve">Mezanine administrativo</w:t>
       </w:r>
     </w:p>
     <w:tbl>
@@ -9539,6 +9326,279 @@
         <w:trPr>
           <w:cantSplit/>
         </w:trPr>
+        <w:tc>
+          <w:tcPr>
+            <w:tcW w:type="dxa" w:w="2340"/>
+            <w:tcBorders>
+              <w:top w:val="single" w:color="C9C9C9" w:sz="4"/>
+              <w:left w:val="single" w:color="C9C9C9" w:sz="4"/>
+              <w:bottom w:val="single" w:color="C9C9C9" w:sz="4"/>
+              <w:right w:val="single" w:color="C9C9C9" w:sz="4"/>
+            </w:tcBorders>
+            <w:tcMar>
+              <w:top w:type="dxa" w:w="70"/>
+              <w:left w:type="dxa" w:w="70"/>
+              <w:bottom w:type="dxa" w:w="60"/>
+              <w:right w:type="dxa" w:w="70"/>
+            </w:tcMar>
+            <w:vAlign w:val="center"/>
+          </w:tcPr>
+          <w:p>
+            <w:pPr>
+              <w:jc w:val="center"/>
+            </w:pPr>
+            <w:r>
+              <w:drawing>
+                <wp:inline distT="0" distB="0" distL="0" distR="0">
+                  <wp:extent cx="1371600" cy="1028700"/>
+                  <wp:effectExtent t="0" r="0" b="0" l="0"/>
+                  <wp:docPr id="1" name="" descr="" title=""/>
+                  <wp:cNvGraphicFramePr>
+                    <a:graphicFrameLocks xmlns:a="http://schemas.openxmlformats.org/drawingml/2006/main" noChangeAspect="1"/>
+                  </wp:cNvGraphicFramePr>
+                  <a:graphic xmlns:a="http://schemas.openxmlformats.org/drawingml/2006/main">
+                    <a:graphicData uri="http://schemas.openxmlformats.org/drawingml/2006/picture">
+                      <pic:pic xmlns:pic="http://schemas.openxmlformats.org/drawingml/2006/picture">
+                        <pic:nvPicPr>
+                          <pic:cNvPr id="0" name="" descr=""/>
+                          <pic:cNvPicPr>
+                            <a:picLocks noChangeAspect="1" noChangeArrowheads="1"/>
+                          </pic:cNvPicPr>
+                        </pic:nvPicPr>
+                        <pic:blipFill>
+                          <a:blip r:embed="rId34" cstate="none"/>
+                          <a:srcRect/>
+                          <a:stretch>
+                            <a:fillRect/>
+                          </a:stretch>
+                        </pic:blipFill>
+                        <pic:spPr bwMode="auto">
+                          <a:xfrm>
+                            <a:off x="0" y="0"/>
+                            <a:ext cx="1371600" cy="1028700"/>
+                          </a:xfrm>
+                          <a:prstGeom prst="rect">
+                            <a:avLst/>
+                          </a:prstGeom>
+                        </pic:spPr>
+                      </pic:pic>
+                    </a:graphicData>
+                  </a:graphic>
+                </wp:inline>
+              </w:drawing>
+            </w:r>
+          </w:p>
+          <w:p>
+            <w:pPr>
+              <w:spacing w:before="40"/>
+              <w:jc w:val="center"/>
+            </w:pPr>
+            <w:r>
+              <w:rPr>
+                <w:rFonts w:ascii="Arial" w:cs="Arial" w:eastAsia="Arial" w:hAnsi="Arial"/>
+                <w:b/>
+                <w:bCs/>
+                <w:color w:val="3B3B3B"/>
+                <w:sz w:val="14"/>
+                <w:szCs w:val="14"/>
+              </w:rPr>
+              <w:t xml:space="preserve">Imagen A1. </w:t>
+            </w:r>
+            <w:r>
+              <w:rPr>
+                <w:rFonts w:ascii="Arial" w:cs="Arial" w:eastAsia="Arial" w:hAnsi="Arial"/>
+                <w:i/>
+                <w:iCs/>
+                <w:color w:val="6B6B6B"/>
+                <w:sz w:val="14"/>
+                <w:szCs w:val="14"/>
+              </w:rPr>
+              <w:t xml:space="preserve">Comedor con cielo raso.</w:t>
+            </w:r>
+          </w:p>
+        </w:tc>
+        <w:tc>
+          <w:tcPr>
+            <w:tcW w:type="dxa" w:w="2340"/>
+            <w:tcBorders>
+              <w:top w:val="single" w:color="C9C9C9" w:sz="4"/>
+              <w:left w:val="single" w:color="C9C9C9" w:sz="4"/>
+              <w:bottom w:val="single" w:color="C9C9C9" w:sz="4"/>
+              <w:right w:val="single" w:color="C9C9C9" w:sz="4"/>
+            </w:tcBorders>
+            <w:tcMar>
+              <w:top w:type="dxa" w:w="70"/>
+              <w:left w:type="dxa" w:w="70"/>
+              <w:bottom w:type="dxa" w:w="60"/>
+              <w:right w:type="dxa" w:w="70"/>
+            </w:tcMar>
+            <w:vAlign w:val="center"/>
+          </w:tcPr>
+          <w:p>
+            <w:pPr>
+              <w:jc w:val="center"/>
+            </w:pPr>
+            <w:r>
+              <w:drawing>
+                <wp:inline distT="0" distB="0" distL="0" distR="0">
+                  <wp:extent cx="1371600" cy="1028700"/>
+                  <wp:effectExtent t="0" r="0" b="0" l="0"/>
+                  <wp:docPr id="1" name="" descr="" title=""/>
+                  <wp:cNvGraphicFramePr>
+                    <a:graphicFrameLocks xmlns:a="http://schemas.openxmlformats.org/drawingml/2006/main" noChangeAspect="1"/>
+                  </wp:cNvGraphicFramePr>
+                  <a:graphic xmlns:a="http://schemas.openxmlformats.org/drawingml/2006/main">
+                    <a:graphicData uri="http://schemas.openxmlformats.org/drawingml/2006/picture">
+                      <pic:pic xmlns:pic="http://schemas.openxmlformats.org/drawingml/2006/picture">
+                        <pic:nvPicPr>
+                          <pic:cNvPr id="0" name="" descr=""/>
+                          <pic:cNvPicPr>
+                            <a:picLocks noChangeAspect="1" noChangeArrowheads="1"/>
+                          </pic:cNvPicPr>
+                        </pic:nvPicPr>
+                        <pic:blipFill>
+                          <a:blip r:embed="rId35" cstate="none"/>
+                          <a:srcRect/>
+                          <a:stretch>
+                            <a:fillRect/>
+                          </a:stretch>
+                        </pic:blipFill>
+                        <pic:spPr bwMode="auto">
+                          <a:xfrm>
+                            <a:off x="0" y="0"/>
+                            <a:ext cx="1371600" cy="1028700"/>
+                          </a:xfrm>
+                          <a:prstGeom prst="rect">
+                            <a:avLst/>
+                          </a:prstGeom>
+                        </pic:spPr>
+                      </pic:pic>
+                    </a:graphicData>
+                  </a:graphic>
+                </wp:inline>
+              </w:drawing>
+            </w:r>
+          </w:p>
+          <w:p>
+            <w:pPr>
+              <w:spacing w:before="40"/>
+              <w:jc w:val="center"/>
+            </w:pPr>
+            <w:r>
+              <w:rPr>
+                <w:rFonts w:ascii="Arial" w:cs="Arial" w:eastAsia="Arial" w:hAnsi="Arial"/>
+                <w:b/>
+                <w:bCs/>
+                <w:color w:val="3B3B3B"/>
+                <w:sz w:val="14"/>
+                <w:szCs w:val="14"/>
+              </w:rPr>
+              <w:t xml:space="preserve">Imagen A2. </w:t>
+            </w:r>
+            <w:r>
+              <w:rPr>
+                <w:rFonts w:ascii="Arial" w:cs="Arial" w:eastAsia="Arial" w:hAnsi="Arial"/>
+                <w:i/>
+                <w:iCs/>
+                <w:color w:val="6B6B6B"/>
+                <w:sz w:val="14"/>
+                <w:szCs w:val="14"/>
+              </w:rPr>
+              <w:t xml:space="preserve">Cocina: cableado expuesto.</w:t>
+            </w:r>
+          </w:p>
+        </w:tc>
+        <w:tc>
+          <w:tcPr>
+            <w:tcW w:type="dxa" w:w="2340"/>
+            <w:tcBorders>
+              <w:top w:val="single" w:color="C9C9C9" w:sz="4"/>
+              <w:left w:val="single" w:color="C9C9C9" w:sz="4"/>
+              <w:bottom w:val="single" w:color="C9C9C9" w:sz="4"/>
+              <w:right w:val="single" w:color="C9C9C9" w:sz="4"/>
+            </w:tcBorders>
+            <w:tcMar>
+              <w:top w:type="dxa" w:w="70"/>
+              <w:left w:type="dxa" w:w="70"/>
+              <w:bottom w:type="dxa" w:w="60"/>
+              <w:right w:type="dxa" w:w="70"/>
+            </w:tcMar>
+            <w:vAlign w:val="center"/>
+          </w:tcPr>
+          <w:p>
+            <w:pPr>
+              <w:jc w:val="center"/>
+            </w:pPr>
+            <w:r>
+              <w:drawing>
+                <wp:inline distT="0" distB="0" distL="0" distR="0">
+                  <wp:extent cx="1371600" cy="1028700"/>
+                  <wp:effectExtent t="0" r="0" b="0" l="0"/>
+                  <wp:docPr id="1" name="" descr="" title=""/>
+                  <wp:cNvGraphicFramePr>
+                    <a:graphicFrameLocks xmlns:a="http://schemas.openxmlformats.org/drawingml/2006/main" noChangeAspect="1"/>
+                  </wp:cNvGraphicFramePr>
+                  <a:graphic xmlns:a="http://schemas.openxmlformats.org/drawingml/2006/main">
+                    <a:graphicData uri="http://schemas.openxmlformats.org/drawingml/2006/picture">
+                      <pic:pic xmlns:pic="http://schemas.openxmlformats.org/drawingml/2006/picture">
+                        <pic:nvPicPr>
+                          <pic:cNvPr id="0" name="" descr=""/>
+                          <pic:cNvPicPr>
+                            <a:picLocks noChangeAspect="1" noChangeArrowheads="1"/>
+                          </pic:cNvPicPr>
+                        </pic:nvPicPr>
+                        <pic:blipFill>
+                          <a:blip r:embed="rId36" cstate="none"/>
+                          <a:srcRect/>
+                          <a:stretch>
+                            <a:fillRect/>
+                          </a:stretch>
+                        </pic:blipFill>
+                        <pic:spPr bwMode="auto">
+                          <a:xfrm>
+                            <a:off x="0" y="0"/>
+                            <a:ext cx="1371600" cy="1028700"/>
+                          </a:xfrm>
+                          <a:prstGeom prst="rect">
+                            <a:avLst/>
+                          </a:prstGeom>
+                        </pic:spPr>
+                      </pic:pic>
+                    </a:graphicData>
+                  </a:graphic>
+                </wp:inline>
+              </w:drawing>
+            </w:r>
+          </w:p>
+          <w:p>
+            <w:pPr>
+              <w:spacing w:before="40"/>
+              <w:jc w:val="center"/>
+            </w:pPr>
+            <w:r>
+              <w:rPr>
+                <w:rFonts w:ascii="Arial" w:cs="Arial" w:eastAsia="Arial" w:hAnsi="Arial"/>
+                <w:b/>
+                <w:bCs/>
+                <w:color w:val="3B3B3B"/>
+                <w:sz w:val="14"/>
+                <w:szCs w:val="14"/>
+              </w:rPr>
+              <w:t xml:space="preserve">Imagen A3. </w:t>
+            </w:r>
+            <w:r>
+              <w:rPr>
+                <w:rFonts w:ascii="Arial" w:cs="Arial" w:eastAsia="Arial" w:hAnsi="Arial"/>
+                <w:i/>
+                <w:iCs/>
+                <w:color w:val="6B6B6B"/>
+                <w:sz w:val="14"/>
+                <w:szCs w:val="14"/>
+              </w:rPr>
+              <w:t xml:space="preserve">Corredor de oficinas.</w:t>
+            </w:r>
+          </w:p>
+        </w:tc>
         <w:tc>
           <w:tcPr>
             <w:tcW w:type="dxa" w:w="2340"/>
@@ -9615,7 +9675,7 @@
                 <w:sz w:val="14"/>
                 <w:szCs w:val="14"/>
               </w:rPr>
-              <w:t xml:space="preserve">Imagen 27. </w:t>
+              <w:t xml:space="preserve">Imagen A4. </w:t>
             </w:r>
             <w:r>
               <w:rPr>
@@ -9626,10 +9686,15 @@
                 <w:sz w:val="14"/>
                 <w:szCs w:val="14"/>
               </w:rPr>
-              <w:t xml:space="preserve">Bomba principal.</w:t>
-            </w:r>
-          </w:p>
-        </w:tc>
+              <w:t xml:space="preserve">Fachada de oficinas.</w:t>
+            </w:r>
+          </w:p>
+        </w:tc>
+      </w:tr>
+      <w:tr>
+        <w:trPr>
+          <w:cantSplit/>
+        </w:trPr>
         <w:tc>
           <w:tcPr>
             <w:tcW w:type="dxa" w:w="2340"/>
@@ -9706,7 +9771,7 @@
                 <w:sz w:val="14"/>
                 <w:szCs w:val="14"/>
               </w:rPr>
-              <w:t xml:space="preserve">Imagen 28. </w:t>
+              <w:t xml:space="preserve">Imagen A5. </w:t>
             </w:r>
             <w:r>
               <w:rPr>
@@ -9717,7 +9782,7 @@
                 <w:sz w:val="14"/>
                 <w:szCs w:val="14"/>
               </w:rPr>
-              <w:t xml:space="preserve">Bomba jockey.</w:t>
+              <w:t xml:space="preserve">Acceso a oficinas.</w:t>
             </w:r>
           </w:p>
         </w:tc>
@@ -9797,7 +9862,7 @@
                 <w:sz w:val="14"/>
                 <w:szCs w:val="14"/>
               </w:rPr>
-              <w:t xml:space="preserve">Imagen 29. </w:t>
+              <w:t xml:space="preserve">Imagen A6. </w:t>
             </w:r>
             <w:r>
               <w:rPr>
@@ -9808,7 +9873,7 @@
                 <w:sz w:val="14"/>
                 <w:szCs w:val="14"/>
               </w:rPr>
-              <w:t xml:space="preserve">Válvulas de la red.</w:t>
+              <w:t xml:space="preserve">Corredor interno.</w:t>
             </w:r>
           </w:p>
         </w:tc>
@@ -9888,7 +9953,504 @@
                 <w:sz w:val="14"/>
                 <w:szCs w:val="14"/>
               </w:rPr>
-              <w:t xml:space="preserve">Imagen 30. </w:t>
+              <w:t xml:space="preserve">Imagen A7. </w:t>
+            </w:r>
+            <w:r>
+              <w:rPr>
+                <w:rFonts w:ascii="Arial" w:cs="Arial" w:eastAsia="Arial" w:hAnsi="Arial"/>
+                <w:i/>
+                <w:iCs/>
+                <w:color w:val="6B6B6B"/>
+                <w:sz w:val="14"/>
+                <w:szCs w:val="14"/>
+              </w:rPr>
+              <w:t xml:space="preserve">Sala de capacitación.</w:t>
+            </w:r>
+          </w:p>
+        </w:tc>
+        <w:tc>
+          <w:tcPr>
+            <w:tcW w:type="dxa" w:w="2340"/>
+            <w:tcBorders>
+              <w:top w:val="single" w:color="C9C9C9" w:sz="4"/>
+              <w:left w:val="single" w:color="C9C9C9" w:sz="4"/>
+              <w:bottom w:val="single" w:color="C9C9C9" w:sz="4"/>
+              <w:right w:val="single" w:color="C9C9C9" w:sz="4"/>
+            </w:tcBorders>
+            <w:tcMar>
+              <w:top w:type="dxa" w:w="70"/>
+              <w:left w:type="dxa" w:w="70"/>
+              <w:bottom w:type="dxa" w:w="60"/>
+              <w:right w:type="dxa" w:w="70"/>
+            </w:tcMar>
+            <w:vAlign w:val="center"/>
+          </w:tcPr>
+          <w:p>
+            <w:pPr>
+              <w:jc w:val="center"/>
+            </w:pPr>
+            <w:r>
+              <w:drawing>
+                <wp:inline distT="0" distB="0" distL="0" distR="0">
+                  <wp:extent cx="1371600" cy="1028700"/>
+                  <wp:effectExtent t="0" r="0" b="0" l="0"/>
+                  <wp:docPr id="1" name="" descr="" title=""/>
+                  <wp:cNvGraphicFramePr>
+                    <a:graphicFrameLocks xmlns:a="http://schemas.openxmlformats.org/drawingml/2006/main" noChangeAspect="1"/>
+                  </wp:cNvGraphicFramePr>
+                  <a:graphic xmlns:a="http://schemas.openxmlformats.org/drawingml/2006/main">
+                    <a:graphicData uri="http://schemas.openxmlformats.org/drawingml/2006/picture">
+                      <pic:pic xmlns:pic="http://schemas.openxmlformats.org/drawingml/2006/picture">
+                        <pic:nvPicPr>
+                          <pic:cNvPr id="0" name="" descr=""/>
+                          <pic:cNvPicPr>
+                            <a:picLocks noChangeAspect="1" noChangeArrowheads="1"/>
+                          </pic:cNvPicPr>
+                        </pic:nvPicPr>
+                        <pic:blipFill>
+                          <a:blip r:embed="rId41" cstate="none"/>
+                          <a:srcRect/>
+                          <a:stretch>
+                            <a:fillRect/>
+                          </a:stretch>
+                        </pic:blipFill>
+                        <pic:spPr bwMode="auto">
+                          <a:xfrm>
+                            <a:off x="0" y="0"/>
+                            <a:ext cx="1371600" cy="1028700"/>
+                          </a:xfrm>
+                          <a:prstGeom prst="rect">
+                            <a:avLst/>
+                          </a:prstGeom>
+                        </pic:spPr>
+                      </pic:pic>
+                    </a:graphicData>
+                  </a:graphic>
+                </wp:inline>
+              </w:drawing>
+            </w:r>
+          </w:p>
+          <w:p>
+            <w:pPr>
+              <w:spacing w:before="40"/>
+              <w:jc w:val="center"/>
+            </w:pPr>
+            <w:r>
+              <w:rPr>
+                <w:rFonts w:ascii="Arial" w:cs="Arial" w:eastAsia="Arial" w:hAnsi="Arial"/>
+                <w:b/>
+                <w:bCs/>
+                <w:color w:val="3B3B3B"/>
+                <w:sz w:val="14"/>
+                <w:szCs w:val="14"/>
+              </w:rPr>
+              <w:t xml:space="preserve">Imagen A8. </w:t>
+            </w:r>
+            <w:r>
+              <w:rPr>
+                <w:rFonts w:ascii="Arial" w:cs="Arial" w:eastAsia="Arial" w:hAnsi="Arial"/>
+                <w:i/>
+                <w:iCs/>
+                <w:color w:val="6B6B6B"/>
+                <w:sz w:val="14"/>
+                <w:szCs w:val="14"/>
+              </w:rPr>
+              <w:t xml:space="preserve">Señal de extintor.</w:t>
+            </w:r>
+          </w:p>
+        </w:tc>
+      </w:tr>
+    </w:tbl>
+    <w:p>
+      <w:pPr>
+        <w:keepNext/>
+        <w:spacing w:after="100" w:before="240"/>
+      </w:pPr>
+      <w:r>
+        <w:rPr>
+          <w:rFonts w:ascii="Arial" w:cs="Arial" w:eastAsia="Arial" w:hAnsi="Arial"/>
+          <w:b/>
+          <w:bCs/>
+          <w:color w:val="7E8410"/>
+          <w:sz w:val="22"/>
+          <w:szCs w:val="22"/>
+        </w:rPr>
+        <w:t xml:space="preserve">Sistema de bombeo contra incendio</w:t>
+      </w:r>
+    </w:p>
+    <w:tbl>
+      <w:tblPr>
+        <w:tblW w:type="dxa" w:w="9360"/>
+        <w:tblBorders>
+          <w:top w:val="single" w:color="auto" w:sz="4"/>
+          <w:left w:val="single" w:color="auto" w:sz="4"/>
+          <w:bottom w:val="single" w:color="auto" w:sz="4"/>
+          <w:right w:val="single" w:color="auto" w:sz="4"/>
+          <w:insideH w:val="single" w:color="auto" w:sz="4"/>
+          <w:insideV w:val="single" w:color="auto" w:sz="4"/>
+        </w:tblBorders>
+        <w:tblLayout w:type="fixed"/>
+      </w:tblPr>
+      <w:tblGrid>
+        <w:gridCol w:w="2340"/>
+        <w:gridCol w:w="2340"/>
+        <w:gridCol w:w="2340"/>
+        <w:gridCol w:w="2340"/>
+      </w:tblGrid>
+      <w:tr>
+        <w:trPr>
+          <w:cantSplit/>
+        </w:trPr>
+        <w:tc>
+          <w:tcPr>
+            <w:tcW w:type="dxa" w:w="2340"/>
+            <w:tcBorders>
+              <w:top w:val="single" w:color="C9C9C9" w:sz="4"/>
+              <w:left w:val="single" w:color="C9C9C9" w:sz="4"/>
+              <w:bottom w:val="single" w:color="C9C9C9" w:sz="4"/>
+              <w:right w:val="single" w:color="C9C9C9" w:sz="4"/>
+            </w:tcBorders>
+            <w:tcMar>
+              <w:top w:type="dxa" w:w="70"/>
+              <w:left w:type="dxa" w:w="70"/>
+              <w:bottom w:type="dxa" w:w="60"/>
+              <w:right w:type="dxa" w:w="70"/>
+            </w:tcMar>
+            <w:vAlign w:val="center"/>
+          </w:tcPr>
+          <w:p>
+            <w:pPr>
+              <w:jc w:val="center"/>
+            </w:pPr>
+            <w:r>
+              <w:drawing>
+                <wp:inline distT="0" distB="0" distL="0" distR="0">
+                  <wp:extent cx="1371600" cy="1028700"/>
+                  <wp:effectExtent t="0" r="0" b="0" l="0"/>
+                  <wp:docPr id="1" name="" descr="" title=""/>
+                  <wp:cNvGraphicFramePr>
+                    <a:graphicFrameLocks xmlns:a="http://schemas.openxmlformats.org/drawingml/2006/main" noChangeAspect="1"/>
+                  </wp:cNvGraphicFramePr>
+                  <a:graphic xmlns:a="http://schemas.openxmlformats.org/drawingml/2006/main">
+                    <a:graphicData uri="http://schemas.openxmlformats.org/drawingml/2006/picture">
+                      <pic:pic xmlns:pic="http://schemas.openxmlformats.org/drawingml/2006/picture">
+                        <pic:nvPicPr>
+                          <pic:cNvPr id="0" name="" descr=""/>
+                          <pic:cNvPicPr>
+                            <a:picLocks noChangeAspect="1" noChangeArrowheads="1"/>
+                          </pic:cNvPicPr>
+                        </pic:nvPicPr>
+                        <pic:blipFill>
+                          <a:blip r:embed="rId42" cstate="none"/>
+                          <a:srcRect/>
+                          <a:stretch>
+                            <a:fillRect/>
+                          </a:stretch>
+                        </pic:blipFill>
+                        <pic:spPr bwMode="auto">
+                          <a:xfrm>
+                            <a:off x="0" y="0"/>
+                            <a:ext cx="1371600" cy="1028700"/>
+                          </a:xfrm>
+                          <a:prstGeom prst="rect">
+                            <a:avLst/>
+                          </a:prstGeom>
+                        </pic:spPr>
+                      </pic:pic>
+                    </a:graphicData>
+                  </a:graphic>
+                </wp:inline>
+              </w:drawing>
+            </w:r>
+          </w:p>
+          <w:p>
+            <w:pPr>
+              <w:spacing w:before="40"/>
+              <w:jc w:val="center"/>
+            </w:pPr>
+            <w:r>
+              <w:rPr>
+                <w:rFonts w:ascii="Arial" w:cs="Arial" w:eastAsia="Arial" w:hAnsi="Arial"/>
+                <w:b/>
+                <w:bCs/>
+                <w:color w:val="3B3B3B"/>
+                <w:sz w:val="14"/>
+                <w:szCs w:val="14"/>
+              </w:rPr>
+              <w:t xml:space="preserve">Imagen A9. </w:t>
+            </w:r>
+            <w:r>
+              <w:rPr>
+                <w:rFonts w:ascii="Arial" w:cs="Arial" w:eastAsia="Arial" w:hAnsi="Arial"/>
+                <w:i/>
+                <w:iCs/>
+                <w:color w:val="6B6B6B"/>
+                <w:sz w:val="14"/>
+                <w:szCs w:val="14"/>
+              </w:rPr>
+              <w:t xml:space="preserve">Bomba principal.</w:t>
+            </w:r>
+          </w:p>
+        </w:tc>
+        <w:tc>
+          <w:tcPr>
+            <w:tcW w:type="dxa" w:w="2340"/>
+            <w:tcBorders>
+              <w:top w:val="single" w:color="C9C9C9" w:sz="4"/>
+              <w:left w:val="single" w:color="C9C9C9" w:sz="4"/>
+              <w:bottom w:val="single" w:color="C9C9C9" w:sz="4"/>
+              <w:right w:val="single" w:color="C9C9C9" w:sz="4"/>
+            </w:tcBorders>
+            <w:tcMar>
+              <w:top w:type="dxa" w:w="70"/>
+              <w:left w:type="dxa" w:w="70"/>
+              <w:bottom w:type="dxa" w:w="60"/>
+              <w:right w:type="dxa" w:w="70"/>
+            </w:tcMar>
+            <w:vAlign w:val="center"/>
+          </w:tcPr>
+          <w:p>
+            <w:pPr>
+              <w:jc w:val="center"/>
+            </w:pPr>
+            <w:r>
+              <w:drawing>
+                <wp:inline distT="0" distB="0" distL="0" distR="0">
+                  <wp:extent cx="1371600" cy="1028700"/>
+                  <wp:effectExtent t="0" r="0" b="0" l="0"/>
+                  <wp:docPr id="1" name="" descr="" title=""/>
+                  <wp:cNvGraphicFramePr>
+                    <a:graphicFrameLocks xmlns:a="http://schemas.openxmlformats.org/drawingml/2006/main" noChangeAspect="1"/>
+                  </wp:cNvGraphicFramePr>
+                  <a:graphic xmlns:a="http://schemas.openxmlformats.org/drawingml/2006/main">
+                    <a:graphicData uri="http://schemas.openxmlformats.org/drawingml/2006/picture">
+                      <pic:pic xmlns:pic="http://schemas.openxmlformats.org/drawingml/2006/picture">
+                        <pic:nvPicPr>
+                          <pic:cNvPr id="0" name="" descr=""/>
+                          <pic:cNvPicPr>
+                            <a:picLocks noChangeAspect="1" noChangeArrowheads="1"/>
+                          </pic:cNvPicPr>
+                        </pic:nvPicPr>
+                        <pic:blipFill>
+                          <a:blip r:embed="rId43" cstate="none"/>
+                          <a:srcRect/>
+                          <a:stretch>
+                            <a:fillRect/>
+                          </a:stretch>
+                        </pic:blipFill>
+                        <pic:spPr bwMode="auto">
+                          <a:xfrm>
+                            <a:off x="0" y="0"/>
+                            <a:ext cx="1371600" cy="1028700"/>
+                          </a:xfrm>
+                          <a:prstGeom prst="rect">
+                            <a:avLst/>
+                          </a:prstGeom>
+                        </pic:spPr>
+                      </pic:pic>
+                    </a:graphicData>
+                  </a:graphic>
+                </wp:inline>
+              </w:drawing>
+            </w:r>
+          </w:p>
+          <w:p>
+            <w:pPr>
+              <w:spacing w:before="40"/>
+              <w:jc w:val="center"/>
+            </w:pPr>
+            <w:r>
+              <w:rPr>
+                <w:rFonts w:ascii="Arial" w:cs="Arial" w:eastAsia="Arial" w:hAnsi="Arial"/>
+                <w:b/>
+                <w:bCs/>
+                <w:color w:val="3B3B3B"/>
+                <w:sz w:val="14"/>
+                <w:szCs w:val="14"/>
+              </w:rPr>
+              <w:t xml:space="preserve">Imagen A10. </w:t>
+            </w:r>
+            <w:r>
+              <w:rPr>
+                <w:rFonts w:ascii="Arial" w:cs="Arial" w:eastAsia="Arial" w:hAnsi="Arial"/>
+                <w:i/>
+                <w:iCs/>
+                <w:color w:val="6B6B6B"/>
+                <w:sz w:val="14"/>
+                <w:szCs w:val="14"/>
+              </w:rPr>
+              <w:t xml:space="preserve">Bomba jockey.</w:t>
+            </w:r>
+          </w:p>
+        </w:tc>
+        <w:tc>
+          <w:tcPr>
+            <w:tcW w:type="dxa" w:w="2340"/>
+            <w:tcBorders>
+              <w:top w:val="single" w:color="C9C9C9" w:sz="4"/>
+              <w:left w:val="single" w:color="C9C9C9" w:sz="4"/>
+              <w:bottom w:val="single" w:color="C9C9C9" w:sz="4"/>
+              <w:right w:val="single" w:color="C9C9C9" w:sz="4"/>
+            </w:tcBorders>
+            <w:tcMar>
+              <w:top w:type="dxa" w:w="70"/>
+              <w:left w:type="dxa" w:w="70"/>
+              <w:bottom w:type="dxa" w:w="60"/>
+              <w:right w:type="dxa" w:w="70"/>
+            </w:tcMar>
+            <w:vAlign w:val="center"/>
+          </w:tcPr>
+          <w:p>
+            <w:pPr>
+              <w:jc w:val="center"/>
+            </w:pPr>
+            <w:r>
+              <w:drawing>
+                <wp:inline distT="0" distB="0" distL="0" distR="0">
+                  <wp:extent cx="1371600" cy="1028700"/>
+                  <wp:effectExtent t="0" r="0" b="0" l="0"/>
+                  <wp:docPr id="1" name="" descr="" title=""/>
+                  <wp:cNvGraphicFramePr>
+                    <a:graphicFrameLocks xmlns:a="http://schemas.openxmlformats.org/drawingml/2006/main" noChangeAspect="1"/>
+                  </wp:cNvGraphicFramePr>
+                  <a:graphic xmlns:a="http://schemas.openxmlformats.org/drawingml/2006/main">
+                    <a:graphicData uri="http://schemas.openxmlformats.org/drawingml/2006/picture">
+                      <pic:pic xmlns:pic="http://schemas.openxmlformats.org/drawingml/2006/picture">
+                        <pic:nvPicPr>
+                          <pic:cNvPr id="0" name="" descr=""/>
+                          <pic:cNvPicPr>
+                            <a:picLocks noChangeAspect="1" noChangeArrowheads="1"/>
+                          </pic:cNvPicPr>
+                        </pic:nvPicPr>
+                        <pic:blipFill>
+                          <a:blip r:embed="rId44" cstate="none"/>
+                          <a:srcRect/>
+                          <a:stretch>
+                            <a:fillRect/>
+                          </a:stretch>
+                        </pic:blipFill>
+                        <pic:spPr bwMode="auto">
+                          <a:xfrm>
+                            <a:off x="0" y="0"/>
+                            <a:ext cx="1371600" cy="1028700"/>
+                          </a:xfrm>
+                          <a:prstGeom prst="rect">
+                            <a:avLst/>
+                          </a:prstGeom>
+                        </pic:spPr>
+                      </pic:pic>
+                    </a:graphicData>
+                  </a:graphic>
+                </wp:inline>
+              </w:drawing>
+            </w:r>
+          </w:p>
+          <w:p>
+            <w:pPr>
+              <w:spacing w:before="40"/>
+              <w:jc w:val="center"/>
+            </w:pPr>
+            <w:r>
+              <w:rPr>
+                <w:rFonts w:ascii="Arial" w:cs="Arial" w:eastAsia="Arial" w:hAnsi="Arial"/>
+                <w:b/>
+                <w:bCs/>
+                <w:color w:val="3B3B3B"/>
+                <w:sz w:val="14"/>
+                <w:szCs w:val="14"/>
+              </w:rPr>
+              <w:t xml:space="preserve">Imagen A11. </w:t>
+            </w:r>
+            <w:r>
+              <w:rPr>
+                <w:rFonts w:ascii="Arial" w:cs="Arial" w:eastAsia="Arial" w:hAnsi="Arial"/>
+                <w:i/>
+                <w:iCs/>
+                <w:color w:val="6B6B6B"/>
+                <w:sz w:val="14"/>
+                <w:szCs w:val="14"/>
+              </w:rPr>
+              <w:t xml:space="preserve">Válvulas de la red.</w:t>
+            </w:r>
+          </w:p>
+        </w:tc>
+        <w:tc>
+          <w:tcPr>
+            <w:tcW w:type="dxa" w:w="2340"/>
+            <w:tcBorders>
+              <w:top w:val="single" w:color="C9C9C9" w:sz="4"/>
+              <w:left w:val="single" w:color="C9C9C9" w:sz="4"/>
+              <w:bottom w:val="single" w:color="C9C9C9" w:sz="4"/>
+              <w:right w:val="single" w:color="C9C9C9" w:sz="4"/>
+            </w:tcBorders>
+            <w:tcMar>
+              <w:top w:type="dxa" w:w="70"/>
+              <w:left w:type="dxa" w:w="70"/>
+              <w:bottom w:type="dxa" w:w="60"/>
+              <w:right w:type="dxa" w:w="70"/>
+            </w:tcMar>
+            <w:vAlign w:val="center"/>
+          </w:tcPr>
+          <w:p>
+            <w:pPr>
+              <w:jc w:val="center"/>
+            </w:pPr>
+            <w:r>
+              <w:drawing>
+                <wp:inline distT="0" distB="0" distL="0" distR="0">
+                  <wp:extent cx="1371600" cy="1028700"/>
+                  <wp:effectExtent t="0" r="0" b="0" l="0"/>
+                  <wp:docPr id="1" name="" descr="" title=""/>
+                  <wp:cNvGraphicFramePr>
+                    <a:graphicFrameLocks xmlns:a="http://schemas.openxmlformats.org/drawingml/2006/main" noChangeAspect="1"/>
+                  </wp:cNvGraphicFramePr>
+                  <a:graphic xmlns:a="http://schemas.openxmlformats.org/drawingml/2006/main">
+                    <a:graphicData uri="http://schemas.openxmlformats.org/drawingml/2006/picture">
+                      <pic:pic xmlns:pic="http://schemas.openxmlformats.org/drawingml/2006/picture">
+                        <pic:nvPicPr>
+                          <pic:cNvPr id="0" name="" descr=""/>
+                          <pic:cNvPicPr>
+                            <a:picLocks noChangeAspect="1" noChangeArrowheads="1"/>
+                          </pic:cNvPicPr>
+                        </pic:nvPicPr>
+                        <pic:blipFill>
+                          <a:blip r:embed="rId45" cstate="none"/>
+                          <a:srcRect/>
+                          <a:stretch>
+                            <a:fillRect/>
+                          </a:stretch>
+                        </pic:blipFill>
+                        <pic:spPr bwMode="auto">
+                          <a:xfrm>
+                            <a:off x="0" y="0"/>
+                            <a:ext cx="1371600" cy="1028700"/>
+                          </a:xfrm>
+                          <a:prstGeom prst="rect">
+                            <a:avLst/>
+                          </a:prstGeom>
+                        </pic:spPr>
+                      </pic:pic>
+                    </a:graphicData>
+                  </a:graphic>
+                </wp:inline>
+              </w:drawing>
+            </w:r>
+          </w:p>
+          <w:p>
+            <w:pPr>
+              <w:spacing w:before="40"/>
+              <w:jc w:val="center"/>
+            </w:pPr>
+            <w:r>
+              <w:rPr>
+                <w:rFonts w:ascii="Arial" w:cs="Arial" w:eastAsia="Arial" w:hAnsi="Arial"/>
+                <w:b/>
+                <w:bCs/>
+                <w:color w:val="3B3B3B"/>
+                <w:sz w:val="14"/>
+                <w:szCs w:val="14"/>
+              </w:rPr>
+              <w:t xml:space="preserve">Imagen A12. </w:t>
             </w:r>
             <w:r>
               <w:rPr>
@@ -9985,503 +10547,6 @@
                           </pic:cNvPicPr>
                         </pic:nvPicPr>
                         <pic:blipFill>
-                          <a:blip r:embed="rId41" cstate="none"/>
-                          <a:srcRect/>
-                          <a:stretch>
-                            <a:fillRect/>
-                          </a:stretch>
-                        </pic:blipFill>
-                        <pic:spPr bwMode="auto">
-                          <a:xfrm>
-                            <a:off x="0" y="0"/>
-                            <a:ext cx="1371600" cy="1028700"/>
-                          </a:xfrm>
-                          <a:prstGeom prst="rect">
-                            <a:avLst/>
-                          </a:prstGeom>
-                        </pic:spPr>
-                      </pic:pic>
-                    </a:graphicData>
-                  </a:graphic>
-                </wp:inline>
-              </w:drawing>
-            </w:r>
-          </w:p>
-          <w:p>
-            <w:pPr>
-              <w:spacing w:before="40"/>
-              <w:jc w:val="center"/>
-            </w:pPr>
-            <w:r>
-              <w:rPr>
-                <w:rFonts w:ascii="Arial" w:cs="Arial" w:eastAsia="Arial" w:hAnsi="Arial"/>
-                <w:b/>
-                <w:bCs/>
-                <w:color w:val="3B3B3B"/>
-                <w:sz w:val="14"/>
-                <w:szCs w:val="14"/>
-              </w:rPr>
-              <w:t xml:space="preserve">Imagen 31. </w:t>
-            </w:r>
-            <w:r>
-              <w:rPr>
-                <w:rFonts w:ascii="Arial" w:cs="Arial" w:eastAsia="Arial" w:hAnsi="Arial"/>
-                <w:i/>
-                <w:iCs/>
-                <w:color w:val="6B6B6B"/>
-                <w:sz w:val="14"/>
-                <w:szCs w:val="14"/>
-              </w:rPr>
-              <w:t xml:space="preserve">Gabinete y salida de emergencia.</w:t>
-            </w:r>
-          </w:p>
-        </w:tc>
-        <w:tc>
-          <w:tcPr>
-            <w:tcW w:type="dxa" w:w="2340"/>
-            <w:tcBorders>
-              <w:top w:val="single" w:color="C9C9C9" w:sz="4"/>
-              <w:left w:val="single" w:color="C9C9C9" w:sz="4"/>
-              <w:bottom w:val="single" w:color="C9C9C9" w:sz="4"/>
-              <w:right w:val="single" w:color="C9C9C9" w:sz="4"/>
-            </w:tcBorders>
-            <w:tcMar>
-              <w:top w:type="dxa" w:w="70"/>
-              <w:left w:type="dxa" w:w="70"/>
-              <w:bottom w:type="dxa" w:w="60"/>
-              <w:right w:type="dxa" w:w="70"/>
-            </w:tcMar>
-            <w:vAlign w:val="center"/>
-          </w:tcPr>
-          <w:p>
-            <w:pPr>
-              <w:jc w:val="center"/>
-            </w:pPr>
-            <w:r>
-              <w:drawing>
-                <wp:inline distT="0" distB="0" distL="0" distR="0">
-                  <wp:extent cx="1371600" cy="1028700"/>
-                  <wp:effectExtent t="0" r="0" b="0" l="0"/>
-                  <wp:docPr id="1" name="" descr="" title=""/>
-                  <wp:cNvGraphicFramePr>
-                    <a:graphicFrameLocks xmlns:a="http://schemas.openxmlformats.org/drawingml/2006/main" noChangeAspect="1"/>
-                  </wp:cNvGraphicFramePr>
-                  <a:graphic xmlns:a="http://schemas.openxmlformats.org/drawingml/2006/main">
-                    <a:graphicData uri="http://schemas.openxmlformats.org/drawingml/2006/picture">
-                      <pic:pic xmlns:pic="http://schemas.openxmlformats.org/drawingml/2006/picture">
-                        <pic:nvPicPr>
-                          <pic:cNvPr id="0" name="" descr=""/>
-                          <pic:cNvPicPr>
-                            <a:picLocks noChangeAspect="1" noChangeArrowheads="1"/>
-                          </pic:cNvPicPr>
-                        </pic:nvPicPr>
-                        <pic:blipFill>
-                          <a:blip r:embed="rId42" cstate="none"/>
-                          <a:srcRect/>
-                          <a:stretch>
-                            <a:fillRect/>
-                          </a:stretch>
-                        </pic:blipFill>
-                        <pic:spPr bwMode="auto">
-                          <a:xfrm>
-                            <a:off x="0" y="0"/>
-                            <a:ext cx="1371600" cy="1028700"/>
-                          </a:xfrm>
-                          <a:prstGeom prst="rect">
-                            <a:avLst/>
-                          </a:prstGeom>
-                        </pic:spPr>
-                      </pic:pic>
-                    </a:graphicData>
-                  </a:graphic>
-                </wp:inline>
-              </w:drawing>
-            </w:r>
-          </w:p>
-          <w:p>
-            <w:pPr>
-              <w:spacing w:before="40"/>
-              <w:jc w:val="center"/>
-            </w:pPr>
-            <w:r>
-              <w:rPr>
-                <w:rFonts w:ascii="Arial" w:cs="Arial" w:eastAsia="Arial" w:hAnsi="Arial"/>
-                <w:b/>
-                <w:bCs/>
-                <w:color w:val="3B3B3B"/>
-                <w:sz w:val="14"/>
-                <w:szCs w:val="14"/>
-              </w:rPr>
-              <w:t xml:space="preserve">Imagen 32. </w:t>
-            </w:r>
-            <w:r>
-              <w:rPr>
-                <w:rFonts w:ascii="Arial" w:cs="Arial" w:eastAsia="Arial" w:hAnsi="Arial"/>
-                <w:i/>
-                <w:iCs/>
-                <w:color w:val="6B6B6B"/>
-                <w:sz w:val="14"/>
-                <w:szCs w:val="14"/>
-              </w:rPr>
-              <w:t xml:space="preserve">Montantes y válvulas.</w:t>
-            </w:r>
-          </w:p>
-        </w:tc>
-        <w:tc>
-          <w:tcPr>
-            <w:tcW w:type="dxa" w:w="2340"/>
-            <w:tcBorders>
-              <w:top w:val="single" w:color="C9C9C9" w:sz="4"/>
-              <w:left w:val="single" w:color="C9C9C9" w:sz="4"/>
-              <w:bottom w:val="single" w:color="C9C9C9" w:sz="4"/>
-              <w:right w:val="single" w:color="C9C9C9" w:sz="4"/>
-            </w:tcBorders>
-            <w:tcMar>
-              <w:top w:type="dxa" w:w="70"/>
-              <w:left w:type="dxa" w:w="70"/>
-              <w:bottom w:type="dxa" w:w="60"/>
-              <w:right w:type="dxa" w:w="70"/>
-            </w:tcMar>
-            <w:vAlign w:val="center"/>
-          </w:tcPr>
-          <w:p>
-            <w:pPr>
-              <w:jc w:val="center"/>
-            </w:pPr>
-            <w:r>
-              <w:drawing>
-                <wp:inline distT="0" distB="0" distL="0" distR="0">
-                  <wp:extent cx="1371600" cy="1028700"/>
-                  <wp:effectExtent t="0" r="0" b="0" l="0"/>
-                  <wp:docPr id="1" name="" descr="" title=""/>
-                  <wp:cNvGraphicFramePr>
-                    <a:graphicFrameLocks xmlns:a="http://schemas.openxmlformats.org/drawingml/2006/main" noChangeAspect="1"/>
-                  </wp:cNvGraphicFramePr>
-                  <a:graphic xmlns:a="http://schemas.openxmlformats.org/drawingml/2006/main">
-                    <a:graphicData uri="http://schemas.openxmlformats.org/drawingml/2006/picture">
-                      <pic:pic xmlns:pic="http://schemas.openxmlformats.org/drawingml/2006/picture">
-                        <pic:nvPicPr>
-                          <pic:cNvPr id="0" name="" descr=""/>
-                          <pic:cNvPicPr>
-                            <a:picLocks noChangeAspect="1" noChangeArrowheads="1"/>
-                          </pic:cNvPicPr>
-                        </pic:nvPicPr>
-                        <pic:blipFill>
-                          <a:blip r:embed="rId43" cstate="none"/>
-                          <a:srcRect/>
-                          <a:stretch>
-                            <a:fillRect/>
-                          </a:stretch>
-                        </pic:blipFill>
-                        <pic:spPr bwMode="auto">
-                          <a:xfrm>
-                            <a:off x="0" y="0"/>
-                            <a:ext cx="1371600" cy="1028700"/>
-                          </a:xfrm>
-                          <a:prstGeom prst="rect">
-                            <a:avLst/>
-                          </a:prstGeom>
-                        </pic:spPr>
-                      </pic:pic>
-                    </a:graphicData>
-                  </a:graphic>
-                </wp:inline>
-              </w:drawing>
-            </w:r>
-          </w:p>
-          <w:p>
-            <w:pPr>
-              <w:spacing w:before="40"/>
-              <w:jc w:val="center"/>
-            </w:pPr>
-            <w:r>
-              <w:rPr>
-                <w:rFonts w:ascii="Arial" w:cs="Arial" w:eastAsia="Arial" w:hAnsi="Arial"/>
-                <w:b/>
-                <w:bCs/>
-                <w:color w:val="3B3B3B"/>
-                <w:sz w:val="14"/>
-                <w:szCs w:val="14"/>
-              </w:rPr>
-              <w:t xml:space="preserve">Imagen 33. </w:t>
-            </w:r>
-            <w:r>
-              <w:rPr>
-                <w:rFonts w:ascii="Arial" w:cs="Arial" w:eastAsia="Arial" w:hAnsi="Arial"/>
-                <w:i/>
-                <w:iCs/>
-                <w:color w:val="6B6B6B"/>
-                <w:sz w:val="14"/>
-                <w:szCs w:val="14"/>
-              </w:rPr>
-              <w:t xml:space="preserve">Extintor en corredor.</w:t>
-            </w:r>
-          </w:p>
-        </w:tc>
-        <w:tc>
-          <w:tcPr>
-            <w:tcW w:type="dxa" w:w="2340"/>
-            <w:tcBorders>
-              <w:top w:val="single" w:color="C9C9C9" w:sz="4"/>
-              <w:left w:val="single" w:color="C9C9C9" w:sz="4"/>
-              <w:bottom w:val="single" w:color="C9C9C9" w:sz="4"/>
-              <w:right w:val="single" w:color="C9C9C9" w:sz="4"/>
-            </w:tcBorders>
-            <w:tcMar>
-              <w:top w:type="dxa" w:w="70"/>
-              <w:left w:type="dxa" w:w="70"/>
-              <w:bottom w:type="dxa" w:w="60"/>
-              <w:right w:type="dxa" w:w="70"/>
-            </w:tcMar>
-            <w:vAlign w:val="center"/>
-          </w:tcPr>
-          <w:p>
-            <w:pPr>
-              <w:jc w:val="center"/>
-            </w:pPr>
-            <w:r>
-              <w:drawing>
-                <wp:inline distT="0" distB="0" distL="0" distR="0">
-                  <wp:extent cx="1371600" cy="1028700"/>
-                  <wp:effectExtent t="0" r="0" b="0" l="0"/>
-                  <wp:docPr id="1" name="" descr="" title=""/>
-                  <wp:cNvGraphicFramePr>
-                    <a:graphicFrameLocks xmlns:a="http://schemas.openxmlformats.org/drawingml/2006/main" noChangeAspect="1"/>
-                  </wp:cNvGraphicFramePr>
-                  <a:graphic xmlns:a="http://schemas.openxmlformats.org/drawingml/2006/main">
-                    <a:graphicData uri="http://schemas.openxmlformats.org/drawingml/2006/picture">
-                      <pic:pic xmlns:pic="http://schemas.openxmlformats.org/drawingml/2006/picture">
-                        <pic:nvPicPr>
-                          <pic:cNvPr id="0" name="" descr=""/>
-                          <pic:cNvPicPr>
-                            <a:picLocks noChangeAspect="1" noChangeArrowheads="1"/>
-                          </pic:cNvPicPr>
-                        </pic:nvPicPr>
-                        <pic:blipFill>
-                          <a:blip r:embed="rId44" cstate="none"/>
-                          <a:srcRect/>
-                          <a:stretch>
-                            <a:fillRect/>
-                          </a:stretch>
-                        </pic:blipFill>
-                        <pic:spPr bwMode="auto">
-                          <a:xfrm>
-                            <a:off x="0" y="0"/>
-                            <a:ext cx="1371600" cy="1028700"/>
-                          </a:xfrm>
-                          <a:prstGeom prst="rect">
-                            <a:avLst/>
-                          </a:prstGeom>
-                        </pic:spPr>
-                      </pic:pic>
-                    </a:graphicData>
-                  </a:graphic>
-                </wp:inline>
-              </w:drawing>
-            </w:r>
-          </w:p>
-          <w:p>
-            <w:pPr>
-              <w:spacing w:before="40"/>
-              <w:jc w:val="center"/>
-            </w:pPr>
-            <w:r>
-              <w:rPr>
-                <w:rFonts w:ascii="Arial" w:cs="Arial" w:eastAsia="Arial" w:hAnsi="Arial"/>
-                <w:b/>
-                <w:bCs/>
-                <w:color w:val="3B3B3B"/>
-                <w:sz w:val="14"/>
-                <w:szCs w:val="14"/>
-              </w:rPr>
-              <w:t xml:space="preserve">Imagen 34. </w:t>
-            </w:r>
-            <w:r>
-              <w:rPr>
-                <w:rFonts w:ascii="Arial" w:cs="Arial" w:eastAsia="Arial" w:hAnsi="Arial"/>
-                <w:i/>
-                <w:iCs/>
-                <w:color w:val="6B6B6B"/>
-                <w:sz w:val="14"/>
-                <w:szCs w:val="14"/>
-              </w:rPr>
-              <w:t xml:space="preserve">Extintor en el comedor.</w:t>
-            </w:r>
-          </w:p>
-        </w:tc>
-      </w:tr>
-    </w:tbl>
-    <w:p>
-      <w:pPr>
-        <w:keepNext/>
-        <w:spacing w:after="100" w:before="240"/>
-      </w:pPr>
-      <w:r>
-        <w:rPr>
-          <w:rFonts w:ascii="Arial" w:cs="Arial" w:eastAsia="Arial" w:hAnsi="Arial"/>
-          <w:b/>
-          <w:bCs/>
-          <w:color w:val="7E8410"/>
-          <w:sz w:val="22"/>
-          <w:szCs w:val="22"/>
-        </w:rPr>
-        <w:t xml:space="preserve">Mezanine administrativo</w:t>
-      </w:r>
-    </w:p>
-    <w:tbl>
-      <w:tblPr>
-        <w:tblW w:type="dxa" w:w="9360"/>
-        <w:tblBorders>
-          <w:top w:val="single" w:color="auto" w:sz="4"/>
-          <w:left w:val="single" w:color="auto" w:sz="4"/>
-          <w:bottom w:val="single" w:color="auto" w:sz="4"/>
-          <w:right w:val="single" w:color="auto" w:sz="4"/>
-          <w:insideH w:val="single" w:color="auto" w:sz="4"/>
-          <w:insideV w:val="single" w:color="auto" w:sz="4"/>
-        </w:tblBorders>
-        <w:tblLayout w:type="fixed"/>
-      </w:tblPr>
-      <w:tblGrid>
-        <w:gridCol w:w="2340"/>
-        <w:gridCol w:w="2340"/>
-        <w:gridCol w:w="2340"/>
-        <w:gridCol w:w="2340"/>
-      </w:tblGrid>
-      <w:tr>
-        <w:trPr>
-          <w:cantSplit/>
-        </w:trPr>
-        <w:tc>
-          <w:tcPr>
-            <w:tcW w:type="dxa" w:w="2340"/>
-            <w:tcBorders>
-              <w:top w:val="single" w:color="C9C9C9" w:sz="4"/>
-              <w:left w:val="single" w:color="C9C9C9" w:sz="4"/>
-              <w:bottom w:val="single" w:color="C9C9C9" w:sz="4"/>
-              <w:right w:val="single" w:color="C9C9C9" w:sz="4"/>
-            </w:tcBorders>
-            <w:tcMar>
-              <w:top w:type="dxa" w:w="70"/>
-              <w:left w:type="dxa" w:w="70"/>
-              <w:bottom w:type="dxa" w:w="60"/>
-              <w:right w:type="dxa" w:w="70"/>
-            </w:tcMar>
-            <w:vAlign w:val="center"/>
-          </w:tcPr>
-          <w:p>
-            <w:pPr>
-              <w:jc w:val="center"/>
-            </w:pPr>
-            <w:r>
-              <w:drawing>
-                <wp:inline distT="0" distB="0" distL="0" distR="0">
-                  <wp:extent cx="1371600" cy="1028700"/>
-                  <wp:effectExtent t="0" r="0" b="0" l="0"/>
-                  <wp:docPr id="1" name="" descr="" title=""/>
-                  <wp:cNvGraphicFramePr>
-                    <a:graphicFrameLocks xmlns:a="http://schemas.openxmlformats.org/drawingml/2006/main" noChangeAspect="1"/>
-                  </wp:cNvGraphicFramePr>
-                  <a:graphic xmlns:a="http://schemas.openxmlformats.org/drawingml/2006/main">
-                    <a:graphicData uri="http://schemas.openxmlformats.org/drawingml/2006/picture">
-                      <pic:pic xmlns:pic="http://schemas.openxmlformats.org/drawingml/2006/picture">
-                        <pic:nvPicPr>
-                          <pic:cNvPr id="0" name="" descr=""/>
-                          <pic:cNvPicPr>
-                            <a:picLocks noChangeAspect="1" noChangeArrowheads="1"/>
-                          </pic:cNvPicPr>
-                        </pic:nvPicPr>
-                        <pic:blipFill>
-                          <a:blip r:embed="rId45" cstate="none"/>
-                          <a:srcRect/>
-                          <a:stretch>
-                            <a:fillRect/>
-                          </a:stretch>
-                        </pic:blipFill>
-                        <pic:spPr bwMode="auto">
-                          <a:xfrm>
-                            <a:off x="0" y="0"/>
-                            <a:ext cx="1371600" cy="1028700"/>
-                          </a:xfrm>
-                          <a:prstGeom prst="rect">
-                            <a:avLst/>
-                          </a:prstGeom>
-                        </pic:spPr>
-                      </pic:pic>
-                    </a:graphicData>
-                  </a:graphic>
-                </wp:inline>
-              </w:drawing>
-            </w:r>
-          </w:p>
-          <w:p>
-            <w:pPr>
-              <w:spacing w:before="40"/>
-              <w:jc w:val="center"/>
-            </w:pPr>
-            <w:r>
-              <w:rPr>
-                <w:rFonts w:ascii="Arial" w:cs="Arial" w:eastAsia="Arial" w:hAnsi="Arial"/>
-                <w:b/>
-                <w:bCs/>
-                <w:color w:val="3B3B3B"/>
-                <w:sz w:val="14"/>
-                <w:szCs w:val="14"/>
-              </w:rPr>
-              <w:t xml:space="preserve">Imagen 35. </w:t>
-            </w:r>
-            <w:r>
-              <w:rPr>
-                <w:rFonts w:ascii="Arial" w:cs="Arial" w:eastAsia="Arial" w:hAnsi="Arial"/>
-                <w:i/>
-                <w:iCs/>
-                <w:color w:val="6B6B6B"/>
-                <w:sz w:val="14"/>
-                <w:szCs w:val="14"/>
-              </w:rPr>
-              <w:t xml:space="preserve">Acceso a oficinas.</w:t>
-            </w:r>
-          </w:p>
-        </w:tc>
-        <w:tc>
-          <w:tcPr>
-            <w:tcW w:type="dxa" w:w="2340"/>
-            <w:tcBorders>
-              <w:top w:val="single" w:color="C9C9C9" w:sz="4"/>
-              <w:left w:val="single" w:color="C9C9C9" w:sz="4"/>
-              <w:bottom w:val="single" w:color="C9C9C9" w:sz="4"/>
-              <w:right w:val="single" w:color="C9C9C9" w:sz="4"/>
-            </w:tcBorders>
-            <w:tcMar>
-              <w:top w:type="dxa" w:w="70"/>
-              <w:left w:type="dxa" w:w="70"/>
-              <w:bottom w:type="dxa" w:w="60"/>
-              <w:right w:type="dxa" w:w="70"/>
-            </w:tcMar>
-            <w:vAlign w:val="center"/>
-          </w:tcPr>
-          <w:p>
-            <w:pPr>
-              <w:jc w:val="center"/>
-            </w:pPr>
-            <w:r>
-              <w:drawing>
-                <wp:inline distT="0" distB="0" distL="0" distR="0">
-                  <wp:extent cx="1371600" cy="1028700"/>
-                  <wp:effectExtent t="0" r="0" b="0" l="0"/>
-                  <wp:docPr id="1" name="" descr="" title=""/>
-                  <wp:cNvGraphicFramePr>
-                    <a:graphicFrameLocks xmlns:a="http://schemas.openxmlformats.org/drawingml/2006/main" noChangeAspect="1"/>
-                  </wp:cNvGraphicFramePr>
-                  <a:graphic xmlns:a="http://schemas.openxmlformats.org/drawingml/2006/main">
-                    <a:graphicData uri="http://schemas.openxmlformats.org/drawingml/2006/picture">
-                      <pic:pic xmlns:pic="http://schemas.openxmlformats.org/drawingml/2006/picture">
-                        <pic:nvPicPr>
-                          <pic:cNvPr id="0" name="" descr=""/>
-                          <pic:cNvPicPr>
-                            <a:picLocks noChangeAspect="1" noChangeArrowheads="1"/>
-                          </pic:cNvPicPr>
-                        </pic:nvPicPr>
-                        <pic:blipFill>
                           <a:blip r:embed="rId46" cstate="none"/>
                           <a:srcRect/>
                           <a:stretch>
@@ -10518,7 +10583,7 @@
                 <w:sz w:val="14"/>
                 <w:szCs w:val="14"/>
               </w:rPr>
-              <w:t xml:space="preserve">Imagen 36. </w:t>
+              <w:t xml:space="preserve">Imagen A13. </w:t>
             </w:r>
             <w:r>
               <w:rPr>
@@ -10529,7 +10594,7 @@
                 <w:sz w:val="14"/>
                 <w:szCs w:val="14"/>
               </w:rPr>
-              <w:t xml:space="preserve">Corredor interno.</w:t>
+              <w:t xml:space="preserve">Gabinete y salida de emergencia.</w:t>
             </w:r>
           </w:p>
         </w:tc>
@@ -10609,7 +10674,7 @@
                 <w:sz w:val="14"/>
                 <w:szCs w:val="14"/>
               </w:rPr>
-              <w:t xml:space="preserve">Imagen 37. </w:t>
+              <w:t xml:space="preserve">Imagen A14. </w:t>
             </w:r>
             <w:r>
               <w:rPr>
@@ -10620,7 +10685,7 @@
                 <w:sz w:val="14"/>
                 <w:szCs w:val="14"/>
               </w:rPr>
-              <w:t xml:space="preserve">Sala de capacitación.</w:t>
+              <w:t xml:space="preserve">Montantes y válvulas.</w:t>
             </w:r>
           </w:p>
         </w:tc>
@@ -10700,7 +10765,7 @@
                 <w:sz w:val="14"/>
                 <w:szCs w:val="14"/>
               </w:rPr>
-              <w:t xml:space="preserve">Imagen 38. </w:t>
+              <w:t xml:space="preserve">Imagen A15. </w:t>
             </w:r>
             <w:r>
               <w:rPr>
@@ -10711,7 +10776,98 @@
                 <w:sz w:val="14"/>
                 <w:szCs w:val="14"/>
               </w:rPr>
-              <w:t xml:space="preserve">Señal de extintor.</w:t>
+              <w:t xml:space="preserve">Extintor en corredor.</w:t>
+            </w:r>
+          </w:p>
+        </w:tc>
+        <w:tc>
+          <w:tcPr>
+            <w:tcW w:type="dxa" w:w="2340"/>
+            <w:tcBorders>
+              <w:top w:val="single" w:color="C9C9C9" w:sz="4"/>
+              <w:left w:val="single" w:color="C9C9C9" w:sz="4"/>
+              <w:bottom w:val="single" w:color="C9C9C9" w:sz="4"/>
+              <w:right w:val="single" w:color="C9C9C9" w:sz="4"/>
+            </w:tcBorders>
+            <w:tcMar>
+              <w:top w:type="dxa" w:w="70"/>
+              <w:left w:type="dxa" w:w="70"/>
+              <w:bottom w:type="dxa" w:w="60"/>
+              <w:right w:type="dxa" w:w="70"/>
+            </w:tcMar>
+            <w:vAlign w:val="center"/>
+          </w:tcPr>
+          <w:p>
+            <w:pPr>
+              <w:jc w:val="center"/>
+            </w:pPr>
+            <w:r>
+              <w:drawing>
+                <wp:inline distT="0" distB="0" distL="0" distR="0">
+                  <wp:extent cx="1371600" cy="1028700"/>
+                  <wp:effectExtent t="0" r="0" b="0" l="0"/>
+                  <wp:docPr id="1" name="" descr="" title=""/>
+                  <wp:cNvGraphicFramePr>
+                    <a:graphicFrameLocks xmlns:a="http://schemas.openxmlformats.org/drawingml/2006/main" noChangeAspect="1"/>
+                  </wp:cNvGraphicFramePr>
+                  <a:graphic xmlns:a="http://schemas.openxmlformats.org/drawingml/2006/main">
+                    <a:graphicData uri="http://schemas.openxmlformats.org/drawingml/2006/picture">
+                      <pic:pic xmlns:pic="http://schemas.openxmlformats.org/drawingml/2006/picture">
+                        <pic:nvPicPr>
+                          <pic:cNvPr id="0" name="" descr=""/>
+                          <pic:cNvPicPr>
+                            <a:picLocks noChangeAspect="1" noChangeArrowheads="1"/>
+                          </pic:cNvPicPr>
+                        </pic:nvPicPr>
+                        <pic:blipFill>
+                          <a:blip r:embed="rId49" cstate="none"/>
+                          <a:srcRect/>
+                          <a:stretch>
+                            <a:fillRect/>
+                          </a:stretch>
+                        </pic:blipFill>
+                        <pic:spPr bwMode="auto">
+                          <a:xfrm>
+                            <a:off x="0" y="0"/>
+                            <a:ext cx="1371600" cy="1028700"/>
+                          </a:xfrm>
+                          <a:prstGeom prst="rect">
+                            <a:avLst/>
+                          </a:prstGeom>
+                        </pic:spPr>
+                      </pic:pic>
+                    </a:graphicData>
+                  </a:graphic>
+                </wp:inline>
+              </w:drawing>
+            </w:r>
+          </w:p>
+          <w:p>
+            <w:pPr>
+              <w:spacing w:before="40"/>
+              <w:jc w:val="center"/>
+            </w:pPr>
+            <w:r>
+              <w:rPr>
+                <w:rFonts w:ascii="Arial" w:cs="Arial" w:eastAsia="Arial" w:hAnsi="Arial"/>
+                <w:b/>
+                <w:bCs/>
+                <w:color w:val="3B3B3B"/>
+                <w:sz w:val="14"/>
+                <w:szCs w:val="14"/>
+              </w:rPr>
+              <w:t xml:space="preserve">Imagen A16. </w:t>
+            </w:r>
+            <w:r>
+              <w:rPr>
+                <w:rFonts w:ascii="Arial" w:cs="Arial" w:eastAsia="Arial" w:hAnsi="Arial"/>
+                <w:i/>
+                <w:iCs/>
+                <w:color w:val="6B6B6B"/>
+                <w:sz w:val="14"/>
+                <w:szCs w:val="14"/>
+              </w:rPr>
+              <w:t xml:space="preserve">Extintor en el comedor.</w:t>
             </w:r>
           </w:p>
         </w:tc>
@@ -10797,97 +10953,6 @@
                           </pic:cNvPicPr>
                         </pic:nvPicPr>
                         <pic:blipFill>
-                          <a:blip r:embed="rId49" cstate="none"/>
-                          <a:srcRect/>
-                          <a:stretch>
-                            <a:fillRect/>
-                          </a:stretch>
-                        </pic:blipFill>
-                        <pic:spPr bwMode="auto">
-                          <a:xfrm>
-                            <a:off x="0" y="0"/>
-                            <a:ext cx="1371600" cy="1028700"/>
-                          </a:xfrm>
-                          <a:prstGeom prst="rect">
-                            <a:avLst/>
-                          </a:prstGeom>
-                        </pic:spPr>
-                      </pic:pic>
-                    </a:graphicData>
-                  </a:graphic>
-                </wp:inline>
-              </w:drawing>
-            </w:r>
-          </w:p>
-          <w:p>
-            <w:pPr>
-              <w:spacing w:before="40"/>
-              <w:jc w:val="center"/>
-            </w:pPr>
-            <w:r>
-              <w:rPr>
-                <w:rFonts w:ascii="Arial" w:cs="Arial" w:eastAsia="Arial" w:hAnsi="Arial"/>
-                <w:b/>
-                <w:bCs/>
-                <w:color w:val="3B3B3B"/>
-                <w:sz w:val="14"/>
-                <w:szCs w:val="14"/>
-              </w:rPr>
-              <w:t xml:space="preserve">Imagen 39. </w:t>
-            </w:r>
-            <w:r>
-              <w:rPr>
-                <w:rFonts w:ascii="Arial" w:cs="Arial" w:eastAsia="Arial" w:hAnsi="Arial"/>
-                <w:i/>
-                <w:iCs/>
-                <w:color w:val="6B6B6B"/>
-                <w:sz w:val="14"/>
-                <w:szCs w:val="14"/>
-              </w:rPr>
-              <w:t xml:space="preserve">Rociadores en el mezanine.</w:t>
-            </w:r>
-          </w:p>
-        </w:tc>
-        <w:tc>
-          <w:tcPr>
-            <w:tcW w:type="dxa" w:w="2340"/>
-            <w:tcBorders>
-              <w:top w:val="single" w:color="C9C9C9" w:sz="4"/>
-              <w:left w:val="single" w:color="C9C9C9" w:sz="4"/>
-              <w:bottom w:val="single" w:color="C9C9C9" w:sz="4"/>
-              <w:right w:val="single" w:color="C9C9C9" w:sz="4"/>
-            </w:tcBorders>
-            <w:tcMar>
-              <w:top w:type="dxa" w:w="70"/>
-              <w:left w:type="dxa" w:w="70"/>
-              <w:bottom w:type="dxa" w:w="60"/>
-              <w:right w:type="dxa" w:w="70"/>
-            </w:tcMar>
-            <w:vAlign w:val="center"/>
-          </w:tcPr>
-          <w:p>
-            <w:pPr>
-              <w:jc w:val="center"/>
-            </w:pPr>
-            <w:r>
-              <w:drawing>
-                <wp:inline distT="0" distB="0" distL="0" distR="0">
-                  <wp:extent cx="1371600" cy="1028700"/>
-                  <wp:effectExtent t="0" r="0" b="0" l="0"/>
-                  <wp:docPr id="1" name="" descr="" title=""/>
-                  <wp:cNvGraphicFramePr>
-                    <a:graphicFrameLocks xmlns:a="http://schemas.openxmlformats.org/drawingml/2006/main" noChangeAspect="1"/>
-                  </wp:cNvGraphicFramePr>
-                  <a:graphic xmlns:a="http://schemas.openxmlformats.org/drawingml/2006/main">
-                    <a:graphicData uri="http://schemas.openxmlformats.org/drawingml/2006/picture">
-                      <pic:pic xmlns:pic="http://schemas.openxmlformats.org/drawingml/2006/picture">
-                        <pic:nvPicPr>
-                          <pic:cNvPr id="0" name="" descr=""/>
-                          <pic:cNvPicPr>
-                            <a:picLocks noChangeAspect="1" noChangeArrowheads="1"/>
-                          </pic:cNvPicPr>
-                        </pic:nvPicPr>
-                        <pic:blipFill>
                           <a:blip r:embed="rId50" cstate="none"/>
                           <a:srcRect/>
                           <a:stretch>
@@ -10924,7 +10989,7 @@
                 <w:sz w:val="14"/>
                 <w:szCs w:val="14"/>
               </w:rPr>
-              <w:t xml:space="preserve">Imagen 40. </w:t>
+              <w:t xml:space="preserve">Imagen A17. </w:t>
             </w:r>
             <w:r>
               <w:rPr>
@@ -10935,7 +11000,7 @@
                 <w:sz w:val="14"/>
                 <w:szCs w:val="14"/>
               </w:rPr>
-              <w:t xml:space="preserve">Interior de la cava.</w:t>
+              <w:t xml:space="preserve">Rociadores en el mezanine.</w:t>
             </w:r>
           </w:p>
         </w:tc>
@@ -11015,7 +11080,7 @@
                 <w:sz w:val="14"/>
                 <w:szCs w:val="14"/>
               </w:rPr>
-              <w:t xml:space="preserve">Imagen 41. </w:t>
+              <w:t xml:space="preserve">Imagen A18. </w:t>
             </w:r>
             <w:r>
               <w:rPr>
@@ -11026,7 +11091,7 @@
                 <w:sz w:val="14"/>
                 <w:szCs w:val="14"/>
               </w:rPr>
-              <w:t xml:space="preserve">Acumulación de estibas.</w:t>
+              <w:t xml:space="preserve">Interior de la cava.</w:t>
             </w:r>
           </w:p>
         </w:tc>
@@ -11106,7 +11171,98 @@
                 <w:sz w:val="14"/>
                 <w:szCs w:val="14"/>
               </w:rPr>
-              <w:t xml:space="preserve">Imagen 42. </w:t>
+              <w:t xml:space="preserve">Imagen A19. </w:t>
+            </w:r>
+            <w:r>
+              <w:rPr>
+                <w:rFonts w:ascii="Arial" w:cs="Arial" w:eastAsia="Arial" w:hAnsi="Arial"/>
+                <w:i/>
+                <w:iCs/>
+                <w:color w:val="6B6B6B"/>
+                <w:sz w:val="14"/>
+                <w:szCs w:val="14"/>
+              </w:rPr>
+              <w:t xml:space="preserve">Acumulación de estibas.</w:t>
+            </w:r>
+          </w:p>
+        </w:tc>
+        <w:tc>
+          <w:tcPr>
+            <w:tcW w:type="dxa" w:w="2340"/>
+            <w:tcBorders>
+              <w:top w:val="single" w:color="C9C9C9" w:sz="4"/>
+              <w:left w:val="single" w:color="C9C9C9" w:sz="4"/>
+              <w:bottom w:val="single" w:color="C9C9C9" w:sz="4"/>
+              <w:right w:val="single" w:color="C9C9C9" w:sz="4"/>
+            </w:tcBorders>
+            <w:tcMar>
+              <w:top w:type="dxa" w:w="70"/>
+              <w:left w:type="dxa" w:w="70"/>
+              <w:bottom w:type="dxa" w:w="60"/>
+              <w:right w:type="dxa" w:w="70"/>
+            </w:tcMar>
+            <w:vAlign w:val="center"/>
+          </w:tcPr>
+          <w:p>
+            <w:pPr>
+              <w:jc w:val="center"/>
+            </w:pPr>
+            <w:r>
+              <w:drawing>
+                <wp:inline distT="0" distB="0" distL="0" distR="0">
+                  <wp:extent cx="1371600" cy="1028700"/>
+                  <wp:effectExtent t="0" r="0" b="0" l="0"/>
+                  <wp:docPr id="1" name="" descr="" title=""/>
+                  <wp:cNvGraphicFramePr>
+                    <a:graphicFrameLocks xmlns:a="http://schemas.openxmlformats.org/drawingml/2006/main" noChangeAspect="1"/>
+                  </wp:cNvGraphicFramePr>
+                  <a:graphic xmlns:a="http://schemas.openxmlformats.org/drawingml/2006/main">
+                    <a:graphicData uri="http://schemas.openxmlformats.org/drawingml/2006/picture">
+                      <pic:pic xmlns:pic="http://schemas.openxmlformats.org/drawingml/2006/picture">
+                        <pic:nvPicPr>
+                          <pic:cNvPr id="0" name="" descr=""/>
+                          <pic:cNvPicPr>
+                            <a:picLocks noChangeAspect="1" noChangeArrowheads="1"/>
+                          </pic:cNvPicPr>
+                        </pic:nvPicPr>
+                        <pic:blipFill>
+                          <a:blip r:embed="rId53" cstate="none"/>
+                          <a:srcRect/>
+                          <a:stretch>
+                            <a:fillRect/>
+                          </a:stretch>
+                        </pic:blipFill>
+                        <pic:spPr bwMode="auto">
+                          <a:xfrm>
+                            <a:off x="0" y="0"/>
+                            <a:ext cx="1371600" cy="1028700"/>
+                          </a:xfrm>
+                          <a:prstGeom prst="rect">
+                            <a:avLst/>
+                          </a:prstGeom>
+                        </pic:spPr>
+                      </pic:pic>
+                    </a:graphicData>
+                  </a:graphic>
+                </wp:inline>
+              </w:drawing>
+            </w:r>
+          </w:p>
+          <w:p>
+            <w:pPr>
+              <w:spacing w:before="40"/>
+              <w:jc w:val="center"/>
+            </w:pPr>
+            <w:r>
+              <w:rPr>
+                <w:rFonts w:ascii="Arial" w:cs="Arial" w:eastAsia="Arial" w:hAnsi="Arial"/>
+                <w:b/>
+                <w:bCs/>
+                <w:color w:val="3B3B3B"/>
+                <w:sz w:val="14"/>
+                <w:szCs w:val="14"/>
+              </w:rPr>
+              <w:t xml:space="preserve">Imagen A20. </w:t>
             </w:r>
             <w:r>
               <w:rPr>

--- a/Evaluacion_Riesgos_Incendio_CEDI_D1_Lebrija.docx
+++ b/Evaluacion_Riesgos_Incendio_CEDI_D1_Lebrija.docx
@@ -2734,7 +2734,7 @@
                 <w:sz w:val="18"/>
                 <w:szCs w:val="18"/>
               </w:rPr>
-              <w:t xml:space="preserve">La bodega no tiene cielo raso. Solo las oficinas y el comedor del mezanine lo tienen (ver Imagen A1 del anexo), una parte pequeña del edificio. Se toma sin falsos techos.</w:t>
+              <w:t xml:space="preserve">La bodega no tiene cielo raso. Solo las oficinas y el comedor del mezanine lo tienen, una parte pequeña del edificio. Se toma sin falsos techos.</w:t>
             </w:r>
           </w:p>
         </w:tc>
@@ -2749,9 +2749,9 @@
             </w:tcBorders>
             <w:tcMar>
               <w:top w:type="dxa" w:w="70"/>
-              <w:left w:type="dxa" w:w="70"/>
+              <w:left w:type="dxa" w:w="60"/>
               <w:bottom w:type="dxa" w:w="60"/>
-              <w:right w:type="dxa" w:w="70"/>
+              <w:right w:type="dxa" w:w="60"/>
             </w:tcMar>
             <w:vAlign w:val="center"/>
           </w:tcPr>
@@ -2762,7 +2762,7 @@
             <w:r>
               <w:drawing>
                 <wp:inline distT="0" distB="0" distL="0" distR="0">
-                  <wp:extent cx="1600200" cy="1200150"/>
+                  <wp:extent cx="781050" cy="590550"/>
                   <wp:effectExtent t="0" r="0" b="0" l="0"/>
                   <wp:docPr id="1" name="" descr="" title=""/>
                   <wp:cNvGraphicFramePr>
@@ -2787,7 +2787,7 @@
                         <pic:spPr bwMode="auto">
                           <a:xfrm>
                             <a:off x="0" y="0"/>
-                            <a:ext cx="1600200" cy="1200150"/>
+                            <a:ext cx="781050" cy="590550"/>
                           </a:xfrm>
                           <a:prstGeom prst="rect">
                             <a:avLst/>
@@ -2799,211 +2799,13 @@
                 </wp:inline>
               </w:drawing>
             </w:r>
-          </w:p>
-          <w:p>
-            <w:pPr>
-              <w:spacing w:before="40"/>
-              <w:jc w:val="center"/>
-            </w:pPr>
-            <w:r>
-              <w:rPr>
-                <w:rFonts w:ascii="Arial" w:cs="Arial" w:eastAsia="Arial" w:hAnsi="Arial"/>
-                <w:b/>
-                <w:bCs/>
-                <w:color w:val="3B3B3B"/>
-                <w:sz w:val="14"/>
-                <w:szCs w:val="14"/>
-              </w:rPr>
-              <w:t xml:space="preserve">Imagen 4. </w:t>
-            </w:r>
-            <w:r>
-              <w:rPr>
-                <w:rFonts w:ascii="Arial" w:cs="Arial" w:eastAsia="Arial" w:hAnsi="Arial"/>
-                <w:i/>
-                <w:iCs/>
-                <w:color w:val="6B6B6B"/>
-                <w:sz w:val="14"/>
-                <w:szCs w:val="14"/>
-              </w:rPr>
-              <w:t xml:space="preserve">Cubierta de la bodega a la vista.</w:t>
-            </w:r>
-          </w:p>
-        </w:tc>
-      </w:tr>
-      <w:tr>
-        <w:trPr>
-          <w:cantSplit/>
-        </w:trPr>
-        <w:tc>
-          <w:tcPr>
-            <w:tcW w:type="dxa" w:w="9360"/>
-            <w:gridSpan w:val="4"/>
-            <w:tcBorders>
-              <w:top w:val="single" w:color="C9C9C9" w:sz="4"/>
-              <w:left w:val="single" w:color="C9C9C9" w:sz="4"/>
-              <w:bottom w:val="single" w:color="C9C9C9" w:sz="4"/>
-              <w:right w:val="single" w:color="C9C9C9" w:sz="4"/>
-            </w:tcBorders>
-            <w:shd w:fill="CAD225" w:color="auto" w:val="clear"/>
-            <w:tcMar>
-              <w:top w:type="dxa" w:w="100"/>
-              <w:left w:type="dxa" w:w="120"/>
-              <w:bottom w:type="dxa" w:w="100"/>
-              <w:right w:type="dxa" w:w="120"/>
-            </w:tcMar>
-            <w:vAlign w:val="center"/>
-          </w:tcPr>
-          <w:p>
-            <w:pPr>
-              <w:spacing w:line="264"/>
-              <w:jc w:val="left"/>
-            </w:pPr>
-            <w:r>
-              <w:rPr>
-                <w:rFonts w:ascii="Arial" w:cs="Arial" w:eastAsia="Arial" w:hAnsi="Arial"/>
-                <w:b/>
-                <w:bCs/>
-                <w:color w:val="3B3B3B"/>
-                <w:sz w:val="17"/>
-                <w:szCs w:val="17"/>
-              </w:rPr>
-              <w:t xml:space="preserve">1.2  FACTORES DE SITUACIÓN</w:t>
-            </w:r>
-          </w:p>
-        </w:tc>
-      </w:tr>
-      <w:tr>
-        <w:trPr>
-          <w:cantSplit/>
-        </w:trPr>
-        <w:tc>
-          <w:tcPr>
-            <w:tcW w:type="dxa" w:w="2000"/>
-            <w:tcBorders>
-              <w:top w:val="single" w:color="C9C9C9" w:sz="4"/>
-              <w:left w:val="single" w:color="C9C9C9" w:sz="4"/>
-              <w:bottom w:val="single" w:color="C9C9C9" w:sz="4"/>
-              <w:right w:val="single" w:color="C9C9C9" w:sz="4"/>
-            </w:tcBorders>
-            <w:tcMar>
-              <w:top w:type="dxa" w:w="100"/>
-              <w:left w:type="dxa" w:w="120"/>
-              <w:bottom w:type="dxa" w:w="100"/>
-              <w:right w:type="dxa" w:w="120"/>
-            </w:tcMar>
-            <w:vAlign w:val="center"/>
-          </w:tcPr>
-          <w:p>
-            <w:pPr>
-              <w:spacing w:line="264"/>
-              <w:jc w:val="left"/>
-            </w:pPr>
-            <w:r>
-              <w:rPr>
-                <w:rFonts w:ascii="Arial" w:cs="Arial" w:eastAsia="Arial" w:hAnsi="Arial"/>
-                <w:b/>
-                <w:bCs/>
-                <w:color w:val="3B3B3B"/>
-                <w:sz w:val="18"/>
-                <w:szCs w:val="18"/>
-              </w:rPr>
-              <w:t xml:space="preserve">1.2.1 Distancia de los bomberos</w:t>
-            </w:r>
-          </w:p>
-        </w:tc>
-        <w:tc>
-          <w:tcPr>
-            <w:tcW w:type="dxa" w:w="1050"/>
-            <w:tcBorders>
-              <w:top w:val="single" w:color="C9C9C9" w:sz="4"/>
-              <w:left w:val="single" w:color="C9C9C9" w:sz="4"/>
-              <w:bottom w:val="single" w:color="C9C9C9" w:sz="4"/>
-              <w:right w:val="single" w:color="C9C9C9" w:sz="4"/>
-            </w:tcBorders>
-            <w:shd w:fill="F4F7D3" w:color="auto" w:val="clear"/>
-            <w:tcMar>
-              <w:top w:type="dxa" w:w="100"/>
-              <w:left w:type="dxa" w:w="120"/>
-              <w:bottom w:type="dxa" w:w="100"/>
-              <w:right w:type="dxa" w:w="120"/>
-            </w:tcMar>
-            <w:vAlign w:val="center"/>
-          </w:tcPr>
-          <w:p>
-            <w:pPr>
-              <w:jc w:val="center"/>
-            </w:pPr>
-            <w:r>
-              <w:rPr>
-                <w:rFonts w:ascii="Arial" w:cs="Arial" w:eastAsia="Arial" w:hAnsi="Arial"/>
-                <w:b/>
-                <w:bCs/>
-                <w:color w:val="3B3B3B"/>
-                <w:sz w:val="32"/>
-                <w:szCs w:val="32"/>
-              </w:rPr>
-              <w:t xml:space="preserve">10</w:t>
-            </w:r>
-          </w:p>
-        </w:tc>
-        <w:tc>
-          <w:tcPr>
-            <w:tcW w:type="dxa" w:w="3610"/>
-            <w:tcBorders>
-              <w:top w:val="single" w:color="C9C9C9" w:sz="4"/>
-              <w:left w:val="single" w:color="C9C9C9" w:sz="4"/>
-              <w:bottom w:val="single" w:color="C9C9C9" w:sz="4"/>
-              <w:right w:val="single" w:color="C9C9C9" w:sz="4"/>
-            </w:tcBorders>
-            <w:tcMar>
-              <w:top w:type="dxa" w:w="100"/>
-              <w:left w:type="dxa" w:w="120"/>
-              <w:bottom w:type="dxa" w:w="100"/>
-              <w:right w:type="dxa" w:w="120"/>
-            </w:tcMar>
-            <w:vAlign w:val="center"/>
-          </w:tcPr>
-          <w:p>
-            <w:pPr>
-              <w:spacing w:line="264"/>
-              <w:jc w:val="left"/>
-            </w:pPr>
-            <w:r>
-              <w:rPr>
-                <w:rFonts w:ascii="Arial" w:cs="Arial" w:eastAsia="Arial" w:hAnsi="Arial"/>
-                <w:color w:val="3B3B3B"/>
-                <w:sz w:val="18"/>
-                <w:szCs w:val="18"/>
-              </w:rPr>
-              <w:t xml:space="preserve">Ruta en Google Maps desde la Estación de Bomberos de Lebrija: 3,4 km y 5 min. Menos de 5 km.</w:t>
-            </w:r>
-          </w:p>
-        </w:tc>
-        <w:tc>
-          <w:tcPr>
-            <w:tcW w:type="dxa" w:w="2700"/>
-            <w:tcBorders>
-              <w:top w:val="single" w:color="C9C9C9" w:sz="4"/>
-              <w:left w:val="single" w:color="C9C9C9" w:sz="4"/>
-              <w:bottom w:val="single" w:color="C9C9C9" w:sz="4"/>
-              <w:right w:val="single" w:color="C9C9C9" w:sz="4"/>
-            </w:tcBorders>
-            <w:tcMar>
-              <w:top w:type="dxa" w:w="70"/>
-              <w:left w:type="dxa" w:w="70"/>
-              <w:bottom w:type="dxa" w:w="60"/>
-              <w:right w:type="dxa" w:w="70"/>
-            </w:tcMar>
-            <w:vAlign w:val="center"/>
-          </w:tcPr>
-          <w:p>
-            <w:pPr>
-              <w:jc w:val="center"/>
-            </w:pPr>
+            <w:r>
+              <w:t xml:space="preserve"> </w:t>
+            </w:r>
             <w:r>
               <w:drawing>
                 <wp:inline distT="0" distB="0" distL="0" distR="0">
-                  <wp:extent cx="1600200" cy="819150"/>
+                  <wp:extent cx="781050" cy="590550"/>
                   <wp:effectExtent t="0" r="0" b="0" l="0"/>
                   <wp:docPr id="1" name="" descr="" title=""/>
                   <wp:cNvGraphicFramePr>
@@ -3028,7 +2830,7 @@
                         <pic:spPr bwMode="auto">
                           <a:xfrm>
                             <a:off x="0" y="0"/>
-                            <a:ext cx="1600200" cy="819150"/>
+                            <a:ext cx="781050" cy="590550"/>
                           </a:xfrm>
                           <a:prstGeom prst="rect">
                             <a:avLst/>
@@ -3055,7 +2857,7 @@
                 <w:sz w:val="14"/>
                 <w:szCs w:val="14"/>
               </w:rPr>
-              <w:t xml:space="preserve">Imagen 5. </w:t>
+              <w:t xml:space="preserve">Imagen 4. </w:t>
             </w:r>
             <w:r>
               <w:rPr>
@@ -3066,7 +2868,49 @@
                 <w:sz w:val="14"/>
                 <w:szCs w:val="14"/>
               </w:rPr>
-              <w:t xml:space="preserve">Ruta desde la estación de bomberos.</w:t>
+              <w:t xml:space="preserve">Bodega: cubierta a la vista.</w:t>
+            </w:r>
+          </w:p>
+          <w:p>
+            <w:pPr>
+              <w:spacing w:before="0"/>
+              <w:jc w:val="center"/>
+            </w:pPr>
+            <w:r>
+              <w:rPr>
+                <w:rFonts w:ascii="Arial" w:cs="Arial" w:eastAsia="Arial" w:hAnsi="Arial"/>
+                <w:b/>
+                <w:bCs/>
+                <w:color w:val="3B3B3B"/>
+                <w:sz w:val="14"/>
+                <w:szCs w:val="14"/>
+              </w:rPr>
+              <w:t xml:space="preserve">Imagen 5. </w:t>
+            </w:r>
+            <w:r>
+              <w:rPr>
+                <w:rFonts w:ascii="Arial" w:cs="Arial" w:eastAsia="Arial" w:hAnsi="Arial"/>
+                <w:i/>
+                <w:iCs/>
+                <w:color w:val="6B6B6B"/>
+                <w:sz w:val="14"/>
+                <w:szCs w:val="14"/>
+              </w:rPr>
+              <w:t xml:space="preserve">Comedor: cielo raso.</w:t>
+            </w:r>
+          </w:p>
+          <w:p>
+            <w:pPr>
+              <w:jc w:val="center"/>
+            </w:pPr>
+            <w:r>
+              <w:rPr>
+                <w:rFonts w:ascii="Arial" w:cs="Arial" w:eastAsia="Arial" w:hAnsi="Arial"/>
+                <w:color w:val="7E8410"/>
+                <w:sz w:val="13"/>
+                <w:szCs w:val="13"/>
+              </w:rPr>
+              <w:t xml:space="preserve">(ampliadas en el anexo)</w:t>
             </w:r>
           </w:p>
         </w:tc>
@@ -3077,13 +2921,15 @@
         </w:trPr>
         <w:tc>
           <w:tcPr>
-            <w:tcW w:type="dxa" w:w="2000"/>
-            <w:tcBorders>
-              <w:top w:val="single" w:color="C9C9C9" w:sz="4"/>
-              <w:left w:val="single" w:color="C9C9C9" w:sz="4"/>
-              <w:bottom w:val="single" w:color="C9C9C9" w:sz="4"/>
-              <w:right w:val="single" w:color="C9C9C9" w:sz="4"/>
-            </w:tcBorders>
+            <w:tcW w:type="dxa" w:w="9360"/>
+            <w:gridSpan w:val="4"/>
+            <w:tcBorders>
+              <w:top w:val="single" w:color="C9C9C9" w:sz="4"/>
+              <w:left w:val="single" w:color="C9C9C9" w:sz="4"/>
+              <w:bottom w:val="single" w:color="C9C9C9" w:sz="4"/>
+              <w:right w:val="single" w:color="C9C9C9" w:sz="4"/>
+            </w:tcBorders>
+            <w:shd w:fill="CAD225" w:color="auto" w:val="clear"/>
             <w:tcMar>
               <w:top w:type="dxa" w:w="100"/>
               <w:left w:type="dxa" w:w="120"/>
@@ -3103,10 +2949,50 @@
                 <w:b/>
                 <w:bCs/>
                 <w:color w:val="3B3B3B"/>
+                <w:sz w:val="17"/>
+                <w:szCs w:val="17"/>
+              </w:rPr>
+              <w:t xml:space="preserve">1.2  FACTORES DE SITUACIÓN</w:t>
+            </w:r>
+          </w:p>
+        </w:tc>
+      </w:tr>
+      <w:tr>
+        <w:trPr>
+          <w:cantSplit/>
+        </w:trPr>
+        <w:tc>
+          <w:tcPr>
+            <w:tcW w:type="dxa" w:w="2000"/>
+            <w:tcBorders>
+              <w:top w:val="single" w:color="C9C9C9" w:sz="4"/>
+              <w:left w:val="single" w:color="C9C9C9" w:sz="4"/>
+              <w:bottom w:val="single" w:color="C9C9C9" w:sz="4"/>
+              <w:right w:val="single" w:color="C9C9C9" w:sz="4"/>
+            </w:tcBorders>
+            <w:tcMar>
+              <w:top w:type="dxa" w:w="100"/>
+              <w:left w:type="dxa" w:w="120"/>
+              <w:bottom w:type="dxa" w:w="100"/>
+              <w:right w:type="dxa" w:w="120"/>
+            </w:tcMar>
+            <w:vAlign w:val="center"/>
+          </w:tcPr>
+          <w:p>
+            <w:pPr>
+              <w:spacing w:line="264"/>
+              <w:jc w:val="left"/>
+            </w:pPr>
+            <w:r>
+              <w:rPr>
+                <w:rFonts w:ascii="Arial" w:cs="Arial" w:eastAsia="Arial" w:hAnsi="Arial"/>
+                <w:b/>
+                <w:bCs/>
+                <w:color w:val="3B3B3B"/>
                 <w:sz w:val="18"/>
                 <w:szCs w:val="18"/>
               </w:rPr>
-              <w:t xml:space="preserve">1.2.2 Accesibilidad del edificio</w:t>
+              <w:t xml:space="preserve">1.2.1 Distancia de los bomberos</w:t>
             </w:r>
           </w:p>
         </w:tc>
@@ -3141,7 +3027,7 @@
                 <w:sz w:val="32"/>
                 <w:szCs w:val="32"/>
               </w:rPr>
-              <w:t xml:space="preserve">5</w:t>
+              <w:t xml:space="preserve">10</w:t>
             </w:r>
           </w:p>
         </w:tc>
@@ -3174,7 +3060,7 @@
                 <w:sz w:val="18"/>
                 <w:szCs w:val="18"/>
               </w:rPr>
-              <w:t xml:space="preserve">Acceso pavimentado de más de 4 m, apto para tractomulas, y vía perimetral alrededor de la nave. Accesibilidad buena.</w:t>
+              <w:t xml:space="preserve">Ruta en Google Maps desde la Estación de Bomberos de Lebrija: 3,4 km y 5 min. Menos de 5 km.</w:t>
             </w:r>
           </w:p>
         </w:tc>
@@ -3202,7 +3088,7 @@
             <w:r>
               <w:drawing>
                 <wp:inline distT="0" distB="0" distL="0" distR="0">
-                  <wp:extent cx="1600200" cy="1200150"/>
+                  <wp:extent cx="1600200" cy="819150"/>
                   <wp:effectExtent t="0" r="0" b="0" l="0"/>
                   <wp:docPr id="1" name="" descr="" title=""/>
                   <wp:cNvGraphicFramePr>
@@ -3227,7 +3113,7 @@
                         <pic:spPr bwMode="auto">
                           <a:xfrm>
                             <a:off x="0" y="0"/>
-                            <a:ext cx="1600200" cy="1200150"/>
+                            <a:ext cx="1600200" cy="819150"/>
                           </a:xfrm>
                           <a:prstGeom prst="rect">
                             <a:avLst/>
@@ -3265,7 +3151,7 @@
                 <w:sz w:val="14"/>
                 <w:szCs w:val="14"/>
               </w:rPr>
-              <w:t xml:space="preserve">Portería de ingreso.</w:t>
+              <w:t xml:space="preserve">Ruta desde la estación de bomberos.</w:t>
             </w:r>
           </w:p>
         </w:tc>
@@ -3276,15 +3162,13 @@
         </w:trPr>
         <w:tc>
           <w:tcPr>
-            <w:tcW w:type="dxa" w:w="9360"/>
-            <w:gridSpan w:val="4"/>
-            <w:tcBorders>
-              <w:top w:val="single" w:color="C9C9C9" w:sz="4"/>
-              <w:left w:val="single" w:color="C9C9C9" w:sz="4"/>
-              <w:bottom w:val="single" w:color="C9C9C9" w:sz="4"/>
-              <w:right w:val="single" w:color="C9C9C9" w:sz="4"/>
-            </w:tcBorders>
-            <w:shd w:fill="CAD225" w:color="auto" w:val="clear"/>
+            <w:tcW w:type="dxa" w:w="2000"/>
+            <w:tcBorders>
+              <w:top w:val="single" w:color="C9C9C9" w:sz="4"/>
+              <w:left w:val="single" w:color="C9C9C9" w:sz="4"/>
+              <w:bottom w:val="single" w:color="C9C9C9" w:sz="4"/>
+              <w:right w:val="single" w:color="C9C9C9" w:sz="4"/>
+            </w:tcBorders>
             <w:tcMar>
               <w:top w:type="dxa" w:w="100"/>
               <w:left w:type="dxa" w:w="120"/>
@@ -3304,21 +3188,51 @@
                 <w:b/>
                 <w:bCs/>
                 <w:color w:val="3B3B3B"/>
-                <w:sz w:val="17"/>
-                <w:szCs w:val="17"/>
-              </w:rPr>
-              <w:t xml:space="preserve">1.3  PROCESOS</w:t>
-            </w:r>
-          </w:p>
-        </w:tc>
-      </w:tr>
-      <w:tr>
-        <w:trPr>
-          <w:cantSplit/>
-        </w:trPr>
-        <w:tc>
-          <w:tcPr>
-            <w:tcW w:type="dxa" w:w="2000"/>
+                <w:sz w:val="18"/>
+                <w:szCs w:val="18"/>
+              </w:rPr>
+              <w:t xml:space="preserve">1.2.2 Accesibilidad del edificio</w:t>
+            </w:r>
+          </w:p>
+        </w:tc>
+        <w:tc>
+          <w:tcPr>
+            <w:tcW w:type="dxa" w:w="1050"/>
+            <w:tcBorders>
+              <w:top w:val="single" w:color="C9C9C9" w:sz="4"/>
+              <w:left w:val="single" w:color="C9C9C9" w:sz="4"/>
+              <w:bottom w:val="single" w:color="C9C9C9" w:sz="4"/>
+              <w:right w:val="single" w:color="C9C9C9" w:sz="4"/>
+            </w:tcBorders>
+            <w:shd w:fill="F4F7D3" w:color="auto" w:val="clear"/>
+            <w:tcMar>
+              <w:top w:type="dxa" w:w="100"/>
+              <w:left w:type="dxa" w:w="120"/>
+              <w:bottom w:type="dxa" w:w="100"/>
+              <w:right w:type="dxa" w:w="120"/>
+            </w:tcMar>
+            <w:vAlign w:val="center"/>
+          </w:tcPr>
+          <w:p>
+            <w:pPr>
+              <w:jc w:val="center"/>
+            </w:pPr>
+            <w:r>
+              <w:rPr>
+                <w:rFonts w:ascii="Arial" w:cs="Arial" w:eastAsia="Arial" w:hAnsi="Arial"/>
+                <w:b/>
+                <w:bCs/>
+                <w:color w:val="3B3B3B"/>
+                <w:sz w:val="32"/>
+                <w:szCs w:val="32"/>
+              </w:rPr>
+              <w:t xml:space="preserve">5</w:t>
+            </w:r>
+          </w:p>
+        </w:tc>
+        <w:tc>
+          <w:tcPr>
+            <w:tcW w:type="dxa" w:w="3610"/>
             <w:tcBorders>
               <w:top w:val="single" w:color="C9C9C9" w:sz="4"/>
               <w:left w:val="single" w:color="C9C9C9" w:sz="4"/>
@@ -3341,81 +3255,11 @@
             <w:r>
               <w:rPr>
                 <w:rFonts w:ascii="Arial" w:cs="Arial" w:eastAsia="Arial" w:hAnsi="Arial"/>
-                <w:b/>
-                <w:bCs/>
                 <w:color w:val="3B3B3B"/>
                 <w:sz w:val="18"/>
                 <w:szCs w:val="18"/>
               </w:rPr>
-              <w:t xml:space="preserve">1.3.1 Peligro de activación</w:t>
-            </w:r>
-          </w:p>
-        </w:tc>
-        <w:tc>
-          <w:tcPr>
-            <w:tcW w:type="dxa" w:w="1050"/>
-            <w:tcBorders>
-              <w:top w:val="single" w:color="C9C9C9" w:sz="4"/>
-              <w:left w:val="single" w:color="C9C9C9" w:sz="4"/>
-              <w:bottom w:val="single" w:color="C9C9C9" w:sz="4"/>
-              <w:right w:val="single" w:color="C9C9C9" w:sz="4"/>
-            </w:tcBorders>
-            <w:shd w:fill="F4F7D3" w:color="auto" w:val="clear"/>
-            <w:tcMar>
-              <w:top w:type="dxa" w:w="100"/>
-              <w:left w:type="dxa" w:w="120"/>
-              <w:bottom w:type="dxa" w:w="100"/>
-              <w:right w:type="dxa" w:w="120"/>
-            </w:tcMar>
-            <w:vAlign w:val="center"/>
-          </w:tcPr>
-          <w:p>
-            <w:pPr>
-              <w:jc w:val="center"/>
-            </w:pPr>
-            <w:r>
-              <w:rPr>
-                <w:rFonts w:ascii="Arial" w:cs="Arial" w:eastAsia="Arial" w:hAnsi="Arial"/>
-                <w:b/>
-                <w:bCs/>
-                <w:color w:val="3B3B3B"/>
-                <w:sz w:val="32"/>
-                <w:szCs w:val="32"/>
-              </w:rPr>
-              <w:t xml:space="preserve">5</w:t>
-            </w:r>
-          </w:p>
-        </w:tc>
-        <w:tc>
-          <w:tcPr>
-            <w:tcW w:type="dxa" w:w="3610"/>
-            <w:tcBorders>
-              <w:top w:val="single" w:color="C9C9C9" w:sz="4"/>
-              <w:left w:val="single" w:color="C9C9C9" w:sz="4"/>
-              <w:bottom w:val="single" w:color="C9C9C9" w:sz="4"/>
-              <w:right w:val="single" w:color="C9C9C9" w:sz="4"/>
-            </w:tcBorders>
-            <w:tcMar>
-              <w:top w:type="dxa" w:w="100"/>
-              <w:left w:type="dxa" w:w="120"/>
-              <w:bottom w:type="dxa" w:w="100"/>
-              <w:right w:type="dxa" w:w="120"/>
-            </w:tcMar>
-            <w:vAlign w:val="center"/>
-          </w:tcPr>
-          <w:p>
-            <w:pPr>
-              <w:spacing w:line="264"/>
-              <w:jc w:val="left"/>
-            </w:pPr>
-            <w:r>
-              <w:rPr>
-                <w:rFonts w:ascii="Arial" w:cs="Arial" w:eastAsia="Arial" w:hAnsi="Arial"/>
-                <w:color w:val="3B3B3B"/>
-                <w:sz w:val="18"/>
-                <w:szCs w:val="18"/>
-              </w:rPr>
-              <w:t xml:space="preserve">Sin llama abierta. Fuentes de ignición: carga de baterías de montacargas en la bodega y equipos eléctricos de la cocina del comedor, con cableado expuesto (ver Imagen A2 del anexo). Peligro medio.</w:t>
+              <w:t xml:space="preserve">Acceso pavimentado de más de 4 m, apto para tractomulas, y vía perimetral alrededor de la nave. Accesibilidad buena.</w:t>
             </w:r>
           </w:p>
         </w:tc>
@@ -3506,7 +3350,7 @@
                 <w:sz w:val="14"/>
                 <w:szCs w:val="14"/>
               </w:rPr>
-              <w:t xml:space="preserve">Carga de montacargas.</w:t>
+              <w:t xml:space="preserve">Portería de ingreso.</w:t>
             </w:r>
           </w:p>
         </w:tc>
@@ -3517,13 +3361,15 @@
         </w:trPr>
         <w:tc>
           <w:tcPr>
-            <w:tcW w:type="dxa" w:w="2000"/>
-            <w:tcBorders>
-              <w:top w:val="single" w:color="C9C9C9" w:sz="4"/>
-              <w:left w:val="single" w:color="C9C9C9" w:sz="4"/>
-              <w:bottom w:val="single" w:color="C9C9C9" w:sz="4"/>
-              <w:right w:val="single" w:color="C9C9C9" w:sz="4"/>
-            </w:tcBorders>
+            <w:tcW w:type="dxa" w:w="9360"/>
+            <w:gridSpan w:val="4"/>
+            <w:tcBorders>
+              <w:top w:val="single" w:color="C9C9C9" w:sz="4"/>
+              <w:left w:val="single" w:color="C9C9C9" w:sz="4"/>
+              <w:bottom w:val="single" w:color="C9C9C9" w:sz="4"/>
+              <w:right w:val="single" w:color="C9C9C9" w:sz="4"/>
+            </w:tcBorders>
+            <w:shd w:fill="CAD225" w:color="auto" w:val="clear"/>
             <w:tcMar>
               <w:top w:type="dxa" w:w="100"/>
               <w:left w:type="dxa" w:w="120"/>
@@ -3543,10 +3389,50 @@
                 <w:b/>
                 <w:bCs/>
                 <w:color w:val="3B3B3B"/>
+                <w:sz w:val="17"/>
+                <w:szCs w:val="17"/>
+              </w:rPr>
+              <w:t xml:space="preserve">1.3  PROCESOS</w:t>
+            </w:r>
+          </w:p>
+        </w:tc>
+      </w:tr>
+      <w:tr>
+        <w:trPr>
+          <w:cantSplit/>
+        </w:trPr>
+        <w:tc>
+          <w:tcPr>
+            <w:tcW w:type="dxa" w:w="2000"/>
+            <w:tcBorders>
+              <w:top w:val="single" w:color="C9C9C9" w:sz="4"/>
+              <w:left w:val="single" w:color="C9C9C9" w:sz="4"/>
+              <w:bottom w:val="single" w:color="C9C9C9" w:sz="4"/>
+              <w:right w:val="single" w:color="C9C9C9" w:sz="4"/>
+            </w:tcBorders>
+            <w:tcMar>
+              <w:top w:type="dxa" w:w="100"/>
+              <w:left w:type="dxa" w:w="120"/>
+              <w:bottom w:type="dxa" w:w="100"/>
+              <w:right w:type="dxa" w:w="120"/>
+            </w:tcMar>
+            <w:vAlign w:val="center"/>
+          </w:tcPr>
+          <w:p>
+            <w:pPr>
+              <w:spacing w:line="264"/>
+              <w:jc w:val="left"/>
+            </w:pPr>
+            <w:r>
+              <w:rPr>
+                <w:rFonts w:ascii="Arial" w:cs="Arial" w:eastAsia="Arial" w:hAnsi="Arial"/>
+                <w:b/>
+                <w:bCs/>
+                <w:color w:val="3B3B3B"/>
                 <w:sz w:val="18"/>
                 <w:szCs w:val="18"/>
               </w:rPr>
-              <w:t xml:space="preserve">1.3.2 Carga térmica</w:t>
+              <w:t xml:space="preserve">1.3.1 Peligro de activación</w:t>
             </w:r>
           </w:p>
         </w:tc>
@@ -3581,7 +3467,7 @@
                 <w:sz w:val="32"/>
                 <w:szCs w:val="32"/>
               </w:rPr>
-              <w:t xml:space="preserve">2</w:t>
+              <w:t xml:space="preserve">5</w:t>
             </w:r>
           </w:p>
         </w:tc>
@@ -3614,7 +3500,7 @@
                 <w:sz w:val="18"/>
                 <w:szCs w:val="18"/>
               </w:rPr>
-              <w:t xml:space="preserve">Gran volumen de alimentos y bebidas empacados en cartón y plástico: carga alta (2.000 a 5.000 MJ/m²).</w:t>
+              <w:t xml:space="preserve">Sin llama abierta. Fuentes de ignición: carga de baterías de montacargas en la bodega y equipos eléctricos de la cocina del comedor, con cableado expuesto. Peligro medio.</w:t>
             </w:r>
           </w:p>
         </w:tc>
@@ -3629,9 +3515,9 @@
             </w:tcBorders>
             <w:tcMar>
               <w:top w:type="dxa" w:w="70"/>
-              <w:left w:type="dxa" w:w="70"/>
+              <w:left w:type="dxa" w:w="60"/>
               <w:bottom w:type="dxa" w:w="60"/>
-              <w:right w:type="dxa" w:w="70"/>
+              <w:right w:type="dxa" w:w="60"/>
             </w:tcMar>
             <w:vAlign w:val="center"/>
           </w:tcPr>
@@ -3642,7 +3528,7 @@
             <w:r>
               <w:drawing>
                 <wp:inline distT="0" distB="0" distL="0" distR="0">
-                  <wp:extent cx="1600200" cy="1200150"/>
+                  <wp:extent cx="781050" cy="590550"/>
                   <wp:effectExtent t="0" r="0" b="0" l="0"/>
                   <wp:docPr id="1" name="" descr="" title=""/>
                   <wp:cNvGraphicFramePr>
@@ -3667,7 +3553,7 @@
                         <pic:spPr bwMode="auto">
                           <a:xfrm>
                             <a:off x="0" y="0"/>
-                            <a:ext cx="1600200" cy="1200150"/>
+                            <a:ext cx="781050" cy="590550"/>
                           </a:xfrm>
                           <a:prstGeom prst="rect">
                             <a:avLst/>
@@ -3679,169 +3565,13 @@
                 </wp:inline>
               </w:drawing>
             </w:r>
-          </w:p>
-          <w:p>
-            <w:pPr>
-              <w:spacing w:before="40"/>
-              <w:jc w:val="center"/>
-            </w:pPr>
-            <w:r>
-              <w:rPr>
-                <w:rFonts w:ascii="Arial" w:cs="Arial" w:eastAsia="Arial" w:hAnsi="Arial"/>
-                <w:b/>
-                <w:bCs/>
-                <w:color w:val="3B3B3B"/>
-                <w:sz w:val="14"/>
-                <w:szCs w:val="14"/>
-              </w:rPr>
-              <w:t xml:space="preserve">Imagen 8. </w:t>
-            </w:r>
-            <w:r>
-              <w:rPr>
-                <w:rFonts w:ascii="Arial" w:cs="Arial" w:eastAsia="Arial" w:hAnsi="Arial"/>
-                <w:i/>
-                <w:iCs/>
-                <w:color w:val="6B6B6B"/>
-                <w:sz w:val="14"/>
-                <w:szCs w:val="14"/>
-              </w:rPr>
-              <w:t xml:space="preserve">Mercancía almacenada.</w:t>
-            </w:r>
-          </w:p>
-        </w:tc>
-      </w:tr>
-      <w:tr>
-        <w:trPr>
-          <w:cantSplit/>
-        </w:trPr>
-        <w:tc>
-          <w:tcPr>
-            <w:tcW w:type="dxa" w:w="2000"/>
-            <w:tcBorders>
-              <w:top w:val="single" w:color="C9C9C9" w:sz="4"/>
-              <w:left w:val="single" w:color="C9C9C9" w:sz="4"/>
-              <w:bottom w:val="single" w:color="C9C9C9" w:sz="4"/>
-              <w:right w:val="single" w:color="C9C9C9" w:sz="4"/>
-            </w:tcBorders>
-            <w:tcMar>
-              <w:top w:type="dxa" w:w="100"/>
-              <w:left w:type="dxa" w:w="120"/>
-              <w:bottom w:type="dxa" w:w="100"/>
-              <w:right w:type="dxa" w:w="120"/>
-            </w:tcMar>
-            <w:vAlign w:val="center"/>
-          </w:tcPr>
-          <w:p>
-            <w:pPr>
-              <w:spacing w:line="264"/>
-              <w:jc w:val="left"/>
-            </w:pPr>
-            <w:r>
-              <w:rPr>
-                <w:rFonts w:ascii="Arial" w:cs="Arial" w:eastAsia="Arial" w:hAnsi="Arial"/>
-                <w:b/>
-                <w:bCs/>
-                <w:color w:val="3B3B3B"/>
-                <w:sz w:val="18"/>
-                <w:szCs w:val="18"/>
-              </w:rPr>
-              <w:t xml:space="preserve">1.3.3 Inflamabilidad</w:t>
-            </w:r>
-          </w:p>
-        </w:tc>
-        <w:tc>
-          <w:tcPr>
-            <w:tcW w:type="dxa" w:w="1050"/>
-            <w:tcBorders>
-              <w:top w:val="single" w:color="C9C9C9" w:sz="4"/>
-              <w:left w:val="single" w:color="C9C9C9" w:sz="4"/>
-              <w:bottom w:val="single" w:color="C9C9C9" w:sz="4"/>
-              <w:right w:val="single" w:color="C9C9C9" w:sz="4"/>
-            </w:tcBorders>
-            <w:shd w:fill="F4F7D3" w:color="auto" w:val="clear"/>
-            <w:tcMar>
-              <w:top w:type="dxa" w:w="100"/>
-              <w:left w:type="dxa" w:w="120"/>
-              <w:bottom w:type="dxa" w:w="100"/>
-              <w:right w:type="dxa" w:w="120"/>
-            </w:tcMar>
-            <w:vAlign w:val="center"/>
-          </w:tcPr>
-          <w:p>
-            <w:pPr>
-              <w:jc w:val="center"/>
-            </w:pPr>
-            <w:r>
-              <w:rPr>
-                <w:rFonts w:ascii="Arial" w:cs="Arial" w:eastAsia="Arial" w:hAnsi="Arial"/>
-                <w:b/>
-                <w:bCs/>
-                <w:color w:val="3B3B3B"/>
-                <w:sz w:val="32"/>
-                <w:szCs w:val="32"/>
-              </w:rPr>
-              <w:t xml:space="preserve">3</w:t>
-            </w:r>
-          </w:p>
-        </w:tc>
-        <w:tc>
-          <w:tcPr>
-            <w:tcW w:type="dxa" w:w="3610"/>
-            <w:tcBorders>
-              <w:top w:val="single" w:color="C9C9C9" w:sz="4"/>
-              <w:left w:val="single" w:color="C9C9C9" w:sz="4"/>
-              <w:bottom w:val="single" w:color="C9C9C9" w:sz="4"/>
-              <w:right w:val="single" w:color="C9C9C9" w:sz="4"/>
-            </w:tcBorders>
-            <w:tcMar>
-              <w:top w:type="dxa" w:w="100"/>
-              <w:left w:type="dxa" w:w="120"/>
-              <w:bottom w:type="dxa" w:w="100"/>
-              <w:right w:type="dxa" w:w="120"/>
-            </w:tcMar>
-            <w:vAlign w:val="center"/>
-          </w:tcPr>
-          <w:p>
-            <w:pPr>
-              <w:spacing w:line="264"/>
-              <w:jc w:val="left"/>
-            </w:pPr>
-            <w:r>
-              <w:rPr>
-                <w:rFonts w:ascii="Arial" w:cs="Arial" w:eastAsia="Arial" w:hAnsi="Arial"/>
-                <w:color w:val="3B3B3B"/>
-                <w:sz w:val="18"/>
-                <w:szCs w:val="18"/>
-              </w:rPr>
-              <w:t xml:space="preserve">Predominan sólidos combustibles (cartón, plástico, madera). Inflamabilidad media.</w:t>
-            </w:r>
-          </w:p>
-        </w:tc>
-        <w:tc>
-          <w:tcPr>
-            <w:tcW w:type="dxa" w:w="2700"/>
-            <w:tcBorders>
-              <w:top w:val="single" w:color="C9C9C9" w:sz="4"/>
-              <w:left w:val="single" w:color="C9C9C9" w:sz="4"/>
-              <w:bottom w:val="single" w:color="C9C9C9" w:sz="4"/>
-              <w:right w:val="single" w:color="C9C9C9" w:sz="4"/>
-            </w:tcBorders>
-            <w:tcMar>
-              <w:top w:type="dxa" w:w="70"/>
-              <w:left w:type="dxa" w:w="70"/>
-              <w:bottom w:type="dxa" w:w="60"/>
-              <w:right w:type="dxa" w:w="70"/>
-            </w:tcMar>
-            <w:vAlign w:val="center"/>
-          </w:tcPr>
-          <w:p>
-            <w:pPr>
-              <w:jc w:val="center"/>
-            </w:pPr>
+            <w:r>
+              <w:t xml:space="preserve"> </w:t>
+            </w:r>
             <w:r>
               <w:drawing>
                 <wp:inline distT="0" distB="0" distL="0" distR="0">
-                  <wp:extent cx="1600200" cy="1200150"/>
+                  <wp:extent cx="781050" cy="590550"/>
                   <wp:effectExtent t="0" r="0" b="0" l="0"/>
                   <wp:docPr id="1" name="" descr="" title=""/>
                   <wp:cNvGraphicFramePr>
@@ -3866,7 +3596,7 @@
                         <pic:spPr bwMode="auto">
                           <a:xfrm>
                             <a:off x="0" y="0"/>
-                            <a:ext cx="1600200" cy="1200150"/>
+                            <a:ext cx="781050" cy="590550"/>
                           </a:xfrm>
                           <a:prstGeom prst="rect">
                             <a:avLst/>
@@ -3893,7 +3623,7 @@
                 <w:sz w:val="14"/>
                 <w:szCs w:val="14"/>
               </w:rPr>
-              <w:t xml:space="preserve">Imagen 9. </w:t>
+              <w:t xml:space="preserve">Imagen 8. </w:t>
             </w:r>
             <w:r>
               <w:rPr>
@@ -3904,7 +3634,49 @@
                 <w:sz w:val="14"/>
                 <w:szCs w:val="14"/>
               </w:rPr>
-              <w:t xml:space="preserve">Estibas y embalajes.</w:t>
+              <w:t xml:space="preserve">Carga de montacargas.</w:t>
+            </w:r>
+          </w:p>
+          <w:p>
+            <w:pPr>
+              <w:spacing w:before="0"/>
+              <w:jc w:val="center"/>
+            </w:pPr>
+            <w:r>
+              <w:rPr>
+                <w:rFonts w:ascii="Arial" w:cs="Arial" w:eastAsia="Arial" w:hAnsi="Arial"/>
+                <w:b/>
+                <w:bCs/>
+                <w:color w:val="3B3B3B"/>
+                <w:sz w:val="14"/>
+                <w:szCs w:val="14"/>
+              </w:rPr>
+              <w:t xml:space="preserve">Imagen 9. </w:t>
+            </w:r>
+            <w:r>
+              <w:rPr>
+                <w:rFonts w:ascii="Arial" w:cs="Arial" w:eastAsia="Arial" w:hAnsi="Arial"/>
+                <w:i/>
+                <w:iCs/>
+                <w:color w:val="6B6B6B"/>
+                <w:sz w:val="14"/>
+                <w:szCs w:val="14"/>
+              </w:rPr>
+              <w:t xml:space="preserve">Cocina: cableado expuesto.</w:t>
+            </w:r>
+          </w:p>
+          <w:p>
+            <w:pPr>
+              <w:jc w:val="center"/>
+            </w:pPr>
+            <w:r>
+              <w:rPr>
+                <w:rFonts w:ascii="Arial" w:cs="Arial" w:eastAsia="Arial" w:hAnsi="Arial"/>
+                <w:color w:val="7E8410"/>
+                <w:sz w:val="13"/>
+                <w:szCs w:val="13"/>
+              </w:rPr>
+              <w:t xml:space="preserve">(ampliadas en el anexo)</w:t>
             </w:r>
           </w:p>
         </w:tc>
@@ -3944,7 +3716,7 @@
                 <w:sz w:val="18"/>
                 <w:szCs w:val="18"/>
               </w:rPr>
-              <w:t xml:space="preserve">1.3.4 Orden y limpieza</w:t>
+              <w:t xml:space="preserve">1.3.2 Carga térmica</w:t>
             </w:r>
           </w:p>
         </w:tc>
@@ -3979,7 +3751,7 @@
                 <w:sz w:val="32"/>
                 <w:szCs w:val="32"/>
               </w:rPr>
-              <w:t xml:space="preserve">5</w:t>
+              <w:t xml:space="preserve">2</w:t>
             </w:r>
           </w:p>
         </w:tc>
@@ -4012,7 +3784,7 @@
                 <w:sz w:val="18"/>
                 <w:szCs w:val="18"/>
               </w:rPr>
-              <w:t xml:space="preserve">Pasillos de bodega y corredores de oficinas (ver Imagen A3 del anexo) despejados y señalizados; acumulación de estibas en zonas de servicio. Nivel medio.</w:t>
+              <w:t xml:space="preserve">Gran volumen de alimentos y bebidas empacados en cartón y plástico: carga alta (2.000 a 5.000 MJ/m²).</w:t>
             </w:r>
           </w:p>
         </w:tc>
@@ -4103,7 +3875,7 @@
                 <w:sz w:val="14"/>
                 <w:szCs w:val="14"/>
               </w:rPr>
-              <w:t xml:space="preserve">Pasillo de la bodega.</w:t>
+              <w:t xml:space="preserve">Mercancía almacenada.</w:t>
             </w:r>
           </w:p>
         </w:tc>
@@ -4143,7 +3915,7 @@
                 <w:sz w:val="18"/>
                 <w:szCs w:val="18"/>
               </w:rPr>
-              <w:t xml:space="preserve">1.3.5 Almacenamiento en altura</w:t>
+              <w:t xml:space="preserve">1.3.3 Inflamabilidad</w:t>
             </w:r>
           </w:p>
         </w:tc>
@@ -4178,7 +3950,7 @@
                 <w:sz w:val="32"/>
                 <w:szCs w:val="32"/>
               </w:rPr>
-              <w:t xml:space="preserve">0</w:t>
+              <w:t xml:space="preserve">3</w:t>
             </w:r>
           </w:p>
         </w:tc>
@@ -4211,7 +3983,7 @@
                 <w:sz w:val="18"/>
                 <w:szCs w:val="18"/>
               </w:rPr>
-              <w:t xml:space="preserve">Estanterías de unos 10 m de alto (dato del personal), por encima del límite de 6 m.</w:t>
+              <w:t xml:space="preserve">Predominan sólidos combustibles (cartón, plástico, madera). Inflamabilidad media.</w:t>
             </w:r>
           </w:p>
         </w:tc>
@@ -4302,7 +4074,7 @@
                 <w:sz w:val="14"/>
                 <w:szCs w:val="14"/>
               </w:rPr>
-              <w:t xml:space="preserve">Estanterías de almacenamiento.</w:t>
+              <w:t xml:space="preserve">Estibas y embalajes.</w:t>
             </w:r>
           </w:p>
         </w:tc>
@@ -4313,15 +4085,13 @@
         </w:trPr>
         <w:tc>
           <w:tcPr>
-            <w:tcW w:type="dxa" w:w="9360"/>
-            <w:gridSpan w:val="4"/>
-            <w:tcBorders>
-              <w:top w:val="single" w:color="C9C9C9" w:sz="4"/>
-              <w:left w:val="single" w:color="C9C9C9" w:sz="4"/>
-              <w:bottom w:val="single" w:color="C9C9C9" w:sz="4"/>
-              <w:right w:val="single" w:color="C9C9C9" w:sz="4"/>
-            </w:tcBorders>
-            <w:shd w:fill="CAD225" w:color="auto" w:val="clear"/>
+            <w:tcW w:type="dxa" w:w="2000"/>
+            <w:tcBorders>
+              <w:top w:val="single" w:color="C9C9C9" w:sz="4"/>
+              <w:left w:val="single" w:color="C9C9C9" w:sz="4"/>
+              <w:bottom w:val="single" w:color="C9C9C9" w:sz="4"/>
+              <w:right w:val="single" w:color="C9C9C9" w:sz="4"/>
+            </w:tcBorders>
             <w:tcMar>
               <w:top w:type="dxa" w:w="100"/>
               <w:left w:type="dxa" w:w="120"/>
@@ -4341,21 +4111,51 @@
                 <w:b/>
                 <w:bCs/>
                 <w:color w:val="3B3B3B"/>
-                <w:sz w:val="17"/>
-                <w:szCs w:val="17"/>
-              </w:rPr>
-              <w:t xml:space="preserve">1.4  CONCENTRACIÓN DE VALORES</w:t>
-            </w:r>
-          </w:p>
-        </w:tc>
-      </w:tr>
-      <w:tr>
-        <w:trPr>
-          <w:cantSplit/>
-        </w:trPr>
-        <w:tc>
-          <w:tcPr>
-            <w:tcW w:type="dxa" w:w="2000"/>
+                <w:sz w:val="18"/>
+                <w:szCs w:val="18"/>
+              </w:rPr>
+              <w:t xml:space="preserve">1.3.4 Orden y limpieza</w:t>
+            </w:r>
+          </w:p>
+        </w:tc>
+        <w:tc>
+          <w:tcPr>
+            <w:tcW w:type="dxa" w:w="1050"/>
+            <w:tcBorders>
+              <w:top w:val="single" w:color="C9C9C9" w:sz="4"/>
+              <w:left w:val="single" w:color="C9C9C9" w:sz="4"/>
+              <w:bottom w:val="single" w:color="C9C9C9" w:sz="4"/>
+              <w:right w:val="single" w:color="C9C9C9" w:sz="4"/>
+            </w:tcBorders>
+            <w:shd w:fill="F4F7D3" w:color="auto" w:val="clear"/>
+            <w:tcMar>
+              <w:top w:type="dxa" w:w="100"/>
+              <w:left w:type="dxa" w:w="120"/>
+              <w:bottom w:type="dxa" w:w="100"/>
+              <w:right w:type="dxa" w:w="120"/>
+            </w:tcMar>
+            <w:vAlign w:val="center"/>
+          </w:tcPr>
+          <w:p>
+            <w:pPr>
+              <w:jc w:val="center"/>
+            </w:pPr>
+            <w:r>
+              <w:rPr>
+                <w:rFonts w:ascii="Arial" w:cs="Arial" w:eastAsia="Arial" w:hAnsi="Arial"/>
+                <w:b/>
+                <w:bCs/>
+                <w:color w:val="3B3B3B"/>
+                <w:sz w:val="32"/>
+                <w:szCs w:val="32"/>
+              </w:rPr>
+              <w:t xml:space="preserve">5</w:t>
+            </w:r>
+          </w:p>
+        </w:tc>
+        <w:tc>
+          <w:tcPr>
+            <w:tcW w:type="dxa" w:w="3610"/>
             <w:tcBorders>
               <w:top w:val="single" w:color="C9C9C9" w:sz="4"/>
               <w:left w:val="single" w:color="C9C9C9" w:sz="4"/>
@@ -4378,81 +4178,11 @@
             <w:r>
               <w:rPr>
                 <w:rFonts w:ascii="Arial" w:cs="Arial" w:eastAsia="Arial" w:hAnsi="Arial"/>
-                <w:b/>
-                <w:bCs/>
                 <w:color w:val="3B3B3B"/>
                 <w:sz w:val="18"/>
                 <w:szCs w:val="18"/>
               </w:rPr>
-              <w:t xml:space="preserve">1.4.1 Concentración de valores</w:t>
-            </w:r>
-          </w:p>
-        </w:tc>
-        <w:tc>
-          <w:tcPr>
-            <w:tcW w:type="dxa" w:w="1050"/>
-            <w:tcBorders>
-              <w:top w:val="single" w:color="C9C9C9" w:sz="4"/>
-              <w:left w:val="single" w:color="C9C9C9" w:sz="4"/>
-              <w:bottom w:val="single" w:color="C9C9C9" w:sz="4"/>
-              <w:right w:val="single" w:color="C9C9C9" w:sz="4"/>
-            </w:tcBorders>
-            <w:shd w:fill="F4F7D3" w:color="auto" w:val="clear"/>
-            <w:tcMar>
-              <w:top w:type="dxa" w:w="100"/>
-              <w:left w:type="dxa" w:w="120"/>
-              <w:bottom w:type="dxa" w:w="100"/>
-              <w:right w:type="dxa" w:w="120"/>
-            </w:tcMar>
-            <w:vAlign w:val="center"/>
-          </w:tcPr>
-          <w:p>
-            <w:pPr>
-              <w:jc w:val="center"/>
-            </w:pPr>
-            <w:r>
-              <w:rPr>
-                <w:rFonts w:ascii="Arial" w:cs="Arial" w:eastAsia="Arial" w:hAnsi="Arial"/>
-                <w:b/>
-                <w:bCs/>
-                <w:color w:val="3B3B3B"/>
-                <w:sz w:val="32"/>
-                <w:szCs w:val="32"/>
-              </w:rPr>
-              <w:t xml:space="preserve">3</w:t>
-            </w:r>
-          </w:p>
-        </w:tc>
-        <w:tc>
-          <w:tcPr>
-            <w:tcW w:type="dxa" w:w="3610"/>
-            <w:tcBorders>
-              <w:top w:val="single" w:color="C9C9C9" w:sz="4"/>
-              <w:left w:val="single" w:color="C9C9C9" w:sz="4"/>
-              <w:bottom w:val="single" w:color="C9C9C9" w:sz="4"/>
-              <w:right w:val="single" w:color="C9C9C9" w:sz="4"/>
-            </w:tcBorders>
-            <w:tcMar>
-              <w:top w:type="dxa" w:w="100"/>
-              <w:left w:type="dxa" w:w="120"/>
-              <w:bottom w:type="dxa" w:w="100"/>
-              <w:right w:type="dxa" w:w="120"/>
-            </w:tcMar>
-            <w:vAlign w:val="center"/>
-          </w:tcPr>
-          <w:p>
-            <w:pPr>
-              <w:spacing w:line="264"/>
-              <w:jc w:val="left"/>
-            </w:pPr>
-            <w:r>
-              <w:rPr>
-                <w:rFonts w:ascii="Arial" w:cs="Arial" w:eastAsia="Arial" w:hAnsi="Arial"/>
-                <w:color w:val="3B3B3B"/>
-                <w:sz w:val="18"/>
-                <w:szCs w:val="18"/>
-              </w:rPr>
-              <w:t xml:space="preserve">Mercancía de consumo masivo y bajo valor: menos de 600 €/m².</w:t>
+              <w:t xml:space="preserve">Pasillos de bodega y corredores de oficinas despejados y señalizados; acumulación de estibas en zonas de servicio. Nivel medio.</w:t>
             </w:r>
           </w:p>
         </w:tc>
@@ -4467,9 +4197,9 @@
             </w:tcBorders>
             <w:tcMar>
               <w:top w:type="dxa" w:w="70"/>
-              <w:left w:type="dxa" w:w="70"/>
+              <w:left w:type="dxa" w:w="60"/>
               <w:bottom w:type="dxa" w:w="60"/>
-              <w:right w:type="dxa" w:w="70"/>
+              <w:right w:type="dxa" w:w="60"/>
             </w:tcMar>
             <w:vAlign w:val="center"/>
           </w:tcPr>
@@ -4480,7 +4210,7 @@
             <w:r>
               <w:drawing>
                 <wp:inline distT="0" distB="0" distL="0" distR="0">
-                  <wp:extent cx="1600200" cy="1200150"/>
+                  <wp:extent cx="781050" cy="590550"/>
                   <wp:effectExtent t="0" r="0" b="0" l="0"/>
                   <wp:docPr id="1" name="" descr="" title=""/>
                   <wp:cNvGraphicFramePr>
@@ -4505,7 +4235,7 @@
                         <pic:spPr bwMode="auto">
                           <a:xfrm>
                             <a:off x="0" y="0"/>
-                            <a:ext cx="1600200" cy="1200150"/>
+                            <a:ext cx="781050" cy="590550"/>
                           </a:xfrm>
                           <a:prstGeom prst="rect">
                             <a:avLst/>
@@ -4517,211 +4247,13 @@
                 </wp:inline>
               </w:drawing>
             </w:r>
-          </w:p>
-          <w:p>
-            <w:pPr>
-              <w:spacing w:before="40"/>
-              <w:jc w:val="center"/>
-            </w:pPr>
-            <w:r>
-              <w:rPr>
-                <w:rFonts w:ascii="Arial" w:cs="Arial" w:eastAsia="Arial" w:hAnsi="Arial"/>
-                <w:b/>
-                <w:bCs/>
-                <w:color w:val="3B3B3B"/>
-                <w:sz w:val="14"/>
-                <w:szCs w:val="14"/>
-              </w:rPr>
-              <w:t xml:space="preserve">Imagen 12. </w:t>
-            </w:r>
-            <w:r>
-              <w:rPr>
-                <w:rFonts w:ascii="Arial" w:cs="Arial" w:eastAsia="Arial" w:hAnsi="Arial"/>
-                <w:i/>
-                <w:iCs/>
-                <w:color w:val="6B6B6B"/>
-                <w:sz w:val="14"/>
-                <w:szCs w:val="14"/>
-              </w:rPr>
-              <w:t xml:space="preserve">Almacén visto desde el mezanine.</w:t>
-            </w:r>
-          </w:p>
-        </w:tc>
-      </w:tr>
-      <w:tr>
-        <w:trPr>
-          <w:cantSplit/>
-        </w:trPr>
-        <w:tc>
-          <w:tcPr>
-            <w:tcW w:type="dxa" w:w="9360"/>
-            <w:gridSpan w:val="4"/>
-            <w:tcBorders>
-              <w:top w:val="single" w:color="C9C9C9" w:sz="4"/>
-              <w:left w:val="single" w:color="C9C9C9" w:sz="4"/>
-              <w:bottom w:val="single" w:color="C9C9C9" w:sz="4"/>
-              <w:right w:val="single" w:color="C9C9C9" w:sz="4"/>
-            </w:tcBorders>
-            <w:shd w:fill="CAD225" w:color="auto" w:val="clear"/>
-            <w:tcMar>
-              <w:top w:type="dxa" w:w="100"/>
-              <w:left w:type="dxa" w:w="120"/>
-              <w:bottom w:type="dxa" w:w="100"/>
-              <w:right w:type="dxa" w:w="120"/>
-            </w:tcMar>
-            <w:vAlign w:val="center"/>
-          </w:tcPr>
-          <w:p>
-            <w:pPr>
-              <w:spacing w:line="264"/>
-              <w:jc w:val="left"/>
-            </w:pPr>
-            <w:r>
-              <w:rPr>
-                <w:rFonts w:ascii="Arial" w:cs="Arial" w:eastAsia="Arial" w:hAnsi="Arial"/>
-                <w:b/>
-                <w:bCs/>
-                <w:color w:val="3B3B3B"/>
-                <w:sz w:val="17"/>
-                <w:szCs w:val="17"/>
-              </w:rPr>
-              <w:t xml:space="preserve">1.5  PROPAGABILIDAD</w:t>
-            </w:r>
-          </w:p>
-        </w:tc>
-      </w:tr>
-      <w:tr>
-        <w:trPr>
-          <w:cantSplit/>
-        </w:trPr>
-        <w:tc>
-          <w:tcPr>
-            <w:tcW w:type="dxa" w:w="2000"/>
-            <w:tcBorders>
-              <w:top w:val="single" w:color="C9C9C9" w:sz="4"/>
-              <w:left w:val="single" w:color="C9C9C9" w:sz="4"/>
-              <w:bottom w:val="single" w:color="C9C9C9" w:sz="4"/>
-              <w:right w:val="single" w:color="C9C9C9" w:sz="4"/>
-            </w:tcBorders>
-            <w:tcMar>
-              <w:top w:type="dxa" w:w="100"/>
-              <w:left w:type="dxa" w:w="120"/>
-              <w:bottom w:type="dxa" w:w="100"/>
-              <w:right w:type="dxa" w:w="120"/>
-            </w:tcMar>
-            <w:vAlign w:val="center"/>
-          </w:tcPr>
-          <w:p>
-            <w:pPr>
-              <w:spacing w:line="264"/>
-              <w:jc w:val="left"/>
-            </w:pPr>
-            <w:r>
-              <w:rPr>
-                <w:rFonts w:ascii="Arial" w:cs="Arial" w:eastAsia="Arial" w:hAnsi="Arial"/>
-                <w:b/>
-                <w:bCs/>
-                <w:color w:val="3B3B3B"/>
-                <w:sz w:val="18"/>
-                <w:szCs w:val="18"/>
-              </w:rPr>
-              <w:t xml:space="preserve">1.5.1 Horizontal</w:t>
-            </w:r>
-          </w:p>
-        </w:tc>
-        <w:tc>
-          <w:tcPr>
-            <w:tcW w:type="dxa" w:w="1050"/>
-            <w:tcBorders>
-              <w:top w:val="single" w:color="C9C9C9" w:sz="4"/>
-              <w:left w:val="single" w:color="C9C9C9" w:sz="4"/>
-              <w:bottom w:val="single" w:color="C9C9C9" w:sz="4"/>
-              <w:right w:val="single" w:color="C9C9C9" w:sz="4"/>
-            </w:tcBorders>
-            <w:shd w:fill="F4F7D3" w:color="auto" w:val="clear"/>
-            <w:tcMar>
-              <w:top w:type="dxa" w:w="100"/>
-              <w:left w:type="dxa" w:w="120"/>
-              <w:bottom w:type="dxa" w:w="100"/>
-              <w:right w:type="dxa" w:w="120"/>
-            </w:tcMar>
-            <w:vAlign w:val="center"/>
-          </w:tcPr>
-          <w:p>
-            <w:pPr>
-              <w:jc w:val="center"/>
-            </w:pPr>
-            <w:r>
-              <w:rPr>
-                <w:rFonts w:ascii="Arial" w:cs="Arial" w:eastAsia="Arial" w:hAnsi="Arial"/>
-                <w:b/>
-                <w:bCs/>
-                <w:color w:val="3B3B3B"/>
-                <w:sz w:val="32"/>
-                <w:szCs w:val="32"/>
-              </w:rPr>
-              <w:t xml:space="preserve">3</w:t>
-            </w:r>
-          </w:p>
-        </w:tc>
-        <w:tc>
-          <w:tcPr>
-            <w:tcW w:type="dxa" w:w="3610"/>
-            <w:tcBorders>
-              <w:top w:val="single" w:color="C9C9C9" w:sz="4"/>
-              <w:left w:val="single" w:color="C9C9C9" w:sz="4"/>
-              <w:bottom w:val="single" w:color="C9C9C9" w:sz="4"/>
-              <w:right w:val="single" w:color="C9C9C9" w:sz="4"/>
-            </w:tcBorders>
-            <w:tcMar>
-              <w:top w:type="dxa" w:w="100"/>
-              <w:left w:type="dxa" w:w="120"/>
-              <w:bottom w:type="dxa" w:w="100"/>
-              <w:right w:type="dxa" w:w="120"/>
-            </w:tcMar>
-            <w:vAlign w:val="center"/>
-          </w:tcPr>
-          <w:p>
-            <w:pPr>
-              <w:spacing w:line="264"/>
-              <w:jc w:val="left"/>
-            </w:pPr>
-            <w:r>
-              <w:rPr>
-                <w:rFonts w:ascii="Arial" w:cs="Arial" w:eastAsia="Arial" w:hAnsi="Arial"/>
-                <w:color w:val="3B3B3B"/>
-                <w:sz w:val="18"/>
-                <w:szCs w:val="18"/>
-              </w:rPr>
-              <w:t xml:space="preserve">Bloques de almacenamiento separados por pasillos, sin muros cortafuego. Media.</w:t>
-            </w:r>
-          </w:p>
-        </w:tc>
-        <w:tc>
-          <w:tcPr>
-            <w:tcW w:type="dxa" w:w="2700"/>
-            <w:tcBorders>
-              <w:top w:val="single" w:color="C9C9C9" w:sz="4"/>
-              <w:left w:val="single" w:color="C9C9C9" w:sz="4"/>
-              <w:bottom w:val="single" w:color="C9C9C9" w:sz="4"/>
-              <w:right w:val="single" w:color="C9C9C9" w:sz="4"/>
-            </w:tcBorders>
-            <w:tcMar>
-              <w:top w:type="dxa" w:w="70"/>
-              <w:left w:type="dxa" w:w="70"/>
-              <w:bottom w:type="dxa" w:w="60"/>
-              <w:right w:type="dxa" w:w="70"/>
-            </w:tcMar>
-            <w:vAlign w:val="center"/>
-          </w:tcPr>
-          <w:p>
-            <w:pPr>
-              <w:jc w:val="center"/>
-            </w:pPr>
+            <w:r>
+              <w:t xml:space="preserve"> </w:t>
+            </w:r>
             <w:r>
               <w:drawing>
                 <wp:inline distT="0" distB="0" distL="0" distR="0">
-                  <wp:extent cx="1600200" cy="1200150"/>
+                  <wp:extent cx="781050" cy="590550"/>
                   <wp:effectExtent t="0" r="0" b="0" l="0"/>
                   <wp:docPr id="1" name="" descr="" title=""/>
                   <wp:cNvGraphicFramePr>
@@ -4746,7 +4278,7 @@
                         <pic:spPr bwMode="auto">
                           <a:xfrm>
                             <a:off x="0" y="0"/>
-                            <a:ext cx="1600200" cy="1200150"/>
+                            <a:ext cx="781050" cy="590550"/>
                           </a:xfrm>
                           <a:prstGeom prst="rect">
                             <a:avLst/>
@@ -4773,7 +4305,7 @@
                 <w:sz w:val="14"/>
                 <w:szCs w:val="14"/>
               </w:rPr>
-              <w:t xml:space="preserve">Imagen 13. </w:t>
+              <w:t xml:space="preserve">Imagen 12. </w:t>
             </w:r>
             <w:r>
               <w:rPr>
@@ -4784,7 +4316,49 @@
                 <w:sz w:val="14"/>
                 <w:szCs w:val="14"/>
               </w:rPr>
-              <w:t xml:space="preserve">Pasillos entre bloques.</w:t>
+              <w:t xml:space="preserve">Pasillo de la bodega.</w:t>
+            </w:r>
+          </w:p>
+          <w:p>
+            <w:pPr>
+              <w:spacing w:before="0"/>
+              <w:jc w:val="center"/>
+            </w:pPr>
+            <w:r>
+              <w:rPr>
+                <w:rFonts w:ascii="Arial" w:cs="Arial" w:eastAsia="Arial" w:hAnsi="Arial"/>
+                <w:b/>
+                <w:bCs/>
+                <w:color w:val="3B3B3B"/>
+                <w:sz w:val="14"/>
+                <w:szCs w:val="14"/>
+              </w:rPr>
+              <w:t xml:space="preserve">Imagen 13. </w:t>
+            </w:r>
+            <w:r>
+              <w:rPr>
+                <w:rFonts w:ascii="Arial" w:cs="Arial" w:eastAsia="Arial" w:hAnsi="Arial"/>
+                <w:i/>
+                <w:iCs/>
+                <w:color w:val="6B6B6B"/>
+                <w:sz w:val="14"/>
+                <w:szCs w:val="14"/>
+              </w:rPr>
+              <w:t xml:space="preserve">Corredor de oficinas.</w:t>
+            </w:r>
+          </w:p>
+          <w:p>
+            <w:pPr>
+              <w:jc w:val="center"/>
+            </w:pPr>
+            <w:r>
+              <w:rPr>
+                <w:rFonts w:ascii="Arial" w:cs="Arial" w:eastAsia="Arial" w:hAnsi="Arial"/>
+                <w:color w:val="7E8410"/>
+                <w:sz w:val="13"/>
+                <w:szCs w:val="13"/>
+              </w:rPr>
+              <w:t xml:space="preserve">(ampliadas en el anexo)</w:t>
             </w:r>
           </w:p>
         </w:tc>
@@ -4824,7 +4398,7 @@
                 <w:sz w:val="18"/>
                 <w:szCs w:val="18"/>
               </w:rPr>
-              <w:t xml:space="preserve">1.5.2 Vertical</w:t>
+              <w:t xml:space="preserve">1.3.5 Almacenamiento en altura</w:t>
             </w:r>
           </w:p>
         </w:tc>
@@ -4892,7 +4466,7 @@
                 <w:sz w:val="18"/>
                 <w:szCs w:val="18"/>
               </w:rPr>
-              <w:t xml:space="preserve">Cajas de cartón y plástico apiladas nivel sobre nivel hasta cerca del techo; el fuego puede subir de un nivel a otro. Alta.</w:t>
+              <w:t xml:space="preserve">Estanterías de unos 10 m de alto (dato del personal), por encima del límite de 6 m.</w:t>
             </w:r>
           </w:p>
         </w:tc>
@@ -4983,7 +4557,7 @@
                 <w:sz w:val="14"/>
                 <w:szCs w:val="14"/>
               </w:rPr>
-              <w:t xml:space="preserve">Mercancía apilada en altura.</w:t>
+              <w:t xml:space="preserve">Estanterías de almacenamiento.</w:t>
             </w:r>
           </w:p>
         </w:tc>
@@ -5025,7 +4599,7 @@
                 <w:sz w:val="17"/>
                 <w:szCs w:val="17"/>
               </w:rPr>
-              <w:t xml:space="preserve">1.6  DESTRUCTIBILIDAD</w:t>
+              <w:t xml:space="preserve">1.4  CONCENTRACIÓN DE VALORES</w:t>
             </w:r>
           </w:p>
         </w:tc>
@@ -5065,7 +4639,7 @@
                 <w:sz w:val="18"/>
                 <w:szCs w:val="18"/>
               </w:rPr>
-              <w:t xml:space="preserve">1.6.1 Calor</w:t>
+              <w:t xml:space="preserve">1.4.1 Concentración de valores</w:t>
             </w:r>
           </w:p>
         </w:tc>
@@ -5100,7 +4674,7 @@
                 <w:sz w:val="32"/>
                 <w:szCs w:val="32"/>
               </w:rPr>
-              <w:t xml:space="preserve">0</w:t>
+              <w:t xml:space="preserve">3</w:t>
             </w:r>
           </w:p>
         </w:tc>
@@ -5133,7 +4707,7 @@
                 <w:sz w:val="18"/>
                 <w:szCs w:val="18"/>
               </w:rPr>
-              <w:t xml:space="preserve">Cava de frío y alimentos muy sensibles al calor. Alta.</w:t>
+              <w:t xml:space="preserve">Mercancía de consumo masivo y bajo valor: menos de 600 €/m².</w:t>
             </w:r>
           </w:p>
         </w:tc>
@@ -5224,7 +4798,7 @@
                 <w:sz w:val="14"/>
                 <w:szCs w:val="14"/>
               </w:rPr>
-              <w:t xml:space="preserve">Zona de cava (frío).</w:t>
+              <w:t xml:space="preserve">Almacén visto desde el mezanine.</w:t>
             </w:r>
           </w:p>
         </w:tc>
@@ -5235,13 +4809,15 @@
         </w:trPr>
         <w:tc>
           <w:tcPr>
-            <w:tcW w:type="dxa" w:w="2000"/>
-            <w:tcBorders>
-              <w:top w:val="single" w:color="C9C9C9" w:sz="4"/>
-              <w:left w:val="single" w:color="C9C9C9" w:sz="4"/>
-              <w:bottom w:val="single" w:color="C9C9C9" w:sz="4"/>
-              <w:right w:val="single" w:color="C9C9C9" w:sz="4"/>
-            </w:tcBorders>
+            <w:tcW w:type="dxa" w:w="9360"/>
+            <w:gridSpan w:val="4"/>
+            <w:tcBorders>
+              <w:top w:val="single" w:color="C9C9C9" w:sz="4"/>
+              <w:left w:val="single" w:color="C9C9C9" w:sz="4"/>
+              <w:bottom w:val="single" w:color="C9C9C9" w:sz="4"/>
+              <w:right w:val="single" w:color="C9C9C9" w:sz="4"/>
+            </w:tcBorders>
+            <w:shd w:fill="CAD225" w:color="auto" w:val="clear"/>
             <w:tcMar>
               <w:top w:type="dxa" w:w="100"/>
               <w:left w:type="dxa" w:w="120"/>
@@ -5261,10 +4837,50 @@
                 <w:b/>
                 <w:bCs/>
                 <w:color w:val="3B3B3B"/>
+                <w:sz w:val="17"/>
+                <w:szCs w:val="17"/>
+              </w:rPr>
+              <w:t xml:space="preserve">1.5  PROPAGABILIDAD</w:t>
+            </w:r>
+          </w:p>
+        </w:tc>
+      </w:tr>
+      <w:tr>
+        <w:trPr>
+          <w:cantSplit/>
+        </w:trPr>
+        <w:tc>
+          <w:tcPr>
+            <w:tcW w:type="dxa" w:w="2000"/>
+            <w:tcBorders>
+              <w:top w:val="single" w:color="C9C9C9" w:sz="4"/>
+              <w:left w:val="single" w:color="C9C9C9" w:sz="4"/>
+              <w:bottom w:val="single" w:color="C9C9C9" w:sz="4"/>
+              <w:right w:val="single" w:color="C9C9C9" w:sz="4"/>
+            </w:tcBorders>
+            <w:tcMar>
+              <w:top w:type="dxa" w:w="100"/>
+              <w:left w:type="dxa" w:w="120"/>
+              <w:bottom w:type="dxa" w:w="100"/>
+              <w:right w:type="dxa" w:w="120"/>
+            </w:tcMar>
+            <w:vAlign w:val="center"/>
+          </w:tcPr>
+          <w:p>
+            <w:pPr>
+              <w:spacing w:line="264"/>
+              <w:jc w:val="left"/>
+            </w:pPr>
+            <w:r>
+              <w:rPr>
+                <w:rFonts w:ascii="Arial" w:cs="Arial" w:eastAsia="Arial" w:hAnsi="Arial"/>
+                <w:b/>
+                <w:bCs/>
+                <w:color w:val="3B3B3B"/>
                 <w:sz w:val="18"/>
                 <w:szCs w:val="18"/>
               </w:rPr>
-              <w:t xml:space="preserve">1.6.2 Humo</w:t>
+              <w:t xml:space="preserve">1.5.1 Horizontal</w:t>
             </w:r>
           </w:p>
         </w:tc>
@@ -5299,7 +4915,7 @@
                 <w:sz w:val="32"/>
                 <w:szCs w:val="32"/>
               </w:rPr>
-              <w:t xml:space="preserve">0</w:t>
+              <w:t xml:space="preserve">3</w:t>
             </w:r>
           </w:p>
         </w:tc>
@@ -5332,7 +4948,7 @@
                 <w:sz w:val="18"/>
                 <w:szCs w:val="18"/>
               </w:rPr>
-              <w:t xml:space="preserve">Alimentos empacados en cajas y bebidas: el humo y el hollín contaminan empaques y producto, que ya no puede venderse. Alta.</w:t>
+              <w:t xml:space="preserve">Bloques de almacenamiento separados por pasillos, sin muros cortafuego. Media.</w:t>
             </w:r>
           </w:p>
         </w:tc>
@@ -5423,7 +5039,7 @@
                 <w:sz w:val="14"/>
                 <w:szCs w:val="14"/>
               </w:rPr>
-              <w:t xml:space="preserve">Cajas de alimentos almacenadas.</w:t>
+              <w:t xml:space="preserve">Pasillos entre bloques.</w:t>
             </w:r>
           </w:p>
         </w:tc>
@@ -5463,7 +5079,7 @@
                 <w:sz w:val="18"/>
                 <w:szCs w:val="18"/>
               </w:rPr>
-              <w:t xml:space="preserve">1.6.3 Corrosión</w:t>
+              <w:t xml:space="preserve">1.5.2 Vertical</w:t>
             </w:r>
           </w:p>
         </w:tc>
@@ -5498,7 +5114,7 @@
                 <w:sz w:val="32"/>
                 <w:szCs w:val="32"/>
               </w:rPr>
-              <w:t xml:space="preserve">5</w:t>
+              <w:t xml:space="preserve">0</w:t>
             </w:r>
           </w:p>
         </w:tc>
@@ -5531,7 +5147,7 @@
                 <w:sz w:val="18"/>
                 <w:szCs w:val="18"/>
               </w:rPr>
-              <w:t xml:space="preserve">Productos de aseo, conservas y enlatados en parte del inventario. Media.</w:t>
+              <w:t xml:space="preserve">Cajas de cartón y plástico apiladas nivel sobre nivel hasta cerca del techo; el fuego puede subir de un nivel a otro. Alta.</w:t>
             </w:r>
           </w:p>
         </w:tc>
@@ -5622,7 +5238,7 @@
                 <w:sz w:val="14"/>
                 <w:szCs w:val="14"/>
               </w:rPr>
-              <w:t xml:space="preserve">Productos envasados.</w:t>
+              <w:t xml:space="preserve">Mercancía apilada en altura.</w:t>
             </w:r>
           </w:p>
         </w:tc>
@@ -5633,13 +5249,15 @@
         </w:trPr>
         <w:tc>
           <w:tcPr>
-            <w:tcW w:type="dxa" w:w="2000"/>
-            <w:tcBorders>
-              <w:top w:val="single" w:color="C9C9C9" w:sz="4"/>
-              <w:left w:val="single" w:color="C9C9C9" w:sz="4"/>
-              <w:bottom w:val="single" w:color="C9C9C9" w:sz="4"/>
-              <w:right w:val="single" w:color="C9C9C9" w:sz="4"/>
-            </w:tcBorders>
+            <w:tcW w:type="dxa" w:w="9360"/>
+            <w:gridSpan w:val="4"/>
+            <w:tcBorders>
+              <w:top w:val="single" w:color="C9C9C9" w:sz="4"/>
+              <w:left w:val="single" w:color="C9C9C9" w:sz="4"/>
+              <w:bottom w:val="single" w:color="C9C9C9" w:sz="4"/>
+              <w:right w:val="single" w:color="C9C9C9" w:sz="4"/>
+            </w:tcBorders>
+            <w:shd w:fill="CAD225" w:color="auto" w:val="clear"/>
             <w:tcMar>
               <w:top w:type="dxa" w:w="100"/>
               <w:left w:type="dxa" w:w="120"/>
@@ -5659,10 +5277,50 @@
                 <w:b/>
                 <w:bCs/>
                 <w:color w:val="3B3B3B"/>
+                <w:sz w:val="17"/>
+                <w:szCs w:val="17"/>
+              </w:rPr>
+              <w:t xml:space="preserve">1.6  DESTRUCTIBILIDAD</w:t>
+            </w:r>
+          </w:p>
+        </w:tc>
+      </w:tr>
+      <w:tr>
+        <w:trPr>
+          <w:cantSplit/>
+        </w:trPr>
+        <w:tc>
+          <w:tcPr>
+            <w:tcW w:type="dxa" w:w="2000"/>
+            <w:tcBorders>
+              <w:top w:val="single" w:color="C9C9C9" w:sz="4"/>
+              <w:left w:val="single" w:color="C9C9C9" w:sz="4"/>
+              <w:bottom w:val="single" w:color="C9C9C9" w:sz="4"/>
+              <w:right w:val="single" w:color="C9C9C9" w:sz="4"/>
+            </w:tcBorders>
+            <w:tcMar>
+              <w:top w:type="dxa" w:w="100"/>
+              <w:left w:type="dxa" w:w="120"/>
+              <w:bottom w:type="dxa" w:w="100"/>
+              <w:right w:type="dxa" w:w="120"/>
+            </w:tcMar>
+            <w:vAlign w:val="center"/>
+          </w:tcPr>
+          <w:p>
+            <w:pPr>
+              <w:spacing w:line="264"/>
+              <w:jc w:val="left"/>
+            </w:pPr>
+            <w:r>
+              <w:rPr>
+                <w:rFonts w:ascii="Arial" w:cs="Arial" w:eastAsia="Arial" w:hAnsi="Arial"/>
+                <w:b/>
+                <w:bCs/>
+                <w:color w:val="3B3B3B"/>
                 <w:sz w:val="18"/>
                 <w:szCs w:val="18"/>
               </w:rPr>
-              <w:t xml:space="preserve">1.6.4 Agua</w:t>
+              <w:t xml:space="preserve">1.6.1 Calor</w:t>
             </w:r>
           </w:p>
         </w:tc>
@@ -5697,7 +5355,7 @@
                 <w:sz w:val="32"/>
                 <w:szCs w:val="32"/>
               </w:rPr>
-              <w:t xml:space="preserve">5</w:t>
+              <w:t xml:space="preserve">0</w:t>
             </w:r>
           </w:p>
         </w:tc>
@@ -5730,7 +5388,7 @@
                 <w:sz w:val="18"/>
                 <w:szCs w:val="18"/>
               </w:rPr>
-              <w:t xml:space="preserve">El cartón se daña con el agua; bebidas y enlatados la resisten. Media.</w:t>
+              <w:t xml:space="preserve">Cava de frío y alimentos muy sensibles al calor. Alta.</w:t>
             </w:r>
           </w:p>
         </w:tc>
@@ -5774,7 +5432,7 @@
                           </pic:cNvPicPr>
                         </pic:nvPicPr>
                         <pic:blipFill>
-                          <a:blip r:embed="rId24" cstate="none"/>
+                          <a:blip r:embed="rId29" cstate="none"/>
                           <a:srcRect/>
                           <a:stretch>
                             <a:fillRect/>
@@ -5811,6 +5469,603 @@
                 <w:szCs w:val="14"/>
               </w:rPr>
               <w:t xml:space="preserve">Imagen 18. </w:t>
+            </w:r>
+            <w:r>
+              <w:rPr>
+                <w:rFonts w:ascii="Arial" w:cs="Arial" w:eastAsia="Arial" w:hAnsi="Arial"/>
+                <w:i/>
+                <w:iCs/>
+                <w:color w:val="6B6B6B"/>
+                <w:sz w:val="14"/>
+                <w:szCs w:val="14"/>
+              </w:rPr>
+              <w:t xml:space="preserve">Zona de cava (frío).</w:t>
+            </w:r>
+          </w:p>
+        </w:tc>
+      </w:tr>
+      <w:tr>
+        <w:trPr>
+          <w:cantSplit/>
+        </w:trPr>
+        <w:tc>
+          <w:tcPr>
+            <w:tcW w:type="dxa" w:w="2000"/>
+            <w:tcBorders>
+              <w:top w:val="single" w:color="C9C9C9" w:sz="4"/>
+              <w:left w:val="single" w:color="C9C9C9" w:sz="4"/>
+              <w:bottom w:val="single" w:color="C9C9C9" w:sz="4"/>
+              <w:right w:val="single" w:color="C9C9C9" w:sz="4"/>
+            </w:tcBorders>
+            <w:tcMar>
+              <w:top w:type="dxa" w:w="100"/>
+              <w:left w:type="dxa" w:w="120"/>
+              <w:bottom w:type="dxa" w:w="100"/>
+              <w:right w:type="dxa" w:w="120"/>
+            </w:tcMar>
+            <w:vAlign w:val="center"/>
+          </w:tcPr>
+          <w:p>
+            <w:pPr>
+              <w:spacing w:line="264"/>
+              <w:jc w:val="left"/>
+            </w:pPr>
+            <w:r>
+              <w:rPr>
+                <w:rFonts w:ascii="Arial" w:cs="Arial" w:eastAsia="Arial" w:hAnsi="Arial"/>
+                <w:b/>
+                <w:bCs/>
+                <w:color w:val="3B3B3B"/>
+                <w:sz w:val="18"/>
+                <w:szCs w:val="18"/>
+              </w:rPr>
+              <w:t xml:space="preserve">1.6.2 Humo</w:t>
+            </w:r>
+          </w:p>
+        </w:tc>
+        <w:tc>
+          <w:tcPr>
+            <w:tcW w:type="dxa" w:w="1050"/>
+            <w:tcBorders>
+              <w:top w:val="single" w:color="C9C9C9" w:sz="4"/>
+              <w:left w:val="single" w:color="C9C9C9" w:sz="4"/>
+              <w:bottom w:val="single" w:color="C9C9C9" w:sz="4"/>
+              <w:right w:val="single" w:color="C9C9C9" w:sz="4"/>
+            </w:tcBorders>
+            <w:shd w:fill="F4F7D3" w:color="auto" w:val="clear"/>
+            <w:tcMar>
+              <w:top w:type="dxa" w:w="100"/>
+              <w:left w:type="dxa" w:w="120"/>
+              <w:bottom w:type="dxa" w:w="100"/>
+              <w:right w:type="dxa" w:w="120"/>
+            </w:tcMar>
+            <w:vAlign w:val="center"/>
+          </w:tcPr>
+          <w:p>
+            <w:pPr>
+              <w:jc w:val="center"/>
+            </w:pPr>
+            <w:r>
+              <w:rPr>
+                <w:rFonts w:ascii="Arial" w:cs="Arial" w:eastAsia="Arial" w:hAnsi="Arial"/>
+                <w:b/>
+                <w:bCs/>
+                <w:color w:val="3B3B3B"/>
+                <w:sz w:val="32"/>
+                <w:szCs w:val="32"/>
+              </w:rPr>
+              <w:t xml:space="preserve">0</w:t>
+            </w:r>
+          </w:p>
+        </w:tc>
+        <w:tc>
+          <w:tcPr>
+            <w:tcW w:type="dxa" w:w="3610"/>
+            <w:tcBorders>
+              <w:top w:val="single" w:color="C9C9C9" w:sz="4"/>
+              <w:left w:val="single" w:color="C9C9C9" w:sz="4"/>
+              <w:bottom w:val="single" w:color="C9C9C9" w:sz="4"/>
+              <w:right w:val="single" w:color="C9C9C9" w:sz="4"/>
+            </w:tcBorders>
+            <w:tcMar>
+              <w:top w:type="dxa" w:w="100"/>
+              <w:left w:type="dxa" w:w="120"/>
+              <w:bottom w:type="dxa" w:w="100"/>
+              <w:right w:type="dxa" w:w="120"/>
+            </w:tcMar>
+            <w:vAlign w:val="center"/>
+          </w:tcPr>
+          <w:p>
+            <w:pPr>
+              <w:spacing w:line="264"/>
+              <w:jc w:val="left"/>
+            </w:pPr>
+            <w:r>
+              <w:rPr>
+                <w:rFonts w:ascii="Arial" w:cs="Arial" w:eastAsia="Arial" w:hAnsi="Arial"/>
+                <w:color w:val="3B3B3B"/>
+                <w:sz w:val="18"/>
+                <w:szCs w:val="18"/>
+              </w:rPr>
+              <w:t xml:space="preserve">Alimentos empacados en cajas y bebidas: el humo y el hollín contaminan empaques y producto, que ya no puede venderse. Alta.</w:t>
+            </w:r>
+          </w:p>
+        </w:tc>
+        <w:tc>
+          <w:tcPr>
+            <w:tcW w:type="dxa" w:w="2700"/>
+            <w:tcBorders>
+              <w:top w:val="single" w:color="C9C9C9" w:sz="4"/>
+              <w:left w:val="single" w:color="C9C9C9" w:sz="4"/>
+              <w:bottom w:val="single" w:color="C9C9C9" w:sz="4"/>
+              <w:right w:val="single" w:color="C9C9C9" w:sz="4"/>
+            </w:tcBorders>
+            <w:tcMar>
+              <w:top w:type="dxa" w:w="70"/>
+              <w:left w:type="dxa" w:w="70"/>
+              <w:bottom w:type="dxa" w:w="60"/>
+              <w:right w:type="dxa" w:w="70"/>
+            </w:tcMar>
+            <w:vAlign w:val="center"/>
+          </w:tcPr>
+          <w:p>
+            <w:pPr>
+              <w:jc w:val="center"/>
+            </w:pPr>
+            <w:r>
+              <w:drawing>
+                <wp:inline distT="0" distB="0" distL="0" distR="0">
+                  <wp:extent cx="1600200" cy="1200150"/>
+                  <wp:effectExtent t="0" r="0" b="0" l="0"/>
+                  <wp:docPr id="1" name="" descr="" title=""/>
+                  <wp:cNvGraphicFramePr>
+                    <a:graphicFrameLocks xmlns:a="http://schemas.openxmlformats.org/drawingml/2006/main" noChangeAspect="1"/>
+                  </wp:cNvGraphicFramePr>
+                  <a:graphic xmlns:a="http://schemas.openxmlformats.org/drawingml/2006/main">
+                    <a:graphicData uri="http://schemas.openxmlformats.org/drawingml/2006/picture">
+                      <pic:pic xmlns:pic="http://schemas.openxmlformats.org/drawingml/2006/picture">
+                        <pic:nvPicPr>
+                          <pic:cNvPr id="0" name="" descr=""/>
+                          <pic:cNvPicPr>
+                            <a:picLocks noChangeAspect="1" noChangeArrowheads="1"/>
+                          </pic:cNvPicPr>
+                        </pic:nvPicPr>
+                        <pic:blipFill>
+                          <a:blip r:embed="rId30" cstate="none"/>
+                          <a:srcRect/>
+                          <a:stretch>
+                            <a:fillRect/>
+                          </a:stretch>
+                        </pic:blipFill>
+                        <pic:spPr bwMode="auto">
+                          <a:xfrm>
+                            <a:off x="0" y="0"/>
+                            <a:ext cx="1600200" cy="1200150"/>
+                          </a:xfrm>
+                          <a:prstGeom prst="rect">
+                            <a:avLst/>
+                          </a:prstGeom>
+                        </pic:spPr>
+                      </pic:pic>
+                    </a:graphicData>
+                  </a:graphic>
+                </wp:inline>
+              </w:drawing>
+            </w:r>
+          </w:p>
+          <w:p>
+            <w:pPr>
+              <w:spacing w:before="40"/>
+              <w:jc w:val="center"/>
+            </w:pPr>
+            <w:r>
+              <w:rPr>
+                <w:rFonts w:ascii="Arial" w:cs="Arial" w:eastAsia="Arial" w:hAnsi="Arial"/>
+                <w:b/>
+                <w:bCs/>
+                <w:color w:val="3B3B3B"/>
+                <w:sz w:val="14"/>
+                <w:szCs w:val="14"/>
+              </w:rPr>
+              <w:t xml:space="preserve">Imagen 19. </w:t>
+            </w:r>
+            <w:r>
+              <w:rPr>
+                <w:rFonts w:ascii="Arial" w:cs="Arial" w:eastAsia="Arial" w:hAnsi="Arial"/>
+                <w:i/>
+                <w:iCs/>
+                <w:color w:val="6B6B6B"/>
+                <w:sz w:val="14"/>
+                <w:szCs w:val="14"/>
+              </w:rPr>
+              <w:t xml:space="preserve">Cajas de alimentos almacenadas.</w:t>
+            </w:r>
+          </w:p>
+        </w:tc>
+      </w:tr>
+      <w:tr>
+        <w:trPr>
+          <w:cantSplit/>
+        </w:trPr>
+        <w:tc>
+          <w:tcPr>
+            <w:tcW w:type="dxa" w:w="2000"/>
+            <w:tcBorders>
+              <w:top w:val="single" w:color="C9C9C9" w:sz="4"/>
+              <w:left w:val="single" w:color="C9C9C9" w:sz="4"/>
+              <w:bottom w:val="single" w:color="C9C9C9" w:sz="4"/>
+              <w:right w:val="single" w:color="C9C9C9" w:sz="4"/>
+            </w:tcBorders>
+            <w:tcMar>
+              <w:top w:type="dxa" w:w="100"/>
+              <w:left w:type="dxa" w:w="120"/>
+              <w:bottom w:type="dxa" w:w="100"/>
+              <w:right w:type="dxa" w:w="120"/>
+            </w:tcMar>
+            <w:vAlign w:val="center"/>
+          </w:tcPr>
+          <w:p>
+            <w:pPr>
+              <w:spacing w:line="264"/>
+              <w:jc w:val="left"/>
+            </w:pPr>
+            <w:r>
+              <w:rPr>
+                <w:rFonts w:ascii="Arial" w:cs="Arial" w:eastAsia="Arial" w:hAnsi="Arial"/>
+                <w:b/>
+                <w:bCs/>
+                <w:color w:val="3B3B3B"/>
+                <w:sz w:val="18"/>
+                <w:szCs w:val="18"/>
+              </w:rPr>
+              <w:t xml:space="preserve">1.6.3 Corrosión</w:t>
+            </w:r>
+          </w:p>
+        </w:tc>
+        <w:tc>
+          <w:tcPr>
+            <w:tcW w:type="dxa" w:w="1050"/>
+            <w:tcBorders>
+              <w:top w:val="single" w:color="C9C9C9" w:sz="4"/>
+              <w:left w:val="single" w:color="C9C9C9" w:sz="4"/>
+              <w:bottom w:val="single" w:color="C9C9C9" w:sz="4"/>
+              <w:right w:val="single" w:color="C9C9C9" w:sz="4"/>
+            </w:tcBorders>
+            <w:shd w:fill="F4F7D3" w:color="auto" w:val="clear"/>
+            <w:tcMar>
+              <w:top w:type="dxa" w:w="100"/>
+              <w:left w:type="dxa" w:w="120"/>
+              <w:bottom w:type="dxa" w:w="100"/>
+              <w:right w:type="dxa" w:w="120"/>
+            </w:tcMar>
+            <w:vAlign w:val="center"/>
+          </w:tcPr>
+          <w:p>
+            <w:pPr>
+              <w:jc w:val="center"/>
+            </w:pPr>
+            <w:r>
+              <w:rPr>
+                <w:rFonts w:ascii="Arial" w:cs="Arial" w:eastAsia="Arial" w:hAnsi="Arial"/>
+                <w:b/>
+                <w:bCs/>
+                <w:color w:val="3B3B3B"/>
+                <w:sz w:val="32"/>
+                <w:szCs w:val="32"/>
+              </w:rPr>
+              <w:t xml:space="preserve">5</w:t>
+            </w:r>
+          </w:p>
+        </w:tc>
+        <w:tc>
+          <w:tcPr>
+            <w:tcW w:type="dxa" w:w="3610"/>
+            <w:tcBorders>
+              <w:top w:val="single" w:color="C9C9C9" w:sz="4"/>
+              <w:left w:val="single" w:color="C9C9C9" w:sz="4"/>
+              <w:bottom w:val="single" w:color="C9C9C9" w:sz="4"/>
+              <w:right w:val="single" w:color="C9C9C9" w:sz="4"/>
+            </w:tcBorders>
+            <w:tcMar>
+              <w:top w:type="dxa" w:w="100"/>
+              <w:left w:type="dxa" w:w="120"/>
+              <w:bottom w:type="dxa" w:w="100"/>
+              <w:right w:type="dxa" w:w="120"/>
+            </w:tcMar>
+            <w:vAlign w:val="center"/>
+          </w:tcPr>
+          <w:p>
+            <w:pPr>
+              <w:spacing w:line="264"/>
+              <w:jc w:val="left"/>
+            </w:pPr>
+            <w:r>
+              <w:rPr>
+                <w:rFonts w:ascii="Arial" w:cs="Arial" w:eastAsia="Arial" w:hAnsi="Arial"/>
+                <w:color w:val="3B3B3B"/>
+                <w:sz w:val="18"/>
+                <w:szCs w:val="18"/>
+              </w:rPr>
+              <w:t xml:space="preserve">Productos de aseo, conservas y enlatados en parte del inventario. Media.</w:t>
+            </w:r>
+          </w:p>
+        </w:tc>
+        <w:tc>
+          <w:tcPr>
+            <w:tcW w:type="dxa" w:w="2700"/>
+            <w:tcBorders>
+              <w:top w:val="single" w:color="C9C9C9" w:sz="4"/>
+              <w:left w:val="single" w:color="C9C9C9" w:sz="4"/>
+              <w:bottom w:val="single" w:color="C9C9C9" w:sz="4"/>
+              <w:right w:val="single" w:color="C9C9C9" w:sz="4"/>
+            </w:tcBorders>
+            <w:tcMar>
+              <w:top w:type="dxa" w:w="70"/>
+              <w:left w:type="dxa" w:w="70"/>
+              <w:bottom w:type="dxa" w:w="60"/>
+              <w:right w:type="dxa" w:w="70"/>
+            </w:tcMar>
+            <w:vAlign w:val="center"/>
+          </w:tcPr>
+          <w:p>
+            <w:pPr>
+              <w:jc w:val="center"/>
+            </w:pPr>
+            <w:r>
+              <w:drawing>
+                <wp:inline distT="0" distB="0" distL="0" distR="0">
+                  <wp:extent cx="1600200" cy="1200150"/>
+                  <wp:effectExtent t="0" r="0" b="0" l="0"/>
+                  <wp:docPr id="1" name="" descr="" title=""/>
+                  <wp:cNvGraphicFramePr>
+                    <a:graphicFrameLocks xmlns:a="http://schemas.openxmlformats.org/drawingml/2006/main" noChangeAspect="1"/>
+                  </wp:cNvGraphicFramePr>
+                  <a:graphic xmlns:a="http://schemas.openxmlformats.org/drawingml/2006/main">
+                    <a:graphicData uri="http://schemas.openxmlformats.org/drawingml/2006/picture">
+                      <pic:pic xmlns:pic="http://schemas.openxmlformats.org/drawingml/2006/picture">
+                        <pic:nvPicPr>
+                          <pic:cNvPr id="0" name="" descr=""/>
+                          <pic:cNvPicPr>
+                            <a:picLocks noChangeAspect="1" noChangeArrowheads="1"/>
+                          </pic:cNvPicPr>
+                        </pic:nvPicPr>
+                        <pic:blipFill>
+                          <a:blip r:embed="rId31" cstate="none"/>
+                          <a:srcRect/>
+                          <a:stretch>
+                            <a:fillRect/>
+                          </a:stretch>
+                        </pic:blipFill>
+                        <pic:spPr bwMode="auto">
+                          <a:xfrm>
+                            <a:off x="0" y="0"/>
+                            <a:ext cx="1600200" cy="1200150"/>
+                          </a:xfrm>
+                          <a:prstGeom prst="rect">
+                            <a:avLst/>
+                          </a:prstGeom>
+                        </pic:spPr>
+                      </pic:pic>
+                    </a:graphicData>
+                  </a:graphic>
+                </wp:inline>
+              </w:drawing>
+            </w:r>
+          </w:p>
+          <w:p>
+            <w:pPr>
+              <w:spacing w:before="40"/>
+              <w:jc w:val="center"/>
+            </w:pPr>
+            <w:r>
+              <w:rPr>
+                <w:rFonts w:ascii="Arial" w:cs="Arial" w:eastAsia="Arial" w:hAnsi="Arial"/>
+                <w:b/>
+                <w:bCs/>
+                <w:color w:val="3B3B3B"/>
+                <w:sz w:val="14"/>
+                <w:szCs w:val="14"/>
+              </w:rPr>
+              <w:t xml:space="preserve">Imagen 20. </w:t>
+            </w:r>
+            <w:r>
+              <w:rPr>
+                <w:rFonts w:ascii="Arial" w:cs="Arial" w:eastAsia="Arial" w:hAnsi="Arial"/>
+                <w:i/>
+                <w:iCs/>
+                <w:color w:val="6B6B6B"/>
+                <w:sz w:val="14"/>
+                <w:szCs w:val="14"/>
+              </w:rPr>
+              <w:t xml:space="preserve">Productos envasados.</w:t>
+            </w:r>
+          </w:p>
+        </w:tc>
+      </w:tr>
+      <w:tr>
+        <w:trPr>
+          <w:cantSplit/>
+        </w:trPr>
+        <w:tc>
+          <w:tcPr>
+            <w:tcW w:type="dxa" w:w="2000"/>
+            <w:tcBorders>
+              <w:top w:val="single" w:color="C9C9C9" w:sz="4"/>
+              <w:left w:val="single" w:color="C9C9C9" w:sz="4"/>
+              <w:bottom w:val="single" w:color="C9C9C9" w:sz="4"/>
+              <w:right w:val="single" w:color="C9C9C9" w:sz="4"/>
+            </w:tcBorders>
+            <w:tcMar>
+              <w:top w:type="dxa" w:w="100"/>
+              <w:left w:type="dxa" w:w="120"/>
+              <w:bottom w:type="dxa" w:w="100"/>
+              <w:right w:type="dxa" w:w="120"/>
+            </w:tcMar>
+            <w:vAlign w:val="center"/>
+          </w:tcPr>
+          <w:p>
+            <w:pPr>
+              <w:spacing w:line="264"/>
+              <w:jc w:val="left"/>
+            </w:pPr>
+            <w:r>
+              <w:rPr>
+                <w:rFonts w:ascii="Arial" w:cs="Arial" w:eastAsia="Arial" w:hAnsi="Arial"/>
+                <w:b/>
+                <w:bCs/>
+                <w:color w:val="3B3B3B"/>
+                <w:sz w:val="18"/>
+                <w:szCs w:val="18"/>
+              </w:rPr>
+              <w:t xml:space="preserve">1.6.4 Agua</w:t>
+            </w:r>
+          </w:p>
+        </w:tc>
+        <w:tc>
+          <w:tcPr>
+            <w:tcW w:type="dxa" w:w="1050"/>
+            <w:tcBorders>
+              <w:top w:val="single" w:color="C9C9C9" w:sz="4"/>
+              <w:left w:val="single" w:color="C9C9C9" w:sz="4"/>
+              <w:bottom w:val="single" w:color="C9C9C9" w:sz="4"/>
+              <w:right w:val="single" w:color="C9C9C9" w:sz="4"/>
+            </w:tcBorders>
+            <w:shd w:fill="F4F7D3" w:color="auto" w:val="clear"/>
+            <w:tcMar>
+              <w:top w:type="dxa" w:w="100"/>
+              <w:left w:type="dxa" w:w="120"/>
+              <w:bottom w:type="dxa" w:w="100"/>
+              <w:right w:type="dxa" w:w="120"/>
+            </w:tcMar>
+            <w:vAlign w:val="center"/>
+          </w:tcPr>
+          <w:p>
+            <w:pPr>
+              <w:jc w:val="center"/>
+            </w:pPr>
+            <w:r>
+              <w:rPr>
+                <w:rFonts w:ascii="Arial" w:cs="Arial" w:eastAsia="Arial" w:hAnsi="Arial"/>
+                <w:b/>
+                <w:bCs/>
+                <w:color w:val="3B3B3B"/>
+                <w:sz w:val="32"/>
+                <w:szCs w:val="32"/>
+              </w:rPr>
+              <w:t xml:space="preserve">5</w:t>
+            </w:r>
+          </w:p>
+        </w:tc>
+        <w:tc>
+          <w:tcPr>
+            <w:tcW w:type="dxa" w:w="3610"/>
+            <w:tcBorders>
+              <w:top w:val="single" w:color="C9C9C9" w:sz="4"/>
+              <w:left w:val="single" w:color="C9C9C9" w:sz="4"/>
+              <w:bottom w:val="single" w:color="C9C9C9" w:sz="4"/>
+              <w:right w:val="single" w:color="C9C9C9" w:sz="4"/>
+            </w:tcBorders>
+            <w:tcMar>
+              <w:top w:type="dxa" w:w="100"/>
+              <w:left w:type="dxa" w:w="120"/>
+              <w:bottom w:type="dxa" w:w="100"/>
+              <w:right w:type="dxa" w:w="120"/>
+            </w:tcMar>
+            <w:vAlign w:val="center"/>
+          </w:tcPr>
+          <w:p>
+            <w:pPr>
+              <w:spacing w:line="264"/>
+              <w:jc w:val="left"/>
+            </w:pPr>
+            <w:r>
+              <w:rPr>
+                <w:rFonts w:ascii="Arial" w:cs="Arial" w:eastAsia="Arial" w:hAnsi="Arial"/>
+                <w:color w:val="3B3B3B"/>
+                <w:sz w:val="18"/>
+                <w:szCs w:val="18"/>
+              </w:rPr>
+              <w:t xml:space="preserve">El cartón se daña con el agua; bebidas y enlatados la resisten. Media.</w:t>
+            </w:r>
+          </w:p>
+        </w:tc>
+        <w:tc>
+          <w:tcPr>
+            <w:tcW w:type="dxa" w:w="2700"/>
+            <w:tcBorders>
+              <w:top w:val="single" w:color="C9C9C9" w:sz="4"/>
+              <w:left w:val="single" w:color="C9C9C9" w:sz="4"/>
+              <w:bottom w:val="single" w:color="C9C9C9" w:sz="4"/>
+              <w:right w:val="single" w:color="C9C9C9" w:sz="4"/>
+            </w:tcBorders>
+            <w:tcMar>
+              <w:top w:type="dxa" w:w="70"/>
+              <w:left w:type="dxa" w:w="70"/>
+              <w:bottom w:type="dxa" w:w="60"/>
+              <w:right w:type="dxa" w:w="70"/>
+            </w:tcMar>
+            <w:vAlign w:val="center"/>
+          </w:tcPr>
+          <w:p>
+            <w:pPr>
+              <w:jc w:val="center"/>
+            </w:pPr>
+            <w:r>
+              <w:drawing>
+                <wp:inline distT="0" distB="0" distL="0" distR="0">
+                  <wp:extent cx="1600200" cy="1200150"/>
+                  <wp:effectExtent t="0" r="0" b="0" l="0"/>
+                  <wp:docPr id="1" name="" descr="" title=""/>
+                  <wp:cNvGraphicFramePr>
+                    <a:graphicFrameLocks xmlns:a="http://schemas.openxmlformats.org/drawingml/2006/main" noChangeAspect="1"/>
+                  </wp:cNvGraphicFramePr>
+                  <a:graphic xmlns:a="http://schemas.openxmlformats.org/drawingml/2006/main">
+                    <a:graphicData uri="http://schemas.openxmlformats.org/drawingml/2006/picture">
+                      <pic:pic xmlns:pic="http://schemas.openxmlformats.org/drawingml/2006/picture">
+                        <pic:nvPicPr>
+                          <pic:cNvPr id="0" name="" descr=""/>
+                          <pic:cNvPicPr>
+                            <a:picLocks noChangeAspect="1" noChangeArrowheads="1"/>
+                          </pic:cNvPicPr>
+                        </pic:nvPicPr>
+                        <pic:blipFill>
+                          <a:blip r:embed="rId27" cstate="none"/>
+                          <a:srcRect/>
+                          <a:stretch>
+                            <a:fillRect/>
+                          </a:stretch>
+                        </pic:blipFill>
+                        <pic:spPr bwMode="auto">
+                          <a:xfrm>
+                            <a:off x="0" y="0"/>
+                            <a:ext cx="1600200" cy="1200150"/>
+                          </a:xfrm>
+                          <a:prstGeom prst="rect">
+                            <a:avLst/>
+                          </a:prstGeom>
+                        </pic:spPr>
+                      </pic:pic>
+                    </a:graphicData>
+                  </a:graphic>
+                </wp:inline>
+              </w:drawing>
+            </w:r>
+          </w:p>
+          <w:p>
+            <w:pPr>
+              <w:spacing w:before="40"/>
+              <w:jc w:val="center"/>
+            </w:pPr>
+            <w:r>
+              <w:rPr>
+                <w:rFonts w:ascii="Arial" w:cs="Arial" w:eastAsia="Arial" w:hAnsi="Arial"/>
+                <w:b/>
+                <w:bCs/>
+                <w:color w:val="3B3B3B"/>
+                <w:sz w:val="14"/>
+                <w:szCs w:val="14"/>
+              </w:rPr>
+              <w:t xml:space="preserve">Imagen 21. </w:t>
             </w:r>
             <w:r>
               <w:rPr>
@@ -6363,681 +6618,6 @@
                           </pic:cNvPicPr>
                         </pic:nvPicPr>
                         <pic:blipFill>
-                          <a:blip r:embed="rId29" cstate="none"/>
-                          <a:srcRect/>
-                          <a:stretch>
-                            <a:fillRect/>
-                          </a:stretch>
-                        </pic:blipFill>
-                        <pic:spPr bwMode="auto">
-                          <a:xfrm>
-                            <a:off x="0" y="0"/>
-                            <a:ext cx="1066800" cy="800100"/>
-                          </a:xfrm>
-                          <a:prstGeom prst="rect">
-                            <a:avLst/>
-                          </a:prstGeom>
-                        </pic:spPr>
-                      </pic:pic>
-                    </a:graphicData>
-                  </a:graphic>
-                </wp:inline>
-              </w:drawing>
-            </w:r>
-          </w:p>
-          <w:p>
-            <w:pPr>
-              <w:spacing w:before="40"/>
-              <w:jc w:val="center"/>
-            </w:pPr>
-            <w:r>
-              <w:rPr>
-                <w:rFonts w:ascii="Arial" w:cs="Arial" w:eastAsia="Arial" w:hAnsi="Arial"/>
-                <w:b/>
-                <w:bCs/>
-                <w:color w:val="3B3B3B"/>
-                <w:sz w:val="14"/>
-                <w:szCs w:val="14"/>
-              </w:rPr>
-              <w:t xml:space="preserve">Imagen 19. </w:t>
-            </w:r>
-            <w:r>
-              <w:rPr>
-                <w:rFonts w:ascii="Arial" w:cs="Arial" w:eastAsia="Arial" w:hAnsi="Arial"/>
-                <w:i/>
-                <w:iCs/>
-                <w:color w:val="6B6B6B"/>
-                <w:sz w:val="14"/>
-                <w:szCs w:val="14"/>
-              </w:rPr>
-              <w:t xml:space="preserve">Extintor de CO₂ demarcado.</w:t>
-            </w:r>
-          </w:p>
-        </w:tc>
-      </w:tr>
-      <w:tr>
-        <w:trPr>
-          <w:cantSplit/>
-        </w:trPr>
-        <w:tc>
-          <w:tcPr>
-            <w:tcW w:type="dxa" w:w="1900"/>
-            <w:tcBorders>
-              <w:top w:val="single" w:color="C9C9C9" w:sz="4"/>
-              <w:left w:val="single" w:color="C9C9C9" w:sz="4"/>
-              <w:bottom w:val="single" w:color="C9C9C9" w:sz="4"/>
-              <w:right w:val="single" w:color="C9C9C9" w:sz="4"/>
-            </w:tcBorders>
-            <w:tcMar>
-              <w:top w:type="dxa" w:w="100"/>
-              <w:left w:type="dxa" w:w="120"/>
-              <w:bottom w:type="dxa" w:w="100"/>
-              <w:right w:type="dxa" w:w="120"/>
-            </w:tcMar>
-            <w:vAlign w:val="center"/>
-          </w:tcPr>
-          <w:p>
-            <w:r>
-              <w:rPr>
-                <w:rFonts w:ascii="Arial" w:cs="Arial" w:eastAsia="Arial" w:hAnsi="Arial"/>
-                <w:b/>
-                <w:bCs/>
-                <w:color w:val="3B3B3B"/>
-                <w:sz w:val="18"/>
-                <w:szCs w:val="18"/>
-              </w:rPr>
-              <w:t xml:space="preserve">Bocas de incendio equipadas</w:t>
-            </w:r>
-          </w:p>
-          <w:p>
-            <w:pPr>
-              <w:spacing w:before="40"/>
-            </w:pPr>
-            <w:r>
-              <w:rPr>
-                <w:rFonts w:ascii="Arial" w:cs="Arial" w:eastAsia="Arial" w:hAnsi="Arial"/>
-                <w:b/>
-                <w:bCs/>
-                <w:color w:val="7E8410"/>
-                <w:sz w:val="16"/>
-                <w:szCs w:val="16"/>
-              </w:rPr>
-              <w:t xml:space="preserve">BIE</w:t>
-            </w:r>
-          </w:p>
-        </w:tc>
-        <w:tc>
-          <w:tcPr>
-            <w:tcW w:type="dxa" w:w="1100"/>
-            <w:tcBorders>
-              <w:top w:val="single" w:color="C9C9C9" w:sz="4"/>
-              <w:left w:val="single" w:color="C9C9C9" w:sz="4"/>
-              <w:bottom w:val="single" w:color="C9C9C9" w:sz="4"/>
-              <w:right w:val="single" w:color="C9C9C9" w:sz="4"/>
-            </w:tcBorders>
-            <w:shd w:fill="F4F7D3" w:color="auto" w:val="clear"/>
-            <w:tcMar>
-              <w:top w:type="dxa" w:w="100"/>
-              <w:left w:type="dxa" w:w="120"/>
-              <w:bottom w:type="dxa" w:w="100"/>
-              <w:right w:type="dxa" w:w="120"/>
-            </w:tcMar>
-            <w:vAlign w:val="center"/>
-          </w:tcPr>
-          <w:p>
-            <w:pPr>
-              <w:jc w:val="center"/>
-            </w:pPr>
-            <w:r>
-              <w:rPr>
-                <w:rFonts w:ascii="Arial" w:cs="Arial" w:eastAsia="Arial" w:hAnsi="Arial"/>
-                <w:b/>
-                <w:bCs/>
-                <w:color w:val="3B3B3B"/>
-                <w:sz w:val="32"/>
-                <w:szCs w:val="32"/>
-              </w:rPr>
-              <w:t xml:space="preserve">4</w:t>
-            </w:r>
-          </w:p>
-          <w:p>
-            <w:pPr>
-              <w:jc w:val="center"/>
-            </w:pPr>
-            <w:r>
-              <w:rPr>
-                <w:rFonts w:ascii="Arial" w:cs="Arial" w:eastAsia="Arial" w:hAnsi="Arial"/>
-                <w:color w:val="6B6B6B"/>
-                <w:sz w:val="14"/>
-                <w:szCs w:val="14"/>
-              </w:rPr>
-              <w:t xml:space="preserve">CV</w:t>
-            </w:r>
-          </w:p>
-        </w:tc>
-        <w:tc>
-          <w:tcPr>
-            <w:tcW w:type="dxa" w:w="3460"/>
-            <w:tcBorders>
-              <w:top w:val="single" w:color="C9C9C9" w:sz="4"/>
-              <w:left w:val="single" w:color="C9C9C9" w:sz="4"/>
-              <w:bottom w:val="single" w:color="C9C9C9" w:sz="4"/>
-              <w:right w:val="single" w:color="C9C9C9" w:sz="4"/>
-            </w:tcBorders>
-            <w:tcMar>
-              <w:top w:type="dxa" w:w="100"/>
-              <w:left w:type="dxa" w:w="120"/>
-              <w:bottom w:type="dxa" w:w="100"/>
-              <w:right w:type="dxa" w:w="120"/>
-            </w:tcMar>
-            <w:vAlign w:val="center"/>
-          </w:tcPr>
-          <w:p>
-            <w:pPr>
-              <w:spacing w:line="264"/>
-              <w:jc w:val="left"/>
-            </w:pPr>
-            <w:r>
-              <w:rPr>
-                <w:rFonts w:ascii="Arial" w:cs="Arial" w:eastAsia="Arial" w:hAnsi="Arial"/>
-                <w:color w:val="3B3B3B"/>
-                <w:sz w:val="18"/>
-                <w:szCs w:val="18"/>
-              </w:rPr>
-              <w:t xml:space="preserve">Gabinetes con manguera, válvula y extintor, señalizados y conectados a la red del cuarto de bombas.</w:t>
-            </w:r>
-          </w:p>
-        </w:tc>
-        <w:tc>
-          <w:tcPr>
-            <w:tcW w:type="dxa" w:w="2900"/>
-            <w:tcBorders>
-              <w:top w:val="single" w:color="C9C9C9" w:sz="4"/>
-              <w:left w:val="single" w:color="C9C9C9" w:sz="4"/>
-              <w:bottom w:val="single" w:color="C9C9C9" w:sz="4"/>
-              <w:right w:val="single" w:color="C9C9C9" w:sz="4"/>
-            </w:tcBorders>
-            <w:tcMar>
-              <w:top w:type="dxa" w:w="70"/>
-              <w:left w:type="dxa" w:w="70"/>
-              <w:bottom w:type="dxa" w:w="60"/>
-              <w:right w:type="dxa" w:w="70"/>
-            </w:tcMar>
-            <w:vAlign w:val="center"/>
-          </w:tcPr>
-          <w:p>
-            <w:pPr>
-              <w:jc w:val="center"/>
-            </w:pPr>
-            <w:r>
-              <w:drawing>
-                <wp:inline distT="0" distB="0" distL="0" distR="0">
-                  <wp:extent cx="1066800" cy="800100"/>
-                  <wp:effectExtent t="0" r="0" b="0" l="0"/>
-                  <wp:docPr id="1" name="" descr="" title=""/>
-                  <wp:cNvGraphicFramePr>
-                    <a:graphicFrameLocks xmlns:a="http://schemas.openxmlformats.org/drawingml/2006/main" noChangeAspect="1"/>
-                  </wp:cNvGraphicFramePr>
-                  <a:graphic xmlns:a="http://schemas.openxmlformats.org/drawingml/2006/main">
-                    <a:graphicData uri="http://schemas.openxmlformats.org/drawingml/2006/picture">
-                      <pic:pic xmlns:pic="http://schemas.openxmlformats.org/drawingml/2006/picture">
-                        <pic:nvPicPr>
-                          <pic:cNvPr id="0" name="" descr=""/>
-                          <pic:cNvPicPr>
-                            <a:picLocks noChangeAspect="1" noChangeArrowheads="1"/>
-                          </pic:cNvPicPr>
-                        </pic:nvPicPr>
-                        <pic:blipFill>
-                          <a:blip r:embed="rId30" cstate="none"/>
-                          <a:srcRect/>
-                          <a:stretch>
-                            <a:fillRect/>
-                          </a:stretch>
-                        </pic:blipFill>
-                        <pic:spPr bwMode="auto">
-                          <a:xfrm>
-                            <a:off x="0" y="0"/>
-                            <a:ext cx="1066800" cy="800100"/>
-                          </a:xfrm>
-                          <a:prstGeom prst="rect">
-                            <a:avLst/>
-                          </a:prstGeom>
-                        </pic:spPr>
-                      </pic:pic>
-                    </a:graphicData>
-                  </a:graphic>
-                </wp:inline>
-              </w:drawing>
-            </w:r>
-          </w:p>
-          <w:p>
-            <w:pPr>
-              <w:spacing w:before="40"/>
-              <w:jc w:val="center"/>
-            </w:pPr>
-            <w:r>
-              <w:rPr>
-                <w:rFonts w:ascii="Arial" w:cs="Arial" w:eastAsia="Arial" w:hAnsi="Arial"/>
-                <w:b/>
-                <w:bCs/>
-                <w:color w:val="3B3B3B"/>
-                <w:sz w:val="14"/>
-                <w:szCs w:val="14"/>
-              </w:rPr>
-              <w:t xml:space="preserve">Imagen 20. </w:t>
-            </w:r>
-            <w:r>
-              <w:rPr>
-                <w:rFonts w:ascii="Arial" w:cs="Arial" w:eastAsia="Arial" w:hAnsi="Arial"/>
-                <w:i/>
-                <w:iCs/>
-                <w:color w:val="6B6B6B"/>
-                <w:sz w:val="14"/>
-                <w:szCs w:val="14"/>
-              </w:rPr>
-              <w:t xml:space="preserve">Gabinete contra incendio.</w:t>
-            </w:r>
-          </w:p>
-        </w:tc>
-      </w:tr>
-      <w:tr>
-        <w:trPr>
-          <w:cantSplit/>
-        </w:trPr>
-        <w:tc>
-          <w:tcPr>
-            <w:tcW w:type="dxa" w:w="1900"/>
-            <w:tcBorders>
-              <w:top w:val="single" w:color="C9C9C9" w:sz="4"/>
-              <w:left w:val="single" w:color="C9C9C9" w:sz="4"/>
-              <w:bottom w:val="single" w:color="C9C9C9" w:sz="4"/>
-              <w:right w:val="single" w:color="C9C9C9" w:sz="4"/>
-            </w:tcBorders>
-            <w:tcMar>
-              <w:top w:type="dxa" w:w="100"/>
-              <w:left w:type="dxa" w:w="120"/>
-              <w:bottom w:type="dxa" w:w="100"/>
-              <w:right w:type="dxa" w:w="120"/>
-            </w:tcMar>
-            <w:vAlign w:val="center"/>
-          </w:tcPr>
-          <w:p>
-            <w:r>
-              <w:rPr>
-                <w:rFonts w:ascii="Arial" w:cs="Arial" w:eastAsia="Arial" w:hAnsi="Arial"/>
-                <w:b/>
-                <w:bCs/>
-                <w:color w:val="3B3B3B"/>
-                <w:sz w:val="18"/>
-                <w:szCs w:val="18"/>
-              </w:rPr>
-              <w:t xml:space="preserve">Columnas hidrantes exteriores</w:t>
-            </w:r>
-          </w:p>
-          <w:p>
-            <w:pPr>
-              <w:spacing w:before="40"/>
-            </w:pPr>
-            <w:r>
-              <w:rPr>
-                <w:rFonts w:ascii="Arial" w:cs="Arial" w:eastAsia="Arial" w:hAnsi="Arial"/>
-                <w:b/>
-                <w:bCs/>
-                <w:color w:val="7E8410"/>
-                <w:sz w:val="16"/>
-                <w:szCs w:val="16"/>
-              </w:rPr>
-              <w:t xml:space="preserve">CHE</w:t>
-            </w:r>
-          </w:p>
-        </w:tc>
-        <w:tc>
-          <w:tcPr>
-            <w:tcW w:type="dxa" w:w="1100"/>
-            <w:tcBorders>
-              <w:top w:val="single" w:color="C9C9C9" w:sz="4"/>
-              <w:left w:val="single" w:color="C9C9C9" w:sz="4"/>
-              <w:bottom w:val="single" w:color="C9C9C9" w:sz="4"/>
-              <w:right w:val="single" w:color="C9C9C9" w:sz="4"/>
-            </w:tcBorders>
-            <w:shd w:fill="F4F7D3" w:color="auto" w:val="clear"/>
-            <w:tcMar>
-              <w:top w:type="dxa" w:w="100"/>
-              <w:left w:type="dxa" w:w="120"/>
-              <w:bottom w:type="dxa" w:w="100"/>
-              <w:right w:type="dxa" w:w="120"/>
-            </w:tcMar>
-            <w:vAlign w:val="center"/>
-          </w:tcPr>
-          <w:p>
-            <w:pPr>
-              <w:jc w:val="center"/>
-            </w:pPr>
-            <w:r>
-              <w:rPr>
-                <w:rFonts w:ascii="Arial" w:cs="Arial" w:eastAsia="Arial" w:hAnsi="Arial"/>
-                <w:b/>
-                <w:bCs/>
-                <w:color w:val="3B3B3B"/>
-                <w:sz w:val="32"/>
-                <w:szCs w:val="32"/>
-              </w:rPr>
-              <w:t xml:space="preserve">4</w:t>
-            </w:r>
-          </w:p>
-          <w:p>
-            <w:pPr>
-              <w:jc w:val="center"/>
-            </w:pPr>
-            <w:r>
-              <w:rPr>
-                <w:rFonts w:ascii="Arial" w:cs="Arial" w:eastAsia="Arial" w:hAnsi="Arial"/>
-                <w:color w:val="6B6B6B"/>
-                <w:sz w:val="14"/>
-                <w:szCs w:val="14"/>
-              </w:rPr>
-              <w:t xml:space="preserve">CV</w:t>
-            </w:r>
-          </w:p>
-        </w:tc>
-        <w:tc>
-          <w:tcPr>
-            <w:tcW w:type="dxa" w:w="3460"/>
-            <w:tcBorders>
-              <w:top w:val="single" w:color="C9C9C9" w:sz="4"/>
-              <w:left w:val="single" w:color="C9C9C9" w:sz="4"/>
-              <w:bottom w:val="single" w:color="C9C9C9" w:sz="4"/>
-              <w:right w:val="single" w:color="C9C9C9" w:sz="4"/>
-            </w:tcBorders>
-            <w:tcMar>
-              <w:top w:type="dxa" w:w="100"/>
-              <w:left w:type="dxa" w:w="120"/>
-              <w:bottom w:type="dxa" w:w="100"/>
-              <w:right w:type="dxa" w:w="120"/>
-            </w:tcMar>
-            <w:vAlign w:val="center"/>
-          </w:tcPr>
-          <w:p>
-            <w:pPr>
-              <w:spacing w:line="264"/>
-              <w:jc w:val="left"/>
-            </w:pPr>
-            <w:r>
-              <w:rPr>
-                <w:rFonts w:ascii="Arial" w:cs="Arial" w:eastAsia="Arial" w:hAnsi="Arial"/>
-                <w:color w:val="3B3B3B"/>
-                <w:sz w:val="18"/>
-                <w:szCs w:val="18"/>
-              </w:rPr>
-              <w:t xml:space="preserve">Hidrante junto al muro exterior, conectado a la red, con válvulas y salidas para manguera de bomberos.</w:t>
-            </w:r>
-          </w:p>
-        </w:tc>
-        <w:tc>
-          <w:tcPr>
-            <w:tcW w:type="dxa" w:w="2900"/>
-            <w:tcBorders>
-              <w:top w:val="single" w:color="C9C9C9" w:sz="4"/>
-              <w:left w:val="single" w:color="C9C9C9" w:sz="4"/>
-              <w:bottom w:val="single" w:color="C9C9C9" w:sz="4"/>
-              <w:right w:val="single" w:color="C9C9C9" w:sz="4"/>
-            </w:tcBorders>
-            <w:tcMar>
-              <w:top w:type="dxa" w:w="70"/>
-              <w:left w:type="dxa" w:w="70"/>
-              <w:bottom w:type="dxa" w:w="60"/>
-              <w:right w:type="dxa" w:w="70"/>
-            </w:tcMar>
-            <w:vAlign w:val="center"/>
-          </w:tcPr>
-          <w:p>
-            <w:pPr>
-              <w:jc w:val="center"/>
-            </w:pPr>
-            <w:r>
-              <w:drawing>
-                <wp:inline distT="0" distB="0" distL="0" distR="0">
-                  <wp:extent cx="1066800" cy="800100"/>
-                  <wp:effectExtent t="0" r="0" b="0" l="0"/>
-                  <wp:docPr id="1" name="" descr="" title=""/>
-                  <wp:cNvGraphicFramePr>
-                    <a:graphicFrameLocks xmlns:a="http://schemas.openxmlformats.org/drawingml/2006/main" noChangeAspect="1"/>
-                  </wp:cNvGraphicFramePr>
-                  <a:graphic xmlns:a="http://schemas.openxmlformats.org/drawingml/2006/main">
-                    <a:graphicData uri="http://schemas.openxmlformats.org/drawingml/2006/picture">
-                      <pic:pic xmlns:pic="http://schemas.openxmlformats.org/drawingml/2006/picture">
-                        <pic:nvPicPr>
-                          <pic:cNvPr id="0" name="" descr=""/>
-                          <pic:cNvPicPr>
-                            <a:picLocks noChangeAspect="1" noChangeArrowheads="1"/>
-                          </pic:cNvPicPr>
-                        </pic:nvPicPr>
-                        <pic:blipFill>
-                          <a:blip r:embed="rId31" cstate="none"/>
-                          <a:srcRect/>
-                          <a:stretch>
-                            <a:fillRect/>
-                          </a:stretch>
-                        </pic:blipFill>
-                        <pic:spPr bwMode="auto">
-                          <a:xfrm>
-                            <a:off x="0" y="0"/>
-                            <a:ext cx="1066800" cy="800100"/>
-                          </a:xfrm>
-                          <a:prstGeom prst="rect">
-                            <a:avLst/>
-                          </a:prstGeom>
-                        </pic:spPr>
-                      </pic:pic>
-                    </a:graphicData>
-                  </a:graphic>
-                </wp:inline>
-              </w:drawing>
-            </w:r>
-          </w:p>
-          <w:p>
-            <w:pPr>
-              <w:spacing w:before="40"/>
-              <w:jc w:val="center"/>
-            </w:pPr>
-            <w:r>
-              <w:rPr>
-                <w:rFonts w:ascii="Arial" w:cs="Arial" w:eastAsia="Arial" w:hAnsi="Arial"/>
-                <w:b/>
-                <w:bCs/>
-                <w:color w:val="3B3B3B"/>
-                <w:sz w:val="14"/>
-                <w:szCs w:val="14"/>
-              </w:rPr>
-              <w:t xml:space="preserve">Imagen 21. </w:t>
-            </w:r>
-            <w:r>
-              <w:rPr>
-                <w:rFonts w:ascii="Arial" w:cs="Arial" w:eastAsia="Arial" w:hAnsi="Arial"/>
-                <w:i/>
-                <w:iCs/>
-                <w:color w:val="6B6B6B"/>
-                <w:sz w:val="14"/>
-                <w:szCs w:val="14"/>
-              </w:rPr>
-              <w:t xml:space="preserve">Hidrante exterior.</w:t>
-            </w:r>
-          </w:p>
-        </w:tc>
-      </w:tr>
-      <w:tr>
-        <w:trPr>
-          <w:cantSplit/>
-        </w:trPr>
-        <w:tc>
-          <w:tcPr>
-            <w:tcW w:type="dxa" w:w="1900"/>
-            <w:tcBorders>
-              <w:top w:val="single" w:color="C9C9C9" w:sz="4"/>
-              <w:left w:val="single" w:color="C9C9C9" w:sz="4"/>
-              <w:bottom w:val="single" w:color="C9C9C9" w:sz="4"/>
-              <w:right w:val="single" w:color="C9C9C9" w:sz="4"/>
-            </w:tcBorders>
-            <w:tcMar>
-              <w:top w:type="dxa" w:w="100"/>
-              <w:left w:type="dxa" w:w="120"/>
-              <w:bottom w:type="dxa" w:w="100"/>
-              <w:right w:type="dxa" w:w="120"/>
-            </w:tcMar>
-            <w:vAlign w:val="center"/>
-          </w:tcPr>
-          <w:p>
-            <w:r>
-              <w:rPr>
-                <w:rFonts w:ascii="Arial" w:cs="Arial" w:eastAsia="Arial" w:hAnsi="Arial"/>
-                <w:b/>
-                <w:bCs/>
-                <w:color w:val="3B3B3B"/>
-                <w:sz w:val="18"/>
-                <w:szCs w:val="18"/>
-              </w:rPr>
-              <w:t xml:space="preserve">Detección automática</w:t>
-            </w:r>
-          </w:p>
-          <w:p>
-            <w:pPr>
-              <w:spacing w:before="40"/>
-            </w:pPr>
-            <w:r>
-              <w:rPr>
-                <w:rFonts w:ascii="Arial" w:cs="Arial" w:eastAsia="Arial" w:hAnsi="Arial"/>
-                <w:b/>
-                <w:bCs/>
-                <w:color w:val="7E8410"/>
-                <w:sz w:val="16"/>
-                <w:szCs w:val="16"/>
-              </w:rPr>
-              <w:t xml:space="preserve">DET</w:t>
-            </w:r>
-          </w:p>
-        </w:tc>
-        <w:tc>
-          <w:tcPr>
-            <w:tcW w:type="dxa" w:w="1100"/>
-            <w:tcBorders>
-              <w:top w:val="single" w:color="C9C9C9" w:sz="4"/>
-              <w:left w:val="single" w:color="C9C9C9" w:sz="4"/>
-              <w:bottom w:val="single" w:color="C9C9C9" w:sz="4"/>
-              <w:right w:val="single" w:color="C9C9C9" w:sz="4"/>
-            </w:tcBorders>
-            <w:shd w:fill="F4F7D3" w:color="auto" w:val="clear"/>
-            <w:tcMar>
-              <w:top w:type="dxa" w:w="100"/>
-              <w:left w:type="dxa" w:w="120"/>
-              <w:bottom w:type="dxa" w:w="100"/>
-              <w:right w:type="dxa" w:w="120"/>
-            </w:tcMar>
-            <w:vAlign w:val="center"/>
-          </w:tcPr>
-          <w:p>
-            <w:pPr>
-              <w:jc w:val="center"/>
-            </w:pPr>
-            <w:r>
-              <w:rPr>
-                <w:rFonts w:ascii="Arial" w:cs="Arial" w:eastAsia="Arial" w:hAnsi="Arial"/>
-                <w:b/>
-                <w:bCs/>
-                <w:color w:val="3B3B3B"/>
-                <w:sz w:val="32"/>
-                <w:szCs w:val="32"/>
-              </w:rPr>
-              <w:t xml:space="preserve">4</w:t>
-            </w:r>
-          </w:p>
-          <w:p>
-            <w:pPr>
-              <w:jc w:val="center"/>
-            </w:pPr>
-            <w:r>
-              <w:rPr>
-                <w:rFonts w:ascii="Arial" w:cs="Arial" w:eastAsia="Arial" w:hAnsi="Arial"/>
-                <w:color w:val="6B6B6B"/>
-                <w:sz w:val="14"/>
-                <w:szCs w:val="14"/>
-              </w:rPr>
-              <w:t xml:space="preserve">CV</w:t>
-            </w:r>
-          </w:p>
-        </w:tc>
-        <w:tc>
-          <w:tcPr>
-            <w:tcW w:type="dxa" w:w="3460"/>
-            <w:tcBorders>
-              <w:top w:val="single" w:color="C9C9C9" w:sz="4"/>
-              <w:left w:val="single" w:color="C9C9C9" w:sz="4"/>
-              <w:bottom w:val="single" w:color="C9C9C9" w:sz="4"/>
-              <w:right w:val="single" w:color="C9C9C9" w:sz="4"/>
-            </w:tcBorders>
-            <w:tcMar>
-              <w:top w:type="dxa" w:w="100"/>
-              <w:left w:type="dxa" w:w="120"/>
-              <w:bottom w:type="dxa" w:w="100"/>
-              <w:right w:type="dxa" w:w="120"/>
-            </w:tcMar>
-            <w:vAlign w:val="center"/>
-          </w:tcPr>
-          <w:p>
-            <w:pPr>
-              <w:spacing w:line="264"/>
-              <w:jc w:val="left"/>
-            </w:pPr>
-            <w:r>
-              <w:rPr>
-                <w:rFonts w:ascii="Arial" w:cs="Arial" w:eastAsia="Arial" w:hAnsi="Arial"/>
-                <w:color w:val="3B3B3B"/>
-                <w:sz w:val="18"/>
-                <w:szCs w:val="18"/>
-              </w:rPr>
-              <w:t xml:space="preserve">Detectores de humo y alarmas bajo la cubierta y en áreas operativas.</w:t>
-            </w:r>
-          </w:p>
-        </w:tc>
-        <w:tc>
-          <w:tcPr>
-            <w:tcW w:type="dxa" w:w="2900"/>
-            <w:tcBorders>
-              <w:top w:val="single" w:color="C9C9C9" w:sz="4"/>
-              <w:left w:val="single" w:color="C9C9C9" w:sz="4"/>
-              <w:bottom w:val="single" w:color="C9C9C9" w:sz="4"/>
-              <w:right w:val="single" w:color="C9C9C9" w:sz="4"/>
-            </w:tcBorders>
-            <w:tcMar>
-              <w:top w:type="dxa" w:w="70"/>
-              <w:left w:type="dxa" w:w="70"/>
-              <w:bottom w:type="dxa" w:w="60"/>
-              <w:right w:type="dxa" w:w="70"/>
-            </w:tcMar>
-            <w:vAlign w:val="center"/>
-          </w:tcPr>
-          <w:p>
-            <w:pPr>
-              <w:jc w:val="center"/>
-            </w:pPr>
-            <w:r>
-              <w:drawing>
-                <wp:inline distT="0" distB="0" distL="0" distR="0">
-                  <wp:extent cx="1066800" cy="800100"/>
-                  <wp:effectExtent t="0" r="0" b="0" l="0"/>
-                  <wp:docPr id="1" name="" descr="" title=""/>
-                  <wp:cNvGraphicFramePr>
-                    <a:graphicFrameLocks xmlns:a="http://schemas.openxmlformats.org/drawingml/2006/main" noChangeAspect="1"/>
-                  </wp:cNvGraphicFramePr>
-                  <a:graphic xmlns:a="http://schemas.openxmlformats.org/drawingml/2006/main">
-                    <a:graphicData uri="http://schemas.openxmlformats.org/drawingml/2006/picture">
-                      <pic:pic xmlns:pic="http://schemas.openxmlformats.org/drawingml/2006/picture">
-                        <pic:nvPicPr>
-                          <pic:cNvPr id="0" name="" descr=""/>
-                          <pic:cNvPicPr>
-                            <a:picLocks noChangeAspect="1" noChangeArrowheads="1"/>
-                          </pic:cNvPicPr>
-                        </pic:nvPicPr>
-                        <pic:blipFill>
                           <a:blip r:embed="rId32" cstate="none"/>
                           <a:srcRect/>
                           <a:stretch>
@@ -7085,7 +6665,7 @@
                 <w:sz w:val="14"/>
                 <w:szCs w:val="14"/>
               </w:rPr>
-              <w:t xml:space="preserve">Detección y alarma.</w:t>
+              <w:t xml:space="preserve">Extintor de CO₂ demarcado.</w:t>
             </w:r>
           </w:p>
         </w:tc>
@@ -7121,7 +6701,7 @@
                 <w:sz w:val="18"/>
                 <w:szCs w:val="18"/>
               </w:rPr>
-              <w:t xml:space="preserve">Rociadores automáticos</w:t>
+              <w:t xml:space="preserve">Bocas de incendio equipadas</w:t>
             </w:r>
           </w:p>
           <w:p>
@@ -7137,7 +6717,7 @@
                 <w:sz w:val="16"/>
                 <w:szCs w:val="16"/>
               </w:rPr>
-              <w:t xml:space="preserve">ROC</w:t>
+              <w:t xml:space="preserve">BIE</w:t>
             </w:r>
           </w:p>
         </w:tc>
@@ -7172,7 +6752,7 @@
                 <w:sz w:val="32"/>
                 <w:szCs w:val="32"/>
               </w:rPr>
-              <w:t xml:space="preserve">8</w:t>
+              <w:t xml:space="preserve">4</w:t>
             </w:r>
           </w:p>
           <w:p>
@@ -7219,7 +6799,7 @@
                 <w:sz w:val="18"/>
                 <w:szCs w:val="18"/>
               </w:rPr>
-              <w:t xml:space="preserve">Rociadores bajo toda la cubierta, con válvulas de control y cuarto de bombas.</w:t>
+              <w:t xml:space="preserve">Gabinetes con manguera, válvula y extintor, señalizados y conectados a la red del cuarto de bombas.</w:t>
             </w:r>
           </w:p>
         </w:tc>
@@ -7300,6 +6880,681 @@
                 <w:szCs w:val="14"/>
               </w:rPr>
               <w:t xml:space="preserve">Imagen 23. </w:t>
+            </w:r>
+            <w:r>
+              <w:rPr>
+                <w:rFonts w:ascii="Arial" w:cs="Arial" w:eastAsia="Arial" w:hAnsi="Arial"/>
+                <w:i/>
+                <w:iCs/>
+                <w:color w:val="6B6B6B"/>
+                <w:sz w:val="14"/>
+                <w:szCs w:val="14"/>
+              </w:rPr>
+              <w:t xml:space="preserve">Gabinete contra incendio.</w:t>
+            </w:r>
+          </w:p>
+        </w:tc>
+      </w:tr>
+      <w:tr>
+        <w:trPr>
+          <w:cantSplit/>
+        </w:trPr>
+        <w:tc>
+          <w:tcPr>
+            <w:tcW w:type="dxa" w:w="1900"/>
+            <w:tcBorders>
+              <w:top w:val="single" w:color="C9C9C9" w:sz="4"/>
+              <w:left w:val="single" w:color="C9C9C9" w:sz="4"/>
+              <w:bottom w:val="single" w:color="C9C9C9" w:sz="4"/>
+              <w:right w:val="single" w:color="C9C9C9" w:sz="4"/>
+            </w:tcBorders>
+            <w:tcMar>
+              <w:top w:type="dxa" w:w="100"/>
+              <w:left w:type="dxa" w:w="120"/>
+              <w:bottom w:type="dxa" w:w="100"/>
+              <w:right w:type="dxa" w:w="120"/>
+            </w:tcMar>
+            <w:vAlign w:val="center"/>
+          </w:tcPr>
+          <w:p>
+            <w:r>
+              <w:rPr>
+                <w:rFonts w:ascii="Arial" w:cs="Arial" w:eastAsia="Arial" w:hAnsi="Arial"/>
+                <w:b/>
+                <w:bCs/>
+                <w:color w:val="3B3B3B"/>
+                <w:sz w:val="18"/>
+                <w:szCs w:val="18"/>
+              </w:rPr>
+              <w:t xml:space="preserve">Columnas hidrantes exteriores</w:t>
+            </w:r>
+          </w:p>
+          <w:p>
+            <w:pPr>
+              <w:spacing w:before="40"/>
+            </w:pPr>
+            <w:r>
+              <w:rPr>
+                <w:rFonts w:ascii="Arial" w:cs="Arial" w:eastAsia="Arial" w:hAnsi="Arial"/>
+                <w:b/>
+                <w:bCs/>
+                <w:color w:val="7E8410"/>
+                <w:sz w:val="16"/>
+                <w:szCs w:val="16"/>
+              </w:rPr>
+              <w:t xml:space="preserve">CHE</w:t>
+            </w:r>
+          </w:p>
+        </w:tc>
+        <w:tc>
+          <w:tcPr>
+            <w:tcW w:type="dxa" w:w="1100"/>
+            <w:tcBorders>
+              <w:top w:val="single" w:color="C9C9C9" w:sz="4"/>
+              <w:left w:val="single" w:color="C9C9C9" w:sz="4"/>
+              <w:bottom w:val="single" w:color="C9C9C9" w:sz="4"/>
+              <w:right w:val="single" w:color="C9C9C9" w:sz="4"/>
+            </w:tcBorders>
+            <w:shd w:fill="F4F7D3" w:color="auto" w:val="clear"/>
+            <w:tcMar>
+              <w:top w:type="dxa" w:w="100"/>
+              <w:left w:type="dxa" w:w="120"/>
+              <w:bottom w:type="dxa" w:w="100"/>
+              <w:right w:type="dxa" w:w="120"/>
+            </w:tcMar>
+            <w:vAlign w:val="center"/>
+          </w:tcPr>
+          <w:p>
+            <w:pPr>
+              <w:jc w:val="center"/>
+            </w:pPr>
+            <w:r>
+              <w:rPr>
+                <w:rFonts w:ascii="Arial" w:cs="Arial" w:eastAsia="Arial" w:hAnsi="Arial"/>
+                <w:b/>
+                <w:bCs/>
+                <w:color w:val="3B3B3B"/>
+                <w:sz w:val="32"/>
+                <w:szCs w:val="32"/>
+              </w:rPr>
+              <w:t xml:space="preserve">4</w:t>
+            </w:r>
+          </w:p>
+          <w:p>
+            <w:pPr>
+              <w:jc w:val="center"/>
+            </w:pPr>
+            <w:r>
+              <w:rPr>
+                <w:rFonts w:ascii="Arial" w:cs="Arial" w:eastAsia="Arial" w:hAnsi="Arial"/>
+                <w:color w:val="6B6B6B"/>
+                <w:sz w:val="14"/>
+                <w:szCs w:val="14"/>
+              </w:rPr>
+              <w:t xml:space="preserve">CV</w:t>
+            </w:r>
+          </w:p>
+        </w:tc>
+        <w:tc>
+          <w:tcPr>
+            <w:tcW w:type="dxa" w:w="3460"/>
+            <w:tcBorders>
+              <w:top w:val="single" w:color="C9C9C9" w:sz="4"/>
+              <w:left w:val="single" w:color="C9C9C9" w:sz="4"/>
+              <w:bottom w:val="single" w:color="C9C9C9" w:sz="4"/>
+              <w:right w:val="single" w:color="C9C9C9" w:sz="4"/>
+            </w:tcBorders>
+            <w:tcMar>
+              <w:top w:type="dxa" w:w="100"/>
+              <w:left w:type="dxa" w:w="120"/>
+              <w:bottom w:type="dxa" w:w="100"/>
+              <w:right w:type="dxa" w:w="120"/>
+            </w:tcMar>
+            <w:vAlign w:val="center"/>
+          </w:tcPr>
+          <w:p>
+            <w:pPr>
+              <w:spacing w:line="264"/>
+              <w:jc w:val="left"/>
+            </w:pPr>
+            <w:r>
+              <w:rPr>
+                <w:rFonts w:ascii="Arial" w:cs="Arial" w:eastAsia="Arial" w:hAnsi="Arial"/>
+                <w:color w:val="3B3B3B"/>
+                <w:sz w:val="18"/>
+                <w:szCs w:val="18"/>
+              </w:rPr>
+              <w:t xml:space="preserve">Hidrante junto al muro exterior, conectado a la red, con válvulas y salidas para manguera de bomberos.</w:t>
+            </w:r>
+          </w:p>
+        </w:tc>
+        <w:tc>
+          <w:tcPr>
+            <w:tcW w:type="dxa" w:w="2900"/>
+            <w:tcBorders>
+              <w:top w:val="single" w:color="C9C9C9" w:sz="4"/>
+              <w:left w:val="single" w:color="C9C9C9" w:sz="4"/>
+              <w:bottom w:val="single" w:color="C9C9C9" w:sz="4"/>
+              <w:right w:val="single" w:color="C9C9C9" w:sz="4"/>
+            </w:tcBorders>
+            <w:tcMar>
+              <w:top w:type="dxa" w:w="70"/>
+              <w:left w:type="dxa" w:w="70"/>
+              <w:bottom w:type="dxa" w:w="60"/>
+              <w:right w:type="dxa" w:w="70"/>
+            </w:tcMar>
+            <w:vAlign w:val="center"/>
+          </w:tcPr>
+          <w:p>
+            <w:pPr>
+              <w:jc w:val="center"/>
+            </w:pPr>
+            <w:r>
+              <w:drawing>
+                <wp:inline distT="0" distB="0" distL="0" distR="0">
+                  <wp:extent cx="1066800" cy="800100"/>
+                  <wp:effectExtent t="0" r="0" b="0" l="0"/>
+                  <wp:docPr id="1" name="" descr="" title=""/>
+                  <wp:cNvGraphicFramePr>
+                    <a:graphicFrameLocks xmlns:a="http://schemas.openxmlformats.org/drawingml/2006/main" noChangeAspect="1"/>
+                  </wp:cNvGraphicFramePr>
+                  <a:graphic xmlns:a="http://schemas.openxmlformats.org/drawingml/2006/main">
+                    <a:graphicData uri="http://schemas.openxmlformats.org/drawingml/2006/picture">
+                      <pic:pic xmlns:pic="http://schemas.openxmlformats.org/drawingml/2006/picture">
+                        <pic:nvPicPr>
+                          <pic:cNvPr id="0" name="" descr=""/>
+                          <pic:cNvPicPr>
+                            <a:picLocks noChangeAspect="1" noChangeArrowheads="1"/>
+                          </pic:cNvPicPr>
+                        </pic:nvPicPr>
+                        <pic:blipFill>
+                          <a:blip r:embed="rId34" cstate="none"/>
+                          <a:srcRect/>
+                          <a:stretch>
+                            <a:fillRect/>
+                          </a:stretch>
+                        </pic:blipFill>
+                        <pic:spPr bwMode="auto">
+                          <a:xfrm>
+                            <a:off x="0" y="0"/>
+                            <a:ext cx="1066800" cy="800100"/>
+                          </a:xfrm>
+                          <a:prstGeom prst="rect">
+                            <a:avLst/>
+                          </a:prstGeom>
+                        </pic:spPr>
+                      </pic:pic>
+                    </a:graphicData>
+                  </a:graphic>
+                </wp:inline>
+              </w:drawing>
+            </w:r>
+          </w:p>
+          <w:p>
+            <w:pPr>
+              <w:spacing w:before="40"/>
+              <w:jc w:val="center"/>
+            </w:pPr>
+            <w:r>
+              <w:rPr>
+                <w:rFonts w:ascii="Arial" w:cs="Arial" w:eastAsia="Arial" w:hAnsi="Arial"/>
+                <w:b/>
+                <w:bCs/>
+                <w:color w:val="3B3B3B"/>
+                <w:sz w:val="14"/>
+                <w:szCs w:val="14"/>
+              </w:rPr>
+              <w:t xml:space="preserve">Imagen 24. </w:t>
+            </w:r>
+            <w:r>
+              <w:rPr>
+                <w:rFonts w:ascii="Arial" w:cs="Arial" w:eastAsia="Arial" w:hAnsi="Arial"/>
+                <w:i/>
+                <w:iCs/>
+                <w:color w:val="6B6B6B"/>
+                <w:sz w:val="14"/>
+                <w:szCs w:val="14"/>
+              </w:rPr>
+              <w:t xml:space="preserve">Hidrante exterior.</w:t>
+            </w:r>
+          </w:p>
+        </w:tc>
+      </w:tr>
+      <w:tr>
+        <w:trPr>
+          <w:cantSplit/>
+        </w:trPr>
+        <w:tc>
+          <w:tcPr>
+            <w:tcW w:type="dxa" w:w="1900"/>
+            <w:tcBorders>
+              <w:top w:val="single" w:color="C9C9C9" w:sz="4"/>
+              <w:left w:val="single" w:color="C9C9C9" w:sz="4"/>
+              <w:bottom w:val="single" w:color="C9C9C9" w:sz="4"/>
+              <w:right w:val="single" w:color="C9C9C9" w:sz="4"/>
+            </w:tcBorders>
+            <w:tcMar>
+              <w:top w:type="dxa" w:w="100"/>
+              <w:left w:type="dxa" w:w="120"/>
+              <w:bottom w:type="dxa" w:w="100"/>
+              <w:right w:type="dxa" w:w="120"/>
+            </w:tcMar>
+            <w:vAlign w:val="center"/>
+          </w:tcPr>
+          <w:p>
+            <w:r>
+              <w:rPr>
+                <w:rFonts w:ascii="Arial" w:cs="Arial" w:eastAsia="Arial" w:hAnsi="Arial"/>
+                <w:b/>
+                <w:bCs/>
+                <w:color w:val="3B3B3B"/>
+                <w:sz w:val="18"/>
+                <w:szCs w:val="18"/>
+              </w:rPr>
+              <w:t xml:space="preserve">Detección automática</w:t>
+            </w:r>
+          </w:p>
+          <w:p>
+            <w:pPr>
+              <w:spacing w:before="40"/>
+            </w:pPr>
+            <w:r>
+              <w:rPr>
+                <w:rFonts w:ascii="Arial" w:cs="Arial" w:eastAsia="Arial" w:hAnsi="Arial"/>
+                <w:b/>
+                <w:bCs/>
+                <w:color w:val="7E8410"/>
+                <w:sz w:val="16"/>
+                <w:szCs w:val="16"/>
+              </w:rPr>
+              <w:t xml:space="preserve">DET</w:t>
+            </w:r>
+          </w:p>
+        </w:tc>
+        <w:tc>
+          <w:tcPr>
+            <w:tcW w:type="dxa" w:w="1100"/>
+            <w:tcBorders>
+              <w:top w:val="single" w:color="C9C9C9" w:sz="4"/>
+              <w:left w:val="single" w:color="C9C9C9" w:sz="4"/>
+              <w:bottom w:val="single" w:color="C9C9C9" w:sz="4"/>
+              <w:right w:val="single" w:color="C9C9C9" w:sz="4"/>
+            </w:tcBorders>
+            <w:shd w:fill="F4F7D3" w:color="auto" w:val="clear"/>
+            <w:tcMar>
+              <w:top w:type="dxa" w:w="100"/>
+              <w:left w:type="dxa" w:w="120"/>
+              <w:bottom w:type="dxa" w:w="100"/>
+              <w:right w:type="dxa" w:w="120"/>
+            </w:tcMar>
+            <w:vAlign w:val="center"/>
+          </w:tcPr>
+          <w:p>
+            <w:pPr>
+              <w:jc w:val="center"/>
+            </w:pPr>
+            <w:r>
+              <w:rPr>
+                <w:rFonts w:ascii="Arial" w:cs="Arial" w:eastAsia="Arial" w:hAnsi="Arial"/>
+                <w:b/>
+                <w:bCs/>
+                <w:color w:val="3B3B3B"/>
+                <w:sz w:val="32"/>
+                <w:szCs w:val="32"/>
+              </w:rPr>
+              <w:t xml:space="preserve">4</w:t>
+            </w:r>
+          </w:p>
+          <w:p>
+            <w:pPr>
+              <w:jc w:val="center"/>
+            </w:pPr>
+            <w:r>
+              <w:rPr>
+                <w:rFonts w:ascii="Arial" w:cs="Arial" w:eastAsia="Arial" w:hAnsi="Arial"/>
+                <w:color w:val="6B6B6B"/>
+                <w:sz w:val="14"/>
+                <w:szCs w:val="14"/>
+              </w:rPr>
+              <w:t xml:space="preserve">CV</w:t>
+            </w:r>
+          </w:p>
+        </w:tc>
+        <w:tc>
+          <w:tcPr>
+            <w:tcW w:type="dxa" w:w="3460"/>
+            <w:tcBorders>
+              <w:top w:val="single" w:color="C9C9C9" w:sz="4"/>
+              <w:left w:val="single" w:color="C9C9C9" w:sz="4"/>
+              <w:bottom w:val="single" w:color="C9C9C9" w:sz="4"/>
+              <w:right w:val="single" w:color="C9C9C9" w:sz="4"/>
+            </w:tcBorders>
+            <w:tcMar>
+              <w:top w:type="dxa" w:w="100"/>
+              <w:left w:type="dxa" w:w="120"/>
+              <w:bottom w:type="dxa" w:w="100"/>
+              <w:right w:type="dxa" w:w="120"/>
+            </w:tcMar>
+            <w:vAlign w:val="center"/>
+          </w:tcPr>
+          <w:p>
+            <w:pPr>
+              <w:spacing w:line="264"/>
+              <w:jc w:val="left"/>
+            </w:pPr>
+            <w:r>
+              <w:rPr>
+                <w:rFonts w:ascii="Arial" w:cs="Arial" w:eastAsia="Arial" w:hAnsi="Arial"/>
+                <w:color w:val="3B3B3B"/>
+                <w:sz w:val="18"/>
+                <w:szCs w:val="18"/>
+              </w:rPr>
+              <w:t xml:space="preserve">Detectores de humo y alarmas bajo la cubierta y en áreas operativas.</w:t>
+            </w:r>
+          </w:p>
+        </w:tc>
+        <w:tc>
+          <w:tcPr>
+            <w:tcW w:type="dxa" w:w="2900"/>
+            <w:tcBorders>
+              <w:top w:val="single" w:color="C9C9C9" w:sz="4"/>
+              <w:left w:val="single" w:color="C9C9C9" w:sz="4"/>
+              <w:bottom w:val="single" w:color="C9C9C9" w:sz="4"/>
+              <w:right w:val="single" w:color="C9C9C9" w:sz="4"/>
+            </w:tcBorders>
+            <w:tcMar>
+              <w:top w:type="dxa" w:w="70"/>
+              <w:left w:type="dxa" w:w="70"/>
+              <w:bottom w:type="dxa" w:w="60"/>
+              <w:right w:type="dxa" w:w="70"/>
+            </w:tcMar>
+            <w:vAlign w:val="center"/>
+          </w:tcPr>
+          <w:p>
+            <w:pPr>
+              <w:jc w:val="center"/>
+            </w:pPr>
+            <w:r>
+              <w:drawing>
+                <wp:inline distT="0" distB="0" distL="0" distR="0">
+                  <wp:extent cx="1066800" cy="800100"/>
+                  <wp:effectExtent t="0" r="0" b="0" l="0"/>
+                  <wp:docPr id="1" name="" descr="" title=""/>
+                  <wp:cNvGraphicFramePr>
+                    <a:graphicFrameLocks xmlns:a="http://schemas.openxmlformats.org/drawingml/2006/main" noChangeAspect="1"/>
+                  </wp:cNvGraphicFramePr>
+                  <a:graphic xmlns:a="http://schemas.openxmlformats.org/drawingml/2006/main">
+                    <a:graphicData uri="http://schemas.openxmlformats.org/drawingml/2006/picture">
+                      <pic:pic xmlns:pic="http://schemas.openxmlformats.org/drawingml/2006/picture">
+                        <pic:nvPicPr>
+                          <pic:cNvPr id="0" name="" descr=""/>
+                          <pic:cNvPicPr>
+                            <a:picLocks noChangeAspect="1" noChangeArrowheads="1"/>
+                          </pic:cNvPicPr>
+                        </pic:nvPicPr>
+                        <pic:blipFill>
+                          <a:blip r:embed="rId35" cstate="none"/>
+                          <a:srcRect/>
+                          <a:stretch>
+                            <a:fillRect/>
+                          </a:stretch>
+                        </pic:blipFill>
+                        <pic:spPr bwMode="auto">
+                          <a:xfrm>
+                            <a:off x="0" y="0"/>
+                            <a:ext cx="1066800" cy="800100"/>
+                          </a:xfrm>
+                          <a:prstGeom prst="rect">
+                            <a:avLst/>
+                          </a:prstGeom>
+                        </pic:spPr>
+                      </pic:pic>
+                    </a:graphicData>
+                  </a:graphic>
+                </wp:inline>
+              </w:drawing>
+            </w:r>
+          </w:p>
+          <w:p>
+            <w:pPr>
+              <w:spacing w:before="40"/>
+              <w:jc w:val="center"/>
+            </w:pPr>
+            <w:r>
+              <w:rPr>
+                <w:rFonts w:ascii="Arial" w:cs="Arial" w:eastAsia="Arial" w:hAnsi="Arial"/>
+                <w:b/>
+                <w:bCs/>
+                <w:color w:val="3B3B3B"/>
+                <w:sz w:val="14"/>
+                <w:szCs w:val="14"/>
+              </w:rPr>
+              <w:t xml:space="preserve">Imagen 25. </w:t>
+            </w:r>
+            <w:r>
+              <w:rPr>
+                <w:rFonts w:ascii="Arial" w:cs="Arial" w:eastAsia="Arial" w:hAnsi="Arial"/>
+                <w:i/>
+                <w:iCs/>
+                <w:color w:val="6B6B6B"/>
+                <w:sz w:val="14"/>
+                <w:szCs w:val="14"/>
+              </w:rPr>
+              <w:t xml:space="preserve">Detección y alarma.</w:t>
+            </w:r>
+          </w:p>
+        </w:tc>
+      </w:tr>
+      <w:tr>
+        <w:trPr>
+          <w:cantSplit/>
+        </w:trPr>
+        <w:tc>
+          <w:tcPr>
+            <w:tcW w:type="dxa" w:w="1900"/>
+            <w:tcBorders>
+              <w:top w:val="single" w:color="C9C9C9" w:sz="4"/>
+              <w:left w:val="single" w:color="C9C9C9" w:sz="4"/>
+              <w:bottom w:val="single" w:color="C9C9C9" w:sz="4"/>
+              <w:right w:val="single" w:color="C9C9C9" w:sz="4"/>
+            </w:tcBorders>
+            <w:tcMar>
+              <w:top w:type="dxa" w:w="100"/>
+              <w:left w:type="dxa" w:w="120"/>
+              <w:bottom w:type="dxa" w:w="100"/>
+              <w:right w:type="dxa" w:w="120"/>
+            </w:tcMar>
+            <w:vAlign w:val="center"/>
+          </w:tcPr>
+          <w:p>
+            <w:r>
+              <w:rPr>
+                <w:rFonts w:ascii="Arial" w:cs="Arial" w:eastAsia="Arial" w:hAnsi="Arial"/>
+                <w:b/>
+                <w:bCs/>
+                <w:color w:val="3B3B3B"/>
+                <w:sz w:val="18"/>
+                <w:szCs w:val="18"/>
+              </w:rPr>
+              <w:t xml:space="preserve">Rociadores automáticos</w:t>
+            </w:r>
+          </w:p>
+          <w:p>
+            <w:pPr>
+              <w:spacing w:before="40"/>
+            </w:pPr>
+            <w:r>
+              <w:rPr>
+                <w:rFonts w:ascii="Arial" w:cs="Arial" w:eastAsia="Arial" w:hAnsi="Arial"/>
+                <w:b/>
+                <w:bCs/>
+                <w:color w:val="7E8410"/>
+                <w:sz w:val="16"/>
+                <w:szCs w:val="16"/>
+              </w:rPr>
+              <w:t xml:space="preserve">ROC</w:t>
+            </w:r>
+          </w:p>
+        </w:tc>
+        <w:tc>
+          <w:tcPr>
+            <w:tcW w:type="dxa" w:w="1100"/>
+            <w:tcBorders>
+              <w:top w:val="single" w:color="C9C9C9" w:sz="4"/>
+              <w:left w:val="single" w:color="C9C9C9" w:sz="4"/>
+              <w:bottom w:val="single" w:color="C9C9C9" w:sz="4"/>
+              <w:right w:val="single" w:color="C9C9C9" w:sz="4"/>
+            </w:tcBorders>
+            <w:shd w:fill="F4F7D3" w:color="auto" w:val="clear"/>
+            <w:tcMar>
+              <w:top w:type="dxa" w:w="100"/>
+              <w:left w:type="dxa" w:w="120"/>
+              <w:bottom w:type="dxa" w:w="100"/>
+              <w:right w:type="dxa" w:w="120"/>
+            </w:tcMar>
+            <w:vAlign w:val="center"/>
+          </w:tcPr>
+          <w:p>
+            <w:pPr>
+              <w:jc w:val="center"/>
+            </w:pPr>
+            <w:r>
+              <w:rPr>
+                <w:rFonts w:ascii="Arial" w:cs="Arial" w:eastAsia="Arial" w:hAnsi="Arial"/>
+                <w:b/>
+                <w:bCs/>
+                <w:color w:val="3B3B3B"/>
+                <w:sz w:val="32"/>
+                <w:szCs w:val="32"/>
+              </w:rPr>
+              <w:t xml:space="preserve">8</w:t>
+            </w:r>
+          </w:p>
+          <w:p>
+            <w:pPr>
+              <w:jc w:val="center"/>
+            </w:pPr>
+            <w:r>
+              <w:rPr>
+                <w:rFonts w:ascii="Arial" w:cs="Arial" w:eastAsia="Arial" w:hAnsi="Arial"/>
+                <w:color w:val="6B6B6B"/>
+                <w:sz w:val="14"/>
+                <w:szCs w:val="14"/>
+              </w:rPr>
+              <w:t xml:space="preserve">CV</w:t>
+            </w:r>
+          </w:p>
+        </w:tc>
+        <w:tc>
+          <w:tcPr>
+            <w:tcW w:type="dxa" w:w="3460"/>
+            <w:tcBorders>
+              <w:top w:val="single" w:color="C9C9C9" w:sz="4"/>
+              <w:left w:val="single" w:color="C9C9C9" w:sz="4"/>
+              <w:bottom w:val="single" w:color="C9C9C9" w:sz="4"/>
+              <w:right w:val="single" w:color="C9C9C9" w:sz="4"/>
+            </w:tcBorders>
+            <w:tcMar>
+              <w:top w:type="dxa" w:w="100"/>
+              <w:left w:type="dxa" w:w="120"/>
+              <w:bottom w:type="dxa" w:w="100"/>
+              <w:right w:type="dxa" w:w="120"/>
+            </w:tcMar>
+            <w:vAlign w:val="center"/>
+          </w:tcPr>
+          <w:p>
+            <w:pPr>
+              <w:spacing w:line="264"/>
+              <w:jc w:val="left"/>
+            </w:pPr>
+            <w:r>
+              <w:rPr>
+                <w:rFonts w:ascii="Arial" w:cs="Arial" w:eastAsia="Arial" w:hAnsi="Arial"/>
+                <w:color w:val="3B3B3B"/>
+                <w:sz w:val="18"/>
+                <w:szCs w:val="18"/>
+              </w:rPr>
+              <w:t xml:space="preserve">Rociadores bajo toda la cubierta, con válvulas de control y cuarto de bombas.</w:t>
+            </w:r>
+          </w:p>
+        </w:tc>
+        <w:tc>
+          <w:tcPr>
+            <w:tcW w:type="dxa" w:w="2900"/>
+            <w:tcBorders>
+              <w:top w:val="single" w:color="C9C9C9" w:sz="4"/>
+              <w:left w:val="single" w:color="C9C9C9" w:sz="4"/>
+              <w:bottom w:val="single" w:color="C9C9C9" w:sz="4"/>
+              <w:right w:val="single" w:color="C9C9C9" w:sz="4"/>
+            </w:tcBorders>
+            <w:tcMar>
+              <w:top w:type="dxa" w:w="70"/>
+              <w:left w:type="dxa" w:w="70"/>
+              <w:bottom w:type="dxa" w:w="60"/>
+              <w:right w:type="dxa" w:w="70"/>
+            </w:tcMar>
+            <w:vAlign w:val="center"/>
+          </w:tcPr>
+          <w:p>
+            <w:pPr>
+              <w:jc w:val="center"/>
+            </w:pPr>
+            <w:r>
+              <w:drawing>
+                <wp:inline distT="0" distB="0" distL="0" distR="0">
+                  <wp:extent cx="1066800" cy="800100"/>
+                  <wp:effectExtent t="0" r="0" b="0" l="0"/>
+                  <wp:docPr id="1" name="" descr="" title=""/>
+                  <wp:cNvGraphicFramePr>
+                    <a:graphicFrameLocks xmlns:a="http://schemas.openxmlformats.org/drawingml/2006/main" noChangeAspect="1"/>
+                  </wp:cNvGraphicFramePr>
+                  <a:graphic xmlns:a="http://schemas.openxmlformats.org/drawingml/2006/main">
+                    <a:graphicData uri="http://schemas.openxmlformats.org/drawingml/2006/picture">
+                      <pic:pic xmlns:pic="http://schemas.openxmlformats.org/drawingml/2006/picture">
+                        <pic:nvPicPr>
+                          <pic:cNvPr id="0" name="" descr=""/>
+                          <pic:cNvPicPr>
+                            <a:picLocks noChangeAspect="1" noChangeArrowheads="1"/>
+                          </pic:cNvPicPr>
+                        </pic:nvPicPr>
+                        <pic:blipFill>
+                          <a:blip r:embed="rId36" cstate="none"/>
+                          <a:srcRect/>
+                          <a:stretch>
+                            <a:fillRect/>
+                          </a:stretch>
+                        </pic:blipFill>
+                        <pic:spPr bwMode="auto">
+                          <a:xfrm>
+                            <a:off x="0" y="0"/>
+                            <a:ext cx="1066800" cy="800100"/>
+                          </a:xfrm>
+                          <a:prstGeom prst="rect">
+                            <a:avLst/>
+                          </a:prstGeom>
+                        </pic:spPr>
+                      </pic:pic>
+                    </a:graphicData>
+                  </a:graphic>
+                </wp:inline>
+              </w:drawing>
+            </w:r>
+          </w:p>
+          <w:p>
+            <w:pPr>
+              <w:spacing w:before="40"/>
+              <w:jc w:val="center"/>
+            </w:pPr>
+            <w:r>
+              <w:rPr>
+                <w:rFonts w:ascii="Arial" w:cs="Arial" w:eastAsia="Arial" w:hAnsi="Arial"/>
+                <w:b/>
+                <w:bCs/>
+                <w:color w:val="3B3B3B"/>
+                <w:sz w:val="14"/>
+                <w:szCs w:val="14"/>
+              </w:rPr>
+              <w:t xml:space="preserve">Imagen 26. </w:t>
             </w:r>
             <w:r>
               <w:rPr>
@@ -9300,6 +9555,602 @@
           <w:sz w:val="22"/>
           <w:szCs w:val="22"/>
         </w:rPr>
+        <w:t xml:space="preserve">Imágenes ampliadas de la Tabla 3</w:t>
+      </w:r>
+    </w:p>
+    <w:tbl>
+      <w:tblPr>
+        <w:tblW w:type="dxa" w:w="9360"/>
+        <w:tblBorders>
+          <w:top w:val="single" w:color="auto" w:sz="4"/>
+          <w:left w:val="single" w:color="auto" w:sz="4"/>
+          <w:bottom w:val="single" w:color="auto" w:sz="4"/>
+          <w:right w:val="single" w:color="auto" w:sz="4"/>
+          <w:insideH w:val="single" w:color="auto" w:sz="4"/>
+          <w:insideV w:val="single" w:color="auto" w:sz="4"/>
+        </w:tblBorders>
+        <w:tblLayout w:type="fixed"/>
+      </w:tblPr>
+      <w:tblGrid>
+        <w:gridCol w:w="4680"/>
+        <w:gridCol w:w="4680"/>
+      </w:tblGrid>
+      <w:tr>
+        <w:trPr>
+          <w:cantSplit/>
+        </w:trPr>
+        <w:tc>
+          <w:tcPr>
+            <w:tcW w:type="dxa" w:w="4680"/>
+            <w:tcBorders>
+              <w:top w:val="single" w:color="C9C9C9" w:sz="4"/>
+              <w:left w:val="single" w:color="C9C9C9" w:sz="4"/>
+              <w:bottom w:val="single" w:color="C9C9C9" w:sz="4"/>
+              <w:right w:val="single" w:color="C9C9C9" w:sz="4"/>
+            </w:tcBorders>
+            <w:tcMar>
+              <w:top w:type="dxa" w:w="70"/>
+              <w:left w:type="dxa" w:w="70"/>
+              <w:bottom w:type="dxa" w:w="60"/>
+              <w:right w:type="dxa" w:w="70"/>
+            </w:tcMar>
+            <w:vAlign w:val="center"/>
+          </w:tcPr>
+          <w:p>
+            <w:pPr>
+              <w:jc w:val="center"/>
+            </w:pPr>
+            <w:r>
+              <w:drawing>
+                <wp:inline distT="0" distB="0" distL="0" distR="0">
+                  <wp:extent cx="2095500" cy="1571625"/>
+                  <wp:effectExtent t="0" r="0" b="0" l="0"/>
+                  <wp:docPr id="1" name="" descr="" title=""/>
+                  <wp:cNvGraphicFramePr>
+                    <a:graphicFrameLocks xmlns:a="http://schemas.openxmlformats.org/drawingml/2006/main" noChangeAspect="1"/>
+                  </wp:cNvGraphicFramePr>
+                  <a:graphic xmlns:a="http://schemas.openxmlformats.org/drawingml/2006/main">
+                    <a:graphicData uri="http://schemas.openxmlformats.org/drawingml/2006/picture">
+                      <pic:pic xmlns:pic="http://schemas.openxmlformats.org/drawingml/2006/picture">
+                        <pic:nvPicPr>
+                          <pic:cNvPr id="0" name="" descr=""/>
+                          <pic:cNvPicPr>
+                            <a:picLocks noChangeAspect="1" noChangeArrowheads="1"/>
+                          </pic:cNvPicPr>
+                        </pic:nvPicPr>
+                        <pic:blipFill>
+                          <a:blip r:embed="rId15" cstate="none"/>
+                          <a:srcRect/>
+                          <a:stretch>
+                            <a:fillRect/>
+                          </a:stretch>
+                        </pic:blipFill>
+                        <pic:spPr bwMode="auto">
+                          <a:xfrm>
+                            <a:off x="0" y="0"/>
+                            <a:ext cx="2095500" cy="1571625"/>
+                          </a:xfrm>
+                          <a:prstGeom prst="rect">
+                            <a:avLst/>
+                          </a:prstGeom>
+                        </pic:spPr>
+                      </pic:pic>
+                    </a:graphicData>
+                  </a:graphic>
+                </wp:inline>
+              </w:drawing>
+            </w:r>
+          </w:p>
+          <w:p>
+            <w:pPr>
+              <w:spacing w:before="40"/>
+              <w:jc w:val="center"/>
+            </w:pPr>
+            <w:r>
+              <w:rPr>
+                <w:rFonts w:ascii="Arial" w:cs="Arial" w:eastAsia="Arial" w:hAnsi="Arial"/>
+                <w:b/>
+                <w:bCs/>
+                <w:color w:val="3B3B3B"/>
+                <w:sz w:val="14"/>
+                <w:szCs w:val="14"/>
+              </w:rPr>
+              <w:t xml:space="preserve">Imagen 4. </w:t>
+            </w:r>
+            <w:r>
+              <w:rPr>
+                <w:rFonts w:ascii="Arial" w:cs="Arial" w:eastAsia="Arial" w:hAnsi="Arial"/>
+                <w:i/>
+                <w:iCs/>
+                <w:color w:val="6B6B6B"/>
+                <w:sz w:val="14"/>
+                <w:szCs w:val="14"/>
+              </w:rPr>
+              <w:t xml:space="preserve">Bodega: cubierta a la vista.</w:t>
+            </w:r>
+          </w:p>
+        </w:tc>
+        <w:tc>
+          <w:tcPr>
+            <w:tcW w:type="dxa" w:w="4680"/>
+            <w:tcBorders>
+              <w:top w:val="single" w:color="C9C9C9" w:sz="4"/>
+              <w:left w:val="single" w:color="C9C9C9" w:sz="4"/>
+              <w:bottom w:val="single" w:color="C9C9C9" w:sz="4"/>
+              <w:right w:val="single" w:color="C9C9C9" w:sz="4"/>
+            </w:tcBorders>
+            <w:tcMar>
+              <w:top w:type="dxa" w:w="70"/>
+              <w:left w:type="dxa" w:w="70"/>
+              <w:bottom w:type="dxa" w:w="60"/>
+              <w:right w:type="dxa" w:w="70"/>
+            </w:tcMar>
+            <w:vAlign w:val="center"/>
+          </w:tcPr>
+          <w:p>
+            <w:pPr>
+              <w:jc w:val="center"/>
+            </w:pPr>
+            <w:r>
+              <w:drawing>
+                <wp:inline distT="0" distB="0" distL="0" distR="0">
+                  <wp:extent cx="2095500" cy="1571625"/>
+                  <wp:effectExtent t="0" r="0" b="0" l="0"/>
+                  <wp:docPr id="1" name="" descr="" title=""/>
+                  <wp:cNvGraphicFramePr>
+                    <a:graphicFrameLocks xmlns:a="http://schemas.openxmlformats.org/drawingml/2006/main" noChangeAspect="1"/>
+                  </wp:cNvGraphicFramePr>
+                  <a:graphic xmlns:a="http://schemas.openxmlformats.org/drawingml/2006/main">
+                    <a:graphicData uri="http://schemas.openxmlformats.org/drawingml/2006/picture">
+                      <pic:pic xmlns:pic="http://schemas.openxmlformats.org/drawingml/2006/picture">
+                        <pic:nvPicPr>
+                          <pic:cNvPr id="0" name="" descr=""/>
+                          <pic:cNvPicPr>
+                            <a:picLocks noChangeAspect="1" noChangeArrowheads="1"/>
+                          </pic:cNvPicPr>
+                        </pic:nvPicPr>
+                        <pic:blipFill>
+                          <a:blip r:embed="rId16" cstate="none"/>
+                          <a:srcRect/>
+                          <a:stretch>
+                            <a:fillRect/>
+                          </a:stretch>
+                        </pic:blipFill>
+                        <pic:spPr bwMode="auto">
+                          <a:xfrm>
+                            <a:off x="0" y="0"/>
+                            <a:ext cx="2095500" cy="1571625"/>
+                          </a:xfrm>
+                          <a:prstGeom prst="rect">
+                            <a:avLst/>
+                          </a:prstGeom>
+                        </pic:spPr>
+                      </pic:pic>
+                    </a:graphicData>
+                  </a:graphic>
+                </wp:inline>
+              </w:drawing>
+            </w:r>
+          </w:p>
+          <w:p>
+            <w:pPr>
+              <w:spacing w:before="40"/>
+              <w:jc w:val="center"/>
+            </w:pPr>
+            <w:r>
+              <w:rPr>
+                <w:rFonts w:ascii="Arial" w:cs="Arial" w:eastAsia="Arial" w:hAnsi="Arial"/>
+                <w:b/>
+                <w:bCs/>
+                <w:color w:val="3B3B3B"/>
+                <w:sz w:val="14"/>
+                <w:szCs w:val="14"/>
+              </w:rPr>
+              <w:t xml:space="preserve">Imagen 5. </w:t>
+            </w:r>
+            <w:r>
+              <w:rPr>
+                <w:rFonts w:ascii="Arial" w:cs="Arial" w:eastAsia="Arial" w:hAnsi="Arial"/>
+                <w:i/>
+                <w:iCs/>
+                <w:color w:val="6B6B6B"/>
+                <w:sz w:val="14"/>
+                <w:szCs w:val="14"/>
+              </w:rPr>
+              <w:t xml:space="preserve">Comedor: cielo raso.</w:t>
+            </w:r>
+          </w:p>
+        </w:tc>
+      </w:tr>
+      <w:tr>
+        <w:trPr>
+          <w:cantSplit/>
+        </w:trPr>
+        <w:tc>
+          <w:tcPr>
+            <w:tcW w:type="dxa" w:w="4680"/>
+            <w:tcBorders>
+              <w:top w:val="single" w:color="C9C9C9" w:sz="4"/>
+              <w:left w:val="single" w:color="C9C9C9" w:sz="4"/>
+              <w:bottom w:val="single" w:color="C9C9C9" w:sz="4"/>
+              <w:right w:val="single" w:color="C9C9C9" w:sz="4"/>
+            </w:tcBorders>
+            <w:tcMar>
+              <w:top w:type="dxa" w:w="70"/>
+              <w:left w:type="dxa" w:w="70"/>
+              <w:bottom w:type="dxa" w:w="60"/>
+              <w:right w:type="dxa" w:w="70"/>
+            </w:tcMar>
+            <w:vAlign w:val="center"/>
+          </w:tcPr>
+          <w:p>
+            <w:pPr>
+              <w:jc w:val="center"/>
+            </w:pPr>
+            <w:r>
+              <w:drawing>
+                <wp:inline distT="0" distB="0" distL="0" distR="0">
+                  <wp:extent cx="2095500" cy="1571625"/>
+                  <wp:effectExtent t="0" r="0" b="0" l="0"/>
+                  <wp:docPr id="1" name="" descr="" title=""/>
+                  <wp:cNvGraphicFramePr>
+                    <a:graphicFrameLocks xmlns:a="http://schemas.openxmlformats.org/drawingml/2006/main" noChangeAspect="1"/>
+                  </wp:cNvGraphicFramePr>
+                  <a:graphic xmlns:a="http://schemas.openxmlformats.org/drawingml/2006/main">
+                    <a:graphicData uri="http://schemas.openxmlformats.org/drawingml/2006/picture">
+                      <pic:pic xmlns:pic="http://schemas.openxmlformats.org/drawingml/2006/picture">
+                        <pic:nvPicPr>
+                          <pic:cNvPr id="0" name="" descr=""/>
+                          <pic:cNvPicPr>
+                            <a:picLocks noChangeAspect="1" noChangeArrowheads="1"/>
+                          </pic:cNvPicPr>
+                        </pic:nvPicPr>
+                        <pic:blipFill>
+                          <a:blip r:embed="rId19" cstate="none"/>
+                          <a:srcRect/>
+                          <a:stretch>
+                            <a:fillRect/>
+                          </a:stretch>
+                        </pic:blipFill>
+                        <pic:spPr bwMode="auto">
+                          <a:xfrm>
+                            <a:off x="0" y="0"/>
+                            <a:ext cx="2095500" cy="1571625"/>
+                          </a:xfrm>
+                          <a:prstGeom prst="rect">
+                            <a:avLst/>
+                          </a:prstGeom>
+                        </pic:spPr>
+                      </pic:pic>
+                    </a:graphicData>
+                  </a:graphic>
+                </wp:inline>
+              </w:drawing>
+            </w:r>
+          </w:p>
+          <w:p>
+            <w:pPr>
+              <w:spacing w:before="40"/>
+              <w:jc w:val="center"/>
+            </w:pPr>
+            <w:r>
+              <w:rPr>
+                <w:rFonts w:ascii="Arial" w:cs="Arial" w:eastAsia="Arial" w:hAnsi="Arial"/>
+                <w:b/>
+                <w:bCs/>
+                <w:color w:val="3B3B3B"/>
+                <w:sz w:val="14"/>
+                <w:szCs w:val="14"/>
+              </w:rPr>
+              <w:t xml:space="preserve">Imagen 8. </w:t>
+            </w:r>
+            <w:r>
+              <w:rPr>
+                <w:rFonts w:ascii="Arial" w:cs="Arial" w:eastAsia="Arial" w:hAnsi="Arial"/>
+                <w:i/>
+                <w:iCs/>
+                <w:color w:val="6B6B6B"/>
+                <w:sz w:val="14"/>
+                <w:szCs w:val="14"/>
+              </w:rPr>
+              <w:t xml:space="preserve">Carga de montacargas.</w:t>
+            </w:r>
+          </w:p>
+        </w:tc>
+        <w:tc>
+          <w:tcPr>
+            <w:tcW w:type="dxa" w:w="4680"/>
+            <w:tcBorders>
+              <w:top w:val="single" w:color="C9C9C9" w:sz="4"/>
+              <w:left w:val="single" w:color="C9C9C9" w:sz="4"/>
+              <w:bottom w:val="single" w:color="C9C9C9" w:sz="4"/>
+              <w:right w:val="single" w:color="C9C9C9" w:sz="4"/>
+            </w:tcBorders>
+            <w:tcMar>
+              <w:top w:type="dxa" w:w="70"/>
+              <w:left w:type="dxa" w:w="70"/>
+              <w:bottom w:type="dxa" w:w="60"/>
+              <w:right w:type="dxa" w:w="70"/>
+            </w:tcMar>
+            <w:vAlign w:val="center"/>
+          </w:tcPr>
+          <w:p>
+            <w:pPr>
+              <w:jc w:val="center"/>
+            </w:pPr>
+            <w:r>
+              <w:drawing>
+                <wp:inline distT="0" distB="0" distL="0" distR="0">
+                  <wp:extent cx="2095500" cy="1571625"/>
+                  <wp:effectExtent t="0" r="0" b="0" l="0"/>
+                  <wp:docPr id="1" name="" descr="" title=""/>
+                  <wp:cNvGraphicFramePr>
+                    <a:graphicFrameLocks xmlns:a="http://schemas.openxmlformats.org/drawingml/2006/main" noChangeAspect="1"/>
+                  </wp:cNvGraphicFramePr>
+                  <a:graphic xmlns:a="http://schemas.openxmlformats.org/drawingml/2006/main">
+                    <a:graphicData uri="http://schemas.openxmlformats.org/drawingml/2006/picture">
+                      <pic:pic xmlns:pic="http://schemas.openxmlformats.org/drawingml/2006/picture">
+                        <pic:nvPicPr>
+                          <pic:cNvPr id="0" name="" descr=""/>
+                          <pic:cNvPicPr>
+                            <a:picLocks noChangeAspect="1" noChangeArrowheads="1"/>
+                          </pic:cNvPicPr>
+                        </pic:nvPicPr>
+                        <pic:blipFill>
+                          <a:blip r:embed="rId20" cstate="none"/>
+                          <a:srcRect/>
+                          <a:stretch>
+                            <a:fillRect/>
+                          </a:stretch>
+                        </pic:blipFill>
+                        <pic:spPr bwMode="auto">
+                          <a:xfrm>
+                            <a:off x="0" y="0"/>
+                            <a:ext cx="2095500" cy="1571625"/>
+                          </a:xfrm>
+                          <a:prstGeom prst="rect">
+                            <a:avLst/>
+                          </a:prstGeom>
+                        </pic:spPr>
+                      </pic:pic>
+                    </a:graphicData>
+                  </a:graphic>
+                </wp:inline>
+              </w:drawing>
+            </w:r>
+          </w:p>
+          <w:p>
+            <w:pPr>
+              <w:spacing w:before="40"/>
+              <w:jc w:val="center"/>
+            </w:pPr>
+            <w:r>
+              <w:rPr>
+                <w:rFonts w:ascii="Arial" w:cs="Arial" w:eastAsia="Arial" w:hAnsi="Arial"/>
+                <w:b/>
+                <w:bCs/>
+                <w:color w:val="3B3B3B"/>
+                <w:sz w:val="14"/>
+                <w:szCs w:val="14"/>
+              </w:rPr>
+              <w:t xml:space="preserve">Imagen 9. </w:t>
+            </w:r>
+            <w:r>
+              <w:rPr>
+                <w:rFonts w:ascii="Arial" w:cs="Arial" w:eastAsia="Arial" w:hAnsi="Arial"/>
+                <w:i/>
+                <w:iCs/>
+                <w:color w:val="6B6B6B"/>
+                <w:sz w:val="14"/>
+                <w:szCs w:val="14"/>
+              </w:rPr>
+              <w:t xml:space="preserve">Cocina: cableado expuesto.</w:t>
+            </w:r>
+          </w:p>
+        </w:tc>
+      </w:tr>
+      <w:tr>
+        <w:trPr>
+          <w:cantSplit/>
+        </w:trPr>
+        <w:tc>
+          <w:tcPr>
+            <w:tcW w:type="dxa" w:w="4680"/>
+            <w:tcBorders>
+              <w:top w:val="single" w:color="C9C9C9" w:sz="4"/>
+              <w:left w:val="single" w:color="C9C9C9" w:sz="4"/>
+              <w:bottom w:val="single" w:color="C9C9C9" w:sz="4"/>
+              <w:right w:val="single" w:color="C9C9C9" w:sz="4"/>
+            </w:tcBorders>
+            <w:tcMar>
+              <w:top w:type="dxa" w:w="70"/>
+              <w:left w:type="dxa" w:w="70"/>
+              <w:bottom w:type="dxa" w:w="60"/>
+              <w:right w:type="dxa" w:w="70"/>
+            </w:tcMar>
+            <w:vAlign w:val="center"/>
+          </w:tcPr>
+          <w:p>
+            <w:pPr>
+              <w:jc w:val="center"/>
+            </w:pPr>
+            <w:r>
+              <w:drawing>
+                <wp:inline distT="0" distB="0" distL="0" distR="0">
+                  <wp:extent cx="2095500" cy="1571625"/>
+                  <wp:effectExtent t="0" r="0" b="0" l="0"/>
+                  <wp:docPr id="1" name="" descr="" title=""/>
+                  <wp:cNvGraphicFramePr>
+                    <a:graphicFrameLocks xmlns:a="http://schemas.openxmlformats.org/drawingml/2006/main" noChangeAspect="1"/>
+                  </wp:cNvGraphicFramePr>
+                  <a:graphic xmlns:a="http://schemas.openxmlformats.org/drawingml/2006/main">
+                    <a:graphicData uri="http://schemas.openxmlformats.org/drawingml/2006/picture">
+                      <pic:pic xmlns:pic="http://schemas.openxmlformats.org/drawingml/2006/picture">
+                        <pic:nvPicPr>
+                          <pic:cNvPr id="0" name="" descr=""/>
+                          <pic:cNvPicPr>
+                            <a:picLocks noChangeAspect="1" noChangeArrowheads="1"/>
+                          </pic:cNvPicPr>
+                        </pic:nvPicPr>
+                        <pic:blipFill>
+                          <a:blip r:embed="rId23" cstate="none"/>
+                          <a:srcRect/>
+                          <a:stretch>
+                            <a:fillRect/>
+                          </a:stretch>
+                        </pic:blipFill>
+                        <pic:spPr bwMode="auto">
+                          <a:xfrm>
+                            <a:off x="0" y="0"/>
+                            <a:ext cx="2095500" cy="1571625"/>
+                          </a:xfrm>
+                          <a:prstGeom prst="rect">
+                            <a:avLst/>
+                          </a:prstGeom>
+                        </pic:spPr>
+                      </pic:pic>
+                    </a:graphicData>
+                  </a:graphic>
+                </wp:inline>
+              </w:drawing>
+            </w:r>
+          </w:p>
+          <w:p>
+            <w:pPr>
+              <w:spacing w:before="40"/>
+              <w:jc w:val="center"/>
+            </w:pPr>
+            <w:r>
+              <w:rPr>
+                <w:rFonts w:ascii="Arial" w:cs="Arial" w:eastAsia="Arial" w:hAnsi="Arial"/>
+                <w:b/>
+                <w:bCs/>
+                <w:color w:val="3B3B3B"/>
+                <w:sz w:val="14"/>
+                <w:szCs w:val="14"/>
+              </w:rPr>
+              <w:t xml:space="preserve">Imagen 12. </w:t>
+            </w:r>
+            <w:r>
+              <w:rPr>
+                <w:rFonts w:ascii="Arial" w:cs="Arial" w:eastAsia="Arial" w:hAnsi="Arial"/>
+                <w:i/>
+                <w:iCs/>
+                <w:color w:val="6B6B6B"/>
+                <w:sz w:val="14"/>
+                <w:szCs w:val="14"/>
+              </w:rPr>
+              <w:t xml:space="preserve">Pasillo de la bodega.</w:t>
+            </w:r>
+          </w:p>
+        </w:tc>
+        <w:tc>
+          <w:tcPr>
+            <w:tcW w:type="dxa" w:w="4680"/>
+            <w:tcBorders>
+              <w:top w:val="single" w:color="C9C9C9" w:sz="4"/>
+              <w:left w:val="single" w:color="C9C9C9" w:sz="4"/>
+              <w:bottom w:val="single" w:color="C9C9C9" w:sz="4"/>
+              <w:right w:val="single" w:color="C9C9C9" w:sz="4"/>
+            </w:tcBorders>
+            <w:tcMar>
+              <w:top w:type="dxa" w:w="70"/>
+              <w:left w:type="dxa" w:w="70"/>
+              <w:bottom w:type="dxa" w:w="60"/>
+              <w:right w:type="dxa" w:w="70"/>
+            </w:tcMar>
+            <w:vAlign w:val="center"/>
+          </w:tcPr>
+          <w:p>
+            <w:pPr>
+              <w:jc w:val="center"/>
+            </w:pPr>
+            <w:r>
+              <w:drawing>
+                <wp:inline distT="0" distB="0" distL="0" distR="0">
+                  <wp:extent cx="2095500" cy="1571625"/>
+                  <wp:effectExtent t="0" r="0" b="0" l="0"/>
+                  <wp:docPr id="1" name="" descr="" title=""/>
+                  <wp:cNvGraphicFramePr>
+                    <a:graphicFrameLocks xmlns:a="http://schemas.openxmlformats.org/drawingml/2006/main" noChangeAspect="1"/>
+                  </wp:cNvGraphicFramePr>
+                  <a:graphic xmlns:a="http://schemas.openxmlformats.org/drawingml/2006/main">
+                    <a:graphicData uri="http://schemas.openxmlformats.org/drawingml/2006/picture">
+                      <pic:pic xmlns:pic="http://schemas.openxmlformats.org/drawingml/2006/picture">
+                        <pic:nvPicPr>
+                          <pic:cNvPr id="0" name="" descr=""/>
+                          <pic:cNvPicPr>
+                            <a:picLocks noChangeAspect="1" noChangeArrowheads="1"/>
+                          </pic:cNvPicPr>
+                        </pic:nvPicPr>
+                        <pic:blipFill>
+                          <a:blip r:embed="rId24" cstate="none"/>
+                          <a:srcRect/>
+                          <a:stretch>
+                            <a:fillRect/>
+                          </a:stretch>
+                        </pic:blipFill>
+                        <pic:spPr bwMode="auto">
+                          <a:xfrm>
+                            <a:off x="0" y="0"/>
+                            <a:ext cx="2095500" cy="1571625"/>
+                          </a:xfrm>
+                          <a:prstGeom prst="rect">
+                            <a:avLst/>
+                          </a:prstGeom>
+                        </pic:spPr>
+                      </pic:pic>
+                    </a:graphicData>
+                  </a:graphic>
+                </wp:inline>
+              </w:drawing>
+            </w:r>
+          </w:p>
+          <w:p>
+            <w:pPr>
+              <w:spacing w:before="40"/>
+              <w:jc w:val="center"/>
+            </w:pPr>
+            <w:r>
+              <w:rPr>
+                <w:rFonts w:ascii="Arial" w:cs="Arial" w:eastAsia="Arial" w:hAnsi="Arial"/>
+                <w:b/>
+                <w:bCs/>
+                <w:color w:val="3B3B3B"/>
+                <w:sz w:val="14"/>
+                <w:szCs w:val="14"/>
+              </w:rPr>
+              <w:t xml:space="preserve">Imagen 13. </w:t>
+            </w:r>
+            <w:r>
+              <w:rPr>
+                <w:rFonts w:ascii="Arial" w:cs="Arial" w:eastAsia="Arial" w:hAnsi="Arial"/>
+                <w:i/>
+                <w:iCs/>
+                <w:color w:val="6B6B6B"/>
+                <w:sz w:val="14"/>
+                <w:szCs w:val="14"/>
+              </w:rPr>
+              <w:t xml:space="preserve">Corredor de oficinas.</w:t>
+            </w:r>
+          </w:p>
+        </w:tc>
+      </w:tr>
+    </w:tbl>
+    <w:p>
+      <w:pPr>
+        <w:keepNext/>
+        <w:spacing w:after="100" w:before="240"/>
+      </w:pPr>
+      <w:r>
+        <w:rPr>
+          <w:rFonts w:ascii="Arial" w:cs="Arial" w:eastAsia="Arial" w:hAnsi="Arial"/>
+          <w:b/>
+          <w:bCs/>
+          <w:color w:val="7E8410"/>
+          <w:sz w:val="22"/>
+          <w:szCs w:val="22"/>
+        </w:rPr>
         <w:t xml:space="preserve">Mezanine administrativo</w:t>
       </w:r>
     </w:p>
@@ -9326,279 +10177,6 @@
         <w:trPr>
           <w:cantSplit/>
         </w:trPr>
-        <w:tc>
-          <w:tcPr>
-            <w:tcW w:type="dxa" w:w="2340"/>
-            <w:tcBorders>
-              <w:top w:val="single" w:color="C9C9C9" w:sz="4"/>
-              <w:left w:val="single" w:color="C9C9C9" w:sz="4"/>
-              <w:bottom w:val="single" w:color="C9C9C9" w:sz="4"/>
-              <w:right w:val="single" w:color="C9C9C9" w:sz="4"/>
-            </w:tcBorders>
-            <w:tcMar>
-              <w:top w:type="dxa" w:w="70"/>
-              <w:left w:type="dxa" w:w="70"/>
-              <w:bottom w:type="dxa" w:w="60"/>
-              <w:right w:type="dxa" w:w="70"/>
-            </w:tcMar>
-            <w:vAlign w:val="center"/>
-          </w:tcPr>
-          <w:p>
-            <w:pPr>
-              <w:jc w:val="center"/>
-            </w:pPr>
-            <w:r>
-              <w:drawing>
-                <wp:inline distT="0" distB="0" distL="0" distR="0">
-                  <wp:extent cx="1371600" cy="1028700"/>
-                  <wp:effectExtent t="0" r="0" b="0" l="0"/>
-                  <wp:docPr id="1" name="" descr="" title=""/>
-                  <wp:cNvGraphicFramePr>
-                    <a:graphicFrameLocks xmlns:a="http://schemas.openxmlformats.org/drawingml/2006/main" noChangeAspect="1"/>
-                  </wp:cNvGraphicFramePr>
-                  <a:graphic xmlns:a="http://schemas.openxmlformats.org/drawingml/2006/main">
-                    <a:graphicData uri="http://schemas.openxmlformats.org/drawingml/2006/picture">
-                      <pic:pic xmlns:pic="http://schemas.openxmlformats.org/drawingml/2006/picture">
-                        <pic:nvPicPr>
-                          <pic:cNvPr id="0" name="" descr=""/>
-                          <pic:cNvPicPr>
-                            <a:picLocks noChangeAspect="1" noChangeArrowheads="1"/>
-                          </pic:cNvPicPr>
-                        </pic:nvPicPr>
-                        <pic:blipFill>
-                          <a:blip r:embed="rId34" cstate="none"/>
-                          <a:srcRect/>
-                          <a:stretch>
-                            <a:fillRect/>
-                          </a:stretch>
-                        </pic:blipFill>
-                        <pic:spPr bwMode="auto">
-                          <a:xfrm>
-                            <a:off x="0" y="0"/>
-                            <a:ext cx="1371600" cy="1028700"/>
-                          </a:xfrm>
-                          <a:prstGeom prst="rect">
-                            <a:avLst/>
-                          </a:prstGeom>
-                        </pic:spPr>
-                      </pic:pic>
-                    </a:graphicData>
-                  </a:graphic>
-                </wp:inline>
-              </w:drawing>
-            </w:r>
-          </w:p>
-          <w:p>
-            <w:pPr>
-              <w:spacing w:before="40"/>
-              <w:jc w:val="center"/>
-            </w:pPr>
-            <w:r>
-              <w:rPr>
-                <w:rFonts w:ascii="Arial" w:cs="Arial" w:eastAsia="Arial" w:hAnsi="Arial"/>
-                <w:b/>
-                <w:bCs/>
-                <w:color w:val="3B3B3B"/>
-                <w:sz w:val="14"/>
-                <w:szCs w:val="14"/>
-              </w:rPr>
-              <w:t xml:space="preserve">Imagen A1. </w:t>
-            </w:r>
-            <w:r>
-              <w:rPr>
-                <w:rFonts w:ascii="Arial" w:cs="Arial" w:eastAsia="Arial" w:hAnsi="Arial"/>
-                <w:i/>
-                <w:iCs/>
-                <w:color w:val="6B6B6B"/>
-                <w:sz w:val="14"/>
-                <w:szCs w:val="14"/>
-              </w:rPr>
-              <w:t xml:space="preserve">Comedor con cielo raso.</w:t>
-            </w:r>
-          </w:p>
-        </w:tc>
-        <w:tc>
-          <w:tcPr>
-            <w:tcW w:type="dxa" w:w="2340"/>
-            <w:tcBorders>
-              <w:top w:val="single" w:color="C9C9C9" w:sz="4"/>
-              <w:left w:val="single" w:color="C9C9C9" w:sz="4"/>
-              <w:bottom w:val="single" w:color="C9C9C9" w:sz="4"/>
-              <w:right w:val="single" w:color="C9C9C9" w:sz="4"/>
-            </w:tcBorders>
-            <w:tcMar>
-              <w:top w:type="dxa" w:w="70"/>
-              <w:left w:type="dxa" w:w="70"/>
-              <w:bottom w:type="dxa" w:w="60"/>
-              <w:right w:type="dxa" w:w="70"/>
-            </w:tcMar>
-            <w:vAlign w:val="center"/>
-          </w:tcPr>
-          <w:p>
-            <w:pPr>
-              <w:jc w:val="center"/>
-            </w:pPr>
-            <w:r>
-              <w:drawing>
-                <wp:inline distT="0" distB="0" distL="0" distR="0">
-                  <wp:extent cx="1371600" cy="1028700"/>
-                  <wp:effectExtent t="0" r="0" b="0" l="0"/>
-                  <wp:docPr id="1" name="" descr="" title=""/>
-                  <wp:cNvGraphicFramePr>
-                    <a:graphicFrameLocks xmlns:a="http://schemas.openxmlformats.org/drawingml/2006/main" noChangeAspect="1"/>
-                  </wp:cNvGraphicFramePr>
-                  <a:graphic xmlns:a="http://schemas.openxmlformats.org/drawingml/2006/main">
-                    <a:graphicData uri="http://schemas.openxmlformats.org/drawingml/2006/picture">
-                      <pic:pic xmlns:pic="http://schemas.openxmlformats.org/drawingml/2006/picture">
-                        <pic:nvPicPr>
-                          <pic:cNvPr id="0" name="" descr=""/>
-                          <pic:cNvPicPr>
-                            <a:picLocks noChangeAspect="1" noChangeArrowheads="1"/>
-                          </pic:cNvPicPr>
-                        </pic:nvPicPr>
-                        <pic:blipFill>
-                          <a:blip r:embed="rId35" cstate="none"/>
-                          <a:srcRect/>
-                          <a:stretch>
-                            <a:fillRect/>
-                          </a:stretch>
-                        </pic:blipFill>
-                        <pic:spPr bwMode="auto">
-                          <a:xfrm>
-                            <a:off x="0" y="0"/>
-                            <a:ext cx="1371600" cy="1028700"/>
-                          </a:xfrm>
-                          <a:prstGeom prst="rect">
-                            <a:avLst/>
-                          </a:prstGeom>
-                        </pic:spPr>
-                      </pic:pic>
-                    </a:graphicData>
-                  </a:graphic>
-                </wp:inline>
-              </w:drawing>
-            </w:r>
-          </w:p>
-          <w:p>
-            <w:pPr>
-              <w:spacing w:before="40"/>
-              <w:jc w:val="center"/>
-            </w:pPr>
-            <w:r>
-              <w:rPr>
-                <w:rFonts w:ascii="Arial" w:cs="Arial" w:eastAsia="Arial" w:hAnsi="Arial"/>
-                <w:b/>
-                <w:bCs/>
-                <w:color w:val="3B3B3B"/>
-                <w:sz w:val="14"/>
-                <w:szCs w:val="14"/>
-              </w:rPr>
-              <w:t xml:space="preserve">Imagen A2. </w:t>
-            </w:r>
-            <w:r>
-              <w:rPr>
-                <w:rFonts w:ascii="Arial" w:cs="Arial" w:eastAsia="Arial" w:hAnsi="Arial"/>
-                <w:i/>
-                <w:iCs/>
-                <w:color w:val="6B6B6B"/>
-                <w:sz w:val="14"/>
-                <w:szCs w:val="14"/>
-              </w:rPr>
-              <w:t xml:space="preserve">Cocina: cableado expuesto.</w:t>
-            </w:r>
-          </w:p>
-        </w:tc>
-        <w:tc>
-          <w:tcPr>
-            <w:tcW w:type="dxa" w:w="2340"/>
-            <w:tcBorders>
-              <w:top w:val="single" w:color="C9C9C9" w:sz="4"/>
-              <w:left w:val="single" w:color="C9C9C9" w:sz="4"/>
-              <w:bottom w:val="single" w:color="C9C9C9" w:sz="4"/>
-              <w:right w:val="single" w:color="C9C9C9" w:sz="4"/>
-            </w:tcBorders>
-            <w:tcMar>
-              <w:top w:type="dxa" w:w="70"/>
-              <w:left w:type="dxa" w:w="70"/>
-              <w:bottom w:type="dxa" w:w="60"/>
-              <w:right w:type="dxa" w:w="70"/>
-            </w:tcMar>
-            <w:vAlign w:val="center"/>
-          </w:tcPr>
-          <w:p>
-            <w:pPr>
-              <w:jc w:val="center"/>
-            </w:pPr>
-            <w:r>
-              <w:drawing>
-                <wp:inline distT="0" distB="0" distL="0" distR="0">
-                  <wp:extent cx="1371600" cy="1028700"/>
-                  <wp:effectExtent t="0" r="0" b="0" l="0"/>
-                  <wp:docPr id="1" name="" descr="" title=""/>
-                  <wp:cNvGraphicFramePr>
-                    <a:graphicFrameLocks xmlns:a="http://schemas.openxmlformats.org/drawingml/2006/main" noChangeAspect="1"/>
-                  </wp:cNvGraphicFramePr>
-                  <a:graphic xmlns:a="http://schemas.openxmlformats.org/drawingml/2006/main">
-                    <a:graphicData uri="http://schemas.openxmlformats.org/drawingml/2006/picture">
-                      <pic:pic xmlns:pic="http://schemas.openxmlformats.org/drawingml/2006/picture">
-                        <pic:nvPicPr>
-                          <pic:cNvPr id="0" name="" descr=""/>
-                          <pic:cNvPicPr>
-                            <a:picLocks noChangeAspect="1" noChangeArrowheads="1"/>
-                          </pic:cNvPicPr>
-                        </pic:nvPicPr>
-                        <pic:blipFill>
-                          <a:blip r:embed="rId36" cstate="none"/>
-                          <a:srcRect/>
-                          <a:stretch>
-                            <a:fillRect/>
-                          </a:stretch>
-                        </pic:blipFill>
-                        <pic:spPr bwMode="auto">
-                          <a:xfrm>
-                            <a:off x="0" y="0"/>
-                            <a:ext cx="1371600" cy="1028700"/>
-                          </a:xfrm>
-                          <a:prstGeom prst="rect">
-                            <a:avLst/>
-                          </a:prstGeom>
-                        </pic:spPr>
-                      </pic:pic>
-                    </a:graphicData>
-                  </a:graphic>
-                </wp:inline>
-              </w:drawing>
-            </w:r>
-          </w:p>
-          <w:p>
-            <w:pPr>
-              <w:spacing w:before="40"/>
-              <w:jc w:val="center"/>
-            </w:pPr>
-            <w:r>
-              <w:rPr>
-                <w:rFonts w:ascii="Arial" w:cs="Arial" w:eastAsia="Arial" w:hAnsi="Arial"/>
-                <w:b/>
-                <w:bCs/>
-                <w:color w:val="3B3B3B"/>
-                <w:sz w:val="14"/>
-                <w:szCs w:val="14"/>
-              </w:rPr>
-              <w:t xml:space="preserve">Imagen A3. </w:t>
-            </w:r>
-            <w:r>
-              <w:rPr>
-                <w:rFonts w:ascii="Arial" w:cs="Arial" w:eastAsia="Arial" w:hAnsi="Arial"/>
-                <w:i/>
-                <w:iCs/>
-                <w:color w:val="6B6B6B"/>
-                <w:sz w:val="14"/>
-                <w:szCs w:val="14"/>
-              </w:rPr>
-              <w:t xml:space="preserve">Corredor de oficinas.</w:t>
-            </w:r>
-          </w:p>
-        </w:tc>
         <w:tc>
           <w:tcPr>
             <w:tcW w:type="dxa" w:w="2340"/>
@@ -9675,7 +10253,7 @@
                 <w:sz w:val="14"/>
                 <w:szCs w:val="14"/>
               </w:rPr>
-              <w:t xml:space="preserve">Imagen A4. </w:t>
+              <w:t xml:space="preserve">Imagen A1. </w:t>
             </w:r>
             <w:r>
               <w:rPr>
@@ -9686,15 +10264,10 @@
                 <w:sz w:val="14"/>
                 <w:szCs w:val="14"/>
               </w:rPr>
-              <w:t xml:space="preserve">Fachada de oficinas.</w:t>
-            </w:r>
-          </w:p>
-        </w:tc>
-      </w:tr>
-      <w:tr>
-        <w:trPr>
-          <w:cantSplit/>
-        </w:trPr>
+              <w:t xml:space="preserve">Acceso a oficinas.</w:t>
+            </w:r>
+          </w:p>
+        </w:tc>
         <w:tc>
           <w:tcPr>
             <w:tcW w:type="dxa" w:w="2340"/>
@@ -9771,7 +10344,7 @@
                 <w:sz w:val="14"/>
                 <w:szCs w:val="14"/>
               </w:rPr>
-              <w:t xml:space="preserve">Imagen A5. </w:t>
+              <w:t xml:space="preserve">Imagen A2. </w:t>
             </w:r>
             <w:r>
               <w:rPr>
@@ -9782,7 +10355,7 @@
                 <w:sz w:val="14"/>
                 <w:szCs w:val="14"/>
               </w:rPr>
-              <w:t xml:space="preserve">Acceso a oficinas.</w:t>
+              <w:t xml:space="preserve">Corredor interno.</w:t>
             </w:r>
           </w:p>
         </w:tc>
@@ -9862,7 +10435,7 @@
                 <w:sz w:val="14"/>
                 <w:szCs w:val="14"/>
               </w:rPr>
-              <w:t xml:space="preserve">Imagen A6. </w:t>
+              <w:t xml:space="preserve">Imagen A3. </w:t>
             </w:r>
             <w:r>
               <w:rPr>
@@ -9873,7 +10446,7 @@
                 <w:sz w:val="14"/>
                 <w:szCs w:val="14"/>
               </w:rPr>
-              <w:t xml:space="preserve">Corredor interno.</w:t>
+              <w:t xml:space="preserve">Sala de capacitación.</w:t>
             </w:r>
           </w:p>
         </w:tc>
@@ -9953,98 +10526,7 @@
                 <w:sz w:val="14"/>
                 <w:szCs w:val="14"/>
               </w:rPr>
-              <w:t xml:space="preserve">Imagen A7. </w:t>
-            </w:r>
-            <w:r>
-              <w:rPr>
-                <w:rFonts w:ascii="Arial" w:cs="Arial" w:eastAsia="Arial" w:hAnsi="Arial"/>
-                <w:i/>
-                <w:iCs/>
-                <w:color w:val="6B6B6B"/>
-                <w:sz w:val="14"/>
-                <w:szCs w:val="14"/>
-              </w:rPr>
-              <w:t xml:space="preserve">Sala de capacitación.</w:t>
-            </w:r>
-          </w:p>
-        </w:tc>
-        <w:tc>
-          <w:tcPr>
-            <w:tcW w:type="dxa" w:w="2340"/>
-            <w:tcBorders>
-              <w:top w:val="single" w:color="C9C9C9" w:sz="4"/>
-              <w:left w:val="single" w:color="C9C9C9" w:sz="4"/>
-              <w:bottom w:val="single" w:color="C9C9C9" w:sz="4"/>
-              <w:right w:val="single" w:color="C9C9C9" w:sz="4"/>
-            </w:tcBorders>
-            <w:tcMar>
-              <w:top w:type="dxa" w:w="70"/>
-              <w:left w:type="dxa" w:w="70"/>
-              <w:bottom w:type="dxa" w:w="60"/>
-              <w:right w:type="dxa" w:w="70"/>
-            </w:tcMar>
-            <w:vAlign w:val="center"/>
-          </w:tcPr>
-          <w:p>
-            <w:pPr>
-              <w:jc w:val="center"/>
-            </w:pPr>
-            <w:r>
-              <w:drawing>
-                <wp:inline distT="0" distB="0" distL="0" distR="0">
-                  <wp:extent cx="1371600" cy="1028700"/>
-                  <wp:effectExtent t="0" r="0" b="0" l="0"/>
-                  <wp:docPr id="1" name="" descr="" title=""/>
-                  <wp:cNvGraphicFramePr>
-                    <a:graphicFrameLocks xmlns:a="http://schemas.openxmlformats.org/drawingml/2006/main" noChangeAspect="1"/>
-                  </wp:cNvGraphicFramePr>
-                  <a:graphic xmlns:a="http://schemas.openxmlformats.org/drawingml/2006/main">
-                    <a:graphicData uri="http://schemas.openxmlformats.org/drawingml/2006/picture">
-                      <pic:pic xmlns:pic="http://schemas.openxmlformats.org/drawingml/2006/picture">
-                        <pic:nvPicPr>
-                          <pic:cNvPr id="0" name="" descr=""/>
-                          <pic:cNvPicPr>
-                            <a:picLocks noChangeAspect="1" noChangeArrowheads="1"/>
-                          </pic:cNvPicPr>
-                        </pic:nvPicPr>
-                        <pic:blipFill>
-                          <a:blip r:embed="rId41" cstate="none"/>
-                          <a:srcRect/>
-                          <a:stretch>
-                            <a:fillRect/>
-                          </a:stretch>
-                        </pic:blipFill>
-                        <pic:spPr bwMode="auto">
-                          <a:xfrm>
-                            <a:off x="0" y="0"/>
-                            <a:ext cx="1371600" cy="1028700"/>
-                          </a:xfrm>
-                          <a:prstGeom prst="rect">
-                            <a:avLst/>
-                          </a:prstGeom>
-                        </pic:spPr>
-                      </pic:pic>
-                    </a:graphicData>
-                  </a:graphic>
-                </wp:inline>
-              </w:drawing>
-            </w:r>
-          </w:p>
-          <w:p>
-            <w:pPr>
-              <w:spacing w:before="40"/>
-              <w:jc w:val="center"/>
-            </w:pPr>
-            <w:r>
-              <w:rPr>
-                <w:rFonts w:ascii="Arial" w:cs="Arial" w:eastAsia="Arial" w:hAnsi="Arial"/>
-                <w:b/>
-                <w:bCs/>
-                <w:color w:val="3B3B3B"/>
-                <w:sz w:val="14"/>
-                <w:szCs w:val="14"/>
-              </w:rPr>
-              <w:t xml:space="preserve">Imagen A8. </w:t>
+              <w:t xml:space="preserve">Imagen A4. </w:t>
             </w:r>
             <w:r>
               <w:rPr>
@@ -10141,6 +10623,97 @@
                           </pic:cNvPicPr>
                         </pic:nvPicPr>
                         <pic:blipFill>
+                          <a:blip r:embed="rId41" cstate="none"/>
+                          <a:srcRect/>
+                          <a:stretch>
+                            <a:fillRect/>
+                          </a:stretch>
+                        </pic:blipFill>
+                        <pic:spPr bwMode="auto">
+                          <a:xfrm>
+                            <a:off x="0" y="0"/>
+                            <a:ext cx="1371600" cy="1028700"/>
+                          </a:xfrm>
+                          <a:prstGeom prst="rect">
+                            <a:avLst/>
+                          </a:prstGeom>
+                        </pic:spPr>
+                      </pic:pic>
+                    </a:graphicData>
+                  </a:graphic>
+                </wp:inline>
+              </w:drawing>
+            </w:r>
+          </w:p>
+          <w:p>
+            <w:pPr>
+              <w:spacing w:before="40"/>
+              <w:jc w:val="center"/>
+            </w:pPr>
+            <w:r>
+              <w:rPr>
+                <w:rFonts w:ascii="Arial" w:cs="Arial" w:eastAsia="Arial" w:hAnsi="Arial"/>
+                <w:b/>
+                <w:bCs/>
+                <w:color w:val="3B3B3B"/>
+                <w:sz w:val="14"/>
+                <w:szCs w:val="14"/>
+              </w:rPr>
+              <w:t xml:space="preserve">Imagen A5. </w:t>
+            </w:r>
+            <w:r>
+              <w:rPr>
+                <w:rFonts w:ascii="Arial" w:cs="Arial" w:eastAsia="Arial" w:hAnsi="Arial"/>
+                <w:i/>
+                <w:iCs/>
+                <w:color w:val="6B6B6B"/>
+                <w:sz w:val="14"/>
+                <w:szCs w:val="14"/>
+              </w:rPr>
+              <w:t xml:space="preserve">Bomba principal.</w:t>
+            </w:r>
+          </w:p>
+        </w:tc>
+        <w:tc>
+          <w:tcPr>
+            <w:tcW w:type="dxa" w:w="2340"/>
+            <w:tcBorders>
+              <w:top w:val="single" w:color="C9C9C9" w:sz="4"/>
+              <w:left w:val="single" w:color="C9C9C9" w:sz="4"/>
+              <w:bottom w:val="single" w:color="C9C9C9" w:sz="4"/>
+              <w:right w:val="single" w:color="C9C9C9" w:sz="4"/>
+            </w:tcBorders>
+            <w:tcMar>
+              <w:top w:type="dxa" w:w="70"/>
+              <w:left w:type="dxa" w:w="70"/>
+              <w:bottom w:type="dxa" w:w="60"/>
+              <w:right w:type="dxa" w:w="70"/>
+            </w:tcMar>
+            <w:vAlign w:val="center"/>
+          </w:tcPr>
+          <w:p>
+            <w:pPr>
+              <w:jc w:val="center"/>
+            </w:pPr>
+            <w:r>
+              <w:drawing>
+                <wp:inline distT="0" distB="0" distL="0" distR="0">
+                  <wp:extent cx="1371600" cy="1028700"/>
+                  <wp:effectExtent t="0" r="0" b="0" l="0"/>
+                  <wp:docPr id="1" name="" descr="" title=""/>
+                  <wp:cNvGraphicFramePr>
+                    <a:graphicFrameLocks xmlns:a="http://schemas.openxmlformats.org/drawingml/2006/main" noChangeAspect="1"/>
+                  </wp:cNvGraphicFramePr>
+                  <a:graphic xmlns:a="http://schemas.openxmlformats.org/drawingml/2006/main">
+                    <a:graphicData uri="http://schemas.openxmlformats.org/drawingml/2006/picture">
+                      <pic:pic xmlns:pic="http://schemas.openxmlformats.org/drawingml/2006/picture">
+                        <pic:nvPicPr>
+                          <pic:cNvPr id="0" name="" descr=""/>
+                          <pic:cNvPicPr>
+                            <a:picLocks noChangeAspect="1" noChangeArrowheads="1"/>
+                          </pic:cNvPicPr>
+                        </pic:nvPicPr>
+                        <pic:blipFill>
                           <a:blip r:embed="rId42" cstate="none"/>
                           <a:srcRect/>
                           <a:stretch>
@@ -10177,7 +10750,7 @@
                 <w:sz w:val="14"/>
                 <w:szCs w:val="14"/>
               </w:rPr>
-              <w:t xml:space="preserve">Imagen A9. </w:t>
+              <w:t xml:space="preserve">Imagen A6. </w:t>
             </w:r>
             <w:r>
               <w:rPr>
@@ -10188,7 +10761,7 @@
                 <w:sz w:val="14"/>
                 <w:szCs w:val="14"/>
               </w:rPr>
-              <w:t xml:space="preserve">Bomba principal.</w:t>
+              <w:t xml:space="preserve">Bomba jockey.</w:t>
             </w:r>
           </w:p>
         </w:tc>
@@ -10268,7 +10841,7 @@
                 <w:sz w:val="14"/>
                 <w:szCs w:val="14"/>
               </w:rPr>
-              <w:t xml:space="preserve">Imagen A10. </w:t>
+              <w:t xml:space="preserve">Imagen A7. </w:t>
             </w:r>
             <w:r>
               <w:rPr>
@@ -10279,7 +10852,7 @@
                 <w:sz w:val="14"/>
                 <w:szCs w:val="14"/>
               </w:rPr>
-              <w:t xml:space="preserve">Bomba jockey.</w:t>
+              <w:t xml:space="preserve">Válvulas de la red.</w:t>
             </w:r>
           </w:p>
         </w:tc>
@@ -10359,98 +10932,7 @@
                 <w:sz w:val="14"/>
                 <w:szCs w:val="14"/>
               </w:rPr>
-              <w:t xml:space="preserve">Imagen A11. </w:t>
-            </w:r>
-            <w:r>
-              <w:rPr>
-                <w:rFonts w:ascii="Arial" w:cs="Arial" w:eastAsia="Arial" w:hAnsi="Arial"/>
-                <w:i/>
-                <w:iCs/>
-                <w:color w:val="6B6B6B"/>
-                <w:sz w:val="14"/>
-                <w:szCs w:val="14"/>
-              </w:rPr>
-              <w:t xml:space="preserve">Válvulas de la red.</w:t>
-            </w:r>
-          </w:p>
-        </w:tc>
-        <w:tc>
-          <w:tcPr>
-            <w:tcW w:type="dxa" w:w="2340"/>
-            <w:tcBorders>
-              <w:top w:val="single" w:color="C9C9C9" w:sz="4"/>
-              <w:left w:val="single" w:color="C9C9C9" w:sz="4"/>
-              <w:bottom w:val="single" w:color="C9C9C9" w:sz="4"/>
-              <w:right w:val="single" w:color="C9C9C9" w:sz="4"/>
-            </w:tcBorders>
-            <w:tcMar>
-              <w:top w:type="dxa" w:w="70"/>
-              <w:left w:type="dxa" w:w="70"/>
-              <w:bottom w:type="dxa" w:w="60"/>
-              <w:right w:type="dxa" w:w="70"/>
-            </w:tcMar>
-            <w:vAlign w:val="center"/>
-          </w:tcPr>
-          <w:p>
-            <w:pPr>
-              <w:jc w:val="center"/>
-            </w:pPr>
-            <w:r>
-              <w:drawing>
-                <wp:inline distT="0" distB="0" distL="0" distR="0">
-                  <wp:extent cx="1371600" cy="1028700"/>
-                  <wp:effectExtent t="0" r="0" b="0" l="0"/>
-                  <wp:docPr id="1" name="" descr="" title=""/>
-                  <wp:cNvGraphicFramePr>
-                    <a:graphicFrameLocks xmlns:a="http://schemas.openxmlformats.org/drawingml/2006/main" noChangeAspect="1"/>
-                  </wp:cNvGraphicFramePr>
-                  <a:graphic xmlns:a="http://schemas.openxmlformats.org/drawingml/2006/main">
-                    <a:graphicData uri="http://schemas.openxmlformats.org/drawingml/2006/picture">
-                      <pic:pic xmlns:pic="http://schemas.openxmlformats.org/drawingml/2006/picture">
-                        <pic:nvPicPr>
-                          <pic:cNvPr id="0" name="" descr=""/>
-                          <pic:cNvPicPr>
-                            <a:picLocks noChangeAspect="1" noChangeArrowheads="1"/>
-                          </pic:cNvPicPr>
-                        </pic:nvPicPr>
-                        <pic:blipFill>
-                          <a:blip r:embed="rId45" cstate="none"/>
-                          <a:srcRect/>
-                          <a:stretch>
-                            <a:fillRect/>
-                          </a:stretch>
-                        </pic:blipFill>
-                        <pic:spPr bwMode="auto">
-                          <a:xfrm>
-                            <a:off x="0" y="0"/>
-                            <a:ext cx="1371600" cy="1028700"/>
-                          </a:xfrm>
-                          <a:prstGeom prst="rect">
-                            <a:avLst/>
-                          </a:prstGeom>
-                        </pic:spPr>
-                      </pic:pic>
-                    </a:graphicData>
-                  </a:graphic>
-                </wp:inline>
-              </w:drawing>
-            </w:r>
-          </w:p>
-          <w:p>
-            <w:pPr>
-              <w:spacing w:before="40"/>
-              <w:jc w:val="center"/>
-            </w:pPr>
-            <w:r>
-              <w:rPr>
-                <w:rFonts w:ascii="Arial" w:cs="Arial" w:eastAsia="Arial" w:hAnsi="Arial"/>
-                <w:b/>
-                <w:bCs/>
-                <w:color w:val="3B3B3B"/>
-                <w:sz w:val="14"/>
-                <w:szCs w:val="14"/>
-              </w:rPr>
-              <w:t xml:space="preserve">Imagen A12. </w:t>
+              <w:t xml:space="preserve">Imagen A8. </w:t>
             </w:r>
             <w:r>
               <w:rPr>
@@ -10547,6 +11029,97 @@
                           </pic:cNvPicPr>
                         </pic:nvPicPr>
                         <pic:blipFill>
+                          <a:blip r:embed="rId45" cstate="none"/>
+                          <a:srcRect/>
+                          <a:stretch>
+                            <a:fillRect/>
+                          </a:stretch>
+                        </pic:blipFill>
+                        <pic:spPr bwMode="auto">
+                          <a:xfrm>
+                            <a:off x="0" y="0"/>
+                            <a:ext cx="1371600" cy="1028700"/>
+                          </a:xfrm>
+                          <a:prstGeom prst="rect">
+                            <a:avLst/>
+                          </a:prstGeom>
+                        </pic:spPr>
+                      </pic:pic>
+                    </a:graphicData>
+                  </a:graphic>
+                </wp:inline>
+              </w:drawing>
+            </w:r>
+          </w:p>
+          <w:p>
+            <w:pPr>
+              <w:spacing w:before="40"/>
+              <w:jc w:val="center"/>
+            </w:pPr>
+            <w:r>
+              <w:rPr>
+                <w:rFonts w:ascii="Arial" w:cs="Arial" w:eastAsia="Arial" w:hAnsi="Arial"/>
+                <w:b/>
+                <w:bCs/>
+                <w:color w:val="3B3B3B"/>
+                <w:sz w:val="14"/>
+                <w:szCs w:val="14"/>
+              </w:rPr>
+              <w:t xml:space="preserve">Imagen A9. </w:t>
+            </w:r>
+            <w:r>
+              <w:rPr>
+                <w:rFonts w:ascii="Arial" w:cs="Arial" w:eastAsia="Arial" w:hAnsi="Arial"/>
+                <w:i/>
+                <w:iCs/>
+                <w:color w:val="6B6B6B"/>
+                <w:sz w:val="14"/>
+                <w:szCs w:val="14"/>
+              </w:rPr>
+              <w:t xml:space="preserve">Gabinete y salida de emergencia.</w:t>
+            </w:r>
+          </w:p>
+        </w:tc>
+        <w:tc>
+          <w:tcPr>
+            <w:tcW w:type="dxa" w:w="2340"/>
+            <w:tcBorders>
+              <w:top w:val="single" w:color="C9C9C9" w:sz="4"/>
+              <w:left w:val="single" w:color="C9C9C9" w:sz="4"/>
+              <w:bottom w:val="single" w:color="C9C9C9" w:sz="4"/>
+              <w:right w:val="single" w:color="C9C9C9" w:sz="4"/>
+            </w:tcBorders>
+            <w:tcMar>
+              <w:top w:type="dxa" w:w="70"/>
+              <w:left w:type="dxa" w:w="70"/>
+              <w:bottom w:type="dxa" w:w="60"/>
+              <w:right w:type="dxa" w:w="70"/>
+            </w:tcMar>
+            <w:vAlign w:val="center"/>
+          </w:tcPr>
+          <w:p>
+            <w:pPr>
+              <w:jc w:val="center"/>
+            </w:pPr>
+            <w:r>
+              <w:drawing>
+                <wp:inline distT="0" distB="0" distL="0" distR="0">
+                  <wp:extent cx="1371600" cy="1028700"/>
+                  <wp:effectExtent t="0" r="0" b="0" l="0"/>
+                  <wp:docPr id="1" name="" descr="" title=""/>
+                  <wp:cNvGraphicFramePr>
+                    <a:graphicFrameLocks xmlns:a="http://schemas.openxmlformats.org/drawingml/2006/main" noChangeAspect="1"/>
+                  </wp:cNvGraphicFramePr>
+                  <a:graphic xmlns:a="http://schemas.openxmlformats.org/drawingml/2006/main">
+                    <a:graphicData uri="http://schemas.openxmlformats.org/drawingml/2006/picture">
+                      <pic:pic xmlns:pic="http://schemas.openxmlformats.org/drawingml/2006/picture">
+                        <pic:nvPicPr>
+                          <pic:cNvPr id="0" name="" descr=""/>
+                          <pic:cNvPicPr>
+                            <a:picLocks noChangeAspect="1" noChangeArrowheads="1"/>
+                          </pic:cNvPicPr>
+                        </pic:nvPicPr>
+                        <pic:blipFill>
                           <a:blip r:embed="rId46" cstate="none"/>
                           <a:srcRect/>
                           <a:stretch>
@@ -10583,7 +11156,7 @@
                 <w:sz w:val="14"/>
                 <w:szCs w:val="14"/>
               </w:rPr>
-              <w:t xml:space="preserve">Imagen A13. </w:t>
+              <w:t xml:space="preserve">Imagen A10. </w:t>
             </w:r>
             <w:r>
               <w:rPr>
@@ -10594,7 +11167,7 @@
                 <w:sz w:val="14"/>
                 <w:szCs w:val="14"/>
               </w:rPr>
-              <w:t xml:space="preserve">Gabinete y salida de emergencia.</w:t>
+              <w:t xml:space="preserve">Montantes y válvulas.</w:t>
             </w:r>
           </w:p>
         </w:tc>
@@ -10674,7 +11247,7 @@
                 <w:sz w:val="14"/>
                 <w:szCs w:val="14"/>
               </w:rPr>
-              <w:t xml:space="preserve">Imagen A14. </w:t>
+              <w:t xml:space="preserve">Imagen A11. </w:t>
             </w:r>
             <w:r>
               <w:rPr>
@@ -10685,7 +11258,7 @@
                 <w:sz w:val="14"/>
                 <w:szCs w:val="14"/>
               </w:rPr>
-              <w:t xml:space="preserve">Montantes y válvulas.</w:t>
+              <w:t xml:space="preserve">Extintor en corredor.</w:t>
             </w:r>
           </w:p>
         </w:tc>
@@ -10765,98 +11338,7 @@
                 <w:sz w:val="14"/>
                 <w:szCs w:val="14"/>
               </w:rPr>
-              <w:t xml:space="preserve">Imagen A15. </w:t>
-            </w:r>
-            <w:r>
-              <w:rPr>
-                <w:rFonts w:ascii="Arial" w:cs="Arial" w:eastAsia="Arial" w:hAnsi="Arial"/>
-                <w:i/>
-                <w:iCs/>
-                <w:color w:val="6B6B6B"/>
-                <w:sz w:val="14"/>
-                <w:szCs w:val="14"/>
-              </w:rPr>
-              <w:t xml:space="preserve">Extintor en corredor.</w:t>
-            </w:r>
-          </w:p>
-        </w:tc>
-        <w:tc>
-          <w:tcPr>
-            <w:tcW w:type="dxa" w:w="2340"/>
-            <w:tcBorders>
-              <w:top w:val="single" w:color="C9C9C9" w:sz="4"/>
-              <w:left w:val="single" w:color="C9C9C9" w:sz="4"/>
-              <w:bottom w:val="single" w:color="C9C9C9" w:sz="4"/>
-              <w:right w:val="single" w:color="C9C9C9" w:sz="4"/>
-            </w:tcBorders>
-            <w:tcMar>
-              <w:top w:type="dxa" w:w="70"/>
-              <w:left w:type="dxa" w:w="70"/>
-              <w:bottom w:type="dxa" w:w="60"/>
-              <w:right w:type="dxa" w:w="70"/>
-            </w:tcMar>
-            <w:vAlign w:val="center"/>
-          </w:tcPr>
-          <w:p>
-            <w:pPr>
-              <w:jc w:val="center"/>
-            </w:pPr>
-            <w:r>
-              <w:drawing>
-                <wp:inline distT="0" distB="0" distL="0" distR="0">
-                  <wp:extent cx="1371600" cy="1028700"/>
-                  <wp:effectExtent t="0" r="0" b="0" l="0"/>
-                  <wp:docPr id="1" name="" descr="" title=""/>
-                  <wp:cNvGraphicFramePr>
-                    <a:graphicFrameLocks xmlns:a="http://schemas.openxmlformats.org/drawingml/2006/main" noChangeAspect="1"/>
-                  </wp:cNvGraphicFramePr>
-                  <a:graphic xmlns:a="http://schemas.openxmlformats.org/drawingml/2006/main">
-                    <a:graphicData uri="http://schemas.openxmlformats.org/drawingml/2006/picture">
-                      <pic:pic xmlns:pic="http://schemas.openxmlformats.org/drawingml/2006/picture">
-                        <pic:nvPicPr>
-                          <pic:cNvPr id="0" name="" descr=""/>
-                          <pic:cNvPicPr>
-                            <a:picLocks noChangeAspect="1" noChangeArrowheads="1"/>
-                          </pic:cNvPicPr>
-                        </pic:nvPicPr>
-                        <pic:blipFill>
-                          <a:blip r:embed="rId49" cstate="none"/>
-                          <a:srcRect/>
-                          <a:stretch>
-                            <a:fillRect/>
-                          </a:stretch>
-                        </pic:blipFill>
-                        <pic:spPr bwMode="auto">
-                          <a:xfrm>
-                            <a:off x="0" y="0"/>
-                            <a:ext cx="1371600" cy="1028700"/>
-                          </a:xfrm>
-                          <a:prstGeom prst="rect">
-                            <a:avLst/>
-                          </a:prstGeom>
-                        </pic:spPr>
-                      </pic:pic>
-                    </a:graphicData>
-                  </a:graphic>
-                </wp:inline>
-              </w:drawing>
-            </w:r>
-          </w:p>
-          <w:p>
-            <w:pPr>
-              <w:spacing w:before="40"/>
-              <w:jc w:val="center"/>
-            </w:pPr>
-            <w:r>
-              <w:rPr>
-                <w:rFonts w:ascii="Arial" w:cs="Arial" w:eastAsia="Arial" w:hAnsi="Arial"/>
-                <w:b/>
-                <w:bCs/>
-                <w:color w:val="3B3B3B"/>
-                <w:sz w:val="14"/>
-                <w:szCs w:val="14"/>
-              </w:rPr>
-              <w:t xml:space="preserve">Imagen A16. </w:t>
+              <w:t xml:space="preserve">Imagen A12. </w:t>
             </w:r>
             <w:r>
               <w:rPr>
@@ -10953,6 +11435,97 @@
                           </pic:cNvPicPr>
                         </pic:nvPicPr>
                         <pic:blipFill>
+                          <a:blip r:embed="rId49" cstate="none"/>
+                          <a:srcRect/>
+                          <a:stretch>
+                            <a:fillRect/>
+                          </a:stretch>
+                        </pic:blipFill>
+                        <pic:spPr bwMode="auto">
+                          <a:xfrm>
+                            <a:off x="0" y="0"/>
+                            <a:ext cx="1371600" cy="1028700"/>
+                          </a:xfrm>
+                          <a:prstGeom prst="rect">
+                            <a:avLst/>
+                          </a:prstGeom>
+                        </pic:spPr>
+                      </pic:pic>
+                    </a:graphicData>
+                  </a:graphic>
+                </wp:inline>
+              </w:drawing>
+            </w:r>
+          </w:p>
+          <w:p>
+            <w:pPr>
+              <w:spacing w:before="40"/>
+              <w:jc w:val="center"/>
+            </w:pPr>
+            <w:r>
+              <w:rPr>
+                <w:rFonts w:ascii="Arial" w:cs="Arial" w:eastAsia="Arial" w:hAnsi="Arial"/>
+                <w:b/>
+                <w:bCs/>
+                <w:color w:val="3B3B3B"/>
+                <w:sz w:val="14"/>
+                <w:szCs w:val="14"/>
+              </w:rPr>
+              <w:t xml:space="preserve">Imagen A13. </w:t>
+            </w:r>
+            <w:r>
+              <w:rPr>
+                <w:rFonts w:ascii="Arial" w:cs="Arial" w:eastAsia="Arial" w:hAnsi="Arial"/>
+                <w:i/>
+                <w:iCs/>
+                <w:color w:val="6B6B6B"/>
+                <w:sz w:val="14"/>
+                <w:szCs w:val="14"/>
+              </w:rPr>
+              <w:t xml:space="preserve">Rociadores en el mezanine.</w:t>
+            </w:r>
+          </w:p>
+        </w:tc>
+        <w:tc>
+          <w:tcPr>
+            <w:tcW w:type="dxa" w:w="2340"/>
+            <w:tcBorders>
+              <w:top w:val="single" w:color="C9C9C9" w:sz="4"/>
+              <w:left w:val="single" w:color="C9C9C9" w:sz="4"/>
+              <w:bottom w:val="single" w:color="C9C9C9" w:sz="4"/>
+              <w:right w:val="single" w:color="C9C9C9" w:sz="4"/>
+            </w:tcBorders>
+            <w:tcMar>
+              <w:top w:type="dxa" w:w="70"/>
+              <w:left w:type="dxa" w:w="70"/>
+              <w:bottom w:type="dxa" w:w="60"/>
+              <w:right w:type="dxa" w:w="70"/>
+            </w:tcMar>
+            <w:vAlign w:val="center"/>
+          </w:tcPr>
+          <w:p>
+            <w:pPr>
+              <w:jc w:val="center"/>
+            </w:pPr>
+            <w:r>
+              <w:drawing>
+                <wp:inline distT="0" distB="0" distL="0" distR="0">
+                  <wp:extent cx="1371600" cy="1028700"/>
+                  <wp:effectExtent t="0" r="0" b="0" l="0"/>
+                  <wp:docPr id="1" name="" descr="" title=""/>
+                  <wp:cNvGraphicFramePr>
+                    <a:graphicFrameLocks xmlns:a="http://schemas.openxmlformats.org/drawingml/2006/main" noChangeAspect="1"/>
+                  </wp:cNvGraphicFramePr>
+                  <a:graphic xmlns:a="http://schemas.openxmlformats.org/drawingml/2006/main">
+                    <a:graphicData uri="http://schemas.openxmlformats.org/drawingml/2006/picture">
+                      <pic:pic xmlns:pic="http://schemas.openxmlformats.org/drawingml/2006/picture">
+                        <pic:nvPicPr>
+                          <pic:cNvPr id="0" name="" descr=""/>
+                          <pic:cNvPicPr>
+                            <a:picLocks noChangeAspect="1" noChangeArrowheads="1"/>
+                          </pic:cNvPicPr>
+                        </pic:nvPicPr>
+                        <pic:blipFill>
                           <a:blip r:embed="rId50" cstate="none"/>
                           <a:srcRect/>
                           <a:stretch>
@@ -10989,7 +11562,7 @@
                 <w:sz w:val="14"/>
                 <w:szCs w:val="14"/>
               </w:rPr>
-              <w:t xml:space="preserve">Imagen A17. </w:t>
+              <w:t xml:space="preserve">Imagen A14. </w:t>
             </w:r>
             <w:r>
               <w:rPr>
@@ -11000,7 +11573,7 @@
                 <w:sz w:val="14"/>
                 <w:szCs w:val="14"/>
               </w:rPr>
-              <w:t xml:space="preserve">Rociadores en el mezanine.</w:t>
+              <w:t xml:space="preserve">Interior de la cava.</w:t>
             </w:r>
           </w:p>
         </w:tc>
@@ -11080,7 +11653,7 @@
                 <w:sz w:val="14"/>
                 <w:szCs w:val="14"/>
               </w:rPr>
-              <w:t xml:space="preserve">Imagen A18. </w:t>
+              <w:t xml:space="preserve">Imagen A15. </w:t>
             </w:r>
             <w:r>
               <w:rPr>
@@ -11091,7 +11664,7 @@
                 <w:sz w:val="14"/>
                 <w:szCs w:val="14"/>
               </w:rPr>
-              <w:t xml:space="preserve">Interior de la cava.</w:t>
+              <w:t xml:space="preserve">Acumulación de estibas.</w:t>
             </w:r>
           </w:p>
         </w:tc>
@@ -11171,98 +11744,7 @@
                 <w:sz w:val="14"/>
                 <w:szCs w:val="14"/>
               </w:rPr>
-              <w:t xml:space="preserve">Imagen A19. </w:t>
-            </w:r>
-            <w:r>
-              <w:rPr>
-                <w:rFonts w:ascii="Arial" w:cs="Arial" w:eastAsia="Arial" w:hAnsi="Arial"/>
-                <w:i/>
-                <w:iCs/>
-                <w:color w:val="6B6B6B"/>
-                <w:sz w:val="14"/>
-                <w:szCs w:val="14"/>
-              </w:rPr>
-              <w:t xml:space="preserve">Acumulación de estibas.</w:t>
-            </w:r>
-          </w:p>
-        </w:tc>
-        <w:tc>
-          <w:tcPr>
-            <w:tcW w:type="dxa" w:w="2340"/>
-            <w:tcBorders>
-              <w:top w:val="single" w:color="C9C9C9" w:sz="4"/>
-              <w:left w:val="single" w:color="C9C9C9" w:sz="4"/>
-              <w:bottom w:val="single" w:color="C9C9C9" w:sz="4"/>
-              <w:right w:val="single" w:color="C9C9C9" w:sz="4"/>
-            </w:tcBorders>
-            <w:tcMar>
-              <w:top w:type="dxa" w:w="70"/>
-              <w:left w:type="dxa" w:w="70"/>
-              <w:bottom w:type="dxa" w:w="60"/>
-              <w:right w:type="dxa" w:w="70"/>
-            </w:tcMar>
-            <w:vAlign w:val="center"/>
-          </w:tcPr>
-          <w:p>
-            <w:pPr>
-              <w:jc w:val="center"/>
-            </w:pPr>
-            <w:r>
-              <w:drawing>
-                <wp:inline distT="0" distB="0" distL="0" distR="0">
-                  <wp:extent cx="1371600" cy="1028700"/>
-                  <wp:effectExtent t="0" r="0" b="0" l="0"/>
-                  <wp:docPr id="1" name="" descr="" title=""/>
-                  <wp:cNvGraphicFramePr>
-                    <a:graphicFrameLocks xmlns:a="http://schemas.openxmlformats.org/drawingml/2006/main" noChangeAspect="1"/>
-                  </wp:cNvGraphicFramePr>
-                  <a:graphic xmlns:a="http://schemas.openxmlformats.org/drawingml/2006/main">
-                    <a:graphicData uri="http://schemas.openxmlformats.org/drawingml/2006/picture">
-                      <pic:pic xmlns:pic="http://schemas.openxmlformats.org/drawingml/2006/picture">
-                        <pic:nvPicPr>
-                          <pic:cNvPr id="0" name="" descr=""/>
-                          <pic:cNvPicPr>
-                            <a:picLocks noChangeAspect="1" noChangeArrowheads="1"/>
-                          </pic:cNvPicPr>
-                        </pic:nvPicPr>
-                        <pic:blipFill>
-                          <a:blip r:embed="rId53" cstate="none"/>
-                          <a:srcRect/>
-                          <a:stretch>
-                            <a:fillRect/>
-                          </a:stretch>
-                        </pic:blipFill>
-                        <pic:spPr bwMode="auto">
-                          <a:xfrm>
-                            <a:off x="0" y="0"/>
-                            <a:ext cx="1371600" cy="1028700"/>
-                          </a:xfrm>
-                          <a:prstGeom prst="rect">
-                            <a:avLst/>
-                          </a:prstGeom>
-                        </pic:spPr>
-                      </pic:pic>
-                    </a:graphicData>
-                  </a:graphic>
-                </wp:inline>
-              </w:drawing>
-            </w:r>
-          </w:p>
-          <w:p>
-            <w:pPr>
-              <w:spacing w:before="40"/>
-              <w:jc w:val="center"/>
-            </w:pPr>
-            <w:r>
-              <w:rPr>
-                <w:rFonts w:ascii="Arial" w:cs="Arial" w:eastAsia="Arial" w:hAnsi="Arial"/>
-                <w:b/>
-                <w:bCs/>
-                <w:color w:val="3B3B3B"/>
-                <w:sz w:val="14"/>
-                <w:szCs w:val="14"/>
-              </w:rPr>
-              <w:t xml:space="preserve">Imagen A20. </w:t>
+              <w:t xml:space="preserve">Imagen A16. </w:t>
             </w:r>
             <w:r>
               <w:rPr>

--- a/Evaluacion_Riesgos_Incendio_CEDI_D1_Lebrija.docx
+++ b/Evaluacion_Riesgos_Incendio_CEDI_D1_Lebrija.docx
@@ -4674,7 +4674,7 @@
                 <w:sz w:val="32"/>
                 <w:szCs w:val="32"/>
               </w:rPr>
-              <w:t xml:space="preserve">3</w:t>
+              <w:t xml:space="preserve">0</w:t>
             </w:r>
           </w:p>
         </w:tc>
@@ -4707,7 +4707,7 @@
                 <w:sz w:val="18"/>
                 <w:szCs w:val="18"/>
               </w:rPr>
-              <w:t xml:space="preserve">Mercancía de consumo masivo y bajo valor: menos de 600 €/m².</w:t>
+              <w:t xml:space="preserve">Inventario y equipos ≈ 500.000 millones COP (dato del personal) ÷ 17.432 m² ≈ 28,7 millones COP/m² (≈ 1.060.000 pts/m²). Supera 200.000 pts/m².</w:t>
             </w:r>
           </w:p>
         </w:tc>
@@ -6153,7 +6153,7 @@
                 <w:sz w:val="32"/>
                 <w:szCs w:val="32"/>
               </w:rPr>
-              <w:t xml:space="preserve">57</w:t>
+              <w:t xml:space="preserve">54</w:t>
             </w:r>
           </w:p>
         </w:tc>
@@ -6188,7 +6188,7 @@
                 <w:sz w:val="18"/>
                 <w:szCs w:val="18"/>
               </w:rPr>
-              <w:t xml:space="preserve">de 129 puntos posibles (44 %)</w:t>
+              <w:t xml:space="preserve">de 129 puntos posibles (42 %)</w:t>
             </w:r>
           </w:p>
         </w:tc>
@@ -7955,7 +7955,7 @@
                 <w:sz w:val="48"/>
                 <w:szCs w:val="48"/>
               </w:rPr>
-              <w:t xml:space="preserve">57</w:t>
+              <w:t xml:space="preserve">54</w:t>
             </w:r>
           </w:p>
           <w:p>
@@ -8156,7 +8156,7 @@
                 <w:sz w:val="48"/>
                 <w:szCs w:val="48"/>
               </w:rPr>
-              <w:t xml:space="preserve">6,44</w:t>
+              <w:t xml:space="preserve">6,32</w:t>
             </w:r>
           </w:p>
           <w:p>
@@ -8229,7 +8229,7 @@
                 <w:sz w:val="28"/>
                 <w:szCs w:val="28"/>
               </w:rPr>
-              <w:t xml:space="preserve">P = 5(57) / 129  +  5(22) / 26  +  0  =  2,209 + 4,231 + 0  =  6,44</w:t>
+              <w:t xml:space="preserve">P = 5(54) / 129  +  5(22) / 26  +  0  =  2,093 + 4,231 + 0  =  6,32</w:t>
             </w:r>
           </w:p>
         </w:tc>
@@ -8263,7 +8263,7 @@
           <w:sz w:val="22"/>
           <w:szCs w:val="22"/>
         </w:rPr>
-        <w:t xml:space="preserve">P = 6,44</w:t>
+        <w:t xml:space="preserve">P = 6,32</w:t>
       </w:r>
       <w:r>
         <w:rPr>
@@ -8638,7 +8638,7 @@
                 <w:sz w:val="18"/>
                 <w:szCs w:val="18"/>
               </w:rPr>
-              <w:t xml:space="preserve">57</w:t>
+              <w:t xml:space="preserve">54</w:t>
             </w:r>
           </w:p>
         </w:tc>
@@ -8740,7 +8740,7 @@
                 <w:sz w:val="16"/>
                 <w:szCs w:val="16"/>
               </w:rPr>
-              <w:t xml:space="preserve">5(57)/129 + 5(22)/26 + 0</w:t>
+              <w:t xml:space="preserve">5(54)/129 + 5(22)/26 + 0</w:t>
             </w:r>
           </w:p>
         </w:tc>
@@ -8775,7 +8775,7 @@
                 <w:sz w:val="22"/>
                 <w:szCs w:val="22"/>
               </w:rPr>
-              <w:t xml:space="preserve">6,44</w:t>
+              <w:t xml:space="preserve">6,32</w:t>
             </w:r>
           </w:p>
           <w:p>
@@ -8859,7 +8859,7 @@
                 <w:sz w:val="18"/>
                 <w:szCs w:val="18"/>
               </w:rPr>
-              <w:t xml:space="preserve">57</w:t>
+              <w:t xml:space="preserve">54</w:t>
             </w:r>
           </w:p>
         </w:tc>
@@ -8958,7 +8958,7 @@
                 <w:sz w:val="16"/>
                 <w:szCs w:val="16"/>
               </w:rPr>
-              <w:t xml:space="preserve">5(57)/129 + 5(22)/26 + 1</w:t>
+              <w:t xml:space="preserve">5(54)/129 + 5(22)/26 + 1</w:t>
             </w:r>
           </w:p>
         </w:tc>
@@ -8992,7 +8992,7 @@
                 <w:sz w:val="22"/>
                 <w:szCs w:val="22"/>
               </w:rPr>
-              <w:t xml:space="preserve">7,44</w:t>
+              <w:t xml:space="preserve">7,32</w:t>
             </w:r>
           </w:p>
           <w:p>
@@ -9069,7 +9069,7 @@
           <w:sz w:val="22"/>
           <w:szCs w:val="22"/>
         </w:rPr>
-        <w:t xml:space="preserve">bueno (P = 6,44)</w:t>
+        <w:t xml:space="preserve">bueno (P = 6,32)</w:t>
       </w:r>
       <w:r>
         <w:rPr>
@@ -9172,6 +9172,25 @@
           <w:szCs w:val="22"/>
         </w:rPr>
         <w:t xml:space="preserve">Carga térmica alta y mercancía muy sensible al calor y al humo.</w:t>
+      </w:r>
+    </w:p>
+    <w:p>
+      <w:pPr>
+        <w:pStyle w:val="ListParagraph"/>
+        <w:numPr>
+          <w:ilvl w:val="0"/>
+          <w:numId w:val="2"/>
+        </w:numPr>
+        <w:spacing w:after="110" w:line="300" w:lineRule="auto"/>
+      </w:pPr>
+      <w:r>
+        <w:rPr>
+          <w:rFonts w:ascii="Arial" w:cs="Arial" w:eastAsia="Arial" w:hAnsi="Arial"/>
+          <w:color w:val="3B3B3B"/>
+          <w:sz w:val="22"/>
+          <w:szCs w:val="22"/>
+        </w:rPr>
+        <w:t xml:space="preserve">Alta concentración de valores: cerca de 28,7 millones de pesos por m².</w:t>
       </w:r>
     </w:p>
     <w:p>
@@ -9338,7 +9357,7 @@
           <w:sz w:val="22"/>
           <w:szCs w:val="22"/>
         </w:rPr>
-        <w:t xml:space="preserve">Certificar la brigada contra incendios: P subiría a 7,44.</w:t>
+        <w:t xml:space="preserve">Certificar la brigada contra incendios: P subiría a 7,32.</w:t>
       </w:r>
     </w:p>
     <w:p>

--- a/Evaluacion_Riesgos_Incendio_CEDI_D1_Lebrija.docx
+++ b/Evaluacion_Riesgos_Incendio_CEDI_D1_Lebrija.docx
@@ -2,642 +2,194 @@
 <file path=word/document.xml><?xml version="1.0" encoding="utf-8"?>
 <w:document xmlns:wpc="http://schemas.microsoft.com/office/word/2010/wordprocessingCanvas" xmlns:mc="http://schemas.openxmlformats.org/markup-compatibility/2006" xmlns:o="urn:schemas-microsoft-com:office:office" xmlns:r="http://schemas.openxmlformats.org/officeDocument/2006/relationships" xmlns:m="http://schemas.openxmlformats.org/officeDocument/2006/math" xmlns:v="urn:schemas-microsoft-com:vml" xmlns:wp14="http://schemas.microsoft.com/office/word/2010/wordprocessingDrawing" xmlns:wp="http://schemas.openxmlformats.org/drawingml/2006/wordprocessingDrawing" xmlns:w10="urn:schemas-microsoft-com:office:word" xmlns:w="http://schemas.openxmlformats.org/wordprocessingml/2006/main" xmlns:w14="http://schemas.microsoft.com/office/word/2010/wordml" xmlns:w15="http://schemas.microsoft.com/office/word/2012/wordml" xmlns:wpg="http://schemas.microsoft.com/office/word/2010/wordprocessingGroup" xmlns:wpi="http://schemas.microsoft.com/office/word/2010/wordprocessingInk" xmlns:wne="http://schemas.microsoft.com/office/word/2006/wordml" xmlns:wps="http://schemas.microsoft.com/office/word/2010/wordprocessingShape" xmlns:cx="http://schemas.microsoft.com/office/drawing/2014/chartex" xmlns:cx1="http://schemas.microsoft.com/office/drawing/2015/9/8/chartex" xmlns:cx2="http://schemas.microsoft.com/office/drawing/2015/10/21/chartex" xmlns:cx3="http://schemas.microsoft.com/office/drawing/2016/5/9/chartex" xmlns:cx4="http://schemas.microsoft.com/office/drawing/2016/5/10/chartex" xmlns:cx5="http://schemas.microsoft.com/office/drawing/2016/5/11/chartex" xmlns:cx6="http://schemas.microsoft.com/office/drawing/2016/5/12/chartex" xmlns:cx7="http://schemas.microsoft.com/office/drawing/2016/5/13/chartex" xmlns:cx8="http://schemas.microsoft.com/office/drawing/2016/5/14/chartex" xmlns:aink="http://schemas.microsoft.com/office/drawing/2016/ink" xmlns:am3d="http://schemas.microsoft.com/office/drawing/2017/model3d" xmlns:w16cex="http://schemas.microsoft.com/office/word/2018/wordml/cex" xmlns:w16cid="http://schemas.microsoft.com/office/word/2016/wordml/cid" xmlns:w16="http://schemas.microsoft.com/office/word/2018/wordml" xmlns:w16sdtdh="http://schemas.microsoft.com/office/word/2020/wordml/sdtdatahash" xmlns:w16se="http://schemas.microsoft.com/office/word/2015/wordml/symex" mc:Ignorable="w14 w15 wp14">
   <w:body>
-    <w:tbl>
-      <w:tblPr>
-        <w:tblW w:type="dxa" w:w="9360"/>
-        <w:tblBorders>
-          <w:top w:val="single" w:color="auto" w:sz="4"/>
-          <w:left w:val="single" w:color="auto" w:sz="4"/>
-          <w:bottom w:val="single" w:color="auto" w:sz="4"/>
-          <w:right w:val="single" w:color="auto" w:sz="4"/>
-          <w:insideH w:val="single" w:color="auto" w:sz="4"/>
-          <w:insideV w:val="single" w:color="auto" w:sz="4"/>
-        </w:tblBorders>
-        <w:tblLayout w:type="fixed"/>
-      </w:tblPr>
-      <w:tblGrid>
-        <w:gridCol w:w="420"/>
-        <w:gridCol w:w="520"/>
-        <w:gridCol w:w="8420"/>
-      </w:tblGrid>
-      <w:tr>
-        <w:trPr>
-          <w:trHeight w:val="12900" w:hRule="exact"/>
-        </w:trPr>
-        <w:tc>
-          <w:tcPr>
-            <w:tcW w:type="dxa" w:w="420"/>
-            <w:tcBorders>
-              <w:top w:val="none" w:color="FFFFFF" w:sz="0"/>
-              <w:left w:val="none" w:color="FFFFFF" w:sz="0"/>
-              <w:bottom w:val="none" w:color="FFFFFF" w:sz="0"/>
-              <w:right w:val="none" w:color="FFFFFF" w:sz="0"/>
-            </w:tcBorders>
-            <w:shd w:fill="CAD225" w:color="auto" w:val="clear"/>
-            <w:tcMar>
-              <w:top w:type="dxa" w:w="100"/>
-              <w:left w:type="dxa" w:w="120"/>
-              <w:bottom w:type="dxa" w:w="100"/>
-              <w:right w:type="dxa" w:w="120"/>
-            </w:tcMar>
-            <w:vAlign w:val="center"/>
-          </w:tcPr>
-          <w:p/>
-        </w:tc>
-        <w:tc>
-          <w:tcPr>
-            <w:tcW w:type="dxa" w:w="520"/>
-            <w:tcBorders>
-              <w:top w:val="none" w:color="FFFFFF" w:sz="0"/>
-              <w:left w:val="none" w:color="FFFFFF" w:sz="0"/>
-              <w:bottom w:val="none" w:color="FFFFFF" w:sz="0"/>
-              <w:right w:val="none" w:color="FFFFFF" w:sz="0"/>
-            </w:tcBorders>
-            <w:tcMar>
-              <w:top w:type="dxa" w:w="100"/>
-              <w:left w:type="dxa" w:w="120"/>
-              <w:bottom w:type="dxa" w:w="100"/>
-              <w:right w:type="dxa" w:w="120"/>
-            </w:tcMar>
-            <w:vAlign w:val="center"/>
-          </w:tcPr>
-          <w:p/>
-        </w:tc>
-        <w:tc>
-          <w:tcPr>
-            <w:tcW w:type="dxa" w:w="8420"/>
-            <w:tcBorders>
-              <w:top w:val="none" w:color="FFFFFF" w:sz="0"/>
-              <w:left w:val="none" w:color="FFFFFF" w:sz="0"/>
-              <w:bottom w:val="none" w:color="FFFFFF" w:sz="0"/>
-              <w:right w:val="none" w:color="FFFFFF" w:sz="0"/>
-            </w:tcBorders>
-            <w:tcMar>
-              <w:top w:type="dxa" w:w="0"/>
-              <w:left w:type="dxa" w:w="0"/>
-              <w:bottom w:type="dxa" w:w="0"/>
-              <w:right w:type="dxa" w:w="0"/>
-            </w:tcMar>
-            <w:vAlign w:val="top"/>
-          </w:tcPr>
-          <w:p>
-            <w:pPr>
-              <w:spacing w:after="0" w:before="200"/>
-            </w:pPr>
-            <w:r>
-              <w:drawing>
-                <wp:inline distT="0" distB="0" distL="0" distR="0">
-                  <wp:extent cx="1428750" cy="1000125"/>
-                  <wp:effectExtent t="0" r="0" b="0" l="0"/>
-                  <wp:docPr id="1" name="" descr="" title=""/>
-                  <wp:cNvGraphicFramePr>
-                    <a:graphicFrameLocks xmlns:a="http://schemas.openxmlformats.org/drawingml/2006/main" noChangeAspect="1"/>
-                  </wp:cNvGraphicFramePr>
-                  <a:graphic xmlns:a="http://schemas.openxmlformats.org/drawingml/2006/main">
-                    <a:graphicData uri="http://schemas.openxmlformats.org/drawingml/2006/picture">
-                      <pic:pic xmlns:pic="http://schemas.openxmlformats.org/drawingml/2006/picture">
-                        <pic:nvPicPr>
-                          <pic:cNvPr id="0" name="" descr=""/>
-                          <pic:cNvPicPr>
-                            <a:picLocks noChangeAspect="1" noChangeArrowheads="1"/>
-                          </pic:cNvPicPr>
-                        </pic:nvPicPr>
-                        <pic:blipFill>
-                          <a:blip r:embed="rId11" cstate="none"/>
-                          <a:srcRect/>
-                          <a:stretch>
-                            <a:fillRect/>
-                          </a:stretch>
-                        </pic:blipFill>
-                        <pic:spPr bwMode="auto">
-                          <a:xfrm>
-                            <a:off x="0" y="0"/>
-                            <a:ext cx="1428750" cy="1000125"/>
-                          </a:xfrm>
-                          <a:prstGeom prst="rect">
-                            <a:avLst/>
-                          </a:prstGeom>
-                        </pic:spPr>
-                      </pic:pic>
-                    </a:graphicData>
-                  </a:graphic>
-                </wp:inline>
-              </w:drawing>
-            </w:r>
-          </w:p>
-          <w:p>
-            <w:pPr>
-              <w:spacing w:after="0" w:before="120"/>
-            </w:pPr>
-            <w:r>
-              <w:rPr>
-                <w:rFonts w:ascii="Arial" w:cs="Arial" w:eastAsia="Arial" w:hAnsi="Arial"/>
-                <w:b/>
-                <w:bCs/>
-                <w:color w:val="3B3B3B"/>
-                <w:spacing w:val="20"/>
-                <w:sz w:val="20"/>
-                <w:szCs w:val="20"/>
-              </w:rPr>
-              <w:t xml:space="preserve">UNIDADES TECNOLÓGICAS DE SANTANDER</w:t>
-            </w:r>
-          </w:p>
-          <w:p>
-            <w:pPr>
-              <w:spacing w:after="0"/>
-            </w:pPr>
-            <w:r>
-              <w:rPr>
-                <w:rFonts w:ascii="Arial" w:cs="Arial" w:eastAsia="Arial" w:hAnsi="Arial"/>
-                <w:color w:val="6B6B6B"/>
-                <w:sz w:val="18"/>
-                <w:szCs w:val="18"/>
-              </w:rPr>
-              <w:t xml:space="preserve">Bucaramanga, Santander</w:t>
-            </w:r>
-          </w:p>
-          <w:p>
-            <w:pPr>
-              <w:spacing w:after="120" w:before="1500"/>
-            </w:pPr>
-            <w:r>
-              <w:rPr>
-                <w:rFonts w:ascii="Arial" w:cs="Arial" w:eastAsia="Arial" w:hAnsi="Arial"/>
-                <w:b/>
-                <w:bCs/>
-                <w:color w:val="7E8410"/>
-                <w:spacing w:val="30"/>
-                <w:sz w:val="18"/>
-                <w:szCs w:val="18"/>
-              </w:rPr>
-              <w:t xml:space="preserve">INFORME TÉCNICO · SALUD OCUPACIONAL</w:t>
-            </w:r>
-          </w:p>
-          <w:p>
-            <w:pPr>
-              <w:spacing w:after="0"/>
-            </w:pPr>
-            <w:r>
-              <w:rPr>
-                <w:rFonts w:ascii="Arial" w:cs="Arial" w:eastAsia="Arial" w:hAnsi="Arial"/>
-                <w:b/>
-                <w:bCs/>
-                <w:color w:val="3B3B3B"/>
-                <w:sz w:val="60"/>
-                <w:szCs w:val="60"/>
-              </w:rPr>
-              <w:t xml:space="preserve">Evaluación de Riesgos</w:t>
-            </w:r>
-          </w:p>
-          <w:p>
-            <w:pPr>
-              <w:spacing w:after="120"/>
-            </w:pPr>
-            <w:r>
-              <w:rPr>
-                <w:rFonts w:ascii="Arial" w:cs="Arial" w:eastAsia="Arial" w:hAnsi="Arial"/>
-                <w:b/>
-                <w:bCs/>
-                <w:color w:val="3B3B3B"/>
-                <w:sz w:val="60"/>
-                <w:szCs w:val="60"/>
-              </w:rPr>
-              <w:t xml:space="preserve">de Incendio</w:t>
-            </w:r>
-          </w:p>
-          <w:p>
-            <w:pPr>
-              <w:spacing w:after="60"/>
-            </w:pPr>
-            <w:r>
-              <w:rPr>
-                <w:rFonts w:ascii="Arial" w:cs="Arial" w:eastAsia="Arial" w:hAnsi="Arial"/>
-                <w:b/>
-                <w:bCs/>
-                <w:color w:val="7E8410"/>
-                <w:sz w:val="36"/>
-                <w:szCs w:val="36"/>
-              </w:rPr>
-              <w:t xml:space="preserve">Método MESERI</w:t>
-            </w:r>
-          </w:p>
-          <w:p>
-            <w:pPr>
-              <w:pBdr>
-                <w:bottom w:val="single" w:color="CAD225" w:sz="24" w:space="12"/>
-              </w:pBdr>
-              <w:spacing w:after="0"/>
-            </w:pPr>
-            <w:r>
-              <w:rPr>
-                <w:rFonts w:ascii="Arial" w:cs="Arial" w:eastAsia="Arial" w:hAnsi="Arial"/>
-                <w:color w:val="6B6B6B"/>
-                <w:sz w:val="24"/>
-                <w:szCs w:val="24"/>
-              </w:rPr>
-              <w:t xml:space="preserve">Centro de Distribución D1 · Bucaramanga / Lebrija</w:t>
-            </w:r>
-          </w:p>
-          <w:p>
-            <w:pPr>
-              <w:spacing w:after="0" w:before="1400"/>
-            </w:pPr>
-          </w:p>
-          <w:tbl>
-            <w:tblPr>
-              <w:tblW w:type="dxa" w:w="7900"/>
-              <w:tblBorders>
-                <w:top w:val="single" w:color="auto" w:sz="4"/>
-                <w:left w:val="single" w:color="auto" w:sz="4"/>
-                <w:bottom w:val="single" w:color="auto" w:sz="4"/>
-                <w:right w:val="single" w:color="auto" w:sz="4"/>
-                <w:insideH w:val="single" w:color="auto" w:sz="4"/>
-                <w:insideV w:val="single" w:color="auto" w:sz="4"/>
-              </w:tblBorders>
-              <w:tblLayout w:type="fixed"/>
-            </w:tblPr>
-            <w:tblGrid>
-              <w:gridCol w:w="2300"/>
-              <w:gridCol w:w="5600"/>
-            </w:tblGrid>
-            <w:tr>
-              <w:tc>
-                <w:tcPr>
-                  <w:tcW w:type="dxa" w:w="2300"/>
-                  <w:tcBorders>
-                    <w:top w:val="none" w:color="FFFFFF" w:sz="0"/>
-                    <w:left w:val="none" w:color="FFFFFF" w:sz="0"/>
-                    <w:bottom w:val="single" w:color="C9C9C9" w:sz="4"/>
-                    <w:right w:val="none" w:color="FFFFFF" w:sz="0"/>
-                  </w:tcBorders>
-                  <w:tcMar>
-                    <w:top w:type="dxa" w:w="110"/>
-                    <w:left w:type="dxa" w:w="0"/>
-                    <w:bottom w:type="dxa" w:w="110"/>
-                    <w:right w:type="dxa" w:w="80"/>
-                  </w:tcMar>
-                  <w:vAlign w:val="center"/>
-                </w:tcPr>
-                <w:p>
-                  <w:pPr>
-                    <w:spacing w:line="264"/>
-                    <w:jc w:val="left"/>
-                  </w:pPr>
-                  <w:r>
-                    <w:rPr>
-                      <w:rFonts w:ascii="Arial" w:cs="Arial" w:eastAsia="Arial" w:hAnsi="Arial"/>
-                      <w:b/>
-                      <w:bCs/>
-                      <w:color w:val="3B3B3B"/>
-                      <w:sz w:val="20"/>
-                      <w:szCs w:val="20"/>
-                    </w:rPr>
-                    <w:t xml:space="preserve">Estudiante</w:t>
-                  </w:r>
-                </w:p>
-              </w:tc>
-              <w:tc>
-                <w:tcPr>
-                  <w:tcW w:type="dxa" w:w="5600"/>
-                  <w:tcBorders>
-                    <w:top w:val="none" w:color="FFFFFF" w:sz="0"/>
-                    <w:left w:val="none" w:color="FFFFFF" w:sz="0"/>
-                    <w:bottom w:val="single" w:color="C9C9C9" w:sz="4"/>
-                    <w:right w:val="none" w:color="FFFFFF" w:sz="0"/>
-                  </w:tcBorders>
-                  <w:tcMar>
-                    <w:top w:type="dxa" w:w="110"/>
-                    <w:left w:type="dxa" w:w="80"/>
-                    <w:bottom w:type="dxa" w:w="110"/>
-                    <w:right w:type="dxa" w:w="0"/>
-                  </w:tcMar>
-                  <w:vAlign w:val="center"/>
-                </w:tcPr>
-                <w:p>
-                  <w:pPr>
-                    <w:spacing w:line="264"/>
-                    <w:jc w:val="left"/>
-                  </w:pPr>
-                  <w:r>
-                    <w:rPr>
-                      <w:rFonts w:ascii="Arial" w:cs="Arial" w:eastAsia="Arial" w:hAnsi="Arial"/>
-                      <w:i/>
-                      <w:iCs/>
-                      <w:color w:val="6B6B6B"/>
-                      <w:sz w:val="20"/>
-                      <w:szCs w:val="20"/>
-                    </w:rPr>
-                    <w:t xml:space="preserve">[Nombre del estudiante]</w:t>
-                  </w:r>
-                </w:p>
-              </w:tc>
-            </w:tr>
-            <w:tr>
-              <w:tc>
-                <w:tcPr>
-                  <w:tcW w:type="dxa" w:w="2300"/>
-                  <w:tcBorders>
-                    <w:top w:val="none" w:color="FFFFFF" w:sz="0"/>
-                    <w:left w:val="none" w:color="FFFFFF" w:sz="0"/>
-                    <w:bottom w:val="single" w:color="C9C9C9" w:sz="4"/>
-                    <w:right w:val="none" w:color="FFFFFF" w:sz="0"/>
-                  </w:tcBorders>
-                  <w:tcMar>
-                    <w:top w:type="dxa" w:w="110"/>
-                    <w:left w:type="dxa" w:w="0"/>
-                    <w:bottom w:type="dxa" w:w="110"/>
-                    <w:right w:type="dxa" w:w="80"/>
-                  </w:tcMar>
-                  <w:vAlign w:val="center"/>
-                </w:tcPr>
-                <w:p>
-                  <w:pPr>
-                    <w:spacing w:line="264"/>
-                    <w:jc w:val="left"/>
-                  </w:pPr>
-                  <w:r>
-                    <w:rPr>
-                      <w:rFonts w:ascii="Arial" w:cs="Arial" w:eastAsia="Arial" w:hAnsi="Arial"/>
-                      <w:b/>
-                      <w:bCs/>
-                      <w:color w:val="3B3B3B"/>
-                      <w:sz w:val="20"/>
-                      <w:szCs w:val="20"/>
-                    </w:rPr>
-                    <w:t xml:space="preserve">Docente</w:t>
-                  </w:r>
-                </w:p>
-              </w:tc>
-              <w:tc>
-                <w:tcPr>
-                  <w:tcW w:type="dxa" w:w="5600"/>
-                  <w:tcBorders>
-                    <w:top w:val="none" w:color="FFFFFF" w:sz="0"/>
-                    <w:left w:val="none" w:color="FFFFFF" w:sz="0"/>
-                    <w:bottom w:val="single" w:color="C9C9C9" w:sz="4"/>
-                    <w:right w:val="none" w:color="FFFFFF" w:sz="0"/>
-                  </w:tcBorders>
-                  <w:tcMar>
-                    <w:top w:type="dxa" w:w="110"/>
-                    <w:left w:type="dxa" w:w="80"/>
-                    <w:bottom w:type="dxa" w:w="110"/>
-                    <w:right w:type="dxa" w:w="0"/>
-                  </w:tcMar>
-                  <w:vAlign w:val="center"/>
-                </w:tcPr>
-                <w:p>
-                  <w:pPr>
-                    <w:spacing w:line="264"/>
-                    <w:jc w:val="left"/>
-                  </w:pPr>
-                  <w:r>
-                    <w:rPr>
-                      <w:rFonts w:ascii="Arial" w:cs="Arial" w:eastAsia="Arial" w:hAnsi="Arial"/>
-                      <w:i/>
-                      <w:iCs/>
-                      <w:color w:val="6B6B6B"/>
-                      <w:sz w:val="20"/>
-                      <w:szCs w:val="20"/>
-                    </w:rPr>
-                    <w:t xml:space="preserve">[Nombre del docente]</w:t>
-                  </w:r>
-                </w:p>
-              </w:tc>
-            </w:tr>
-            <w:tr>
-              <w:tc>
-                <w:tcPr>
-                  <w:tcW w:type="dxa" w:w="2300"/>
-                  <w:tcBorders>
-                    <w:top w:val="none" w:color="FFFFFF" w:sz="0"/>
-                    <w:left w:val="none" w:color="FFFFFF" w:sz="0"/>
-                    <w:bottom w:val="single" w:color="C9C9C9" w:sz="4"/>
-                    <w:right w:val="none" w:color="FFFFFF" w:sz="0"/>
-                  </w:tcBorders>
-                  <w:tcMar>
-                    <w:top w:type="dxa" w:w="110"/>
-                    <w:left w:type="dxa" w:w="0"/>
-                    <w:bottom w:type="dxa" w:w="110"/>
-                    <w:right w:type="dxa" w:w="80"/>
-                  </w:tcMar>
-                  <w:vAlign w:val="center"/>
-                </w:tcPr>
-                <w:p>
-                  <w:pPr>
-                    <w:spacing w:line="264"/>
-                    <w:jc w:val="left"/>
-                  </w:pPr>
-                  <w:r>
-                    <w:rPr>
-                      <w:rFonts w:ascii="Arial" w:cs="Arial" w:eastAsia="Arial" w:hAnsi="Arial"/>
-                      <w:b/>
-                      <w:bCs/>
-                      <w:color w:val="3B3B3B"/>
-                      <w:sz w:val="20"/>
-                      <w:szCs w:val="20"/>
-                    </w:rPr>
-                    <w:t xml:space="preserve">Asignatura</w:t>
-                  </w:r>
-                </w:p>
-              </w:tc>
-              <w:tc>
-                <w:tcPr>
-                  <w:tcW w:type="dxa" w:w="5600"/>
-                  <w:tcBorders>
-                    <w:top w:val="none" w:color="FFFFFF" w:sz="0"/>
-                    <w:left w:val="none" w:color="FFFFFF" w:sz="0"/>
-                    <w:bottom w:val="single" w:color="C9C9C9" w:sz="4"/>
-                    <w:right w:val="none" w:color="FFFFFF" w:sz="0"/>
-                  </w:tcBorders>
-                  <w:tcMar>
-                    <w:top w:type="dxa" w:w="110"/>
-                    <w:left w:type="dxa" w:w="80"/>
-                    <w:bottom w:type="dxa" w:w="110"/>
-                    <w:right w:type="dxa" w:w="0"/>
-                  </w:tcMar>
-                  <w:vAlign w:val="center"/>
-                </w:tcPr>
-                <w:p>
-                  <w:pPr>
-                    <w:spacing w:line="264"/>
-                    <w:jc w:val="left"/>
-                  </w:pPr>
-                  <w:r>
-                    <w:rPr>
-                      <w:rFonts w:ascii="Arial" w:cs="Arial" w:eastAsia="Arial" w:hAnsi="Arial"/>
-                      <w:color w:val="3B3B3B"/>
-                      <w:sz w:val="20"/>
-                      <w:szCs w:val="20"/>
-                    </w:rPr>
-                    <w:t xml:space="preserve">Electiva Complementaria Salud Ocupacional</w:t>
-                  </w:r>
-                </w:p>
-              </w:tc>
-            </w:tr>
-            <w:tr>
-              <w:tc>
-                <w:tcPr>
-                  <w:tcW w:type="dxa" w:w="2300"/>
-                  <w:tcBorders>
-                    <w:top w:val="none" w:color="FFFFFF" w:sz="0"/>
-                    <w:left w:val="none" w:color="FFFFFF" w:sz="0"/>
-                    <w:bottom w:val="single" w:color="C9C9C9" w:sz="4"/>
-                    <w:right w:val="none" w:color="FFFFFF" w:sz="0"/>
-                  </w:tcBorders>
-                  <w:tcMar>
-                    <w:top w:type="dxa" w:w="110"/>
-                    <w:left w:type="dxa" w:w="0"/>
-                    <w:bottom w:type="dxa" w:w="110"/>
-                    <w:right w:type="dxa" w:w="80"/>
-                  </w:tcMar>
-                  <w:vAlign w:val="center"/>
-                </w:tcPr>
-                <w:p>
-                  <w:pPr>
-                    <w:spacing w:line="264"/>
-                    <w:jc w:val="left"/>
-                  </w:pPr>
-                  <w:r>
-                    <w:rPr>
-                      <w:rFonts w:ascii="Arial" w:cs="Arial" w:eastAsia="Arial" w:hAnsi="Arial"/>
-                      <w:b/>
-                      <w:bCs/>
-                      <w:color w:val="3B3B3B"/>
-                      <w:sz w:val="20"/>
-                      <w:szCs w:val="20"/>
-                    </w:rPr>
-                    <w:t xml:space="preserve">Evaluación</w:t>
-                  </w:r>
-                </w:p>
-              </w:tc>
-              <w:tc>
-                <w:tcPr>
-                  <w:tcW w:type="dxa" w:w="5600"/>
-                  <w:tcBorders>
-                    <w:top w:val="none" w:color="FFFFFF" w:sz="0"/>
-                    <w:left w:val="none" w:color="FFFFFF" w:sz="0"/>
-                    <w:bottom w:val="single" w:color="C9C9C9" w:sz="4"/>
-                    <w:right w:val="none" w:color="FFFFFF" w:sz="0"/>
-                  </w:tcBorders>
-                  <w:tcMar>
-                    <w:top w:type="dxa" w:w="110"/>
-                    <w:left w:type="dxa" w:w="80"/>
-                    <w:bottom w:type="dxa" w:w="110"/>
-                    <w:right w:type="dxa" w:w="0"/>
-                  </w:tcMar>
-                  <w:vAlign w:val="center"/>
-                </w:tcPr>
-                <w:p>
-                  <w:pPr>
-                    <w:spacing w:line="264"/>
-                    <w:jc w:val="left"/>
-                  </w:pPr>
-                  <w:r>
-                    <w:rPr>
-                      <w:rFonts w:ascii="Arial" w:cs="Arial" w:eastAsia="Arial" w:hAnsi="Arial"/>
-                      <w:color w:val="3B3B3B"/>
-                      <w:sz w:val="20"/>
-                      <w:szCs w:val="20"/>
-                    </w:rPr>
-                    <w:t xml:space="preserve">Parcial</w:t>
-                  </w:r>
-                </w:p>
-              </w:tc>
-            </w:tr>
-            <w:tr>
-              <w:tc>
-                <w:tcPr>
-                  <w:tcW w:type="dxa" w:w="2300"/>
-                  <w:tcBorders>
-                    <w:top w:val="none" w:color="FFFFFF" w:sz="0"/>
-                    <w:left w:val="none" w:color="FFFFFF" w:sz="0"/>
-                    <w:bottom w:val="single" w:color="C9C9C9" w:sz="4"/>
-                    <w:right w:val="none" w:color="FFFFFF" w:sz="0"/>
-                  </w:tcBorders>
-                  <w:tcMar>
-                    <w:top w:type="dxa" w:w="110"/>
-                    <w:left w:type="dxa" w:w="0"/>
-                    <w:bottom w:type="dxa" w:w="110"/>
-                    <w:right w:type="dxa" w:w="80"/>
-                  </w:tcMar>
-                  <w:vAlign w:val="center"/>
-                </w:tcPr>
-                <w:p>
-                  <w:pPr>
-                    <w:spacing w:line="264"/>
-                    <w:jc w:val="left"/>
-                  </w:pPr>
-                  <w:r>
-                    <w:rPr>
-                      <w:rFonts w:ascii="Arial" w:cs="Arial" w:eastAsia="Arial" w:hAnsi="Arial"/>
-                      <w:b/>
-                      <w:bCs/>
-                      <w:color w:val="3B3B3B"/>
-                      <w:sz w:val="20"/>
-                      <w:szCs w:val="20"/>
-                    </w:rPr>
-                    <w:t xml:space="preserve">Fecha</w:t>
-                  </w:r>
-                </w:p>
-              </w:tc>
-              <w:tc>
-                <w:tcPr>
-                  <w:tcW w:type="dxa" w:w="5600"/>
-                  <w:tcBorders>
-                    <w:top w:val="none" w:color="FFFFFF" w:sz="0"/>
-                    <w:left w:val="none" w:color="FFFFFF" w:sz="0"/>
-                    <w:bottom w:val="single" w:color="C9C9C9" w:sz="4"/>
-                    <w:right w:val="none" w:color="FFFFFF" w:sz="0"/>
-                  </w:tcBorders>
-                  <w:tcMar>
-                    <w:top w:type="dxa" w:w="110"/>
-                    <w:left w:type="dxa" w:w="80"/>
-                    <w:bottom w:type="dxa" w:w="110"/>
-                    <w:right w:type="dxa" w:w="0"/>
-                  </w:tcMar>
-                  <w:vAlign w:val="center"/>
-                </w:tcPr>
-                <w:p>
-                  <w:pPr>
-                    <w:spacing w:line="264"/>
-                    <w:jc w:val="left"/>
-                  </w:pPr>
-                  <w:r>
-                    <w:rPr>
-                      <w:rFonts w:ascii="Arial" w:cs="Arial" w:eastAsia="Arial" w:hAnsi="Arial"/>
-                      <w:color w:val="3B3B3B"/>
-                      <w:sz w:val="20"/>
-                      <w:szCs w:val="20"/>
-                    </w:rPr>
-                    <w:t xml:space="preserve">Octubre de 2026</w:t>
-                  </w:r>
-                </w:p>
-              </w:tc>
-            </w:tr>
-          </w:tbl>
-          <w:p/>
-        </w:tc>
-      </w:tr>
-    </w:tbl>
     <w:p>
       <w:pPr>
-        <w:pageBreakBefore/>
-        <w:spacing w:after="0"/>
+        <w:spacing w:after="0" w:before="240"/>
+        <w:jc w:val="center"/>
       </w:pPr>
+      <w:r>
+        <w:drawing>
+          <wp:inline distT="0" distB="0" distL="0" distR="0">
+            <wp:extent cx="1238250" cy="866775"/>
+            <wp:effectExtent t="0" r="0" b="0" l="0"/>
+            <wp:docPr id="1" name="" descr="" title=""/>
+            <wp:cNvGraphicFramePr>
+              <a:graphicFrameLocks xmlns:a="http://schemas.openxmlformats.org/drawingml/2006/main" noChangeAspect="1"/>
+            </wp:cNvGraphicFramePr>
+            <a:graphic xmlns:a="http://schemas.openxmlformats.org/drawingml/2006/main">
+              <a:graphicData uri="http://schemas.openxmlformats.org/drawingml/2006/picture">
+                <pic:pic xmlns:pic="http://schemas.openxmlformats.org/drawingml/2006/picture">
+                  <pic:nvPicPr>
+                    <pic:cNvPr id="0" name="" descr=""/>
+                    <pic:cNvPicPr>
+                      <a:picLocks noChangeAspect="1" noChangeArrowheads="1"/>
+                    </pic:cNvPicPr>
+                  </pic:nvPicPr>
+                  <pic:blipFill>
+                    <a:blip r:embed="rId11" cstate="none"/>
+                    <a:srcRect/>
+                    <a:stretch>
+                      <a:fillRect/>
+                    </a:stretch>
+                  </pic:blipFill>
+                  <pic:spPr bwMode="auto">
+                    <a:xfrm>
+                      <a:off x="0" y="0"/>
+                      <a:ext cx="1238250" cy="866775"/>
+                    </a:xfrm>
+                    <a:prstGeom prst="rect">
+                      <a:avLst/>
+                    </a:prstGeom>
+                  </pic:spPr>
+                </pic:pic>
+              </a:graphicData>
+            </a:graphic>
+          </wp:inline>
+        </w:drawing>
+      </w:r>
+    </w:p>
+    <w:p>
+      <w:pPr>
+        <w:spacing w:after="0" w:before="1100" w:line="480" w:lineRule="auto"/>
+        <w:jc w:val="center"/>
+      </w:pPr>
+      <w:r>
+        <w:rPr>
+          <w:rFonts w:ascii="Arial" w:cs="Arial" w:eastAsia="Arial" w:hAnsi="Arial"/>
+          <w:b/>
+          <w:bCs/>
+          <w:color w:val="3B3B3B"/>
+          <w:sz w:val="28"/>
+          <w:szCs w:val="28"/>
+        </w:rPr>
+        <w:t xml:space="preserve">Evaluación de Riesgos de Incendio con el Método MESERI</w:t>
+      </w:r>
+    </w:p>
+    <w:p>
+      <w:pPr>
+        <w:pBdr>
+          <w:bottom w:val="single" w:color="CAD225" w:sz="18" w:space="14"/>
+        </w:pBdr>
+        <w:spacing w:after="0" w:before="0" w:line="480" w:lineRule="auto"/>
+        <w:jc w:val="center"/>
+      </w:pPr>
+      <w:r>
+        <w:rPr>
+          <w:rFonts w:ascii="Arial" w:cs="Arial" w:eastAsia="Arial" w:hAnsi="Arial"/>
+          <w:b/>
+          <w:bCs/>
+          <w:color w:val="3B3B3B"/>
+          <w:sz w:val="28"/>
+          <w:szCs w:val="28"/>
+        </w:rPr>
+        <w:t xml:space="preserve">en el CEDI D1 Bucaramanga / Lebrija</w:t>
+      </w:r>
+    </w:p>
+    <w:p>
+      <w:pPr>
+        <w:spacing w:after="0" w:before="480" w:line="480" w:lineRule="auto"/>
+        <w:jc w:val="center"/>
+      </w:pPr>
+      <w:r>
+        <w:rPr>
+          <w:rFonts w:ascii="Arial" w:cs="Arial" w:eastAsia="Arial" w:hAnsi="Arial"/>
+          <w:color w:val="3B3B3B"/>
+          <w:sz w:val="22"/>
+          <w:szCs w:val="22"/>
+        </w:rPr>
+        <w:t xml:space="preserve"/>
+      </w:r>
+    </w:p>
+    <w:p>
+      <w:pPr>
+        <w:spacing w:after="0" w:before="0" w:line="480" w:lineRule="auto"/>
+        <w:jc w:val="center"/>
+      </w:pPr>
+      <w:r>
+        <w:rPr>
+          <w:rFonts w:ascii="Arial" w:cs="Arial" w:eastAsia="Arial" w:hAnsi="Arial"/>
+          <w:color w:val="3B3B3B"/>
+          <w:sz w:val="22"/>
+          <w:szCs w:val="22"/>
+        </w:rPr>
+        <w:t xml:space="preserve">Angely Tatiana Osorio Sánchez</w:t>
+      </w:r>
+    </w:p>
+    <w:p>
+      <w:pPr>
+        <w:spacing w:after="0" w:before="0" w:line="480" w:lineRule="auto"/>
+        <w:jc w:val="center"/>
+      </w:pPr>
+      <w:r>
+        <w:rPr>
+          <w:rFonts w:ascii="Arial" w:cs="Arial" w:eastAsia="Arial" w:hAnsi="Arial"/>
+          <w:color w:val="3B3B3B"/>
+          <w:sz w:val="22"/>
+          <w:szCs w:val="22"/>
+        </w:rPr>
+        <w:t xml:space="preserve">Unidades Tecnológicas de Santander</w:t>
+      </w:r>
+    </w:p>
+    <w:p>
+      <w:pPr>
+        <w:spacing w:after="0" w:before="0" w:line="480" w:lineRule="auto"/>
+        <w:jc w:val="center"/>
+      </w:pPr>
+      <w:r>
+        <w:rPr>
+          <w:rFonts w:ascii="Arial" w:cs="Arial" w:eastAsia="Arial" w:hAnsi="Arial"/>
+          <w:color w:val="3B3B3B"/>
+          <w:sz w:val="22"/>
+          <w:szCs w:val="22"/>
+        </w:rPr>
+        <w:t xml:space="preserve">Electiva Complementaria Salud Ocupacional – Grupo E133</w:t>
+      </w:r>
+    </w:p>
+    <w:p>
+      <w:pPr>
+        <w:spacing w:after="0" w:before="0" w:line="480" w:lineRule="auto"/>
+        <w:jc w:val="center"/>
+      </w:pPr>
+      <w:r>
+        <w:rPr>
+          <w:rFonts w:ascii="Arial" w:cs="Arial" w:eastAsia="Arial" w:hAnsi="Arial"/>
+          <w:color w:val="3B3B3B"/>
+          <w:sz w:val="22"/>
+          <w:szCs w:val="22"/>
+        </w:rPr>
+        <w:t xml:space="preserve">Docente: Jhonny Mauricio Ceron Cifuentes</w:t>
+      </w:r>
+    </w:p>
+    <w:p>
+      <w:pPr>
+        <w:spacing w:after="0" w:before="0" w:line="480" w:lineRule="auto"/>
+        <w:jc w:val="center"/>
+      </w:pPr>
+      <w:r>
+        <w:rPr>
+          <w:rFonts w:ascii="Arial" w:cs="Arial" w:eastAsia="Arial" w:hAnsi="Arial"/>
+          <w:color w:val="3B3B3B"/>
+          <w:sz w:val="22"/>
+          <w:szCs w:val="22"/>
+        </w:rPr>
+        <w:t xml:space="preserve">Octubre de 2026</w:t>
+      </w:r>
     </w:p>
     <w:p>
       <w:pPr>
         <w:pStyle w:val="Heading1"/>
         <w:keepNext/>
+        <w:pageBreakBefore/>
       </w:pPr>
       <w:r>
-        <w:t xml:space="preserve">1. Introducción</w:t>
+        <w:t xml:space="preserve">Introducción</w:t>
       </w:r>
     </w:p>
     <w:p>
       <w:pPr>
-        <w:spacing w:after="200" w:before="0" w:line="300" w:lineRule="auto"/>
-        <w:jc w:val="both"/>
+        <w:spacing w:after="0" w:before="0" w:line="480" w:lineRule="auto"/>
+        <w:ind w:firstLine="720"/>
+        <w:jc w:val="left"/>
       </w:pPr>
       <w:r>
         <w:rPr>
@@ -652,7 +204,7 @@
     <w:p>
       <w:pPr>
         <w:keepNext/>
-        <w:spacing w:after="20" w:before="320"/>
+        <w:spacing w:after="0" w:before="240" w:line="480"/>
       </w:pPr>
       <w:r>
         <w:rPr>
@@ -660,8 +212,8 @@
           <w:b/>
           <w:bCs/>
           <w:color w:val="3B3B3B"/>
-          <w:sz w:val="20"/>
-          <w:szCs w:val="20"/>
+          <w:sz w:val="22"/>
+          <w:szCs w:val="22"/>
         </w:rPr>
         <w:t xml:space="preserve">Tabla 1</w:t>
       </w:r>
@@ -669,7 +221,7 @@
     <w:p>
       <w:pPr>
         <w:keepNext/>
-        <w:spacing w:after="140"/>
+        <w:spacing w:after="60" w:line="480"/>
       </w:pPr>
       <w:r>
         <w:rPr>
@@ -677,8 +229,8 @@
           <w:i/>
           <w:iCs/>
           <w:color w:val="3B3B3B"/>
-          <w:sz w:val="20"/>
-          <w:szCs w:val="20"/>
+          <w:sz w:val="22"/>
+          <w:szCs w:val="22"/>
         </w:rPr>
         <w:t xml:space="preserve">Ficha técnica del CEDI evaluado</w:t>
       </w:r>
@@ -1303,27 +855,27 @@
     </w:tbl>
     <w:p>
       <w:pPr>
-        <w:spacing w:after="280" w:before="100"/>
+        <w:spacing w:after="240" w:before="100"/>
       </w:pPr>
       <w:r>
         <w:rPr>
           <w:rFonts w:ascii="Arial" w:cs="Arial" w:eastAsia="Arial" w:hAnsi="Arial"/>
           <w:i/>
           <w:iCs/>
-          <w:color w:val="6B6B6B"/>
-          <w:sz w:val="16"/>
-          <w:szCs w:val="16"/>
+          <w:color w:val="3B3B3B"/>
+          <w:sz w:val="18"/>
+          <w:szCs w:val="18"/>
         </w:rPr>
         <w:t xml:space="preserve">Nota. </w:t>
       </w:r>
       <w:r>
         <w:rPr>
           <w:rFonts w:ascii="Arial" w:cs="Arial" w:eastAsia="Arial" w:hAnsi="Arial"/>
-          <w:color w:val="6B6B6B"/>
-          <w:sz w:val="16"/>
-          <w:szCs w:val="16"/>
+          <w:color w:val="3B3B3B"/>
+          <w:sz w:val="18"/>
+          <w:szCs w:val="18"/>
         </w:rPr>
-        <w:t xml:space="preserve">Información del Fondo Inmobiliario Colombia y de la inspección en sitio.</w:t>
+        <w:t xml:space="preserve">Elaboración propia con datos del Fondo Inmobiliario Colombia (s. f.) y de la inspección en sitio.</w:t>
       </w:r>
     </w:p>
     <w:p>
@@ -1332,13 +884,14 @@
         <w:keepNext/>
       </w:pPr>
       <w:r>
-        <w:t xml:space="preserve">2. Metodología</w:t>
+        <w:t xml:space="preserve">Metodología</w:t>
       </w:r>
     </w:p>
     <w:p>
       <w:pPr>
-        <w:spacing w:after="200" w:before="0" w:line="300" w:lineRule="auto"/>
-        <w:jc w:val="both"/>
+        <w:spacing w:after="0" w:before="0" w:line="480" w:lineRule="auto"/>
+        <w:ind w:firstLine="720"/>
+        <w:jc w:val="left"/>
       </w:pPr>
       <w:r>
         <w:rPr>
@@ -1347,7 +900,7 @@
           <w:sz w:val="22"/>
           <w:szCs w:val="22"/>
         </w:rPr>
-        <w:t xml:space="preserve">El Método MESERI (Fundación MAPFRE) califica por separado dos grupos de factores y los combina en un coeficiente de protección P, de 0 a 10:</w:t>
+        <w:t xml:space="preserve">El Método MESERI (Fundación MAPFRE, s. f.) califica por separado dos grupos de factores y los combina en un coeficiente de protección P, de 0 a 10 (Unidades Tecnológicas de Santander, s. f.):</w:t>
       </w:r>
     </w:p>
     <w:p>
@@ -1357,7 +910,7 @@
           <w:ilvl w:val="0"/>
           <w:numId w:val="2"/>
         </w:numPr>
-        <w:spacing w:after="110" w:line="300" w:lineRule="auto"/>
+        <w:spacing w:after="0" w:line="480" w:lineRule="auto"/>
       </w:pPr>
       <w:r>
         <w:rPr>
@@ -1387,7 +940,7 @@
           <w:ilvl w:val="0"/>
           <w:numId w:val="2"/>
         </w:numPr>
-        <w:spacing w:after="110" w:line="300" w:lineRule="auto"/>
+        <w:spacing w:after="0" w:line="480" w:lineRule="auto"/>
       </w:pPr>
       <w:r>
         <w:rPr>
@@ -1417,7 +970,7 @@
           <w:ilvl w:val="0"/>
           <w:numId w:val="2"/>
         </w:numPr>
-        <w:spacing w:after="110" w:line="300" w:lineRule="auto"/>
+        <w:spacing w:after="0" w:line="480" w:lineRule="auto"/>
       </w:pPr>
       <w:r>
         <w:rPr>
@@ -1442,7 +995,7 @@
     </w:p>
     <w:p>
       <w:pPr>
-        <w:spacing w:after="200"/>
+        <w:spacing w:after="160"/>
       </w:pPr>
     </w:p>
     <w:tbl>
@@ -1517,7 +1070,7 @@
     <w:p>
       <w:pPr>
         <w:keepNext/>
-        <w:spacing w:after="20" w:before="320"/>
+        <w:spacing w:after="0" w:before="240" w:line="480"/>
       </w:pPr>
       <w:r>
         <w:rPr>
@@ -1525,8 +1078,8 @@
           <w:b/>
           <w:bCs/>
           <w:color w:val="3B3B3B"/>
-          <w:sz w:val="20"/>
-          <w:szCs w:val="20"/>
+          <w:sz w:val="22"/>
+          <w:szCs w:val="22"/>
         </w:rPr>
         <w:t xml:space="preserve">Tabla 2</w:t>
       </w:r>
@@ -1534,7 +1087,7 @@
     <w:p>
       <w:pPr>
         <w:keepNext/>
-        <w:spacing w:after="140"/>
+        <w:spacing w:after="60" w:line="480"/>
       </w:pPr>
       <w:r>
         <w:rPr>
@@ -1542,8 +1095,8 @@
           <w:i/>
           <w:iCs/>
           <w:color w:val="3B3B3B"/>
-          <w:sz w:val="20"/>
-          <w:szCs w:val="20"/>
+          <w:sz w:val="22"/>
+          <w:szCs w:val="22"/>
         </w:rPr>
         <w:t xml:space="preserve">Escala de calificación del riesgo</w:t>
       </w:r>
@@ -1772,13 +1325,14 @@
         <w:keepNext/>
       </w:pPr>
       <w:r>
-        <w:t xml:space="preserve">3. Factores propios de las instalaciones (X)</w:t>
+        <w:t xml:space="preserve">Factores Propios de las Instalaciones (X)</w:t>
       </w:r>
     </w:p>
     <w:p>
       <w:pPr>
-        <w:spacing w:after="200" w:before="0" w:line="300" w:lineRule="auto"/>
-        <w:jc w:val="both"/>
+        <w:spacing w:after="0" w:before="0" w:line="480" w:lineRule="auto"/>
+        <w:ind w:firstLine="720"/>
+        <w:jc w:val="left"/>
       </w:pPr>
       <w:r>
         <w:rPr>
@@ -1793,7 +1347,7 @@
     <w:p>
       <w:pPr>
         <w:keepNext/>
-        <w:spacing w:after="20" w:before="320"/>
+        <w:spacing w:after="0" w:before="240" w:line="480"/>
       </w:pPr>
       <w:r>
         <w:rPr>
@@ -1801,8 +1355,8 @@
           <w:b/>
           <w:bCs/>
           <w:color w:val="3B3B3B"/>
-          <w:sz w:val="20"/>
-          <w:szCs w:val="20"/>
+          <w:sz w:val="22"/>
+          <w:szCs w:val="22"/>
         </w:rPr>
         <w:t xml:space="preserve">Tabla 3</w:t>
       </w:r>
@@ -1810,7 +1364,7 @@
     <w:p>
       <w:pPr>
         <w:keepNext/>
-        <w:spacing w:after="140"/>
+        <w:spacing w:after="60" w:line="480"/>
       </w:pPr>
       <w:r>
         <w:rPr>
@@ -1818,8 +1372,8 @@
           <w:i/>
           <w:iCs/>
           <w:color w:val="3B3B3B"/>
-          <w:sz w:val="20"/>
-          <w:szCs w:val="20"/>
+          <w:sz w:val="22"/>
+          <w:szCs w:val="22"/>
         </w:rPr>
         <w:t xml:space="preserve">Factores propios de las instalaciones</w:t>
       </w:r>
@@ -2217,7 +1771,7 @@
                 <w:sz w:val="14"/>
                 <w:szCs w:val="14"/>
               </w:rPr>
-              <w:t xml:space="preserve">Imagen 1. </w:t>
+              <w:t xml:space="preserve">Figura 1. </w:t>
             </w:r>
             <w:r>
               <w:rPr>
@@ -2336,7 +1890,7 @@
                 <w:sz w:val="18"/>
                 <w:szCs w:val="18"/>
               </w:rPr>
-              <w:t xml:space="preserve">Superficie medida en Google Maps: 17.432 m², sin muros cortafuego. Supera los 4.500 m².</w:t>
+              <w:t xml:space="preserve">Superficie de 17.432 m² medida en Google Maps (Google, s. f.), sin muros cortafuego. Supera los 4.500 m².</w:t>
             </w:r>
           </w:p>
         </w:tc>
@@ -2416,7 +1970,7 @@
                 <w:sz w:val="14"/>
                 <w:szCs w:val="14"/>
               </w:rPr>
-              <w:t xml:space="preserve">Imagen 2. </w:t>
+              <w:t xml:space="preserve">Figura 2. </w:t>
             </w:r>
             <w:r>
               <w:rPr>
@@ -2615,7 +2169,7 @@
                 <w:sz w:val="14"/>
                 <w:szCs w:val="14"/>
               </w:rPr>
-              <w:t xml:space="preserve">Imagen 3. </w:t>
+              <w:t xml:space="preserve">Figura 3. </w:t>
             </w:r>
             <w:r>
               <w:rPr>
@@ -2857,7 +2411,7 @@
                 <w:sz w:val="14"/>
                 <w:szCs w:val="14"/>
               </w:rPr>
-              <w:t xml:space="preserve">Imagen 4. </w:t>
+              <w:t xml:space="preserve">Figura 4. </w:t>
             </w:r>
             <w:r>
               <w:rPr>
@@ -2885,7 +2439,7 @@
                 <w:sz w:val="14"/>
                 <w:szCs w:val="14"/>
               </w:rPr>
-              <w:t xml:space="preserve">Imagen 5. </w:t>
+              <w:t xml:space="preserve">Figura 5. </w:t>
             </w:r>
             <w:r>
               <w:rPr>
@@ -2910,7 +2464,7 @@
                 <w:sz w:val="13"/>
                 <w:szCs w:val="13"/>
               </w:rPr>
-              <w:t xml:space="preserve">(ampliadas en el anexo)</w:t>
+              <w:t xml:space="preserve">(ampliadas en el Anexo A)</w:t>
             </w:r>
           </w:p>
         </w:tc>
@@ -3060,7 +2614,7 @@
                 <w:sz w:val="18"/>
                 <w:szCs w:val="18"/>
               </w:rPr>
-              <w:t xml:space="preserve">Ruta en Google Maps desde la Estación de Bomberos de Lebrija: 3,4 km y 5 min. Menos de 5 km.</w:t>
+              <w:t xml:space="preserve">Ruta desde la Estación de Bomberos de Lebrija: 3,4 km y 5 min (Google, s. f.). Menos de 5 km.</w:t>
             </w:r>
           </w:p>
         </w:tc>
@@ -3140,7 +2694,7 @@
                 <w:sz w:val="14"/>
                 <w:szCs w:val="14"/>
               </w:rPr>
-              <w:t xml:space="preserve">Imagen 6. </w:t>
+              <w:t xml:space="preserve">Figura 6. </w:t>
             </w:r>
             <w:r>
               <w:rPr>
@@ -3339,7 +2893,7 @@
                 <w:sz w:val="14"/>
                 <w:szCs w:val="14"/>
               </w:rPr>
-              <w:t xml:space="preserve">Imagen 7. </w:t>
+              <w:t xml:space="preserve">Figura 7. </w:t>
             </w:r>
             <w:r>
               <w:rPr>
@@ -3623,7 +3177,7 @@
                 <w:sz w:val="14"/>
                 <w:szCs w:val="14"/>
               </w:rPr>
-              <w:t xml:space="preserve">Imagen 8. </w:t>
+              <w:t xml:space="preserve">Figura 8. </w:t>
             </w:r>
             <w:r>
               <w:rPr>
@@ -3651,7 +3205,7 @@
                 <w:sz w:val="14"/>
                 <w:szCs w:val="14"/>
               </w:rPr>
-              <w:t xml:space="preserve">Imagen 9. </w:t>
+              <w:t xml:space="preserve">Figura 9. </w:t>
             </w:r>
             <w:r>
               <w:rPr>
@@ -3676,7 +3230,7 @@
                 <w:sz w:val="13"/>
                 <w:szCs w:val="13"/>
               </w:rPr>
-              <w:t xml:space="preserve">(ampliadas en el anexo)</w:t>
+              <w:t xml:space="preserve">(ampliadas en el Anexo A)</w:t>
             </w:r>
           </w:p>
         </w:tc>
@@ -3864,7 +3418,7 @@
                 <w:sz w:val="14"/>
                 <w:szCs w:val="14"/>
               </w:rPr>
-              <w:t xml:space="preserve">Imagen 10. </w:t>
+              <w:t xml:space="preserve">Figura 10. </w:t>
             </w:r>
             <w:r>
               <w:rPr>
@@ -4063,7 +3617,7 @@
                 <w:sz w:val="14"/>
                 <w:szCs w:val="14"/>
               </w:rPr>
-              <w:t xml:space="preserve">Imagen 11. </w:t>
+              <w:t xml:space="preserve">Figura 11. </w:t>
             </w:r>
             <w:r>
               <w:rPr>
@@ -4305,7 +3859,7 @@
                 <w:sz w:val="14"/>
                 <w:szCs w:val="14"/>
               </w:rPr>
-              <w:t xml:space="preserve">Imagen 12. </w:t>
+              <w:t xml:space="preserve">Figura 12. </w:t>
             </w:r>
             <w:r>
               <w:rPr>
@@ -4333,7 +3887,7 @@
                 <w:sz w:val="14"/>
                 <w:szCs w:val="14"/>
               </w:rPr>
-              <w:t xml:space="preserve">Imagen 13. </w:t>
+              <w:t xml:space="preserve">Figura 13. </w:t>
             </w:r>
             <w:r>
               <w:rPr>
@@ -4358,7 +3912,7 @@
                 <w:sz w:val="13"/>
                 <w:szCs w:val="13"/>
               </w:rPr>
-              <w:t xml:space="preserve">(ampliadas en el anexo)</w:t>
+              <w:t xml:space="preserve">(ampliadas en el Anexo A)</w:t>
             </w:r>
           </w:p>
         </w:tc>
@@ -4466,7 +4020,7 @@
                 <w:sz w:val="18"/>
                 <w:szCs w:val="18"/>
               </w:rPr>
-              <w:t xml:space="preserve">Estanterías de unos 10 m de alto (dato del personal), por encima del límite de 6 m.</w:t>
+              <w:t xml:space="preserve">Estanterías de unos 10 m de alto, por encima del límite de 6 m.</w:t>
             </w:r>
           </w:p>
         </w:tc>
@@ -4546,7 +4100,7 @@
                 <w:sz w:val="14"/>
                 <w:szCs w:val="14"/>
               </w:rPr>
-              <w:t xml:space="preserve">Imagen 14. </w:t>
+              <w:t xml:space="preserve">Figura 14. </w:t>
             </w:r>
             <w:r>
               <w:rPr>
@@ -4707,7 +4261,7 @@
                 <w:sz w:val="18"/>
                 <w:szCs w:val="18"/>
               </w:rPr>
-              <w:t xml:space="preserve">Inventario y equipos ≈ 500.000 millones COP (dato del personal) ÷ 17.432 m² ≈ 28,7 millones COP/m² (≈ 1.060.000 pts/m²). Supera 200.000 pts/m².</w:t>
+              <w:t xml:space="preserve">Inventario y equipos ≈ 500.000 millones COP ÷ 17.432 m² ≈ 28,7 millones COP/m² (≈ 1.060.000 pts/m²). Supera 200.000 pts/m².</w:t>
             </w:r>
           </w:p>
         </w:tc>
@@ -4787,7 +4341,7 @@
                 <w:sz w:val="14"/>
                 <w:szCs w:val="14"/>
               </w:rPr>
-              <w:t xml:space="preserve">Imagen 15. </w:t>
+              <w:t xml:space="preserve">Figura 15. </w:t>
             </w:r>
             <w:r>
               <w:rPr>
@@ -5028,7 +4582,7 @@
                 <w:sz w:val="14"/>
                 <w:szCs w:val="14"/>
               </w:rPr>
-              <w:t xml:space="preserve">Imagen 16. </w:t>
+              <w:t xml:space="preserve">Figura 16. </w:t>
             </w:r>
             <w:r>
               <w:rPr>
@@ -5227,7 +4781,7 @@
                 <w:sz w:val="14"/>
                 <w:szCs w:val="14"/>
               </w:rPr>
-              <w:t xml:space="preserve">Imagen 17. </w:t>
+              <w:t xml:space="preserve">Figura 17. </w:t>
             </w:r>
             <w:r>
               <w:rPr>
@@ -5468,7 +5022,7 @@
                 <w:sz w:val="14"/>
                 <w:szCs w:val="14"/>
               </w:rPr>
-              <w:t xml:space="preserve">Imagen 18. </w:t>
+              <w:t xml:space="preserve">Figura 18. </w:t>
             </w:r>
             <w:r>
               <w:rPr>
@@ -5667,7 +5221,7 @@
                 <w:sz w:val="14"/>
                 <w:szCs w:val="14"/>
               </w:rPr>
-              <w:t xml:space="preserve">Imagen 19. </w:t>
+              <w:t xml:space="preserve">Figura 19. </w:t>
             </w:r>
             <w:r>
               <w:rPr>
@@ -5866,7 +5420,7 @@
                 <w:sz w:val="14"/>
                 <w:szCs w:val="14"/>
               </w:rPr>
-              <w:t xml:space="preserve">Imagen 20. </w:t>
+              <w:t xml:space="preserve">Figura 20. </w:t>
             </w:r>
             <w:r>
               <w:rPr>
@@ -6065,7 +5619,7 @@
                 <w:sz w:val="14"/>
                 <w:szCs w:val="14"/>
               </w:rPr>
-              <w:t xml:space="preserve">Imagen 21. </w:t>
+              <w:t xml:space="preserve">Figura 21. </w:t>
             </w:r>
             <w:r>
               <w:rPr>
@@ -6196,27 +5750,27 @@
     </w:tbl>
     <w:p>
       <w:pPr>
-        <w:spacing w:after="280" w:before="100"/>
+        <w:spacing w:after="240" w:before="100"/>
       </w:pPr>
       <w:r>
         <w:rPr>
           <w:rFonts w:ascii="Arial" w:cs="Arial" w:eastAsia="Arial" w:hAnsi="Arial"/>
           <w:i/>
           <w:iCs/>
-          <w:color w:val="6B6B6B"/>
-          <w:sz w:val="16"/>
-          <w:szCs w:val="16"/>
+          <w:color w:val="3B3B3B"/>
+          <w:sz w:val="18"/>
+          <w:szCs w:val="18"/>
         </w:rPr>
         <w:t xml:space="preserve">Nota. </w:t>
       </w:r>
       <w:r>
         <w:rPr>
           <w:rFonts w:ascii="Arial" w:cs="Arial" w:eastAsia="Arial" w:hAnsi="Arial"/>
-          <w:color w:val="6B6B6B"/>
-          <w:sz w:val="16"/>
-          <w:szCs w:val="16"/>
+          <w:color w:val="3B3B3B"/>
+          <w:sz w:val="18"/>
+          <w:szCs w:val="18"/>
         </w:rPr>
-        <w:t xml:space="preserve">Coeficientes asignados según la tabla del Método MESERI (Fundación MAPFRE).</w:t>
+        <w:t xml:space="preserve">Coeficientes asignados según la tabla del Método MESERI (Fundación MAPFRE, s. f.; Unidades Tecnológicas de Santander, s. f.). La altura de las estanterías, el acceso pavimentado y el valor del inventario los informó el personal del CEDI (comunicación personal, octubre de 2026).</w:t>
       </w:r>
     </w:p>
     <w:p>
@@ -6225,13 +5779,14 @@
         <w:keepNext/>
       </w:pPr>
       <w:r>
-        <w:t xml:space="preserve">4. Factores de protección (Y)</w:t>
+        <w:t xml:space="preserve">Factores de Protección (Y)</w:t>
       </w:r>
     </w:p>
     <w:p>
       <w:pPr>
-        <w:spacing w:after="200" w:before="0" w:line="300" w:lineRule="auto"/>
-        <w:jc w:val="both"/>
+        <w:spacing w:after="0" w:before="0" w:line="480" w:lineRule="auto"/>
+        <w:ind w:firstLine="720"/>
+        <w:jc w:val="left"/>
       </w:pPr>
       <w:r>
         <w:rPr>
@@ -6246,7 +5801,7 @@
     <w:p>
       <w:pPr>
         <w:keepNext/>
-        <w:spacing w:after="20" w:before="320"/>
+        <w:spacing w:after="0" w:before="240" w:line="480"/>
       </w:pPr>
       <w:r>
         <w:rPr>
@@ -6254,8 +5809,8 @@
           <w:b/>
           <w:bCs/>
           <w:color w:val="3B3B3B"/>
-          <w:sz w:val="20"/>
-          <w:szCs w:val="20"/>
+          <w:sz w:val="22"/>
+          <w:szCs w:val="22"/>
         </w:rPr>
         <w:t xml:space="preserve">Tabla 4</w:t>
       </w:r>
@@ -6263,7 +5818,7 @@
     <w:p>
       <w:pPr>
         <w:keepNext/>
-        <w:spacing w:after="140"/>
+        <w:spacing w:after="60" w:line="480"/>
       </w:pPr>
       <w:r>
         <w:rPr>
@@ -6271,8 +5826,8 @@
           <w:i/>
           <w:iCs/>
           <w:color w:val="3B3B3B"/>
-          <w:sz w:val="20"/>
-          <w:szCs w:val="20"/>
+          <w:sz w:val="22"/>
+          <w:szCs w:val="22"/>
         </w:rPr>
         <w:t xml:space="preserve">Factores de protección</w:t>
       </w:r>
@@ -6654,7 +6209,7 @@
                 <w:sz w:val="14"/>
                 <w:szCs w:val="14"/>
               </w:rPr>
-              <w:t xml:space="preserve">Imagen 22. </w:t>
+              <w:t xml:space="preserve">Figura 22. </w:t>
             </w:r>
             <w:r>
               <w:rPr>
@@ -6879,7 +6434,7 @@
                 <w:sz w:val="14"/>
                 <w:szCs w:val="14"/>
               </w:rPr>
-              <w:t xml:space="preserve">Imagen 23. </w:t>
+              <w:t xml:space="preserve">Figura 23. </w:t>
             </w:r>
             <w:r>
               <w:rPr>
@@ -7104,7 +6659,7 @@
                 <w:sz w:val="14"/>
                 <w:szCs w:val="14"/>
               </w:rPr>
-              <w:t xml:space="preserve">Imagen 24. </w:t>
+              <w:t xml:space="preserve">Figura 24. </w:t>
             </w:r>
             <w:r>
               <w:rPr>
@@ -7329,7 +6884,7 @@
                 <w:sz w:val="14"/>
                 <w:szCs w:val="14"/>
               </w:rPr>
-              <w:t xml:space="preserve">Imagen 25. </w:t>
+              <w:t xml:space="preserve">Figura 25. </w:t>
             </w:r>
             <w:r>
               <w:rPr>
@@ -7554,7 +7109,7 @@
                 <w:sz w:val="14"/>
                 <w:szCs w:val="14"/>
               </w:rPr>
-              <w:t xml:space="preserve">Imagen 26. </w:t>
+              <w:t xml:space="preserve">Figura 26. </w:t>
             </w:r>
             <w:r>
               <w:rPr>
@@ -7854,27 +7409,27 @@
     </w:tbl>
     <w:p>
       <w:pPr>
-        <w:spacing w:after="280" w:before="100"/>
+        <w:spacing w:after="240" w:before="100"/>
       </w:pPr>
       <w:r>
         <w:rPr>
           <w:rFonts w:ascii="Arial" w:cs="Arial" w:eastAsia="Arial" w:hAnsi="Arial"/>
           <w:i/>
           <w:iCs/>
-          <w:color w:val="6B6B6B"/>
-          <w:sz w:val="16"/>
-          <w:szCs w:val="16"/>
+          <w:color w:val="3B3B3B"/>
+          <w:sz w:val="18"/>
+          <w:szCs w:val="18"/>
         </w:rPr>
         <w:t xml:space="preserve">Nota. </w:t>
       </w:r>
       <w:r>
         <w:rPr>
           <w:rFonts w:ascii="Arial" w:cs="Arial" w:eastAsia="Arial" w:hAnsi="Arial"/>
-          <w:color w:val="6B6B6B"/>
-          <w:sz w:val="16"/>
-          <w:szCs w:val="16"/>
+          <w:color w:val="3B3B3B"/>
+          <w:sz w:val="18"/>
+          <w:szCs w:val="18"/>
         </w:rPr>
-        <w:t xml:space="preserve">CV = con vigilancia; SV = sin vigilancia.</w:t>
+        <w:t xml:space="preserve">CV = con vigilancia; SV = sin vigilancia. El personal del CEDI identificó la toma exterior como hidrante (comunicación personal, octubre de 2026).</w:t>
       </w:r>
     </w:p>
     <w:p>
@@ -7883,7 +7438,7 @@
         <w:keepNext/>
       </w:pPr>
       <w:r>
-        <w:t xml:space="preserve">5. Resultados</w:t>
+        <w:t xml:space="preserve">Resultados</w:t>
       </w:r>
     </w:p>
     <w:tbl>
@@ -8242,8 +7797,9 @@
     </w:p>
     <w:p>
       <w:pPr>
-        <w:spacing w:after="200" w:before="0" w:line="300" w:lineRule="auto"/>
-        <w:jc w:val="both"/>
+        <w:spacing w:after="0" w:before="0" w:line="480" w:lineRule="auto"/>
+        <w:ind w:firstLine="720"/>
+        <w:jc w:val="left"/>
       </w:pPr>
       <w:r>
         <w:rPr>
@@ -8298,7 +7854,7 @@
     <w:p>
       <w:pPr>
         <w:keepNext/>
-        <w:spacing w:after="20" w:before="320"/>
+        <w:spacing w:after="0" w:before="240" w:line="480"/>
       </w:pPr>
       <w:r>
         <w:rPr>
@@ -8306,8 +7862,8 @@
           <w:b/>
           <w:bCs/>
           <w:color w:val="3B3B3B"/>
-          <w:sz w:val="20"/>
-          <w:szCs w:val="20"/>
+          <w:sz w:val="22"/>
+          <w:szCs w:val="22"/>
         </w:rPr>
         <w:t xml:space="preserve">Tabla 5</w:t>
       </w:r>
@@ -8315,7 +7871,7 @@
     <w:p>
       <w:pPr>
         <w:keepNext/>
-        <w:spacing w:after="140"/>
+        <w:spacing w:after="60" w:line="480"/>
       </w:pPr>
       <w:r>
         <w:rPr>
@@ -8323,8 +7879,8 @@
           <w:i/>
           <w:iCs/>
           <w:color w:val="3B3B3B"/>
-          <w:sz w:val="20"/>
-          <w:szCs w:val="20"/>
+          <w:sz w:val="22"/>
+          <w:szCs w:val="22"/>
         </w:rPr>
         <w:t xml:space="preserve">Escenarios del coeficiente de protección</w:t>
       </w:r>
@@ -9014,25 +8570,25 @@
     </w:tbl>
     <w:p>
       <w:pPr>
-        <w:spacing w:after="280" w:before="100"/>
+        <w:spacing w:after="240" w:before="100"/>
       </w:pPr>
       <w:r>
         <w:rPr>
           <w:rFonts w:ascii="Arial" w:cs="Arial" w:eastAsia="Arial" w:hAnsi="Arial"/>
           <w:i/>
           <w:iCs/>
-          <w:color w:val="6B6B6B"/>
-          <w:sz w:val="16"/>
-          <w:szCs w:val="16"/>
+          <w:color w:val="3B3B3B"/>
+          <w:sz w:val="18"/>
+          <w:szCs w:val="18"/>
         </w:rPr>
         <w:t xml:space="preserve">Nota. </w:t>
       </w:r>
       <w:r>
         <w:rPr>
           <w:rFonts w:ascii="Arial" w:cs="Arial" w:eastAsia="Arial" w:hAnsi="Arial"/>
-          <w:color w:val="6B6B6B"/>
-          <w:sz w:val="16"/>
-          <w:szCs w:val="16"/>
+          <w:color w:val="3B3B3B"/>
+          <w:sz w:val="18"/>
+          <w:szCs w:val="18"/>
         </w:rPr>
         <w:t xml:space="preserve">La brigada contra incendios (BCI) suma 1 punto directamente a P.</w:t>
       </w:r>
@@ -9043,13 +8599,14 @@
         <w:keepNext/>
       </w:pPr>
       <w:r>
-        <w:t xml:space="preserve">6. Conclusiones y recomendaciones</w:t>
+        <w:t xml:space="preserve">Conclusiones y Recomendaciones</w:t>
       </w:r>
     </w:p>
     <w:p>
       <w:pPr>
-        <w:spacing w:after="200" w:before="0" w:line="300" w:lineRule="auto"/>
-        <w:jc w:val="both"/>
+        <w:spacing w:after="0" w:before="0" w:line="480" w:lineRule="auto"/>
+        <w:ind w:firstLine="720"/>
+        <w:jc w:val="left"/>
       </w:pPr>
       <w:r>
         <w:rPr>
@@ -9083,18 +8640,10 @@
     </w:p>
     <w:p>
       <w:pPr>
+        <w:pStyle w:val="Heading2"/>
         <w:keepNext/>
-        <w:spacing w:after="120" w:before="200"/>
       </w:pPr>
       <w:r>
-        <w:rPr>
-          <w:rFonts w:ascii="Arial" w:cs="Arial" w:eastAsia="Arial" w:hAnsi="Arial"/>
-          <w:b/>
-          <w:bCs/>
-          <w:color w:val="7E8410"/>
-          <w:sz w:val="22"/>
-          <w:szCs w:val="22"/>
-        </w:rPr>
         <w:t xml:space="preserve">Factores que aumentan el riesgo</w:t>
       </w:r>
     </w:p>
@@ -9105,7 +8654,7 @@
           <w:ilvl w:val="0"/>
           <w:numId w:val="2"/>
         </w:numPr>
-        <w:spacing w:after="110" w:line="300" w:lineRule="auto"/>
+        <w:spacing w:after="0" w:line="480" w:lineRule="auto"/>
       </w:pPr>
       <w:r>
         <w:rPr>
@@ -9124,7 +8673,7 @@
           <w:ilvl w:val="0"/>
           <w:numId w:val="2"/>
         </w:numPr>
-        <w:spacing w:after="110" w:line="300" w:lineRule="auto"/>
+        <w:spacing w:after="0" w:line="480" w:lineRule="auto"/>
       </w:pPr>
       <w:r>
         <w:rPr>
@@ -9143,7 +8692,7 @@
           <w:ilvl w:val="0"/>
           <w:numId w:val="2"/>
         </w:numPr>
-        <w:spacing w:after="110" w:line="300" w:lineRule="auto"/>
+        <w:spacing w:after="0" w:line="480" w:lineRule="auto"/>
       </w:pPr>
       <w:r>
         <w:rPr>
@@ -9162,7 +8711,7 @@
           <w:ilvl w:val="0"/>
           <w:numId w:val="2"/>
         </w:numPr>
-        <w:spacing w:after="110" w:line="300" w:lineRule="auto"/>
+        <w:spacing w:after="0" w:line="480" w:lineRule="auto"/>
       </w:pPr>
       <w:r>
         <w:rPr>
@@ -9181,7 +8730,7 @@
           <w:ilvl w:val="0"/>
           <w:numId w:val="2"/>
         </w:numPr>
-        <w:spacing w:after="110" w:line="300" w:lineRule="auto"/>
+        <w:spacing w:after="0" w:line="480" w:lineRule="auto"/>
       </w:pPr>
       <w:r>
         <w:rPr>
@@ -9195,18 +8744,10 @@
     </w:p>
     <w:p>
       <w:pPr>
+        <w:pStyle w:val="Heading2"/>
         <w:keepNext/>
-        <w:spacing w:after="120" w:before="280"/>
       </w:pPr>
       <w:r>
-        <w:rPr>
-          <w:rFonts w:ascii="Arial" w:cs="Arial" w:eastAsia="Arial" w:hAnsi="Arial"/>
-          <w:b/>
-          <w:bCs/>
-          <w:color w:val="7E8410"/>
-          <w:sz w:val="22"/>
-          <w:szCs w:val="22"/>
-        </w:rPr>
         <w:t xml:space="preserve">Factores que lo reducen</w:t>
       </w:r>
     </w:p>
@@ -9217,7 +8758,7 @@
           <w:ilvl w:val="0"/>
           <w:numId w:val="2"/>
         </w:numPr>
-        <w:spacing w:after="110" w:line="300" w:lineRule="auto"/>
+        <w:spacing w:after="0" w:line="480" w:lineRule="auto"/>
       </w:pPr>
       <w:r>
         <w:rPr>
@@ -9236,7 +8777,7 @@
           <w:ilvl w:val="0"/>
           <w:numId w:val="2"/>
         </w:numPr>
-        <w:spacing w:after="110" w:line="300" w:lineRule="auto"/>
+        <w:spacing w:after="0" w:line="480" w:lineRule="auto"/>
       </w:pPr>
       <w:r>
         <w:rPr>
@@ -9255,7 +8796,7 @@
           <w:ilvl w:val="0"/>
           <w:numId w:val="2"/>
         </w:numPr>
-        <w:spacing w:after="110" w:line="300" w:lineRule="auto"/>
+        <w:spacing w:after="0" w:line="480" w:lineRule="auto"/>
       </w:pPr>
       <w:r>
         <w:rPr>
@@ -9274,7 +8815,7 @@
           <w:ilvl w:val="0"/>
           <w:numId w:val="2"/>
         </w:numPr>
-        <w:spacing w:after="110" w:line="300" w:lineRule="auto"/>
+        <w:spacing w:after="0" w:line="480" w:lineRule="auto"/>
       </w:pPr>
       <w:r>
         <w:rPr>
@@ -9293,7 +8834,7 @@
           <w:ilvl w:val="0"/>
           <w:numId w:val="2"/>
         </w:numPr>
-        <w:spacing w:after="110" w:line="300" w:lineRule="auto"/>
+        <w:spacing w:after="0" w:line="480" w:lineRule="auto"/>
       </w:pPr>
       <w:r>
         <w:rPr>
@@ -9307,18 +8848,10 @@
     </w:p>
     <w:p>
       <w:pPr>
+        <w:pStyle w:val="Heading2"/>
         <w:keepNext/>
-        <w:spacing w:after="120" w:before="280"/>
       </w:pPr>
       <w:r>
-        <w:rPr>
-          <w:rFonts w:ascii="Arial" w:cs="Arial" w:eastAsia="Arial" w:hAnsi="Arial"/>
-          <w:b/>
-          <w:bCs/>
-          <w:color w:val="7E8410"/>
-          <w:sz w:val="22"/>
-          <w:szCs w:val="22"/>
-        </w:rPr>
         <w:t xml:space="preserve">Recomendaciones</w:t>
       </w:r>
     </w:p>
@@ -9329,7 +8862,7 @@
           <w:ilvl w:val="0"/>
           <w:numId w:val="2"/>
         </w:numPr>
-        <w:spacing w:after="110" w:line="300" w:lineRule="auto"/>
+        <w:spacing w:after="0" w:line="480" w:lineRule="auto"/>
       </w:pPr>
       <w:r>
         <w:rPr>
@@ -9348,7 +8881,7 @@
           <w:ilvl w:val="0"/>
           <w:numId w:val="2"/>
         </w:numPr>
-        <w:spacing w:after="110" w:line="300" w:lineRule="auto"/>
+        <w:spacing w:after="0" w:line="480" w:lineRule="auto"/>
       </w:pPr>
       <w:r>
         <w:rPr>
@@ -9367,7 +8900,7 @@
           <w:ilvl w:val="0"/>
           <w:numId w:val="2"/>
         </w:numPr>
-        <w:spacing w:after="110" w:line="300" w:lineRule="auto"/>
+        <w:spacing w:after="0" w:line="480" w:lineRule="auto"/>
       </w:pPr>
       <w:r>
         <w:rPr>
@@ -9386,7 +8919,7 @@
           <w:ilvl w:val="0"/>
           <w:numId w:val="2"/>
         </w:numPr>
-        <w:spacing w:after="110" w:line="300" w:lineRule="auto"/>
+        <w:spacing w:after="0" w:line="480" w:lineRule="auto"/>
       </w:pPr>
       <w:r>
         <w:rPr>
@@ -9405,7 +8938,7 @@
           <w:ilvl w:val="0"/>
           <w:numId w:val="2"/>
         </w:numPr>
-        <w:spacing w:after="110" w:line="300" w:lineRule="auto"/>
+        <w:spacing w:after="0" w:line="480" w:lineRule="auto"/>
       </w:pPr>
       <w:r>
         <w:rPr>
@@ -9424,7 +8957,7 @@
           <w:ilvl w:val="0"/>
           <w:numId w:val="2"/>
         </w:numPr>
-        <w:spacing w:after="110" w:line="300" w:lineRule="auto"/>
+        <w:spacing w:after="0" w:line="480" w:lineRule="auto"/>
       </w:pPr>
       <w:r>
         <w:rPr>
@@ -9440,6 +8973,7 @@
       <w:pPr>
         <w:pStyle w:val="Heading1"/>
         <w:keepNext/>
+        <w:pageBreakBefore/>
       </w:pPr>
       <w:r>
         <w:t xml:space="preserve">Referencias</w:t>
@@ -9447,15 +8981,15 @@
     </w:p>
     <w:p>
       <w:pPr>
-        <w:spacing w:after="160" w:line="288"/>
+        <w:spacing w:after="0" w:line="480" w:lineRule="auto"/>
         <w:ind w:left="720" w:hanging="720"/>
       </w:pPr>
       <w:r>
         <w:rPr>
           <w:rFonts w:ascii="Arial" w:cs="Arial" w:eastAsia="Arial" w:hAnsi="Arial"/>
           <w:color w:val="3B3B3B"/>
-          <w:sz w:val="20"/>
-          <w:szCs w:val="20"/>
+          <w:sz w:val="22"/>
+          <w:szCs w:val="22"/>
         </w:rPr>
         <w:t xml:space="preserve">Fondo Inmobiliario Colombia. (s. f.). </w:t>
       </w:r>
@@ -9465,8 +8999,8 @@
           <w:i/>
           <w:iCs/>
           <w:color w:val="3B3B3B"/>
-          <w:sz w:val="20"/>
-          <w:szCs w:val="20"/>
+          <w:sz w:val="22"/>
+          <w:szCs w:val="22"/>
         </w:rPr>
         <w:t xml:space="preserve">Ficha CEDI Bucaramanga / Lebrija</w:t>
       </w:r>
@@ -9474,23 +9008,23 @@
         <w:rPr>
           <w:rFonts w:ascii="Arial" w:cs="Arial" w:eastAsia="Arial" w:hAnsi="Arial"/>
           <w:color w:val="3B3B3B"/>
-          <w:sz w:val="20"/>
-          <w:szCs w:val="20"/>
+          <w:sz w:val="22"/>
+          <w:szCs w:val="22"/>
         </w:rPr>
         <w:t xml:space="preserve">.</w:t>
       </w:r>
     </w:p>
     <w:p>
       <w:pPr>
-        <w:spacing w:after="160" w:line="288"/>
+        <w:spacing w:after="0" w:line="480" w:lineRule="auto"/>
         <w:ind w:left="720" w:hanging="720"/>
       </w:pPr>
       <w:r>
         <w:rPr>
           <w:rFonts w:ascii="Arial" w:cs="Arial" w:eastAsia="Arial" w:hAnsi="Arial"/>
           <w:color w:val="3B3B3B"/>
-          <w:sz w:val="20"/>
-          <w:szCs w:val="20"/>
+          <w:sz w:val="22"/>
+          <w:szCs w:val="22"/>
         </w:rPr>
         <w:t xml:space="preserve">Fundación MAPFRE. (s. f.). </w:t>
       </w:r>
@@ -9500,8 +9034,8 @@
           <w:i/>
           <w:iCs/>
           <w:color w:val="3B3B3B"/>
-          <w:sz w:val="20"/>
-          <w:szCs w:val="20"/>
+          <w:sz w:val="22"/>
+          <w:szCs w:val="22"/>
         </w:rPr>
         <w:t xml:space="preserve">Método simplificado de evaluación del riesgo de incendio: MESERI</w:t>
       </w:r>
@@ -9509,25 +9043,25 @@
         <w:rPr>
           <w:rFonts w:ascii="Arial" w:cs="Arial" w:eastAsia="Arial" w:hAnsi="Arial"/>
           <w:color w:val="3B3B3B"/>
-          <w:sz w:val="20"/>
-          <w:szCs w:val="20"/>
+          <w:sz w:val="22"/>
+          <w:szCs w:val="22"/>
         </w:rPr>
         <w:t xml:space="preserve">.</w:t>
       </w:r>
     </w:p>
     <w:p>
       <w:pPr>
-        <w:spacing w:after="160" w:line="288"/>
+        <w:spacing w:after="0" w:line="480" w:lineRule="auto"/>
         <w:ind w:left="720" w:hanging="720"/>
       </w:pPr>
       <w:r>
         <w:rPr>
           <w:rFonts w:ascii="Arial" w:cs="Arial" w:eastAsia="Arial" w:hAnsi="Arial"/>
           <w:color w:val="3B3B3B"/>
-          <w:sz w:val="20"/>
-          <w:szCs w:val="20"/>
+          <w:sz w:val="22"/>
+          <w:szCs w:val="22"/>
         </w:rPr>
-        <w:t xml:space="preserve">Google. (2026). </w:t>
+        <w:t xml:space="preserve">Google. (s. f.). [Medición de la superficie del CEDI D1 Lebrija y ruta desde la Estación de Bomberos de Lebrija, Santander]. </w:t>
       </w:r>
       <w:r>
         <w:rPr>
@@ -9535,19 +9069,54 @@
           <w:i/>
           <w:iCs/>
           <w:color w:val="3B3B3B"/>
-          <w:sz w:val="20"/>
-          <w:szCs w:val="20"/>
+          <w:sz w:val="22"/>
+          <w:szCs w:val="22"/>
         </w:rPr>
-        <w:t xml:space="preserve">Google Maps: medición de la superficie del CEDI D1 Lebrija y ruta desde la Estación de Bomberos de Lebrija</w:t>
+        <w:t xml:space="preserve">Google Maps</w:t>
       </w:r>
       <w:r>
         <w:rPr>
           <w:rFonts w:ascii="Arial" w:cs="Arial" w:eastAsia="Arial" w:hAnsi="Arial"/>
           <w:color w:val="3B3B3B"/>
-          <w:sz w:val="20"/>
-          <w:szCs w:val="20"/>
+          <w:sz w:val="22"/>
+          <w:szCs w:val="22"/>
         </w:rPr>
-        <w:t xml:space="preserve">. https://maps.google.com</w:t>
+        <w:t xml:space="preserve">. Recuperado el 23 de octubre de 2026, de https://maps.google.com</w:t>
+      </w:r>
+    </w:p>
+    <w:p>
+      <w:pPr>
+        <w:spacing w:after="0" w:line="480" w:lineRule="auto"/>
+        <w:ind w:left="720" w:hanging="720"/>
+      </w:pPr>
+      <w:r>
+        <w:rPr>
+          <w:rFonts w:ascii="Arial" w:cs="Arial" w:eastAsia="Arial" w:hAnsi="Arial"/>
+          <w:color w:val="3B3B3B"/>
+          <w:sz w:val="22"/>
+          <w:szCs w:val="22"/>
+        </w:rPr>
+        <w:t xml:space="preserve">Unidades Tecnológicas de Santander. (s. f.). </w:t>
+      </w:r>
+      <w:r>
+        <w:rPr>
+          <w:rFonts w:ascii="Arial" w:cs="Arial" w:eastAsia="Arial" w:hAnsi="Arial"/>
+          <w:i/>
+          <w:iCs/>
+          <w:color w:val="3B3B3B"/>
+          <w:sz w:val="22"/>
+          <w:szCs w:val="22"/>
+        </w:rPr>
+        <w:t xml:space="preserve">Metodología: evaluación del riesgo de incendio MESERI</w:t>
+      </w:r>
+      <w:r>
+        <w:rPr>
+          <w:rFonts w:ascii="Arial" w:cs="Arial" w:eastAsia="Arial" w:hAnsi="Arial"/>
+          <w:color w:val="3B3B3B"/>
+          <w:sz w:val="22"/>
+          <w:szCs w:val="22"/>
+        </w:rPr>
+        <w:t xml:space="preserve"> [Diapositivas de clase]. Electiva Complementaria Salud Ocupacional.</w:t>
       </w:r>
     </w:p>
     <w:p>
@@ -9557,24 +9126,41 @@
         <w:pageBreakBefore/>
       </w:pPr>
       <w:r>
-        <w:t xml:space="preserve">Anexo. Registro fotográfico complementario</w:t>
+        <w:t xml:space="preserve">Anexo A</w:t>
       </w:r>
     </w:p>
     <w:p>
       <w:pPr>
-        <w:keepNext/>
-        <w:spacing w:after="100" w:before="240"/>
+        <w:spacing w:after="0" w:line="480"/>
+        <w:jc w:val="center"/>
       </w:pPr>
       <w:r>
         <w:rPr>
           <w:rFonts w:ascii="Arial" w:cs="Arial" w:eastAsia="Arial" w:hAnsi="Arial"/>
           <w:b/>
           <w:bCs/>
-          <w:color w:val="7E8410"/>
+          <w:color w:val="3B3B3B"/>
           <w:sz w:val="22"/>
           <w:szCs w:val="22"/>
         </w:rPr>
-        <w:t xml:space="preserve">Imágenes ampliadas de la Tabla 3</w:t>
+        <w:t xml:space="preserve">Registro Fotográfico Complementario</w:t>
+      </w:r>
+    </w:p>
+    <w:p>
+      <w:pPr>
+        <w:keepNext/>
+        <w:spacing w:after="80" w:before="200"/>
+      </w:pPr>
+      <w:r>
+        <w:rPr>
+          <w:rFonts w:ascii="Arial" w:cs="Arial" w:eastAsia="Arial" w:hAnsi="Arial"/>
+          <w:b/>
+          <w:bCs/>
+          <w:color w:val="3B3B3B"/>
+          <w:sz w:val="22"/>
+          <w:szCs w:val="22"/>
+        </w:rPr>
+        <w:t xml:space="preserve">Figuras Ampliadas de la Tabla 3</w:t>
       </w:r>
     </w:p>
     <w:tbl>
@@ -9674,7 +9260,7 @@
                 <w:sz w:val="14"/>
                 <w:szCs w:val="14"/>
               </w:rPr>
-              <w:t xml:space="preserve">Imagen 4. </w:t>
+              <w:t xml:space="preserve">Figura 4. </w:t>
             </w:r>
             <w:r>
               <w:rPr>
@@ -9765,7 +9351,7 @@
                 <w:sz w:val="14"/>
                 <w:szCs w:val="14"/>
               </w:rPr>
-              <w:t xml:space="preserve">Imagen 5. </w:t>
+              <w:t xml:space="preserve">Figura 5. </w:t>
             </w:r>
             <w:r>
               <w:rPr>
@@ -9861,7 +9447,7 @@
                 <w:sz w:val="14"/>
                 <w:szCs w:val="14"/>
               </w:rPr>
-              <w:t xml:space="preserve">Imagen 8. </w:t>
+              <w:t xml:space="preserve">Figura 8. </w:t>
             </w:r>
             <w:r>
               <w:rPr>
@@ -9952,7 +9538,7 @@
                 <w:sz w:val="14"/>
                 <w:szCs w:val="14"/>
               </w:rPr>
-              <w:t xml:space="preserve">Imagen 9. </w:t>
+              <w:t xml:space="preserve">Figura 9. </w:t>
             </w:r>
             <w:r>
               <w:rPr>
@@ -10048,7 +9634,7 @@
                 <w:sz w:val="14"/>
                 <w:szCs w:val="14"/>
               </w:rPr>
-              <w:t xml:space="preserve">Imagen 12. </w:t>
+              <w:t xml:space="preserve">Figura 12. </w:t>
             </w:r>
             <w:r>
               <w:rPr>
@@ -10139,7 +9725,7 @@
                 <w:sz w:val="14"/>
                 <w:szCs w:val="14"/>
               </w:rPr>
-              <w:t xml:space="preserve">Imagen 13. </w:t>
+              <w:t xml:space="preserve">Figura 13. </w:t>
             </w:r>
             <w:r>
               <w:rPr>
@@ -10159,18 +9745,18 @@
     <w:p>
       <w:pPr>
         <w:keepNext/>
-        <w:spacing w:after="100" w:before="240"/>
+        <w:spacing w:after="80" w:before="200"/>
       </w:pPr>
       <w:r>
         <w:rPr>
           <w:rFonts w:ascii="Arial" w:cs="Arial" w:eastAsia="Arial" w:hAnsi="Arial"/>
           <w:b/>
           <w:bCs/>
-          <w:color w:val="7E8410"/>
+          <w:color w:val="3B3B3B"/>
           <w:sz w:val="22"/>
           <w:szCs w:val="22"/>
         </w:rPr>
-        <w:t xml:space="preserve">Mezanine administrativo</w:t>
+        <w:t xml:space="preserve">Mezanine Administrativo</w:t>
       </w:r>
     </w:p>
     <w:tbl>
@@ -10272,7 +9858,7 @@
                 <w:sz w:val="14"/>
                 <w:szCs w:val="14"/>
               </w:rPr>
-              <w:t xml:space="preserve">Imagen A1. </w:t>
+              <w:t xml:space="preserve">Figura A1. </w:t>
             </w:r>
             <w:r>
               <w:rPr>
@@ -10363,7 +9949,7 @@
                 <w:sz w:val="14"/>
                 <w:szCs w:val="14"/>
               </w:rPr>
-              <w:t xml:space="preserve">Imagen A2. </w:t>
+              <w:t xml:space="preserve">Figura A2. </w:t>
             </w:r>
             <w:r>
               <w:rPr>
@@ -10454,7 +10040,7 @@
                 <w:sz w:val="14"/>
                 <w:szCs w:val="14"/>
               </w:rPr>
-              <w:t xml:space="preserve">Imagen A3. </w:t>
+              <w:t xml:space="preserve">Figura A3. </w:t>
             </w:r>
             <w:r>
               <w:rPr>
@@ -10545,7 +10131,7 @@
                 <w:sz w:val="14"/>
                 <w:szCs w:val="14"/>
               </w:rPr>
-              <w:t xml:space="preserve">Imagen A4. </w:t>
+              <w:t xml:space="preserve">Figura A4. </w:t>
             </w:r>
             <w:r>
               <w:rPr>
@@ -10565,18 +10151,18 @@
     <w:p>
       <w:pPr>
         <w:keepNext/>
-        <w:spacing w:after="100" w:before="240"/>
+        <w:spacing w:after="80" w:before="200"/>
       </w:pPr>
       <w:r>
         <w:rPr>
           <w:rFonts w:ascii="Arial" w:cs="Arial" w:eastAsia="Arial" w:hAnsi="Arial"/>
           <w:b/>
           <w:bCs/>
-          <w:color w:val="7E8410"/>
+          <w:color w:val="3B3B3B"/>
           <w:sz w:val="22"/>
           <w:szCs w:val="22"/>
         </w:rPr>
-        <w:t xml:space="preserve">Sistema de bombeo contra incendio</w:t>
+        <w:t xml:space="preserve">Sistema de Bombeo Contra Incendio</w:t>
       </w:r>
     </w:p>
     <w:tbl>
@@ -10678,7 +10264,7 @@
                 <w:sz w:val="14"/>
                 <w:szCs w:val="14"/>
               </w:rPr>
-              <w:t xml:space="preserve">Imagen A5. </w:t>
+              <w:t xml:space="preserve">Figura A5. </w:t>
             </w:r>
             <w:r>
               <w:rPr>
@@ -10769,7 +10355,7 @@
                 <w:sz w:val="14"/>
                 <w:szCs w:val="14"/>
               </w:rPr>
-              <w:t xml:space="preserve">Imagen A6. </w:t>
+              <w:t xml:space="preserve">Figura A6. </w:t>
             </w:r>
             <w:r>
               <w:rPr>
@@ -10860,7 +10446,7 @@
                 <w:sz w:val="14"/>
                 <w:szCs w:val="14"/>
               </w:rPr>
-              <w:t xml:space="preserve">Imagen A7. </w:t>
+              <w:t xml:space="preserve">Figura A7. </w:t>
             </w:r>
             <w:r>
               <w:rPr>
@@ -10951,7 +10537,7 @@
                 <w:sz w:val="14"/>
                 <w:szCs w:val="14"/>
               </w:rPr>
-              <w:t xml:space="preserve">Imagen A8. </w:t>
+              <w:t xml:space="preserve">Figura A8. </w:t>
             </w:r>
             <w:r>
               <w:rPr>
@@ -10971,18 +10557,18 @@
     <w:p>
       <w:pPr>
         <w:keepNext/>
-        <w:spacing w:after="100" w:before="240"/>
+        <w:spacing w:after="80" w:before="200"/>
       </w:pPr>
       <w:r>
         <w:rPr>
           <w:rFonts w:ascii="Arial" w:cs="Arial" w:eastAsia="Arial" w:hAnsi="Arial"/>
           <w:b/>
           <w:bCs/>
-          <w:color w:val="7E8410"/>
+          <w:color w:val="3B3B3B"/>
           <w:sz w:val="22"/>
           <w:szCs w:val="22"/>
         </w:rPr>
-        <w:t xml:space="preserve">Equipos de protección</w:t>
+        <w:t xml:space="preserve">Equipos de Protección</w:t>
       </w:r>
     </w:p>
     <w:tbl>
@@ -11084,7 +10670,7 @@
                 <w:sz w:val="14"/>
                 <w:szCs w:val="14"/>
               </w:rPr>
-              <w:t xml:space="preserve">Imagen A9. </w:t>
+              <w:t xml:space="preserve">Figura A9. </w:t>
             </w:r>
             <w:r>
               <w:rPr>
@@ -11175,7 +10761,7 @@
                 <w:sz w:val="14"/>
                 <w:szCs w:val="14"/>
               </w:rPr>
-              <w:t xml:space="preserve">Imagen A10. </w:t>
+              <w:t xml:space="preserve">Figura A10. </w:t>
             </w:r>
             <w:r>
               <w:rPr>
@@ -11266,7 +10852,7 @@
                 <w:sz w:val="14"/>
                 <w:szCs w:val="14"/>
               </w:rPr>
-              <w:t xml:space="preserve">Imagen A11. </w:t>
+              <w:t xml:space="preserve">Figura A11. </w:t>
             </w:r>
             <w:r>
               <w:rPr>
@@ -11357,7 +10943,7 @@
                 <w:sz w:val="14"/>
                 <w:szCs w:val="14"/>
               </w:rPr>
-              <w:t xml:space="preserve">Imagen A12. </w:t>
+              <w:t xml:space="preserve">Figura A12. </w:t>
             </w:r>
             <w:r>
               <w:rPr>
@@ -11377,18 +10963,18 @@
     <w:p>
       <w:pPr>
         <w:keepNext/>
-        <w:spacing w:after="100" w:before="240"/>
+        <w:spacing w:after="80" w:before="200"/>
       </w:pPr>
       <w:r>
         <w:rPr>
           <w:rFonts w:ascii="Arial" w:cs="Arial" w:eastAsia="Arial" w:hAnsi="Arial"/>
           <w:b/>
           <w:bCs/>
-          <w:color w:val="7E8410"/>
+          <w:color w:val="3B3B3B"/>
           <w:sz w:val="22"/>
           <w:szCs w:val="22"/>
         </w:rPr>
-        <w:t xml:space="preserve">Bodega y muelles</w:t>
+        <w:t xml:space="preserve">Bodega y Muelles</w:t>
       </w:r>
     </w:p>
     <w:tbl>
@@ -11490,7 +11076,7 @@
                 <w:sz w:val="14"/>
                 <w:szCs w:val="14"/>
               </w:rPr>
-              <w:t xml:space="preserve">Imagen A13. </w:t>
+              <w:t xml:space="preserve">Figura A13. </w:t>
             </w:r>
             <w:r>
               <w:rPr>
@@ -11581,7 +11167,7 @@
                 <w:sz w:val="14"/>
                 <w:szCs w:val="14"/>
               </w:rPr>
-              <w:t xml:space="preserve">Imagen A14. </w:t>
+              <w:t xml:space="preserve">Figura A14. </w:t>
             </w:r>
             <w:r>
               <w:rPr>
@@ -11672,7 +11258,7 @@
                 <w:sz w:val="14"/>
                 <w:szCs w:val="14"/>
               </w:rPr>
-              <w:t xml:space="preserve">Imagen A15. </w:t>
+              <w:t xml:space="preserve">Figura A15. </w:t>
             </w:r>
             <w:r>
               <w:rPr>
@@ -11763,7 +11349,7 @@
                 <w:sz w:val="14"/>
                 <w:szCs w:val="14"/>
               </w:rPr>
-              <w:t xml:space="preserve">Imagen A16. </w:t>
+              <w:t xml:space="preserve">Figura A16. </w:t>
             </w:r>
             <w:r>
               <w:rPr>
@@ -11786,7 +11372,7 @@
       <w:footerReference w:type="default" r:id="rId9"/>
       <w:footerReference w:type="first" r:id="rId10"/>
       <w:pgSz w:w="12240" w:h="15840" w:orient="portrait"/>
-      <w:pgMar w:top="1300" w:right="1440" w:bottom="1200" w:left="1440" w:header="600" w:footer="560" w:gutter="0"/>
+      <w:pgMar w:top="1440" w:right="1440" w:bottom="1440" w:left="1440" w:header="708" w:footer="708" w:gutter="0"/>
       <w:pgNumType/>
       <w:titlePg/>
       <w:docGrid w:linePitch="360"/>
@@ -11843,9 +11429,7 @@
       <w:pBdr>
         <w:top w:val="single" w:color="C9C9C9" w:sz="6" w:space="6"/>
       </w:pBdr>
-      <w:tabs>
-        <w:tab w:val="right" w:pos="9360"/>
-      </w:tabs>
+      <w:jc w:val="center"/>
     </w:pPr>
     <w:r>
       <w:rPr>
@@ -11854,60 +11438,7 @@
         <w:sz w:val="16"/>
         <w:szCs w:val="16"/>
       </w:rPr>
-      <w:t xml:space="preserve">CEDI D1 Lebrija · Electiva Complementaria Salud Ocupacional</w:t>
-    </w:r>
-    <w:r>
-      <w:t xml:space="preserve">	</w:t>
-    </w:r>
-    <w:r>
-      <w:rPr>
-        <w:rFonts w:ascii="Arial" w:cs="Arial" w:eastAsia="Arial" w:hAnsi="Arial"/>
-        <w:b/>
-        <w:bCs/>
-        <w:color w:val="3B3B3B"/>
-        <w:sz w:val="16"/>
-        <w:szCs w:val="16"/>
-      </w:rPr>
-      <w:t xml:space="preserve">Página </w:t>
-    </w:r>
-    <w:r>
-      <w:rPr>
-        <w:rFonts w:ascii="Arial" w:cs="Arial" w:eastAsia="Arial" w:hAnsi="Arial"/>
-        <w:b/>
-        <w:bCs/>
-        <w:color w:val="3B3B3B"/>
-        <w:sz w:val="16"/>
-        <w:szCs w:val="16"/>
-      </w:rPr>
-      <w:fldChar w:fldCharType="begin"/>
-      <w:instrText xml:space="preserve">PAGE</w:instrText>
-      <w:fldChar w:fldCharType="separate"/>
-      <w:fldChar w:fldCharType="end"/>
-    </w:r>
-    <w:r>
-      <w:rPr>
-        <w:rFonts w:ascii="Arial" w:cs="Arial" w:eastAsia="Arial" w:hAnsi="Arial"/>
-        <w:b/>
-        <w:bCs/>
-        <w:color w:val="3B3B3B"/>
-        <w:sz w:val="16"/>
-        <w:szCs w:val="16"/>
-      </w:rPr>
-      <w:t xml:space="preserve"> de </w:t>
-    </w:r>
-    <w:r>
-      <w:rPr>
-        <w:rFonts w:ascii="Arial" w:cs="Arial" w:eastAsia="Arial" w:hAnsi="Arial"/>
-        <w:b/>
-        <w:bCs/>
-        <w:color w:val="3B3B3B"/>
-        <w:sz w:val="16"/>
-        <w:szCs w:val="16"/>
-      </w:rPr>
-      <w:fldChar w:fldCharType="begin"/>
-      <w:instrText xml:space="preserve">NUMPAGES</w:instrText>
-      <w:fldChar w:fldCharType="separate"/>
-      <w:fldChar w:fldCharType="end"/>
+      <w:t xml:space="preserve">Evaluación de Riesgos de Incendio – Método MESERI · CEDI D1 Lebrija</w:t>
     </w:r>
   </w:p>
 </w:ftr>
@@ -12008,27 +11539,19 @@
       </w:drawing>
     </w:r>
     <w:r>
-      <w:rPr>
-        <w:rFonts w:ascii="Arial" w:cs="Arial" w:eastAsia="Arial" w:hAnsi="Arial"/>
-        <w:b/>
-        <w:bCs/>
-        <w:color w:val="3B3B3B"/>
-        <w:sz w:val="16"/>
-        <w:szCs w:val="16"/>
-      </w:rPr>
-      <w:t xml:space="preserve">   Unidades Tecnológicas de Santander</w:t>
-    </w:r>
-    <w:r>
       <w:t xml:space="preserve">	</w:t>
     </w:r>
     <w:r>
       <w:rPr>
         <w:rFonts w:ascii="Arial" w:cs="Arial" w:eastAsia="Arial" w:hAnsi="Arial"/>
-        <w:color w:val="6B6B6B"/>
-        <w:sz w:val="16"/>
-        <w:szCs w:val="16"/>
+        <w:color w:val="3B3B3B"/>
+        <w:sz w:val="22"/>
+        <w:szCs w:val="22"/>
       </w:rPr>
-      <w:t xml:space="preserve">Evaluación de Riesgos de Incendio – Método MESERI</w:t>
+      <w:fldChar w:fldCharType="begin"/>
+      <w:instrText xml:space="preserve">PAGE</w:instrText>
+      <w:fldChar w:fldCharType="separate"/>
+      <w:fldChar w:fldCharType="end"/>
     </w:r>
   </w:p>
 </w:hdr>
@@ -12036,7 +11559,23 @@
 
 <file path=word/header2.xml><?xml version="1.0" encoding="utf-8"?>
 <w:hdr xmlns:wpc="http://schemas.microsoft.com/office/word/2010/wordprocessingCanvas" xmlns:mc="http://schemas.openxmlformats.org/markup-compatibility/2006" xmlns:o="urn:schemas-microsoft-com:office:office" xmlns:r="http://schemas.openxmlformats.org/officeDocument/2006/relationships" xmlns:m="http://schemas.openxmlformats.org/officeDocument/2006/math" xmlns:v="urn:schemas-microsoft-com:vml" xmlns:wp14="http://schemas.microsoft.com/office/word/2010/wordprocessingDrawing" xmlns:wp="http://schemas.openxmlformats.org/drawingml/2006/wordprocessingDrawing" xmlns:w10="urn:schemas-microsoft-com:office:word" xmlns:w="http://schemas.openxmlformats.org/wordprocessingml/2006/main" xmlns:w14="http://schemas.microsoft.com/office/word/2010/wordml" xmlns:w15="http://schemas.microsoft.com/office/word/2012/wordml" xmlns:wpg="http://schemas.microsoft.com/office/word/2010/wordprocessingGroup" xmlns:wpi="http://schemas.microsoft.com/office/word/2010/wordprocessingInk" xmlns:wne="http://schemas.microsoft.com/office/word/2006/wordml" xmlns:wps="http://schemas.microsoft.com/office/word/2010/wordprocessingShape" xmlns:cx="http://schemas.microsoft.com/office/drawing/2014/chartex" xmlns:cx1="http://schemas.microsoft.com/office/drawing/2015/9/8/chartex" xmlns:cx2="http://schemas.microsoft.com/office/drawing/2015/10/21/chartex" xmlns:cx3="http://schemas.microsoft.com/office/drawing/2016/5/9/chartex" xmlns:cx4="http://schemas.microsoft.com/office/drawing/2016/5/10/chartex" xmlns:cx5="http://schemas.microsoft.com/office/drawing/2016/5/11/chartex" xmlns:cx6="http://schemas.microsoft.com/office/drawing/2016/5/12/chartex" xmlns:cx7="http://schemas.microsoft.com/office/drawing/2016/5/13/chartex" xmlns:cx8="http://schemas.microsoft.com/office/drawing/2016/5/14/chartex" xmlns:w16cid="http://schemas.microsoft.com/office/word/2016/wordml/cid" xmlns:w16se="http://schemas.microsoft.com/office/word/2015/wordml/symex">
-  <w:p/>
+  <w:p>
+    <w:pPr>
+      <w:jc w:val="right"/>
+    </w:pPr>
+    <w:r>
+      <w:rPr>
+        <w:rFonts w:ascii="Arial" w:cs="Arial" w:eastAsia="Arial" w:hAnsi="Arial"/>
+        <w:color w:val="3B3B3B"/>
+        <w:sz w:val="22"/>
+        <w:szCs w:val="22"/>
+      </w:rPr>
+      <w:fldChar w:fldCharType="begin"/>
+      <w:instrText xml:space="preserve">PAGE</w:instrText>
+      <w:fldChar w:fldCharType="separate"/>
+      <w:fldChar w:fldCharType="end"/>
+    </w:r>
+  </w:p>
 </w:hdr>
 </file>
 
@@ -12349,11 +11888,8 @@
     <w:qFormat/>
     <w:pPr>
       <w:keepNext/>
-      <w:pBdr>
-        <w:left w:val="single" w:color="CAD225" w:sz="36" w:space="10"/>
-      </w:pBdr>
-      <w:spacing w:after="220" w:before="600"/>
-      <w:ind w:left="200"/>
+      <w:spacing w:after="0" w:before="360" w:line="480"/>
+      <w:jc w:val="center"/>
       <w:outlineLvl w:val="0"/>
     </w:pPr>
     <w:rPr>
@@ -12361,8 +11897,28 @@
       <w:b/>
       <w:bCs/>
       <w:color w:val="3B3B3B"/>
-      <w:sz w:val="30"/>
-      <w:szCs w:val="30"/>
+      <w:sz w:val="22"/>
+      <w:szCs w:val="22"/>
+    </w:rPr>
+  </w:style>
+  <w:style w:type="paragraph" w:styleId="Heading2">
+    <w:name w:val="Heading 2"/>
+    <w:basedOn w:val="Normal"/>
+    <w:next w:val="Normal"/>
+    <w:qFormat/>
+    <w:pPr>
+      <w:keepNext/>
+      <w:spacing w:after="0" w:before="120" w:line="480"/>
+      <w:jc w:val="left"/>
+      <w:outlineLvl w:val="1"/>
+    </w:pPr>
+    <w:rPr>
+      <w:rFonts w:ascii="Arial" w:cs="Arial" w:eastAsia="Arial" w:hAnsi="Arial"/>
+      <w:b/>
+      <w:bCs/>
+      <w:color w:val="3B3B3B"/>
+      <w:sz w:val="22"/>
+      <w:szCs w:val="22"/>
     </w:rPr>
   </w:style>
 </w:styles>

--- a/Evaluacion_Riesgos_Incendio_CEDI_D1_Lebrija.docx
+++ b/Evaluacion_Riesgos_Incendio_CEDI_D1_Lebrija.docx
@@ -7658,7 +7658,7 @@
                 <w:sz w:val="16"/>
                 <w:szCs w:val="16"/>
               </w:rPr>
-              <w:t xml:space="preserve">por confirmar</w:t>
+              <w:t xml:space="preserve">no existe</w:t>
             </w:r>
           </w:p>
         </w:tc>
@@ -7848,7 +7848,7 @@
           <w:sz w:val="22"/>
           <w:szCs w:val="22"/>
         </w:rPr>
-        <w:t xml:space="preserve">. La Tabla 5 muestra cómo mejoraría el resultado si se certifica la brigada contra incendios.</w:t>
+        <w:t xml:space="preserve">. El CEDI no cuenta con brigada contra incendios, por lo que BCI = 0; la Tabla 5 muestra cómo mejoraría el resultado si se conformara una.</w:t>
       </w:r>
     </w:p>
     <w:p>
@@ -8382,7 +8382,7 @@
                 <w:sz w:val="18"/>
                 <w:szCs w:val="18"/>
               </w:rPr>
-              <w:t xml:space="preserve">Con brigada certificada</w:t>
+              <w:t xml:space="preserve">Si se conforma una brigada</w:t>
             </w:r>
           </w:p>
         </w:tc>
@@ -8590,7 +8590,7 @@
           <w:sz w:val="18"/>
           <w:szCs w:val="18"/>
         </w:rPr>
-        <w:t xml:space="preserve">La brigada contra incendios (BCI) suma 1 punto directamente a P.</w:t>
+        <w:t xml:space="preserve">La brigada contra incendios (BCI) suma 1 punto directamente a P. La ausencia de brigada la informó el personal del CEDI (comunicación personal, octubre de 2026).</w:t>
       </w:r>
     </w:p>
     <w:p>
@@ -8744,6 +8744,25 @@
     </w:p>
     <w:p>
       <w:pPr>
+        <w:pStyle w:val="ListParagraph"/>
+        <w:numPr>
+          <w:ilvl w:val="0"/>
+          <w:numId w:val="2"/>
+        </w:numPr>
+        <w:spacing w:after="0" w:line="480" w:lineRule="auto"/>
+      </w:pPr>
+      <w:r>
+        <w:rPr>
+          <w:rFonts w:ascii="Arial" w:cs="Arial" w:eastAsia="Arial" w:hAnsi="Arial"/>
+          <w:color w:val="3B3B3B"/>
+          <w:sz w:val="22"/>
+          <w:szCs w:val="22"/>
+        </w:rPr>
+        <w:t xml:space="preserve">No existe brigada contra incendios.</w:t>
+      </w:r>
+    </w:p>
+    <w:p>
+      <w:pPr>
         <w:pStyle w:val="Heading2"/>
         <w:keepNext/>
       </w:pPr>
@@ -8890,7 +8909,7 @@
           <w:sz w:val="22"/>
           <w:szCs w:val="22"/>
         </w:rPr>
-        <w:t xml:space="preserve">Certificar la brigada contra incendios: P subiría a 7,32.</w:t>
+        <w:t xml:space="preserve">Conformar y capacitar una brigada contra incendios: P subiría a 7,32.</w:t>
       </w:r>
     </w:p>
     <w:p>

--- a/Evaluacion_Riesgos_Incendio_CEDI_D1_Lebrija.docx
+++ b/Evaluacion_Riesgos_Incendio_CEDI_D1_Lebrija.docx
@@ -1691,7 +1691,7 @@
                 <w:sz w:val="18"/>
                 <w:szCs w:val="18"/>
               </w:rPr>
-              <w:t xml:space="preserve">Altura libre interior de 18 m (21 m por fuera). Rango de 15 a 30 m.</w:t>
+              <w:t xml:space="preserve">Un piso con mezanine (coef. 3) y 18 m hasta las cerchas (entre 15 y 20 m, coef. 1). Se toma el menor: 1.</w:t>
             </w:r>
           </w:p>
         </w:tc>
@@ -2056,7 +2056,7 @@
                 <w:sz w:val="32"/>
                 <w:szCs w:val="32"/>
               </w:rPr>
-              <w:t xml:space="preserve">5</w:t>
+              <w:t xml:space="preserve">7</w:t>
             </w:r>
           </w:p>
         </w:tc>
@@ -2089,7 +2089,7 @@
                 <w:sz w:val="18"/>
                 <w:szCs w:val="18"/>
               </w:rPr>
-              <w:t xml:space="preserve">Cerchas y cubierta metálicas sobre columnas de concreto: estructura no combustible.</w:t>
+              <w:t xml:space="preserve">Estructura mixta: columnas de concreto (resistente, 10) y cerchas metálicas (no combustible, 5). Se toma un valor intermedio: 7.</w:t>
             </w:r>
           </w:p>
         </w:tc>
@@ -3305,7 +3305,7 @@
                 <w:sz w:val="32"/>
                 <w:szCs w:val="32"/>
               </w:rPr>
-              <w:t xml:space="preserve">2</w:t>
+              <w:t xml:space="preserve">0</w:t>
             </w:r>
           </w:p>
         </w:tc>
@@ -3338,7 +3338,7 @@
                 <w:sz w:val="18"/>
                 <w:szCs w:val="18"/>
               </w:rPr>
-              <w:t xml:space="preserve">Gran volumen de alimentos y bebidas empacados en cartón y plástico: carga alta (2.000 a 5.000 MJ/m²).</w:t>
+              <w:t xml:space="preserve">Gran volumen de alimentos y bebidas empacados en cartón y plástico, apilados hasta 10 m: carga alta, más de 200 Mcal/m².</w:t>
             </w:r>
           </w:p>
         </w:tc>
@@ -3469,7 +3469,7 @@
                 <w:sz w:val="18"/>
                 <w:szCs w:val="18"/>
               </w:rPr>
-              <w:t xml:space="preserve">1.3.3 Inflamabilidad</w:t>
+              <w:t xml:space="preserve">1.3.3 Combustibilidad</w:t>
             </w:r>
           </w:p>
         </w:tc>
@@ -3537,7 +3537,7 @@
                 <w:sz w:val="18"/>
                 <w:szCs w:val="18"/>
               </w:rPr>
-              <w:t xml:space="preserve">Predominan sólidos combustibles (cartón, plástico, madera). Inflamabilidad media.</w:t>
+              <w:t xml:space="preserve">Cartón, madera de estibas y plástico de empaque: materiales de combustibilidad media (M.2 y M.3).</w:t>
             </w:r>
           </w:p>
         </w:tc>
@@ -4352,7 +4352,7 @@
                 <w:sz w:val="14"/>
                 <w:szCs w:val="14"/>
               </w:rPr>
-              <w:t xml:space="preserve">Almacén visto desde el mezanine.</w:t>
+              <w:t xml:space="preserve">Vista general del almacén.</w:t>
             </w:r>
           </w:p>
         </w:tc>
@@ -4668,7 +4668,7 @@
                 <w:sz w:val="32"/>
                 <w:szCs w:val="32"/>
               </w:rPr>
-              <w:t xml:space="preserve">0</w:t>
+              <w:t xml:space="preserve">3</w:t>
             </w:r>
           </w:p>
         </w:tc>
@@ -4701,7 +4701,7 @@
                 <w:sz w:val="18"/>
                 <w:szCs w:val="18"/>
               </w:rPr>
-              <w:t xml:space="preserve">Cajas de cartón y plástico apiladas nivel sobre nivel hasta cerca del techo; el fuego puede subir de un nivel a otro. Alta.</w:t>
+              <w:t xml:space="preserve">Mide el paso del fuego entre pisos. La nave es de un piso, pero el mezanine de oficinas da a la bodega por ventanales de vidrio. Media.</w:t>
             </w:r>
           </w:p>
         </w:tc>
@@ -4792,7 +4792,7 @@
                 <w:sz w:val="14"/>
                 <w:szCs w:val="14"/>
               </w:rPr>
-              <w:t xml:space="preserve">Mercancía apilada en altura.</w:t>
+              <w:t xml:space="preserve">Ventanal del mezanine hacia la bodega.</w:t>
             </w:r>
           </w:p>
         </w:tc>
@@ -5340,7 +5340,7 @@
                 <w:sz w:val="18"/>
                 <w:szCs w:val="18"/>
               </w:rPr>
-              <w:t xml:space="preserve">Productos de aseo, conservas y enlatados en parte del inventario. Media.</w:t>
+              <w:t xml:space="preserve">Empaques plásticos (incluido PVC) y productos de aseo pueden liberar gases corrosivos, sin dañar de forma importante el edificio. Media.</w:t>
             </w:r>
           </w:p>
         </w:tc>
@@ -5707,7 +5707,7 @@
                 <w:sz w:val="32"/>
                 <w:szCs w:val="32"/>
               </w:rPr>
-              <w:t xml:space="preserve">54</w:t>
+              <w:t xml:space="preserve">57</w:t>
             </w:r>
           </w:p>
         </w:tc>
@@ -5742,7 +5742,7 @@
                 <w:sz w:val="18"/>
                 <w:szCs w:val="18"/>
               </w:rPr>
-              <w:t xml:space="preserve">de 129 puntos posibles (42 %)</w:t>
+              <w:t xml:space="preserve">de 129 puntos posibles (44 %)</w:t>
             </w:r>
           </w:p>
         </w:tc>
@@ -5795,7 +5795,7 @@
           <w:sz w:val="22"/>
           <w:szCs w:val="22"/>
         </w:rPr>
-        <w:t xml:space="preserve">Cada medio de protección se califica según exista con vigilancia (CV) o sin ella (SV).</w:t>
+        <w:t xml:space="preserve">Cada medio de protección se califica según exista con vigilancia (CV) o sin ella (SV). Se entiende por vigilancia la presencia permanente, todos los días del año, de una persona capacitada en el manejo de los equipos de extinción y con un plan de alarma (Unidades Tecnológicas de Santander, s. f.). Se califica con vigilancia porque el CEDI tiene personal de seguridad permanente en portería y los equipos reciben mantenimiento.</w:t>
       </w:r>
     </w:p>
     <w:p>
@@ -7510,7 +7510,7 @@
                 <w:sz w:val="48"/>
                 <w:szCs w:val="48"/>
               </w:rPr>
-              <w:t xml:space="preserve">54</w:t>
+              <w:t xml:space="preserve">57</w:t>
             </w:r>
           </w:p>
           <w:p>
@@ -7711,7 +7711,7 @@
                 <w:sz w:val="48"/>
                 <w:szCs w:val="48"/>
               </w:rPr>
-              <w:t xml:space="preserve">6,32</w:t>
+              <w:t xml:space="preserve">6,44</w:t>
             </w:r>
           </w:p>
           <w:p>
@@ -7784,7 +7784,7 @@
                 <w:sz w:val="28"/>
                 <w:szCs w:val="28"/>
               </w:rPr>
-              <w:t xml:space="preserve">P = 5(54) / 129  +  5(22) / 26  +  0  =  2,093 + 4,231 + 0  =  6,32</w:t>
+              <w:t xml:space="preserve">P = 5(57) / 129  +  5(22) / 26  +  0  =  2,209 + 4,231 + 0  =  6,44</w:t>
             </w:r>
           </w:p>
         </w:tc>
@@ -7819,7 +7819,7 @@
           <w:sz w:val="22"/>
           <w:szCs w:val="22"/>
         </w:rPr>
-        <w:t xml:space="preserve">P = 6,32</w:t>
+        <w:t xml:space="preserve">P = 6,44</w:t>
       </w:r>
       <w:r>
         <w:rPr>
@@ -8194,7 +8194,7 @@
                 <w:sz w:val="18"/>
                 <w:szCs w:val="18"/>
               </w:rPr>
-              <w:t xml:space="preserve">54</w:t>
+              <w:t xml:space="preserve">57</w:t>
             </w:r>
           </w:p>
         </w:tc>
@@ -8296,7 +8296,7 @@
                 <w:sz w:val="16"/>
                 <w:szCs w:val="16"/>
               </w:rPr>
-              <w:t xml:space="preserve">5(54)/129 + 5(22)/26 + 0</w:t>
+              <w:t xml:space="preserve">5(57)/129 + 5(22)/26 + 0</w:t>
             </w:r>
           </w:p>
         </w:tc>
@@ -8331,7 +8331,7 @@
                 <w:sz w:val="22"/>
                 <w:szCs w:val="22"/>
               </w:rPr>
-              <w:t xml:space="preserve">6,32</w:t>
+              <w:t xml:space="preserve">6,44</w:t>
             </w:r>
           </w:p>
           <w:p>
@@ -8415,7 +8415,7 @@
                 <w:sz w:val="18"/>
                 <w:szCs w:val="18"/>
               </w:rPr>
-              <w:t xml:space="preserve">54</w:t>
+              <w:t xml:space="preserve">57</w:t>
             </w:r>
           </w:p>
         </w:tc>
@@ -8514,7 +8514,7 @@
                 <w:sz w:val="16"/>
                 <w:szCs w:val="16"/>
               </w:rPr>
-              <w:t xml:space="preserve">5(54)/129 + 5(22)/26 + 1</w:t>
+              <w:t xml:space="preserve">5(57)/129 + 5(22)/26 + 1</w:t>
             </w:r>
           </w:p>
         </w:tc>
@@ -8548,7 +8548,7 @@
                 <w:sz w:val="22"/>
                 <w:szCs w:val="22"/>
               </w:rPr>
-              <w:t xml:space="preserve">7,32</w:t>
+              <w:t xml:space="preserve">7,44</w:t>
             </w:r>
           </w:p>
           <w:p>
@@ -8626,7 +8626,7 @@
           <w:sz w:val="22"/>
           <w:szCs w:val="22"/>
         </w:rPr>
-        <w:t xml:space="preserve">bueno (P = 6,32)</w:t>
+        <w:t xml:space="preserve">bueno (P = 6,44)</w:t>
       </w:r>
       <w:r>
         <w:rPr>
@@ -8682,7 +8682,7 @@
           <w:sz w:val="22"/>
           <w:szCs w:val="22"/>
         </w:rPr>
-        <w:t xml:space="preserve">Almacenamiento de unos 10 m de alto, que favorece la propagación vertical.</w:t>
+        <w:t xml:space="preserve">Almacenamiento de unos 10 m de alto.</w:t>
       </w:r>
     </w:p>
     <w:p>
@@ -8720,7 +8720,7 @@
           <w:sz w:val="22"/>
           <w:szCs w:val="22"/>
         </w:rPr>
-        <w:t xml:space="preserve">Carga térmica alta y mercancía muy sensible al calor y al humo.</w:t>
+        <w:t xml:space="preserve">Carga térmica alta (más de 200 Mcal/m²) y mercancía muy sensible al calor y al humo.</w:t>
       </w:r>
     </w:p>
     <w:p>
@@ -8909,7 +8909,7 @@
           <w:sz w:val="22"/>
           <w:szCs w:val="22"/>
         </w:rPr>
-        <w:t xml:space="preserve">Conformar y capacitar una brigada contra incendios: P subiría a 7,32.</w:t>
+        <w:t xml:space="preserve">Conformar y capacitar una brigada contra incendios: P subiría a 7,44.</w:t>
       </w:r>
     </w:p>
     <w:p>

--- a/Evaluacion_Riesgos_Incendio_CEDI_D1_Lebrija.docx
+++ b/Evaluacion_Riesgos_Incendio_CEDI_D1_Lebrija.docx
@@ -663,7 +663,7 @@
                 <w:sz w:val="18"/>
                 <w:szCs w:val="18"/>
               </w:rPr>
-              <w:t xml:space="preserve">Estructura</w:t>
+              <w:t xml:space="preserve">Accesos</w:t>
             </w:r>
           </w:p>
         </w:tc>
@@ -697,7 +697,7 @@
                 <w:sz w:val="18"/>
                 <w:szCs w:val="18"/>
               </w:rPr>
-              <w:t xml:space="preserve">Columnas de concreto y acero, cerchas y cubierta metálicas, muros de bloque.</w:t>
+              <w:t xml:space="preserve">Portería vehicular de 8 m de ancho y peatonal de 2 × 0,80 m. Bodega con 6 entradas: 3 de 2,50 × 2,50 m y 3 de 2,50 × 0,80 m (alto × ancho).</w:t>
             </w:r>
           </w:p>
         </w:tc>
@@ -738,7 +738,7 @@
                 <w:sz w:val="18"/>
                 <w:szCs w:val="18"/>
               </w:rPr>
-              <w:t xml:space="preserve">Áreas</w:t>
+              <w:t xml:space="preserve">Estructura</w:t>
             </w:r>
           </w:p>
         </w:tc>
@@ -772,7 +772,7 @@
                 <w:sz w:val="18"/>
                 <w:szCs w:val="18"/>
               </w:rPr>
-              <w:t xml:space="preserve">Bodega con racks, cava (frío), muelles, zonas de servicio y mezanine con oficinas, sala de capacitación y comedor.</w:t>
+              <w:t xml:space="preserve">Columnas de concreto y acero, cerchas y cubierta metálicas, muros de bloque.</w:t>
             </w:r>
           </w:p>
         </w:tc>
@@ -813,6 +813,81 @@
                 <w:sz w:val="18"/>
                 <w:szCs w:val="18"/>
               </w:rPr>
+              <w:t xml:space="preserve">Áreas</w:t>
+            </w:r>
+          </w:p>
+        </w:tc>
+        <w:tc>
+          <w:tcPr>
+            <w:tcW w:type="dxa" w:w="7160"/>
+            <w:tcBorders>
+              <w:top w:val="single" w:color="C9C9C9" w:sz="4"/>
+              <w:left w:val="single" w:color="C9C9C9" w:sz="4"/>
+              <w:bottom w:val="single" w:color="C9C9C9" w:sz="4"/>
+              <w:right w:val="single" w:color="C9C9C9" w:sz="4"/>
+            </w:tcBorders>
+            <w:shd w:fill="FFFFFF" w:color="auto" w:val="clear"/>
+            <w:tcMar>
+              <w:top w:type="dxa" w:w="100"/>
+              <w:left w:type="dxa" w:w="120"/>
+              <w:bottom w:type="dxa" w:w="100"/>
+              <w:right w:type="dxa" w:w="120"/>
+            </w:tcMar>
+            <w:vAlign w:val="center"/>
+          </w:tcPr>
+          <w:p>
+            <w:pPr>
+              <w:spacing w:line="264"/>
+              <w:jc w:val="left"/>
+            </w:pPr>
+            <w:r>
+              <w:rPr>
+                <w:rFonts w:ascii="Arial" w:cs="Arial" w:eastAsia="Arial" w:hAnsi="Arial"/>
+                <w:color w:val="3B3B3B"/>
+                <w:sz w:val="18"/>
+                <w:szCs w:val="18"/>
+              </w:rPr>
+              <w:t xml:space="preserve">Bodega con racks, cava (frío), muelles, zonas de servicio y mezanine con oficinas, sala de capacitación y comedor.</w:t>
+            </w:r>
+          </w:p>
+        </w:tc>
+      </w:tr>
+      <w:tr>
+        <w:trPr>
+          <w:cantSplit/>
+        </w:trPr>
+        <w:tc>
+          <w:tcPr>
+            <w:tcW w:type="dxa" w:w="2200"/>
+            <w:tcBorders>
+              <w:top w:val="single" w:color="C9C9C9" w:sz="4"/>
+              <w:left w:val="single" w:color="C9C9C9" w:sz="4"/>
+              <w:bottom w:val="single" w:color="C9C9C9" w:sz="4"/>
+              <w:right w:val="single" w:color="C9C9C9" w:sz="4"/>
+            </w:tcBorders>
+            <w:shd w:fill="F4F7D3" w:color="auto" w:val="clear"/>
+            <w:tcMar>
+              <w:top w:type="dxa" w:w="100"/>
+              <w:left w:type="dxa" w:w="120"/>
+              <w:bottom w:type="dxa" w:w="100"/>
+              <w:right w:type="dxa" w:w="120"/>
+            </w:tcMar>
+            <w:vAlign w:val="center"/>
+          </w:tcPr>
+          <w:p>
+            <w:pPr>
+              <w:spacing w:line="264"/>
+              <w:jc w:val="left"/>
+            </w:pPr>
+            <w:r>
+              <w:rPr>
+                <w:rFonts w:ascii="Arial" w:cs="Arial" w:eastAsia="Arial" w:hAnsi="Arial"/>
+                <w:b/>
+                <w:bCs/>
+                <w:color w:val="3B3B3B"/>
+                <w:sz w:val="18"/>
+                <w:szCs w:val="18"/>
+              </w:rPr>
               <w:t xml:space="preserve">Protección</w:t>
             </w:r>
           </w:p>
@@ -826,7 +901,7 @@
               <w:bottom w:val="single" w:color="C9C9C9" w:sz="4"/>
               <w:right w:val="single" w:color="C9C9C9" w:sz="4"/>
             </w:tcBorders>
-            <w:shd w:fill="FFFFFF" w:color="auto" w:val="clear"/>
+            <w:shd w:fill="F4F7D3" w:color="auto" w:val="clear"/>
             <w:tcMar>
               <w:top w:type="dxa" w:w="100"/>
               <w:left w:type="dxa" w:w="120"/>
@@ -875,7 +950,7 @@
           <w:sz w:val="18"/>
           <w:szCs w:val="18"/>
         </w:rPr>
-        <w:t xml:space="preserve">Elaboración propia con datos del Fondo Inmobiliario Colombia (s. f.) y de la inspección en sitio.</w:t>
+        <w:t xml:space="preserve">Elaboración propia con datos del Fondo Inmobiliario Colombia (s. f.), de la inspección en sitio y del personal del CEDI (comunicación personal, octubre de 2026).</w:t>
       </w:r>
     </w:p>
     <w:p>
@@ -2813,7 +2888,7 @@
                 <w:sz w:val="18"/>
                 <w:szCs w:val="18"/>
               </w:rPr>
-              <w:t xml:space="preserve">Acceso pavimentado de más de 4 m, apto para tractomulas, y vía perimetral alrededor de la nave. Accesibilidad buena.</w:t>
+              <w:t xml:space="preserve">Acceso pavimentado con portería vehicular de 8 m de ancho (más de 4 m), vía perimetral alrededor de la nave y 6 entradas a la bodega. Accesibilidad buena.</w:t>
             </w:r>
           </w:p>
         </w:tc>
@@ -5770,7 +5845,7 @@
           <w:sz w:val="18"/>
           <w:szCs w:val="18"/>
         </w:rPr>
-        <w:t xml:space="preserve">Coeficientes asignados según la tabla del Método MESERI (Fundación MAPFRE, s. f.; Unidades Tecnológicas de Santander, s. f.). La altura de las estanterías, el acceso pavimentado y el valor del inventario los informó el personal del CEDI (comunicación personal, octubre de 2026).</w:t>
+        <w:t xml:space="preserve">Coeficientes asignados según la tabla del Método MESERI (Fundación MAPFRE, s. f.; Unidades Tecnológicas de Santander, s. f.). La altura de las estanterías, el acceso pavimentado, las medidas de los accesos y el valor del inventario los informó el personal del CEDI (comunicación personal, octubre de 2026).</w:t>
       </w:r>
     </w:p>
     <w:p>

--- a/Evaluacion_Riesgos_Incendio_CEDI_D1_Lebrija.docx
+++ b/Evaluacion_Riesgos_Incendio_CEDI_D1_Lebrija.docx
@@ -697,7 +697,7 @@
                 <w:sz w:val="18"/>
                 <w:szCs w:val="18"/>
               </w:rPr>
-              <w:t xml:space="preserve">Portería vehicular de 8 m de ancho y peatonal de 2 × 0,80 m. Bodega con 6 entradas: 3 de 2,50 × 2,50 m y 3 de 2,50 × 0,80 m (alto × ancho).</w:t>
+              <w:t xml:space="preserve">Portería vehicular de 8 m de ancho y peatonal de 2 × 0,80 m. Edificio del CEDI con 6 entradas: 3 de 2,50 × 2,50 m y 3 de 2,50 × 0,80 m (alto × ancho).</w:t>
             </w:r>
           </w:p>
         </w:tc>
@@ -2888,7 +2888,7 @@
                 <w:sz w:val="18"/>
                 <w:szCs w:val="18"/>
               </w:rPr>
-              <w:t xml:space="preserve">Acceso pavimentado con portería vehicular de 8 m de ancho (más de 4 m), vía perimetral alrededor de la nave y 6 entradas a la bodega. Accesibilidad buena.</w:t>
+              <w:t xml:space="preserve">Acceso pavimentado con portería vehicular de 8 m de ancho (más de 4 m), vía perimetral alrededor de la nave y 6 entradas al edificio del CEDI. Accesibilidad buena.</w:t>
             </w:r>
           </w:p>
         </w:tc>

--- a/Evaluacion_Riesgos_Incendio_CEDI_D1_Lebrija.docx
+++ b/Evaluacion_Riesgos_Incendio_CEDI_D1_Lebrija.docx
@@ -2888,7 +2888,7 @@
                 <w:sz w:val="18"/>
                 <w:szCs w:val="18"/>
               </w:rPr>
-              <w:t xml:space="preserve">Acceso pavimentado con portería vehicular de 8 m de ancho (más de 4 m), vía perimetral alrededor de la nave y 6 entradas al edificio del CEDI. Accesibilidad buena.</w:t>
+              <w:t xml:space="preserve">Acceso pavimentado con portería vehicular de 8 m de ancho (más de 4 m), vía perimetral alrededor del edificio y 6 entradas al edificio del CEDI. Accesibilidad buena.</w:t>
             </w:r>
           </w:p>
         </w:tc>
@@ -4776,7 +4776,7 @@
                 <w:sz w:val="18"/>
                 <w:szCs w:val="18"/>
               </w:rPr>
-              <w:t xml:space="preserve">Mide el paso del fuego entre pisos. La nave es de un piso, pero el mezanine de oficinas da a la bodega por ventanales de vidrio. Media.</w:t>
+              <w:t xml:space="preserve">Mide el paso del fuego entre pisos. El edificio es de un piso, pero el mezanine de oficinas da a la bodega por ventanales de vidrio. Media.</w:t>
             </w:r>
           </w:p>
         </w:tc>
@@ -8861,7 +8861,7 @@
           <w:sz w:val="22"/>
           <w:szCs w:val="22"/>
         </w:rPr>
-        <w:t xml:space="preserve">Rociadores automáticos en toda la nave (8 puntos).</w:t>
+        <w:t xml:space="preserve">Rociadores automáticos en todo el edificio, bajo la cubierta (8 puntos).</w:t>
       </w:r>
     </w:p>
     <w:p>

--- a/Evaluacion_Riesgos_Incendio_CEDI_D1_Lebrija.docx
+++ b/Evaluacion_Riesgos_Incendio_CEDI_D1_Lebrija.docx
@@ -7811,6 +7811,40 @@
         <w:spacing w:after="280"/>
       </w:pPr>
     </w:p>
+    <w:p>
+      <w:pPr>
+        <w:keepNext/>
+        <w:spacing w:after="0" w:before="240" w:line="480"/>
+      </w:pPr>
+      <w:r>
+        <w:rPr>
+          <w:rFonts w:ascii="Arial" w:cs="Arial" w:eastAsia="Arial" w:hAnsi="Arial"/>
+          <w:b/>
+          <w:bCs/>
+          <w:color w:val="3B3B3B"/>
+          <w:sz w:val="22"/>
+          <w:szCs w:val="22"/>
+        </w:rPr>
+        <w:t xml:space="preserve">Tabla 5</w:t>
+      </w:r>
+    </w:p>
+    <w:p>
+      <w:pPr>
+        <w:keepNext/>
+        <w:spacing w:after="60" w:line="480"/>
+      </w:pPr>
+      <w:r>
+        <w:rPr>
+          <w:rFonts w:ascii="Arial" w:cs="Arial" w:eastAsia="Arial" w:hAnsi="Arial"/>
+          <w:i/>
+          <w:iCs/>
+          <w:color w:val="3B3B3B"/>
+          <w:sz w:val="22"/>
+          <w:szCs w:val="22"/>
+        </w:rPr>
+        <w:t xml:space="preserve">Cálculo del coeficiente de protección</w:t>
+      </w:r>
+    </w:p>
     <w:tbl>
       <w:tblPr>
         <w:tblW w:type="dxa" w:w="9360"/>
@@ -7825,24 +7859,292 @@
         <w:tblLayout w:type="fixed"/>
       </w:tblPr>
       <w:tblGrid>
-        <w:gridCol w:w="9360"/>
+        <w:gridCol w:w="2400"/>
+        <w:gridCol w:w="6960"/>
       </w:tblGrid>
       <w:tr>
-        <w:tc>
-          <w:tcPr>
-            <w:tcW w:type="dxa" w:w="9360"/>
-            <w:tcBorders>
-              <w:top w:val="single" w:color="CAD225" w:sz="12"/>
-              <w:left w:val="single" w:color="CAD225" w:sz="12"/>
-              <w:bottom w:val="single" w:color="CAD225" w:sz="12"/>
-              <w:right w:val="single" w:color="CAD225" w:sz="12"/>
-            </w:tcBorders>
-            <w:shd w:fill="F4F7D3" w:color="auto" w:val="clear"/>
+        <w:trPr>
+          <w:cantSplit/>
+        </w:trPr>
+        <w:tc>
+          <w:tcPr>
+            <w:tcW w:type="dxa" w:w="2400"/>
+            <w:tcBorders>
+              <w:top w:val="single" w:color="C9C9C9" w:sz="4"/>
+              <w:left w:val="single" w:color="C9C9C9" w:sz="4"/>
+              <w:bottom w:val="single" w:color="C9C9C9" w:sz="4"/>
+              <w:right w:val="single" w:color="C9C9C9" w:sz="4"/>
+            </w:tcBorders>
+            <w:shd w:fill="3B3B3B" w:color="auto" w:val="clear"/>
+            <w:tcMar>
+              <w:top w:type="dxa" w:w="100"/>
+              <w:left w:type="dxa" w:w="120"/>
+              <w:bottom w:type="dxa" w:w="100"/>
+              <w:right w:type="dxa" w:w="120"/>
+            </w:tcMar>
+            <w:vAlign w:val="center"/>
+          </w:tcPr>
+          <w:p>
+            <w:pPr>
+              <w:spacing w:line="264"/>
+              <w:jc w:val="center"/>
+            </w:pPr>
+            <w:r>
+              <w:rPr>
+                <w:rFonts w:ascii="Arial" w:cs="Arial" w:eastAsia="Arial" w:hAnsi="Arial"/>
+                <w:b/>
+                <w:bCs/>
+                <w:color w:val="FFFFFF"/>
+                <w:sz w:val="18"/>
+                <w:szCs w:val="18"/>
+              </w:rPr>
+              <w:t xml:space="preserve">FÓRMULA</w:t>
+            </w:r>
+          </w:p>
+        </w:tc>
+        <w:tc>
+          <w:tcPr>
+            <w:tcW w:type="dxa" w:w="6960"/>
+            <w:tcBorders>
+              <w:top w:val="single" w:color="C9C9C9" w:sz="4"/>
+              <w:left w:val="single" w:color="C9C9C9" w:sz="4"/>
+              <w:bottom w:val="single" w:color="C9C9C9" w:sz="4"/>
+              <w:right w:val="single" w:color="C9C9C9" w:sz="4"/>
+            </w:tcBorders>
+            <w:shd w:fill="FFFFFF" w:color="auto" w:val="clear"/>
             <w:tcMar>
               <w:top w:type="dxa" w:w="160"/>
-              <w:left w:type="dxa" w:w="200"/>
+              <w:left w:type="dxa" w:w="160"/>
               <w:bottom w:type="dxa" w:w="160"/>
-              <w:right w:type="dxa" w:w="200"/>
+              <w:right w:type="dxa" w:w="160"/>
+            </w:tcMar>
+            <w:vAlign w:val="center"/>
+          </w:tcPr>
+          <w:p>
+            <w:pPr>
+              <w:jc w:val="center"/>
+            </w:pPr>
+            <w:r>
+              <w:rPr>
+                <w:rFonts w:ascii="Arial" w:cs="Arial" w:eastAsia="Arial" w:hAnsi="Arial"/>
+                <w:b/>
+                <w:bCs/>
+                <w:color w:val="3B3B3B"/>
+                <w:sz w:val="26"/>
+                <w:szCs w:val="26"/>
+              </w:rPr>
+              <w:t xml:space="preserve">P = 5X / 129  +  5Y / 26  +  1(BCI)</w:t>
+            </w:r>
+          </w:p>
+        </w:tc>
+      </w:tr>
+      <w:tr>
+        <w:trPr>
+          <w:cantSplit/>
+        </w:trPr>
+        <w:tc>
+          <w:tcPr>
+            <w:tcW w:type="dxa" w:w="2400"/>
+            <w:tcBorders>
+              <w:top w:val="single" w:color="C9C9C9" w:sz="4"/>
+              <w:left w:val="single" w:color="C9C9C9" w:sz="4"/>
+              <w:bottom w:val="single" w:color="C9C9C9" w:sz="4"/>
+              <w:right w:val="single" w:color="C9C9C9" w:sz="4"/>
+            </w:tcBorders>
+            <w:shd w:fill="3B3B3B" w:color="auto" w:val="clear"/>
+            <w:tcMar>
+              <w:top w:type="dxa" w:w="100"/>
+              <w:left w:type="dxa" w:w="120"/>
+              <w:bottom w:type="dxa" w:w="100"/>
+              <w:right w:type="dxa" w:w="120"/>
+            </w:tcMar>
+            <w:vAlign w:val="center"/>
+          </w:tcPr>
+          <w:p>
+            <w:pPr>
+              <w:spacing w:line="264"/>
+              <w:jc w:val="center"/>
+            </w:pPr>
+            <w:r>
+              <w:rPr>
+                <w:rFonts w:ascii="Arial" w:cs="Arial" w:eastAsia="Arial" w:hAnsi="Arial"/>
+                <w:b/>
+                <w:bCs/>
+                <w:color w:val="FFFFFF"/>
+                <w:sz w:val="18"/>
+                <w:szCs w:val="18"/>
+              </w:rPr>
+              <w:t xml:space="preserve">PROCEDIMIENTO</w:t>
+            </w:r>
+          </w:p>
+        </w:tc>
+        <w:tc>
+          <w:tcPr>
+            <w:tcW w:type="dxa" w:w="6960"/>
+            <w:tcBorders>
+              <w:top w:val="single" w:color="C9C9C9" w:sz="4"/>
+              <w:left w:val="single" w:color="C9C9C9" w:sz="4"/>
+              <w:bottom w:val="single" w:color="C9C9C9" w:sz="4"/>
+              <w:right w:val="single" w:color="C9C9C9" w:sz="4"/>
+            </w:tcBorders>
+            <w:shd w:fill="FFFFFF" w:color="auto" w:val="clear"/>
+            <w:tcMar>
+              <w:top w:type="dxa" w:w="160"/>
+              <w:left w:type="dxa" w:w="160"/>
+              <w:bottom w:type="dxa" w:w="160"/>
+              <w:right w:type="dxa" w:w="160"/>
+            </w:tcMar>
+            <w:vAlign w:val="center"/>
+          </w:tcPr>
+          <w:p>
+            <w:pPr>
+              <w:jc w:val="center"/>
+            </w:pPr>
+            <w:r>
+              <w:rPr>
+                <w:rFonts w:ascii="Arial" w:cs="Arial" w:eastAsia="Arial" w:hAnsi="Arial"/>
+                <w:b/>
+                <w:bCs/>
+                <w:color w:val="3B3B3B"/>
+                <w:sz w:val="24"/>
+                <w:szCs w:val="24"/>
+              </w:rPr>
+              <w:t xml:space="preserve">P = 5(57) / 129  +  5(22) / 26  +  0</w:t>
+            </w:r>
+          </w:p>
+        </w:tc>
+      </w:tr>
+      <w:tr>
+        <w:trPr>
+          <w:cantSplit/>
+        </w:trPr>
+        <w:tc>
+          <w:tcPr>
+            <w:tcW w:type="dxa" w:w="2400"/>
+            <w:tcBorders>
+              <w:top w:val="single" w:color="C9C9C9" w:sz="4"/>
+              <w:left w:val="single" w:color="C9C9C9" w:sz="4"/>
+              <w:bottom w:val="single" w:color="C9C9C9" w:sz="4"/>
+              <w:right w:val="single" w:color="C9C9C9" w:sz="4"/>
+            </w:tcBorders>
+            <w:shd w:fill="3B3B3B" w:color="auto" w:val="clear"/>
+            <w:tcMar>
+              <w:top w:type="dxa" w:w="100"/>
+              <w:left w:type="dxa" w:w="120"/>
+              <w:bottom w:type="dxa" w:w="100"/>
+              <w:right w:type="dxa" w:w="120"/>
+            </w:tcMar>
+            <w:vAlign w:val="center"/>
+          </w:tcPr>
+          <w:p>
+            <w:pPr>
+              <w:spacing w:line="264"/>
+              <w:jc w:val="center"/>
+            </w:pPr>
+            <w:r>
+              <w:rPr>
+                <w:rFonts w:ascii="Arial" w:cs="Arial" w:eastAsia="Arial" w:hAnsi="Arial"/>
+                <w:b/>
+                <w:bCs/>
+                <w:color w:val="FFFFFF"/>
+                <w:sz w:val="18"/>
+                <w:szCs w:val="18"/>
+              </w:rPr>
+              <w:t xml:space="preserve"/>
+            </w:r>
+          </w:p>
+        </w:tc>
+        <w:tc>
+          <w:tcPr>
+            <w:tcW w:type="dxa" w:w="6960"/>
+            <w:tcBorders>
+              <w:top w:val="single" w:color="C9C9C9" w:sz="4"/>
+              <w:left w:val="single" w:color="C9C9C9" w:sz="4"/>
+              <w:bottom w:val="single" w:color="C9C9C9" w:sz="4"/>
+              <w:right w:val="single" w:color="C9C9C9" w:sz="4"/>
+            </w:tcBorders>
+            <w:shd w:fill="FFFFFF" w:color="auto" w:val="clear"/>
+            <w:tcMar>
+              <w:top w:type="dxa" w:w="160"/>
+              <w:left w:type="dxa" w:w="160"/>
+              <w:bottom w:type="dxa" w:w="160"/>
+              <w:right w:type="dxa" w:w="160"/>
+            </w:tcMar>
+            <w:vAlign w:val="center"/>
+          </w:tcPr>
+          <w:p>
+            <w:pPr>
+              <w:jc w:val="center"/>
+            </w:pPr>
+            <w:r>
+              <w:rPr>
+                <w:rFonts w:ascii="Arial" w:cs="Arial" w:eastAsia="Arial" w:hAnsi="Arial"/>
+                <w:b/>
+                <w:bCs/>
+                <w:color w:val="3B3B3B"/>
+                <w:sz w:val="24"/>
+                <w:szCs w:val="24"/>
+              </w:rPr>
+              <w:t xml:space="preserve">P = 2,209  +  4,231  +  0</w:t>
+            </w:r>
+          </w:p>
+        </w:tc>
+      </w:tr>
+      <w:tr>
+        <w:trPr>
+          <w:cantSplit/>
+        </w:trPr>
+        <w:tc>
+          <w:tcPr>
+            <w:tcW w:type="dxa" w:w="2400"/>
+            <w:tcBorders>
+              <w:top w:val="single" w:color="C9C9C9" w:sz="4"/>
+              <w:left w:val="single" w:color="C9C9C9" w:sz="4"/>
+              <w:bottom w:val="single" w:color="C9C9C9" w:sz="4"/>
+              <w:right w:val="single" w:color="C9C9C9" w:sz="4"/>
+            </w:tcBorders>
+            <w:shd w:fill="3B3B3B" w:color="auto" w:val="clear"/>
+            <w:tcMar>
+              <w:top w:type="dxa" w:w="100"/>
+              <w:left w:type="dxa" w:w="120"/>
+              <w:bottom w:type="dxa" w:w="100"/>
+              <w:right w:type="dxa" w:w="120"/>
+            </w:tcMar>
+            <w:vAlign w:val="center"/>
+          </w:tcPr>
+          <w:p>
+            <w:pPr>
+              <w:spacing w:line="264"/>
+              <w:jc w:val="center"/>
+            </w:pPr>
+            <w:r>
+              <w:rPr>
+                <w:rFonts w:ascii="Arial" w:cs="Arial" w:eastAsia="Arial" w:hAnsi="Arial"/>
+                <w:b/>
+                <w:bCs/>
+                <w:color w:val="FFFFFF"/>
+                <w:sz w:val="18"/>
+                <w:szCs w:val="18"/>
+              </w:rPr>
+              <w:t xml:space="preserve">RESPUESTA</w:t>
+            </w:r>
+          </w:p>
+        </w:tc>
+        <w:tc>
+          <w:tcPr>
+            <w:tcW w:type="dxa" w:w="6960"/>
+            <w:tcBorders>
+              <w:top w:val="single" w:color="C9C9C9" w:sz="4"/>
+              <w:left w:val="single" w:color="C9C9C9" w:sz="4"/>
+              <w:bottom w:val="single" w:color="C9C9C9" w:sz="4"/>
+              <w:right w:val="single" w:color="C9C9C9" w:sz="4"/>
+            </w:tcBorders>
+            <w:shd w:fill="CAD225" w:color="auto" w:val="clear"/>
+            <w:tcMar>
+              <w:top w:type="dxa" w:w="160"/>
+              <w:left w:type="dxa" w:w="160"/>
+              <w:bottom w:type="dxa" w:w="160"/>
+              <w:right w:type="dxa" w:w="160"/>
             </w:tcMar>
             <w:vAlign w:val="center"/>
           </w:tcPr>
@@ -7859,7 +8161,7 @@
                 <w:sz w:val="28"/>
                 <w:szCs w:val="28"/>
               </w:rPr>
-              <w:t xml:space="preserve">P = 5(57) / 129  +  5(22) / 26  +  0  =  2,209 + 4,231 + 0  =  6,44</w:t>
+              <w:t xml:space="preserve">P = 6,44  →  Riesgo bueno</w:t>
             </w:r>
           </w:p>
         </w:tc>
@@ -7867,8 +8169,28 @@
     </w:tbl>
     <w:p>
       <w:pPr>
-        <w:spacing w:after="280"/>
+        <w:spacing w:after="240" w:before="100"/>
       </w:pPr>
+      <w:r>
+        <w:rPr>
+          <w:rFonts w:ascii="Arial" w:cs="Arial" w:eastAsia="Arial" w:hAnsi="Arial"/>
+          <w:i/>
+          <w:iCs/>
+          <w:color w:val="3B3B3B"/>
+          <w:sz w:val="18"/>
+          <w:szCs w:val="18"/>
+        </w:rPr>
+        <w:t xml:space="preserve">Nota. </w:t>
+      </w:r>
+      <w:r>
+        <w:rPr>
+          <w:rFonts w:ascii="Arial" w:cs="Arial" w:eastAsia="Arial" w:hAnsi="Arial"/>
+          <w:color w:val="3B3B3B"/>
+          <w:sz w:val="18"/>
+          <w:szCs w:val="18"/>
+        </w:rPr>
+        <w:t xml:space="preserve">X = factores propios de las instalaciones (máx. 129); Y = factores de protección (máx. 26); BCI = brigada contra incendios (1 si existe, 0 si no).</w:t>
+      </w:r>
     </w:p>
     <w:p>
       <w:pPr>
@@ -7923,7 +8245,7 @@
           <w:sz w:val="22"/>
           <w:szCs w:val="22"/>
         </w:rPr>
-        <w:t xml:space="preserve">. El CEDI no cuenta con brigada contra incendios, por lo que BCI = 0; la Tabla 5 muestra cómo mejoraría el resultado si se conformara una.</w:t>
+        <w:t xml:space="preserve">. El CEDI no cuenta con brigada contra incendios, por lo que BCI = 0; la Tabla 6 muestra cómo mejoraría el resultado si se conformara una.</w:t>
       </w:r>
     </w:p>
     <w:p>
@@ -7940,7 +8262,7 @@
           <w:sz w:val="22"/>
           <w:szCs w:val="22"/>
         </w:rPr>
-        <w:t xml:space="preserve">Tabla 5</w:t>
+        <w:t xml:space="preserve">Tabla 6</w:t>
       </w:r>
     </w:p>
     <w:p>

--- a/Evaluacion_Riesgos_Incendio_CEDI_D1_Lebrija.docx
+++ b/Evaluacion_Riesgos_Incendio_CEDI_D1_Lebrija.docx
@@ -4,13 +4,13 @@
   <w:body>
     <w:p>
       <w:pPr>
-        <w:spacing w:after="0" w:before="240"/>
+        <w:spacing w:after="120" w:before="0"/>
         <w:jc w:val="center"/>
       </w:pPr>
       <w:r>
         <w:drawing>
           <wp:inline distT="0" distB="0" distL="0" distR="0">
-            <wp:extent cx="1238250" cy="866775"/>
+            <wp:extent cx="952500" cy="666750"/>
             <wp:effectExtent t="0" r="0" b="0" l="0"/>
             <wp:docPr id="1" name="" descr="" title=""/>
             <wp:cNvGraphicFramePr>
@@ -35,7 +35,7 @@
                   <pic:spPr bwMode="auto">
                     <a:xfrm>
                       <a:off x="0" y="0"/>
-                      <a:ext cx="1238250" cy="866775"/>
+                      <a:ext cx="952500" cy="666750"/>
                     </a:xfrm>
                     <a:prstGeom prst="rect">
                       <a:avLst/>
@@ -50,7 +50,7 @@
     </w:p>
     <w:p>
       <w:pPr>
-        <w:spacing w:after="0" w:before="1100" w:line="480" w:lineRule="auto"/>
+        <w:spacing w:after="0" w:before="0" w:line="480" w:lineRule="auto"/>
         <w:jc w:val="center"/>
       </w:pPr>
       <w:r>
@@ -87,27 +87,14 @@
     </w:p>
     <w:p>
       <w:pPr>
-        <w:spacing w:after="0" w:before="480" w:line="480" w:lineRule="auto"/>
+        <w:spacing w:after="0" w:before="1700" w:line="480" w:lineRule="auto"/>
         <w:jc w:val="center"/>
       </w:pPr>
       <w:r>
         <w:rPr>
           <w:rFonts w:ascii="Arial" w:cs="Arial" w:eastAsia="Arial" w:hAnsi="Arial"/>
-          <w:color w:val="3B3B3B"/>
-          <w:sz w:val="22"/>
-          <w:szCs w:val="22"/>
-        </w:rPr>
-        <w:t xml:space="preserve"/>
-      </w:r>
-    </w:p>
-    <w:p>
-      <w:pPr>
-        <w:spacing w:after="0" w:before="0" w:line="480" w:lineRule="auto"/>
-        <w:jc w:val="center"/>
-      </w:pPr>
-      <w:r>
-        <w:rPr>
-          <w:rFonts w:ascii="Arial" w:cs="Arial" w:eastAsia="Arial" w:hAnsi="Arial"/>
+          <w:b/>
+          <w:bCs/>
           <w:color w:val="3B3B3B"/>
           <w:sz w:val="22"/>
           <w:szCs w:val="22"/>
@@ -117,7 +104,33 @@
     </w:p>
     <w:p>
       <w:pPr>
-        <w:spacing w:after="0" w:before="0" w:line="480" w:lineRule="auto"/>
+        <w:spacing w:after="0" w:before="480" w:line="480" w:lineRule="auto"/>
+        <w:jc w:val="center"/>
+      </w:pPr>
+      <w:r>
+        <w:rPr>
+          <w:rFonts w:ascii="Arial" w:cs="Arial" w:eastAsia="Arial" w:hAnsi="Arial"/>
+          <w:b/>
+          <w:bCs/>
+          <w:color w:val="3B3B3B"/>
+          <w:sz w:val="22"/>
+          <w:szCs w:val="22"/>
+        </w:rPr>
+        <w:t xml:space="preserve">Profesor: </w:t>
+      </w:r>
+      <w:r>
+        <w:rPr>
+          <w:rFonts w:ascii="Arial" w:cs="Arial" w:eastAsia="Arial" w:hAnsi="Arial"/>
+          <w:color w:val="3B3B3B"/>
+          <w:sz w:val="22"/>
+          <w:szCs w:val="22"/>
+        </w:rPr>
+        <w:t xml:space="preserve">Jhonny Mauricio Ceron Cifuentes</w:t>
+      </w:r>
+    </w:p>
+    <w:p>
+      <w:pPr>
+        <w:spacing w:after="0" w:before="4300" w:line="480" w:lineRule="auto"/>
         <w:jc w:val="center"/>
       </w:pPr>
       <w:r>
@@ -153,11 +166,13 @@
       <w:r>
         <w:rPr>
           <w:rFonts w:ascii="Arial" w:cs="Arial" w:eastAsia="Arial" w:hAnsi="Arial"/>
+          <w:b/>
+          <w:bCs/>
           <w:color w:val="3B3B3B"/>
           <w:sz w:val="22"/>
           <w:szCs w:val="22"/>
         </w:rPr>
-        <w:t xml:space="preserve">Docente: Jhonny Mauricio Ceron Cifuentes</w:t>
+        <w:t xml:space="preserve">Octubre de 2026</w:t>
       </w:r>
     </w:p>
     <w:p>
@@ -172,7 +187,7 @@
           <w:sz w:val="22"/>
           <w:szCs w:val="22"/>
         </w:rPr>
-        <w:t xml:space="preserve">Octubre de 2026</w:t>
+        <w:t xml:space="preserve">Bucaramanga, Santander</w:t>
       </w:r>
     </w:p>
     <w:p>

--- a/Evaluacion_Riesgos_Incendio_CEDI_D1_Lebrija.docx
+++ b/Evaluacion_Riesgos_Incendio_CEDI_D1_Lebrija.docx
@@ -82,7 +82,7 @@
           <w:sz w:val="28"/>
           <w:szCs w:val="28"/>
         </w:rPr>
-        <w:t xml:space="preserve">en el CEDI D1 Bucaramanga / Lebrija</w:t>
+        <w:t xml:space="preserve">en el CEDI D1 Lebrija, Santander</w:t>
       </w:r>
     </w:p>
     <w:p>
@@ -412,7 +412,7 @@
                 <w:sz w:val="18"/>
                 <w:szCs w:val="18"/>
               </w:rPr>
-              <w:t xml:space="preserve">Sector San Pablo, Lebrija (Santander), vía Bucaramanga–Barrancabermeja. A 15 min de Bucaramanga y 2,5 km del aeropuerto Palonegro.</w:t>
+              <w:t xml:space="preserve">Sector San Pablo, Lebrija (Santander), vía Bucaramanga–Barrancabermeja. A 15 min de Bucaramanga y 2,5 km del aeropuerto Palonegro. Conocido comercialmente como CEDI Bucaramanga / Lebrija.</w:t>
             </w:r>
           </w:p>
         </w:tc>
@@ -430,7 +430,7 @@
               <w:bottom w:val="single" w:color="C9C9C9" w:sz="4"/>
               <w:right w:val="single" w:color="C9C9C9" w:sz="4"/>
             </w:tcBorders>
-            <w:shd w:fill="F4F7D3" w:color="auto" w:val="clear"/>
+            <w:shd w:fill="FFFFFF" w:color="auto" w:val="clear"/>
             <w:tcMar>
               <w:top w:type="dxa" w:w="100"/>
               <w:left w:type="dxa" w:w="120"/>
@@ -466,7 +466,7 @@
               <w:bottom w:val="single" w:color="C9C9C9" w:sz="4"/>
               <w:right w:val="single" w:color="C9C9C9" w:sz="4"/>
             </w:tcBorders>
-            <w:shd w:fill="F4F7D3" w:color="auto" w:val="clear"/>
+            <w:shd w:fill="FFFFFF" w:color="auto" w:val="clear"/>
             <w:tcMar>
               <w:top w:type="dxa" w:w="100"/>
               <w:left w:type="dxa" w:w="120"/>
@@ -505,7 +505,7 @@
               <w:bottom w:val="single" w:color="C9C9C9" w:sz="4"/>
               <w:right w:val="single" w:color="C9C9C9" w:sz="4"/>
             </w:tcBorders>
-            <w:shd w:fill="FFFFFF" w:color="auto" w:val="clear"/>
+            <w:shd w:fill="F4F7D3" w:color="auto" w:val="clear"/>
             <w:tcMar>
               <w:top w:type="dxa" w:w="100"/>
               <w:left w:type="dxa" w:w="120"/>
@@ -541,7 +541,7 @@
               <w:bottom w:val="single" w:color="C9C9C9" w:sz="4"/>
               <w:right w:val="single" w:color="C9C9C9" w:sz="4"/>
             </w:tcBorders>
-            <w:shd w:fill="FFFFFF" w:color="auto" w:val="clear"/>
+            <w:shd w:fill="F4F7D3" w:color="auto" w:val="clear"/>
             <w:tcMar>
               <w:top w:type="dxa" w:w="100"/>
               <w:left w:type="dxa" w:w="120"/>
@@ -580,7 +580,7 @@
               <w:bottom w:val="single" w:color="C9C9C9" w:sz="4"/>
               <w:right w:val="single" w:color="C9C9C9" w:sz="4"/>
             </w:tcBorders>
-            <w:shd w:fill="F4F7D3" w:color="auto" w:val="clear"/>
+            <w:shd w:fill="FFFFFF" w:color="auto" w:val="clear"/>
             <w:tcMar>
               <w:top w:type="dxa" w:w="100"/>
               <w:left w:type="dxa" w:w="120"/>
@@ -616,7 +616,7 @@
               <w:bottom w:val="single" w:color="C9C9C9" w:sz="4"/>
               <w:right w:val="single" w:color="C9C9C9" w:sz="4"/>
             </w:tcBorders>
-            <w:shd w:fill="F4F7D3" w:color="auto" w:val="clear"/>
+            <w:shd w:fill="FFFFFF" w:color="auto" w:val="clear"/>
             <w:tcMar>
               <w:top w:type="dxa" w:w="100"/>
               <w:left w:type="dxa" w:w="120"/>
@@ -655,7 +655,7 @@
               <w:bottom w:val="single" w:color="C9C9C9" w:sz="4"/>
               <w:right w:val="single" w:color="C9C9C9" w:sz="4"/>
             </w:tcBorders>
-            <w:shd w:fill="FFFFFF" w:color="auto" w:val="clear"/>
+            <w:shd w:fill="F4F7D3" w:color="auto" w:val="clear"/>
             <w:tcMar>
               <w:top w:type="dxa" w:w="100"/>
               <w:left w:type="dxa" w:w="120"/>
@@ -691,7 +691,7 @@
               <w:bottom w:val="single" w:color="C9C9C9" w:sz="4"/>
               <w:right w:val="single" w:color="C9C9C9" w:sz="4"/>
             </w:tcBorders>
-            <w:shd w:fill="FFFFFF" w:color="auto" w:val="clear"/>
+            <w:shd w:fill="F4F7D3" w:color="auto" w:val="clear"/>
             <w:tcMar>
               <w:top w:type="dxa" w:w="100"/>
               <w:left w:type="dxa" w:w="120"/>
@@ -730,7 +730,7 @@
               <w:bottom w:val="single" w:color="C9C9C9" w:sz="4"/>
               <w:right w:val="single" w:color="C9C9C9" w:sz="4"/>
             </w:tcBorders>
-            <w:shd w:fill="F4F7D3" w:color="auto" w:val="clear"/>
+            <w:shd w:fill="FFFFFF" w:color="auto" w:val="clear"/>
             <w:tcMar>
               <w:top w:type="dxa" w:w="100"/>
               <w:left w:type="dxa" w:w="120"/>
@@ -766,7 +766,7 @@
               <w:bottom w:val="single" w:color="C9C9C9" w:sz="4"/>
               <w:right w:val="single" w:color="C9C9C9" w:sz="4"/>
             </w:tcBorders>
-            <w:shd w:fill="F4F7D3" w:color="auto" w:val="clear"/>
+            <w:shd w:fill="FFFFFF" w:color="auto" w:val="clear"/>
             <w:tcMar>
               <w:top w:type="dxa" w:w="100"/>
               <w:left w:type="dxa" w:w="120"/>
@@ -805,7 +805,7 @@
               <w:bottom w:val="single" w:color="C9C9C9" w:sz="4"/>
               <w:right w:val="single" w:color="C9C9C9" w:sz="4"/>
             </w:tcBorders>
-            <w:shd w:fill="FFFFFF" w:color="auto" w:val="clear"/>
+            <w:shd w:fill="F4F7D3" w:color="auto" w:val="clear"/>
             <w:tcMar>
               <w:top w:type="dxa" w:w="100"/>
               <w:left w:type="dxa" w:w="120"/>
@@ -841,7 +841,7 @@
               <w:bottom w:val="single" w:color="C9C9C9" w:sz="4"/>
               <w:right w:val="single" w:color="C9C9C9" w:sz="4"/>
             </w:tcBorders>
-            <w:shd w:fill="FFFFFF" w:color="auto" w:val="clear"/>
+            <w:shd w:fill="F4F7D3" w:color="auto" w:val="clear"/>
             <w:tcMar>
               <w:top w:type="dxa" w:w="100"/>
               <w:left w:type="dxa" w:w="120"/>
@@ -880,7 +880,7 @@
               <w:bottom w:val="single" w:color="C9C9C9" w:sz="4"/>
               <w:right w:val="single" w:color="C9C9C9" w:sz="4"/>
             </w:tcBorders>
-            <w:shd w:fill="F4F7D3" w:color="auto" w:val="clear"/>
+            <w:shd w:fill="FFFFFF" w:color="auto" w:val="clear"/>
             <w:tcMar>
               <w:top w:type="dxa" w:w="100"/>
               <w:left w:type="dxa" w:w="120"/>
@@ -916,7 +916,7 @@
               <w:bottom w:val="single" w:color="C9C9C9" w:sz="4"/>
               <w:right w:val="single" w:color="C9C9C9" w:sz="4"/>
             </w:tcBorders>
-            <w:shd w:fill="F4F7D3" w:color="auto" w:val="clear"/>
+            <w:shd w:fill="FFFFFF" w:color="auto" w:val="clear"/>
             <w:tcMar>
               <w:top w:type="dxa" w:w="100"/>
               <w:left w:type="dxa" w:w="120"/>
